--- a/Microsoft Defender for Cloud.docx
+++ b/Microsoft Defender for Cloud.docx
@@ -8,52 +8,12 @@
           <w:b/>
           <w:bCs/>
         </w:rPr>
-        <w:t xml:space="preserve">Microsoft Defender for Cloud — </w:t>
-      </w:r>
-      <w:proofErr w:type="spellStart"/>
-      <w:r>
-        <w:rPr>
-          <w:b/>
-          <w:bCs/>
-        </w:rPr>
-        <w:t>Lab</w:t>
-      </w:r>
-      <w:proofErr w:type="spellEnd"/>
-      <w:r>
-        <w:rPr>
-          <w:b/>
-          <w:bCs/>
-        </w:rPr>
-        <w:t xml:space="preserve"> CSPM &amp; </w:t>
-      </w:r>
-      <w:proofErr w:type="spellStart"/>
-      <w:r>
-        <w:rPr>
-          <w:b/>
-          <w:bCs/>
-        </w:rPr>
-        <w:t>Workload</w:t>
-      </w:r>
-      <w:proofErr w:type="spellEnd"/>
-      <w:r>
-        <w:rPr>
-          <w:b/>
-          <w:bCs/>
-        </w:rPr>
-        <w:t xml:space="preserve"> Protection</w:t>
-      </w:r>
-    </w:p>
-    <w:p>
-      <w:r>
-        <w:t xml:space="preserve">Ce </w:t>
-      </w:r>
-      <w:proofErr w:type="spellStart"/>
-      <w:r>
-        <w:t>lab</w:t>
-      </w:r>
-      <w:proofErr w:type="spellEnd"/>
-      <w:r>
-        <w:t xml:space="preserve"> déploie et mesure Microsoft Defender for Cloud sur un abonnement Azure personnel. Il couvre deux axes complémentaires : le </w:t>
+        <w:t>Microsoft Defender for Cloud — Lab CSPM &amp; Workload Protection</w:t>
+      </w:r>
+    </w:p>
+    <w:p>
+      <w:r>
+        <w:t xml:space="preserve">Ce lab déploie et mesure Microsoft Defender for Cloud sur un abonnement Azure personnel. Il couvre deux axes complémentaires : le </w:t>
       </w:r>
       <w:r>
         <w:rPr>
@@ -63,59 +23,18 @@
         <w:t>CSPM</w:t>
       </w:r>
       <w:r>
-        <w:t xml:space="preserve"> (Cloud Security Posture Management) via le Secure Score, les </w:t>
-      </w:r>
-      <w:proofErr w:type="spellStart"/>
-      <w:r>
-        <w:t>Recommendations</w:t>
-      </w:r>
-      <w:proofErr w:type="spellEnd"/>
-      <w:r>
-        <w:t xml:space="preserve">, la </w:t>
-      </w:r>
-      <w:proofErr w:type="spellStart"/>
-      <w:r>
-        <w:t>Regulatory</w:t>
-      </w:r>
-      <w:proofErr w:type="spellEnd"/>
-      <w:r>
-        <w:t xml:space="preserve"> Compliance et les Attack </w:t>
-      </w:r>
-      <w:proofErr w:type="spellStart"/>
-      <w:r>
-        <w:t>Paths</w:t>
-      </w:r>
-      <w:proofErr w:type="spellEnd"/>
-      <w:r>
-        <w:t xml:space="preserve"> ; et la </w:t>
-      </w:r>
-      <w:r>
-        <w:rPr>
-          <w:b/>
-          <w:bCs/>
-        </w:rPr>
-        <w:t xml:space="preserve">protection des </w:t>
-      </w:r>
-      <w:proofErr w:type="spellStart"/>
-      <w:r>
-        <w:rPr>
-          <w:b/>
-          <w:bCs/>
-        </w:rPr>
-        <w:t>workloads</w:t>
-      </w:r>
-      <w:proofErr w:type="spellEnd"/>
-      <w:r>
-        <w:rPr>
-          <w:b/>
-          <w:bCs/>
-        </w:rPr>
-        <w:t xml:space="preserve"> (CWPP)</w:t>
+        <w:t xml:space="preserve"> (Cloud Security Posture Management) via le Secure Score, les Recommendations, la Regulatory Compliance et les Attack Paths ; et la </w:t>
+      </w:r>
+      <w:r>
+        <w:rPr>
+          <w:b/>
+          <w:bCs/>
+        </w:rPr>
+        <w:t>protection des workloads (CWPP)</w:t>
       </w:r>
       <w:r>
         <w:t xml:space="preserve"> via les plans Defender for Servers P2, Storage, SQL et Key Vault. L'infrastructure est provisionnée par </w:t>
       </w:r>
-      <w:proofErr w:type="spellStart"/>
       <w:r>
         <w:rPr>
           <w:b/>
@@ -123,7 +42,6 @@
         </w:rPr>
         <w:t>Terraform</w:t>
       </w:r>
-      <w:proofErr w:type="spellEnd"/>
       <w:r>
         <w:t xml:space="preserve">, les plans activés et désactivés par </w:t>
       </w:r>
@@ -145,15 +63,7 @@
         <w:t>Microsoft Sentinel</w:t>
       </w:r>
       <w:r>
-        <w:t xml:space="preserve"> (</w:t>
-      </w:r>
-      <w:proofErr w:type="spellStart"/>
-      <w:r>
-        <w:t>lab</w:t>
-      </w:r>
-      <w:proofErr w:type="spellEnd"/>
-      <w:r>
-        <w:t xml:space="preserve"> existant). Le résultat attendu est un delta de Secure Score documenté avant/après remédiation, avec un rapport de posture cloud en livrable final.</w:t>
+        <w:t xml:space="preserve"> (lab existant). Le résultat attendu est un delta de Secure Score documenté avant/après remédiation, avec un rapport de posture cloud en livrable final.</w:t>
       </w:r>
     </w:p>
     <w:p/>
@@ -170,23 +80,7 @@
     </w:p>
     <w:p>
       <w:r>
-        <w:t xml:space="preserve">Dans la continuité du </w:t>
-      </w:r>
-      <w:proofErr w:type="spellStart"/>
-      <w:r>
-        <w:t>lab</w:t>
-      </w:r>
-      <w:proofErr w:type="spellEnd"/>
-      <w:r>
-        <w:t xml:space="preserve"> Microsoft Sentinel déjà réalisé (SIEM/SOAR — détection et réponse aux incidents), ce </w:t>
-      </w:r>
-      <w:proofErr w:type="spellStart"/>
-      <w:r>
-        <w:t>lab</w:t>
-      </w:r>
-      <w:proofErr w:type="spellEnd"/>
-      <w:r>
-        <w:t xml:space="preserve"> ajoute la couche en amont du cycle de sécurité : </w:t>
+        <w:t xml:space="preserve">Dans la continuité du lab Microsoft Sentinel déjà réalisé (SIEM/SOAR — détection et réponse aux incidents), ce lab ajoute la couche en amont du cycle de sécurité : </w:t>
       </w:r>
       <w:r>
         <w:rPr>
@@ -227,15 +121,7 @@
         <w:t>Secure Score</w:t>
       </w:r>
       <w:r>
-        <w:t xml:space="preserve"> (indicateur chiffré de la posture) et génère des recommandations de </w:t>
-      </w:r>
-      <w:proofErr w:type="spellStart"/>
-      <w:r>
-        <w:t>hardening</w:t>
-      </w:r>
-      <w:proofErr w:type="spellEnd"/>
-      <w:r>
-        <w:t xml:space="preserve"> priorisées par risque.</w:t>
+        <w:t xml:space="preserve"> (indicateur chiffré de la posture) et génère des recommandations de hardening priorisées par risque.</w:t>
       </w:r>
     </w:p>
     <w:p>
@@ -253,23 +139,7 @@
           <w:b/>
           <w:bCs/>
         </w:rPr>
-        <w:t xml:space="preserve">CWPP (Cloud </w:t>
-      </w:r>
-      <w:proofErr w:type="spellStart"/>
-      <w:r>
-        <w:rPr>
-          <w:b/>
-          <w:bCs/>
-        </w:rPr>
-        <w:t>Workload</w:t>
-      </w:r>
-      <w:proofErr w:type="spellEnd"/>
-      <w:r>
-        <w:rPr>
-          <w:b/>
-          <w:bCs/>
-        </w:rPr>
-        <w:t xml:space="preserve"> Protection Platform)</w:t>
+        <w:t>CWPP (Cloud Workload Protection Platform)</w:t>
       </w:r>
       <w:r>
         <w:t xml:space="preserve"> surveille les ressources de calcul, stockage, bases de données et secrets, et génère des alertes de sécurité en cas de comportements anormaux.</w:t>
@@ -294,7 +164,6 @@
       <w:r>
         <w:t xml:space="preserve">Activer les plans CSPM et Defender (Servers P2, Storage, SQL, Key Vault) via </w:t>
       </w:r>
-      <w:proofErr w:type="spellStart"/>
       <w:r>
         <w:rPr>
           <w:b/>
@@ -302,7 +171,6 @@
         </w:rPr>
         <w:t>Terraform</w:t>
       </w:r>
-      <w:proofErr w:type="spellEnd"/>
       <w:r>
         <w:t xml:space="preserve"> (Infrastructure-as-Code, versionné Git)</w:t>
       </w:r>
@@ -336,15 +204,7 @@
         </w:numPr>
       </w:pPr>
       <w:r>
-        <w:t xml:space="preserve">Remédier aux </w:t>
-      </w:r>
-      <w:proofErr w:type="spellStart"/>
-      <w:r>
-        <w:t>recommendations</w:t>
-      </w:r>
-      <w:proofErr w:type="spellEnd"/>
-      <w:r>
-        <w:t xml:space="preserve"> critiques et mesurer le </w:t>
+        <w:t xml:space="preserve">Remédier aux recommendations critiques et mesurer le </w:t>
       </w:r>
       <w:r>
         <w:rPr>
@@ -362,15 +222,7 @@
         </w:numPr>
       </w:pPr>
       <w:r>
-        <w:t xml:space="preserve">Assigner les </w:t>
-      </w:r>
-      <w:proofErr w:type="spellStart"/>
-      <w:r>
-        <w:t>frameworks</w:t>
-      </w:r>
-      <w:proofErr w:type="spellEnd"/>
-      <w:r>
-        <w:t xml:space="preserve"> réglementaires </w:t>
+        <w:t xml:space="preserve">Assigner les frameworks réglementaires </w:t>
       </w:r>
       <w:r>
         <w:rPr>
@@ -411,15 +263,7 @@
         <w:t>alertes Defender</w:t>
       </w:r>
       <w:r>
-        <w:t xml:space="preserve"> sur les </w:t>
-      </w:r>
-      <w:proofErr w:type="spellStart"/>
-      <w:r>
-        <w:t>workloads</w:t>
-      </w:r>
-      <w:proofErr w:type="spellEnd"/>
-      <w:r>
-        <w:t xml:space="preserve"> de test (VM, Storage, Key Vault)</w:t>
+        <w:t xml:space="preserve"> sur les workloads de test (VM, Storage, Key Vault)</w:t>
       </w:r>
     </w:p>
     <w:p>
@@ -441,13 +285,8 @@
         <w:t>Microsoft Sentinel</w:t>
       </w:r>
       <w:r>
-        <w:t xml:space="preserve"> via le connecteur natif et créer des règles </w:t>
-      </w:r>
-      <w:proofErr w:type="spellStart"/>
-      <w:r>
-        <w:t>analytics</w:t>
-      </w:r>
-      <w:proofErr w:type="spellEnd"/>
+        <w:t xml:space="preserve"> via le connecteur natif et créer des règles analytics</w:t>
+      </w:r>
     </w:p>
     <w:p>
       <w:pPr>
@@ -592,11 +431,9 @@
             <w:pPr>
               <w:spacing w:after="160" w:line="278" w:lineRule="auto"/>
             </w:pPr>
-            <w:proofErr w:type="spellStart"/>
             <w:r>
               <w:t>IaC</w:t>
             </w:r>
-            <w:proofErr w:type="spellEnd"/>
           </w:p>
         </w:tc>
         <w:tc>
@@ -609,21 +446,8 @@
               <w:spacing w:after="160" w:line="278" w:lineRule="auto"/>
               <w:cnfStyle w:val="000000100000" w:firstRow="0" w:lastRow="0" w:firstColumn="0" w:lastColumn="0" w:oddVBand="0" w:evenVBand="0" w:oddHBand="1" w:evenHBand="0" w:firstRowFirstColumn="0" w:firstRowLastColumn="0" w:lastRowFirstColumn="0" w:lastRowLastColumn="0"/>
             </w:pPr>
-            <w:proofErr w:type="spellStart"/>
-            <w:r>
-              <w:t>Terraform</w:t>
-            </w:r>
-            <w:proofErr w:type="spellEnd"/>
-            <w:r>
-              <w:t xml:space="preserve"> (</w:t>
-            </w:r>
-            <w:proofErr w:type="spellStart"/>
-            <w:r>
-              <w:t>azurerm</w:t>
-            </w:r>
-            <w:proofErr w:type="spellEnd"/>
-            <w:r>
-              <w:t xml:space="preserve"> provider)</w:t>
+            <w:r>
+              <w:t>Terraform (azurerm provider)</w:t>
             </w:r>
           </w:p>
         </w:tc>
@@ -655,27 +479,7 @@
               <w:cnfStyle w:val="000000000000" w:firstRow="0" w:lastRow="0" w:firstColumn="0" w:lastColumn="0" w:oddVBand="0" w:evenVBand="0" w:oddHBand="0" w:evenHBand="0" w:firstRowFirstColumn="0" w:firstRowLastColumn="0" w:lastRowFirstColumn="0" w:lastRowLastColumn="0"/>
             </w:pPr>
             <w:r>
-              <w:t>PowerShell (</w:t>
-            </w:r>
-            <w:proofErr w:type="spellStart"/>
-            <w:proofErr w:type="gramStart"/>
-            <w:r>
-              <w:t>Az.Security</w:t>
-            </w:r>
-            <w:proofErr w:type="spellEnd"/>
-            <w:proofErr w:type="gramEnd"/>
-            <w:r>
-              <w:t xml:space="preserve">, </w:t>
-            </w:r>
-            <w:proofErr w:type="spellStart"/>
-            <w:proofErr w:type="gramStart"/>
-            <w:r>
-              <w:t>Az.Accounts</w:t>
-            </w:r>
-            <w:proofErr w:type="spellEnd"/>
-            <w:proofErr w:type="gramEnd"/>
-            <w:r>
-              <w:t>)</w:t>
+              <w:t>PowerShell (Az.Security, Az.Accounts)</w:t>
             </w:r>
           </w:p>
         </w:tc>
@@ -777,15 +581,7 @@
               <w:cnfStyle w:val="000000100000" w:firstRow="0" w:lastRow="0" w:firstColumn="0" w:lastColumn="0" w:oddVBand="0" w:evenVBand="0" w:oddHBand="1" w:evenHBand="0" w:firstRowFirstColumn="0" w:firstRowLastColumn="0" w:lastRowFirstColumn="0" w:lastRowLastColumn="0"/>
             </w:pPr>
             <w:r>
-              <w:t>Microsoft Sentinel (</w:t>
-            </w:r>
-            <w:proofErr w:type="spellStart"/>
-            <w:r>
-              <w:t>lab</w:t>
-            </w:r>
-            <w:proofErr w:type="spellEnd"/>
-            <w:r>
-              <w:t xml:space="preserve"> existant)</w:t>
+              <w:t>Microsoft Sentinel (lab existant)</w:t>
             </w:r>
           </w:p>
         </w:tc>
@@ -801,11 +597,9 @@
             <w:pPr>
               <w:spacing w:after="160" w:line="278" w:lineRule="auto"/>
             </w:pPr>
-            <w:proofErr w:type="spellStart"/>
             <w:r>
               <w:t>Versionning</w:t>
             </w:r>
-            <w:proofErr w:type="spellEnd"/>
           </w:p>
         </w:tc>
         <w:tc>
@@ -839,13 +633,8 @@
               <w:spacing w:after="160" w:line="278" w:lineRule="auto"/>
             </w:pPr>
             <w:r>
-              <w:t>On-</w:t>
-            </w:r>
-            <w:proofErr w:type="spellStart"/>
-            <w:r>
-              <w:t>premises</w:t>
-            </w:r>
-            <w:proofErr w:type="spellEnd"/>
+              <w:t>On-premises</w:t>
+            </w:r>
           </w:p>
         </w:tc>
         <w:tc>
@@ -1000,13 +789,8 @@
             <w:pPr>
               <w:spacing w:after="160" w:line="278" w:lineRule="auto"/>
             </w:pPr>
-            <w:proofErr w:type="spellStart"/>
-            <w:r>
-              <w:t>Frameworks</w:t>
-            </w:r>
-            <w:proofErr w:type="spellEnd"/>
-            <w:r>
-              <w:t xml:space="preserve"> compliance assignés</w:t>
+            <w:r>
+              <w:t>Frameworks compliance assignés</w:t>
             </w:r>
           </w:p>
         </w:tc>
@@ -1096,109 +880,33 @@
     </w:tbl>
     <w:p/>
     <w:p>
-      <w:proofErr w:type="gramStart"/>
-      <w:r>
-        <w:t>créé</w:t>
-      </w:r>
-      <w:proofErr w:type="gramEnd"/>
-      <w:r>
-        <w:t xml:space="preserve"> sur GitHub et le push fait</w:t>
-      </w:r>
-    </w:p>
-    <w:p>
-      <w:r>
-        <w:t># 1. Sur github.com → New repository → "azure-defender-</w:t>
-      </w:r>
-      <w:proofErr w:type="spellStart"/>
-      <w:r>
-        <w:t>lab</w:t>
-      </w:r>
-      <w:proofErr w:type="spellEnd"/>
-      <w:r>
-        <w:t xml:space="preserve">" → </w:t>
-      </w:r>
-      <w:proofErr w:type="spellStart"/>
-      <w:r>
-        <w:t>Create</w:t>
-      </w:r>
-      <w:proofErr w:type="spellEnd"/>
-      <w:r>
-        <w:t xml:space="preserve"> (sans README)</w:t>
-      </w:r>
-    </w:p>
-    <w:p>
-      <w:r>
-        <w:t xml:space="preserve"># 2. Dans ton terminal depuis le dossier du </w:t>
-      </w:r>
-      <w:proofErr w:type="spellStart"/>
-      <w:r>
-        <w:t>lab</w:t>
-      </w:r>
-      <w:proofErr w:type="spellEnd"/>
-      <w:r>
-        <w:t xml:space="preserve"> :</w:t>
-      </w:r>
-    </w:p>
-    <w:p>
-      <w:proofErr w:type="gramStart"/>
-      <w:r>
-        <w:t>cd</w:t>
-      </w:r>
-      <w:proofErr w:type="gramEnd"/>
-      <w:r>
-        <w:t xml:space="preserve"> "D:\personnel-ivan\PROJETS-PERSO-LAB\Microsoft Defender for Cloud"</w:t>
-      </w:r>
-    </w:p>
-    <w:p>
-      <w:proofErr w:type="gramStart"/>
-      <w:r>
-        <w:t>git</w:t>
-      </w:r>
-      <w:proofErr w:type="gramEnd"/>
-      <w:r>
-        <w:t xml:space="preserve"> </w:t>
-      </w:r>
-      <w:proofErr w:type="spellStart"/>
-      <w:r>
-        <w:t>remote</w:t>
-      </w:r>
-      <w:proofErr w:type="spellEnd"/>
-      <w:r>
-        <w:t xml:space="preserve"> </w:t>
-      </w:r>
-      <w:proofErr w:type="spellStart"/>
-      <w:r>
-        <w:t>add</w:t>
-      </w:r>
-      <w:proofErr w:type="spellEnd"/>
-      <w:r>
-        <w:t xml:space="preserve"> </w:t>
-      </w:r>
-      <w:proofErr w:type="spellStart"/>
-      <w:r>
-        <w:t>origin</w:t>
-      </w:r>
-      <w:proofErr w:type="spellEnd"/>
-      <w:r>
-        <w:t xml:space="preserve"> https://github.com/ngouneivan/azure-defender-lab.git</w:t>
-      </w:r>
-    </w:p>
-    <w:p>
-      <w:proofErr w:type="gramStart"/>
-      <w:r>
-        <w:t>git</w:t>
-      </w:r>
-      <w:proofErr w:type="gramEnd"/>
-      <w:r>
-        <w:t xml:space="preserve"> push -u </w:t>
-      </w:r>
-      <w:proofErr w:type="spellStart"/>
-      <w:r>
-        <w:t>origin</w:t>
-      </w:r>
-      <w:proofErr w:type="spellEnd"/>
-      <w:r>
-        <w:t xml:space="preserve"> main</w:t>
+      <w:r>
+        <w:t>créé sur GitHub et le push fait</w:t>
+      </w:r>
+    </w:p>
+    <w:p>
+      <w:r>
+        <w:t># 1. Sur github.com → New repository → "azure-defender-lab" → Create (sans README)</w:t>
+      </w:r>
+    </w:p>
+    <w:p>
+      <w:r>
+        <w:t># 2. Dans ton terminal depuis le dossier du lab :</w:t>
+      </w:r>
+    </w:p>
+    <w:p>
+      <w:r>
+        <w:t>cd "D:\personnel-ivan\PROJETS-PERSO-LAB\Microsoft Defender for Cloud"</w:t>
+      </w:r>
+    </w:p>
+    <w:p>
+      <w:r>
+        <w:t>git remote add origin https://github.com/ngouneivan/azure-defender-lab.git</w:t>
+      </w:r>
+    </w:p>
+    <w:p>
+      <w:r>
+        <w:t>git push -u origin main</w:t>
       </w:r>
     </w:p>
     <w:p>
@@ -1236,111 +944,24 @@
     </w:p>
     <w:p/>
     <w:p>
-      <w:proofErr w:type="gramStart"/>
-      <w:r>
-        <w:t>cd</w:t>
-      </w:r>
-      <w:proofErr w:type="gramEnd"/>
-      <w:r>
-        <w:t xml:space="preserve"> "D:\personnel-ivan\PROJETS-PERSO-LAB\Microsoft Defender for Cloud"</w:t>
-      </w:r>
-    </w:p>
-    <w:p>
-      <w:proofErr w:type="gramStart"/>
-      <w:r>
-        <w:t>git</w:t>
-      </w:r>
-      <w:proofErr w:type="gramEnd"/>
-      <w:r>
-        <w:t xml:space="preserve"> </w:t>
-      </w:r>
-      <w:proofErr w:type="spellStart"/>
-      <w:r>
-        <w:t>remote</w:t>
-      </w:r>
-      <w:proofErr w:type="spellEnd"/>
-      <w:r>
-        <w:t xml:space="preserve"> </w:t>
-      </w:r>
-      <w:proofErr w:type="spellStart"/>
-      <w:r>
-        <w:t>add</w:t>
-      </w:r>
-      <w:proofErr w:type="spellEnd"/>
-      <w:r>
-        <w:t xml:space="preserve"> </w:t>
-      </w:r>
-      <w:proofErr w:type="spellStart"/>
-      <w:r>
-        <w:t>origin</w:t>
-      </w:r>
-      <w:proofErr w:type="spellEnd"/>
-      <w:r>
-        <w:t xml:space="preserve"> https://github.com/ngouneivan/azure-defender-lab.git</w:t>
-      </w:r>
-    </w:p>
-    <w:p>
-      <w:proofErr w:type="gramStart"/>
-      <w:r>
-        <w:t>git</w:t>
-      </w:r>
-      <w:proofErr w:type="gramEnd"/>
-      <w:r>
-        <w:t xml:space="preserve"> push -u </w:t>
-      </w:r>
-      <w:proofErr w:type="spellStart"/>
-      <w:r>
-        <w:t>origin</w:t>
-      </w:r>
-      <w:proofErr w:type="spellEnd"/>
-      <w:r>
-        <w:t xml:space="preserve"> main</w:t>
+      <w:r>
+        <w:t>cd "D:\personnel-ivan\PROJETS-PERSO-LAB\Microsoft Defender for Cloud"</w:t>
+      </w:r>
+    </w:p>
+    <w:p>
+      <w:r>
+        <w:t>git remote add origin https://github.com/ngouneivan/azure-defender-lab.git</w:t>
+      </w:r>
+    </w:p>
+    <w:p>
+      <w:r>
+        <w:t>git push -u origin main</w:t>
       </w:r>
     </w:p>
     <w:p/>
     <w:p>
       <w:r>
-        <w:t xml:space="preserve">Résultat attendu : Branch 'main' set up to </w:t>
-      </w:r>
-      <w:proofErr w:type="spellStart"/>
-      <w:r>
-        <w:t>track</w:t>
-      </w:r>
-      <w:proofErr w:type="spellEnd"/>
-      <w:r>
-        <w:t xml:space="preserve"> </w:t>
-      </w:r>
-      <w:proofErr w:type="spellStart"/>
-      <w:r>
-        <w:t>remote</w:t>
-      </w:r>
-      <w:proofErr w:type="spellEnd"/>
-      <w:r>
-        <w:t xml:space="preserve"> </w:t>
-      </w:r>
-      <w:proofErr w:type="spellStart"/>
-      <w:r>
-        <w:t>branch</w:t>
-      </w:r>
-      <w:proofErr w:type="spellEnd"/>
-      <w:r>
-        <w:t xml:space="preserve"> 'main' </w:t>
-      </w:r>
-      <w:proofErr w:type="spellStart"/>
-      <w:r>
-        <w:t>from</w:t>
-      </w:r>
-      <w:proofErr w:type="spellEnd"/>
-      <w:r>
-        <w:t xml:space="preserve"> '</w:t>
-      </w:r>
-      <w:proofErr w:type="spellStart"/>
-      <w:r>
-        <w:t>origin</w:t>
-      </w:r>
-      <w:proofErr w:type="spellEnd"/>
-      <w:r>
-        <w:t>'</w:t>
+        <w:t>Résultat attendu : Branch 'main' set up to track remote branch 'main' from 'origin'</w:t>
       </w:r>
     </w:p>
     <w:p/>
@@ -1366,37 +987,12 @@
           <w:bCs/>
         </w:rPr>
       </w:pPr>
-      <w:proofErr w:type="gramStart"/>
-      <w:r>
-        <w:rPr>
-          <w:b/>
-          <w:bCs/>
-        </w:rPr>
-        <w:t>le</w:t>
-      </w:r>
-      <w:proofErr w:type="gramEnd"/>
-      <w:r>
-        <w:rPr>
-          <w:b/>
-          <w:bCs/>
-        </w:rPr>
-        <w:t xml:space="preserve"> module </w:t>
-      </w:r>
-      <w:proofErr w:type="spellStart"/>
-      <w:r>
-        <w:rPr>
-          <w:b/>
-          <w:bCs/>
-        </w:rPr>
-        <w:t>Az</w:t>
-      </w:r>
-      <w:proofErr w:type="spellEnd"/>
-      <w:r>
-        <w:rPr>
-          <w:b/>
-          <w:bCs/>
-        </w:rPr>
-        <w:t xml:space="preserve"> PowerShell n'est pas installé. C'est exactement un des prérequis de la </w:t>
+      <w:r>
+        <w:rPr>
+          <w:b/>
+          <w:bCs/>
+        </w:rPr>
+        <w:t xml:space="preserve">le module Az PowerShell n'est pas installé. C'est exactement un des prérequis de la </w:t>
       </w:r>
     </w:p>
     <w:p>
@@ -1428,25 +1024,24 @@
           <w:bCs/>
           <w:highlight w:val="yellow"/>
         </w:rPr>
-        <w:t xml:space="preserve"># Installer le module </w:t>
-      </w:r>
-      <w:proofErr w:type="spellStart"/>
-      <w:r>
+        <w:t># Installer le module Az complet (5-10 min selon ta connexion)</w:t>
+      </w:r>
+    </w:p>
+    <w:p>
+      <w:pPr>
         <w:rPr>
           <w:b/>
           <w:bCs/>
           <w:highlight w:val="yellow"/>
         </w:rPr>
-        <w:t>Az</w:t>
-      </w:r>
-      <w:proofErr w:type="spellEnd"/>
+      </w:pPr>
       <w:r>
         <w:rPr>
           <w:b/>
           <w:bCs/>
           <w:highlight w:val="yellow"/>
         </w:rPr>
-        <w:t xml:space="preserve"> complet (5-10 min selon ta connexion)</w:t>
+        <w:t>Install-Module -Name Az -Scope CurrentUser -Repository PSGallery -Force</w:t>
       </w:r>
     </w:p>
     <w:p>
@@ -1463,140 +1058,23 @@
           <w:bCs/>
           <w:highlight w:val="yellow"/>
         </w:rPr>
-        <w:t xml:space="preserve">Install-Module -Name </w:t>
-      </w:r>
-      <w:proofErr w:type="spellStart"/>
+        <w:t># Vérifier après installation</w:t>
+      </w:r>
+    </w:p>
+    <w:p>
+      <w:pPr>
+        <w:rPr>
+          <w:b/>
+          <w:bCs/>
+        </w:rPr>
+      </w:pPr>
       <w:r>
         <w:rPr>
           <w:b/>
           <w:bCs/>
           <w:highlight w:val="yellow"/>
         </w:rPr>
-        <w:t>Az</w:t>
-      </w:r>
-      <w:proofErr w:type="spellEnd"/>
-      <w:r>
-        <w:rPr>
-          <w:b/>
-          <w:bCs/>
-          <w:highlight w:val="yellow"/>
-        </w:rPr>
-        <w:t xml:space="preserve"> -Scope </w:t>
-      </w:r>
-      <w:proofErr w:type="spellStart"/>
-      <w:r>
-        <w:rPr>
-          <w:b/>
-          <w:bCs/>
-          <w:highlight w:val="yellow"/>
-        </w:rPr>
-        <w:t>CurrentUser</w:t>
-      </w:r>
-      <w:proofErr w:type="spellEnd"/>
-      <w:r>
-        <w:rPr>
-          <w:b/>
-          <w:bCs/>
-          <w:highlight w:val="yellow"/>
-        </w:rPr>
-        <w:t xml:space="preserve"> -Repository </w:t>
-      </w:r>
-      <w:proofErr w:type="spellStart"/>
-      <w:r>
-        <w:rPr>
-          <w:b/>
-          <w:bCs/>
-          <w:highlight w:val="yellow"/>
-        </w:rPr>
-        <w:t>PSGallery</w:t>
-      </w:r>
-      <w:proofErr w:type="spellEnd"/>
-      <w:r>
-        <w:rPr>
-          <w:b/>
-          <w:bCs/>
-          <w:highlight w:val="yellow"/>
-        </w:rPr>
-        <w:t xml:space="preserve"> -Force</w:t>
-      </w:r>
-    </w:p>
-    <w:p>
-      <w:pPr>
-        <w:rPr>
-          <w:b/>
-          <w:bCs/>
-          <w:highlight w:val="yellow"/>
-        </w:rPr>
-      </w:pPr>
-      <w:r>
-        <w:rPr>
-          <w:b/>
-          <w:bCs/>
-          <w:highlight w:val="yellow"/>
-        </w:rPr>
-        <w:t># Vérifier après installation</w:t>
-      </w:r>
-    </w:p>
-    <w:p>
-      <w:pPr>
-        <w:rPr>
-          <w:b/>
-          <w:bCs/>
-        </w:rPr>
-      </w:pPr>
-      <w:proofErr w:type="spellStart"/>
-      <w:r>
-        <w:rPr>
-          <w:b/>
-          <w:bCs/>
-          <w:highlight w:val="yellow"/>
-        </w:rPr>
-        <w:t>Get</w:t>
-      </w:r>
-      <w:proofErr w:type="spellEnd"/>
-      <w:r>
-        <w:rPr>
-          <w:b/>
-          <w:bCs/>
-          <w:highlight w:val="yellow"/>
-        </w:rPr>
-        <w:t xml:space="preserve">-Module -Name </w:t>
-      </w:r>
-      <w:proofErr w:type="spellStart"/>
-      <w:r>
-        <w:rPr>
-          <w:b/>
-          <w:bCs/>
-          <w:highlight w:val="yellow"/>
-        </w:rPr>
-        <w:t>Az</w:t>
-      </w:r>
-      <w:proofErr w:type="spellEnd"/>
-      <w:r>
-        <w:rPr>
-          <w:b/>
-          <w:bCs/>
-          <w:highlight w:val="yellow"/>
-        </w:rPr>
-        <w:t xml:space="preserve"> -</w:t>
-      </w:r>
-      <w:proofErr w:type="spellStart"/>
-      <w:r>
-        <w:rPr>
-          <w:b/>
-          <w:bCs/>
-          <w:highlight w:val="yellow"/>
-        </w:rPr>
-        <w:t>ListAvailable</w:t>
-      </w:r>
-      <w:proofErr w:type="spellEnd"/>
-      <w:r>
-        <w:rPr>
-          <w:b/>
-          <w:bCs/>
-          <w:highlight w:val="yellow"/>
-        </w:rPr>
-        <w:t xml:space="preserve"> | Select-Object Name, Version</w:t>
+        <w:t>Get-Module -Name Az -ListAvailable | Select-Object Name, Version</w:t>
       </w:r>
     </w:p>
     <w:p>
@@ -1626,7 +1104,7 @@
                     <pic:cNvPicPr/>
                   </pic:nvPicPr>
                   <pic:blipFill>
-                    <a:blip r:embed="rId5"/>
+                    <a:blip r:embed="rId6"/>
                     <a:stretch>
                       <a:fillRect/>
                     </a:stretch>
@@ -1653,141 +1131,45 @@
       </w:r>
     </w:p>
     <w:p>
-      <w:proofErr w:type="spellStart"/>
       <w:r>
         <w:t>Connect-AzAccount</w:t>
       </w:r>
-      <w:proofErr w:type="spellEnd"/>
-    </w:p>
-    <w:p>
-      <w:r>
-        <w:t xml:space="preserve"># 2. Vérifier la </w:t>
-      </w:r>
-      <w:proofErr w:type="spellStart"/>
-      <w:r>
-        <w:t>subscription</w:t>
-      </w:r>
-      <w:proofErr w:type="spellEnd"/>
-      <w:r>
-        <w:t xml:space="preserve"> active</w:t>
-      </w:r>
-    </w:p>
-    <w:p>
-      <w:proofErr w:type="spellStart"/>
-      <w:r>
-        <w:t>Get-AzSubscription</w:t>
-      </w:r>
-      <w:proofErr w:type="spellEnd"/>
-      <w:r>
-        <w:t xml:space="preserve"> | Select-Object Name, Id, State</w:t>
-      </w:r>
-    </w:p>
-    <w:p>
-      <w:r>
-        <w:t xml:space="preserve"># 3. Vérifier ton rôle sur la </w:t>
-      </w:r>
-      <w:proofErr w:type="spellStart"/>
-      <w:r>
-        <w:t>subscription</w:t>
-      </w:r>
-      <w:proofErr w:type="spellEnd"/>
-    </w:p>
-    <w:p>
-      <w:r>
-        <w:t xml:space="preserve"># (tu dois voir Owner, </w:t>
-      </w:r>
-      <w:proofErr w:type="spellStart"/>
-      <w:r>
-        <w:t>Contributor</w:t>
-      </w:r>
-      <w:proofErr w:type="spellEnd"/>
-      <w:r>
-        <w:t>, ou les deux)</w:t>
-      </w:r>
-    </w:p>
-    <w:p>
-      <w:proofErr w:type="spellStart"/>
+    </w:p>
+    <w:p>
+      <w:r>
+        <w:t># 2. Vérifier la subscription active</w:t>
+      </w:r>
+    </w:p>
+    <w:p>
+      <w:r>
+        <w:t>Get-AzSubscription | Select-Object Name, Id, State</w:t>
+      </w:r>
+    </w:p>
+    <w:p>
+      <w:r>
+        <w:t># 3. Vérifier ton rôle sur la subscription</w:t>
+      </w:r>
+    </w:p>
+    <w:p>
+      <w:r>
+        <w:t># (tu dois voir Owner, Contributor, ou les deux)</w:t>
+      </w:r>
+    </w:p>
+    <w:p>
       <w:r>
         <w:lastRenderedPageBreak/>
-        <w:t>Get-AzRoleAssignment</w:t>
-      </w:r>
-      <w:proofErr w:type="spellEnd"/>
-      <w:r>
-        <w:t xml:space="preserve"> -</w:t>
-      </w:r>
-      <w:proofErr w:type="spellStart"/>
-      <w:r>
-        <w:t>SignInName</w:t>
-      </w:r>
-      <w:proofErr w:type="spellEnd"/>
-      <w:r>
-        <w:t xml:space="preserve"> (</w:t>
-      </w:r>
-      <w:proofErr w:type="spellStart"/>
-      <w:r>
-        <w:t>Get-AzContext</w:t>
-      </w:r>
-      <w:proofErr w:type="spellEnd"/>
-      <w:proofErr w:type="gramStart"/>
-      <w:r>
-        <w:t>).</w:t>
-      </w:r>
-      <w:proofErr w:type="spellStart"/>
-      <w:r>
-        <w:t>Account.Id</w:t>
-      </w:r>
-      <w:proofErr w:type="spellEnd"/>
-      <w:proofErr w:type="gramEnd"/>
-      <w:r>
-        <w:t xml:space="preserve"> |</w:t>
-      </w:r>
-    </w:p>
-    <w:p>
-      <w:r>
-        <w:t xml:space="preserve">    Select-Object </w:t>
-      </w:r>
-      <w:proofErr w:type="spellStart"/>
-      <w:r>
-        <w:t>RoleDefinitionName</w:t>
-      </w:r>
-      <w:proofErr w:type="spellEnd"/>
-      <w:r>
-        <w:t>, Scope |</w:t>
-      </w:r>
-    </w:p>
-    <w:p>
-      <w:r>
-        <w:t xml:space="preserve">    Where-Object </w:t>
-      </w:r>
-      <w:proofErr w:type="gramStart"/>
-      <w:r>
-        <w:t>{ $_.Scope</w:t>
-      </w:r>
-      <w:proofErr w:type="gramEnd"/>
-      <w:r>
-        <w:t xml:space="preserve"> -</w:t>
-      </w:r>
-      <w:proofErr w:type="spellStart"/>
-      <w:r>
-        <w:t>notlike</w:t>
-      </w:r>
-      <w:proofErr w:type="spellEnd"/>
-      <w:r>
-        <w:t xml:space="preserve"> "*/</w:t>
-      </w:r>
-      <w:proofErr w:type="spellStart"/>
-      <w:r>
-        <w:t>resourceGroups</w:t>
-      </w:r>
-      <w:proofErr w:type="spellEnd"/>
-      <w:r>
-        <w:t>/*</w:t>
-      </w:r>
-      <w:proofErr w:type="gramStart"/>
-      <w:r>
-        <w:t>" }</w:t>
-      </w:r>
-      <w:proofErr w:type="gramEnd"/>
+        <w:t>Get-AzRoleAssignment -SignInName (Get-AzContext).Account.Id |</w:t>
+      </w:r>
+    </w:p>
+    <w:p>
+      <w:r>
+        <w:t xml:space="preserve">    Select-Object RoleDefinitionName, Scope |</w:t>
+      </w:r>
+    </w:p>
+    <w:p>
+      <w:r>
+        <w:t xml:space="preserve">    Where-Object { $_.Scope -notlike "*/resourceGroups/*" }</w:t>
+      </w:r>
     </w:p>
     <w:p>
       <w:r>
@@ -1810,7 +1192,7 @@
                     <pic:cNvPicPr/>
                   </pic:nvPicPr>
                   <pic:blipFill>
-                    <a:blip r:embed="rId6"/>
+                    <a:blip r:embed="rId7"/>
                     <a:stretch>
                       <a:fillRect/>
                     </a:stretch>
@@ -1852,7 +1234,7 @@
                     <pic:cNvPicPr/>
                   </pic:nvPicPr>
                   <pic:blipFill>
-                    <a:blip r:embed="rId7"/>
+                    <a:blip r:embed="rId8"/>
                     <a:stretch>
                       <a:fillRect/>
                     </a:stretch>
@@ -1921,74 +1303,43 @@
           <w:bCs/>
         </w:rPr>
       </w:pPr>
-      <w:proofErr w:type="spellStart"/>
-      <w:proofErr w:type="gramStart"/>
-      <w:r>
-        <w:rPr>
-          <w:b/>
-          <w:bCs/>
-        </w:rPr>
-        <w:t>az</w:t>
-      </w:r>
-      <w:proofErr w:type="spellEnd"/>
-      <w:proofErr w:type="gramEnd"/>
-      <w:r>
-        <w:rPr>
-          <w:b/>
-          <w:bCs/>
-        </w:rPr>
-        <w:t xml:space="preserve"> --version | Select-String "azure-cli"</w:t>
-      </w:r>
-    </w:p>
-    <w:p>
-      <w:pPr>
-        <w:rPr>
-          <w:b/>
-          <w:bCs/>
-        </w:rPr>
-      </w:pPr>
-      <w:r>
-        <w:rPr>
-          <w:b/>
-          <w:bCs/>
-        </w:rPr>
-        <w:t xml:space="preserve"># </w:t>
-      </w:r>
-      <w:proofErr w:type="spellStart"/>
-      <w:r>
-        <w:rPr>
-          <w:b/>
-          <w:bCs/>
-        </w:rPr>
-        <w:t>Terraform</w:t>
-      </w:r>
-      <w:proofErr w:type="spellEnd"/>
-    </w:p>
-    <w:p>
-      <w:pPr>
-        <w:rPr>
-          <w:b/>
-          <w:bCs/>
-        </w:rPr>
-      </w:pPr>
-      <w:proofErr w:type="spellStart"/>
-      <w:proofErr w:type="gramStart"/>
+      <w:r>
+        <w:rPr>
+          <w:b/>
+          <w:bCs/>
+        </w:rPr>
+        <w:t>az --version | Select-String "azure-cli"</w:t>
+      </w:r>
+    </w:p>
+    <w:p>
+      <w:pPr>
+        <w:rPr>
+          <w:b/>
+          <w:bCs/>
+        </w:rPr>
+      </w:pPr>
+      <w:r>
+        <w:rPr>
+          <w:b/>
+          <w:bCs/>
+        </w:rPr>
+        <w:t># Terraform</w:t>
+      </w:r>
+    </w:p>
+    <w:p>
+      <w:pPr>
+        <w:rPr>
+          <w:b/>
+          <w:bCs/>
+        </w:rPr>
+      </w:pPr>
       <w:r>
         <w:rPr>
           <w:b/>
           <w:bCs/>
         </w:rPr>
         <w:lastRenderedPageBreak/>
-        <w:t>terraform</w:t>
-      </w:r>
-      <w:proofErr w:type="spellEnd"/>
-      <w:proofErr w:type="gramEnd"/>
-      <w:r>
-        <w:rPr>
-          <w:b/>
-          <w:bCs/>
-        </w:rPr>
-        <w:t xml:space="preserve"> --version</w:t>
+        <w:t>terraform --version</w:t>
       </w:r>
     </w:p>
     <w:p>
@@ -2018,123 +1369,37 @@
           <w:b/>
           <w:bCs/>
         </w:rPr>
-        <w:t>$</w:t>
-      </w:r>
-      <w:proofErr w:type="spellStart"/>
-      <w:r>
-        <w:rPr>
-          <w:b/>
-          <w:bCs/>
-        </w:rPr>
-        <w:t>PSVersionTable.PSVersion</w:t>
-      </w:r>
-      <w:proofErr w:type="spellEnd"/>
-    </w:p>
-    <w:p>
-      <w:pPr>
-        <w:rPr>
-          <w:b/>
-          <w:bCs/>
-        </w:rPr>
-      </w:pPr>
-      <w:r>
-        <w:rPr>
-          <w:b/>
-          <w:bCs/>
-        </w:rPr>
-        <w:t xml:space="preserve"># Module </w:t>
-      </w:r>
-      <w:proofErr w:type="spellStart"/>
-      <w:proofErr w:type="gramStart"/>
-      <w:r>
-        <w:rPr>
-          <w:b/>
-          <w:bCs/>
-        </w:rPr>
-        <w:t>Az.Security</w:t>
-      </w:r>
-      <w:proofErr w:type="spellEnd"/>
-      <w:proofErr w:type="gramEnd"/>
-      <w:r>
-        <w:rPr>
-          <w:b/>
-          <w:bCs/>
-        </w:rPr>
-        <w:t xml:space="preserve"> (obligatoire pour les scripts du </w:t>
-      </w:r>
-      <w:proofErr w:type="spellStart"/>
-      <w:r>
-        <w:rPr>
-          <w:b/>
-          <w:bCs/>
-        </w:rPr>
-        <w:t>lab</w:t>
-      </w:r>
-      <w:proofErr w:type="spellEnd"/>
-      <w:r>
-        <w:rPr>
-          <w:b/>
-          <w:bCs/>
-        </w:rPr>
-        <w:t>)</w:t>
-      </w:r>
-    </w:p>
-    <w:p>
-      <w:pPr>
-        <w:rPr>
-          <w:b/>
-          <w:bCs/>
-        </w:rPr>
-      </w:pPr>
-      <w:proofErr w:type="spellStart"/>
-      <w:r>
-        <w:rPr>
-          <w:b/>
-          <w:bCs/>
-        </w:rPr>
-        <w:t>Get</w:t>
-      </w:r>
-      <w:proofErr w:type="spellEnd"/>
-      <w:r>
-        <w:rPr>
-          <w:b/>
-          <w:bCs/>
-        </w:rPr>
-        <w:t xml:space="preserve">-Module </w:t>
-      </w:r>
-      <w:proofErr w:type="spellStart"/>
-      <w:proofErr w:type="gramStart"/>
-      <w:r>
-        <w:rPr>
-          <w:b/>
-          <w:bCs/>
-        </w:rPr>
-        <w:t>Az.Security</w:t>
-      </w:r>
-      <w:proofErr w:type="spellEnd"/>
-      <w:proofErr w:type="gramEnd"/>
-      <w:r>
-        <w:rPr>
-          <w:b/>
-          <w:bCs/>
-        </w:rPr>
-        <w:t xml:space="preserve"> -</w:t>
-      </w:r>
-      <w:proofErr w:type="spellStart"/>
-      <w:r>
-        <w:rPr>
-          <w:b/>
-          <w:bCs/>
-        </w:rPr>
-        <w:t>ListAvailable</w:t>
-      </w:r>
-      <w:proofErr w:type="spellEnd"/>
-      <w:r>
-        <w:rPr>
-          <w:b/>
-          <w:bCs/>
-        </w:rPr>
-        <w:t xml:space="preserve"> | Select-Object Name, Version</w:t>
+        <w:t>$PSVersionTable.PSVersion</w:t>
+      </w:r>
+    </w:p>
+    <w:p>
+      <w:pPr>
+        <w:rPr>
+          <w:b/>
+          <w:bCs/>
+        </w:rPr>
+      </w:pPr>
+      <w:r>
+        <w:rPr>
+          <w:b/>
+          <w:bCs/>
+        </w:rPr>
+        <w:t># Module Az.Security (obligatoire pour les scripts du lab)</w:t>
+      </w:r>
+    </w:p>
+    <w:p>
+      <w:pPr>
+        <w:rPr>
+          <w:b/>
+          <w:bCs/>
+        </w:rPr>
+      </w:pPr>
+      <w:r>
+        <w:rPr>
+          <w:b/>
+          <w:bCs/>
+        </w:rPr>
+        <w:t>Get-Module Az.Security -ListAvailable | Select-Object Name, Version</w:t>
       </w:r>
     </w:p>
     <w:p>
@@ -2164,41 +1429,7 @@
           <w:b/>
           <w:bCs/>
         </w:rPr>
-        <w:t xml:space="preserve"># Install-Module </w:t>
-      </w:r>
-      <w:proofErr w:type="spellStart"/>
-      <w:proofErr w:type="gramStart"/>
-      <w:r>
-        <w:rPr>
-          <w:b/>
-          <w:bCs/>
-        </w:rPr>
-        <w:t>Az.Security</w:t>
-      </w:r>
-      <w:proofErr w:type="spellEnd"/>
-      <w:proofErr w:type="gramEnd"/>
-      <w:r>
-        <w:rPr>
-          <w:b/>
-          <w:bCs/>
-        </w:rPr>
-        <w:t xml:space="preserve"> -Scope </w:t>
-      </w:r>
-      <w:proofErr w:type="spellStart"/>
-      <w:r>
-        <w:rPr>
-          <w:b/>
-          <w:bCs/>
-        </w:rPr>
-        <w:t>CurrentUser</w:t>
-      </w:r>
-      <w:proofErr w:type="spellEnd"/>
-      <w:r>
-        <w:rPr>
-          <w:b/>
-          <w:bCs/>
-        </w:rPr>
-        <w:t xml:space="preserve"> -Force</w:t>
+        <w:t># Install-Module Az.Security -Scope CurrentUser -Force</w:t>
       </w:r>
     </w:p>
     <w:p>
@@ -2222,7 +1453,7 @@
                     <pic:cNvPicPr/>
                   </pic:nvPicPr>
                   <pic:blipFill>
-                    <a:blip r:embed="rId8"/>
+                    <a:blip r:embed="rId9"/>
                     <a:stretch>
                       <a:fillRect/>
                     </a:stretch>
@@ -2256,166 +1487,53 @@
           <w:b/>
           <w:bCs/>
         </w:rPr>
-        <w:t xml:space="preserve">Étape 3 — Récupérer les variables du </w:t>
-      </w:r>
-      <w:proofErr w:type="spellStart"/>
-      <w:r>
-        <w:rPr>
-          <w:b/>
-          <w:bCs/>
-        </w:rPr>
-        <w:t>lab</w:t>
-      </w:r>
-      <w:proofErr w:type="spellEnd"/>
-      <w:r>
-        <w:rPr>
-          <w:b/>
-          <w:bCs/>
-        </w:rPr>
-        <w:t xml:space="preserve"> existant</w:t>
-      </w:r>
-    </w:p>
-    <w:p>
-      <w:r>
-        <w:t xml:space="preserve">Ces deux valeurs iront dans </w:t>
-      </w:r>
-      <w:proofErr w:type="spellStart"/>
-      <w:r>
-        <w:t>terraform</w:t>
-      </w:r>
-      <w:proofErr w:type="spellEnd"/>
-      <w:r>
-        <w:t>/variables.tf.</w:t>
-      </w:r>
-    </w:p>
-    <w:p>
-      <w:r>
-        <w:t xml:space="preserve"># </w:t>
-      </w:r>
-      <w:proofErr w:type="spellStart"/>
-      <w:r>
-        <w:t>Subscription</w:t>
-      </w:r>
-      <w:proofErr w:type="spellEnd"/>
-      <w:r>
-        <w:t xml:space="preserve"> ID</w:t>
-      </w:r>
-    </w:p>
-    <w:p>
-      <w:r>
-        <w:t>$</w:t>
-      </w:r>
-      <w:proofErr w:type="spellStart"/>
-      <w:r>
-        <w:t>subId</w:t>
-      </w:r>
-      <w:proofErr w:type="spellEnd"/>
-      <w:r>
-        <w:t xml:space="preserve"> = (</w:t>
-      </w:r>
-      <w:proofErr w:type="spellStart"/>
-      <w:r>
-        <w:t>Get-AzContext</w:t>
-      </w:r>
-      <w:proofErr w:type="spellEnd"/>
-      <w:proofErr w:type="gramStart"/>
-      <w:r>
-        <w:t>).</w:t>
-      </w:r>
-      <w:proofErr w:type="spellStart"/>
-      <w:r>
-        <w:t>Subscription.Id</w:t>
-      </w:r>
-      <w:proofErr w:type="spellEnd"/>
-      <w:proofErr w:type="gramEnd"/>
-    </w:p>
-    <w:p>
-      <w:r>
-        <w:t>Write-Host "</w:t>
-      </w:r>
-      <w:proofErr w:type="spellStart"/>
-      <w:r>
-        <w:t>subscription_id</w:t>
-      </w:r>
-      <w:proofErr w:type="spellEnd"/>
-      <w:r>
-        <w:t xml:space="preserve"> = $</w:t>
-      </w:r>
-      <w:proofErr w:type="spellStart"/>
-      <w:r>
-        <w:t>subId</w:t>
-      </w:r>
-      <w:proofErr w:type="spellEnd"/>
-      <w:r>
-        <w:t>"</w:t>
-      </w:r>
-    </w:p>
-    <w:p>
-      <w:r>
-        <w:t># Log Analytics Workspace existant (</w:t>
-      </w:r>
-      <w:proofErr w:type="spellStart"/>
-      <w:r>
-        <w:t>lab</w:t>
-      </w:r>
-      <w:proofErr w:type="spellEnd"/>
-      <w:r>
-        <w:t xml:space="preserve"> Sentinel)</w:t>
-      </w:r>
-    </w:p>
-    <w:p>
-      <w:r>
-        <w:t xml:space="preserve"># Chercher dans tous les </w:t>
-      </w:r>
-      <w:proofErr w:type="spellStart"/>
-      <w:r>
-        <w:t>resource</w:t>
-      </w:r>
-      <w:proofErr w:type="spellEnd"/>
-      <w:r>
-        <w:t xml:space="preserve"> groups</w:t>
-      </w:r>
-    </w:p>
-    <w:p>
-      <w:proofErr w:type="spellStart"/>
-      <w:r>
-        <w:t>Get-AzOperationalInsightsWorkspace</w:t>
-      </w:r>
-      <w:proofErr w:type="spellEnd"/>
-      <w:r>
-        <w:t xml:space="preserve"> |</w:t>
-      </w:r>
-    </w:p>
-    <w:p>
-      <w:r>
-        <w:t xml:space="preserve">    Select-Object Name, </w:t>
-      </w:r>
-      <w:proofErr w:type="spellStart"/>
-      <w:r>
-        <w:t>ResourceGroupName</w:t>
-      </w:r>
-      <w:proofErr w:type="spellEnd"/>
-      <w:r>
-        <w:t xml:space="preserve">, </w:t>
-      </w:r>
-      <w:proofErr w:type="spellStart"/>
-      <w:r>
-        <w:t>ResourceId</w:t>
-      </w:r>
-      <w:proofErr w:type="spellEnd"/>
-      <w:r>
-        <w:t>, Location |</w:t>
-      </w:r>
-    </w:p>
-    <w:p>
-      <w:r>
-        <w:t xml:space="preserve">    Format-Table -</w:t>
-      </w:r>
-      <w:proofErr w:type="spellStart"/>
-      <w:r>
-        <w:t>AutoSize</w:t>
-      </w:r>
-      <w:proofErr w:type="spellEnd"/>
+        <w:t>Étape 3 — Récupérer les variables du lab existant</w:t>
+      </w:r>
+    </w:p>
+    <w:p>
+      <w:r>
+        <w:t>Ces deux valeurs iront dans terraform/variables.tf.</w:t>
+      </w:r>
+    </w:p>
+    <w:p>
+      <w:r>
+        <w:t># Subscription ID</w:t>
+      </w:r>
+    </w:p>
+    <w:p>
+      <w:r>
+        <w:t>$subId = (Get-AzContext).Subscription.Id</w:t>
+      </w:r>
+    </w:p>
+    <w:p>
+      <w:r>
+        <w:t>Write-Host "subscription_id = $subId"</w:t>
+      </w:r>
+    </w:p>
+    <w:p>
+      <w:r>
+        <w:t># Log Analytics Workspace existant (lab Sentinel)</w:t>
+      </w:r>
+    </w:p>
+    <w:p>
+      <w:r>
+        <w:t># Chercher dans tous les resource groups</w:t>
+      </w:r>
+    </w:p>
+    <w:p>
+      <w:r>
+        <w:t>Get-AzOperationalInsightsWorkspace |</w:t>
+      </w:r>
+    </w:p>
+    <w:p>
+      <w:r>
+        <w:t xml:space="preserve">    Select-Object Name, ResourceGroupName, ResourceId, Location |</w:t>
+      </w:r>
+    </w:p>
+    <w:p>
+      <w:r>
+        <w:t xml:space="preserve">    Format-Table -AutoSize</w:t>
+      </w:r>
     </w:p>
     <w:p>
       <w:r>
@@ -2439,7 +1557,7 @@
                     <pic:cNvPicPr/>
                   </pic:nvPicPr>
                   <pic:blipFill>
-                    <a:blip r:embed="rId9"/>
+                    <a:blip r:embed="rId10"/>
                     <a:stretch>
                       <a:fillRect/>
                     </a:stretch>
@@ -2463,114 +1581,22 @@
     <w:p/>
     <w:p>
       <w:r>
-        <w:t xml:space="preserve">Récupérer le </w:t>
-      </w:r>
-      <w:proofErr w:type="spellStart"/>
-      <w:r>
-        <w:t>ResourceId</w:t>
-      </w:r>
-      <w:proofErr w:type="spellEnd"/>
-      <w:r>
-        <w:t xml:space="preserve"> complet du </w:t>
-      </w:r>
-      <w:proofErr w:type="spellStart"/>
-      <w:r>
-        <w:t>workspace</w:t>
-      </w:r>
-      <w:proofErr w:type="spellEnd"/>
-      <w:r>
-        <w:t xml:space="preserve"> (tronqué dans l'affichage)</w:t>
-      </w:r>
-    </w:p>
-    <w:p>
-      <w:r>
-        <w:t>$</w:t>
-      </w:r>
-      <w:proofErr w:type="spellStart"/>
-      <w:r>
-        <w:t>ws</w:t>
-      </w:r>
-      <w:proofErr w:type="spellEnd"/>
-      <w:r>
-        <w:t xml:space="preserve"> = </w:t>
-      </w:r>
-      <w:proofErr w:type="spellStart"/>
-      <w:r>
-        <w:t>Get-AzOperationalInsightsWorkspace</w:t>
-      </w:r>
-      <w:proofErr w:type="spellEnd"/>
-      <w:r>
-        <w:t xml:space="preserve"> -Name "</w:t>
-      </w:r>
-      <w:proofErr w:type="spellStart"/>
-      <w:r>
-        <w:t>law-sentinel-lab</w:t>
-      </w:r>
-      <w:proofErr w:type="spellEnd"/>
-      <w:r>
-        <w:t>" -</w:t>
-      </w:r>
-      <w:proofErr w:type="spellStart"/>
-      <w:r>
-        <w:t>ResourceGroupName</w:t>
-      </w:r>
-      <w:proofErr w:type="spellEnd"/>
-      <w:r>
-        <w:t xml:space="preserve"> "</w:t>
-      </w:r>
-      <w:proofErr w:type="spellStart"/>
-      <w:r>
-        <w:t>rg-sentinel-lab</w:t>
-      </w:r>
-      <w:proofErr w:type="spellEnd"/>
-      <w:r>
-        <w:t>"</w:t>
-      </w:r>
-    </w:p>
-    <w:p>
-      <w:r>
-        <w:t>Write-Host "</w:t>
-      </w:r>
-      <w:proofErr w:type="spellStart"/>
-      <w:r>
-        <w:t>workspace_id</w:t>
-      </w:r>
-      <w:proofErr w:type="spellEnd"/>
-      <w:r>
-        <w:t xml:space="preserve">   = $($</w:t>
-      </w:r>
-      <w:proofErr w:type="spellStart"/>
-      <w:proofErr w:type="gramStart"/>
-      <w:r>
-        <w:t>ws.ResourceId</w:t>
-      </w:r>
-      <w:proofErr w:type="spellEnd"/>
-      <w:proofErr w:type="gramEnd"/>
-      <w:r>
-        <w:t>)"</w:t>
-      </w:r>
-    </w:p>
-    <w:p>
-      <w:r>
-        <w:t>Write-Host "</w:t>
-      </w:r>
-      <w:proofErr w:type="spellStart"/>
-      <w:r>
-        <w:t>workspace_name</w:t>
-      </w:r>
-      <w:proofErr w:type="spellEnd"/>
-      <w:r>
-        <w:t xml:space="preserve"> = $($</w:t>
-      </w:r>
-      <w:proofErr w:type="spellStart"/>
-      <w:proofErr w:type="gramStart"/>
-      <w:r>
-        <w:t>ws.Name</w:t>
-      </w:r>
-      <w:proofErr w:type="spellEnd"/>
-      <w:proofErr w:type="gramEnd"/>
-      <w:r>
-        <w:t>)"</w:t>
+        <w:t>Récupérer le ResourceId complet du workspace (tronqué dans l'affichage)</w:t>
+      </w:r>
+    </w:p>
+    <w:p>
+      <w:r>
+        <w:t>$ws = Get-AzOperationalInsightsWorkspace -Name "law-sentinel-lab" -ResourceGroupName "rg-sentinel-lab"</w:t>
+      </w:r>
+    </w:p>
+    <w:p>
+      <w:r>
+        <w:t>Write-Host "workspace_id   = $($ws.ResourceId)"</w:t>
+      </w:r>
+    </w:p>
+    <w:p>
+      <w:r>
+        <w:t>Write-Host "workspace_name = $($ws.Name)"</w:t>
       </w:r>
     </w:p>
     <w:p>
@@ -2594,7 +1620,7 @@
                     <pic:cNvPicPr/>
                   </pic:nvPicPr>
                   <pic:blipFill>
-                    <a:blip r:embed="rId10"/>
+                    <a:blip r:embed="rId11"/>
                     <a:stretch>
                       <a:fillRect/>
                     </a:stretch>
@@ -2618,114 +1644,22 @@
     <w:p/>
     <w:p>
       <w:r>
-        <w:t xml:space="preserve">Récupérer le </w:t>
-      </w:r>
-      <w:proofErr w:type="spellStart"/>
-      <w:r>
-        <w:t>ResourceId</w:t>
-      </w:r>
-      <w:proofErr w:type="spellEnd"/>
-      <w:r>
-        <w:t xml:space="preserve"> complet du </w:t>
-      </w:r>
-      <w:proofErr w:type="spellStart"/>
-      <w:r>
-        <w:t>workspace</w:t>
-      </w:r>
-      <w:proofErr w:type="spellEnd"/>
-      <w:r>
-        <w:t xml:space="preserve"> (tronqué dans l'affichage)</w:t>
-      </w:r>
-    </w:p>
-    <w:p>
-      <w:r>
-        <w:t>$</w:t>
-      </w:r>
-      <w:proofErr w:type="spellStart"/>
-      <w:r>
-        <w:t>ws</w:t>
-      </w:r>
-      <w:proofErr w:type="spellEnd"/>
-      <w:r>
-        <w:t xml:space="preserve"> = </w:t>
-      </w:r>
-      <w:proofErr w:type="spellStart"/>
-      <w:r>
-        <w:t>Get-AzOperationalInsightsWorkspace</w:t>
-      </w:r>
-      <w:proofErr w:type="spellEnd"/>
-      <w:r>
-        <w:t xml:space="preserve"> -Name "</w:t>
-      </w:r>
-      <w:proofErr w:type="spellStart"/>
-      <w:r>
-        <w:t>law-sentinel-lab</w:t>
-      </w:r>
-      <w:proofErr w:type="spellEnd"/>
-      <w:r>
-        <w:t>" -</w:t>
-      </w:r>
-      <w:proofErr w:type="spellStart"/>
-      <w:r>
-        <w:t>ResourceGroupName</w:t>
-      </w:r>
-      <w:proofErr w:type="spellEnd"/>
-      <w:r>
-        <w:t xml:space="preserve"> "</w:t>
-      </w:r>
-      <w:proofErr w:type="spellStart"/>
-      <w:r>
-        <w:t>rg-sentinel-lab</w:t>
-      </w:r>
-      <w:proofErr w:type="spellEnd"/>
-      <w:r>
-        <w:t>"</w:t>
-      </w:r>
-    </w:p>
-    <w:p>
-      <w:r>
-        <w:t>Write-Host "</w:t>
-      </w:r>
-      <w:proofErr w:type="spellStart"/>
-      <w:r>
-        <w:t>workspace_id</w:t>
-      </w:r>
-      <w:proofErr w:type="spellEnd"/>
-      <w:r>
-        <w:t xml:space="preserve">   = $($</w:t>
-      </w:r>
-      <w:proofErr w:type="spellStart"/>
-      <w:proofErr w:type="gramStart"/>
-      <w:r>
-        <w:t>ws.ResourceId</w:t>
-      </w:r>
-      <w:proofErr w:type="spellEnd"/>
-      <w:proofErr w:type="gramEnd"/>
-      <w:r>
-        <w:t>)"</w:t>
-      </w:r>
-    </w:p>
-    <w:p>
-      <w:r>
-        <w:t>Write-Host "</w:t>
-      </w:r>
-      <w:proofErr w:type="spellStart"/>
-      <w:r>
-        <w:t>workspace_name</w:t>
-      </w:r>
-      <w:proofErr w:type="spellEnd"/>
-      <w:r>
-        <w:t xml:space="preserve"> = $($</w:t>
-      </w:r>
-      <w:proofErr w:type="spellStart"/>
-      <w:proofErr w:type="gramStart"/>
-      <w:r>
-        <w:t>ws.Name</w:t>
-      </w:r>
-      <w:proofErr w:type="spellEnd"/>
-      <w:proofErr w:type="gramEnd"/>
-      <w:r>
-        <w:t>)"</w:t>
+        <w:t>Récupérer le ResourceId complet du workspace (tronqué dans l'affichage)</w:t>
+      </w:r>
+    </w:p>
+    <w:p>
+      <w:r>
+        <w:t>$ws = Get-AzOperationalInsightsWorkspace -Name "law-sentinel-lab" -ResourceGroupName "rg-sentinel-lab"</w:t>
+      </w:r>
+    </w:p>
+    <w:p>
+      <w:r>
+        <w:t>Write-Host "workspace_id   = $($ws.ResourceId)"</w:t>
+      </w:r>
+    </w:p>
+    <w:p>
+      <w:r>
+        <w:t>Write-Host "workspace_name = $($ws.Name)"</w:t>
       </w:r>
     </w:p>
     <w:p>
@@ -2749,7 +1683,7 @@
                     <pic:cNvPicPr/>
                   </pic:nvPicPr>
                   <pic:blipFill>
-                    <a:blip r:embed="rId11"/>
+                    <a:blip r:embed="rId12"/>
                     <a:stretch>
                       <a:fillRect/>
                     </a:stretch>
@@ -2781,81 +1715,18 @@
     </w:p>
     <w:p>
       <w:r>
-        <w:t>Register-</w:t>
-      </w:r>
-      <w:proofErr w:type="spellStart"/>
-      <w:r>
-        <w:t>AzResourceProvider</w:t>
-      </w:r>
-      <w:proofErr w:type="spellEnd"/>
-      <w:r>
-        <w:t xml:space="preserve"> -</w:t>
-      </w:r>
-      <w:proofErr w:type="spellStart"/>
-      <w:r>
-        <w:t>ProviderNamespace</w:t>
-      </w:r>
-      <w:proofErr w:type="spellEnd"/>
-      <w:r>
-        <w:t xml:space="preserve"> </w:t>
-      </w:r>
-      <w:proofErr w:type="spellStart"/>
-      <w:r>
-        <w:t>Microsoft.Security</w:t>
-      </w:r>
-      <w:proofErr w:type="spellEnd"/>
-    </w:p>
-    <w:p>
-      <w:r>
-        <w:t>Register-</w:t>
-      </w:r>
-      <w:proofErr w:type="spellStart"/>
-      <w:r>
-        <w:t>AzResourceProvider</w:t>
-      </w:r>
-      <w:proofErr w:type="spellEnd"/>
-      <w:r>
-        <w:t xml:space="preserve"> -</w:t>
-      </w:r>
-      <w:proofErr w:type="spellStart"/>
-      <w:r>
-        <w:t>ProviderNamespace</w:t>
-      </w:r>
-      <w:proofErr w:type="spellEnd"/>
-      <w:r>
-        <w:t xml:space="preserve"> </w:t>
-      </w:r>
-      <w:proofErr w:type="spellStart"/>
-      <w:r>
-        <w:t>Microsoft.PolicyInsights</w:t>
-      </w:r>
-      <w:proofErr w:type="spellEnd"/>
-    </w:p>
-    <w:p>
-      <w:r>
-        <w:t>Register-</w:t>
-      </w:r>
-      <w:proofErr w:type="spellStart"/>
-      <w:r>
-        <w:t>AzResourceProvider</w:t>
-      </w:r>
-      <w:proofErr w:type="spellEnd"/>
-      <w:r>
-        <w:t xml:space="preserve"> -</w:t>
-      </w:r>
-      <w:proofErr w:type="spellStart"/>
-      <w:r>
-        <w:t>ProviderNamespace</w:t>
-      </w:r>
-      <w:proofErr w:type="spellEnd"/>
-      <w:r>
-        <w:t xml:space="preserve"> </w:t>
-      </w:r>
-      <w:proofErr w:type="spellStart"/>
-      <w:r>
-        <w:t>Microsoft.Insights</w:t>
-      </w:r>
-      <w:proofErr w:type="spellEnd"/>
+        <w:t>Register-AzResourceProvider -ProviderNamespace Microsoft.Security</w:t>
+      </w:r>
+    </w:p>
+    <w:p>
+      <w:r>
+        <w:t>Register-AzResourceProvider -ProviderNamespace Microsoft.PolicyInsights</w:t>
+      </w:r>
+    </w:p>
+    <w:p>
+      <w:r>
+        <w:t>Register-AzResourceProvider -ProviderNamespace Microsoft.Insights</w:t>
+      </w:r>
     </w:p>
     <w:p/>
     <w:p>
@@ -2864,48 +1735,14 @@
       </w:r>
     </w:p>
     <w:p>
-      <w:proofErr w:type="spellStart"/>
-      <w:r>
-        <w:t>Get-AzResourceProvider</w:t>
-      </w:r>
-      <w:proofErr w:type="spellEnd"/>
-      <w:r>
-        <w:t xml:space="preserve"> -</w:t>
-      </w:r>
-      <w:proofErr w:type="spellStart"/>
-      <w:r>
-        <w:t>ProviderNamespace</w:t>
-      </w:r>
-      <w:proofErr w:type="spellEnd"/>
-      <w:r>
-        <w:t xml:space="preserve"> </w:t>
-      </w:r>
-      <w:proofErr w:type="spellStart"/>
-      <w:r>
-        <w:t>Microsoft.Security</w:t>
-      </w:r>
-      <w:proofErr w:type="spellEnd"/>
-      <w:r>
-        <w:t xml:space="preserve"> |</w:t>
-      </w:r>
-    </w:p>
-    <w:p>
-      <w:r>
-        <w:t xml:space="preserve">    Select-Object </w:t>
-      </w:r>
-      <w:proofErr w:type="spellStart"/>
-      <w:r>
-        <w:t>ProviderNamespace</w:t>
-      </w:r>
-      <w:proofErr w:type="spellEnd"/>
-      <w:r>
-        <w:t xml:space="preserve">, </w:t>
-      </w:r>
-      <w:proofErr w:type="spellStart"/>
-      <w:r>
-        <w:t>RegistrationState</w:t>
-      </w:r>
-      <w:proofErr w:type="spellEnd"/>
+      <w:r>
+        <w:t>Get-AzResourceProvider -ProviderNamespace Microsoft.Security |</w:t>
+      </w:r>
+    </w:p>
+    <w:p>
+      <w:r>
+        <w:t xml:space="preserve">    Select-Object ProviderNamespace, RegistrationState</w:t>
+      </w:r>
     </w:p>
     <w:p>
       <w:r>
@@ -2928,7 +1765,7 @@
                     <pic:cNvPicPr/>
                   </pic:nvPicPr>
                   <pic:blipFill>
-                    <a:blip r:embed="rId12"/>
+                    <a:blip r:embed="rId13"/>
                     <a:stretch>
                       <a:fillRect/>
                     </a:stretch>
@@ -2970,7 +1807,7 @@
                     <pic:cNvPicPr/>
                   </pic:nvPicPr>
                   <pic:blipFill>
-                    <a:blip r:embed="rId13"/>
+                    <a:blip r:embed="rId14"/>
                     <a:stretch>
                       <a:fillRect/>
                     </a:stretch>
@@ -3106,13 +1943,8 @@
             <w:hideMark/>
           </w:tcPr>
           <w:p>
-            <w:proofErr w:type="spellStart"/>
-            <w:r>
-              <w:t>Subscription</w:t>
-            </w:r>
-            <w:proofErr w:type="spellEnd"/>
-            <w:r>
-              <w:t xml:space="preserve"> active</w:t>
+            <w:r>
+              <w:t>Subscription active</w:t>
             </w:r>
           </w:p>
         </w:tc>
@@ -3156,15 +1988,7 @@
           </w:tcPr>
           <w:p>
             <w:r>
-              <w:t xml:space="preserve">Module </w:t>
-            </w:r>
-            <w:proofErr w:type="spellStart"/>
-            <w:r>
-              <w:t>Az</w:t>
-            </w:r>
-            <w:proofErr w:type="spellEnd"/>
-            <w:r>
-              <w:t xml:space="preserve"> installé</w:t>
+              <w:t>Module Az installé</w:t>
             </w:r>
           </w:p>
         </w:tc>
@@ -3234,16 +2058,9 @@
             <w:hideMark/>
           </w:tcPr>
           <w:p>
-            <w:proofErr w:type="spellStart"/>
-            <w:proofErr w:type="gramStart"/>
-            <w:r>
-              <w:t>law</w:t>
-            </w:r>
-            <w:proofErr w:type="gramEnd"/>
-            <w:r>
-              <w:t>-sentinel-lab</w:t>
-            </w:r>
-            <w:proofErr w:type="spellEnd"/>
+            <w:r>
+              <w:t>law-sentinel-lab</w:t>
+            </w:r>
           </w:p>
         </w:tc>
       </w:tr>
@@ -3258,11 +2075,9 @@
             <w:hideMark/>
           </w:tcPr>
           <w:p>
-            <w:proofErr w:type="spellStart"/>
             <w:r>
               <w:t>Microsoft.Security</w:t>
             </w:r>
-            <w:proofErr w:type="spellEnd"/>
           </w:p>
         </w:tc>
         <w:tc>
@@ -3304,11 +2119,9 @@
             <w:hideMark/>
           </w:tcPr>
           <w:p>
-            <w:proofErr w:type="spellStart"/>
             <w:r>
               <w:t>Microsoft.PolicyInsights</w:t>
             </w:r>
-            <w:proofErr w:type="spellEnd"/>
           </w:p>
         </w:tc>
         <w:tc>
@@ -3350,11 +2163,9 @@
             <w:hideMark/>
           </w:tcPr>
           <w:p>
-            <w:proofErr w:type="spellStart"/>
             <w:r>
               <w:t>Microsoft.Insights</w:t>
             </w:r>
-            <w:proofErr w:type="spellEnd"/>
           </w:p>
         </w:tc>
         <w:tc>
@@ -3426,23 +2237,8 @@
       </w:r>
     </w:p>
     <w:p>
-      <w:proofErr w:type="spellStart"/>
-      <w:proofErr w:type="gramStart"/>
-      <w:r>
-        <w:t>notepad</w:t>
-      </w:r>
-      <w:proofErr w:type="spellEnd"/>
-      <w:proofErr w:type="gramEnd"/>
-      <w:r>
-        <w:t xml:space="preserve"> "D:\personnel-ivan\PROJETS-PERSO-LAB\Microsoft Defender for Cloud\</w:t>
-      </w:r>
-      <w:proofErr w:type="spellStart"/>
-      <w:r>
-        <w:t>terraform</w:t>
-      </w:r>
-      <w:proofErr w:type="spellEnd"/>
-      <w:r>
-        <w:t>\variables.tf"</w:t>
+      <w:r>
+        <w:t>notepad "D:\personnel-ivan\PROJETS-PERSO-LAB\Microsoft Defender for Cloud\terraform\variables.tf"</w:t>
       </w:r>
     </w:p>
     <w:p>
@@ -3466,7 +2262,7 @@
                     <pic:cNvPicPr/>
                   </pic:nvPicPr>
                   <pic:blipFill>
-                    <a:blip r:embed="rId14"/>
+                    <a:blip r:embed="rId15"/>
                     <a:stretch>
                       <a:fillRect/>
                     </a:stretch>
@@ -3502,13 +2298,9 @@
       </w:r>
     </w:p>
     <w:p>
-      <w:proofErr w:type="spellStart"/>
-      <w:proofErr w:type="gramStart"/>
       <w:r>
         <w:t>powershell</w:t>
       </w:r>
-      <w:proofErr w:type="spellEnd"/>
-      <w:proofErr w:type="gramEnd"/>
     </w:p>
     <w:p>
       <w:r>
@@ -3536,7 +2328,7 @@
                     <pic:cNvPicPr/>
                   </pic:nvPicPr>
                   <pic:blipFill>
-                    <a:blip r:embed="rId15"/>
+                    <a:blip r:embed="rId16"/>
                     <a:stretch>
                       <a:fillRect/>
                     </a:stretch>
@@ -3564,154 +2356,46 @@
       </w:r>
     </w:p>
     <w:p>
-      <w:proofErr w:type="gramStart"/>
-      <w:r>
-        <w:t>cd</w:t>
-      </w:r>
-      <w:proofErr w:type="gramEnd"/>
-      <w:r>
-        <w:t xml:space="preserve"> "D:\personnel-ivan\PROJETS-PERSO-LAB\Microsoft Defender for Cloud"</w:t>
+      <w:r>
+        <w:t>cd "D:\personnel-ivan\PROJETS-PERSO-LAB\Microsoft Defender for Cloud"</w:t>
       </w:r>
     </w:p>
     <w:p/>
     <w:p>
-      <w:proofErr w:type="gramStart"/>
-      <w:r>
-        <w:t>git</w:t>
-      </w:r>
-      <w:proofErr w:type="gramEnd"/>
-      <w:r>
-        <w:t xml:space="preserve"> </w:t>
-      </w:r>
-      <w:proofErr w:type="spellStart"/>
-      <w:r>
-        <w:t>add</w:t>
-      </w:r>
-      <w:proofErr w:type="spellEnd"/>
-      <w:r>
-        <w:t xml:space="preserve"> -A</w:t>
+      <w:r>
+        <w:t>git add -A</w:t>
       </w:r>
     </w:p>
     <w:p/>
     <w:p>
-      <w:proofErr w:type="gramStart"/>
-      <w:r>
-        <w:t>git</w:t>
-      </w:r>
-      <w:proofErr w:type="gramEnd"/>
-      <w:r>
-        <w:t xml:space="preserve"> commit -m "feat(phase-01</w:t>
-      </w:r>
-      <w:proofErr w:type="gramStart"/>
-      <w:r>
-        <w:t>):</w:t>
-      </w:r>
-      <w:proofErr w:type="gramEnd"/>
-      <w:r>
-        <w:t xml:space="preserve"> </w:t>
-      </w:r>
-      <w:proofErr w:type="spellStart"/>
-      <w:r>
-        <w:t>prerequis</w:t>
-      </w:r>
-      <w:proofErr w:type="spellEnd"/>
-      <w:r>
-        <w:t xml:space="preserve"> valides</w:t>
+      <w:r>
+        <w:t>git commit -m "feat(phase-01): prerequis valides</w:t>
       </w:r>
     </w:p>
     <w:p/>
     <w:p>
       <w:r>
-        <w:t xml:space="preserve">- Module </w:t>
-      </w:r>
-      <w:proofErr w:type="spellStart"/>
-      <w:r>
-        <w:t>Az</w:t>
-      </w:r>
-      <w:proofErr w:type="spellEnd"/>
-      <w:r>
-        <w:t xml:space="preserve"> installe (</w:t>
-      </w:r>
-      <w:proofErr w:type="spellStart"/>
-      <w:r>
-        <w:t>AllUsers</w:t>
-      </w:r>
-      <w:proofErr w:type="spellEnd"/>
-      <w:r>
-        <w:t>)</w:t>
-      </w:r>
-    </w:p>
-    <w:p>
-      <w:r>
-        <w:t xml:space="preserve">- Providers enregistres : Security, </w:t>
-      </w:r>
-      <w:proofErr w:type="spellStart"/>
-      <w:r>
-        <w:t>PolicyInsights</w:t>
-      </w:r>
-      <w:proofErr w:type="spellEnd"/>
-      <w:r>
-        <w:t>, Insights</w:t>
-      </w:r>
-    </w:p>
-    <w:p>
-      <w:r>
-        <w:t xml:space="preserve">- Variables </w:t>
-      </w:r>
-      <w:proofErr w:type="spellStart"/>
-      <w:r>
-        <w:t>Terraform</w:t>
-      </w:r>
-      <w:proofErr w:type="spellEnd"/>
-      <w:r>
-        <w:t xml:space="preserve"> </w:t>
-      </w:r>
-      <w:proofErr w:type="spellStart"/>
-      <w:r>
-        <w:t>renseignees</w:t>
-      </w:r>
-      <w:proofErr w:type="spellEnd"/>
-      <w:r>
-        <w:t xml:space="preserve"> (</w:t>
-      </w:r>
-      <w:proofErr w:type="spellStart"/>
-      <w:r>
-        <w:t>subscription_id</w:t>
-      </w:r>
-      <w:proofErr w:type="spellEnd"/>
-      <w:r>
-        <w:t xml:space="preserve">, </w:t>
-      </w:r>
-      <w:proofErr w:type="spellStart"/>
-      <w:r>
-        <w:t>workspace_id</w:t>
-      </w:r>
-      <w:proofErr w:type="spellEnd"/>
-      <w:r>
-        <w:t>)</w:t>
-      </w:r>
-    </w:p>
-    <w:p>
-      <w:r>
-        <w:t xml:space="preserve">- Guide 01-prerequisites.md </w:t>
-      </w:r>
-      <w:proofErr w:type="spellStart"/>
-      <w:r>
-        <w:t>complete</w:t>
-      </w:r>
-      <w:proofErr w:type="spellEnd"/>
-      <w:r>
-        <w:t>"</w:t>
-      </w:r>
-    </w:p>
-    <w:p>
-      <w:proofErr w:type="gramStart"/>
-      <w:r>
-        <w:t>git</w:t>
-      </w:r>
-      <w:proofErr w:type="gramEnd"/>
-      <w:r>
-        <w:t xml:space="preserve"> push</w:t>
+        <w:t>- Module Az installe (AllUsers)</w:t>
+      </w:r>
+    </w:p>
+    <w:p>
+      <w:r>
+        <w:t>- Providers enregistres : Security, PolicyInsights, Insights</w:t>
+      </w:r>
+    </w:p>
+    <w:p>
+      <w:r>
+        <w:t>- Variables Terraform renseignees (subscription_id, workspace_id)</w:t>
+      </w:r>
+    </w:p>
+    <w:p>
+      <w:r>
+        <w:t>- Guide 01-prerequisites.md complete"</w:t>
+      </w:r>
+    </w:p>
+    <w:p>
+      <w:r>
+        <w:t>git push</w:t>
       </w:r>
     </w:p>
     <w:p>
@@ -3736,7 +2420,7 @@
                     <pic:cNvPicPr/>
                   </pic:nvPicPr>
                   <pic:blipFill>
-                    <a:blip r:embed="rId16"/>
+                    <a:blip r:embed="rId17"/>
                     <a:stretch>
                       <a:fillRect/>
                     </a:stretch>
@@ -3758,6 +2442,3860 @@
       </w:r>
     </w:p>
     <w:p/>
+    <w:p/>
+    <w:p/>
+    <w:p/>
+    <w:p/>
+    <w:p>
+      <w:pPr>
+        <w:rPr>
+          <w:b/>
+          <w:bCs/>
+        </w:rPr>
+      </w:pPr>
+      <w:r>
+        <w:rPr>
+          <w:b/>
+          <w:bCs/>
+        </w:rPr>
+        <w:t>Phase 02 — Activation des plans Defender via Terraform</w:t>
+      </w:r>
+    </w:p>
+    <w:p>
+      <w:r>
+        <w:rPr>
+          <w:b/>
+          <w:bCs/>
+        </w:rPr>
+        <w:t>Objectif</w:t>
+      </w:r>
+      <w:r>
+        <w:t xml:space="preserve"> : activer CSPM + les plans Defender sur ta subscription via IaC. Zéro clic portail — tout tracé dans Git.</w:t>
+      </w:r>
+    </w:p>
+    <w:p>
+      <w:r>
+        <w:t>On suit 5 étapes dans l'ordre. Tu exécutes, tu me colles le résultat, on valide avant de passer à la suivante.</w:t>
+      </w:r>
+    </w:p>
+    <w:p>
+      <w:r>
+        <w:pict w14:anchorId="3E01C6B8">
+          <v:rect id="_x0000_i1039" style="width:0;height:1.5pt" o:hralign="center" o:hrstd="t" o:hr="t" fillcolor="#a0a0a0" stroked="f"/>
+        </w:pict>
+      </w:r>
+    </w:p>
+    <w:p>
+      <w:pPr>
+        <w:rPr>
+          <w:b/>
+          <w:bCs/>
+        </w:rPr>
+      </w:pPr>
+      <w:r>
+        <w:rPr>
+          <w:b/>
+          <w:bCs/>
+        </w:rPr>
+        <w:t>Étape 1 — Authentification Azure CLI pour Terraform</w:t>
+      </w:r>
+    </w:p>
+    <w:p>
+      <w:r>
+        <w:t>Terraform utilise Azure CLI pour s'authentifier, pas le module Az PowerShell. Il faut faire un az login séparé.</w:t>
+      </w:r>
+    </w:p>
+    <w:p/>
+    <w:p>
+      <w:r>
+        <w:t># Vérifier que Azure CLI est installé</w:t>
+      </w:r>
+    </w:p>
+    <w:p>
+      <w:r>
+        <w:t>az --version</w:t>
+      </w:r>
+    </w:p>
+    <w:p>
+      <w:r>
+        <w:t># Si pas installé, télécharger depuis :</w:t>
+      </w:r>
+    </w:p>
+    <w:p>
+      <w:r>
+        <w:t xml:space="preserve"># </w:t>
+      </w:r>
+      <w:hyperlink r:id="rId18" w:history="1">
+        <w:r>
+          <w:rPr>
+            <w:rStyle w:val="Lienhypertexte"/>
+          </w:rPr>
+          <w:t>https://aka.ms/installazurecliwindows</w:t>
+        </w:r>
+      </w:hyperlink>
+    </w:p>
+    <w:p>
+      <w:r>
+        <w:rPr>
+          <w:noProof/>
+        </w:rPr>
+        <w:lastRenderedPageBreak/>
+        <w:drawing>
+          <wp:inline distT="0" distB="0" distL="0" distR="0" wp14:anchorId="14EA0B44" wp14:editId="3BC2FAC6">
+            <wp:extent cx="5760720" cy="3447415"/>
+            <wp:effectExtent l="0" t="0" r="0" b="635"/>
+            <wp:docPr id="67543917" name="Image 1"/>
+            <wp:cNvGraphicFramePr>
+              <a:graphicFrameLocks xmlns:a="http://schemas.openxmlformats.org/drawingml/2006/main" noChangeAspect="1"/>
+            </wp:cNvGraphicFramePr>
+            <a:graphic xmlns:a="http://schemas.openxmlformats.org/drawingml/2006/main">
+              <a:graphicData uri="http://schemas.openxmlformats.org/drawingml/2006/picture">
+                <pic:pic xmlns:pic="http://schemas.openxmlformats.org/drawingml/2006/picture">
+                  <pic:nvPicPr>
+                    <pic:cNvPr id="67543917" name=""/>
+                    <pic:cNvPicPr/>
+                  </pic:nvPicPr>
+                  <pic:blipFill>
+                    <a:blip r:embed="rId19"/>
+                    <a:stretch>
+                      <a:fillRect/>
+                    </a:stretch>
+                  </pic:blipFill>
+                  <pic:spPr>
+                    <a:xfrm>
+                      <a:off x="0" y="0"/>
+                      <a:ext cx="5760720" cy="3447415"/>
+                    </a:xfrm>
+                    <a:prstGeom prst="rect">
+                      <a:avLst/>
+                    </a:prstGeom>
+                  </pic:spPr>
+                </pic:pic>
+              </a:graphicData>
+            </a:graphic>
+          </wp:inline>
+        </w:drawing>
+      </w:r>
+    </w:p>
+    <w:p>
+      <w:r>
+        <w:t>Si Azure CLI est installé :</w:t>
+      </w:r>
+    </w:p>
+    <w:p>
+      <w:r>
+        <w:t># Login Azure CLI</w:t>
+      </w:r>
+    </w:p>
+    <w:p>
+      <w:r>
+        <w:t>az login</w:t>
+      </w:r>
+    </w:p>
+    <w:p>
+      <w:r>
+        <w:t># Définir la subscription active</w:t>
+      </w:r>
+    </w:p>
+    <w:p>
+      <w:r>
+        <w:t>az account set --subscription "512817a3-87c7-4af5-a7ea-829b55885255"</w:t>
+      </w:r>
+    </w:p>
+    <w:p>
+      <w:r>
+        <w:t># Vérifier</w:t>
+      </w:r>
+    </w:p>
+    <w:p>
+      <w:r>
+        <w:t>az account show --query "{Name:name, Id:id, State:state}" -o table</w:t>
+      </w:r>
+    </w:p>
+    <w:p>
+      <w:r>
+        <w:rPr>
+          <w:noProof/>
+        </w:rPr>
+        <w:drawing>
+          <wp:inline distT="0" distB="0" distL="0" distR="0" wp14:anchorId="6118B095" wp14:editId="5B237FDB">
+            <wp:extent cx="5760720" cy="1539875"/>
+            <wp:effectExtent l="0" t="0" r="0" b="3175"/>
+            <wp:docPr id="271066749" name="Image 1"/>
+            <wp:cNvGraphicFramePr>
+              <a:graphicFrameLocks xmlns:a="http://schemas.openxmlformats.org/drawingml/2006/main" noChangeAspect="1"/>
+            </wp:cNvGraphicFramePr>
+            <a:graphic xmlns:a="http://schemas.openxmlformats.org/drawingml/2006/main">
+              <a:graphicData uri="http://schemas.openxmlformats.org/drawingml/2006/picture">
+                <pic:pic xmlns:pic="http://schemas.openxmlformats.org/drawingml/2006/picture">
+                  <pic:nvPicPr>
+                    <pic:cNvPr id="271066749" name=""/>
+                    <pic:cNvPicPr/>
+                  </pic:nvPicPr>
+                  <pic:blipFill>
+                    <a:blip r:embed="rId20"/>
+                    <a:stretch>
+                      <a:fillRect/>
+                    </a:stretch>
+                  </pic:blipFill>
+                  <pic:spPr>
+                    <a:xfrm>
+                      <a:off x="0" y="0"/>
+                      <a:ext cx="5760720" cy="1539875"/>
+                    </a:xfrm>
+                    <a:prstGeom prst="rect">
+                      <a:avLst/>
+                    </a:prstGeom>
+                  </pic:spPr>
+                </pic:pic>
+              </a:graphicData>
+            </a:graphic>
+          </wp:inline>
+        </w:drawing>
+      </w:r>
+    </w:p>
+    <w:p>
+      <w:r>
+        <w:rPr>
+          <w:noProof/>
+        </w:rPr>
+        <w:lastRenderedPageBreak/>
+        <w:drawing>
+          <wp:inline distT="0" distB="0" distL="0" distR="0" wp14:anchorId="376FA438" wp14:editId="75F8F818">
+            <wp:extent cx="5760720" cy="2861945"/>
+            <wp:effectExtent l="0" t="0" r="0" b="0"/>
+            <wp:docPr id="1976297789" name="Image 1"/>
+            <wp:cNvGraphicFramePr>
+              <a:graphicFrameLocks xmlns:a="http://schemas.openxmlformats.org/drawingml/2006/main" noChangeAspect="1"/>
+            </wp:cNvGraphicFramePr>
+            <a:graphic xmlns:a="http://schemas.openxmlformats.org/drawingml/2006/main">
+              <a:graphicData uri="http://schemas.openxmlformats.org/drawingml/2006/picture">
+                <pic:pic xmlns:pic="http://schemas.openxmlformats.org/drawingml/2006/picture">
+                  <pic:nvPicPr>
+                    <pic:cNvPr id="1976297789" name=""/>
+                    <pic:cNvPicPr/>
+                  </pic:nvPicPr>
+                  <pic:blipFill>
+                    <a:blip r:embed="rId21"/>
+                    <a:stretch>
+                      <a:fillRect/>
+                    </a:stretch>
+                  </pic:blipFill>
+                  <pic:spPr>
+                    <a:xfrm>
+                      <a:off x="0" y="0"/>
+                      <a:ext cx="5760720" cy="2861945"/>
+                    </a:xfrm>
+                    <a:prstGeom prst="rect">
+                      <a:avLst/>
+                    </a:prstGeom>
+                  </pic:spPr>
+                </pic:pic>
+              </a:graphicData>
+            </a:graphic>
+          </wp:inline>
+        </w:drawing>
+      </w:r>
+    </w:p>
+    <w:p/>
+    <w:p>
+      <w:r>
+        <w:t>Étape 2 — terraform init</w:t>
+      </w:r>
+    </w:p>
+    <w:p>
+      <w:r>
+        <w:t>cd "D:\personnel-ivan\PROJETS-PERSO-LAB\Microsoft Defender for Cloud\terraform"</w:t>
+      </w:r>
+    </w:p>
+    <w:p/>
+    <w:p>
+      <w:r>
+        <w:t>terraform init</w:t>
+      </w:r>
+    </w:p>
+    <w:p>
+      <w:r>
+        <w:rPr>
+          <w:noProof/>
+        </w:rPr>
+        <w:drawing>
+          <wp:inline distT="0" distB="0" distL="0" distR="0" wp14:anchorId="096B12BB" wp14:editId="15FF8AEE">
+            <wp:extent cx="5760720" cy="2200275"/>
+            <wp:effectExtent l="0" t="0" r="0" b="9525"/>
+            <wp:docPr id="490674821" name="Image 1"/>
+            <wp:cNvGraphicFramePr>
+              <a:graphicFrameLocks xmlns:a="http://schemas.openxmlformats.org/drawingml/2006/main" noChangeAspect="1"/>
+            </wp:cNvGraphicFramePr>
+            <a:graphic xmlns:a="http://schemas.openxmlformats.org/drawingml/2006/main">
+              <a:graphicData uri="http://schemas.openxmlformats.org/drawingml/2006/picture">
+                <pic:pic xmlns:pic="http://schemas.openxmlformats.org/drawingml/2006/picture">
+                  <pic:nvPicPr>
+                    <pic:cNvPr id="490674821" name=""/>
+                    <pic:cNvPicPr/>
+                  </pic:nvPicPr>
+                  <pic:blipFill>
+                    <a:blip r:embed="rId22"/>
+                    <a:stretch>
+                      <a:fillRect/>
+                    </a:stretch>
+                  </pic:blipFill>
+                  <pic:spPr>
+                    <a:xfrm>
+                      <a:off x="0" y="0"/>
+                      <a:ext cx="5760720" cy="2200275"/>
+                    </a:xfrm>
+                    <a:prstGeom prst="rect">
+                      <a:avLst/>
+                    </a:prstGeom>
+                  </pic:spPr>
+                </pic:pic>
+              </a:graphicData>
+            </a:graphic>
+          </wp:inline>
+        </w:drawing>
+      </w:r>
+    </w:p>
+    <w:p>
+      <w:r>
+        <w:t>Erreur de syntaxe HCL — les ; ne sont pas valides en Terraform. Chaque argument doit être sur sa propre ligne. Fix rapide :</w:t>
+      </w:r>
+    </w:p>
+    <w:p>
+      <w:r>
+        <w:rPr>
+          <w:noProof/>
+        </w:rPr>
+        <w:lastRenderedPageBreak/>
+        <w:drawing>
+          <wp:inline distT="0" distB="0" distL="0" distR="0" wp14:anchorId="030307FC" wp14:editId="0671AF79">
+            <wp:extent cx="5760720" cy="3080385"/>
+            <wp:effectExtent l="0" t="0" r="0" b="5715"/>
+            <wp:docPr id="1692637807" name="Image 1"/>
+            <wp:cNvGraphicFramePr>
+              <a:graphicFrameLocks xmlns:a="http://schemas.openxmlformats.org/drawingml/2006/main" noChangeAspect="1"/>
+            </wp:cNvGraphicFramePr>
+            <a:graphic xmlns:a="http://schemas.openxmlformats.org/drawingml/2006/main">
+              <a:graphicData uri="http://schemas.openxmlformats.org/drawingml/2006/picture">
+                <pic:pic xmlns:pic="http://schemas.openxmlformats.org/drawingml/2006/picture">
+                  <pic:nvPicPr>
+                    <pic:cNvPr id="1692637807" name=""/>
+                    <pic:cNvPicPr/>
+                  </pic:nvPicPr>
+                  <pic:blipFill>
+                    <a:blip r:embed="rId23"/>
+                    <a:stretch>
+                      <a:fillRect/>
+                    </a:stretch>
+                  </pic:blipFill>
+                  <pic:spPr>
+                    <a:xfrm>
+                      <a:off x="0" y="0"/>
+                      <a:ext cx="5760720" cy="3080385"/>
+                    </a:xfrm>
+                    <a:prstGeom prst="rect">
+                      <a:avLst/>
+                    </a:prstGeom>
+                  </pic:spPr>
+                </pic:pic>
+              </a:graphicData>
+            </a:graphic>
+          </wp:inline>
+        </w:drawing>
+      </w:r>
+    </w:p>
+    <w:p/>
+    <w:p>
+      <w:r>
+        <w:t>terraform init</w:t>
+      </w:r>
+    </w:p>
+    <w:p>
+      <w:r>
+        <w:rPr>
+          <w:noProof/>
+        </w:rPr>
+        <w:drawing>
+          <wp:inline distT="0" distB="0" distL="0" distR="0" wp14:anchorId="18FC4A85" wp14:editId="39E599B4">
+            <wp:extent cx="5760720" cy="3051810"/>
+            <wp:effectExtent l="0" t="0" r="0" b="0"/>
+            <wp:docPr id="85915637" name="Image 1"/>
+            <wp:cNvGraphicFramePr>
+              <a:graphicFrameLocks xmlns:a="http://schemas.openxmlformats.org/drawingml/2006/main" noChangeAspect="1"/>
+            </wp:cNvGraphicFramePr>
+            <a:graphic xmlns:a="http://schemas.openxmlformats.org/drawingml/2006/main">
+              <a:graphicData uri="http://schemas.openxmlformats.org/drawingml/2006/picture">
+                <pic:pic xmlns:pic="http://schemas.openxmlformats.org/drawingml/2006/picture">
+                  <pic:nvPicPr>
+                    <pic:cNvPr id="85915637" name=""/>
+                    <pic:cNvPicPr/>
+                  </pic:nvPicPr>
+                  <pic:blipFill>
+                    <a:blip r:embed="rId24"/>
+                    <a:stretch>
+                      <a:fillRect/>
+                    </a:stretch>
+                  </pic:blipFill>
+                  <pic:spPr>
+                    <a:xfrm>
+                      <a:off x="0" y="0"/>
+                      <a:ext cx="5760720" cy="3051810"/>
+                    </a:xfrm>
+                    <a:prstGeom prst="rect">
+                      <a:avLst/>
+                    </a:prstGeom>
+                  </pic:spPr>
+                </pic:pic>
+              </a:graphicData>
+            </a:graphic>
+          </wp:inline>
+        </w:drawing>
+      </w:r>
+    </w:p>
+    <w:p/>
+    <w:p>
+      <w:pPr>
+        <w:rPr>
+          <w:b/>
+          <w:bCs/>
+        </w:rPr>
+      </w:pPr>
+      <w:r>
+        <w:rPr>
+          <w:b/>
+          <w:bCs/>
+        </w:rPr>
+        <w:t>Étape 3 — terraform validate</w:t>
+      </w:r>
+    </w:p>
+    <w:p>
+      <w:r>
+        <w:t>Vérifie la syntaxe des fichiers avant de toucher à Azure.</w:t>
+      </w:r>
+    </w:p>
+    <w:p>
+      <w:r>
+        <w:t>terraform validate</w:t>
+      </w:r>
+    </w:p>
+    <w:p>
+      <w:r>
+        <w:rPr>
+          <w:noProof/>
+        </w:rPr>
+        <w:lastRenderedPageBreak/>
+        <w:drawing>
+          <wp:inline distT="0" distB="0" distL="0" distR="0" wp14:anchorId="1CC21CDA" wp14:editId="7850D8EB">
+            <wp:extent cx="5760720" cy="957580"/>
+            <wp:effectExtent l="0" t="0" r="0" b="0"/>
+            <wp:docPr id="247776040" name="Image 1"/>
+            <wp:cNvGraphicFramePr>
+              <a:graphicFrameLocks xmlns:a="http://schemas.openxmlformats.org/drawingml/2006/main" noChangeAspect="1"/>
+            </wp:cNvGraphicFramePr>
+            <a:graphic xmlns:a="http://schemas.openxmlformats.org/drawingml/2006/main">
+              <a:graphicData uri="http://schemas.openxmlformats.org/drawingml/2006/picture">
+                <pic:pic xmlns:pic="http://schemas.openxmlformats.org/drawingml/2006/picture">
+                  <pic:nvPicPr>
+                    <pic:cNvPr id="247776040" name=""/>
+                    <pic:cNvPicPr/>
+                  </pic:nvPicPr>
+                  <pic:blipFill>
+                    <a:blip r:embed="rId25"/>
+                    <a:stretch>
+                      <a:fillRect/>
+                    </a:stretch>
+                  </pic:blipFill>
+                  <pic:spPr>
+                    <a:xfrm>
+                      <a:off x="0" y="0"/>
+                      <a:ext cx="5760720" cy="957580"/>
+                    </a:xfrm>
+                    <a:prstGeom prst="rect">
+                      <a:avLst/>
+                    </a:prstGeom>
+                  </pic:spPr>
+                </pic:pic>
+              </a:graphicData>
+            </a:graphic>
+          </wp:inline>
+        </w:drawing>
+      </w:r>
+    </w:p>
+    <w:p/>
+    <w:p>
+      <w:pPr>
+        <w:rPr>
+          <w:b/>
+          <w:bCs/>
+        </w:rPr>
+      </w:pPr>
+      <w:r>
+        <w:rPr>
+          <w:b/>
+          <w:bCs/>
+        </w:rPr>
+        <w:t>Étape 4 — terraform plan</w:t>
+      </w:r>
+    </w:p>
+    <w:p>
+      <w:r>
+        <w:rPr>
+          <w:b/>
+          <w:bCs/>
+        </w:rPr>
+        <w:t>C'est l'étape la plus importante</w:t>
+      </w:r>
+      <w:r>
+        <w:t xml:space="preserve"> — on voit exactement ce que Terraform va créer avant de l'appliquer. Rien n'est modifié à cette étape.</w:t>
+      </w:r>
+    </w:p>
+    <w:p>
+      <w:r>
+        <w:t>terraform plan -out=tfplan</w:t>
+      </w:r>
+    </w:p>
+    <w:p>
+      <w:r>
+        <w:rPr>
+          <w:noProof/>
+        </w:rPr>
+        <w:drawing>
+          <wp:inline distT="0" distB="0" distL="0" distR="0" wp14:anchorId="4AD24741" wp14:editId="397897AD">
+            <wp:extent cx="5760720" cy="2719070"/>
+            <wp:effectExtent l="0" t="0" r="0" b="5080"/>
+            <wp:docPr id="2466672" name="Image 1"/>
+            <wp:cNvGraphicFramePr>
+              <a:graphicFrameLocks xmlns:a="http://schemas.openxmlformats.org/drawingml/2006/main" noChangeAspect="1"/>
+            </wp:cNvGraphicFramePr>
+            <a:graphic xmlns:a="http://schemas.openxmlformats.org/drawingml/2006/main">
+              <a:graphicData uri="http://schemas.openxmlformats.org/drawingml/2006/picture">
+                <pic:pic xmlns:pic="http://schemas.openxmlformats.org/drawingml/2006/picture">
+                  <pic:nvPicPr>
+                    <pic:cNvPr id="2466672" name=""/>
+                    <pic:cNvPicPr/>
+                  </pic:nvPicPr>
+                  <pic:blipFill>
+                    <a:blip r:embed="rId26"/>
+                    <a:stretch>
+                      <a:fillRect/>
+                    </a:stretch>
+                  </pic:blipFill>
+                  <pic:spPr>
+                    <a:xfrm>
+                      <a:off x="0" y="0"/>
+                      <a:ext cx="5760720" cy="2719070"/>
+                    </a:xfrm>
+                    <a:prstGeom prst="rect">
+                      <a:avLst/>
+                    </a:prstGeom>
+                  </pic:spPr>
+                </pic:pic>
+              </a:graphicData>
+            </a:graphic>
+          </wp:inline>
+        </w:drawing>
+      </w:r>
+    </w:p>
+    <w:p/>
+    <w:p/>
+    <w:p>
+      <w:r>
+        <w:t>Étape 5 — terraform apply</w:t>
+      </w:r>
+    </w:p>
+    <w:p>
+      <w:r>
+        <w:t>terraform apply "tfplan"</w:t>
+      </w:r>
+    </w:p>
+    <w:p>
+      <w:r>
+        <w:rPr>
+          <w:noProof/>
+        </w:rPr>
+        <w:drawing>
+          <wp:inline distT="0" distB="0" distL="0" distR="0" wp14:anchorId="28863F1A" wp14:editId="02FAC86A">
+            <wp:extent cx="5760720" cy="1804670"/>
+            <wp:effectExtent l="0" t="0" r="0" b="5080"/>
+            <wp:docPr id="2124071320" name="Image 1"/>
+            <wp:cNvGraphicFramePr>
+              <a:graphicFrameLocks xmlns:a="http://schemas.openxmlformats.org/drawingml/2006/main" noChangeAspect="1"/>
+            </wp:cNvGraphicFramePr>
+            <a:graphic xmlns:a="http://schemas.openxmlformats.org/drawingml/2006/main">
+              <a:graphicData uri="http://schemas.openxmlformats.org/drawingml/2006/picture">
+                <pic:pic xmlns:pic="http://schemas.openxmlformats.org/drawingml/2006/picture">
+                  <pic:nvPicPr>
+                    <pic:cNvPr id="2124071320" name=""/>
+                    <pic:cNvPicPr/>
+                  </pic:nvPicPr>
+                  <pic:blipFill>
+                    <a:blip r:embed="rId27"/>
+                    <a:stretch>
+                      <a:fillRect/>
+                    </a:stretch>
+                  </pic:blipFill>
+                  <pic:spPr>
+                    <a:xfrm>
+                      <a:off x="0" y="0"/>
+                      <a:ext cx="5760720" cy="1804670"/>
+                    </a:xfrm>
+                    <a:prstGeom prst="rect">
+                      <a:avLst/>
+                    </a:prstGeom>
+                  </pic:spPr>
+                </pic:pic>
+              </a:graphicData>
+            </a:graphic>
+          </wp:inline>
+        </w:drawing>
+      </w:r>
+    </w:p>
+    <w:p/>
+    <w:p>
+      <w:r>
+        <w:rPr>
+          <w:b/>
+          <w:bCs/>
+        </w:rPr>
+        <w:lastRenderedPageBreak/>
+        <w:t>Phase 03 — Baseline Secure Score (J0)</w:t>
+      </w:r>
+    </w:p>
+    <w:p>
+      <w:r>
+        <w:rPr>
+          <w:b/>
+          <w:bCs/>
+        </w:rPr>
+        <w:t>Objectif</w:t>
+      </w:r>
+      <w:r>
+        <w:br/>
+        <w:t>Capturer le Secure Score initial AVANT toute action corrective. C'est le point zéro de mesure — sans lui, impossible de prouver l'impact des remédiations en entretien ou dans un rapport d'audit.</w:t>
+      </w:r>
+    </w:p>
+    <w:p>
+      <w:r>
+        <w:rPr>
+          <w:b/>
+          <w:bCs/>
+        </w:rPr>
+        <w:t>Pourquoi c'est critique</w:t>
+      </w:r>
+      <w:r>
+        <w:br/>
+        <w:t xml:space="preserve">Le Secure Score est l'indicateur chiffré de la posture de sécurité cloud de Microsoft. Il agrège toutes les recommendations Defender for Cloud en un score sur 100. En contexte professionnel (audit, PSSI, entretien MICSI), la question clé est : </w:t>
+      </w:r>
+      <w:r>
+        <w:rPr>
+          <w:i/>
+          <w:iCs/>
+        </w:rPr>
+        <w:t>"De combien avez-vous amélioré la posture ?"</w:t>
+      </w:r>
+      <w:r>
+        <w:t>. La réponse n'est possible que si le J0 est documenté.</w:t>
+      </w:r>
+    </w:p>
+    <w:p>
+      <w:r>
+        <w:rPr>
+          <w:b/>
+          <w:bCs/>
+        </w:rPr>
+        <w:t>Livrable attendu</w:t>
+      </w:r>
+    </w:p>
+    <w:p>
+      <w:pPr>
+        <w:numPr>
+          <w:ilvl w:val="0"/>
+          <w:numId w:val="3"/>
+        </w:numPr>
+      </w:pPr>
+      <w:r>
+        <w:t>Score global J0 : ___/100</w:t>
+      </w:r>
+    </w:p>
+    <w:p>
+      <w:pPr>
+        <w:numPr>
+          <w:ilvl w:val="0"/>
+          <w:numId w:val="3"/>
+        </w:numPr>
+      </w:pPr>
+      <w:r>
+        <w:t>Fichier CSV exporté dans reports/baseline/</w:t>
+      </w:r>
+    </w:p>
+    <w:p>
+      <w:pPr>
+        <w:numPr>
+          <w:ilvl w:val="0"/>
+          <w:numId w:val="3"/>
+        </w:numPr>
+      </w:pPr>
+      <w:r>
+        <w:t>Screenshot du dashboard Secure Score</w:t>
+      </w:r>
+    </w:p>
+    <w:p>
+      <w:pPr>
+        <w:numPr>
+          <w:ilvl w:val="0"/>
+          <w:numId w:val="3"/>
+        </w:numPr>
+      </w:pPr>
+      <w:r>
+        <w:t>Top recommendations critiques identifiées</w:t>
+      </w:r>
+    </w:p>
+    <w:p/>
+    <w:p/>
+    <w:p/>
+    <w:p>
+      <w:pPr>
+        <w:rPr>
+          <w:b/>
+          <w:bCs/>
+        </w:rPr>
+      </w:pPr>
+      <w:r>
+        <w:rPr>
+          <w:b/>
+          <w:bCs/>
+        </w:rPr>
+        <w:t>Phase 03 — Baseline Secure Score</w:t>
+      </w:r>
+    </w:p>
+    <w:p>
+      <w:r>
+        <w:t>Lance maintenant :</w:t>
+      </w:r>
+    </w:p>
+    <w:p>
+      <w:r>
+        <w:t>cd "D:\personnel-ivan\PROJETS-PERSO-LAB\Microsoft Defender for Cloud"</w:t>
+      </w:r>
+    </w:p>
+    <w:p/>
+    <w:p>
+      <w:r>
+        <w:t># Attendre que Defender initialise (peut prendre 15-30 min après l'activation)</w:t>
+      </w:r>
+    </w:p>
+    <w:p>
+      <w:r>
+        <w:t># Vérifier que les plans sont bien actifs</w:t>
+      </w:r>
+    </w:p>
+    <w:p>
+      <w:r>
+        <w:t>Get-AzSecurityPricing | Select-Object Name, PricingTier | Sort-Object Name</w:t>
+      </w:r>
+    </w:p>
+    <w:p>
+      <w:r>
+        <w:rPr>
+          <w:noProof/>
+        </w:rPr>
+        <w:lastRenderedPageBreak/>
+        <w:drawing>
+          <wp:inline distT="0" distB="0" distL="0" distR="0" wp14:anchorId="0EA95D73" wp14:editId="61327CB6">
+            <wp:extent cx="5760720" cy="1903095"/>
+            <wp:effectExtent l="0" t="0" r="0" b="1905"/>
+            <wp:docPr id="383124861" name="Image 1"/>
+            <wp:cNvGraphicFramePr>
+              <a:graphicFrameLocks xmlns:a="http://schemas.openxmlformats.org/drawingml/2006/main" noChangeAspect="1"/>
+            </wp:cNvGraphicFramePr>
+            <a:graphic xmlns:a="http://schemas.openxmlformats.org/drawingml/2006/main">
+              <a:graphicData uri="http://schemas.openxmlformats.org/drawingml/2006/picture">
+                <pic:pic xmlns:pic="http://schemas.openxmlformats.org/drawingml/2006/picture">
+                  <pic:nvPicPr>
+                    <pic:cNvPr id="383124861" name=""/>
+                    <pic:cNvPicPr/>
+                  </pic:nvPicPr>
+                  <pic:blipFill>
+                    <a:blip r:embed="rId28"/>
+                    <a:stretch>
+                      <a:fillRect/>
+                    </a:stretch>
+                  </pic:blipFill>
+                  <pic:spPr>
+                    <a:xfrm>
+                      <a:off x="0" y="0"/>
+                      <a:ext cx="5760720" cy="1903095"/>
+                    </a:xfrm>
+                    <a:prstGeom prst="rect">
+                      <a:avLst/>
+                    </a:prstGeom>
+                  </pic:spPr>
+                </pic:pic>
+              </a:graphicData>
+            </a:graphic>
+          </wp:inline>
+        </w:drawing>
+      </w:r>
+    </w:p>
+    <w:p/>
+    <w:p>
+      <w:r>
+        <w:rPr>
+          <w:b/>
+          <w:bCs/>
+        </w:rPr>
+        <w:t>Plans confirmés.</w:t>
+      </w:r>
+      <w:r>
+        <w:t xml:space="preserve"> Tout ce qu'on a activé via Terraform est bien en Standard :</w:t>
+      </w:r>
+    </w:p>
+    <w:tbl>
+      <w:tblPr>
+        <w:tblStyle w:val="TableauGrille5Fonc-Accentuation2"/>
+        <w:tblW w:w="0" w:type="auto"/>
+        <w:tblLook w:val="04A0" w:firstRow="1" w:lastRow="0" w:firstColumn="1" w:lastColumn="0" w:noHBand="0" w:noVBand="1"/>
+      </w:tblPr>
+      <w:tblGrid>
+        <w:gridCol w:w="3347"/>
+        <w:gridCol w:w="2318"/>
+      </w:tblGrid>
+      <w:tr>
+        <w:trPr>
+          <w:cnfStyle w:val="100000000000" w:firstRow="1" w:lastRow="0" w:firstColumn="0" w:lastColumn="0" w:oddVBand="0" w:evenVBand="0" w:oddHBand="0" w:evenHBand="0" w:firstRowFirstColumn="0" w:firstRowLastColumn="0" w:lastRowFirstColumn="0" w:lastRowLastColumn="0"/>
+        </w:trPr>
+        <w:tc>
+          <w:tcPr>
+            <w:cnfStyle w:val="001000000000" w:firstRow="0" w:lastRow="0" w:firstColumn="1" w:lastColumn="0" w:oddVBand="0" w:evenVBand="0" w:oddHBand="0" w:evenHBand="0" w:firstRowFirstColumn="0" w:firstRowLastColumn="0" w:lastRowFirstColumn="0" w:lastRowLastColumn="0"/>
+            <w:tcW w:w="0" w:type="auto"/>
+            <w:hideMark/>
+          </w:tcPr>
+          <w:p>
+            <w:pPr>
+              <w:spacing w:after="160" w:line="278" w:lineRule="auto"/>
+            </w:pPr>
+            <w:r>
+              <w:t>Plan</w:t>
+            </w:r>
+          </w:p>
+        </w:tc>
+        <w:tc>
+          <w:tcPr>
+            <w:tcW w:w="2318" w:type="dxa"/>
+            <w:hideMark/>
+          </w:tcPr>
+          <w:p>
+            <w:pPr>
+              <w:spacing w:after="160" w:line="278" w:lineRule="auto"/>
+              <w:cnfStyle w:val="100000000000" w:firstRow="1" w:lastRow="0" w:firstColumn="0" w:lastColumn="0" w:oddVBand="0" w:evenVBand="0" w:oddHBand="0" w:evenHBand="0" w:firstRowFirstColumn="0" w:firstRowLastColumn="0" w:lastRowFirstColumn="0" w:lastRowLastColumn="0"/>
+            </w:pPr>
+            <w:r>
+              <w:t>Statut</w:t>
+            </w:r>
+          </w:p>
+        </w:tc>
+      </w:tr>
+      <w:tr>
+        <w:trPr>
+          <w:cnfStyle w:val="000000100000" w:firstRow="0" w:lastRow="0" w:firstColumn="0" w:lastColumn="0" w:oddVBand="0" w:evenVBand="0" w:oddHBand="1" w:evenHBand="0" w:firstRowFirstColumn="0" w:firstRowLastColumn="0" w:lastRowFirstColumn="0" w:lastRowLastColumn="0"/>
+        </w:trPr>
+        <w:tc>
+          <w:tcPr>
+            <w:cnfStyle w:val="001000000000" w:firstRow="0" w:lastRow="0" w:firstColumn="1" w:lastColumn="0" w:oddVBand="0" w:evenVBand="0" w:oddHBand="0" w:evenHBand="0" w:firstRowFirstColumn="0" w:firstRowLastColumn="0" w:lastRowFirstColumn="0" w:lastRowLastColumn="0"/>
+            <w:tcW w:w="0" w:type="auto"/>
+            <w:hideMark/>
+          </w:tcPr>
+          <w:p>
+            <w:pPr>
+              <w:spacing w:after="160" w:line="278" w:lineRule="auto"/>
+            </w:pPr>
+            <w:r>
+              <w:t>VirtualMachines (Servers P2)</w:t>
+            </w:r>
+          </w:p>
+        </w:tc>
+        <w:tc>
+          <w:tcPr>
+            <w:tcW w:w="2318" w:type="dxa"/>
+            <w:hideMark/>
+          </w:tcPr>
+          <w:p>
+            <w:pPr>
+              <w:spacing w:after="160" w:line="278" w:lineRule="auto"/>
+              <w:cnfStyle w:val="000000100000" w:firstRow="0" w:lastRow="0" w:firstColumn="0" w:lastColumn="0" w:oddVBand="0" w:evenVBand="0" w:oddHBand="1" w:evenHBand="0" w:firstRowFirstColumn="0" w:firstRowLastColumn="0" w:lastRowFirstColumn="0" w:lastRowLastColumn="0"/>
+            </w:pPr>
+            <w:r>
+              <w:rPr>
+                <w:rFonts w:ascii="Segoe UI Emoji" w:hAnsi="Segoe UI Emoji" w:cs="Segoe UI Emoji"/>
+              </w:rPr>
+              <w:t>✅</w:t>
+            </w:r>
+            <w:r>
+              <w:t xml:space="preserve"> Standard</w:t>
+            </w:r>
+          </w:p>
+        </w:tc>
+      </w:tr>
+      <w:tr>
+        <w:tc>
+          <w:tcPr>
+            <w:cnfStyle w:val="001000000000" w:firstRow="0" w:lastRow="0" w:firstColumn="1" w:lastColumn="0" w:oddVBand="0" w:evenVBand="0" w:oddHBand="0" w:evenHBand="0" w:firstRowFirstColumn="0" w:firstRowLastColumn="0" w:lastRowFirstColumn="0" w:lastRowLastColumn="0"/>
+            <w:tcW w:w="0" w:type="auto"/>
+            <w:hideMark/>
+          </w:tcPr>
+          <w:p>
+            <w:pPr>
+              <w:spacing w:after="160" w:line="278" w:lineRule="auto"/>
+            </w:pPr>
+            <w:r>
+              <w:t>StorageAccounts</w:t>
+            </w:r>
+          </w:p>
+        </w:tc>
+        <w:tc>
+          <w:tcPr>
+            <w:tcW w:w="2318" w:type="dxa"/>
+            <w:hideMark/>
+          </w:tcPr>
+          <w:p>
+            <w:pPr>
+              <w:spacing w:after="160" w:line="278" w:lineRule="auto"/>
+              <w:cnfStyle w:val="000000000000" w:firstRow="0" w:lastRow="0" w:firstColumn="0" w:lastColumn="0" w:oddVBand="0" w:evenVBand="0" w:oddHBand="0" w:evenHBand="0" w:firstRowFirstColumn="0" w:firstRowLastColumn="0" w:lastRowFirstColumn="0" w:lastRowLastColumn="0"/>
+            </w:pPr>
+            <w:r>
+              <w:rPr>
+                <w:rFonts w:ascii="Segoe UI Emoji" w:hAnsi="Segoe UI Emoji" w:cs="Segoe UI Emoji"/>
+              </w:rPr>
+              <w:t>✅</w:t>
+            </w:r>
+            <w:r>
+              <w:t xml:space="preserve"> Standard</w:t>
+            </w:r>
+          </w:p>
+        </w:tc>
+      </w:tr>
+      <w:tr>
+        <w:trPr>
+          <w:cnfStyle w:val="000000100000" w:firstRow="0" w:lastRow="0" w:firstColumn="0" w:lastColumn="0" w:oddVBand="0" w:evenVBand="0" w:oddHBand="1" w:evenHBand="0" w:firstRowFirstColumn="0" w:firstRowLastColumn="0" w:lastRowFirstColumn="0" w:lastRowLastColumn="0"/>
+        </w:trPr>
+        <w:tc>
+          <w:tcPr>
+            <w:cnfStyle w:val="001000000000" w:firstRow="0" w:lastRow="0" w:firstColumn="1" w:lastColumn="0" w:oddVBand="0" w:evenVBand="0" w:oddHBand="0" w:evenHBand="0" w:firstRowFirstColumn="0" w:firstRowLastColumn="0" w:lastRowFirstColumn="0" w:lastRowLastColumn="0"/>
+            <w:tcW w:w="0" w:type="auto"/>
+            <w:hideMark/>
+          </w:tcPr>
+          <w:p>
+            <w:pPr>
+              <w:spacing w:after="160" w:line="278" w:lineRule="auto"/>
+            </w:pPr>
+            <w:r>
+              <w:t>KeyVaults</w:t>
+            </w:r>
+          </w:p>
+        </w:tc>
+        <w:tc>
+          <w:tcPr>
+            <w:tcW w:w="2318" w:type="dxa"/>
+            <w:hideMark/>
+          </w:tcPr>
+          <w:p>
+            <w:pPr>
+              <w:spacing w:after="160" w:line="278" w:lineRule="auto"/>
+              <w:cnfStyle w:val="000000100000" w:firstRow="0" w:lastRow="0" w:firstColumn="0" w:lastColumn="0" w:oddVBand="0" w:evenVBand="0" w:oddHBand="1" w:evenHBand="0" w:firstRowFirstColumn="0" w:firstRowLastColumn="0" w:lastRowFirstColumn="0" w:lastRowLastColumn="0"/>
+            </w:pPr>
+            <w:r>
+              <w:rPr>
+                <w:rFonts w:ascii="Segoe UI Emoji" w:hAnsi="Segoe UI Emoji" w:cs="Segoe UI Emoji"/>
+              </w:rPr>
+              <w:t>✅</w:t>
+            </w:r>
+            <w:r>
+              <w:t xml:space="preserve"> Standard</w:t>
+            </w:r>
+          </w:p>
+        </w:tc>
+      </w:tr>
+      <w:tr>
+        <w:tc>
+          <w:tcPr>
+            <w:cnfStyle w:val="001000000000" w:firstRow="0" w:lastRow="0" w:firstColumn="1" w:lastColumn="0" w:oddVBand="0" w:evenVBand="0" w:oddHBand="0" w:evenHBand="0" w:firstRowFirstColumn="0" w:firstRowLastColumn="0" w:lastRowFirstColumn="0" w:lastRowLastColumn="0"/>
+            <w:tcW w:w="0" w:type="auto"/>
+            <w:hideMark/>
+          </w:tcPr>
+          <w:p>
+            <w:pPr>
+              <w:spacing w:after="160" w:line="278" w:lineRule="auto"/>
+            </w:pPr>
+            <w:r>
+              <w:t>FoundationalCspm</w:t>
+            </w:r>
+          </w:p>
+        </w:tc>
+        <w:tc>
+          <w:tcPr>
+            <w:tcW w:w="2318" w:type="dxa"/>
+            <w:hideMark/>
+          </w:tcPr>
+          <w:p>
+            <w:pPr>
+              <w:spacing w:after="160" w:line="278" w:lineRule="auto"/>
+              <w:cnfStyle w:val="000000000000" w:firstRow="0" w:lastRow="0" w:firstColumn="0" w:lastColumn="0" w:oddVBand="0" w:evenVBand="0" w:oddHBand="0" w:evenHBand="0" w:firstRowFirstColumn="0" w:firstRowLastColumn="0" w:lastRowFirstColumn="0" w:lastRowLastColumn="0"/>
+            </w:pPr>
+            <w:r>
+              <w:rPr>
+                <w:rFonts w:ascii="Segoe UI Emoji" w:hAnsi="Segoe UI Emoji" w:cs="Segoe UI Emoji"/>
+              </w:rPr>
+              <w:t>✅</w:t>
+            </w:r>
+            <w:r>
+              <w:t xml:space="preserve"> Standard</w:t>
+            </w:r>
+          </w:p>
+        </w:tc>
+      </w:tr>
+      <w:tr>
+        <w:trPr>
+          <w:cnfStyle w:val="000000100000" w:firstRow="0" w:lastRow="0" w:firstColumn="0" w:lastColumn="0" w:oddVBand="0" w:evenVBand="0" w:oddHBand="1" w:evenHBand="0" w:firstRowFirstColumn="0" w:firstRowLastColumn="0" w:lastRowFirstColumn="0" w:lastRowLastColumn="0"/>
+        </w:trPr>
+        <w:tc>
+          <w:tcPr>
+            <w:cnfStyle w:val="001000000000" w:firstRow="0" w:lastRow="0" w:firstColumn="1" w:lastColumn="0" w:oddVBand="0" w:evenVBand="0" w:oddHBand="0" w:evenHBand="0" w:firstRowFirstColumn="0" w:firstRowLastColumn="0" w:lastRowFirstColumn="0" w:lastRowLastColumn="0"/>
+            <w:tcW w:w="0" w:type="auto"/>
+            <w:hideMark/>
+          </w:tcPr>
+          <w:p>
+            <w:pPr>
+              <w:spacing w:after="160" w:line="278" w:lineRule="auto"/>
+            </w:pPr>
+            <w:r>
+              <w:t>Discovery</w:t>
+            </w:r>
+          </w:p>
+        </w:tc>
+        <w:tc>
+          <w:tcPr>
+            <w:tcW w:w="2318" w:type="dxa"/>
+            <w:hideMark/>
+          </w:tcPr>
+          <w:p>
+            <w:pPr>
+              <w:spacing w:after="160" w:line="278" w:lineRule="auto"/>
+              <w:cnfStyle w:val="000000100000" w:firstRow="0" w:lastRow="0" w:firstColumn="0" w:lastColumn="0" w:oddVBand="0" w:evenVBand="0" w:oddHBand="1" w:evenHBand="0" w:firstRowFirstColumn="0" w:firstRowLastColumn="0" w:lastRowFirstColumn="0" w:lastRowLastColumn="0"/>
+            </w:pPr>
+            <w:r>
+              <w:rPr>
+                <w:rFonts w:ascii="Segoe UI Emoji" w:hAnsi="Segoe UI Emoji" w:cs="Segoe UI Emoji"/>
+              </w:rPr>
+              <w:t>✅</w:t>
+            </w:r>
+            <w:r>
+              <w:t xml:space="preserve"> Standard</w:t>
+            </w:r>
+          </w:p>
+        </w:tc>
+      </w:tr>
+    </w:tbl>
+    <w:p/>
+    <w:p/>
+    <w:p>
+      <w:r>
+        <w:t>Phase 03 — Export du Secure Score (J0)</w:t>
+      </w:r>
+    </w:p>
+    <w:p>
+      <w:r>
+        <w:t>cd "D:\personnel-ivan\PROJETS-PERSO-LAB\Microsoft Defender for Cloud"</w:t>
+      </w:r>
+    </w:p>
+    <w:p>
+      <w:r>
+        <w:t>.\scripts\powershell\02-export-secure-score.ps1 -OutputPath "reports\baseline\score-J0.csv"</w:t>
+      </w:r>
+    </w:p>
+    <w:p/>
+    <w:p>
+      <w:r>
+        <w:rPr>
+          <w:b/>
+          <w:bCs/>
+        </w:rPr>
+        <w:t>Cas 1 — Le score s'affiche</w:t>
+      </w:r>
+      <w:r>
+        <w:t xml:space="preserve"> → on note le chiffre, on continue.</w:t>
+      </w:r>
+    </w:p>
+    <w:p>
+      <w:r>
+        <w:rPr>
+          <w:b/>
+          <w:bCs/>
+        </w:rPr>
+        <w:t>Cas 2 — Score à 0 ou erreur</w:t>
+      </w:r>
+      <w:r>
+        <w:t xml:space="preserve"> → Defender vient d'être activé, il faut 15-30 min pour que l'évaluation initiale soit complète. Dans ce cas on lance :</w:t>
+      </w:r>
+    </w:p>
+    <w:p/>
+    <w:p>
+      <w:r>
+        <w:rPr>
+          <w:noProof/>
+        </w:rPr>
+        <w:lastRenderedPageBreak/>
+        <w:drawing>
+          <wp:inline distT="0" distB="0" distL="0" distR="0" wp14:anchorId="6E8B5888" wp14:editId="4C5B05A5">
+            <wp:extent cx="5760720" cy="1476375"/>
+            <wp:effectExtent l="0" t="0" r="0" b="9525"/>
+            <wp:docPr id="873180442" name="Image 1"/>
+            <wp:cNvGraphicFramePr>
+              <a:graphicFrameLocks xmlns:a="http://schemas.openxmlformats.org/drawingml/2006/main" noChangeAspect="1"/>
+            </wp:cNvGraphicFramePr>
+            <a:graphic xmlns:a="http://schemas.openxmlformats.org/drawingml/2006/main">
+              <a:graphicData uri="http://schemas.openxmlformats.org/drawingml/2006/picture">
+                <pic:pic xmlns:pic="http://schemas.openxmlformats.org/drawingml/2006/picture">
+                  <pic:nvPicPr>
+                    <pic:cNvPr id="873180442" name=""/>
+                    <pic:cNvPicPr/>
+                  </pic:nvPicPr>
+                  <pic:blipFill>
+                    <a:blip r:embed="rId29"/>
+                    <a:stretch>
+                      <a:fillRect/>
+                    </a:stretch>
+                  </pic:blipFill>
+                  <pic:spPr>
+                    <a:xfrm>
+                      <a:off x="0" y="0"/>
+                      <a:ext cx="5760720" cy="1476375"/>
+                    </a:xfrm>
+                    <a:prstGeom prst="rect">
+                      <a:avLst/>
+                    </a:prstGeom>
+                  </pic:spPr>
+                </pic:pic>
+              </a:graphicData>
+            </a:graphic>
+          </wp:inline>
+        </w:drawing>
+      </w:r>
+    </w:p>
+    <w:p/>
+    <w:p>
+      <w:r>
+        <w:rPr>
+          <w:b/>
+          <w:bCs/>
+        </w:rPr>
+        <w:t>aseline J0 capturée !</w:t>
+      </w:r>
+      <w:r>
+        <w:t xml:space="preserve"> C'est le point zéro du lab — tout ce qu'on va faire ensuite se mesure contre ce chiffre.</w:t>
+      </w:r>
+    </w:p>
+    <w:p>
+      <w:r>
+        <w:pict w14:anchorId="5ADAC611">
+          <v:rect id="_x0000_i1047" style="width:0;height:1.5pt" o:hralign="center" o:hrstd="t" o:hr="t" fillcolor="#a0a0a0" stroked="f"/>
+        </w:pict>
+      </w:r>
+    </w:p>
+    <w:p>
+      <w:pPr>
+        <w:rPr>
+          <w:b/>
+          <w:bCs/>
+        </w:rPr>
+      </w:pPr>
+      <w:r>
+        <w:rPr>
+          <w:b/>
+          <w:bCs/>
+        </w:rPr>
+        <w:t>Ce qu'on a à J0</w:t>
+      </w:r>
+    </w:p>
+    <w:tbl>
+      <w:tblPr>
+        <w:tblStyle w:val="TableauGrille4-Accentuation2"/>
+        <w:tblW w:w="0" w:type="auto"/>
+        <w:tblLook w:val="04A0" w:firstRow="1" w:lastRow="0" w:firstColumn="1" w:lastColumn="0" w:noHBand="0" w:noVBand="1"/>
+      </w:tblPr>
+      <w:tblGrid>
+        <w:gridCol w:w="4336"/>
+        <w:gridCol w:w="4390"/>
+      </w:tblGrid>
+      <w:tr>
+        <w:trPr>
+          <w:cnfStyle w:val="100000000000" w:firstRow="1" w:lastRow="0" w:firstColumn="0" w:lastColumn="0" w:oddVBand="0" w:evenVBand="0" w:oddHBand="0" w:evenHBand="0" w:firstRowFirstColumn="0" w:firstRowLastColumn="0" w:lastRowFirstColumn="0" w:lastRowLastColumn="0"/>
+        </w:trPr>
+        <w:tc>
+          <w:tcPr>
+            <w:cnfStyle w:val="001000000000" w:firstRow="0" w:lastRow="0" w:firstColumn="1" w:lastColumn="0" w:oddVBand="0" w:evenVBand="0" w:oddHBand="0" w:evenHBand="0" w:firstRowFirstColumn="0" w:firstRowLastColumn="0" w:lastRowFirstColumn="0" w:lastRowLastColumn="0"/>
+            <w:tcW w:w="0" w:type="auto"/>
+            <w:hideMark/>
+          </w:tcPr>
+          <w:p>
+            <w:pPr>
+              <w:spacing w:after="160" w:line="278" w:lineRule="auto"/>
+            </w:pPr>
+            <w:r>
+              <w:t>Métrique</w:t>
+            </w:r>
+          </w:p>
+        </w:tc>
+        <w:tc>
+          <w:tcPr>
+            <w:tcW w:w="0" w:type="auto"/>
+            <w:hideMark/>
+          </w:tcPr>
+          <w:p>
+            <w:pPr>
+              <w:spacing w:after="160" w:line="278" w:lineRule="auto"/>
+              <w:cnfStyle w:val="100000000000" w:firstRow="1" w:lastRow="0" w:firstColumn="0" w:lastColumn="0" w:oddVBand="0" w:evenVBand="0" w:oddHBand="0" w:evenHBand="0" w:firstRowFirstColumn="0" w:firstRowLastColumn="0" w:lastRowFirstColumn="0" w:lastRowLastColumn="0"/>
+            </w:pPr>
+            <w:r>
+              <w:t>Valeur</w:t>
+            </w:r>
+          </w:p>
+        </w:tc>
+      </w:tr>
+      <w:tr>
+        <w:trPr>
+          <w:cnfStyle w:val="000000100000" w:firstRow="0" w:lastRow="0" w:firstColumn="0" w:lastColumn="0" w:oddVBand="0" w:evenVBand="0" w:oddHBand="1" w:evenHBand="0" w:firstRowFirstColumn="0" w:firstRowLastColumn="0" w:lastRowFirstColumn="0" w:lastRowLastColumn="0"/>
+        </w:trPr>
+        <w:tc>
+          <w:tcPr>
+            <w:cnfStyle w:val="001000000000" w:firstRow="0" w:lastRow="0" w:firstColumn="1" w:lastColumn="0" w:oddVBand="0" w:evenVBand="0" w:oddHBand="0" w:evenHBand="0" w:firstRowFirstColumn="0" w:firstRowLastColumn="0" w:lastRowFirstColumn="0" w:lastRowLastColumn="0"/>
+            <w:tcW w:w="0" w:type="auto"/>
+            <w:hideMark/>
+          </w:tcPr>
+          <w:p>
+            <w:pPr>
+              <w:spacing w:after="160" w:line="278" w:lineRule="auto"/>
+            </w:pPr>
+            <w:r>
+              <w:t>Secure Score global</w:t>
+            </w:r>
+          </w:p>
+        </w:tc>
+        <w:tc>
+          <w:tcPr>
+            <w:tcW w:w="0" w:type="auto"/>
+            <w:hideMark/>
+          </w:tcPr>
+          <w:p>
+            <w:pPr>
+              <w:spacing w:after="160" w:line="278" w:lineRule="auto"/>
+              <w:cnfStyle w:val="000000100000" w:firstRow="0" w:lastRow="0" w:firstColumn="0" w:lastColumn="0" w:oddVBand="0" w:evenVBand="0" w:oddHBand="1" w:evenHBand="0" w:firstRowFirstColumn="0" w:firstRowLastColumn="0" w:lastRowFirstColumn="0" w:lastRowLastColumn="0"/>
+            </w:pPr>
+            <w:r>
+              <w:rPr>
+                <w:b/>
+                <w:bCs/>
+              </w:rPr>
+              <w:t>24 % (6/25 points)</w:t>
+            </w:r>
+          </w:p>
+        </w:tc>
+      </w:tr>
+      <w:tr>
+        <w:tc>
+          <w:tcPr>
+            <w:cnfStyle w:val="001000000000" w:firstRow="0" w:lastRow="0" w:firstColumn="1" w:lastColumn="0" w:oddVBand="0" w:evenVBand="0" w:oddHBand="0" w:evenHBand="0" w:firstRowFirstColumn="0" w:firstRowLastColumn="0" w:lastRowFirstColumn="0" w:lastRowLastColumn="0"/>
+            <w:tcW w:w="0" w:type="auto"/>
+            <w:hideMark/>
+          </w:tcPr>
+          <w:p>
+            <w:pPr>
+              <w:spacing w:after="160" w:line="278" w:lineRule="auto"/>
+            </w:pPr>
+            <w:r>
+              <w:t>Top control à corriger</w:t>
+            </w:r>
+          </w:p>
+        </w:tc>
+        <w:tc>
+          <w:tcPr>
+            <w:tcW w:w="0" w:type="auto"/>
+            <w:hideMark/>
+          </w:tcPr>
+          <w:p>
+            <w:pPr>
+              <w:spacing w:after="160" w:line="278" w:lineRule="auto"/>
+              <w:cnfStyle w:val="000000000000" w:firstRow="0" w:lastRow="0" w:firstColumn="0" w:lastColumn="0" w:oddVBand="0" w:evenVBand="0" w:oddHBand="0" w:evenHBand="0" w:firstRowFirstColumn="0" w:firstRowLastColumn="0" w:lastRowFirstColumn="0" w:lastRowLastColumn="0"/>
+            </w:pPr>
+            <w:r>
+              <w:t>Remediate security configurations — 0%</w:t>
+            </w:r>
+          </w:p>
+        </w:tc>
+      </w:tr>
+      <w:tr>
+        <w:trPr>
+          <w:cnfStyle w:val="000000100000" w:firstRow="0" w:lastRow="0" w:firstColumn="0" w:lastColumn="0" w:oddVBand="0" w:evenVBand="0" w:oddHBand="1" w:evenHBand="0" w:firstRowFirstColumn="0" w:firstRowLastColumn="0" w:lastRowFirstColumn="0" w:lastRowLastColumn="0"/>
+        </w:trPr>
+        <w:tc>
+          <w:tcPr>
+            <w:cnfStyle w:val="001000000000" w:firstRow="0" w:lastRow="0" w:firstColumn="1" w:lastColumn="0" w:oddVBand="0" w:evenVBand="0" w:oddHBand="0" w:evenHBand="0" w:firstRowFirstColumn="0" w:firstRowLastColumn="0" w:lastRowFirstColumn="0" w:lastRowLastColumn="0"/>
+            <w:tcW w:w="0" w:type="auto"/>
+            <w:hideMark/>
+          </w:tcPr>
+          <w:p>
+            <w:pPr>
+              <w:spacing w:after="160" w:line="278" w:lineRule="auto"/>
+            </w:pPr>
+            <w:r>
+              <w:t>Apply system updates</w:t>
+            </w:r>
+          </w:p>
+        </w:tc>
+        <w:tc>
+          <w:tcPr>
+            <w:tcW w:w="0" w:type="auto"/>
+            <w:hideMark/>
+          </w:tcPr>
+          <w:p>
+            <w:pPr>
+              <w:spacing w:after="160" w:line="278" w:lineRule="auto"/>
+              <w:cnfStyle w:val="000000100000" w:firstRow="0" w:lastRow="0" w:firstColumn="0" w:lastColumn="0" w:oddVBand="0" w:evenVBand="0" w:oddHBand="1" w:evenHBand="0" w:firstRowFirstColumn="0" w:firstRowLastColumn="0" w:lastRowFirstColumn="0" w:lastRowLastColumn="0"/>
+            </w:pPr>
+            <w:r>
+              <w:t>0% — 1 ressource affectée</w:t>
+            </w:r>
+          </w:p>
+        </w:tc>
+      </w:tr>
+      <w:tr>
+        <w:tc>
+          <w:tcPr>
+            <w:cnfStyle w:val="001000000000" w:firstRow="0" w:lastRow="0" w:firstColumn="1" w:lastColumn="0" w:oddVBand="0" w:evenVBand="0" w:oddHBand="0" w:evenHBand="0" w:firstRowFirstColumn="0" w:firstRowLastColumn="0" w:lastRowFirstColumn="0" w:lastRowLastColumn="0"/>
+            <w:tcW w:w="0" w:type="auto"/>
+            <w:hideMark/>
+          </w:tcPr>
+          <w:p>
+            <w:pPr>
+              <w:spacing w:after="160" w:line="278" w:lineRule="auto"/>
+            </w:pPr>
+            <w:r>
+              <w:t>Enable auditing and logging</w:t>
+            </w:r>
+          </w:p>
+        </w:tc>
+        <w:tc>
+          <w:tcPr>
+            <w:tcW w:w="0" w:type="auto"/>
+            <w:hideMark/>
+          </w:tcPr>
+          <w:p>
+            <w:pPr>
+              <w:spacing w:after="160" w:line="278" w:lineRule="auto"/>
+              <w:cnfStyle w:val="000000000000" w:firstRow="0" w:lastRow="0" w:firstColumn="0" w:lastColumn="0" w:oddVBand="0" w:evenVBand="0" w:oddHBand="0" w:evenHBand="0" w:firstRowFirstColumn="0" w:firstRowLastColumn="0" w:lastRowFirstColumn="0" w:lastRowLastColumn="0"/>
+            </w:pPr>
+            <w:r>
+              <w:t>0% — 1 ressource affectée</w:t>
+            </w:r>
+          </w:p>
+        </w:tc>
+      </w:tr>
+      <w:tr>
+        <w:trPr>
+          <w:cnfStyle w:val="000000100000" w:firstRow="0" w:lastRow="0" w:firstColumn="0" w:lastColumn="0" w:oddVBand="0" w:evenVBand="0" w:oddHBand="1" w:evenHBand="0" w:firstRowFirstColumn="0" w:firstRowLastColumn="0" w:lastRowFirstColumn="0" w:lastRowLastColumn="0"/>
+        </w:trPr>
+        <w:tc>
+          <w:tcPr>
+            <w:cnfStyle w:val="001000000000" w:firstRow="0" w:lastRow="0" w:firstColumn="1" w:lastColumn="0" w:oddVBand="0" w:evenVBand="0" w:oddHBand="0" w:evenHBand="0" w:firstRowFirstColumn="0" w:firstRowLastColumn="0" w:lastRowFirstColumn="0" w:lastRowLastColumn="0"/>
+            <w:tcW w:w="0" w:type="auto"/>
+            <w:hideMark/>
+          </w:tcPr>
+          <w:p>
+            <w:pPr>
+              <w:spacing w:after="160" w:line="278" w:lineRule="auto"/>
+            </w:pPr>
+            <w:r>
+              <w:t>Restrict unauthorized network access</w:t>
+            </w:r>
+          </w:p>
+        </w:tc>
+        <w:tc>
+          <w:tcPr>
+            <w:tcW w:w="0" w:type="auto"/>
+            <w:hideMark/>
+          </w:tcPr>
+          <w:p>
+            <w:pPr>
+              <w:spacing w:after="160" w:line="278" w:lineRule="auto"/>
+              <w:cnfStyle w:val="000000100000" w:firstRow="0" w:lastRow="0" w:firstColumn="0" w:lastColumn="0" w:oddVBand="0" w:evenVBand="0" w:oddHBand="1" w:evenHBand="0" w:firstRowFirstColumn="0" w:firstRowLastColumn="0" w:lastRowFirstColumn="0" w:lastRowLastColumn="0"/>
+            </w:pPr>
+            <w:r>
+              <w:t>0% — 1 ressource affectée</w:t>
+            </w:r>
+          </w:p>
+        </w:tc>
+      </w:tr>
+      <w:tr>
+        <w:tc>
+          <w:tcPr>
+            <w:cnfStyle w:val="001000000000" w:firstRow="0" w:lastRow="0" w:firstColumn="1" w:lastColumn="0" w:oddVBand="0" w:evenVBand="0" w:oddHBand="0" w:evenHBand="0" w:firstRowFirstColumn="0" w:firstRowLastColumn="0" w:lastRowFirstColumn="0" w:lastRowLastColumn="0"/>
+            <w:tcW w:w="0" w:type="auto"/>
+            <w:hideMark/>
+          </w:tcPr>
+          <w:p>
+            <w:pPr>
+              <w:spacing w:after="160" w:line="278" w:lineRule="auto"/>
+            </w:pPr>
+            <w:r>
+              <w:t>Implement security best practices</w:t>
+            </w:r>
+          </w:p>
+        </w:tc>
+        <w:tc>
+          <w:tcPr>
+            <w:tcW w:w="0" w:type="auto"/>
+            <w:hideMark/>
+          </w:tcPr>
+          <w:p>
+            <w:pPr>
+              <w:spacing w:after="160" w:line="278" w:lineRule="auto"/>
+              <w:cnfStyle w:val="000000000000" w:firstRow="0" w:lastRow="0" w:firstColumn="0" w:lastColumn="0" w:oddVBand="0" w:evenVBand="0" w:oddHBand="0" w:evenHBand="0" w:firstRowFirstColumn="0" w:firstRowLastColumn="0" w:lastRowFirstColumn="0" w:lastRowLastColumn="0"/>
+            </w:pPr>
+            <w:r>
+              <w:t>0% — 1 ressource affectée</w:t>
+            </w:r>
+          </w:p>
+        </w:tc>
+      </w:tr>
+    </w:tbl>
+    <w:p>
+      <w:r>
+        <w:t>24% c'est un score typique d'un abonnement Azure neuf — c'est exactement ce qu'on veut pour montrer une progression significative après remédiation.</w:t>
+      </w:r>
+    </w:p>
+    <w:p>
+      <w:r>
+        <w:rPr>
+          <w:noProof/>
+        </w:rPr>
+        <w:lastRenderedPageBreak/>
+        <w:drawing>
+          <wp:inline distT="0" distB="0" distL="0" distR="0" wp14:anchorId="40ED1EF3" wp14:editId="376144AE">
+            <wp:extent cx="5760720" cy="3190875"/>
+            <wp:effectExtent l="0" t="0" r="0" b="9525"/>
+            <wp:docPr id="334780208" name="Image 1"/>
+            <wp:cNvGraphicFramePr>
+              <a:graphicFrameLocks xmlns:a="http://schemas.openxmlformats.org/drawingml/2006/main" noChangeAspect="1"/>
+            </wp:cNvGraphicFramePr>
+            <a:graphic xmlns:a="http://schemas.openxmlformats.org/drawingml/2006/main">
+              <a:graphicData uri="http://schemas.openxmlformats.org/drawingml/2006/picture">
+                <pic:pic xmlns:pic="http://schemas.openxmlformats.org/drawingml/2006/picture">
+                  <pic:nvPicPr>
+                    <pic:cNvPr id="334780208" name=""/>
+                    <pic:cNvPicPr/>
+                  </pic:nvPicPr>
+                  <pic:blipFill>
+                    <a:blip r:embed="rId30"/>
+                    <a:stretch>
+                      <a:fillRect/>
+                    </a:stretch>
+                  </pic:blipFill>
+                  <pic:spPr>
+                    <a:xfrm>
+                      <a:off x="0" y="0"/>
+                      <a:ext cx="5760720" cy="3190875"/>
+                    </a:xfrm>
+                    <a:prstGeom prst="rect">
+                      <a:avLst/>
+                    </a:prstGeom>
+                  </pic:spPr>
+                </pic:pic>
+              </a:graphicData>
+            </a:graphic>
+          </wp:inline>
+        </w:drawing>
+      </w:r>
+    </w:p>
+    <w:p>
+      <w:r>
+        <w:t>Récupérer le détail complet avant de committer</w:t>
+      </w:r>
+    </w:p>
+    <w:p/>
+    <w:p>
+      <w:r>
+        <w:t># Voir tous les controls avec leur score détaillé</w:t>
+      </w:r>
+    </w:p>
+    <w:p>
+      <w:r>
+        <w:t>Get-AzSecuritySecureScoreControl |</w:t>
+      </w:r>
+    </w:p>
+    <w:p>
+      <w:r>
+        <w:t xml:space="preserve">    Select-Object DisplayName, CurrentScore, MaxScore,</w:t>
+      </w:r>
+    </w:p>
+    <w:p>
+      <w:r>
+        <w:t xml:space="preserve">        @{N="Pct"; E={ if($_.MaxScore -gt 0){[math]::Round(($_.CurrentScore/$_.MaxScore)*100,1)}else{0} }} |</w:t>
+      </w:r>
+    </w:p>
+    <w:p>
+      <w:r>
+        <w:t xml:space="preserve">    Sort-Object Pct |</w:t>
+      </w:r>
+    </w:p>
+    <w:p>
+      <w:r>
+        <w:t xml:space="preserve">    Format-Table -AutoSize</w:t>
+      </w:r>
+    </w:p>
+    <w:p/>
+    <w:p>
+      <w:r>
+        <w:t># Screenshot du portail aussi (pour le Word + LinkedIn)</w:t>
+      </w:r>
+    </w:p>
+    <w:p>
+      <w:r>
+        <w:t># https://portal.azure.com → Defender for Cloud → Secure Score</w:t>
+      </w:r>
+    </w:p>
+    <w:p>
+      <w:r>
+        <w:rPr>
+          <w:noProof/>
+        </w:rPr>
+        <w:lastRenderedPageBreak/>
+        <w:drawing>
+          <wp:inline distT="0" distB="0" distL="0" distR="0" wp14:anchorId="60EFC5A0" wp14:editId="697D887A">
+            <wp:extent cx="5019675" cy="3495675"/>
+            <wp:effectExtent l="0" t="0" r="9525" b="9525"/>
+            <wp:docPr id="1655150386" name="Image 1"/>
+            <wp:cNvGraphicFramePr>
+              <a:graphicFrameLocks xmlns:a="http://schemas.openxmlformats.org/drawingml/2006/main" noChangeAspect="1"/>
+            </wp:cNvGraphicFramePr>
+            <a:graphic xmlns:a="http://schemas.openxmlformats.org/drawingml/2006/main">
+              <a:graphicData uri="http://schemas.openxmlformats.org/drawingml/2006/picture">
+                <pic:pic xmlns:pic="http://schemas.openxmlformats.org/drawingml/2006/picture">
+                  <pic:nvPicPr>
+                    <pic:cNvPr id="1655150386" name=""/>
+                    <pic:cNvPicPr/>
+                  </pic:nvPicPr>
+                  <pic:blipFill>
+                    <a:blip r:embed="rId31"/>
+                    <a:stretch>
+                      <a:fillRect/>
+                    </a:stretch>
+                  </pic:blipFill>
+                  <pic:spPr>
+                    <a:xfrm>
+                      <a:off x="0" y="0"/>
+                      <a:ext cx="5019675" cy="3495675"/>
+                    </a:xfrm>
+                    <a:prstGeom prst="rect">
+                      <a:avLst/>
+                    </a:prstGeom>
+                  </pic:spPr>
+                </pic:pic>
+              </a:graphicData>
+            </a:graphic>
+          </wp:inline>
+        </w:drawing>
+      </w:r>
+    </w:p>
+    <w:p/>
+    <w:p>
+      <w:r>
+        <w:rPr>
+          <w:b/>
+          <w:bCs/>
+        </w:rPr>
+        <w:t>Phase 03 — Baseline Secure Score (J0)</w:t>
+      </w:r>
+    </w:p>
+    <w:p>
+      <w:r>
+        <w:rPr>
+          <w:b/>
+          <w:bCs/>
+        </w:rPr>
+        <w:t>Date</w:t>
+      </w:r>
+      <w:r>
+        <w:t xml:space="preserve"> : aujourd'hui</w:t>
+      </w:r>
+    </w:p>
+    <w:p>
+      <w:r>
+        <w:rPr>
+          <w:b/>
+          <w:bCs/>
+        </w:rPr>
+        <w:t>Résultat</w:t>
+      </w:r>
+    </w:p>
+    <w:tbl>
+      <w:tblPr>
+        <w:tblStyle w:val="TableauGrille5Fonc-Accentuation2"/>
+        <w:tblW w:w="0" w:type="auto"/>
+        <w:tblLook w:val="04A0" w:firstRow="1" w:lastRow="0" w:firstColumn="1" w:lastColumn="0" w:noHBand="0" w:noVBand="1"/>
+      </w:tblPr>
+      <w:tblGrid>
+        <w:gridCol w:w="2393"/>
+        <w:gridCol w:w="2943"/>
+      </w:tblGrid>
+      <w:tr>
+        <w:trPr>
+          <w:cnfStyle w:val="100000000000" w:firstRow="1" w:lastRow="0" w:firstColumn="0" w:lastColumn="0" w:oddVBand="0" w:evenVBand="0" w:oddHBand="0" w:evenHBand="0" w:firstRowFirstColumn="0" w:firstRowLastColumn="0" w:lastRowFirstColumn="0" w:lastRowLastColumn="0"/>
+        </w:trPr>
+        <w:tc>
+          <w:tcPr>
+            <w:cnfStyle w:val="001000000000" w:firstRow="0" w:lastRow="0" w:firstColumn="1" w:lastColumn="0" w:oddVBand="0" w:evenVBand="0" w:oddHBand="0" w:evenHBand="0" w:firstRowFirstColumn="0" w:firstRowLastColumn="0" w:lastRowFirstColumn="0" w:lastRowLastColumn="0"/>
+            <w:tcW w:w="0" w:type="auto"/>
+            <w:hideMark/>
+          </w:tcPr>
+          <w:p>
+            <w:pPr>
+              <w:spacing w:after="160" w:line="278" w:lineRule="auto"/>
+            </w:pPr>
+            <w:r>
+              <w:t>Métrique</w:t>
+            </w:r>
+          </w:p>
+        </w:tc>
+        <w:tc>
+          <w:tcPr>
+            <w:tcW w:w="0" w:type="auto"/>
+            <w:hideMark/>
+          </w:tcPr>
+          <w:p>
+            <w:pPr>
+              <w:spacing w:after="160" w:line="278" w:lineRule="auto"/>
+              <w:cnfStyle w:val="100000000000" w:firstRow="1" w:lastRow="0" w:firstColumn="0" w:lastColumn="0" w:oddVBand="0" w:evenVBand="0" w:oddHBand="0" w:evenHBand="0" w:firstRowFirstColumn="0" w:firstRowLastColumn="0" w:lastRowFirstColumn="0" w:lastRowLastColumn="0"/>
+            </w:pPr>
+            <w:r>
+              <w:t>Valeur J0</w:t>
+            </w:r>
+          </w:p>
+        </w:tc>
+      </w:tr>
+      <w:tr>
+        <w:trPr>
+          <w:cnfStyle w:val="000000100000" w:firstRow="0" w:lastRow="0" w:firstColumn="0" w:lastColumn="0" w:oddVBand="0" w:evenVBand="0" w:oddHBand="1" w:evenHBand="0" w:firstRowFirstColumn="0" w:firstRowLastColumn="0" w:lastRowFirstColumn="0" w:lastRowLastColumn="0"/>
+        </w:trPr>
+        <w:tc>
+          <w:tcPr>
+            <w:cnfStyle w:val="001000000000" w:firstRow="0" w:lastRow="0" w:firstColumn="1" w:lastColumn="0" w:oddVBand="0" w:evenVBand="0" w:oddHBand="0" w:evenHBand="0" w:firstRowFirstColumn="0" w:firstRowLastColumn="0" w:lastRowFirstColumn="0" w:lastRowLastColumn="0"/>
+            <w:tcW w:w="0" w:type="auto"/>
+            <w:hideMark/>
+          </w:tcPr>
+          <w:p>
+            <w:pPr>
+              <w:spacing w:after="160" w:line="278" w:lineRule="auto"/>
+            </w:pPr>
+            <w:r>
+              <w:t>Secure Score global</w:t>
+            </w:r>
+          </w:p>
+        </w:tc>
+        <w:tc>
+          <w:tcPr>
+            <w:tcW w:w="0" w:type="auto"/>
+            <w:hideMark/>
+          </w:tcPr>
+          <w:p>
+            <w:pPr>
+              <w:spacing w:after="160" w:line="278" w:lineRule="auto"/>
+              <w:cnfStyle w:val="000000100000" w:firstRow="0" w:lastRow="0" w:firstColumn="0" w:lastColumn="0" w:oddVBand="0" w:evenVBand="0" w:oddHBand="1" w:evenHBand="0" w:firstRowFirstColumn="0" w:firstRowLastColumn="0" w:lastRowFirstColumn="0" w:lastRowLastColumn="0"/>
+            </w:pPr>
+            <w:r>
+              <w:rPr>
+                <w:b/>
+                <w:bCs/>
+              </w:rPr>
+              <w:t>24 % (6/25 points)</w:t>
+            </w:r>
+          </w:p>
+        </w:tc>
+      </w:tr>
+      <w:tr>
+        <w:tc>
+          <w:tcPr>
+            <w:cnfStyle w:val="001000000000" w:firstRow="0" w:lastRow="0" w:firstColumn="1" w:lastColumn="0" w:oddVBand="0" w:evenVBand="0" w:oddHBand="0" w:evenHBand="0" w:firstRowFirstColumn="0" w:firstRowLastColumn="0" w:lastRowFirstColumn="0" w:lastRowLastColumn="0"/>
+            <w:tcW w:w="0" w:type="auto"/>
+            <w:hideMark/>
+          </w:tcPr>
+          <w:p>
+            <w:pPr>
+              <w:spacing w:after="160" w:line="278" w:lineRule="auto"/>
+            </w:pPr>
+            <w:r>
+              <w:t>Controls passed</w:t>
+            </w:r>
+          </w:p>
+        </w:tc>
+        <w:tc>
+          <w:tcPr>
+            <w:tcW w:w="0" w:type="auto"/>
+            <w:hideMark/>
+          </w:tcPr>
+          <w:p>
+            <w:pPr>
+              <w:spacing w:after="160" w:line="278" w:lineRule="auto"/>
+              <w:cnfStyle w:val="000000000000" w:firstRow="0" w:lastRow="0" w:firstColumn="0" w:lastColumn="0" w:oddVBand="0" w:evenVBand="0" w:oddHBand="0" w:evenHBand="0" w:firstRowFirstColumn="0" w:firstRowLastColumn="0" w:lastRowFirstColumn="0" w:lastRowLastColumn="0"/>
+            </w:pPr>
+            <w:r>
+              <w:t>À documenter après détail</w:t>
+            </w:r>
+          </w:p>
+        </w:tc>
+      </w:tr>
+      <w:tr>
+        <w:trPr>
+          <w:cnfStyle w:val="000000100000" w:firstRow="0" w:lastRow="0" w:firstColumn="0" w:lastColumn="0" w:oddVBand="0" w:evenVBand="0" w:oddHBand="1" w:evenHBand="0" w:firstRowFirstColumn="0" w:firstRowLastColumn="0" w:lastRowFirstColumn="0" w:lastRowLastColumn="0"/>
+        </w:trPr>
+        <w:tc>
+          <w:tcPr>
+            <w:cnfStyle w:val="001000000000" w:firstRow="0" w:lastRow="0" w:firstColumn="1" w:lastColumn="0" w:oddVBand="0" w:evenVBand="0" w:oddHBand="0" w:evenHBand="0" w:firstRowFirstColumn="0" w:firstRowLastColumn="0" w:lastRowFirstColumn="0" w:lastRowLastColumn="0"/>
+            <w:tcW w:w="0" w:type="auto"/>
+            <w:hideMark/>
+          </w:tcPr>
+          <w:p>
+            <w:pPr>
+              <w:spacing w:after="160" w:line="278" w:lineRule="auto"/>
+            </w:pPr>
+            <w:r>
+              <w:t>Controls failed</w:t>
+            </w:r>
+          </w:p>
+        </w:tc>
+        <w:tc>
+          <w:tcPr>
+            <w:tcW w:w="0" w:type="auto"/>
+            <w:hideMark/>
+          </w:tcPr>
+          <w:p>
+            <w:pPr>
+              <w:spacing w:after="160" w:line="278" w:lineRule="auto"/>
+              <w:cnfStyle w:val="000000100000" w:firstRow="0" w:lastRow="0" w:firstColumn="0" w:lastColumn="0" w:oddVBand="0" w:evenVBand="0" w:oddHBand="1" w:evenHBand="0" w:firstRowFirstColumn="0" w:firstRowLastColumn="0" w:lastRowFirstColumn="0" w:lastRowLastColumn="0"/>
+            </w:pPr>
+            <w:r>
+              <w:t>À documenter après détail</w:t>
+            </w:r>
+          </w:p>
+        </w:tc>
+      </w:tr>
+    </w:tbl>
+    <w:p>
+      <w:r>
+        <w:rPr>
+          <w:b/>
+          <w:bCs/>
+        </w:rPr>
+        <w:t>Top 5 controls critiques identifiés</w:t>
+      </w:r>
+    </w:p>
+    <w:tbl>
+      <w:tblPr>
+        <w:tblStyle w:val="TableauGrille5Fonc-Accentuation2"/>
+        <w:tblW w:w="0" w:type="auto"/>
+        <w:tblLook w:val="04A0" w:firstRow="1" w:lastRow="0" w:firstColumn="1" w:lastColumn="0" w:noHBand="0" w:noVBand="1"/>
+      </w:tblPr>
+      <w:tblGrid>
+        <w:gridCol w:w="4336"/>
+        <w:gridCol w:w="851"/>
+        <w:gridCol w:w="2572"/>
+      </w:tblGrid>
+      <w:tr>
+        <w:trPr>
+          <w:cnfStyle w:val="100000000000" w:firstRow="1" w:lastRow="0" w:firstColumn="0" w:lastColumn="0" w:oddVBand="0" w:evenVBand="0" w:oddHBand="0" w:evenHBand="0" w:firstRowFirstColumn="0" w:firstRowLastColumn="0" w:lastRowFirstColumn="0" w:lastRowLastColumn="0"/>
+        </w:trPr>
+        <w:tc>
+          <w:tcPr>
+            <w:cnfStyle w:val="001000000000" w:firstRow="0" w:lastRow="0" w:firstColumn="1" w:lastColumn="0" w:oddVBand="0" w:evenVBand="0" w:oddHBand="0" w:evenHBand="0" w:firstRowFirstColumn="0" w:firstRowLastColumn="0" w:lastRowFirstColumn="0" w:lastRowLastColumn="0"/>
+            <w:tcW w:w="0" w:type="auto"/>
+            <w:hideMark/>
+          </w:tcPr>
+          <w:p>
+            <w:pPr>
+              <w:spacing w:after="160" w:line="278" w:lineRule="auto"/>
+            </w:pPr>
+            <w:r>
+              <w:t>Control</w:t>
+            </w:r>
+          </w:p>
+        </w:tc>
+        <w:tc>
+          <w:tcPr>
+            <w:tcW w:w="0" w:type="auto"/>
+            <w:hideMark/>
+          </w:tcPr>
+          <w:p>
+            <w:pPr>
+              <w:spacing w:after="160" w:line="278" w:lineRule="auto"/>
+              <w:cnfStyle w:val="100000000000" w:firstRow="1" w:lastRow="0" w:firstColumn="0" w:lastColumn="0" w:oddVBand="0" w:evenVBand="0" w:oddHBand="0" w:evenHBand="0" w:firstRowFirstColumn="0" w:firstRowLastColumn="0" w:lastRowFirstColumn="0" w:lastRowLastColumn="0"/>
+            </w:pPr>
+            <w:r>
+              <w:t>Score</w:t>
+            </w:r>
+          </w:p>
+        </w:tc>
+        <w:tc>
+          <w:tcPr>
+            <w:tcW w:w="0" w:type="auto"/>
+            <w:hideMark/>
+          </w:tcPr>
+          <w:p>
+            <w:pPr>
+              <w:spacing w:after="160" w:line="278" w:lineRule="auto"/>
+              <w:cnfStyle w:val="100000000000" w:firstRow="1" w:lastRow="0" w:firstColumn="0" w:lastColumn="0" w:oddVBand="0" w:evenVBand="0" w:oddHBand="0" w:evenHBand="0" w:firstRowFirstColumn="0" w:firstRowLastColumn="0" w:lastRowFirstColumn="0" w:lastRowLastColumn="0"/>
+            </w:pPr>
+            <w:r>
+              <w:t>Ressources affectées</w:t>
+            </w:r>
+          </w:p>
+        </w:tc>
+      </w:tr>
+      <w:tr>
+        <w:trPr>
+          <w:cnfStyle w:val="000000100000" w:firstRow="0" w:lastRow="0" w:firstColumn="0" w:lastColumn="0" w:oddVBand="0" w:evenVBand="0" w:oddHBand="1" w:evenHBand="0" w:firstRowFirstColumn="0" w:firstRowLastColumn="0" w:lastRowFirstColumn="0" w:lastRowLastColumn="0"/>
+        </w:trPr>
+        <w:tc>
+          <w:tcPr>
+            <w:cnfStyle w:val="001000000000" w:firstRow="0" w:lastRow="0" w:firstColumn="1" w:lastColumn="0" w:oddVBand="0" w:evenVBand="0" w:oddHBand="0" w:evenHBand="0" w:firstRowFirstColumn="0" w:firstRowLastColumn="0" w:lastRowFirstColumn="0" w:lastRowLastColumn="0"/>
+            <w:tcW w:w="0" w:type="auto"/>
+            <w:hideMark/>
+          </w:tcPr>
+          <w:p>
+            <w:pPr>
+              <w:spacing w:after="160" w:line="278" w:lineRule="auto"/>
+            </w:pPr>
+            <w:r>
+              <w:t>Remediate security configurations</w:t>
+            </w:r>
+          </w:p>
+        </w:tc>
+        <w:tc>
+          <w:tcPr>
+            <w:tcW w:w="0" w:type="auto"/>
+            <w:hideMark/>
+          </w:tcPr>
+          <w:p>
+            <w:pPr>
+              <w:spacing w:after="160" w:line="278" w:lineRule="auto"/>
+              <w:cnfStyle w:val="000000100000" w:firstRow="0" w:lastRow="0" w:firstColumn="0" w:lastColumn="0" w:oddVBand="0" w:evenVBand="0" w:oddHBand="1" w:evenHBand="0" w:firstRowFirstColumn="0" w:firstRowLastColumn="0" w:lastRowFirstColumn="0" w:lastRowLastColumn="0"/>
+            </w:pPr>
+            <w:r>
+              <w:t>0 %</w:t>
+            </w:r>
+          </w:p>
+        </w:tc>
+        <w:tc>
+          <w:tcPr>
+            <w:tcW w:w="0" w:type="auto"/>
+            <w:hideMark/>
+          </w:tcPr>
+          <w:p>
+            <w:pPr>
+              <w:spacing w:after="160" w:line="278" w:lineRule="auto"/>
+              <w:cnfStyle w:val="000000100000" w:firstRow="0" w:lastRow="0" w:firstColumn="0" w:lastColumn="0" w:oddVBand="0" w:evenVBand="0" w:oddHBand="1" w:evenHBand="0" w:firstRowFirstColumn="0" w:firstRowLastColumn="0" w:lastRowFirstColumn="0" w:lastRowLastColumn="0"/>
+            </w:pPr>
+            <w:r>
+              <w:t>0</w:t>
+            </w:r>
+          </w:p>
+        </w:tc>
+      </w:tr>
+      <w:tr>
+        <w:tc>
+          <w:tcPr>
+            <w:cnfStyle w:val="001000000000" w:firstRow="0" w:lastRow="0" w:firstColumn="1" w:lastColumn="0" w:oddVBand="0" w:evenVBand="0" w:oddHBand="0" w:evenHBand="0" w:firstRowFirstColumn="0" w:firstRowLastColumn="0" w:lastRowFirstColumn="0" w:lastRowLastColumn="0"/>
+            <w:tcW w:w="0" w:type="auto"/>
+            <w:hideMark/>
+          </w:tcPr>
+          <w:p>
+            <w:pPr>
+              <w:spacing w:after="160" w:line="278" w:lineRule="auto"/>
+            </w:pPr>
+            <w:r>
+              <w:t>Apply system updates</w:t>
+            </w:r>
+          </w:p>
+        </w:tc>
+        <w:tc>
+          <w:tcPr>
+            <w:tcW w:w="0" w:type="auto"/>
+            <w:hideMark/>
+          </w:tcPr>
+          <w:p>
+            <w:pPr>
+              <w:spacing w:after="160" w:line="278" w:lineRule="auto"/>
+              <w:cnfStyle w:val="000000000000" w:firstRow="0" w:lastRow="0" w:firstColumn="0" w:lastColumn="0" w:oddVBand="0" w:evenVBand="0" w:oddHBand="0" w:evenHBand="0" w:firstRowFirstColumn="0" w:firstRowLastColumn="0" w:lastRowFirstColumn="0" w:lastRowLastColumn="0"/>
+            </w:pPr>
+            <w:r>
+              <w:t>0 %</w:t>
+            </w:r>
+          </w:p>
+        </w:tc>
+        <w:tc>
+          <w:tcPr>
+            <w:tcW w:w="0" w:type="auto"/>
+            <w:hideMark/>
+          </w:tcPr>
+          <w:p>
+            <w:pPr>
+              <w:spacing w:after="160" w:line="278" w:lineRule="auto"/>
+              <w:cnfStyle w:val="000000000000" w:firstRow="0" w:lastRow="0" w:firstColumn="0" w:lastColumn="0" w:oddVBand="0" w:evenVBand="0" w:oddHBand="0" w:evenHBand="0" w:firstRowFirstColumn="0" w:firstRowLastColumn="0" w:lastRowFirstColumn="0" w:lastRowLastColumn="0"/>
+            </w:pPr>
+            <w:r>
+              <w:t>1</w:t>
+            </w:r>
+          </w:p>
+        </w:tc>
+      </w:tr>
+      <w:tr>
+        <w:trPr>
+          <w:cnfStyle w:val="000000100000" w:firstRow="0" w:lastRow="0" w:firstColumn="0" w:lastColumn="0" w:oddVBand="0" w:evenVBand="0" w:oddHBand="1" w:evenHBand="0" w:firstRowFirstColumn="0" w:firstRowLastColumn="0" w:lastRowFirstColumn="0" w:lastRowLastColumn="0"/>
+        </w:trPr>
+        <w:tc>
+          <w:tcPr>
+            <w:cnfStyle w:val="001000000000" w:firstRow="0" w:lastRow="0" w:firstColumn="1" w:lastColumn="0" w:oddVBand="0" w:evenVBand="0" w:oddHBand="0" w:evenHBand="0" w:firstRowFirstColumn="0" w:firstRowLastColumn="0" w:lastRowFirstColumn="0" w:lastRowLastColumn="0"/>
+            <w:tcW w:w="0" w:type="auto"/>
+            <w:hideMark/>
+          </w:tcPr>
+          <w:p>
+            <w:pPr>
+              <w:spacing w:after="160" w:line="278" w:lineRule="auto"/>
+            </w:pPr>
+            <w:r>
+              <w:t>Enable auditing and logging</w:t>
+            </w:r>
+          </w:p>
+        </w:tc>
+        <w:tc>
+          <w:tcPr>
+            <w:tcW w:w="0" w:type="auto"/>
+            <w:hideMark/>
+          </w:tcPr>
+          <w:p>
+            <w:pPr>
+              <w:spacing w:after="160" w:line="278" w:lineRule="auto"/>
+              <w:cnfStyle w:val="000000100000" w:firstRow="0" w:lastRow="0" w:firstColumn="0" w:lastColumn="0" w:oddVBand="0" w:evenVBand="0" w:oddHBand="1" w:evenHBand="0" w:firstRowFirstColumn="0" w:firstRowLastColumn="0" w:lastRowFirstColumn="0" w:lastRowLastColumn="0"/>
+            </w:pPr>
+            <w:r>
+              <w:t>0 %</w:t>
+            </w:r>
+          </w:p>
+        </w:tc>
+        <w:tc>
+          <w:tcPr>
+            <w:tcW w:w="0" w:type="auto"/>
+            <w:hideMark/>
+          </w:tcPr>
+          <w:p>
+            <w:pPr>
+              <w:spacing w:after="160" w:line="278" w:lineRule="auto"/>
+              <w:cnfStyle w:val="000000100000" w:firstRow="0" w:lastRow="0" w:firstColumn="0" w:lastColumn="0" w:oddVBand="0" w:evenVBand="0" w:oddHBand="1" w:evenHBand="0" w:firstRowFirstColumn="0" w:firstRowLastColumn="0" w:lastRowFirstColumn="0" w:lastRowLastColumn="0"/>
+            </w:pPr>
+            <w:r>
+              <w:t>1</w:t>
+            </w:r>
+          </w:p>
+        </w:tc>
+      </w:tr>
+      <w:tr>
+        <w:tc>
+          <w:tcPr>
+            <w:cnfStyle w:val="001000000000" w:firstRow="0" w:lastRow="0" w:firstColumn="1" w:lastColumn="0" w:oddVBand="0" w:evenVBand="0" w:oddHBand="0" w:evenHBand="0" w:firstRowFirstColumn="0" w:firstRowLastColumn="0" w:lastRowFirstColumn="0" w:lastRowLastColumn="0"/>
+            <w:tcW w:w="0" w:type="auto"/>
+            <w:hideMark/>
+          </w:tcPr>
+          <w:p>
+            <w:pPr>
+              <w:spacing w:after="160" w:line="278" w:lineRule="auto"/>
+            </w:pPr>
+            <w:r>
+              <w:t>Restrict unauthorized network access</w:t>
+            </w:r>
+          </w:p>
+        </w:tc>
+        <w:tc>
+          <w:tcPr>
+            <w:tcW w:w="0" w:type="auto"/>
+            <w:hideMark/>
+          </w:tcPr>
+          <w:p>
+            <w:pPr>
+              <w:spacing w:after="160" w:line="278" w:lineRule="auto"/>
+              <w:cnfStyle w:val="000000000000" w:firstRow="0" w:lastRow="0" w:firstColumn="0" w:lastColumn="0" w:oddVBand="0" w:evenVBand="0" w:oddHBand="0" w:evenHBand="0" w:firstRowFirstColumn="0" w:firstRowLastColumn="0" w:lastRowFirstColumn="0" w:lastRowLastColumn="0"/>
+            </w:pPr>
+            <w:r>
+              <w:t>0 %</w:t>
+            </w:r>
+          </w:p>
+        </w:tc>
+        <w:tc>
+          <w:tcPr>
+            <w:tcW w:w="0" w:type="auto"/>
+            <w:hideMark/>
+          </w:tcPr>
+          <w:p>
+            <w:pPr>
+              <w:spacing w:after="160" w:line="278" w:lineRule="auto"/>
+              <w:cnfStyle w:val="000000000000" w:firstRow="0" w:lastRow="0" w:firstColumn="0" w:lastColumn="0" w:oddVBand="0" w:evenVBand="0" w:oddHBand="0" w:evenHBand="0" w:firstRowFirstColumn="0" w:firstRowLastColumn="0" w:lastRowFirstColumn="0" w:lastRowLastColumn="0"/>
+            </w:pPr>
+            <w:r>
+              <w:t>1</w:t>
+            </w:r>
+          </w:p>
+        </w:tc>
+      </w:tr>
+      <w:tr>
+        <w:trPr>
+          <w:cnfStyle w:val="000000100000" w:firstRow="0" w:lastRow="0" w:firstColumn="0" w:lastColumn="0" w:oddVBand="0" w:evenVBand="0" w:oddHBand="1" w:evenHBand="0" w:firstRowFirstColumn="0" w:firstRowLastColumn="0" w:lastRowFirstColumn="0" w:lastRowLastColumn="0"/>
+        </w:trPr>
+        <w:tc>
+          <w:tcPr>
+            <w:cnfStyle w:val="001000000000" w:firstRow="0" w:lastRow="0" w:firstColumn="1" w:lastColumn="0" w:oddVBand="0" w:evenVBand="0" w:oddHBand="0" w:evenHBand="0" w:firstRowFirstColumn="0" w:firstRowLastColumn="0" w:lastRowFirstColumn="0" w:lastRowLastColumn="0"/>
+            <w:tcW w:w="0" w:type="auto"/>
+            <w:hideMark/>
+          </w:tcPr>
+          <w:p>
+            <w:pPr>
+              <w:spacing w:after="160" w:line="278" w:lineRule="auto"/>
+            </w:pPr>
+            <w:r>
+              <w:t>Implement security best practices</w:t>
+            </w:r>
+          </w:p>
+        </w:tc>
+        <w:tc>
+          <w:tcPr>
+            <w:tcW w:w="0" w:type="auto"/>
+            <w:hideMark/>
+          </w:tcPr>
+          <w:p>
+            <w:pPr>
+              <w:spacing w:after="160" w:line="278" w:lineRule="auto"/>
+              <w:cnfStyle w:val="000000100000" w:firstRow="0" w:lastRow="0" w:firstColumn="0" w:lastColumn="0" w:oddVBand="0" w:evenVBand="0" w:oddHBand="1" w:evenHBand="0" w:firstRowFirstColumn="0" w:firstRowLastColumn="0" w:lastRowFirstColumn="0" w:lastRowLastColumn="0"/>
+            </w:pPr>
+            <w:r>
+              <w:t>0 %</w:t>
+            </w:r>
+          </w:p>
+        </w:tc>
+        <w:tc>
+          <w:tcPr>
+            <w:tcW w:w="0" w:type="auto"/>
+            <w:hideMark/>
+          </w:tcPr>
+          <w:p>
+            <w:pPr>
+              <w:spacing w:after="160" w:line="278" w:lineRule="auto"/>
+              <w:cnfStyle w:val="000000100000" w:firstRow="0" w:lastRow="0" w:firstColumn="0" w:lastColumn="0" w:oddVBand="0" w:evenVBand="0" w:oddHBand="1" w:evenHBand="0" w:firstRowFirstColumn="0" w:firstRowLastColumn="0" w:lastRowFirstColumn="0" w:lastRowLastColumn="0"/>
+            </w:pPr>
+            <w:r>
+              <w:t>1</w:t>
+            </w:r>
+          </w:p>
+        </w:tc>
+      </w:tr>
+    </w:tbl>
+    <w:p>
+      <w:r>
+        <w:rPr>
+          <w:b/>
+          <w:bCs/>
+        </w:rPr>
+        <w:t>Fichier exporté</w:t>
+      </w:r>
+      <w:r>
+        <w:t xml:space="preserve"> : reports/baseline/score-J0.csv</w:t>
+      </w:r>
+    </w:p>
+    <w:p>
+      <w:r>
+        <w:rPr>
+          <w:b/>
+          <w:bCs/>
+        </w:rPr>
+        <w:lastRenderedPageBreak/>
+        <w:t>Objectif Phase 04</w:t>
+      </w:r>
+      <w:r>
+        <w:t xml:space="preserve"> : corriger les recommendations critiques et atteindre </w:t>
+      </w:r>
+      <w:r>
+        <w:rPr>
+          <w:b/>
+          <w:bCs/>
+        </w:rPr>
+        <w:t>+15 points minimum</w:t>
+      </w:r>
+      <w:r>
+        <w:t xml:space="preserve"> → cible 39 % (10+/25).</w:t>
+      </w:r>
+    </w:p>
+    <w:p/>
+    <w:p>
+      <w:r>
+        <w:t>Commit Phase 03</w:t>
+      </w:r>
+    </w:p>
+    <w:p>
+      <w:r>
+        <w:t>cd "D:\personnel-ivan\PROJETS-PERSO-LAB\Microsoft Defender for Cloud"</w:t>
+      </w:r>
+    </w:p>
+    <w:p>
+      <w:r>
+        <w:t>git add -A</w:t>
+      </w:r>
+    </w:p>
+    <w:p>
+      <w:r>
+        <w:t>git commit -m "feat(phase-03): baseline Secure Score J0 capture</w:t>
+      </w:r>
+    </w:p>
+    <w:p>
+      <w:r>
+        <w:t>- Score global J0 : 24% (6/25 points)</w:t>
+      </w:r>
+    </w:p>
+    <w:p>
+      <w:r>
+        <w:t>- Export CSV : reports/baseline/score-J0.csv</w:t>
+      </w:r>
+    </w:p>
+    <w:p>
+      <w:r>
+        <w:t>- Top controls identifies : security configs, updates, logging, network, best practices</w:t>
+      </w:r>
+    </w:p>
+    <w:p>
+      <w:r>
+        <w:t>- Cible Phase 04 : +15 points minimum"</w:t>
+      </w:r>
+    </w:p>
+    <w:p/>
+    <w:p>
+      <w:r>
+        <w:t>git push</w:t>
+      </w:r>
+    </w:p>
+    <w:p>
+      <w:r>
+        <w:rPr>
+          <w:noProof/>
+        </w:rPr>
+        <w:drawing>
+          <wp:inline distT="0" distB="0" distL="0" distR="0" wp14:anchorId="0E9B8153" wp14:editId="2521798B">
+            <wp:extent cx="5760720" cy="3218180"/>
+            <wp:effectExtent l="0" t="0" r="0" b="1270"/>
+            <wp:docPr id="731617532" name="Image 1"/>
+            <wp:cNvGraphicFramePr>
+              <a:graphicFrameLocks xmlns:a="http://schemas.openxmlformats.org/drawingml/2006/main" noChangeAspect="1"/>
+            </wp:cNvGraphicFramePr>
+            <a:graphic xmlns:a="http://schemas.openxmlformats.org/drawingml/2006/main">
+              <a:graphicData uri="http://schemas.openxmlformats.org/drawingml/2006/picture">
+                <pic:pic xmlns:pic="http://schemas.openxmlformats.org/drawingml/2006/picture">
+                  <pic:nvPicPr>
+                    <pic:cNvPr id="731617532" name=""/>
+                    <pic:cNvPicPr/>
+                  </pic:nvPicPr>
+                  <pic:blipFill>
+                    <a:blip r:embed="rId32"/>
+                    <a:stretch>
+                      <a:fillRect/>
+                    </a:stretch>
+                  </pic:blipFill>
+                  <pic:spPr>
+                    <a:xfrm>
+                      <a:off x="0" y="0"/>
+                      <a:ext cx="5760720" cy="3218180"/>
+                    </a:xfrm>
+                    <a:prstGeom prst="rect">
+                      <a:avLst/>
+                    </a:prstGeom>
+                  </pic:spPr>
+                </pic:pic>
+              </a:graphicData>
+            </a:graphic>
+          </wp:inline>
+        </w:drawing>
+      </w:r>
+    </w:p>
+    <w:p/>
+    <w:p/>
+    <w:p>
+      <w:r>
+        <w:rPr>
+          <w:b/>
+          <w:bCs/>
+        </w:rPr>
+        <w:t>Phase 04 — Remédiation CSPM</w:t>
+      </w:r>
+    </w:p>
+    <w:p>
+      <w:r>
+        <w:rPr>
+          <w:b/>
+          <w:bCs/>
+        </w:rPr>
+        <w:t>Objectif</w:t>
+      </w:r>
+      <w:r>
+        <w:br/>
+        <w:t xml:space="preserve">Corriger les recommendations critiques identifiées au J0 pour faire progresser le Secure </w:t>
+      </w:r>
+      <w:r>
+        <w:lastRenderedPageBreak/>
+        <w:t xml:space="preserve">Score de </w:t>
+      </w:r>
+      <w:r>
+        <w:rPr>
+          <w:b/>
+          <w:bCs/>
+        </w:rPr>
+        <w:t>24 % → 39 % minimum (+15 points)</w:t>
+      </w:r>
+      <w:r>
+        <w:t>. Chaque correction est documentée avec la commande ou l'action réalisée, et le delta de score mesuré.</w:t>
+      </w:r>
+    </w:p>
+    <w:p>
+      <w:r>
+        <w:rPr>
+          <w:b/>
+          <w:bCs/>
+        </w:rPr>
+        <w:t>Approche</w:t>
+      </w:r>
+      <w:r>
+        <w:br/>
+        <w:t xml:space="preserve">Priorisation par </w:t>
+      </w:r>
+      <w:r>
+        <w:rPr>
+          <w:b/>
+          <w:bCs/>
+        </w:rPr>
+        <w:t>impact maximal sur le Secure Score</w:t>
+      </w:r>
+      <w:r>
+        <w:t xml:space="preserve"> — on corrige d'abord les controls à 0 % qui rapportent le plus de points. Certaines corrections sont automatisables via PowerShell ou Azure Policy, d'autres nécessitent une action manuelle dans le portail.</w:t>
+      </w:r>
+    </w:p>
+    <w:p>
+      <w:r>
+        <w:rPr>
+          <w:b/>
+          <w:bCs/>
+        </w:rPr>
+        <w:t>Cible</w:t>
+      </w:r>
+    </w:p>
+    <w:tbl>
+      <w:tblPr>
+        <w:tblStyle w:val="TableauGrille5Fonc-Accentuation2"/>
+        <w:tblW w:w="0" w:type="auto"/>
+        <w:tblLook w:val="04A0" w:firstRow="1" w:lastRow="0" w:firstColumn="1" w:lastColumn="0" w:noHBand="0" w:noVBand="1"/>
+      </w:tblPr>
+      <w:tblGrid>
+        <w:gridCol w:w="1775"/>
+        <w:gridCol w:w="1375"/>
+        <w:gridCol w:w="1809"/>
+      </w:tblGrid>
+      <w:tr>
+        <w:trPr>
+          <w:cnfStyle w:val="100000000000" w:firstRow="1" w:lastRow="0" w:firstColumn="0" w:lastColumn="0" w:oddVBand="0" w:evenVBand="0" w:oddHBand="0" w:evenHBand="0" w:firstRowFirstColumn="0" w:firstRowLastColumn="0" w:lastRowFirstColumn="0" w:lastRowLastColumn="0"/>
+        </w:trPr>
+        <w:tc>
+          <w:tcPr>
+            <w:cnfStyle w:val="001000000000" w:firstRow="0" w:lastRow="0" w:firstColumn="1" w:lastColumn="0" w:oddVBand="0" w:evenVBand="0" w:oddHBand="0" w:evenHBand="0" w:firstRowFirstColumn="0" w:firstRowLastColumn="0" w:lastRowFirstColumn="0" w:lastRowLastColumn="0"/>
+            <w:tcW w:w="0" w:type="auto"/>
+            <w:hideMark/>
+          </w:tcPr>
+          <w:p>
+            <w:pPr>
+              <w:spacing w:after="160" w:line="278" w:lineRule="auto"/>
+            </w:pPr>
+            <w:r>
+              <w:t>Métrique</w:t>
+            </w:r>
+          </w:p>
+        </w:tc>
+        <w:tc>
+          <w:tcPr>
+            <w:tcW w:w="0" w:type="auto"/>
+            <w:hideMark/>
+          </w:tcPr>
+          <w:p>
+            <w:pPr>
+              <w:spacing w:after="160" w:line="278" w:lineRule="auto"/>
+              <w:cnfStyle w:val="100000000000" w:firstRow="1" w:lastRow="0" w:firstColumn="0" w:lastColumn="0" w:oddVBand="0" w:evenVBand="0" w:oddHBand="0" w:evenHBand="0" w:firstRowFirstColumn="0" w:firstRowLastColumn="0" w:lastRowFirstColumn="0" w:lastRowLastColumn="0"/>
+            </w:pPr>
+            <w:r>
+              <w:t>J0</w:t>
+            </w:r>
+          </w:p>
+        </w:tc>
+        <w:tc>
+          <w:tcPr>
+            <w:tcW w:w="0" w:type="auto"/>
+            <w:hideMark/>
+          </w:tcPr>
+          <w:p>
+            <w:pPr>
+              <w:spacing w:after="160" w:line="278" w:lineRule="auto"/>
+              <w:cnfStyle w:val="100000000000" w:firstRow="1" w:lastRow="0" w:firstColumn="0" w:lastColumn="0" w:oddVBand="0" w:evenVBand="0" w:oddHBand="0" w:evenHBand="0" w:firstRowFirstColumn="0" w:firstRowLastColumn="0" w:lastRowFirstColumn="0" w:lastRowLastColumn="0"/>
+            </w:pPr>
+            <w:r>
+              <w:t>Cible J+</w:t>
+            </w:r>
+          </w:p>
+        </w:tc>
+      </w:tr>
+      <w:tr>
+        <w:trPr>
+          <w:cnfStyle w:val="000000100000" w:firstRow="0" w:lastRow="0" w:firstColumn="0" w:lastColumn="0" w:oddVBand="0" w:evenVBand="0" w:oddHBand="1" w:evenHBand="0" w:firstRowFirstColumn="0" w:firstRowLastColumn="0" w:lastRowFirstColumn="0" w:lastRowLastColumn="0"/>
+        </w:trPr>
+        <w:tc>
+          <w:tcPr>
+            <w:cnfStyle w:val="001000000000" w:firstRow="0" w:lastRow="0" w:firstColumn="1" w:lastColumn="0" w:oddVBand="0" w:evenVBand="0" w:oddHBand="0" w:evenHBand="0" w:firstRowFirstColumn="0" w:firstRowLastColumn="0" w:lastRowFirstColumn="0" w:lastRowLastColumn="0"/>
+            <w:tcW w:w="0" w:type="auto"/>
+            <w:hideMark/>
+          </w:tcPr>
+          <w:p>
+            <w:pPr>
+              <w:spacing w:after="160" w:line="278" w:lineRule="auto"/>
+            </w:pPr>
+            <w:r>
+              <w:t>Secure Score</w:t>
+            </w:r>
+          </w:p>
+        </w:tc>
+        <w:tc>
+          <w:tcPr>
+            <w:tcW w:w="0" w:type="auto"/>
+            <w:hideMark/>
+          </w:tcPr>
+          <w:p>
+            <w:pPr>
+              <w:spacing w:after="160" w:line="278" w:lineRule="auto"/>
+              <w:cnfStyle w:val="000000100000" w:firstRow="0" w:lastRow="0" w:firstColumn="0" w:lastColumn="0" w:oddVBand="0" w:evenVBand="0" w:oddHBand="1" w:evenHBand="0" w:firstRowFirstColumn="0" w:firstRowLastColumn="0" w:lastRowFirstColumn="0" w:lastRowLastColumn="0"/>
+            </w:pPr>
+            <w:r>
+              <w:t>24 % (6/25)</w:t>
+            </w:r>
+          </w:p>
+        </w:tc>
+        <w:tc>
+          <w:tcPr>
+            <w:tcW w:w="0" w:type="auto"/>
+            <w:hideMark/>
+          </w:tcPr>
+          <w:p>
+            <w:pPr>
+              <w:spacing w:after="160" w:line="278" w:lineRule="auto"/>
+              <w:cnfStyle w:val="000000100000" w:firstRow="0" w:lastRow="0" w:firstColumn="0" w:lastColumn="0" w:oddVBand="0" w:evenVBand="0" w:oddHBand="1" w:evenHBand="0" w:firstRowFirstColumn="0" w:firstRowLastColumn="0" w:lastRowFirstColumn="0" w:lastRowLastColumn="0"/>
+            </w:pPr>
+            <w:r>
+              <w:t>≥ 39 % (10+/25)</w:t>
+            </w:r>
+          </w:p>
+        </w:tc>
+      </w:tr>
+      <w:tr>
+        <w:tc>
+          <w:tcPr>
+            <w:cnfStyle w:val="001000000000" w:firstRow="0" w:lastRow="0" w:firstColumn="1" w:lastColumn="0" w:oddVBand="0" w:evenVBand="0" w:oddHBand="0" w:evenHBand="0" w:firstRowFirstColumn="0" w:firstRowLastColumn="0" w:lastRowFirstColumn="0" w:lastRowLastColumn="0"/>
+            <w:tcW w:w="0" w:type="auto"/>
+            <w:hideMark/>
+          </w:tcPr>
+          <w:p>
+            <w:pPr>
+              <w:spacing w:after="160" w:line="278" w:lineRule="auto"/>
+            </w:pPr>
+            <w:r>
+              <w:t>Controls à 0 %</w:t>
+            </w:r>
+          </w:p>
+        </w:tc>
+        <w:tc>
+          <w:tcPr>
+            <w:tcW w:w="0" w:type="auto"/>
+            <w:hideMark/>
+          </w:tcPr>
+          <w:p>
+            <w:pPr>
+              <w:spacing w:after="160" w:line="278" w:lineRule="auto"/>
+              <w:cnfStyle w:val="000000000000" w:firstRow="0" w:lastRow="0" w:firstColumn="0" w:lastColumn="0" w:oddVBand="0" w:evenVBand="0" w:oddHBand="0" w:evenHBand="0" w:firstRowFirstColumn="0" w:firstRowLastColumn="0" w:lastRowFirstColumn="0" w:lastRowLastColumn="0"/>
+            </w:pPr>
+            <w:r>
+              <w:t>5</w:t>
+            </w:r>
+          </w:p>
+        </w:tc>
+        <w:tc>
+          <w:tcPr>
+            <w:tcW w:w="0" w:type="auto"/>
+            <w:hideMark/>
+          </w:tcPr>
+          <w:p>
+            <w:pPr>
+              <w:spacing w:after="160" w:line="278" w:lineRule="auto"/>
+              <w:cnfStyle w:val="000000000000" w:firstRow="0" w:lastRow="0" w:firstColumn="0" w:lastColumn="0" w:oddVBand="0" w:evenVBand="0" w:oddHBand="0" w:evenHBand="0" w:firstRowFirstColumn="0" w:firstRowLastColumn="0" w:lastRowFirstColumn="0" w:lastRowLastColumn="0"/>
+            </w:pPr>
+            <w:r>
+              <w:t>≤ 2</w:t>
+            </w:r>
+          </w:p>
+        </w:tc>
+      </w:tr>
+    </w:tbl>
+    <w:p/>
+    <w:p/>
+    <w:p>
+      <w:pPr>
+        <w:rPr>
+          <w:b/>
+          <w:bCs/>
+        </w:rPr>
+      </w:pPr>
+      <w:r>
+        <w:rPr>
+          <w:b/>
+          <w:bCs/>
+        </w:rPr>
+        <w:t>Phase 04 — Remédiation CSPM</w:t>
+      </w:r>
+    </w:p>
+    <w:p>
+      <w:r>
+        <w:rPr>
+          <w:b/>
+          <w:bCs/>
+        </w:rPr>
+        <w:t>Première chose</w:t>
+      </w:r>
+      <w:r>
+        <w:t xml:space="preserve"> : voir le tableau complet de tous les controls pour choisir les remédiations à fort impact.</w:t>
+      </w:r>
+    </w:p>
+    <w:p/>
+    <w:p>
+      <w:r>
+        <w:t>cd "D:\personnel-ivan\PROJETS-PERSO-LAB\Microsoft Defender for Cloud"</w:t>
+      </w:r>
+    </w:p>
+    <w:p/>
+    <w:p>
+      <w:r>
+        <w:t>Get-AzSecuritySecureScoreControl |</w:t>
+      </w:r>
+    </w:p>
+    <w:p>
+      <w:r>
+        <w:t xml:space="preserve">    Select-Object DisplayName, CurrentScore, MaxScore,</w:t>
+      </w:r>
+    </w:p>
+    <w:p>
+      <w:r>
+        <w:t xml:space="preserve">        @{N="Pct"; E={</w:t>
+      </w:r>
+    </w:p>
+    <w:p>
+      <w:r>
+        <w:t xml:space="preserve">            if ($_.MaxScore -gt 0) { [math]::Round(($_.CurrentScore/$_.MaxScore)*100,1) }</w:t>
+      </w:r>
+    </w:p>
+    <w:p>
+      <w:r>
+        <w:t xml:space="preserve">            else { 0 }</w:t>
+      </w:r>
+    </w:p>
+    <w:p>
+      <w:r>
+        <w:t xml:space="preserve">        }},</w:t>
+      </w:r>
+    </w:p>
+    <w:p>
+      <w:r>
+        <w:t xml:space="preserve">        UnhealthyResourceCount |</w:t>
+      </w:r>
+    </w:p>
+    <w:p>
+      <w:r>
+        <w:t xml:space="preserve">    Sort-Object Pct |</w:t>
+      </w:r>
+    </w:p>
+    <w:p>
+      <w:r>
+        <w:t xml:space="preserve">    Format-Table -AutoSize</w:t>
+      </w:r>
+    </w:p>
+    <w:p>
+      <w:r>
+        <w:rPr>
+          <w:noProof/>
+        </w:rPr>
+        <w:lastRenderedPageBreak/>
+        <w:drawing>
+          <wp:inline distT="0" distB="0" distL="0" distR="0" wp14:anchorId="02650E1E" wp14:editId="0ECE3443">
+            <wp:extent cx="5760720" cy="3223895"/>
+            <wp:effectExtent l="0" t="0" r="0" b="0"/>
+            <wp:docPr id="1691480402" name="Image 1"/>
+            <wp:cNvGraphicFramePr>
+              <a:graphicFrameLocks xmlns:a="http://schemas.openxmlformats.org/drawingml/2006/main" noChangeAspect="1"/>
+            </wp:cNvGraphicFramePr>
+            <a:graphic xmlns:a="http://schemas.openxmlformats.org/drawingml/2006/main">
+              <a:graphicData uri="http://schemas.openxmlformats.org/drawingml/2006/picture">
+                <pic:pic xmlns:pic="http://schemas.openxmlformats.org/drawingml/2006/picture">
+                  <pic:nvPicPr>
+                    <pic:cNvPr id="1691480402" name=""/>
+                    <pic:cNvPicPr/>
+                  </pic:nvPicPr>
+                  <pic:blipFill>
+                    <a:blip r:embed="rId33"/>
+                    <a:stretch>
+                      <a:fillRect/>
+                    </a:stretch>
+                  </pic:blipFill>
+                  <pic:spPr>
+                    <a:xfrm>
+                      <a:off x="0" y="0"/>
+                      <a:ext cx="5760720" cy="3223895"/>
+                    </a:xfrm>
+                    <a:prstGeom prst="rect">
+                      <a:avLst/>
+                    </a:prstGeom>
+                  </pic:spPr>
+                </pic:pic>
+              </a:graphicData>
+            </a:graphic>
+          </wp:inline>
+        </w:drawing>
+      </w:r>
+    </w:p>
+    <w:p/>
+    <w:p>
+      <w:r>
+        <w:rPr>
+          <w:b/>
+          <w:bCs/>
+        </w:rPr>
+        <w:t>Analyse du tableau</w:t>
+      </w:r>
+      <w:r>
+        <w:t xml:space="preserve"> — voici ce qui est actionnable et combien de points ça rapporte :</w:t>
+      </w:r>
+    </w:p>
+    <w:tbl>
+      <w:tblPr>
+        <w:tblStyle w:val="TableauGrille4-Accentuation2"/>
+        <w:tblW w:w="0" w:type="auto"/>
+        <w:tblLook w:val="04A0" w:firstRow="1" w:lastRow="0" w:firstColumn="1" w:lastColumn="0" w:noHBand="0" w:noVBand="1"/>
+      </w:tblPr>
+      <w:tblGrid>
+        <w:gridCol w:w="4299"/>
+        <w:gridCol w:w="1934"/>
+        <w:gridCol w:w="2829"/>
+      </w:tblGrid>
+      <w:tr>
+        <w:trPr>
+          <w:cnfStyle w:val="100000000000" w:firstRow="1" w:lastRow="0" w:firstColumn="0" w:lastColumn="0" w:oddVBand="0" w:evenVBand="0" w:oddHBand="0" w:evenHBand="0" w:firstRowFirstColumn="0" w:firstRowLastColumn="0" w:lastRowFirstColumn="0" w:lastRowLastColumn="0"/>
+        </w:trPr>
+        <w:tc>
+          <w:tcPr>
+            <w:cnfStyle w:val="001000000000" w:firstRow="0" w:lastRow="0" w:firstColumn="1" w:lastColumn="0" w:oddVBand="0" w:evenVBand="0" w:oddHBand="0" w:evenHBand="0" w:firstRowFirstColumn="0" w:firstRowLastColumn="0" w:lastRowFirstColumn="0" w:lastRowLastColumn="0"/>
+            <w:tcW w:w="0" w:type="auto"/>
+            <w:hideMark/>
+          </w:tcPr>
+          <w:p>
+            <w:pPr>
+              <w:spacing w:after="160" w:line="278" w:lineRule="auto"/>
+            </w:pPr>
+            <w:r>
+              <w:t>Control</w:t>
+            </w:r>
+          </w:p>
+        </w:tc>
+        <w:tc>
+          <w:tcPr>
+            <w:tcW w:w="0" w:type="auto"/>
+            <w:hideMark/>
+          </w:tcPr>
+          <w:p>
+            <w:pPr>
+              <w:spacing w:after="160" w:line="278" w:lineRule="auto"/>
+              <w:cnfStyle w:val="100000000000" w:firstRow="1" w:lastRow="0" w:firstColumn="0" w:lastColumn="0" w:oddVBand="0" w:evenVBand="0" w:oddHBand="0" w:evenHBand="0" w:firstRowFirstColumn="0" w:firstRowLastColumn="0" w:lastRowFirstColumn="0" w:lastRowLastColumn="0"/>
+            </w:pPr>
+            <w:r>
+              <w:t>Points gagnable</w:t>
+            </w:r>
+          </w:p>
+        </w:tc>
+        <w:tc>
+          <w:tcPr>
+            <w:tcW w:w="0" w:type="auto"/>
+            <w:hideMark/>
+          </w:tcPr>
+          <w:p>
+            <w:pPr>
+              <w:spacing w:after="160" w:line="278" w:lineRule="auto"/>
+              <w:cnfStyle w:val="100000000000" w:firstRow="1" w:lastRow="0" w:firstColumn="0" w:lastColumn="0" w:oddVBand="0" w:evenVBand="0" w:oddHBand="0" w:evenHBand="0" w:firstRowFirstColumn="0" w:firstRowLastColumn="0" w:lastRowFirstColumn="0" w:lastRowLastColumn="0"/>
+            </w:pPr>
+            <w:r>
+              <w:t>Priorité</w:t>
+            </w:r>
+          </w:p>
+        </w:tc>
+      </w:tr>
+      <w:tr>
+        <w:trPr>
+          <w:cnfStyle w:val="000000100000" w:firstRow="0" w:lastRow="0" w:firstColumn="0" w:lastColumn="0" w:oddVBand="0" w:evenVBand="0" w:oddHBand="1" w:evenHBand="0" w:firstRowFirstColumn="0" w:firstRowLastColumn="0" w:lastRowFirstColumn="0" w:lastRowLastColumn="0"/>
+        </w:trPr>
+        <w:tc>
+          <w:tcPr>
+            <w:cnfStyle w:val="001000000000" w:firstRow="0" w:lastRow="0" w:firstColumn="1" w:lastColumn="0" w:oddVBand="0" w:evenVBand="0" w:oddHBand="0" w:evenHBand="0" w:firstRowFirstColumn="0" w:firstRowLastColumn="0" w:lastRowFirstColumn="0" w:lastRowLastColumn="0"/>
+            <w:tcW w:w="0" w:type="auto"/>
+            <w:hideMark/>
+          </w:tcPr>
+          <w:p>
+            <w:pPr>
+              <w:spacing w:after="160" w:line="278" w:lineRule="auto"/>
+            </w:pPr>
+            <w:r>
+              <w:t>Apply system updates</w:t>
+            </w:r>
+          </w:p>
+        </w:tc>
+        <w:tc>
+          <w:tcPr>
+            <w:tcW w:w="0" w:type="auto"/>
+            <w:hideMark/>
+          </w:tcPr>
+          <w:p>
+            <w:pPr>
+              <w:spacing w:after="160" w:line="278" w:lineRule="auto"/>
+              <w:cnfStyle w:val="000000100000" w:firstRow="0" w:lastRow="0" w:firstColumn="0" w:lastColumn="0" w:oddVBand="0" w:evenVBand="0" w:oddHBand="1" w:evenHBand="0" w:firstRowFirstColumn="0" w:firstRowLastColumn="0" w:lastRowFirstColumn="0" w:lastRowLastColumn="0"/>
+            </w:pPr>
+            <w:r>
+              <w:t>+6 pts</w:t>
+            </w:r>
+          </w:p>
+        </w:tc>
+        <w:tc>
+          <w:tcPr>
+            <w:tcW w:w="0" w:type="auto"/>
+            <w:hideMark/>
+          </w:tcPr>
+          <w:p>
+            <w:pPr>
+              <w:spacing w:after="160" w:line="278" w:lineRule="auto"/>
+              <w:cnfStyle w:val="000000100000" w:firstRow="0" w:lastRow="0" w:firstColumn="0" w:lastColumn="0" w:oddVBand="0" w:evenVBand="0" w:oddHBand="1" w:evenHBand="0" w:firstRowFirstColumn="0" w:firstRowLastColumn="0" w:lastRowFirstColumn="0" w:lastRowLastColumn="0"/>
+            </w:pPr>
+            <w:r>
+              <w:rPr>
+                <w:rFonts w:ascii="Segoe UI Emoji" w:hAnsi="Segoe UI Emoji" w:cs="Segoe UI Emoji"/>
+              </w:rPr>
+              <w:t>🔴</w:t>
+            </w:r>
+            <w:r>
+              <w:t xml:space="preserve"> Top</w:t>
+            </w:r>
+          </w:p>
+        </w:tc>
+      </w:tr>
+      <w:tr>
+        <w:tc>
+          <w:tcPr>
+            <w:cnfStyle w:val="001000000000" w:firstRow="0" w:lastRow="0" w:firstColumn="1" w:lastColumn="0" w:oddVBand="0" w:evenVBand="0" w:oddHBand="0" w:evenHBand="0" w:firstRowFirstColumn="0" w:firstRowLastColumn="0" w:lastRowFirstColumn="0" w:lastRowLastColumn="0"/>
+            <w:tcW w:w="0" w:type="auto"/>
+            <w:hideMark/>
+          </w:tcPr>
+          <w:p>
+            <w:pPr>
+              <w:spacing w:after="160" w:line="278" w:lineRule="auto"/>
+            </w:pPr>
+            <w:r>
+              <w:t>Remediate vulnerabilities</w:t>
+            </w:r>
+          </w:p>
+        </w:tc>
+        <w:tc>
+          <w:tcPr>
+            <w:tcW w:w="0" w:type="auto"/>
+            <w:hideMark/>
+          </w:tcPr>
+          <w:p>
+            <w:pPr>
+              <w:spacing w:after="160" w:line="278" w:lineRule="auto"/>
+              <w:cnfStyle w:val="000000000000" w:firstRow="0" w:lastRow="0" w:firstColumn="0" w:lastColumn="0" w:oddVBand="0" w:evenVBand="0" w:oddHBand="0" w:evenHBand="0" w:firstRowFirstColumn="0" w:firstRowLastColumn="0" w:lastRowFirstColumn="0" w:lastRowLastColumn="0"/>
+            </w:pPr>
+            <w:r>
+              <w:t>+6 pts</w:t>
+            </w:r>
+          </w:p>
+        </w:tc>
+        <w:tc>
+          <w:tcPr>
+            <w:tcW w:w="0" w:type="auto"/>
+            <w:hideMark/>
+          </w:tcPr>
+          <w:p>
+            <w:pPr>
+              <w:spacing w:after="160" w:line="278" w:lineRule="auto"/>
+              <w:cnfStyle w:val="000000000000" w:firstRow="0" w:lastRow="0" w:firstColumn="0" w:lastColumn="0" w:oddVBand="0" w:evenVBand="0" w:oddHBand="0" w:evenHBand="0" w:firstRowFirstColumn="0" w:firstRowLastColumn="0" w:lastRowFirstColumn="0" w:lastRowLastColumn="0"/>
+            </w:pPr>
+            <w:r>
+              <w:rPr>
+                <w:rFonts w:ascii="Segoe UI Emoji" w:hAnsi="Segoe UI Emoji" w:cs="Segoe UI Emoji"/>
+              </w:rPr>
+              <w:t>🔴</w:t>
+            </w:r>
+            <w:r>
+              <w:t xml:space="preserve"> Top</w:t>
+            </w:r>
+          </w:p>
+        </w:tc>
+      </w:tr>
+      <w:tr>
+        <w:trPr>
+          <w:cnfStyle w:val="000000100000" w:firstRow="0" w:lastRow="0" w:firstColumn="0" w:lastColumn="0" w:oddVBand="0" w:evenVBand="0" w:oddHBand="1" w:evenHBand="0" w:firstRowFirstColumn="0" w:firstRowLastColumn="0" w:lastRowFirstColumn="0" w:lastRowLastColumn="0"/>
+        </w:trPr>
+        <w:tc>
+          <w:tcPr>
+            <w:cnfStyle w:val="001000000000" w:firstRow="0" w:lastRow="0" w:firstColumn="1" w:lastColumn="0" w:oddVBand="0" w:evenVBand="0" w:oddHBand="0" w:evenHBand="0" w:firstRowFirstColumn="0" w:firstRowLastColumn="0" w:lastRowFirstColumn="0" w:lastRowLastColumn="0"/>
+            <w:tcW w:w="0" w:type="auto"/>
+            <w:hideMark/>
+          </w:tcPr>
+          <w:p>
+            <w:pPr>
+              <w:spacing w:after="160" w:line="278" w:lineRule="auto"/>
+            </w:pPr>
+            <w:r>
+              <w:t>Restrict unauthorized network access</w:t>
+            </w:r>
+          </w:p>
+        </w:tc>
+        <w:tc>
+          <w:tcPr>
+            <w:tcW w:w="0" w:type="auto"/>
+            <w:hideMark/>
+          </w:tcPr>
+          <w:p>
+            <w:pPr>
+              <w:spacing w:after="160" w:line="278" w:lineRule="auto"/>
+              <w:cnfStyle w:val="000000100000" w:firstRow="0" w:lastRow="0" w:firstColumn="0" w:lastColumn="0" w:oddVBand="0" w:evenVBand="0" w:oddHBand="1" w:evenHBand="0" w:firstRowFirstColumn="0" w:firstRowLastColumn="0" w:lastRowFirstColumn="0" w:lastRowLastColumn="0"/>
+            </w:pPr>
+            <w:r>
+              <w:t>+4 pts</w:t>
+            </w:r>
+          </w:p>
+        </w:tc>
+        <w:tc>
+          <w:tcPr>
+            <w:tcW w:w="0" w:type="auto"/>
+            <w:hideMark/>
+          </w:tcPr>
+          <w:p>
+            <w:pPr>
+              <w:spacing w:after="160" w:line="278" w:lineRule="auto"/>
+              <w:cnfStyle w:val="000000100000" w:firstRow="0" w:lastRow="0" w:firstColumn="0" w:lastColumn="0" w:oddVBand="0" w:evenVBand="0" w:oddHBand="1" w:evenHBand="0" w:firstRowFirstColumn="0" w:firstRowLastColumn="0" w:lastRowFirstColumn="0" w:lastRowLastColumn="0"/>
+            </w:pPr>
+            <w:r>
+              <w:rPr>
+                <w:rFonts w:ascii="Segoe UI Emoji" w:hAnsi="Segoe UI Emoji" w:cs="Segoe UI Emoji"/>
+              </w:rPr>
+              <w:t>🟠</w:t>
+            </w:r>
+            <w:r>
+              <w:t xml:space="preserve"> Haute</w:t>
+            </w:r>
+          </w:p>
+        </w:tc>
+      </w:tr>
+      <w:tr>
+        <w:tc>
+          <w:tcPr>
+            <w:cnfStyle w:val="001000000000" w:firstRow="0" w:lastRow="0" w:firstColumn="1" w:lastColumn="0" w:oddVBand="0" w:evenVBand="0" w:oddHBand="0" w:evenHBand="0" w:firstRowFirstColumn="0" w:firstRowLastColumn="0" w:lastRowFirstColumn="0" w:lastRowLastColumn="0"/>
+            <w:tcW w:w="0" w:type="auto"/>
+            <w:hideMark/>
+          </w:tcPr>
+          <w:p>
+            <w:pPr>
+              <w:spacing w:after="160" w:line="278" w:lineRule="auto"/>
+            </w:pPr>
+            <w:r>
+              <w:t>Manage access and permissions</w:t>
+            </w:r>
+          </w:p>
+        </w:tc>
+        <w:tc>
+          <w:tcPr>
+            <w:tcW w:w="0" w:type="auto"/>
+            <w:hideMark/>
+          </w:tcPr>
+          <w:p>
+            <w:pPr>
+              <w:spacing w:after="160" w:line="278" w:lineRule="auto"/>
+              <w:cnfStyle w:val="000000000000" w:firstRow="0" w:lastRow="0" w:firstColumn="0" w:lastColumn="0" w:oddVBand="0" w:evenVBand="0" w:oddHBand="0" w:evenHBand="0" w:firstRowFirstColumn="0" w:firstRowLastColumn="0" w:lastRowFirstColumn="0" w:lastRowLastColumn="0"/>
+            </w:pPr>
+            <w:r>
+              <w:t>+2 pts</w:t>
+            </w:r>
+          </w:p>
+        </w:tc>
+        <w:tc>
+          <w:tcPr>
+            <w:tcW w:w="0" w:type="auto"/>
+            <w:hideMark/>
+          </w:tcPr>
+          <w:p>
+            <w:pPr>
+              <w:spacing w:after="160" w:line="278" w:lineRule="auto"/>
+              <w:cnfStyle w:val="000000000000" w:firstRow="0" w:lastRow="0" w:firstColumn="0" w:lastColumn="0" w:oddVBand="0" w:evenVBand="0" w:oddHBand="0" w:evenHBand="0" w:firstRowFirstColumn="0" w:firstRowLastColumn="0" w:lastRowFirstColumn="0" w:lastRowLastColumn="0"/>
+            </w:pPr>
+            <w:r>
+              <w:rPr>
+                <w:rFonts w:ascii="Segoe UI Emoji" w:hAnsi="Segoe UI Emoji" w:cs="Segoe UI Emoji"/>
+              </w:rPr>
+              <w:t>🟡</w:t>
+            </w:r>
+            <w:r>
+              <w:t xml:space="preserve"> Moyenne (déjà à 50%)</w:t>
+            </w:r>
+          </w:p>
+        </w:tc>
+      </w:tr>
+      <w:tr>
+        <w:trPr>
+          <w:cnfStyle w:val="000000100000" w:firstRow="0" w:lastRow="0" w:firstColumn="0" w:lastColumn="0" w:oddVBand="0" w:evenVBand="0" w:oddHBand="1" w:evenHBand="0" w:firstRowFirstColumn="0" w:firstRowLastColumn="0" w:lastRowFirstColumn="0" w:lastRowLastColumn="0"/>
+        </w:trPr>
+        <w:tc>
+          <w:tcPr>
+            <w:cnfStyle w:val="001000000000" w:firstRow="0" w:lastRow="0" w:firstColumn="1" w:lastColumn="0" w:oddVBand="0" w:evenVBand="0" w:oddHBand="0" w:evenHBand="0" w:firstRowFirstColumn="0" w:firstRowLastColumn="0" w:lastRowFirstColumn="0" w:lastRowLastColumn="0"/>
+            <w:tcW w:w="0" w:type="auto"/>
+            <w:hideMark/>
+          </w:tcPr>
+          <w:p>
+            <w:pPr>
+              <w:spacing w:after="160" w:line="278" w:lineRule="auto"/>
+            </w:pPr>
+            <w:r>
+              <w:t>Enable auditing and logging</w:t>
+            </w:r>
+          </w:p>
+        </w:tc>
+        <w:tc>
+          <w:tcPr>
+            <w:tcW w:w="0" w:type="auto"/>
+            <w:hideMark/>
+          </w:tcPr>
+          <w:p>
+            <w:pPr>
+              <w:spacing w:after="160" w:line="278" w:lineRule="auto"/>
+              <w:cnfStyle w:val="000000100000" w:firstRow="0" w:lastRow="0" w:firstColumn="0" w:lastColumn="0" w:oddVBand="0" w:evenVBand="0" w:oddHBand="1" w:evenHBand="0" w:firstRowFirstColumn="0" w:firstRowLastColumn="0" w:lastRowFirstColumn="0" w:lastRowLastColumn="0"/>
+            </w:pPr>
+            <w:r>
+              <w:t>+1 pt</w:t>
+            </w:r>
+          </w:p>
+        </w:tc>
+        <w:tc>
+          <w:tcPr>
+            <w:tcW w:w="0" w:type="auto"/>
+            <w:hideMark/>
+          </w:tcPr>
+          <w:p>
+            <w:pPr>
+              <w:spacing w:after="160" w:line="278" w:lineRule="auto"/>
+              <w:cnfStyle w:val="000000100000" w:firstRow="0" w:lastRow="0" w:firstColumn="0" w:lastColumn="0" w:oddVBand="0" w:evenVBand="0" w:oddHBand="1" w:evenHBand="0" w:firstRowFirstColumn="0" w:firstRowLastColumn="0" w:lastRowFirstColumn="0" w:lastRowLastColumn="0"/>
+            </w:pPr>
+            <w:r>
+              <w:rPr>
+                <w:rFonts w:ascii="Segoe UI Emoji" w:hAnsi="Segoe UI Emoji" w:cs="Segoe UI Emoji"/>
+              </w:rPr>
+              <w:t>🟢</w:t>
+            </w:r>
+            <w:r>
+              <w:t xml:space="preserve"> Quick win</w:t>
+            </w:r>
+          </w:p>
+        </w:tc>
+      </w:tr>
+    </w:tbl>
+    <w:p>
+      <w:r>
+        <w:rPr>
+          <w:b/>
+          <w:bCs/>
+        </w:rPr>
+        <w:t>Si on corrige tout → 6+6+6+4+2+1 = 25/25 = 100 %.</w:t>
+      </w:r>
+      <w:r>
+        <w:t xml:space="preserve"> On vise +15 minimum, donc on commence par les top impacts</w:t>
+      </w:r>
+    </w:p>
+    <w:p/>
+    <w:p/>
+    <w:p>
+      <w:r>
+        <w:t>Étape 1 — Identifier les recommendations précises de chaque control</w:t>
+      </w:r>
+    </w:p>
+    <w:p>
+      <w:r>
+        <w:t># Get-AzSecurityAssessment = recommendations par ressource</w:t>
+      </w:r>
+    </w:p>
+    <w:p>
+      <w:r>
+        <w:t>Get-AzSecurityAssessment |</w:t>
+      </w:r>
+    </w:p>
+    <w:p>
+      <w:r>
+        <w:lastRenderedPageBreak/>
+        <w:t xml:space="preserve">    Where-Object { $_.Status.Code -eq "Unhealthy" } |</w:t>
+      </w:r>
+    </w:p>
+    <w:p>
+      <w:r>
+        <w:t xml:space="preserve">    Select-Object `</w:t>
+      </w:r>
+    </w:p>
+    <w:p>
+      <w:r>
+        <w:t xml:space="preserve">        @{N="DisplayName"; E={ $_.DisplayName }},</w:t>
+      </w:r>
+    </w:p>
+    <w:p>
+      <w:r>
+        <w:t xml:space="preserve">        @{N="Severity";    E={ $_.Metadata.Severity }},</w:t>
+      </w:r>
+    </w:p>
+    <w:p>
+      <w:r>
+        <w:t xml:space="preserve">        @{N="ResourceId";  E={ $_.ResourceDetails.Id }} |</w:t>
+      </w:r>
+    </w:p>
+    <w:p>
+      <w:r>
+        <w:t xml:space="preserve">    Sort-Object Severity |</w:t>
+      </w:r>
+    </w:p>
+    <w:p>
+      <w:r>
+        <w:t xml:space="preserve">    Format-Table -AutoSize</w:t>
+      </w:r>
+    </w:p>
+    <w:p>
+      <w:r>
+        <w:rPr>
+          <w:noProof/>
+        </w:rPr>
+        <w:drawing>
+          <wp:inline distT="0" distB="0" distL="0" distR="0" wp14:anchorId="4F60929D" wp14:editId="162F7734">
+            <wp:extent cx="5760720" cy="3079115"/>
+            <wp:effectExtent l="0" t="0" r="0" b="6985"/>
+            <wp:docPr id="1241848607" name="Image 1"/>
+            <wp:cNvGraphicFramePr>
+              <a:graphicFrameLocks xmlns:a="http://schemas.openxmlformats.org/drawingml/2006/main" noChangeAspect="1"/>
+            </wp:cNvGraphicFramePr>
+            <a:graphic xmlns:a="http://schemas.openxmlformats.org/drawingml/2006/main">
+              <a:graphicData uri="http://schemas.openxmlformats.org/drawingml/2006/picture">
+                <pic:pic xmlns:pic="http://schemas.openxmlformats.org/drawingml/2006/picture">
+                  <pic:nvPicPr>
+                    <pic:cNvPr id="1241848607" name=""/>
+                    <pic:cNvPicPr/>
+                  </pic:nvPicPr>
+                  <pic:blipFill>
+                    <a:blip r:embed="rId34"/>
+                    <a:stretch>
+                      <a:fillRect/>
+                    </a:stretch>
+                  </pic:blipFill>
+                  <pic:spPr>
+                    <a:xfrm>
+                      <a:off x="0" y="0"/>
+                      <a:ext cx="5760720" cy="3079115"/>
+                    </a:xfrm>
+                    <a:prstGeom prst="rect">
+                      <a:avLst/>
+                    </a:prstGeom>
+                  </pic:spPr>
+                </pic:pic>
+              </a:graphicData>
+            </a:graphic>
+          </wp:inline>
+        </w:drawing>
+      </w:r>
+    </w:p>
+    <w:p/>
+    <w:p>
+      <w:r>
+        <w:rPr>
+          <w:b/>
+          <w:bCs/>
+        </w:rPr>
+        <w:t>15 recommendations unhealthy.</w:t>
+      </w:r>
+      <w:r>
+        <w:t xml:space="preserve"> On les classe par facilité + impact et on remédie dans l'ordre. Voici le plan :</w:t>
+      </w:r>
+    </w:p>
+    <w:p>
+      <w:r>
+        <w:pict w14:anchorId="07394C0F">
+          <v:rect id="_x0000_i1055" style="width:0;height:1.5pt" o:hralign="center" o:hrstd="t" o:hr="t" fillcolor="#a0a0a0" stroked="f"/>
+        </w:pict>
+      </w:r>
+    </w:p>
+    <w:p>
+      <w:pPr>
+        <w:rPr>
+          <w:b/>
+          <w:bCs/>
+        </w:rPr>
+      </w:pPr>
+      <w:r>
+        <w:rPr>
+          <w:b/>
+          <w:bCs/>
+        </w:rPr>
+        <w:t>Plan de remédiation — 3 groupes</w:t>
+      </w:r>
+    </w:p>
+    <w:p>
+      <w:r>
+        <w:rPr>
+          <w:b/>
+          <w:bCs/>
+        </w:rPr>
+        <w:t>Groupe 1 — Quick wins subscription (5 min, zéro risque)</w:t>
+      </w:r>
+      <w:r>
+        <w:br/>
+        <w:t>Notifications et contacts de sécurité — pure configuration, aucun impact infra.</w:t>
+      </w:r>
+    </w:p>
+    <w:p>
+      <w:r>
+        <w:rPr>
+          <w:b/>
+          <w:bCs/>
+        </w:rPr>
+        <w:t>Groupe 2 — Plans Defender manquants (2 min)</w:t>
+      </w:r>
+      <w:r>
+        <w:br/>
+        <w:t>ARM et CSPM à activer.</w:t>
+      </w:r>
+    </w:p>
+    <w:p>
+      <w:r>
+        <w:rPr>
+          <w:b/>
+          <w:bCs/>
+        </w:rPr>
+        <w:t>Groupe 3 — Machines DC-01 (via Arc)</w:t>
+      </w:r>
+      <w:r>
+        <w:br/>
+        <w:t>Updates, Exploit Guard, TLS, vulnerability assessment.</w:t>
+      </w:r>
+    </w:p>
+    <w:p/>
+    <w:p>
+      <w:pPr>
+        <w:rPr>
+          <w:b/>
+          <w:bCs/>
+        </w:rPr>
+      </w:pPr>
+      <w:r>
+        <w:rPr>
+          <w:b/>
+          <w:bCs/>
+        </w:rPr>
+        <w:lastRenderedPageBreak/>
+        <w:t>Groupe 1 — Quick wins (lance tout d'un bloc)</w:t>
+      </w:r>
+    </w:p>
+    <w:p>
+      <w:r>
+        <w:t>powershell</w:t>
+      </w:r>
+    </w:p>
+    <w:p>
+      <w:r>
+        <w:t>cd "D:\personnel-ivan\PROJETS-PERSO-LAB\Microsoft Defender for Cloud"</w:t>
+      </w:r>
+    </w:p>
+    <w:p/>
+    <w:p>
+      <w:r>
+        <w:t>$subId = "512817a3-87c7-4af5-a7ea-829b55885255"</w:t>
+      </w:r>
+    </w:p>
+    <w:p/>
+    <w:p>
+      <w:r>
+        <w:t># 1. Email de contact sécurité (corrige "contact email address for security issues")</w:t>
+      </w:r>
+    </w:p>
+    <w:p>
+      <w:r>
+        <w:t>Set-AzSecurityContact `</w:t>
+      </w:r>
+    </w:p>
+    <w:p>
+      <w:r>
+        <w:t xml:space="preserve">    -Name "default" `</w:t>
+      </w:r>
+    </w:p>
+    <w:p>
+      <w:r>
+        <w:t xml:space="preserve">    -Email "ngouneivan@gmail.com" `</w:t>
+      </w:r>
+    </w:p>
+    <w:p>
+      <w:r>
+        <w:t xml:space="preserve">    -AlertsToAdmins $true `</w:t>
+      </w:r>
+    </w:p>
+    <w:p>
+      <w:r>
+        <w:t xml:space="preserve">    -AlertNotifications $true</w:t>
+      </w:r>
+    </w:p>
+    <w:p>
+      <w:r>
+        <w:t>Write-Host "OK Contact securite configure" -ForegroundColor Green</w:t>
+      </w:r>
+    </w:p>
+    <w:p/>
+    <w:p>
+      <w:r>
+        <w:t># 2. Verifier que le contact est bien enregistre</w:t>
+      </w:r>
+    </w:p>
+    <w:p>
+      <w:r>
+        <w:t>Get-AzSecurityContact | Select-Object Name, Email, AlertsToAdmins, AlertNotifications</w:t>
+      </w:r>
+    </w:p>
+    <w:p>
+      <w:r>
+        <w:rPr>
+          <w:noProof/>
+        </w:rPr>
+        <w:drawing>
+          <wp:inline distT="0" distB="0" distL="0" distR="0" wp14:anchorId="528886D0" wp14:editId="21E7143A">
+            <wp:extent cx="5760720" cy="2950210"/>
+            <wp:effectExtent l="0" t="0" r="0" b="2540"/>
+            <wp:docPr id="32759632" name="Image 1"/>
+            <wp:cNvGraphicFramePr>
+              <a:graphicFrameLocks xmlns:a="http://schemas.openxmlformats.org/drawingml/2006/main" noChangeAspect="1"/>
+            </wp:cNvGraphicFramePr>
+            <a:graphic xmlns:a="http://schemas.openxmlformats.org/drawingml/2006/main">
+              <a:graphicData uri="http://schemas.openxmlformats.org/drawingml/2006/picture">
+                <pic:pic xmlns:pic="http://schemas.openxmlformats.org/drawingml/2006/picture">
+                  <pic:nvPicPr>
+                    <pic:cNvPr id="32759632" name=""/>
+                    <pic:cNvPicPr/>
+                  </pic:nvPicPr>
+                  <pic:blipFill>
+                    <a:blip r:embed="rId35"/>
+                    <a:stretch>
+                      <a:fillRect/>
+                    </a:stretch>
+                  </pic:blipFill>
+                  <pic:spPr>
+                    <a:xfrm>
+                      <a:off x="0" y="0"/>
+                      <a:ext cx="5760720" cy="2950210"/>
+                    </a:xfrm>
+                    <a:prstGeom prst="rect">
+                      <a:avLst/>
+                    </a:prstGeom>
+                  </pic:spPr>
+                </pic:pic>
+              </a:graphicData>
+            </a:graphic>
+          </wp:inline>
+        </w:drawing>
+      </w:r>
+    </w:p>
+    <w:p/>
+    <w:p/>
+    <w:p>
+      <w:pPr>
+        <w:rPr>
+          <w:b/>
+          <w:bCs/>
+        </w:rPr>
+      </w:pPr>
+      <w:r>
+        <w:rPr>
+          <w:b/>
+          <w:bCs/>
+        </w:rPr>
+        <w:lastRenderedPageBreak/>
+        <w:t>Voir la même chose dans le portail Azure</w:t>
+      </w:r>
+    </w:p>
+    <w:p>
+      <w:r>
+        <w:t>Pour chaque action PowerShell, voici le chemin portail équivalent :</w:t>
+      </w:r>
+    </w:p>
+    <w:p>
+      <w:r>
+        <w:rPr>
+          <w:b/>
+          <w:bCs/>
+        </w:rPr>
+        <w:t>Contact sécurité :</w:t>
+      </w:r>
+    </w:p>
+    <w:p>
+      <w:r>
+        <w:t>portal.azure.com</w:t>
+      </w:r>
+    </w:p>
+    <w:p>
+      <w:r>
+        <w:t>→ Microsoft Defender for Cloud</w:t>
+      </w:r>
+    </w:p>
+    <w:p>
+      <w:r>
+        <w:rPr>
+          <w:noProof/>
+        </w:rPr>
+        <w:drawing>
+          <wp:inline distT="0" distB="0" distL="0" distR="0" wp14:anchorId="5E9BC2FE" wp14:editId="18946550">
+            <wp:extent cx="4124325" cy="2190750"/>
+            <wp:effectExtent l="0" t="0" r="9525" b="0"/>
+            <wp:docPr id="1585366646" name="Image 1"/>
+            <wp:cNvGraphicFramePr>
+              <a:graphicFrameLocks xmlns:a="http://schemas.openxmlformats.org/drawingml/2006/main" noChangeAspect="1"/>
+            </wp:cNvGraphicFramePr>
+            <a:graphic xmlns:a="http://schemas.openxmlformats.org/drawingml/2006/main">
+              <a:graphicData uri="http://schemas.openxmlformats.org/drawingml/2006/picture">
+                <pic:pic xmlns:pic="http://schemas.openxmlformats.org/drawingml/2006/picture">
+                  <pic:nvPicPr>
+                    <pic:cNvPr id="1585366646" name=""/>
+                    <pic:cNvPicPr/>
+                  </pic:nvPicPr>
+                  <pic:blipFill>
+                    <a:blip r:embed="rId36"/>
+                    <a:stretch>
+                      <a:fillRect/>
+                    </a:stretch>
+                  </pic:blipFill>
+                  <pic:spPr>
+                    <a:xfrm>
+                      <a:off x="0" y="0"/>
+                      <a:ext cx="4124325" cy="2190750"/>
+                    </a:xfrm>
+                    <a:prstGeom prst="rect">
+                      <a:avLst/>
+                    </a:prstGeom>
+                  </pic:spPr>
+                </pic:pic>
+              </a:graphicData>
+            </a:graphic>
+          </wp:inline>
+        </w:drawing>
+      </w:r>
+    </w:p>
+    <w:p>
+      <w:r>
+        <w:rPr>
+          <w:noProof/>
+        </w:rPr>
+        <w:drawing>
+          <wp:inline distT="0" distB="0" distL="0" distR="0" wp14:anchorId="4862671C" wp14:editId="759AE225">
+            <wp:extent cx="5760720" cy="3190875"/>
+            <wp:effectExtent l="0" t="0" r="0" b="9525"/>
+            <wp:docPr id="1132499556" name="Image 1"/>
+            <wp:cNvGraphicFramePr>
+              <a:graphicFrameLocks xmlns:a="http://schemas.openxmlformats.org/drawingml/2006/main" noChangeAspect="1"/>
+            </wp:cNvGraphicFramePr>
+            <a:graphic xmlns:a="http://schemas.openxmlformats.org/drawingml/2006/main">
+              <a:graphicData uri="http://schemas.openxmlformats.org/drawingml/2006/picture">
+                <pic:pic xmlns:pic="http://schemas.openxmlformats.org/drawingml/2006/picture">
+                  <pic:nvPicPr>
+                    <pic:cNvPr id="1132499556" name=""/>
+                    <pic:cNvPicPr/>
+                  </pic:nvPicPr>
+                  <pic:blipFill>
+                    <a:blip r:embed="rId30"/>
+                    <a:stretch>
+                      <a:fillRect/>
+                    </a:stretch>
+                  </pic:blipFill>
+                  <pic:spPr>
+                    <a:xfrm>
+                      <a:off x="0" y="0"/>
+                      <a:ext cx="5760720" cy="3190875"/>
+                    </a:xfrm>
+                    <a:prstGeom prst="rect">
+                      <a:avLst/>
+                    </a:prstGeom>
+                  </pic:spPr>
+                </pic:pic>
+              </a:graphicData>
+            </a:graphic>
+          </wp:inline>
+        </w:drawing>
+      </w:r>
+    </w:p>
+    <w:p>
+      <w:r>
+        <w:t>→ Environment Settings (menu gauche)</w:t>
+      </w:r>
+    </w:p>
+    <w:p>
+      <w:r>
+        <w:t>→ Clic sur "Azure subscription 1"</w:t>
+      </w:r>
+    </w:p>
+    <w:p>
+      <w:r>
+        <w:rPr>
+          <w:noProof/>
+        </w:rPr>
+        <w:lastRenderedPageBreak/>
+        <w:drawing>
+          <wp:inline distT="0" distB="0" distL="0" distR="0" wp14:anchorId="7AF39D02" wp14:editId="72BA847D">
+            <wp:extent cx="5760720" cy="2839720"/>
+            <wp:effectExtent l="0" t="0" r="0" b="0"/>
+            <wp:docPr id="1799522490" name="Image 1"/>
+            <wp:cNvGraphicFramePr>
+              <a:graphicFrameLocks xmlns:a="http://schemas.openxmlformats.org/drawingml/2006/main" noChangeAspect="1"/>
+            </wp:cNvGraphicFramePr>
+            <a:graphic xmlns:a="http://schemas.openxmlformats.org/drawingml/2006/main">
+              <a:graphicData uri="http://schemas.openxmlformats.org/drawingml/2006/picture">
+                <pic:pic xmlns:pic="http://schemas.openxmlformats.org/drawingml/2006/picture">
+                  <pic:nvPicPr>
+                    <pic:cNvPr id="1799522490" name=""/>
+                    <pic:cNvPicPr/>
+                  </pic:nvPicPr>
+                  <pic:blipFill>
+                    <a:blip r:embed="rId37"/>
+                    <a:stretch>
+                      <a:fillRect/>
+                    </a:stretch>
+                  </pic:blipFill>
+                  <pic:spPr>
+                    <a:xfrm>
+                      <a:off x="0" y="0"/>
+                      <a:ext cx="5760720" cy="2839720"/>
+                    </a:xfrm>
+                    <a:prstGeom prst="rect">
+                      <a:avLst/>
+                    </a:prstGeom>
+                  </pic:spPr>
+                </pic:pic>
+              </a:graphicData>
+            </a:graphic>
+          </wp:inline>
+        </w:drawing>
+      </w:r>
+    </w:p>
+    <w:p>
+      <w:r>
+        <w:t>→ Email notifications</w:t>
+      </w:r>
+    </w:p>
+    <w:p>
+      <w:r>
+        <w:rPr>
+          <w:noProof/>
+        </w:rPr>
+        <w:drawing>
+          <wp:inline distT="0" distB="0" distL="0" distR="0" wp14:anchorId="252D8591" wp14:editId="7B4D97B6">
+            <wp:extent cx="5760720" cy="2517775"/>
+            <wp:effectExtent l="0" t="0" r="0" b="0"/>
+            <wp:docPr id="1098534625" name="Image 1"/>
+            <wp:cNvGraphicFramePr>
+              <a:graphicFrameLocks xmlns:a="http://schemas.openxmlformats.org/drawingml/2006/main" noChangeAspect="1"/>
+            </wp:cNvGraphicFramePr>
+            <a:graphic xmlns:a="http://schemas.openxmlformats.org/drawingml/2006/main">
+              <a:graphicData uri="http://schemas.openxmlformats.org/drawingml/2006/picture">
+                <pic:pic xmlns:pic="http://schemas.openxmlformats.org/drawingml/2006/picture">
+                  <pic:nvPicPr>
+                    <pic:cNvPr id="1098534625" name=""/>
+                    <pic:cNvPicPr/>
+                  </pic:nvPicPr>
+                  <pic:blipFill>
+                    <a:blip r:embed="rId38"/>
+                    <a:stretch>
+                      <a:fillRect/>
+                    </a:stretch>
+                  </pic:blipFill>
+                  <pic:spPr>
+                    <a:xfrm>
+                      <a:off x="0" y="0"/>
+                      <a:ext cx="5760720" cy="2517775"/>
+                    </a:xfrm>
+                    <a:prstGeom prst="rect">
+                      <a:avLst/>
+                    </a:prstGeom>
+                  </pic:spPr>
+                </pic:pic>
+              </a:graphicData>
+            </a:graphic>
+          </wp:inline>
+        </w:drawing>
+      </w:r>
+    </w:p>
+    <w:p>
+      <w:r>
+        <w:rPr>
+          <w:noProof/>
+        </w:rPr>
+        <w:lastRenderedPageBreak/>
+        <w:drawing>
+          <wp:inline distT="0" distB="0" distL="0" distR="0" wp14:anchorId="3B64CFB9" wp14:editId="19ED4BBD">
+            <wp:extent cx="5760720" cy="3064510"/>
+            <wp:effectExtent l="0" t="0" r="0" b="2540"/>
+            <wp:docPr id="1102346494" name="Image 1"/>
+            <wp:cNvGraphicFramePr>
+              <a:graphicFrameLocks xmlns:a="http://schemas.openxmlformats.org/drawingml/2006/main" noChangeAspect="1"/>
+            </wp:cNvGraphicFramePr>
+            <a:graphic xmlns:a="http://schemas.openxmlformats.org/drawingml/2006/main">
+              <a:graphicData uri="http://schemas.openxmlformats.org/drawingml/2006/picture">
+                <pic:pic xmlns:pic="http://schemas.openxmlformats.org/drawingml/2006/picture">
+                  <pic:nvPicPr>
+                    <pic:cNvPr id="1102346494" name=""/>
+                    <pic:cNvPicPr/>
+                  </pic:nvPicPr>
+                  <pic:blipFill>
+                    <a:blip r:embed="rId39"/>
+                    <a:stretch>
+                      <a:fillRect/>
+                    </a:stretch>
+                  </pic:blipFill>
+                  <pic:spPr>
+                    <a:xfrm>
+                      <a:off x="0" y="0"/>
+                      <a:ext cx="5760720" cy="3064510"/>
+                    </a:xfrm>
+                    <a:prstGeom prst="rect">
+                      <a:avLst/>
+                    </a:prstGeom>
+                  </pic:spPr>
+                </pic:pic>
+              </a:graphicData>
+            </a:graphic>
+          </wp:inline>
+        </w:drawing>
+      </w:r>
+    </w:p>
+    <w:p>
+      <w:pPr>
+        <w:rPr>
+          <w:b/>
+          <w:bCs/>
+        </w:rPr>
+      </w:pPr>
+      <w:r>
+        <w:rPr>
+          <w:b/>
+          <w:bCs/>
+        </w:rPr>
+        <w:t>Portail Azure (FR) — voir la même chose visuellement</w:t>
+      </w:r>
+    </w:p>
+    <w:p>
+      <w:r>
+        <w:t>→ Microsoft Defender pour le cloud</w:t>
+      </w:r>
+    </w:p>
+    <w:p>
+      <w:r>
+        <w:t>→ Paramètres d'environnement (menu gauche)</w:t>
+      </w:r>
+    </w:p>
+    <w:p>
+      <w:r>
+        <w:t>→ Clic sur "Azure subscription 1"</w:t>
+      </w:r>
+    </w:p>
+    <w:p>
+      <w:r>
+        <w:t>→ Notifications par e-mail</w:t>
+      </w:r>
+    </w:p>
+    <w:p>
+      <w:r>
+        <w:rPr>
+          <w:noProof/>
+        </w:rPr>
+        <w:drawing>
+          <wp:inline distT="0" distB="0" distL="0" distR="0" wp14:anchorId="6D0313FD" wp14:editId="2B82C11F">
+            <wp:extent cx="5760720" cy="2330450"/>
+            <wp:effectExtent l="0" t="0" r="0" b="0"/>
+            <wp:docPr id="525017289" name="Image 1"/>
+            <wp:cNvGraphicFramePr>
+              <a:graphicFrameLocks xmlns:a="http://schemas.openxmlformats.org/drawingml/2006/main" noChangeAspect="1"/>
+            </wp:cNvGraphicFramePr>
+            <a:graphic xmlns:a="http://schemas.openxmlformats.org/drawingml/2006/main">
+              <a:graphicData uri="http://schemas.openxmlformats.org/drawingml/2006/picture">
+                <pic:pic xmlns:pic="http://schemas.openxmlformats.org/drawingml/2006/picture">
+                  <pic:nvPicPr>
+                    <pic:cNvPr id="525017289" name=""/>
+                    <pic:cNvPicPr/>
+                  </pic:nvPicPr>
+                  <pic:blipFill>
+                    <a:blip r:embed="rId40"/>
+                    <a:stretch>
+                      <a:fillRect/>
+                    </a:stretch>
+                  </pic:blipFill>
+                  <pic:spPr>
+                    <a:xfrm>
+                      <a:off x="0" y="0"/>
+                      <a:ext cx="5760720" cy="2330450"/>
+                    </a:xfrm>
+                    <a:prstGeom prst="rect">
+                      <a:avLst/>
+                    </a:prstGeom>
+                  </pic:spPr>
+                </pic:pic>
+              </a:graphicData>
+            </a:graphic>
+          </wp:inline>
+        </w:drawing>
+      </w:r>
+    </w:p>
+    <w:p>
+      <w:r>
+        <w:rPr>
+          <w:b/>
+          <w:bCs/>
+        </w:rPr>
+        <w:t>StatusCode 201 = Créé avec succès.</w:t>
+      </w:r>
+      <w:r>
+        <w:t xml:space="preserve"> La vérification GET confirme tout.</w:t>
+      </w:r>
+    </w:p>
+    <w:p>
+      <w:r>
+        <w:pict w14:anchorId="24A3F08E">
+          <v:rect id="_x0000_i1063" style="width:0;height:1.5pt" o:hralign="center" o:hrstd="t" o:hr="t" fillcolor="#a0a0a0" stroked="f"/>
+        </w:pict>
+      </w:r>
+    </w:p>
+    <w:p>
+      <w:pPr>
+        <w:rPr>
+          <w:b/>
+          <w:bCs/>
+        </w:rPr>
+      </w:pPr>
+      <w:r>
+        <w:rPr>
+          <w:b/>
+          <w:bCs/>
+        </w:rPr>
+        <w:t xml:space="preserve">Ce qui vient d'être corrigé </w:t>
+      </w:r>
+      <w:r>
+        <w:rPr>
+          <w:rFonts w:ascii="Segoe UI Emoji" w:hAnsi="Segoe UI Emoji" w:cs="Segoe UI Emoji"/>
+          <w:b/>
+          <w:bCs/>
+        </w:rPr>
+        <w:t>✅</w:t>
+      </w:r>
+    </w:p>
+    <w:p>
+      <w:r>
+        <w:t>emails          : ngouneivan@gmail.com</w:t>
+      </w:r>
+    </w:p>
+    <w:p>
+      <w:r>
+        <w:t>isEnabled       : true</w:t>
+      </w:r>
+    </w:p>
+    <w:p>
+      <w:r>
+        <w:lastRenderedPageBreak/>
+        <w:t>alertNotifications : High severity → ON</w:t>
+      </w:r>
+    </w:p>
+    <w:p>
+      <w:r>
+        <w:t>notificationsByRole : Owner → ON</w:t>
+      </w:r>
+    </w:p>
+    <w:p/>
+    <w:p/>
+    <w:p>
+      <w:r>
+        <w:t xml:space="preserve">Cela clôture </w:t>
+      </w:r>
+      <w:r>
+        <w:rPr>
+          <w:b/>
+          <w:bCs/>
+        </w:rPr>
+        <w:t>2 recommendations</w:t>
+      </w:r>
+      <w:r>
+        <w:t xml:space="preserve"> d'un coup :</w:t>
+      </w:r>
+    </w:p>
+    <w:p>
+      <w:pPr>
+        <w:numPr>
+          <w:ilvl w:val="0"/>
+          <w:numId w:val="4"/>
+        </w:numPr>
+      </w:pPr>
+      <w:r>
+        <w:t xml:space="preserve">Subscriptions should have a contact email address for security issues </w:t>
+      </w:r>
+      <w:r>
+        <w:rPr>
+          <w:rFonts w:ascii="Segoe UI Emoji" w:hAnsi="Segoe UI Emoji" w:cs="Segoe UI Emoji"/>
+        </w:rPr>
+        <w:t>✅</w:t>
+      </w:r>
+    </w:p>
+    <w:p>
+      <w:pPr>
+        <w:numPr>
+          <w:ilvl w:val="0"/>
+          <w:numId w:val="4"/>
+        </w:numPr>
+      </w:pPr>
+      <w:r>
+        <w:t xml:space="preserve">Email notification for high severity alerts should be enabled </w:t>
+      </w:r>
+      <w:r>
+        <w:rPr>
+          <w:rFonts w:ascii="Segoe UI Emoji" w:hAnsi="Segoe UI Emoji" w:cs="Segoe UI Emoji"/>
+        </w:rPr>
+        <w:t>✅</w:t>
+      </w:r>
+    </w:p>
+    <w:p>
+      <w:pPr>
+        <w:numPr>
+          <w:ilvl w:val="0"/>
+          <w:numId w:val="4"/>
+        </w:numPr>
+      </w:pPr>
+      <w:r>
+        <w:t xml:space="preserve">Email notification to subscription owner for high severity alerts </w:t>
+      </w:r>
+    </w:p>
+    <w:p/>
+    <w:p/>
+    <w:p/>
+    <w:p>
+      <w:pPr>
+        <w:rPr>
+          <w:b/>
+          <w:bCs/>
+        </w:rPr>
+      </w:pPr>
+      <w:r>
+        <w:rPr>
+          <w:b/>
+          <w:bCs/>
+        </w:rPr>
+        <w:t>Groupe 2 — Activer les plans Defender manquants</w:t>
+      </w:r>
+    </w:p>
+    <w:p>
+      <w:r>
+        <w:t>Le tableau montrait CloudPosture = Free et Arm = Free. On les active :</w:t>
+      </w:r>
+    </w:p>
+    <w:p>
+      <w:r>
+        <w:t># Activer Defender for Resource Manager</w:t>
+      </w:r>
+    </w:p>
+    <w:p>
+      <w:r>
+        <w:t># Pourquoi : protège les opérations ARM (create/delete/modify ressources Azure)</w:t>
+      </w:r>
+    </w:p>
+    <w:p>
+      <w:r>
+        <w:t># → corrige "Microsoft Defender for Resource Manager should be enabled"</w:t>
+      </w:r>
+    </w:p>
+    <w:p>
+      <w:r>
+        <w:t>Set-AzSecurityPricing -Name "Arm" -PricingTier "Standard"</w:t>
+      </w:r>
+    </w:p>
+    <w:p>
+      <w:r>
+        <w:t>Write-Host "OK Defender for ARM actif" -ForegroundColor Green</w:t>
+      </w:r>
+    </w:p>
+    <w:p/>
+    <w:p>
+      <w:r>
+        <w:t># Activer Microsoft Defender CSPM (plan avancé)</w:t>
+      </w:r>
+    </w:p>
+    <w:p>
+      <w:r>
+        <w:t># Pourquoi : débloque Attack Paths, Cloud Security Graph, agentless scanning</w:t>
+      </w:r>
+    </w:p>
+    <w:p>
+      <w:r>
+        <w:t># → corrige "Microsoft Defender CSPM should be enabled"</w:t>
+      </w:r>
+    </w:p>
+    <w:p>
+      <w:r>
+        <w:t>Set-AzSecurityPricing -Name "CloudPosture" -PricingTier "Standard"</w:t>
+      </w:r>
+    </w:p>
+    <w:p>
+      <w:r>
+        <w:t>Write-Host "OK Defender CSPM avance actif" -ForegroundColor Green</w:t>
+      </w:r>
+    </w:p>
+    <w:p/>
+    <w:p>
+      <w:r>
+        <w:t># Vérifier les deux</w:t>
+      </w:r>
+    </w:p>
+    <w:p>
+      <w:r>
+        <w:t>Get-AzSecurityPricing |</w:t>
+      </w:r>
+    </w:p>
+    <w:p>
+      <w:r>
+        <w:t xml:space="preserve">    Where-Object { $_.Name -in @("Arm","CloudPosture","FoundationalCspm") } |</w:t>
+      </w:r>
+    </w:p>
+    <w:p>
+      <w:r>
+        <w:lastRenderedPageBreak/>
+        <w:t xml:space="preserve">    Select-Object Name, PricingTier</w:t>
+      </w:r>
+    </w:p>
+    <w:p>
+      <w:r>
+        <w:rPr>
+          <w:noProof/>
+        </w:rPr>
+        <w:drawing>
+          <wp:inline distT="0" distB="0" distL="0" distR="0" wp14:anchorId="4E84FC9D" wp14:editId="75D02921">
+            <wp:extent cx="5760720" cy="2582545"/>
+            <wp:effectExtent l="0" t="0" r="0" b="8255"/>
+            <wp:docPr id="1275847768" name="Image 1"/>
+            <wp:cNvGraphicFramePr>
+              <a:graphicFrameLocks xmlns:a="http://schemas.openxmlformats.org/drawingml/2006/main" noChangeAspect="1"/>
+            </wp:cNvGraphicFramePr>
+            <a:graphic xmlns:a="http://schemas.openxmlformats.org/drawingml/2006/main">
+              <a:graphicData uri="http://schemas.openxmlformats.org/drawingml/2006/picture">
+                <pic:pic xmlns:pic="http://schemas.openxmlformats.org/drawingml/2006/picture">
+                  <pic:nvPicPr>
+                    <pic:cNvPr id="0" name="Picture 41"/>
+                    <pic:cNvPicPr>
+                      <a:picLocks noChangeAspect="1" noChangeArrowheads="1"/>
+                    </pic:cNvPicPr>
+                  </pic:nvPicPr>
+                  <pic:blipFill>
+                    <a:blip r:embed="rId41">
+                      <a:extLst>
+                        <a:ext uri="{28A0092B-C50C-407E-A947-70E740481C1C}">
+                          <a14:useLocalDpi xmlns:a14="http://schemas.microsoft.com/office/drawing/2010/main" val="0"/>
+                        </a:ext>
+                      </a:extLst>
+                    </a:blip>
+                    <a:srcRect/>
+                    <a:stretch>
+                      <a:fillRect/>
+                    </a:stretch>
+                  </pic:blipFill>
+                  <pic:spPr bwMode="auto">
+                    <a:xfrm>
+                      <a:off x="0" y="0"/>
+                      <a:ext cx="5760720" cy="2582545"/>
+                    </a:xfrm>
+                    <a:prstGeom prst="rect">
+                      <a:avLst/>
+                    </a:prstGeom>
+                    <a:noFill/>
+                    <a:ln>
+                      <a:noFill/>
+                    </a:ln>
+                  </pic:spPr>
+                </pic:pic>
+              </a:graphicData>
+            </a:graphic>
+          </wp:inline>
+        </w:drawing>
+      </w:r>
+    </w:p>
+    <w:p>
+      <w:r>
+        <w:rPr>
+          <w:noProof/>
+        </w:rPr>
+        <w:drawing>
+          <wp:inline distT="0" distB="0" distL="0" distR="0" wp14:anchorId="38D15B7D" wp14:editId="2A7585B3">
+            <wp:extent cx="5760720" cy="1537335"/>
+            <wp:effectExtent l="0" t="0" r="0" b="5715"/>
+            <wp:docPr id="2126380858" name="Image 1"/>
+            <wp:cNvGraphicFramePr>
+              <a:graphicFrameLocks xmlns:a="http://schemas.openxmlformats.org/drawingml/2006/main" noChangeAspect="1"/>
+            </wp:cNvGraphicFramePr>
+            <a:graphic xmlns:a="http://schemas.openxmlformats.org/drawingml/2006/main">
+              <a:graphicData uri="http://schemas.openxmlformats.org/drawingml/2006/picture">
+                <pic:pic xmlns:pic="http://schemas.openxmlformats.org/drawingml/2006/picture">
+                  <pic:nvPicPr>
+                    <pic:cNvPr id="2126380858" name=""/>
+                    <pic:cNvPicPr/>
+                  </pic:nvPicPr>
+                  <pic:blipFill>
+                    <a:blip r:embed="rId42"/>
+                    <a:stretch>
+                      <a:fillRect/>
+                    </a:stretch>
+                  </pic:blipFill>
+                  <pic:spPr>
+                    <a:xfrm>
+                      <a:off x="0" y="0"/>
+                      <a:ext cx="5760720" cy="1537335"/>
+                    </a:xfrm>
+                    <a:prstGeom prst="rect">
+                      <a:avLst/>
+                    </a:prstGeom>
+                  </pic:spPr>
+                </pic:pic>
+              </a:graphicData>
+            </a:graphic>
+          </wp:inline>
+        </w:drawing>
+      </w:r>
+    </w:p>
     <w:sectPr>
       <w:pgSz w:w="11906" w:h="16838"/>
       <w:pgMar w:top="1417" w:right="1417" w:bottom="1417" w:left="1417" w:header="708" w:footer="708" w:gutter="0"/>
@@ -3920,6 +6458,155 @@
     </w:lvl>
   </w:abstractNum>
   <w:abstractNum w:abstractNumId="1" w15:restartNumberingAfterBreak="0">
+    <w:nsid w:val="1C4000BD"/>
+    <w:multiLevelType w:val="multilevel"/>
+    <w:tmpl w:val="1A129A38"/>
+    <w:lvl w:ilvl="0">
+      <w:start w:val="1"/>
+      <w:numFmt w:val="bullet"/>
+      <w:lvlText w:val=""/>
+      <w:lvlJc w:val="left"/>
+      <w:pPr>
+        <w:tabs>
+          <w:tab w:val="num" w:pos="720"/>
+        </w:tabs>
+        <w:ind w:left="720" w:hanging="360"/>
+      </w:pPr>
+      <w:rPr>
+        <w:rFonts w:ascii="Symbol" w:hAnsi="Symbol" w:hint="default"/>
+        <w:sz w:val="20"/>
+      </w:rPr>
+    </w:lvl>
+    <w:lvl w:ilvl="1" w:tentative="1">
+      <w:start w:val="1"/>
+      <w:numFmt w:val="bullet"/>
+      <w:lvlText w:val="o"/>
+      <w:lvlJc w:val="left"/>
+      <w:pPr>
+        <w:tabs>
+          <w:tab w:val="num" w:pos="1440"/>
+        </w:tabs>
+        <w:ind w:left="1440" w:hanging="360"/>
+      </w:pPr>
+      <w:rPr>
+        <w:rFonts w:ascii="Courier New" w:hAnsi="Courier New" w:hint="default"/>
+        <w:sz w:val="20"/>
+      </w:rPr>
+    </w:lvl>
+    <w:lvl w:ilvl="2" w:tentative="1">
+      <w:start w:val="1"/>
+      <w:numFmt w:val="bullet"/>
+      <w:lvlText w:val=""/>
+      <w:lvlJc w:val="left"/>
+      <w:pPr>
+        <w:tabs>
+          <w:tab w:val="num" w:pos="2160"/>
+        </w:tabs>
+        <w:ind w:left="2160" w:hanging="360"/>
+      </w:pPr>
+      <w:rPr>
+        <w:rFonts w:ascii="Wingdings" w:hAnsi="Wingdings" w:hint="default"/>
+        <w:sz w:val="20"/>
+      </w:rPr>
+    </w:lvl>
+    <w:lvl w:ilvl="3" w:tentative="1">
+      <w:start w:val="1"/>
+      <w:numFmt w:val="bullet"/>
+      <w:lvlText w:val=""/>
+      <w:lvlJc w:val="left"/>
+      <w:pPr>
+        <w:tabs>
+          <w:tab w:val="num" w:pos="2880"/>
+        </w:tabs>
+        <w:ind w:left="2880" w:hanging="360"/>
+      </w:pPr>
+      <w:rPr>
+        <w:rFonts w:ascii="Wingdings" w:hAnsi="Wingdings" w:hint="default"/>
+        <w:sz w:val="20"/>
+      </w:rPr>
+    </w:lvl>
+    <w:lvl w:ilvl="4" w:tentative="1">
+      <w:start w:val="1"/>
+      <w:numFmt w:val="bullet"/>
+      <w:lvlText w:val=""/>
+      <w:lvlJc w:val="left"/>
+      <w:pPr>
+        <w:tabs>
+          <w:tab w:val="num" w:pos="3600"/>
+        </w:tabs>
+        <w:ind w:left="3600" w:hanging="360"/>
+      </w:pPr>
+      <w:rPr>
+        <w:rFonts w:ascii="Wingdings" w:hAnsi="Wingdings" w:hint="default"/>
+        <w:sz w:val="20"/>
+      </w:rPr>
+    </w:lvl>
+    <w:lvl w:ilvl="5" w:tentative="1">
+      <w:start w:val="1"/>
+      <w:numFmt w:val="bullet"/>
+      <w:lvlText w:val=""/>
+      <w:lvlJc w:val="left"/>
+      <w:pPr>
+        <w:tabs>
+          <w:tab w:val="num" w:pos="4320"/>
+        </w:tabs>
+        <w:ind w:left="4320" w:hanging="360"/>
+      </w:pPr>
+      <w:rPr>
+        <w:rFonts w:ascii="Wingdings" w:hAnsi="Wingdings" w:hint="default"/>
+        <w:sz w:val="20"/>
+      </w:rPr>
+    </w:lvl>
+    <w:lvl w:ilvl="6" w:tentative="1">
+      <w:start w:val="1"/>
+      <w:numFmt w:val="bullet"/>
+      <w:lvlText w:val=""/>
+      <w:lvlJc w:val="left"/>
+      <w:pPr>
+        <w:tabs>
+          <w:tab w:val="num" w:pos="5040"/>
+        </w:tabs>
+        <w:ind w:left="5040" w:hanging="360"/>
+      </w:pPr>
+      <w:rPr>
+        <w:rFonts w:ascii="Wingdings" w:hAnsi="Wingdings" w:hint="default"/>
+        <w:sz w:val="20"/>
+      </w:rPr>
+    </w:lvl>
+    <w:lvl w:ilvl="7" w:tentative="1">
+      <w:start w:val="1"/>
+      <w:numFmt w:val="bullet"/>
+      <w:lvlText w:val=""/>
+      <w:lvlJc w:val="left"/>
+      <w:pPr>
+        <w:tabs>
+          <w:tab w:val="num" w:pos="5760"/>
+        </w:tabs>
+        <w:ind w:left="5760" w:hanging="360"/>
+      </w:pPr>
+      <w:rPr>
+        <w:rFonts w:ascii="Wingdings" w:hAnsi="Wingdings" w:hint="default"/>
+        <w:sz w:val="20"/>
+      </w:rPr>
+    </w:lvl>
+    <w:lvl w:ilvl="8" w:tentative="1">
+      <w:start w:val="1"/>
+      <w:numFmt w:val="bullet"/>
+      <w:lvlText w:val=""/>
+      <w:lvlJc w:val="left"/>
+      <w:pPr>
+        <w:tabs>
+          <w:tab w:val="num" w:pos="6480"/>
+        </w:tabs>
+        <w:ind w:left="6480" w:hanging="360"/>
+      </w:pPr>
+      <w:rPr>
+        <w:rFonts w:ascii="Wingdings" w:hAnsi="Wingdings" w:hint="default"/>
+        <w:sz w:val="20"/>
+      </w:rPr>
+    </w:lvl>
+  </w:abstractNum>
+  <w:abstractNum w:abstractNumId="2" w15:restartNumberingAfterBreak="0">
     <w:nsid w:val="364C3DB7"/>
     <w:multiLevelType w:val="multilevel"/>
     <w:tmpl w:val="BC76B22E"/>
@@ -4032,10 +6719,165 @@
       </w:pPr>
     </w:lvl>
   </w:abstractNum>
+  <w:abstractNum w:abstractNumId="3" w15:restartNumberingAfterBreak="0">
+    <w:nsid w:val="4CD14194"/>
+    <w:multiLevelType w:val="multilevel"/>
+    <w:tmpl w:val="3D5E88FA"/>
+    <w:lvl w:ilvl="0">
+      <w:start w:val="1"/>
+      <w:numFmt w:val="bullet"/>
+      <w:lvlText w:val=""/>
+      <w:lvlJc w:val="left"/>
+      <w:pPr>
+        <w:tabs>
+          <w:tab w:val="num" w:pos="720"/>
+        </w:tabs>
+        <w:ind w:left="720" w:hanging="360"/>
+      </w:pPr>
+      <w:rPr>
+        <w:rFonts w:ascii="Symbol" w:hAnsi="Symbol" w:hint="default"/>
+        <w:sz w:val="20"/>
+      </w:rPr>
+    </w:lvl>
+    <w:lvl w:ilvl="1" w:tentative="1">
+      <w:start w:val="1"/>
+      <w:numFmt w:val="bullet"/>
+      <w:lvlText w:val="o"/>
+      <w:lvlJc w:val="left"/>
+      <w:pPr>
+        <w:tabs>
+          <w:tab w:val="num" w:pos="1440"/>
+        </w:tabs>
+        <w:ind w:left="1440" w:hanging="360"/>
+      </w:pPr>
+      <w:rPr>
+        <w:rFonts w:ascii="Courier New" w:hAnsi="Courier New" w:hint="default"/>
+        <w:sz w:val="20"/>
+      </w:rPr>
+    </w:lvl>
+    <w:lvl w:ilvl="2" w:tentative="1">
+      <w:start w:val="1"/>
+      <w:numFmt w:val="bullet"/>
+      <w:lvlText w:val=""/>
+      <w:lvlJc w:val="left"/>
+      <w:pPr>
+        <w:tabs>
+          <w:tab w:val="num" w:pos="2160"/>
+        </w:tabs>
+        <w:ind w:left="2160" w:hanging="360"/>
+      </w:pPr>
+      <w:rPr>
+        <w:rFonts w:ascii="Wingdings" w:hAnsi="Wingdings" w:hint="default"/>
+        <w:sz w:val="20"/>
+      </w:rPr>
+    </w:lvl>
+    <w:lvl w:ilvl="3" w:tentative="1">
+      <w:start w:val="1"/>
+      <w:numFmt w:val="bullet"/>
+      <w:lvlText w:val=""/>
+      <w:lvlJc w:val="left"/>
+      <w:pPr>
+        <w:tabs>
+          <w:tab w:val="num" w:pos="2880"/>
+        </w:tabs>
+        <w:ind w:left="2880" w:hanging="360"/>
+      </w:pPr>
+      <w:rPr>
+        <w:rFonts w:ascii="Wingdings" w:hAnsi="Wingdings" w:hint="default"/>
+        <w:sz w:val="20"/>
+      </w:rPr>
+    </w:lvl>
+    <w:lvl w:ilvl="4" w:tentative="1">
+      <w:start w:val="1"/>
+      <w:numFmt w:val="bullet"/>
+      <w:lvlText w:val=""/>
+      <w:lvlJc w:val="left"/>
+      <w:pPr>
+        <w:tabs>
+          <w:tab w:val="num" w:pos="3600"/>
+        </w:tabs>
+        <w:ind w:left="3600" w:hanging="360"/>
+      </w:pPr>
+      <w:rPr>
+        <w:rFonts w:ascii="Wingdings" w:hAnsi="Wingdings" w:hint="default"/>
+        <w:sz w:val="20"/>
+      </w:rPr>
+    </w:lvl>
+    <w:lvl w:ilvl="5" w:tentative="1">
+      <w:start w:val="1"/>
+      <w:numFmt w:val="bullet"/>
+      <w:lvlText w:val=""/>
+      <w:lvlJc w:val="left"/>
+      <w:pPr>
+        <w:tabs>
+          <w:tab w:val="num" w:pos="4320"/>
+        </w:tabs>
+        <w:ind w:left="4320" w:hanging="360"/>
+      </w:pPr>
+      <w:rPr>
+        <w:rFonts w:ascii="Wingdings" w:hAnsi="Wingdings" w:hint="default"/>
+        <w:sz w:val="20"/>
+      </w:rPr>
+    </w:lvl>
+    <w:lvl w:ilvl="6" w:tentative="1">
+      <w:start w:val="1"/>
+      <w:numFmt w:val="bullet"/>
+      <w:lvlText w:val=""/>
+      <w:lvlJc w:val="left"/>
+      <w:pPr>
+        <w:tabs>
+          <w:tab w:val="num" w:pos="5040"/>
+        </w:tabs>
+        <w:ind w:left="5040" w:hanging="360"/>
+      </w:pPr>
+      <w:rPr>
+        <w:rFonts w:ascii="Wingdings" w:hAnsi="Wingdings" w:hint="default"/>
+        <w:sz w:val="20"/>
+      </w:rPr>
+    </w:lvl>
+    <w:lvl w:ilvl="7" w:tentative="1">
+      <w:start w:val="1"/>
+      <w:numFmt w:val="bullet"/>
+      <w:lvlText w:val=""/>
+      <w:lvlJc w:val="left"/>
+      <w:pPr>
+        <w:tabs>
+          <w:tab w:val="num" w:pos="5760"/>
+        </w:tabs>
+        <w:ind w:left="5760" w:hanging="360"/>
+      </w:pPr>
+      <w:rPr>
+        <w:rFonts w:ascii="Wingdings" w:hAnsi="Wingdings" w:hint="default"/>
+        <w:sz w:val="20"/>
+      </w:rPr>
+    </w:lvl>
+    <w:lvl w:ilvl="8" w:tentative="1">
+      <w:start w:val="1"/>
+      <w:numFmt w:val="bullet"/>
+      <w:lvlText w:val=""/>
+      <w:lvlJc w:val="left"/>
+      <w:pPr>
+        <w:tabs>
+          <w:tab w:val="num" w:pos="6480"/>
+        </w:tabs>
+        <w:ind w:left="6480" w:hanging="360"/>
+      </w:pPr>
+      <w:rPr>
+        <w:rFonts w:ascii="Wingdings" w:hAnsi="Wingdings" w:hint="default"/>
+        <w:sz w:val="20"/>
+      </w:rPr>
+    </w:lvl>
+  </w:abstractNum>
   <w:num w:numId="1" w16cid:durableId="1512986774">
     <w:abstractNumId w:val="0"/>
   </w:num>
   <w:num w:numId="2" w16cid:durableId="412095744">
+    <w:abstractNumId w:val="2"/>
+  </w:num>
+  <w:num w:numId="3" w16cid:durableId="902181921">
+    <w:abstractNumId w:val="3"/>
+  </w:num>
+  <w:num w:numId="4" w16cid:durableId="1854568081">
     <w:abstractNumId w:val="1"/>
   </w:num>
 </w:numbering>
@@ -4492,7 +7334,6 @@
     <w:next w:val="Normal"/>
     <w:link w:val="Titre3Car"/>
     <w:uiPriority w:val="9"/>
-    <w:semiHidden/>
     <w:unhideWhenUsed/>
     <w:qFormat/>
     <w:rsid w:val="00EA121C"/>
@@ -4699,7 +7540,6 @@
     <w:basedOn w:val="Policepardfaut"/>
     <w:link w:val="Titre3"/>
     <w:uiPriority w:val="9"/>
-    <w:semiHidden/>
     <w:rsid w:val="00EA121C"/>
     <w:rPr>
       <w:rFonts w:eastAsiaTheme="majorEastAsia" w:cstheme="majorBidi"/>
@@ -5063,6 +7903,211 @@
       </w:tcPr>
     </w:tblStylePr>
   </w:style>
+  <w:style w:type="character" w:styleId="Lienhypertexte">
+    <w:name w:val="Hyperlink"/>
+    <w:basedOn w:val="Policepardfaut"/>
+    <w:uiPriority w:val="99"/>
+    <w:unhideWhenUsed/>
+    <w:rsid w:val="00383F4B"/>
+    <w:rPr>
+      <w:color w:val="467886" w:themeColor="hyperlink"/>
+      <w:u w:val="single"/>
+    </w:rPr>
+  </w:style>
+  <w:style w:type="character" w:styleId="Mentionnonrsolue">
+    <w:name w:val="Unresolved Mention"/>
+    <w:basedOn w:val="Policepardfaut"/>
+    <w:uiPriority w:val="99"/>
+    <w:semiHidden/>
+    <w:unhideWhenUsed/>
+    <w:rsid w:val="00383F4B"/>
+    <w:rPr>
+      <w:color w:val="605E5C"/>
+      <w:shd w:val="clear" w:color="auto" w:fill="E1DFDD"/>
+    </w:rPr>
+  </w:style>
+  <w:style w:type="table" w:styleId="TableauGrille5Fonc-Accentuation2">
+    <w:name w:val="Grid Table 5 Dark Accent 2"/>
+    <w:basedOn w:val="TableauNormal"/>
+    <w:uiPriority w:val="50"/>
+    <w:rsid w:val="00AD5BCF"/>
+    <w:pPr>
+      <w:spacing w:after="0" w:line="240" w:lineRule="auto"/>
+    </w:pPr>
+    <w:tblPr>
+      <w:tblStyleRowBandSize w:val="1"/>
+      <w:tblStyleColBandSize w:val="1"/>
+      <w:tblBorders>
+        <w:top w:val="single" w:sz="4" w:space="0" w:color="FFFFFF" w:themeColor="background1"/>
+        <w:left w:val="single" w:sz="4" w:space="0" w:color="FFFFFF" w:themeColor="background1"/>
+        <w:bottom w:val="single" w:sz="4" w:space="0" w:color="FFFFFF" w:themeColor="background1"/>
+        <w:right w:val="single" w:sz="4" w:space="0" w:color="FFFFFF" w:themeColor="background1"/>
+        <w:insideH w:val="single" w:sz="4" w:space="0" w:color="FFFFFF" w:themeColor="background1"/>
+        <w:insideV w:val="single" w:sz="4" w:space="0" w:color="FFFFFF" w:themeColor="background1"/>
+      </w:tblBorders>
+    </w:tblPr>
+    <w:tcPr>
+      <w:shd w:val="clear" w:color="auto" w:fill="FAE2D5" w:themeFill="accent2" w:themeFillTint="33"/>
+    </w:tcPr>
+    <w:tblStylePr w:type="firstRow">
+      <w:rPr>
+        <w:b/>
+        <w:bCs/>
+        <w:color w:val="FFFFFF" w:themeColor="background1"/>
+      </w:rPr>
+      <w:tblPr/>
+      <w:tcPr>
+        <w:tcBorders>
+          <w:top w:val="single" w:sz="4" w:space="0" w:color="FFFFFF" w:themeColor="background1"/>
+          <w:left w:val="single" w:sz="4" w:space="0" w:color="FFFFFF" w:themeColor="background1"/>
+          <w:right w:val="single" w:sz="4" w:space="0" w:color="FFFFFF" w:themeColor="background1"/>
+          <w:insideH w:val="nil"/>
+          <w:insideV w:val="nil"/>
+        </w:tcBorders>
+        <w:shd w:val="clear" w:color="auto" w:fill="E97132" w:themeFill="accent2"/>
+      </w:tcPr>
+    </w:tblStylePr>
+    <w:tblStylePr w:type="lastRow">
+      <w:rPr>
+        <w:b/>
+        <w:bCs/>
+        <w:color w:val="FFFFFF" w:themeColor="background1"/>
+      </w:rPr>
+      <w:tblPr/>
+      <w:tcPr>
+        <w:tcBorders>
+          <w:left w:val="single" w:sz="4" w:space="0" w:color="FFFFFF" w:themeColor="background1"/>
+          <w:bottom w:val="single" w:sz="4" w:space="0" w:color="FFFFFF" w:themeColor="background1"/>
+          <w:right w:val="single" w:sz="4" w:space="0" w:color="FFFFFF" w:themeColor="background1"/>
+          <w:insideH w:val="nil"/>
+          <w:insideV w:val="nil"/>
+        </w:tcBorders>
+        <w:shd w:val="clear" w:color="auto" w:fill="E97132" w:themeFill="accent2"/>
+      </w:tcPr>
+    </w:tblStylePr>
+    <w:tblStylePr w:type="firstCol">
+      <w:rPr>
+        <w:b/>
+        <w:bCs/>
+        <w:color w:val="FFFFFF" w:themeColor="background1"/>
+      </w:rPr>
+      <w:tblPr/>
+      <w:tcPr>
+        <w:tcBorders>
+          <w:top w:val="single" w:sz="4" w:space="0" w:color="FFFFFF" w:themeColor="background1"/>
+          <w:left w:val="single" w:sz="4" w:space="0" w:color="FFFFFF" w:themeColor="background1"/>
+          <w:bottom w:val="single" w:sz="4" w:space="0" w:color="FFFFFF" w:themeColor="background1"/>
+          <w:insideV w:val="nil"/>
+        </w:tcBorders>
+        <w:shd w:val="clear" w:color="auto" w:fill="E97132" w:themeFill="accent2"/>
+      </w:tcPr>
+    </w:tblStylePr>
+    <w:tblStylePr w:type="lastCol">
+      <w:rPr>
+        <w:b/>
+        <w:bCs/>
+        <w:color w:val="FFFFFF" w:themeColor="background1"/>
+      </w:rPr>
+      <w:tblPr/>
+      <w:tcPr>
+        <w:tcBorders>
+          <w:top w:val="single" w:sz="4" w:space="0" w:color="FFFFFF" w:themeColor="background1"/>
+          <w:bottom w:val="single" w:sz="4" w:space="0" w:color="FFFFFF" w:themeColor="background1"/>
+          <w:right w:val="single" w:sz="4" w:space="0" w:color="FFFFFF" w:themeColor="background1"/>
+          <w:insideV w:val="nil"/>
+        </w:tcBorders>
+        <w:shd w:val="clear" w:color="auto" w:fill="E97132" w:themeFill="accent2"/>
+      </w:tcPr>
+    </w:tblStylePr>
+    <w:tblStylePr w:type="band1Vert">
+      <w:tblPr/>
+      <w:tcPr>
+        <w:shd w:val="clear" w:color="auto" w:fill="F6C5AC" w:themeFill="accent2" w:themeFillTint="66"/>
+      </w:tcPr>
+    </w:tblStylePr>
+    <w:tblStylePr w:type="band1Horz">
+      <w:tblPr/>
+      <w:tcPr>
+        <w:shd w:val="clear" w:color="auto" w:fill="F6C5AC" w:themeFill="accent2" w:themeFillTint="66"/>
+      </w:tcPr>
+    </w:tblStylePr>
+  </w:style>
+  <w:style w:type="table" w:styleId="TableauGrille4-Accentuation2">
+    <w:name w:val="Grid Table 4 Accent 2"/>
+    <w:basedOn w:val="TableauNormal"/>
+    <w:uiPriority w:val="49"/>
+    <w:rsid w:val="000068C0"/>
+    <w:pPr>
+      <w:spacing w:after="0" w:line="240" w:lineRule="auto"/>
+    </w:pPr>
+    <w:tblPr>
+      <w:tblStyleRowBandSize w:val="1"/>
+      <w:tblStyleColBandSize w:val="1"/>
+      <w:tblBorders>
+        <w:top w:val="single" w:sz="4" w:space="0" w:color="F1A983" w:themeColor="accent2" w:themeTint="99"/>
+        <w:left w:val="single" w:sz="4" w:space="0" w:color="F1A983" w:themeColor="accent2" w:themeTint="99"/>
+        <w:bottom w:val="single" w:sz="4" w:space="0" w:color="F1A983" w:themeColor="accent2" w:themeTint="99"/>
+        <w:right w:val="single" w:sz="4" w:space="0" w:color="F1A983" w:themeColor="accent2" w:themeTint="99"/>
+        <w:insideH w:val="single" w:sz="4" w:space="0" w:color="F1A983" w:themeColor="accent2" w:themeTint="99"/>
+        <w:insideV w:val="single" w:sz="4" w:space="0" w:color="F1A983" w:themeColor="accent2" w:themeTint="99"/>
+      </w:tblBorders>
+    </w:tblPr>
+    <w:tblStylePr w:type="firstRow">
+      <w:rPr>
+        <w:b/>
+        <w:bCs/>
+        <w:color w:val="FFFFFF" w:themeColor="background1"/>
+      </w:rPr>
+      <w:tblPr/>
+      <w:tcPr>
+        <w:tcBorders>
+          <w:top w:val="single" w:sz="4" w:space="0" w:color="E97132" w:themeColor="accent2"/>
+          <w:left w:val="single" w:sz="4" w:space="0" w:color="E97132" w:themeColor="accent2"/>
+          <w:bottom w:val="single" w:sz="4" w:space="0" w:color="E97132" w:themeColor="accent2"/>
+          <w:right w:val="single" w:sz="4" w:space="0" w:color="E97132" w:themeColor="accent2"/>
+          <w:insideH w:val="nil"/>
+          <w:insideV w:val="nil"/>
+        </w:tcBorders>
+        <w:shd w:val="clear" w:color="auto" w:fill="E97132" w:themeFill="accent2"/>
+      </w:tcPr>
+    </w:tblStylePr>
+    <w:tblStylePr w:type="lastRow">
+      <w:rPr>
+        <w:b/>
+        <w:bCs/>
+      </w:rPr>
+      <w:tblPr/>
+      <w:tcPr>
+        <w:tcBorders>
+          <w:top w:val="double" w:sz="4" w:space="0" w:color="E97132" w:themeColor="accent2"/>
+        </w:tcBorders>
+      </w:tcPr>
+    </w:tblStylePr>
+    <w:tblStylePr w:type="firstCol">
+      <w:rPr>
+        <w:b/>
+        <w:bCs/>
+      </w:rPr>
+    </w:tblStylePr>
+    <w:tblStylePr w:type="lastCol">
+      <w:rPr>
+        <w:b/>
+        <w:bCs/>
+      </w:rPr>
+    </w:tblStylePr>
+    <w:tblStylePr w:type="band1Vert">
+      <w:tblPr/>
+      <w:tcPr>
+        <w:shd w:val="clear" w:color="auto" w:fill="FAE2D5" w:themeFill="accent2" w:themeFillTint="33"/>
+      </w:tcPr>
+    </w:tblStylePr>
+    <w:tblStylePr w:type="band1Horz">
+      <w:tblPr/>
+      <w:tcPr>
+        <w:shd w:val="clear" w:color="auto" w:fill="FAE2D5" w:themeFill="accent2" w:themeFillTint="33"/>
+      </w:tcPr>
+    </w:tblStylePr>
+  </w:style>
 </w:styles>
 </file>
 
@@ -5359,4 +8404,16 @@
     </a:ext>
   </a:extLst>
 </a:theme>
+</file>
+
+<file path=customXml/item1.xml><?xml version="1.0" encoding="utf-8"?>
+<b:Sources xmlns:b="http://schemas.openxmlformats.org/officeDocument/2006/bibliography" xmlns="http://schemas.openxmlformats.org/officeDocument/2006/bibliography" SelectedStyle="\APASixthEditionOfficeOnline.xsl" StyleName="APA" Version="6"/>
+</file>
+
+<file path=customXml/itemProps1.xml><?xml version="1.0" encoding="utf-8"?>
+<ds:datastoreItem xmlns:ds="http://schemas.openxmlformats.org/officeDocument/2006/customXml" ds:itemID="{FBEF2FAA-A25C-4303-A18D-B1BD12196CDF}">
+  <ds:schemaRefs>
+    <ds:schemaRef ds:uri="http://schemas.openxmlformats.org/officeDocument/2006/bibliography"/>
+  </ds:schemaRefs>
+</ds:datastoreItem>
 </file>
--- a/Microsoft Defender for Cloud.docx
+++ b/Microsoft Defender for Cloud.docx
@@ -8,12 +8,52 @@
           <w:b/>
           <w:bCs/>
         </w:rPr>
-        <w:t>Microsoft Defender for Cloud — Lab CSPM &amp; Workload Protection</w:t>
-      </w:r>
-    </w:p>
-    <w:p>
-      <w:r>
-        <w:t xml:space="preserve">Ce lab déploie et mesure Microsoft Defender for Cloud sur un abonnement Azure personnel. Il couvre deux axes complémentaires : le </w:t>
+        <w:t xml:space="preserve">Microsoft Defender for Cloud — </w:t>
+      </w:r>
+      <w:proofErr w:type="spellStart"/>
+      <w:r>
+        <w:rPr>
+          <w:b/>
+          <w:bCs/>
+        </w:rPr>
+        <w:t>Lab</w:t>
+      </w:r>
+      <w:proofErr w:type="spellEnd"/>
+      <w:r>
+        <w:rPr>
+          <w:b/>
+          <w:bCs/>
+        </w:rPr>
+        <w:t xml:space="preserve"> CSPM &amp; </w:t>
+      </w:r>
+      <w:proofErr w:type="spellStart"/>
+      <w:r>
+        <w:rPr>
+          <w:b/>
+          <w:bCs/>
+        </w:rPr>
+        <w:t>Workload</w:t>
+      </w:r>
+      <w:proofErr w:type="spellEnd"/>
+      <w:r>
+        <w:rPr>
+          <w:b/>
+          <w:bCs/>
+        </w:rPr>
+        <w:t xml:space="preserve"> Protection</w:t>
+      </w:r>
+    </w:p>
+    <w:p>
+      <w:r>
+        <w:t xml:space="preserve">Ce </w:t>
+      </w:r>
+      <w:proofErr w:type="spellStart"/>
+      <w:r>
+        <w:t>lab</w:t>
+      </w:r>
+      <w:proofErr w:type="spellEnd"/>
+      <w:r>
+        <w:t xml:space="preserve"> déploie et mesure Microsoft Defender for Cloud sur un abonnement Azure personnel. Il couvre deux axes complémentaires : le </w:t>
       </w:r>
       <w:r>
         <w:rPr>
@@ -23,18 +63,59 @@
         <w:t>CSPM</w:t>
       </w:r>
       <w:r>
-        <w:t xml:space="preserve"> (Cloud Security Posture Management) via le Secure Score, les Recommendations, la Regulatory Compliance et les Attack Paths ; et la </w:t>
-      </w:r>
-      <w:r>
-        <w:rPr>
-          <w:b/>
-          <w:bCs/>
-        </w:rPr>
-        <w:t>protection des workloads (CWPP)</w:t>
+        <w:t xml:space="preserve"> (Cloud Security Posture Management) via le Secure Score, les </w:t>
+      </w:r>
+      <w:proofErr w:type="spellStart"/>
+      <w:r>
+        <w:t>Recommendations</w:t>
+      </w:r>
+      <w:proofErr w:type="spellEnd"/>
+      <w:r>
+        <w:t xml:space="preserve">, la </w:t>
+      </w:r>
+      <w:proofErr w:type="spellStart"/>
+      <w:r>
+        <w:t>Regulatory</w:t>
+      </w:r>
+      <w:proofErr w:type="spellEnd"/>
+      <w:r>
+        <w:t xml:space="preserve"> Compliance et les Attack </w:t>
+      </w:r>
+      <w:proofErr w:type="spellStart"/>
+      <w:r>
+        <w:t>Paths</w:t>
+      </w:r>
+      <w:proofErr w:type="spellEnd"/>
+      <w:r>
+        <w:t xml:space="preserve"> ; et la </w:t>
+      </w:r>
+      <w:r>
+        <w:rPr>
+          <w:b/>
+          <w:bCs/>
+        </w:rPr>
+        <w:t xml:space="preserve">protection des </w:t>
+      </w:r>
+      <w:proofErr w:type="spellStart"/>
+      <w:r>
+        <w:rPr>
+          <w:b/>
+          <w:bCs/>
+        </w:rPr>
+        <w:t>workloads</w:t>
+      </w:r>
+      <w:proofErr w:type="spellEnd"/>
+      <w:r>
+        <w:rPr>
+          <w:b/>
+          <w:bCs/>
+        </w:rPr>
+        <w:t xml:space="preserve"> (CWPP)</w:t>
       </w:r>
       <w:r>
         <w:t xml:space="preserve"> via les plans Defender for Servers P2, Storage, SQL et Key Vault. L'infrastructure est provisionnée par </w:t>
       </w:r>
+      <w:proofErr w:type="spellStart"/>
       <w:r>
         <w:rPr>
           <w:b/>
@@ -42,6 +123,7 @@
         </w:rPr>
         <w:t>Terraform</w:t>
       </w:r>
+      <w:proofErr w:type="spellEnd"/>
       <w:r>
         <w:t xml:space="preserve">, les plans activés et désactivés par </w:t>
       </w:r>
@@ -63,7 +145,15 @@
         <w:t>Microsoft Sentinel</w:t>
       </w:r>
       <w:r>
-        <w:t xml:space="preserve"> (lab existant). Le résultat attendu est un delta de Secure Score documenté avant/après remédiation, avec un rapport de posture cloud en livrable final.</w:t>
+        <w:t xml:space="preserve"> (</w:t>
+      </w:r>
+      <w:proofErr w:type="spellStart"/>
+      <w:r>
+        <w:t>lab</w:t>
+      </w:r>
+      <w:proofErr w:type="spellEnd"/>
+      <w:r>
+        <w:t xml:space="preserve"> existant). Le résultat attendu est un delta de Secure Score documenté avant/après remédiation, avec un rapport de posture cloud en livrable final.</w:t>
       </w:r>
     </w:p>
     <w:p/>
@@ -80,7 +170,23 @@
     </w:p>
     <w:p>
       <w:r>
-        <w:t xml:space="preserve">Dans la continuité du lab Microsoft Sentinel déjà réalisé (SIEM/SOAR — détection et réponse aux incidents), ce lab ajoute la couche en amont du cycle de sécurité : </w:t>
+        <w:t xml:space="preserve">Dans la continuité du </w:t>
+      </w:r>
+      <w:proofErr w:type="spellStart"/>
+      <w:r>
+        <w:t>lab</w:t>
+      </w:r>
+      <w:proofErr w:type="spellEnd"/>
+      <w:r>
+        <w:t xml:space="preserve"> Microsoft Sentinel déjà réalisé (SIEM/SOAR — détection et réponse aux incidents), ce </w:t>
+      </w:r>
+      <w:proofErr w:type="spellStart"/>
+      <w:r>
+        <w:t>lab</w:t>
+      </w:r>
+      <w:proofErr w:type="spellEnd"/>
+      <w:r>
+        <w:t xml:space="preserve"> ajoute la couche en amont du cycle de sécurité : </w:t>
       </w:r>
       <w:r>
         <w:rPr>
@@ -121,7 +227,15 @@
         <w:t>Secure Score</w:t>
       </w:r>
       <w:r>
-        <w:t xml:space="preserve"> (indicateur chiffré de la posture) et génère des recommandations de hardening priorisées par risque.</w:t>
+        <w:t xml:space="preserve"> (indicateur chiffré de la posture) et génère des recommandations de </w:t>
+      </w:r>
+      <w:proofErr w:type="spellStart"/>
+      <w:r>
+        <w:t>hardening</w:t>
+      </w:r>
+      <w:proofErr w:type="spellEnd"/>
+      <w:r>
+        <w:t xml:space="preserve"> priorisées par risque.</w:t>
       </w:r>
     </w:p>
     <w:p>
@@ -139,7 +253,23 @@
           <w:b/>
           <w:bCs/>
         </w:rPr>
-        <w:t>CWPP (Cloud Workload Protection Platform)</w:t>
+        <w:t xml:space="preserve">CWPP (Cloud </w:t>
+      </w:r>
+      <w:proofErr w:type="spellStart"/>
+      <w:r>
+        <w:rPr>
+          <w:b/>
+          <w:bCs/>
+        </w:rPr>
+        <w:t>Workload</w:t>
+      </w:r>
+      <w:proofErr w:type="spellEnd"/>
+      <w:r>
+        <w:rPr>
+          <w:b/>
+          <w:bCs/>
+        </w:rPr>
+        <w:t xml:space="preserve"> Protection Platform)</w:t>
       </w:r>
       <w:r>
         <w:t xml:space="preserve"> surveille les ressources de calcul, stockage, bases de données et secrets, et génère des alertes de sécurité en cas de comportements anormaux.</w:t>
@@ -164,6 +294,7 @@
       <w:r>
         <w:t xml:space="preserve">Activer les plans CSPM et Defender (Servers P2, Storage, SQL, Key Vault) via </w:t>
       </w:r>
+      <w:proofErr w:type="spellStart"/>
       <w:r>
         <w:rPr>
           <w:b/>
@@ -171,6 +302,7 @@
         </w:rPr>
         <w:t>Terraform</w:t>
       </w:r>
+      <w:proofErr w:type="spellEnd"/>
       <w:r>
         <w:t xml:space="preserve"> (Infrastructure-as-Code, versionné Git)</w:t>
       </w:r>
@@ -204,7 +336,15 @@
         </w:numPr>
       </w:pPr>
       <w:r>
-        <w:t xml:space="preserve">Remédier aux recommendations critiques et mesurer le </w:t>
+        <w:t xml:space="preserve">Remédier aux </w:t>
+      </w:r>
+      <w:proofErr w:type="spellStart"/>
+      <w:r>
+        <w:t>recommendations</w:t>
+      </w:r>
+      <w:proofErr w:type="spellEnd"/>
+      <w:r>
+        <w:t xml:space="preserve"> critiques et mesurer le </w:t>
       </w:r>
       <w:r>
         <w:rPr>
@@ -222,7 +362,15 @@
         </w:numPr>
       </w:pPr>
       <w:r>
-        <w:t xml:space="preserve">Assigner les frameworks réglementaires </w:t>
+        <w:t xml:space="preserve">Assigner les </w:t>
+      </w:r>
+      <w:proofErr w:type="spellStart"/>
+      <w:r>
+        <w:t>frameworks</w:t>
+      </w:r>
+      <w:proofErr w:type="spellEnd"/>
+      <w:r>
+        <w:t xml:space="preserve"> réglementaires </w:t>
       </w:r>
       <w:r>
         <w:rPr>
@@ -263,7 +411,15 @@
         <w:t>alertes Defender</w:t>
       </w:r>
       <w:r>
-        <w:t xml:space="preserve"> sur les workloads de test (VM, Storage, Key Vault)</w:t>
+        <w:t xml:space="preserve"> sur les </w:t>
+      </w:r>
+      <w:proofErr w:type="spellStart"/>
+      <w:r>
+        <w:t>workloads</w:t>
+      </w:r>
+      <w:proofErr w:type="spellEnd"/>
+      <w:r>
+        <w:t xml:space="preserve"> de test (VM, Storage, Key Vault)</w:t>
       </w:r>
     </w:p>
     <w:p>
@@ -285,8 +441,13 @@
         <w:t>Microsoft Sentinel</w:t>
       </w:r>
       <w:r>
-        <w:t xml:space="preserve"> via le connecteur natif et créer des règles analytics</w:t>
-      </w:r>
+        <w:t xml:space="preserve"> via le connecteur natif et créer des règles </w:t>
+      </w:r>
+      <w:proofErr w:type="spellStart"/>
+      <w:r>
+        <w:t>analytics</w:t>
+      </w:r>
+      <w:proofErr w:type="spellEnd"/>
     </w:p>
     <w:p>
       <w:pPr>
@@ -431,9 +592,11 @@
             <w:pPr>
               <w:spacing w:after="160" w:line="278" w:lineRule="auto"/>
             </w:pPr>
+            <w:proofErr w:type="spellStart"/>
             <w:r>
               <w:t>IaC</w:t>
             </w:r>
+            <w:proofErr w:type="spellEnd"/>
           </w:p>
         </w:tc>
         <w:tc>
@@ -446,8 +609,21 @@
               <w:spacing w:after="160" w:line="278" w:lineRule="auto"/>
               <w:cnfStyle w:val="000000100000" w:firstRow="0" w:lastRow="0" w:firstColumn="0" w:lastColumn="0" w:oddVBand="0" w:evenVBand="0" w:oddHBand="1" w:evenHBand="0" w:firstRowFirstColumn="0" w:firstRowLastColumn="0" w:lastRowFirstColumn="0" w:lastRowLastColumn="0"/>
             </w:pPr>
-            <w:r>
-              <w:t>Terraform (azurerm provider)</w:t>
+            <w:proofErr w:type="spellStart"/>
+            <w:r>
+              <w:t>Terraform</w:t>
+            </w:r>
+            <w:proofErr w:type="spellEnd"/>
+            <w:r>
+              <w:t xml:space="preserve"> (</w:t>
+            </w:r>
+            <w:proofErr w:type="spellStart"/>
+            <w:r>
+              <w:t>azurerm</w:t>
+            </w:r>
+            <w:proofErr w:type="spellEnd"/>
+            <w:r>
+              <w:t xml:space="preserve"> provider)</w:t>
             </w:r>
           </w:p>
         </w:tc>
@@ -479,7 +655,27 @@
               <w:cnfStyle w:val="000000000000" w:firstRow="0" w:lastRow="0" w:firstColumn="0" w:lastColumn="0" w:oddVBand="0" w:evenVBand="0" w:oddHBand="0" w:evenHBand="0" w:firstRowFirstColumn="0" w:firstRowLastColumn="0" w:lastRowFirstColumn="0" w:lastRowLastColumn="0"/>
             </w:pPr>
             <w:r>
-              <w:t>PowerShell (Az.Security, Az.Accounts)</w:t>
+              <w:t>PowerShell (</w:t>
+            </w:r>
+            <w:proofErr w:type="spellStart"/>
+            <w:proofErr w:type="gramStart"/>
+            <w:r>
+              <w:t>Az.Security</w:t>
+            </w:r>
+            <w:proofErr w:type="spellEnd"/>
+            <w:proofErr w:type="gramEnd"/>
+            <w:r>
+              <w:t xml:space="preserve">, </w:t>
+            </w:r>
+            <w:proofErr w:type="spellStart"/>
+            <w:proofErr w:type="gramStart"/>
+            <w:r>
+              <w:t>Az.Accounts</w:t>
+            </w:r>
+            <w:proofErr w:type="spellEnd"/>
+            <w:proofErr w:type="gramEnd"/>
+            <w:r>
+              <w:t>)</w:t>
             </w:r>
           </w:p>
         </w:tc>
@@ -581,7 +777,15 @@
               <w:cnfStyle w:val="000000100000" w:firstRow="0" w:lastRow="0" w:firstColumn="0" w:lastColumn="0" w:oddVBand="0" w:evenVBand="0" w:oddHBand="1" w:evenHBand="0" w:firstRowFirstColumn="0" w:firstRowLastColumn="0" w:lastRowFirstColumn="0" w:lastRowLastColumn="0"/>
             </w:pPr>
             <w:r>
-              <w:t>Microsoft Sentinel (lab existant)</w:t>
+              <w:t>Microsoft Sentinel (</w:t>
+            </w:r>
+            <w:proofErr w:type="spellStart"/>
+            <w:r>
+              <w:t>lab</w:t>
+            </w:r>
+            <w:proofErr w:type="spellEnd"/>
+            <w:r>
+              <w:t xml:space="preserve"> existant)</w:t>
             </w:r>
           </w:p>
         </w:tc>
@@ -597,9 +801,11 @@
             <w:pPr>
               <w:spacing w:after="160" w:line="278" w:lineRule="auto"/>
             </w:pPr>
+            <w:proofErr w:type="spellStart"/>
             <w:r>
               <w:t>Versionning</w:t>
             </w:r>
+            <w:proofErr w:type="spellEnd"/>
           </w:p>
         </w:tc>
         <w:tc>
@@ -633,8 +839,13 @@
               <w:spacing w:after="160" w:line="278" w:lineRule="auto"/>
             </w:pPr>
             <w:r>
-              <w:t>On-premises</w:t>
-            </w:r>
+              <w:t>On-</w:t>
+            </w:r>
+            <w:proofErr w:type="spellStart"/>
+            <w:r>
+              <w:t>premises</w:t>
+            </w:r>
+            <w:proofErr w:type="spellEnd"/>
           </w:p>
         </w:tc>
         <w:tc>
@@ -789,8 +1000,13 @@
             <w:pPr>
               <w:spacing w:after="160" w:line="278" w:lineRule="auto"/>
             </w:pPr>
-            <w:r>
-              <w:t>Frameworks compliance assignés</w:t>
+            <w:proofErr w:type="spellStart"/>
+            <w:r>
+              <w:t>Frameworks</w:t>
+            </w:r>
+            <w:proofErr w:type="spellEnd"/>
+            <w:r>
+              <w:t xml:space="preserve"> compliance assignés</w:t>
             </w:r>
           </w:p>
         </w:tc>
@@ -880,33 +1096,109 @@
     </w:tbl>
     <w:p/>
     <w:p>
-      <w:r>
-        <w:t>créé sur GitHub et le push fait</w:t>
-      </w:r>
-    </w:p>
-    <w:p>
-      <w:r>
-        <w:t># 1. Sur github.com → New repository → "azure-defender-lab" → Create (sans README)</w:t>
-      </w:r>
-    </w:p>
-    <w:p>
-      <w:r>
-        <w:t># 2. Dans ton terminal depuis le dossier du lab :</w:t>
-      </w:r>
-    </w:p>
-    <w:p>
-      <w:r>
-        <w:t>cd "D:\personnel-ivan\PROJETS-PERSO-LAB\Microsoft Defender for Cloud"</w:t>
-      </w:r>
-    </w:p>
-    <w:p>
-      <w:r>
-        <w:t>git remote add origin https://github.com/ngouneivan/azure-defender-lab.git</w:t>
-      </w:r>
-    </w:p>
-    <w:p>
-      <w:r>
-        <w:t>git push -u origin main</w:t>
+      <w:proofErr w:type="gramStart"/>
+      <w:r>
+        <w:t>créé</w:t>
+      </w:r>
+      <w:proofErr w:type="gramEnd"/>
+      <w:r>
+        <w:t xml:space="preserve"> sur GitHub et le push fait</w:t>
+      </w:r>
+    </w:p>
+    <w:p>
+      <w:r>
+        <w:t># 1. Sur github.com → New repository → "azure-defender-</w:t>
+      </w:r>
+      <w:proofErr w:type="spellStart"/>
+      <w:r>
+        <w:t>lab</w:t>
+      </w:r>
+      <w:proofErr w:type="spellEnd"/>
+      <w:r>
+        <w:t xml:space="preserve">" → </w:t>
+      </w:r>
+      <w:proofErr w:type="spellStart"/>
+      <w:r>
+        <w:t>Create</w:t>
+      </w:r>
+      <w:proofErr w:type="spellEnd"/>
+      <w:r>
+        <w:t xml:space="preserve"> (sans README)</w:t>
+      </w:r>
+    </w:p>
+    <w:p>
+      <w:r>
+        <w:t xml:space="preserve"># 2. Dans ton terminal depuis le dossier du </w:t>
+      </w:r>
+      <w:proofErr w:type="spellStart"/>
+      <w:r>
+        <w:t>lab</w:t>
+      </w:r>
+      <w:proofErr w:type="spellEnd"/>
+      <w:r>
+        <w:t xml:space="preserve"> :</w:t>
+      </w:r>
+    </w:p>
+    <w:p>
+      <w:proofErr w:type="gramStart"/>
+      <w:r>
+        <w:t>cd</w:t>
+      </w:r>
+      <w:proofErr w:type="gramEnd"/>
+      <w:r>
+        <w:t xml:space="preserve"> "D:\personnel-ivan\PROJETS-PERSO-LAB\Microsoft Defender for Cloud"</w:t>
+      </w:r>
+    </w:p>
+    <w:p>
+      <w:proofErr w:type="gramStart"/>
+      <w:r>
+        <w:t>git</w:t>
+      </w:r>
+      <w:proofErr w:type="gramEnd"/>
+      <w:r>
+        <w:t xml:space="preserve"> </w:t>
+      </w:r>
+      <w:proofErr w:type="spellStart"/>
+      <w:r>
+        <w:t>remote</w:t>
+      </w:r>
+      <w:proofErr w:type="spellEnd"/>
+      <w:r>
+        <w:t xml:space="preserve"> </w:t>
+      </w:r>
+      <w:proofErr w:type="spellStart"/>
+      <w:r>
+        <w:t>add</w:t>
+      </w:r>
+      <w:proofErr w:type="spellEnd"/>
+      <w:r>
+        <w:t xml:space="preserve"> </w:t>
+      </w:r>
+      <w:proofErr w:type="spellStart"/>
+      <w:r>
+        <w:t>origin</w:t>
+      </w:r>
+      <w:proofErr w:type="spellEnd"/>
+      <w:r>
+        <w:t xml:space="preserve"> https://github.com/ngouneivan/azure-defender-lab.git</w:t>
+      </w:r>
+    </w:p>
+    <w:p>
+      <w:proofErr w:type="gramStart"/>
+      <w:r>
+        <w:t>git</w:t>
+      </w:r>
+      <w:proofErr w:type="gramEnd"/>
+      <w:r>
+        <w:t xml:space="preserve"> push -u </w:t>
+      </w:r>
+      <w:proofErr w:type="spellStart"/>
+      <w:r>
+        <w:t>origin</w:t>
+      </w:r>
+      <w:proofErr w:type="spellEnd"/>
+      <w:r>
+        <w:t xml:space="preserve"> main</w:t>
       </w:r>
     </w:p>
     <w:p>
@@ -944,24 +1236,111 @@
     </w:p>
     <w:p/>
     <w:p>
-      <w:r>
-        <w:t>cd "D:\personnel-ivan\PROJETS-PERSO-LAB\Microsoft Defender for Cloud"</w:t>
-      </w:r>
-    </w:p>
-    <w:p>
-      <w:r>
-        <w:t>git remote add origin https://github.com/ngouneivan/azure-defender-lab.git</w:t>
-      </w:r>
-    </w:p>
-    <w:p>
-      <w:r>
-        <w:t>git push -u origin main</w:t>
+      <w:proofErr w:type="gramStart"/>
+      <w:r>
+        <w:t>cd</w:t>
+      </w:r>
+      <w:proofErr w:type="gramEnd"/>
+      <w:r>
+        <w:t xml:space="preserve"> "D:\personnel-ivan\PROJETS-PERSO-LAB\Microsoft Defender for Cloud"</w:t>
+      </w:r>
+    </w:p>
+    <w:p>
+      <w:proofErr w:type="gramStart"/>
+      <w:r>
+        <w:t>git</w:t>
+      </w:r>
+      <w:proofErr w:type="gramEnd"/>
+      <w:r>
+        <w:t xml:space="preserve"> </w:t>
+      </w:r>
+      <w:proofErr w:type="spellStart"/>
+      <w:r>
+        <w:t>remote</w:t>
+      </w:r>
+      <w:proofErr w:type="spellEnd"/>
+      <w:r>
+        <w:t xml:space="preserve"> </w:t>
+      </w:r>
+      <w:proofErr w:type="spellStart"/>
+      <w:r>
+        <w:t>add</w:t>
+      </w:r>
+      <w:proofErr w:type="spellEnd"/>
+      <w:r>
+        <w:t xml:space="preserve"> </w:t>
+      </w:r>
+      <w:proofErr w:type="spellStart"/>
+      <w:r>
+        <w:t>origin</w:t>
+      </w:r>
+      <w:proofErr w:type="spellEnd"/>
+      <w:r>
+        <w:t xml:space="preserve"> https://github.com/ngouneivan/azure-defender-lab.git</w:t>
+      </w:r>
+    </w:p>
+    <w:p>
+      <w:proofErr w:type="gramStart"/>
+      <w:r>
+        <w:t>git</w:t>
+      </w:r>
+      <w:proofErr w:type="gramEnd"/>
+      <w:r>
+        <w:t xml:space="preserve"> push -u </w:t>
+      </w:r>
+      <w:proofErr w:type="spellStart"/>
+      <w:r>
+        <w:t>origin</w:t>
+      </w:r>
+      <w:proofErr w:type="spellEnd"/>
+      <w:r>
+        <w:t xml:space="preserve"> main</w:t>
       </w:r>
     </w:p>
     <w:p/>
     <w:p>
       <w:r>
-        <w:t>Résultat attendu : Branch 'main' set up to track remote branch 'main' from 'origin'</w:t>
+        <w:t xml:space="preserve">Résultat attendu : Branch 'main' set up to </w:t>
+      </w:r>
+      <w:proofErr w:type="spellStart"/>
+      <w:r>
+        <w:t>track</w:t>
+      </w:r>
+      <w:proofErr w:type="spellEnd"/>
+      <w:r>
+        <w:t xml:space="preserve"> </w:t>
+      </w:r>
+      <w:proofErr w:type="spellStart"/>
+      <w:r>
+        <w:t>remote</w:t>
+      </w:r>
+      <w:proofErr w:type="spellEnd"/>
+      <w:r>
+        <w:t xml:space="preserve"> </w:t>
+      </w:r>
+      <w:proofErr w:type="spellStart"/>
+      <w:r>
+        <w:t>branch</w:t>
+      </w:r>
+      <w:proofErr w:type="spellEnd"/>
+      <w:r>
+        <w:t xml:space="preserve"> 'main' </w:t>
+      </w:r>
+      <w:proofErr w:type="spellStart"/>
+      <w:r>
+        <w:t>from</w:t>
+      </w:r>
+      <w:proofErr w:type="spellEnd"/>
+      <w:r>
+        <w:t xml:space="preserve"> '</w:t>
+      </w:r>
+      <w:proofErr w:type="spellStart"/>
+      <w:r>
+        <w:t>origin</w:t>
+      </w:r>
+      <w:proofErr w:type="spellEnd"/>
+      <w:r>
+        <w:t>'</w:t>
       </w:r>
     </w:p>
     <w:p/>
@@ -987,12 +1366,37 @@
           <w:bCs/>
         </w:rPr>
       </w:pPr>
-      <w:r>
-        <w:rPr>
-          <w:b/>
-          <w:bCs/>
-        </w:rPr>
-        <w:t xml:space="preserve">le module Az PowerShell n'est pas installé. C'est exactement un des prérequis de la </w:t>
+      <w:proofErr w:type="gramStart"/>
+      <w:r>
+        <w:rPr>
+          <w:b/>
+          <w:bCs/>
+        </w:rPr>
+        <w:t>le</w:t>
+      </w:r>
+      <w:proofErr w:type="gramEnd"/>
+      <w:r>
+        <w:rPr>
+          <w:b/>
+          <w:bCs/>
+        </w:rPr>
+        <w:t xml:space="preserve"> module </w:t>
+      </w:r>
+      <w:proofErr w:type="spellStart"/>
+      <w:r>
+        <w:rPr>
+          <w:b/>
+          <w:bCs/>
+        </w:rPr>
+        <w:t>Az</w:t>
+      </w:r>
+      <w:proofErr w:type="spellEnd"/>
+      <w:r>
+        <w:rPr>
+          <w:b/>
+          <w:bCs/>
+        </w:rPr>
+        <w:t xml:space="preserve"> PowerShell n'est pas installé. C'est exactement un des prérequis de la </w:t>
       </w:r>
     </w:p>
     <w:p>
@@ -1024,7 +1428,25 @@
           <w:bCs/>
           <w:highlight w:val="yellow"/>
         </w:rPr>
-        <w:t># Installer le module Az complet (5-10 min selon ta connexion)</w:t>
+        <w:t xml:space="preserve"># Installer le module </w:t>
+      </w:r>
+      <w:proofErr w:type="spellStart"/>
+      <w:r>
+        <w:rPr>
+          <w:b/>
+          <w:bCs/>
+          <w:highlight w:val="yellow"/>
+        </w:rPr>
+        <w:t>Az</w:t>
+      </w:r>
+      <w:proofErr w:type="spellEnd"/>
+      <w:r>
+        <w:rPr>
+          <w:b/>
+          <w:bCs/>
+          <w:highlight w:val="yellow"/>
+        </w:rPr>
+        <w:t xml:space="preserve"> complet (5-10 min selon ta connexion)</w:t>
       </w:r>
     </w:p>
     <w:p>
@@ -1041,7 +1463,61 @@
           <w:bCs/>
           <w:highlight w:val="yellow"/>
         </w:rPr>
-        <w:t>Install-Module -Name Az -Scope CurrentUser -Repository PSGallery -Force</w:t>
+        <w:t xml:space="preserve">Install-Module -Name </w:t>
+      </w:r>
+      <w:proofErr w:type="spellStart"/>
+      <w:r>
+        <w:rPr>
+          <w:b/>
+          <w:bCs/>
+          <w:highlight w:val="yellow"/>
+        </w:rPr>
+        <w:t>Az</w:t>
+      </w:r>
+      <w:proofErr w:type="spellEnd"/>
+      <w:r>
+        <w:rPr>
+          <w:b/>
+          <w:bCs/>
+          <w:highlight w:val="yellow"/>
+        </w:rPr>
+        <w:t xml:space="preserve"> -Scope </w:t>
+      </w:r>
+      <w:proofErr w:type="spellStart"/>
+      <w:r>
+        <w:rPr>
+          <w:b/>
+          <w:bCs/>
+          <w:highlight w:val="yellow"/>
+        </w:rPr>
+        <w:t>CurrentUser</w:t>
+      </w:r>
+      <w:proofErr w:type="spellEnd"/>
+      <w:r>
+        <w:rPr>
+          <w:b/>
+          <w:bCs/>
+          <w:highlight w:val="yellow"/>
+        </w:rPr>
+        <w:t xml:space="preserve"> -Repository </w:t>
+      </w:r>
+      <w:proofErr w:type="spellStart"/>
+      <w:r>
+        <w:rPr>
+          <w:b/>
+          <w:bCs/>
+          <w:highlight w:val="yellow"/>
+        </w:rPr>
+        <w:t>PSGallery</w:t>
+      </w:r>
+      <w:proofErr w:type="spellEnd"/>
+      <w:r>
+        <w:rPr>
+          <w:b/>
+          <w:bCs/>
+          <w:highlight w:val="yellow"/>
+        </w:rPr>
+        <w:t xml:space="preserve"> -Force</w:t>
       </w:r>
     </w:p>
     <w:p>
@@ -1068,13 +1544,59 @@
           <w:bCs/>
         </w:rPr>
       </w:pPr>
+      <w:proofErr w:type="spellStart"/>
       <w:r>
         <w:rPr>
           <w:b/>
           <w:bCs/>
           <w:highlight w:val="yellow"/>
         </w:rPr>
-        <w:t>Get-Module -Name Az -ListAvailable | Select-Object Name, Version</w:t>
+        <w:t>Get</w:t>
+      </w:r>
+      <w:proofErr w:type="spellEnd"/>
+      <w:r>
+        <w:rPr>
+          <w:b/>
+          <w:bCs/>
+          <w:highlight w:val="yellow"/>
+        </w:rPr>
+        <w:t xml:space="preserve">-Module -Name </w:t>
+      </w:r>
+      <w:proofErr w:type="spellStart"/>
+      <w:r>
+        <w:rPr>
+          <w:b/>
+          <w:bCs/>
+          <w:highlight w:val="yellow"/>
+        </w:rPr>
+        <w:t>Az</w:t>
+      </w:r>
+      <w:proofErr w:type="spellEnd"/>
+      <w:r>
+        <w:rPr>
+          <w:b/>
+          <w:bCs/>
+          <w:highlight w:val="yellow"/>
+        </w:rPr>
+        <w:t xml:space="preserve"> -</w:t>
+      </w:r>
+      <w:proofErr w:type="spellStart"/>
+      <w:r>
+        <w:rPr>
+          <w:b/>
+          <w:bCs/>
+          <w:highlight w:val="yellow"/>
+        </w:rPr>
+        <w:t>ListAvailable</w:t>
+      </w:r>
+      <w:proofErr w:type="spellEnd"/>
+      <w:r>
+        <w:rPr>
+          <w:b/>
+          <w:bCs/>
+          <w:highlight w:val="yellow"/>
+        </w:rPr>
+        <w:t xml:space="preserve"> | Select-Object Name, Version</w:t>
       </w:r>
     </w:p>
     <w:p>
@@ -1131,45 +1653,141 @@
       </w:r>
     </w:p>
     <w:p>
+      <w:proofErr w:type="spellStart"/>
       <w:r>
         <w:t>Connect-AzAccount</w:t>
       </w:r>
-    </w:p>
-    <w:p>
-      <w:r>
-        <w:t># 2. Vérifier la subscription active</w:t>
-      </w:r>
-    </w:p>
-    <w:p>
-      <w:r>
-        <w:t>Get-AzSubscription | Select-Object Name, Id, State</w:t>
-      </w:r>
-    </w:p>
-    <w:p>
-      <w:r>
-        <w:t># 3. Vérifier ton rôle sur la subscription</w:t>
-      </w:r>
-    </w:p>
-    <w:p>
-      <w:r>
-        <w:t># (tu dois voir Owner, Contributor, ou les deux)</w:t>
-      </w:r>
-    </w:p>
-    <w:p>
+      <w:proofErr w:type="spellEnd"/>
+    </w:p>
+    <w:p>
+      <w:r>
+        <w:t xml:space="preserve"># 2. Vérifier la </w:t>
+      </w:r>
+      <w:proofErr w:type="spellStart"/>
+      <w:r>
+        <w:t>subscription</w:t>
+      </w:r>
+      <w:proofErr w:type="spellEnd"/>
+      <w:r>
+        <w:t xml:space="preserve"> active</w:t>
+      </w:r>
+    </w:p>
+    <w:p>
+      <w:proofErr w:type="spellStart"/>
+      <w:r>
+        <w:t>Get-AzSubscription</w:t>
+      </w:r>
+      <w:proofErr w:type="spellEnd"/>
+      <w:r>
+        <w:t xml:space="preserve"> | Select-Object Name, Id, State</w:t>
+      </w:r>
+    </w:p>
+    <w:p>
+      <w:r>
+        <w:t xml:space="preserve"># 3. Vérifier ton rôle sur la </w:t>
+      </w:r>
+      <w:proofErr w:type="spellStart"/>
+      <w:r>
+        <w:t>subscription</w:t>
+      </w:r>
+      <w:proofErr w:type="spellEnd"/>
+    </w:p>
+    <w:p>
+      <w:r>
+        <w:t xml:space="preserve"># (tu dois voir Owner, </w:t>
+      </w:r>
+      <w:proofErr w:type="spellStart"/>
+      <w:r>
+        <w:t>Contributor</w:t>
+      </w:r>
+      <w:proofErr w:type="spellEnd"/>
+      <w:r>
+        <w:t>, ou les deux)</w:t>
+      </w:r>
+    </w:p>
+    <w:p>
+      <w:proofErr w:type="spellStart"/>
       <w:r>
         <w:lastRenderedPageBreak/>
-        <w:t>Get-AzRoleAssignment -SignInName (Get-AzContext).Account.Id |</w:t>
-      </w:r>
-    </w:p>
-    <w:p>
-      <w:r>
-        <w:t xml:space="preserve">    Select-Object RoleDefinitionName, Scope |</w:t>
-      </w:r>
-    </w:p>
-    <w:p>
-      <w:r>
-        <w:t xml:space="preserve">    Where-Object { $_.Scope -notlike "*/resourceGroups/*" }</w:t>
-      </w:r>
+        <w:t>Get-AzRoleAssignment</w:t>
+      </w:r>
+      <w:proofErr w:type="spellEnd"/>
+      <w:r>
+        <w:t xml:space="preserve"> -</w:t>
+      </w:r>
+      <w:proofErr w:type="spellStart"/>
+      <w:r>
+        <w:t>SignInName</w:t>
+      </w:r>
+      <w:proofErr w:type="spellEnd"/>
+      <w:r>
+        <w:t xml:space="preserve"> (</w:t>
+      </w:r>
+      <w:proofErr w:type="spellStart"/>
+      <w:r>
+        <w:t>Get-AzContext</w:t>
+      </w:r>
+      <w:proofErr w:type="spellEnd"/>
+      <w:proofErr w:type="gramStart"/>
+      <w:r>
+        <w:t>).</w:t>
+      </w:r>
+      <w:proofErr w:type="spellStart"/>
+      <w:r>
+        <w:t>Account.Id</w:t>
+      </w:r>
+      <w:proofErr w:type="spellEnd"/>
+      <w:proofErr w:type="gramEnd"/>
+      <w:r>
+        <w:t xml:space="preserve"> |</w:t>
+      </w:r>
+    </w:p>
+    <w:p>
+      <w:r>
+        <w:t xml:space="preserve">    Select-Object </w:t>
+      </w:r>
+      <w:proofErr w:type="spellStart"/>
+      <w:r>
+        <w:t>RoleDefinitionName</w:t>
+      </w:r>
+      <w:proofErr w:type="spellEnd"/>
+      <w:r>
+        <w:t>, Scope |</w:t>
+      </w:r>
+    </w:p>
+    <w:p>
+      <w:r>
+        <w:t xml:space="preserve">    Where-Object </w:t>
+      </w:r>
+      <w:proofErr w:type="gramStart"/>
+      <w:r>
+        <w:t>{ $_.Scope</w:t>
+      </w:r>
+      <w:proofErr w:type="gramEnd"/>
+      <w:r>
+        <w:t xml:space="preserve"> -</w:t>
+      </w:r>
+      <w:proofErr w:type="spellStart"/>
+      <w:r>
+        <w:t>notlike</w:t>
+      </w:r>
+      <w:proofErr w:type="spellEnd"/>
+      <w:r>
+        <w:t xml:space="preserve"> "*/</w:t>
+      </w:r>
+      <w:proofErr w:type="spellStart"/>
+      <w:r>
+        <w:t>resourceGroups</w:t>
+      </w:r>
+      <w:proofErr w:type="spellEnd"/>
+      <w:r>
+        <w:t>/*</w:t>
+      </w:r>
+      <w:proofErr w:type="gramStart"/>
+      <w:r>
+        <w:t>" }</w:t>
+      </w:r>
+      <w:proofErr w:type="gramEnd"/>
     </w:p>
     <w:p>
       <w:r>
@@ -1303,12 +1921,23 @@
           <w:bCs/>
         </w:rPr>
       </w:pPr>
-      <w:r>
-        <w:rPr>
-          <w:b/>
-          <w:bCs/>
-        </w:rPr>
-        <w:t>az --version | Select-String "azure-cli"</w:t>
+      <w:proofErr w:type="spellStart"/>
+      <w:proofErr w:type="gramStart"/>
+      <w:r>
+        <w:rPr>
+          <w:b/>
+          <w:bCs/>
+        </w:rPr>
+        <w:t>az</w:t>
+      </w:r>
+      <w:proofErr w:type="spellEnd"/>
+      <w:proofErr w:type="gramEnd"/>
+      <w:r>
+        <w:rPr>
+          <w:b/>
+          <w:bCs/>
+        </w:rPr>
+        <w:t xml:space="preserve"> --version | Select-String "azure-cli"</w:t>
       </w:r>
     </w:p>
     <w:p>
@@ -1323,8 +1952,17 @@
           <w:b/>
           <w:bCs/>
         </w:rPr>
-        <w:t># Terraform</w:t>
-      </w:r>
+        <w:t xml:space="preserve"># </w:t>
+      </w:r>
+      <w:proofErr w:type="spellStart"/>
+      <w:r>
+        <w:rPr>
+          <w:b/>
+          <w:bCs/>
+        </w:rPr>
+        <w:t>Terraform</w:t>
+      </w:r>
+      <w:proofErr w:type="spellEnd"/>
     </w:p>
     <w:p>
       <w:pPr>
@@ -1333,13 +1971,24 @@
           <w:bCs/>
         </w:rPr>
       </w:pPr>
+      <w:proofErr w:type="spellStart"/>
+      <w:proofErr w:type="gramStart"/>
       <w:r>
         <w:rPr>
           <w:b/>
           <w:bCs/>
         </w:rPr>
         <w:lastRenderedPageBreak/>
-        <w:t>terraform --version</w:t>
+        <w:t>terraform</w:t>
+      </w:r>
+      <w:proofErr w:type="spellEnd"/>
+      <w:proofErr w:type="gramEnd"/>
+      <w:r>
+        <w:rPr>
+          <w:b/>
+          <w:bCs/>
+        </w:rPr>
+        <w:t xml:space="preserve"> --version</w:t>
       </w:r>
     </w:p>
     <w:p>
@@ -1369,8 +2018,17 @@
           <w:b/>
           <w:bCs/>
         </w:rPr>
-        <w:t>$PSVersionTable.PSVersion</w:t>
-      </w:r>
+        <w:t>$</w:t>
+      </w:r>
+      <w:proofErr w:type="spellStart"/>
+      <w:r>
+        <w:rPr>
+          <w:b/>
+          <w:bCs/>
+        </w:rPr>
+        <w:t>PSVersionTable.PSVersion</w:t>
+      </w:r>
+      <w:proofErr w:type="spellEnd"/>
     </w:p>
     <w:p>
       <w:pPr>
@@ -1384,7 +2042,41 @@
           <w:b/>
           <w:bCs/>
         </w:rPr>
-        <w:t># Module Az.Security (obligatoire pour les scripts du lab)</w:t>
+        <w:t xml:space="preserve"># Module </w:t>
+      </w:r>
+      <w:proofErr w:type="spellStart"/>
+      <w:proofErr w:type="gramStart"/>
+      <w:r>
+        <w:rPr>
+          <w:b/>
+          <w:bCs/>
+        </w:rPr>
+        <w:t>Az.Security</w:t>
+      </w:r>
+      <w:proofErr w:type="spellEnd"/>
+      <w:proofErr w:type="gramEnd"/>
+      <w:r>
+        <w:rPr>
+          <w:b/>
+          <w:bCs/>
+        </w:rPr>
+        <w:t xml:space="preserve"> (obligatoire pour les scripts du </w:t>
+      </w:r>
+      <w:proofErr w:type="spellStart"/>
+      <w:r>
+        <w:rPr>
+          <w:b/>
+          <w:bCs/>
+        </w:rPr>
+        <w:t>lab</w:t>
+      </w:r>
+      <w:proofErr w:type="spellEnd"/>
+      <w:r>
+        <w:rPr>
+          <w:b/>
+          <w:bCs/>
+        </w:rPr>
+        <w:t>)</w:t>
       </w:r>
     </w:p>
     <w:p>
@@ -1394,12 +2086,55 @@
           <w:bCs/>
         </w:rPr>
       </w:pPr>
-      <w:r>
-        <w:rPr>
-          <w:b/>
-          <w:bCs/>
-        </w:rPr>
-        <w:t>Get-Module Az.Security -ListAvailable | Select-Object Name, Version</w:t>
+      <w:proofErr w:type="spellStart"/>
+      <w:r>
+        <w:rPr>
+          <w:b/>
+          <w:bCs/>
+        </w:rPr>
+        <w:t>Get</w:t>
+      </w:r>
+      <w:proofErr w:type="spellEnd"/>
+      <w:r>
+        <w:rPr>
+          <w:b/>
+          <w:bCs/>
+        </w:rPr>
+        <w:t xml:space="preserve">-Module </w:t>
+      </w:r>
+      <w:proofErr w:type="spellStart"/>
+      <w:proofErr w:type="gramStart"/>
+      <w:r>
+        <w:rPr>
+          <w:b/>
+          <w:bCs/>
+        </w:rPr>
+        <w:t>Az.Security</w:t>
+      </w:r>
+      <w:proofErr w:type="spellEnd"/>
+      <w:proofErr w:type="gramEnd"/>
+      <w:r>
+        <w:rPr>
+          <w:b/>
+          <w:bCs/>
+        </w:rPr>
+        <w:t xml:space="preserve"> -</w:t>
+      </w:r>
+      <w:proofErr w:type="spellStart"/>
+      <w:r>
+        <w:rPr>
+          <w:b/>
+          <w:bCs/>
+        </w:rPr>
+        <w:t>ListAvailable</w:t>
+      </w:r>
+      <w:proofErr w:type="spellEnd"/>
+      <w:r>
+        <w:rPr>
+          <w:b/>
+          <w:bCs/>
+        </w:rPr>
+        <w:t xml:space="preserve"> | Select-Object Name, Version</w:t>
       </w:r>
     </w:p>
     <w:p>
@@ -1429,7 +2164,41 @@
           <w:b/>
           <w:bCs/>
         </w:rPr>
-        <w:t># Install-Module Az.Security -Scope CurrentUser -Force</w:t>
+        <w:t xml:space="preserve"># Install-Module </w:t>
+      </w:r>
+      <w:proofErr w:type="spellStart"/>
+      <w:proofErr w:type="gramStart"/>
+      <w:r>
+        <w:rPr>
+          <w:b/>
+          <w:bCs/>
+        </w:rPr>
+        <w:t>Az.Security</w:t>
+      </w:r>
+      <w:proofErr w:type="spellEnd"/>
+      <w:proofErr w:type="gramEnd"/>
+      <w:r>
+        <w:rPr>
+          <w:b/>
+          <w:bCs/>
+        </w:rPr>
+        <w:t xml:space="preserve"> -Scope </w:t>
+      </w:r>
+      <w:proofErr w:type="spellStart"/>
+      <w:r>
+        <w:rPr>
+          <w:b/>
+          <w:bCs/>
+        </w:rPr>
+        <w:t>CurrentUser</w:t>
+      </w:r>
+      <w:proofErr w:type="spellEnd"/>
+      <w:r>
+        <w:rPr>
+          <w:b/>
+          <w:bCs/>
+        </w:rPr>
+        <w:t xml:space="preserve"> -Force</w:t>
       </w:r>
     </w:p>
     <w:p>
@@ -1487,53 +2256,166 @@
           <w:b/>
           <w:bCs/>
         </w:rPr>
-        <w:t>Étape 3 — Récupérer les variables du lab existant</w:t>
-      </w:r>
-    </w:p>
-    <w:p>
-      <w:r>
-        <w:t>Ces deux valeurs iront dans terraform/variables.tf.</w:t>
-      </w:r>
-    </w:p>
-    <w:p>
-      <w:r>
-        <w:t># Subscription ID</w:t>
-      </w:r>
-    </w:p>
-    <w:p>
-      <w:r>
-        <w:t>$subId = (Get-AzContext).Subscription.Id</w:t>
-      </w:r>
-    </w:p>
-    <w:p>
-      <w:r>
-        <w:t>Write-Host "subscription_id = $subId"</w:t>
-      </w:r>
-    </w:p>
-    <w:p>
-      <w:r>
-        <w:t># Log Analytics Workspace existant (lab Sentinel)</w:t>
-      </w:r>
-    </w:p>
-    <w:p>
-      <w:r>
-        <w:t># Chercher dans tous les resource groups</w:t>
-      </w:r>
-    </w:p>
-    <w:p>
-      <w:r>
-        <w:t>Get-AzOperationalInsightsWorkspace |</w:t>
-      </w:r>
-    </w:p>
-    <w:p>
-      <w:r>
-        <w:t xml:space="preserve">    Select-Object Name, ResourceGroupName, ResourceId, Location |</w:t>
-      </w:r>
-    </w:p>
-    <w:p>
-      <w:r>
-        <w:t xml:space="preserve">    Format-Table -AutoSize</w:t>
-      </w:r>
+        <w:t xml:space="preserve">Étape 3 — Récupérer les variables du </w:t>
+      </w:r>
+      <w:proofErr w:type="spellStart"/>
+      <w:r>
+        <w:rPr>
+          <w:b/>
+          <w:bCs/>
+        </w:rPr>
+        <w:t>lab</w:t>
+      </w:r>
+      <w:proofErr w:type="spellEnd"/>
+      <w:r>
+        <w:rPr>
+          <w:b/>
+          <w:bCs/>
+        </w:rPr>
+        <w:t xml:space="preserve"> existant</w:t>
+      </w:r>
+    </w:p>
+    <w:p>
+      <w:r>
+        <w:t xml:space="preserve">Ces deux valeurs iront dans </w:t>
+      </w:r>
+      <w:proofErr w:type="spellStart"/>
+      <w:r>
+        <w:t>terraform</w:t>
+      </w:r>
+      <w:proofErr w:type="spellEnd"/>
+      <w:r>
+        <w:t>/variables.tf.</w:t>
+      </w:r>
+    </w:p>
+    <w:p>
+      <w:r>
+        <w:t xml:space="preserve"># </w:t>
+      </w:r>
+      <w:proofErr w:type="spellStart"/>
+      <w:r>
+        <w:t>Subscription</w:t>
+      </w:r>
+      <w:proofErr w:type="spellEnd"/>
+      <w:r>
+        <w:t xml:space="preserve"> ID</w:t>
+      </w:r>
+    </w:p>
+    <w:p>
+      <w:r>
+        <w:t>$</w:t>
+      </w:r>
+      <w:proofErr w:type="spellStart"/>
+      <w:r>
+        <w:t>subId</w:t>
+      </w:r>
+      <w:proofErr w:type="spellEnd"/>
+      <w:r>
+        <w:t xml:space="preserve"> = (</w:t>
+      </w:r>
+      <w:proofErr w:type="spellStart"/>
+      <w:r>
+        <w:t>Get-AzContext</w:t>
+      </w:r>
+      <w:proofErr w:type="spellEnd"/>
+      <w:proofErr w:type="gramStart"/>
+      <w:r>
+        <w:t>).</w:t>
+      </w:r>
+      <w:proofErr w:type="spellStart"/>
+      <w:r>
+        <w:t>Subscription.Id</w:t>
+      </w:r>
+      <w:proofErr w:type="spellEnd"/>
+      <w:proofErr w:type="gramEnd"/>
+    </w:p>
+    <w:p>
+      <w:r>
+        <w:t>Write-Host "</w:t>
+      </w:r>
+      <w:proofErr w:type="spellStart"/>
+      <w:r>
+        <w:t>subscription_id</w:t>
+      </w:r>
+      <w:proofErr w:type="spellEnd"/>
+      <w:r>
+        <w:t xml:space="preserve"> = $</w:t>
+      </w:r>
+      <w:proofErr w:type="spellStart"/>
+      <w:r>
+        <w:t>subId</w:t>
+      </w:r>
+      <w:proofErr w:type="spellEnd"/>
+      <w:r>
+        <w:t>"</w:t>
+      </w:r>
+    </w:p>
+    <w:p>
+      <w:r>
+        <w:t># Log Analytics Workspace existant (</w:t>
+      </w:r>
+      <w:proofErr w:type="spellStart"/>
+      <w:r>
+        <w:t>lab</w:t>
+      </w:r>
+      <w:proofErr w:type="spellEnd"/>
+      <w:r>
+        <w:t xml:space="preserve"> Sentinel)</w:t>
+      </w:r>
+    </w:p>
+    <w:p>
+      <w:r>
+        <w:t xml:space="preserve"># Chercher dans tous les </w:t>
+      </w:r>
+      <w:proofErr w:type="spellStart"/>
+      <w:r>
+        <w:t>resource</w:t>
+      </w:r>
+      <w:proofErr w:type="spellEnd"/>
+      <w:r>
+        <w:t xml:space="preserve"> groups</w:t>
+      </w:r>
+    </w:p>
+    <w:p>
+      <w:proofErr w:type="spellStart"/>
+      <w:r>
+        <w:t>Get-AzOperationalInsightsWorkspace</w:t>
+      </w:r>
+      <w:proofErr w:type="spellEnd"/>
+      <w:r>
+        <w:t xml:space="preserve"> |</w:t>
+      </w:r>
+    </w:p>
+    <w:p>
+      <w:r>
+        <w:t xml:space="preserve">    Select-Object Name, </w:t>
+      </w:r>
+      <w:proofErr w:type="spellStart"/>
+      <w:r>
+        <w:t>ResourceGroupName</w:t>
+      </w:r>
+      <w:proofErr w:type="spellEnd"/>
+      <w:r>
+        <w:t xml:space="preserve">, </w:t>
+      </w:r>
+      <w:proofErr w:type="spellStart"/>
+      <w:r>
+        <w:t>ResourceId</w:t>
+      </w:r>
+      <w:proofErr w:type="spellEnd"/>
+      <w:r>
+        <w:t>, Location |</w:t>
+      </w:r>
+    </w:p>
+    <w:p>
+      <w:r>
+        <w:t xml:space="preserve">    Format-Table -</w:t>
+      </w:r>
+      <w:proofErr w:type="spellStart"/>
+      <w:r>
+        <w:t>AutoSize</w:t>
+      </w:r>
+      <w:proofErr w:type="spellEnd"/>
     </w:p>
     <w:p>
       <w:r>
@@ -1581,22 +2463,114 @@
     <w:p/>
     <w:p>
       <w:r>
-        <w:t>Récupérer le ResourceId complet du workspace (tronqué dans l'affichage)</w:t>
-      </w:r>
-    </w:p>
-    <w:p>
-      <w:r>
-        <w:t>$ws = Get-AzOperationalInsightsWorkspace -Name "law-sentinel-lab" -ResourceGroupName "rg-sentinel-lab"</w:t>
-      </w:r>
-    </w:p>
-    <w:p>
-      <w:r>
-        <w:t>Write-Host "workspace_id   = $($ws.ResourceId)"</w:t>
-      </w:r>
-    </w:p>
-    <w:p>
-      <w:r>
-        <w:t>Write-Host "workspace_name = $($ws.Name)"</w:t>
+        <w:t xml:space="preserve">Récupérer le </w:t>
+      </w:r>
+      <w:proofErr w:type="spellStart"/>
+      <w:r>
+        <w:t>ResourceId</w:t>
+      </w:r>
+      <w:proofErr w:type="spellEnd"/>
+      <w:r>
+        <w:t xml:space="preserve"> complet du </w:t>
+      </w:r>
+      <w:proofErr w:type="spellStart"/>
+      <w:r>
+        <w:t>workspace</w:t>
+      </w:r>
+      <w:proofErr w:type="spellEnd"/>
+      <w:r>
+        <w:t xml:space="preserve"> (tronqué dans l'affichage)</w:t>
+      </w:r>
+    </w:p>
+    <w:p>
+      <w:r>
+        <w:t>$</w:t>
+      </w:r>
+      <w:proofErr w:type="spellStart"/>
+      <w:r>
+        <w:t>ws</w:t>
+      </w:r>
+      <w:proofErr w:type="spellEnd"/>
+      <w:r>
+        <w:t xml:space="preserve"> = </w:t>
+      </w:r>
+      <w:proofErr w:type="spellStart"/>
+      <w:r>
+        <w:t>Get-AzOperationalInsightsWorkspace</w:t>
+      </w:r>
+      <w:proofErr w:type="spellEnd"/>
+      <w:r>
+        <w:t xml:space="preserve"> -Name "</w:t>
+      </w:r>
+      <w:proofErr w:type="spellStart"/>
+      <w:r>
+        <w:t>law-sentinel-lab</w:t>
+      </w:r>
+      <w:proofErr w:type="spellEnd"/>
+      <w:r>
+        <w:t>" -</w:t>
+      </w:r>
+      <w:proofErr w:type="spellStart"/>
+      <w:r>
+        <w:t>ResourceGroupName</w:t>
+      </w:r>
+      <w:proofErr w:type="spellEnd"/>
+      <w:r>
+        <w:t xml:space="preserve"> "</w:t>
+      </w:r>
+      <w:proofErr w:type="spellStart"/>
+      <w:r>
+        <w:t>rg-sentinel-lab</w:t>
+      </w:r>
+      <w:proofErr w:type="spellEnd"/>
+      <w:r>
+        <w:t>"</w:t>
+      </w:r>
+    </w:p>
+    <w:p>
+      <w:r>
+        <w:t>Write-Host "</w:t>
+      </w:r>
+      <w:proofErr w:type="spellStart"/>
+      <w:r>
+        <w:t>workspace_id</w:t>
+      </w:r>
+      <w:proofErr w:type="spellEnd"/>
+      <w:r>
+        <w:t xml:space="preserve">   = $($</w:t>
+      </w:r>
+      <w:proofErr w:type="spellStart"/>
+      <w:proofErr w:type="gramStart"/>
+      <w:r>
+        <w:t>ws.ResourceId</w:t>
+      </w:r>
+      <w:proofErr w:type="spellEnd"/>
+      <w:proofErr w:type="gramEnd"/>
+      <w:r>
+        <w:t>)"</w:t>
+      </w:r>
+    </w:p>
+    <w:p>
+      <w:r>
+        <w:t>Write-Host "</w:t>
+      </w:r>
+      <w:proofErr w:type="spellStart"/>
+      <w:r>
+        <w:t>workspace_name</w:t>
+      </w:r>
+      <w:proofErr w:type="spellEnd"/>
+      <w:r>
+        <w:t xml:space="preserve"> = $($</w:t>
+      </w:r>
+      <w:proofErr w:type="spellStart"/>
+      <w:proofErr w:type="gramStart"/>
+      <w:r>
+        <w:t>ws.Name</w:t>
+      </w:r>
+      <w:proofErr w:type="spellEnd"/>
+      <w:proofErr w:type="gramEnd"/>
+      <w:r>
+        <w:t>)"</w:t>
       </w:r>
     </w:p>
     <w:p>
@@ -1644,22 +2618,114 @@
     <w:p/>
     <w:p>
       <w:r>
-        <w:t>Récupérer le ResourceId complet du workspace (tronqué dans l'affichage)</w:t>
-      </w:r>
-    </w:p>
-    <w:p>
-      <w:r>
-        <w:t>$ws = Get-AzOperationalInsightsWorkspace -Name "law-sentinel-lab" -ResourceGroupName "rg-sentinel-lab"</w:t>
-      </w:r>
-    </w:p>
-    <w:p>
-      <w:r>
-        <w:t>Write-Host "workspace_id   = $($ws.ResourceId)"</w:t>
-      </w:r>
-    </w:p>
-    <w:p>
-      <w:r>
-        <w:t>Write-Host "workspace_name = $($ws.Name)"</w:t>
+        <w:t xml:space="preserve">Récupérer le </w:t>
+      </w:r>
+      <w:proofErr w:type="spellStart"/>
+      <w:r>
+        <w:t>ResourceId</w:t>
+      </w:r>
+      <w:proofErr w:type="spellEnd"/>
+      <w:r>
+        <w:t xml:space="preserve"> complet du </w:t>
+      </w:r>
+      <w:proofErr w:type="spellStart"/>
+      <w:r>
+        <w:t>workspace</w:t>
+      </w:r>
+      <w:proofErr w:type="spellEnd"/>
+      <w:r>
+        <w:t xml:space="preserve"> (tronqué dans l'affichage)</w:t>
+      </w:r>
+    </w:p>
+    <w:p>
+      <w:r>
+        <w:t>$</w:t>
+      </w:r>
+      <w:proofErr w:type="spellStart"/>
+      <w:r>
+        <w:t>ws</w:t>
+      </w:r>
+      <w:proofErr w:type="spellEnd"/>
+      <w:r>
+        <w:t xml:space="preserve"> = </w:t>
+      </w:r>
+      <w:proofErr w:type="spellStart"/>
+      <w:r>
+        <w:t>Get-AzOperationalInsightsWorkspace</w:t>
+      </w:r>
+      <w:proofErr w:type="spellEnd"/>
+      <w:r>
+        <w:t xml:space="preserve"> -Name "</w:t>
+      </w:r>
+      <w:proofErr w:type="spellStart"/>
+      <w:r>
+        <w:t>law-sentinel-lab</w:t>
+      </w:r>
+      <w:proofErr w:type="spellEnd"/>
+      <w:r>
+        <w:t>" -</w:t>
+      </w:r>
+      <w:proofErr w:type="spellStart"/>
+      <w:r>
+        <w:t>ResourceGroupName</w:t>
+      </w:r>
+      <w:proofErr w:type="spellEnd"/>
+      <w:r>
+        <w:t xml:space="preserve"> "</w:t>
+      </w:r>
+      <w:proofErr w:type="spellStart"/>
+      <w:r>
+        <w:t>rg-sentinel-lab</w:t>
+      </w:r>
+      <w:proofErr w:type="spellEnd"/>
+      <w:r>
+        <w:t>"</w:t>
+      </w:r>
+    </w:p>
+    <w:p>
+      <w:r>
+        <w:t>Write-Host "</w:t>
+      </w:r>
+      <w:proofErr w:type="spellStart"/>
+      <w:r>
+        <w:t>workspace_id</w:t>
+      </w:r>
+      <w:proofErr w:type="spellEnd"/>
+      <w:r>
+        <w:t xml:space="preserve">   = $($</w:t>
+      </w:r>
+      <w:proofErr w:type="spellStart"/>
+      <w:proofErr w:type="gramStart"/>
+      <w:r>
+        <w:t>ws.ResourceId</w:t>
+      </w:r>
+      <w:proofErr w:type="spellEnd"/>
+      <w:proofErr w:type="gramEnd"/>
+      <w:r>
+        <w:t>)"</w:t>
+      </w:r>
+    </w:p>
+    <w:p>
+      <w:r>
+        <w:t>Write-Host "</w:t>
+      </w:r>
+      <w:proofErr w:type="spellStart"/>
+      <w:r>
+        <w:t>workspace_name</w:t>
+      </w:r>
+      <w:proofErr w:type="spellEnd"/>
+      <w:r>
+        <w:t xml:space="preserve"> = $($</w:t>
+      </w:r>
+      <w:proofErr w:type="spellStart"/>
+      <w:proofErr w:type="gramStart"/>
+      <w:r>
+        <w:t>ws.Name</w:t>
+      </w:r>
+      <w:proofErr w:type="spellEnd"/>
+      <w:proofErr w:type="gramEnd"/>
+      <w:r>
+        <w:t>)"</w:t>
       </w:r>
     </w:p>
     <w:p>
@@ -1715,18 +2781,81 @@
     </w:p>
     <w:p>
       <w:r>
-        <w:t>Register-AzResourceProvider -ProviderNamespace Microsoft.Security</w:t>
-      </w:r>
-    </w:p>
-    <w:p>
-      <w:r>
-        <w:t>Register-AzResourceProvider -ProviderNamespace Microsoft.PolicyInsights</w:t>
-      </w:r>
-    </w:p>
-    <w:p>
-      <w:r>
-        <w:t>Register-AzResourceProvider -ProviderNamespace Microsoft.Insights</w:t>
-      </w:r>
+        <w:t>Register-</w:t>
+      </w:r>
+      <w:proofErr w:type="spellStart"/>
+      <w:r>
+        <w:t>AzResourceProvider</w:t>
+      </w:r>
+      <w:proofErr w:type="spellEnd"/>
+      <w:r>
+        <w:t xml:space="preserve"> -</w:t>
+      </w:r>
+      <w:proofErr w:type="spellStart"/>
+      <w:r>
+        <w:t>ProviderNamespace</w:t>
+      </w:r>
+      <w:proofErr w:type="spellEnd"/>
+      <w:r>
+        <w:t xml:space="preserve"> </w:t>
+      </w:r>
+      <w:proofErr w:type="spellStart"/>
+      <w:r>
+        <w:t>Microsoft.Security</w:t>
+      </w:r>
+      <w:proofErr w:type="spellEnd"/>
+    </w:p>
+    <w:p>
+      <w:r>
+        <w:t>Register-</w:t>
+      </w:r>
+      <w:proofErr w:type="spellStart"/>
+      <w:r>
+        <w:t>AzResourceProvider</w:t>
+      </w:r>
+      <w:proofErr w:type="spellEnd"/>
+      <w:r>
+        <w:t xml:space="preserve"> -</w:t>
+      </w:r>
+      <w:proofErr w:type="spellStart"/>
+      <w:r>
+        <w:t>ProviderNamespace</w:t>
+      </w:r>
+      <w:proofErr w:type="spellEnd"/>
+      <w:r>
+        <w:t xml:space="preserve"> </w:t>
+      </w:r>
+      <w:proofErr w:type="spellStart"/>
+      <w:r>
+        <w:t>Microsoft.PolicyInsights</w:t>
+      </w:r>
+      <w:proofErr w:type="spellEnd"/>
+    </w:p>
+    <w:p>
+      <w:r>
+        <w:t>Register-</w:t>
+      </w:r>
+      <w:proofErr w:type="spellStart"/>
+      <w:r>
+        <w:t>AzResourceProvider</w:t>
+      </w:r>
+      <w:proofErr w:type="spellEnd"/>
+      <w:r>
+        <w:t xml:space="preserve"> -</w:t>
+      </w:r>
+      <w:proofErr w:type="spellStart"/>
+      <w:r>
+        <w:t>ProviderNamespace</w:t>
+      </w:r>
+      <w:proofErr w:type="spellEnd"/>
+      <w:r>
+        <w:t xml:space="preserve"> </w:t>
+      </w:r>
+      <w:proofErr w:type="spellStart"/>
+      <w:r>
+        <w:t>Microsoft.Insights</w:t>
+      </w:r>
+      <w:proofErr w:type="spellEnd"/>
     </w:p>
     <w:p/>
     <w:p>
@@ -1735,14 +2864,48 @@
       </w:r>
     </w:p>
     <w:p>
-      <w:r>
-        <w:t>Get-AzResourceProvider -ProviderNamespace Microsoft.Security |</w:t>
-      </w:r>
-    </w:p>
-    <w:p>
-      <w:r>
-        <w:t xml:space="preserve">    Select-Object ProviderNamespace, RegistrationState</w:t>
-      </w:r>
+      <w:proofErr w:type="spellStart"/>
+      <w:r>
+        <w:t>Get-AzResourceProvider</w:t>
+      </w:r>
+      <w:proofErr w:type="spellEnd"/>
+      <w:r>
+        <w:t xml:space="preserve"> -</w:t>
+      </w:r>
+      <w:proofErr w:type="spellStart"/>
+      <w:r>
+        <w:t>ProviderNamespace</w:t>
+      </w:r>
+      <w:proofErr w:type="spellEnd"/>
+      <w:r>
+        <w:t xml:space="preserve"> </w:t>
+      </w:r>
+      <w:proofErr w:type="spellStart"/>
+      <w:r>
+        <w:t>Microsoft.Security</w:t>
+      </w:r>
+      <w:proofErr w:type="spellEnd"/>
+      <w:r>
+        <w:t xml:space="preserve"> |</w:t>
+      </w:r>
+    </w:p>
+    <w:p>
+      <w:r>
+        <w:t xml:space="preserve">    Select-Object </w:t>
+      </w:r>
+      <w:proofErr w:type="spellStart"/>
+      <w:r>
+        <w:t>ProviderNamespace</w:t>
+      </w:r>
+      <w:proofErr w:type="spellEnd"/>
+      <w:r>
+        <w:t xml:space="preserve">, </w:t>
+      </w:r>
+      <w:proofErr w:type="spellStart"/>
+      <w:r>
+        <w:t>RegistrationState</w:t>
+      </w:r>
+      <w:proofErr w:type="spellEnd"/>
     </w:p>
     <w:p>
       <w:r>
@@ -1943,8 +3106,13 @@
             <w:hideMark/>
           </w:tcPr>
           <w:p>
-            <w:r>
-              <w:t>Subscription active</w:t>
+            <w:proofErr w:type="spellStart"/>
+            <w:r>
+              <w:t>Subscription</w:t>
+            </w:r>
+            <w:proofErr w:type="spellEnd"/>
+            <w:r>
+              <w:t xml:space="preserve"> active</w:t>
             </w:r>
           </w:p>
         </w:tc>
@@ -1988,7 +3156,15 @@
           </w:tcPr>
           <w:p>
             <w:r>
-              <w:t>Module Az installé</w:t>
+              <w:t xml:space="preserve">Module </w:t>
+            </w:r>
+            <w:proofErr w:type="spellStart"/>
+            <w:r>
+              <w:t>Az</w:t>
+            </w:r>
+            <w:proofErr w:type="spellEnd"/>
+            <w:r>
+              <w:t xml:space="preserve"> installé</w:t>
             </w:r>
           </w:p>
         </w:tc>
@@ -2058,9 +3234,16 @@
             <w:hideMark/>
           </w:tcPr>
           <w:p>
-            <w:r>
-              <w:t>law-sentinel-lab</w:t>
-            </w:r>
+            <w:proofErr w:type="spellStart"/>
+            <w:proofErr w:type="gramStart"/>
+            <w:r>
+              <w:t>law</w:t>
+            </w:r>
+            <w:proofErr w:type="gramEnd"/>
+            <w:r>
+              <w:t>-sentinel-lab</w:t>
+            </w:r>
+            <w:proofErr w:type="spellEnd"/>
           </w:p>
         </w:tc>
       </w:tr>
@@ -2075,9 +3258,11 @@
             <w:hideMark/>
           </w:tcPr>
           <w:p>
+            <w:proofErr w:type="spellStart"/>
             <w:r>
               <w:t>Microsoft.Security</w:t>
             </w:r>
+            <w:proofErr w:type="spellEnd"/>
           </w:p>
         </w:tc>
         <w:tc>
@@ -2119,9 +3304,11 @@
             <w:hideMark/>
           </w:tcPr>
           <w:p>
+            <w:proofErr w:type="spellStart"/>
             <w:r>
               <w:t>Microsoft.PolicyInsights</w:t>
             </w:r>
+            <w:proofErr w:type="spellEnd"/>
           </w:p>
         </w:tc>
         <w:tc>
@@ -2163,9 +3350,11 @@
             <w:hideMark/>
           </w:tcPr>
           <w:p>
+            <w:proofErr w:type="spellStart"/>
             <w:r>
               <w:t>Microsoft.Insights</w:t>
             </w:r>
+            <w:proofErr w:type="spellEnd"/>
           </w:p>
         </w:tc>
         <w:tc>
@@ -2237,8 +3426,23 @@
       </w:r>
     </w:p>
     <w:p>
-      <w:r>
-        <w:t>notepad "D:\personnel-ivan\PROJETS-PERSO-LAB\Microsoft Defender for Cloud\terraform\variables.tf"</w:t>
+      <w:proofErr w:type="spellStart"/>
+      <w:proofErr w:type="gramStart"/>
+      <w:r>
+        <w:t>notepad</w:t>
+      </w:r>
+      <w:proofErr w:type="spellEnd"/>
+      <w:proofErr w:type="gramEnd"/>
+      <w:r>
+        <w:t xml:space="preserve"> "D:\personnel-ivan\PROJETS-PERSO-LAB\Microsoft Defender for Cloud\</w:t>
+      </w:r>
+      <w:proofErr w:type="spellStart"/>
+      <w:r>
+        <w:t>terraform</w:t>
+      </w:r>
+      <w:proofErr w:type="spellEnd"/>
+      <w:r>
+        <w:t>\variables.tf"</w:t>
       </w:r>
     </w:p>
     <w:p>
@@ -2298,9 +3502,13 @@
       </w:r>
     </w:p>
     <w:p>
+      <w:proofErr w:type="spellStart"/>
+      <w:proofErr w:type="gramStart"/>
       <w:r>
         <w:t>powershell</w:t>
       </w:r>
+      <w:proofErr w:type="spellEnd"/>
+      <w:proofErr w:type="gramEnd"/>
     </w:p>
     <w:p>
       <w:r>
@@ -2356,46 +3564,154 @@
       </w:r>
     </w:p>
     <w:p>
-      <w:r>
-        <w:t>cd "D:\personnel-ivan\PROJETS-PERSO-LAB\Microsoft Defender for Cloud"</w:t>
+      <w:proofErr w:type="gramStart"/>
+      <w:r>
+        <w:t>cd</w:t>
+      </w:r>
+      <w:proofErr w:type="gramEnd"/>
+      <w:r>
+        <w:t xml:space="preserve"> "D:\personnel-ivan\PROJETS-PERSO-LAB\Microsoft Defender for Cloud"</w:t>
       </w:r>
     </w:p>
     <w:p/>
     <w:p>
-      <w:r>
-        <w:t>git add -A</w:t>
+      <w:proofErr w:type="gramStart"/>
+      <w:r>
+        <w:t>git</w:t>
+      </w:r>
+      <w:proofErr w:type="gramEnd"/>
+      <w:r>
+        <w:t xml:space="preserve"> </w:t>
+      </w:r>
+      <w:proofErr w:type="spellStart"/>
+      <w:r>
+        <w:t>add</w:t>
+      </w:r>
+      <w:proofErr w:type="spellEnd"/>
+      <w:r>
+        <w:t xml:space="preserve"> -A</w:t>
       </w:r>
     </w:p>
     <w:p/>
     <w:p>
-      <w:r>
-        <w:t>git commit -m "feat(phase-01): prerequis valides</w:t>
+      <w:proofErr w:type="gramStart"/>
+      <w:r>
+        <w:t>git</w:t>
+      </w:r>
+      <w:proofErr w:type="gramEnd"/>
+      <w:r>
+        <w:t xml:space="preserve"> commit -m "feat(phase-01</w:t>
+      </w:r>
+      <w:proofErr w:type="gramStart"/>
+      <w:r>
+        <w:t>):</w:t>
+      </w:r>
+      <w:proofErr w:type="gramEnd"/>
+      <w:r>
+        <w:t xml:space="preserve"> </w:t>
+      </w:r>
+      <w:proofErr w:type="spellStart"/>
+      <w:r>
+        <w:t>prerequis</w:t>
+      </w:r>
+      <w:proofErr w:type="spellEnd"/>
+      <w:r>
+        <w:t xml:space="preserve"> valides</w:t>
       </w:r>
     </w:p>
     <w:p/>
     <w:p>
       <w:r>
-        <w:t>- Module Az installe (AllUsers)</w:t>
-      </w:r>
-    </w:p>
-    <w:p>
-      <w:r>
-        <w:t>- Providers enregistres : Security, PolicyInsights, Insights</w:t>
-      </w:r>
-    </w:p>
-    <w:p>
-      <w:r>
-        <w:t>- Variables Terraform renseignees (subscription_id, workspace_id)</w:t>
-      </w:r>
-    </w:p>
-    <w:p>
-      <w:r>
-        <w:t>- Guide 01-prerequisites.md complete"</w:t>
-      </w:r>
-    </w:p>
-    <w:p>
-      <w:r>
-        <w:t>git push</w:t>
+        <w:t xml:space="preserve">- Module </w:t>
+      </w:r>
+      <w:proofErr w:type="spellStart"/>
+      <w:r>
+        <w:t>Az</w:t>
+      </w:r>
+      <w:proofErr w:type="spellEnd"/>
+      <w:r>
+        <w:t xml:space="preserve"> installe (</w:t>
+      </w:r>
+      <w:proofErr w:type="spellStart"/>
+      <w:r>
+        <w:t>AllUsers</w:t>
+      </w:r>
+      <w:proofErr w:type="spellEnd"/>
+      <w:r>
+        <w:t>)</w:t>
+      </w:r>
+    </w:p>
+    <w:p>
+      <w:r>
+        <w:t xml:space="preserve">- Providers enregistres : Security, </w:t>
+      </w:r>
+      <w:proofErr w:type="spellStart"/>
+      <w:r>
+        <w:t>PolicyInsights</w:t>
+      </w:r>
+      <w:proofErr w:type="spellEnd"/>
+      <w:r>
+        <w:t>, Insights</w:t>
+      </w:r>
+    </w:p>
+    <w:p>
+      <w:r>
+        <w:t xml:space="preserve">- Variables </w:t>
+      </w:r>
+      <w:proofErr w:type="spellStart"/>
+      <w:r>
+        <w:t>Terraform</w:t>
+      </w:r>
+      <w:proofErr w:type="spellEnd"/>
+      <w:r>
+        <w:t xml:space="preserve"> </w:t>
+      </w:r>
+      <w:proofErr w:type="spellStart"/>
+      <w:r>
+        <w:t>renseignees</w:t>
+      </w:r>
+      <w:proofErr w:type="spellEnd"/>
+      <w:r>
+        <w:t xml:space="preserve"> (</w:t>
+      </w:r>
+      <w:proofErr w:type="spellStart"/>
+      <w:r>
+        <w:t>subscription_id</w:t>
+      </w:r>
+      <w:proofErr w:type="spellEnd"/>
+      <w:r>
+        <w:t xml:space="preserve">, </w:t>
+      </w:r>
+      <w:proofErr w:type="spellStart"/>
+      <w:r>
+        <w:t>workspace_id</w:t>
+      </w:r>
+      <w:proofErr w:type="spellEnd"/>
+      <w:r>
+        <w:t>)</w:t>
+      </w:r>
+    </w:p>
+    <w:p>
+      <w:r>
+        <w:t xml:space="preserve">- Guide 01-prerequisites.md </w:t>
+      </w:r>
+      <w:proofErr w:type="spellStart"/>
+      <w:r>
+        <w:t>complete</w:t>
+      </w:r>
+      <w:proofErr w:type="spellEnd"/>
+      <w:r>
+        <w:t>"</w:t>
+      </w:r>
+    </w:p>
+    <w:p>
+      <w:proofErr w:type="gramStart"/>
+      <w:r>
+        <w:t>git</w:t>
+      </w:r>
+      <w:proofErr w:type="gramEnd"/>
+      <w:r>
+        <w:t xml:space="preserve"> push</w:t>
       </w:r>
     </w:p>
     <w:p>
@@ -2458,8 +3774,17 @@
           <w:b/>
           <w:bCs/>
         </w:rPr>
-        <w:t>Phase 02 — Activation des plans Defender via Terraform</w:t>
-      </w:r>
+        <w:t xml:space="preserve">Phase 02 — Activation des plans Defender via </w:t>
+      </w:r>
+      <w:proofErr w:type="spellStart"/>
+      <w:r>
+        <w:rPr>
+          <w:b/>
+          <w:bCs/>
+        </w:rPr>
+        <w:t>Terraform</w:t>
+      </w:r>
+      <w:proofErr w:type="spellEnd"/>
     </w:p>
     <w:p>
       <w:r>
@@ -2470,7 +3795,23 @@
         <w:t>Objectif</w:t>
       </w:r>
       <w:r>
-        <w:t xml:space="preserve"> : activer CSPM + les plans Defender sur ta subscription via IaC. Zéro clic portail — tout tracé dans Git.</w:t>
+        <w:t xml:space="preserve"> : activer CSPM + les plans Defender sur ta </w:t>
+      </w:r>
+      <w:proofErr w:type="spellStart"/>
+      <w:r>
+        <w:t>subscription</w:t>
+      </w:r>
+      <w:proofErr w:type="spellEnd"/>
+      <w:r>
+        <w:t xml:space="preserve"> via </w:t>
+      </w:r>
+      <w:proofErr w:type="spellStart"/>
+      <w:r>
+        <w:t>IaC</w:t>
+      </w:r>
+      <w:proofErr w:type="spellEnd"/>
+      <w:r>
+        <w:t>. Zéro clic portail — tout tracé dans Git.</w:t>
       </w:r>
     </w:p>
     <w:p>
@@ -2497,12 +3838,42 @@
           <w:b/>
           <w:bCs/>
         </w:rPr>
-        <w:t>Étape 1 — Authentification Azure CLI pour Terraform</w:t>
-      </w:r>
-    </w:p>
-    <w:p>
-      <w:r>
-        <w:t>Terraform utilise Azure CLI pour s'authentifier, pas le module Az PowerShell. Il faut faire un az login séparé.</w:t>
+        <w:t xml:space="preserve">Étape 1 — Authentification Azure CLI pour </w:t>
+      </w:r>
+      <w:proofErr w:type="spellStart"/>
+      <w:r>
+        <w:rPr>
+          <w:b/>
+          <w:bCs/>
+        </w:rPr>
+        <w:t>Terraform</w:t>
+      </w:r>
+      <w:proofErr w:type="spellEnd"/>
+    </w:p>
+    <w:p>
+      <w:proofErr w:type="spellStart"/>
+      <w:r>
+        <w:t>Terraform</w:t>
+      </w:r>
+      <w:proofErr w:type="spellEnd"/>
+      <w:r>
+        <w:t xml:space="preserve"> utilise Azure CLI pour s'authentifier, pas le module </w:t>
+      </w:r>
+      <w:proofErr w:type="spellStart"/>
+      <w:r>
+        <w:t>Az</w:t>
+      </w:r>
+      <w:proofErr w:type="spellEnd"/>
+      <w:r>
+        <w:t xml:space="preserve"> PowerShell. Il faut faire un </w:t>
+      </w:r>
+      <w:proofErr w:type="spellStart"/>
+      <w:r>
+        <w:t>az</w:t>
+      </w:r>
+      <w:proofErr w:type="spellEnd"/>
+      <w:r>
+        <w:t xml:space="preserve"> login séparé.</w:t>
       </w:r>
     </w:p>
     <w:p/>
@@ -2512,8 +3883,15 @@
       </w:r>
     </w:p>
     <w:p>
-      <w:r>
-        <w:t>az --version</w:t>
+      <w:proofErr w:type="spellStart"/>
+      <w:proofErr w:type="gramStart"/>
+      <w:r>
+        <w:t>az</w:t>
+      </w:r>
+      <w:proofErr w:type="spellEnd"/>
+      <w:proofErr w:type="gramEnd"/>
+      <w:r>
+        <w:t xml:space="preserve"> --version</w:t>
       </w:r>
     </w:p>
     <w:p>
@@ -2588,18 +3966,56 @@
       </w:r>
     </w:p>
     <w:p>
-      <w:r>
-        <w:t>az login</w:t>
-      </w:r>
-    </w:p>
-    <w:p>
-      <w:r>
-        <w:t># Définir la subscription active</w:t>
-      </w:r>
-    </w:p>
-    <w:p>
-      <w:r>
-        <w:t>az account set --subscription "512817a3-87c7-4af5-a7ea-829b55885255"</w:t>
+      <w:proofErr w:type="spellStart"/>
+      <w:proofErr w:type="gramStart"/>
+      <w:r>
+        <w:t>az</w:t>
+      </w:r>
+      <w:proofErr w:type="spellEnd"/>
+      <w:proofErr w:type="gramEnd"/>
+      <w:r>
+        <w:t xml:space="preserve"> login</w:t>
+      </w:r>
+    </w:p>
+    <w:p>
+      <w:r>
+        <w:t xml:space="preserve"># Définir la </w:t>
+      </w:r>
+      <w:proofErr w:type="spellStart"/>
+      <w:r>
+        <w:t>subscription</w:t>
+      </w:r>
+      <w:proofErr w:type="spellEnd"/>
+      <w:r>
+        <w:t xml:space="preserve"> active</w:t>
+      </w:r>
+    </w:p>
+    <w:p>
+      <w:proofErr w:type="spellStart"/>
+      <w:proofErr w:type="gramStart"/>
+      <w:r>
+        <w:t>az</w:t>
+      </w:r>
+      <w:proofErr w:type="spellEnd"/>
+      <w:proofErr w:type="gramEnd"/>
+      <w:r>
+        <w:t xml:space="preserve"> </w:t>
+      </w:r>
+      <w:proofErr w:type="spellStart"/>
+      <w:r>
+        <w:t>account</w:t>
+      </w:r>
+      <w:proofErr w:type="spellEnd"/>
+      <w:r>
+        <w:t xml:space="preserve"> set --</w:t>
+      </w:r>
+      <w:proofErr w:type="spellStart"/>
+      <w:r>
+        <w:t>subscription</w:t>
+      </w:r>
+      <w:proofErr w:type="spellEnd"/>
+      <w:r>
+        <w:t xml:space="preserve"> "512817a3-87c7-4af5-a7ea-829b55885255"</w:t>
       </w:r>
     </w:p>
     <w:p>
@@ -2608,8 +4024,70 @@
       </w:r>
     </w:p>
     <w:p>
-      <w:r>
-        <w:t>az account show --query "{Name:name, Id:id, State:state}" -o table</w:t>
+      <w:proofErr w:type="spellStart"/>
+      <w:proofErr w:type="gramStart"/>
+      <w:r>
+        <w:t>az</w:t>
+      </w:r>
+      <w:proofErr w:type="spellEnd"/>
+      <w:proofErr w:type="gramEnd"/>
+      <w:r>
+        <w:t xml:space="preserve"> </w:t>
+      </w:r>
+      <w:proofErr w:type="spellStart"/>
+      <w:r>
+        <w:t>account</w:t>
+      </w:r>
+      <w:proofErr w:type="spellEnd"/>
+      <w:r>
+        <w:t xml:space="preserve"> show --</w:t>
+      </w:r>
+      <w:proofErr w:type="spellStart"/>
+      <w:r>
+        <w:t>query</w:t>
+      </w:r>
+      <w:proofErr w:type="spellEnd"/>
+      <w:r>
+        <w:t xml:space="preserve"> </w:t>
+      </w:r>
+      <w:proofErr w:type="gramStart"/>
+      <w:r>
+        <w:t>"{</w:t>
+      </w:r>
+      <w:proofErr w:type="spellStart"/>
+      <w:r>
+        <w:t>Name:</w:t>
+      </w:r>
+      <w:proofErr w:type="gramEnd"/>
+      <w:r>
+        <w:t>name</w:t>
+      </w:r>
+      <w:proofErr w:type="spellEnd"/>
+      <w:r>
+        <w:t xml:space="preserve">, </w:t>
+      </w:r>
+      <w:proofErr w:type="spellStart"/>
+      <w:proofErr w:type="gramStart"/>
+      <w:r>
+        <w:t>Id:</w:t>
+      </w:r>
+      <w:proofErr w:type="gramEnd"/>
+      <w:r>
+        <w:t>id</w:t>
+      </w:r>
+      <w:proofErr w:type="spellEnd"/>
+      <w:r>
+        <w:t xml:space="preserve">, </w:t>
+      </w:r>
+      <w:proofErr w:type="spellStart"/>
+      <w:proofErr w:type="gramStart"/>
+      <w:r>
+        <w:t>State:state</w:t>
+      </w:r>
+      <w:proofErr w:type="spellEnd"/>
+      <w:proofErr w:type="gramEnd"/>
+      <w:r>
+        <w:t>}" -o table</w:t>
       </w:r>
     </w:p>
     <w:p>
@@ -2700,18 +4178,46 @@
     <w:p/>
     <w:p>
       <w:r>
-        <w:t>Étape 2 — terraform init</w:t>
-      </w:r>
-    </w:p>
-    <w:p>
-      <w:r>
-        <w:t>cd "D:\personnel-ivan\PROJETS-PERSO-LAB\Microsoft Defender for Cloud\terraform"</w:t>
+        <w:t xml:space="preserve">Étape 2 — </w:t>
+      </w:r>
+      <w:proofErr w:type="spellStart"/>
+      <w:r>
+        <w:t>terraform</w:t>
+      </w:r>
+      <w:proofErr w:type="spellEnd"/>
+      <w:r>
+        <w:t xml:space="preserve"> init</w:t>
+      </w:r>
+    </w:p>
+    <w:p>
+      <w:proofErr w:type="gramStart"/>
+      <w:r>
+        <w:t>cd</w:t>
+      </w:r>
+      <w:proofErr w:type="gramEnd"/>
+      <w:r>
+        <w:t xml:space="preserve"> "D:\personnel-ivan\PROJETS-PERSO-LAB\Microsoft Defender for Cloud\</w:t>
+      </w:r>
+      <w:proofErr w:type="spellStart"/>
+      <w:r>
+        <w:t>terraform</w:t>
+      </w:r>
+      <w:proofErr w:type="spellEnd"/>
+      <w:r>
+        <w:t>"</w:t>
       </w:r>
     </w:p>
     <w:p/>
     <w:p>
-      <w:r>
-        <w:t>terraform init</w:t>
+      <w:proofErr w:type="spellStart"/>
+      <w:proofErr w:type="gramStart"/>
+      <w:r>
+        <w:t>terraform</w:t>
+      </w:r>
+      <w:proofErr w:type="spellEnd"/>
+      <w:proofErr w:type="gramEnd"/>
+      <w:r>
+        <w:t xml:space="preserve"> init</w:t>
       </w:r>
     </w:p>
     <w:p>
@@ -2758,7 +4264,15 @@
     </w:p>
     <w:p>
       <w:r>
-        <w:t>Erreur de syntaxe HCL — les ; ne sont pas valides en Terraform. Chaque argument doit être sur sa propre ligne. Fix rapide :</w:t>
+        <w:t xml:space="preserve">Erreur de syntaxe HCL — les ; ne sont pas valides en </w:t>
+      </w:r>
+      <w:proofErr w:type="spellStart"/>
+      <w:r>
+        <w:t>Terraform</w:t>
+      </w:r>
+      <w:proofErr w:type="spellEnd"/>
+      <w:r>
+        <w:t>. Chaque argument doit être sur sa propre ligne. Fix rapide :</w:t>
       </w:r>
     </w:p>
     <w:p>
@@ -2806,8 +4320,15 @@
     </w:p>
     <w:p/>
     <w:p>
-      <w:r>
-        <w:t>terraform init</w:t>
+      <w:proofErr w:type="spellStart"/>
+      <w:proofErr w:type="gramStart"/>
+      <w:r>
+        <w:t>terraform</w:t>
+      </w:r>
+      <w:proofErr w:type="spellEnd"/>
+      <w:proofErr w:type="gramEnd"/>
+      <w:r>
+        <w:t xml:space="preserve"> init</w:t>
       </w:r>
     </w:p>
     <w:p>
@@ -2865,8 +4386,33 @@
           <w:b/>
           <w:bCs/>
         </w:rPr>
-        <w:t>Étape 3 — terraform validate</w:t>
-      </w:r>
+        <w:t xml:space="preserve">Étape 3 — </w:t>
+      </w:r>
+      <w:proofErr w:type="spellStart"/>
+      <w:r>
+        <w:rPr>
+          <w:b/>
+          <w:bCs/>
+        </w:rPr>
+        <w:t>terraform</w:t>
+      </w:r>
+      <w:proofErr w:type="spellEnd"/>
+      <w:r>
+        <w:rPr>
+          <w:b/>
+          <w:bCs/>
+        </w:rPr>
+        <w:t xml:space="preserve"> </w:t>
+      </w:r>
+      <w:proofErr w:type="spellStart"/>
+      <w:r>
+        <w:rPr>
+          <w:b/>
+          <w:bCs/>
+        </w:rPr>
+        <w:t>validate</w:t>
+      </w:r>
+      <w:proofErr w:type="spellEnd"/>
     </w:p>
     <w:p>
       <w:r>
@@ -2874,9 +4420,21 @@
       </w:r>
     </w:p>
     <w:p>
-      <w:r>
-        <w:t>terraform validate</w:t>
-      </w:r>
+      <w:proofErr w:type="spellStart"/>
+      <w:proofErr w:type="gramStart"/>
+      <w:r>
+        <w:t>terraform</w:t>
+      </w:r>
+      <w:proofErr w:type="spellEnd"/>
+      <w:proofErr w:type="gramEnd"/>
+      <w:r>
+        <w:t xml:space="preserve"> </w:t>
+      </w:r>
+      <w:proofErr w:type="spellStart"/>
+      <w:r>
+        <w:t>validate</w:t>
+      </w:r>
+      <w:proofErr w:type="spellEnd"/>
     </w:p>
     <w:p>
       <w:r>
@@ -2934,7 +4492,23 @@
           <w:b/>
           <w:bCs/>
         </w:rPr>
-        <w:t>Étape 4 — terraform plan</w:t>
+        <w:t xml:space="preserve">Étape 4 — </w:t>
+      </w:r>
+      <w:proofErr w:type="spellStart"/>
+      <w:r>
+        <w:rPr>
+          <w:b/>
+          <w:bCs/>
+        </w:rPr>
+        <w:t>terraform</w:t>
+      </w:r>
+      <w:proofErr w:type="spellEnd"/>
+      <w:r>
+        <w:rPr>
+          <w:b/>
+          <w:bCs/>
+        </w:rPr>
+        <w:t xml:space="preserve"> plan</w:t>
       </w:r>
     </w:p>
     <w:p>
@@ -2946,13 +4520,33 @@
         <w:t>C'est l'étape la plus importante</w:t>
       </w:r>
       <w:r>
-        <w:t xml:space="preserve"> — on voit exactement ce que Terraform va créer avant de l'appliquer. Rien n'est modifié à cette étape.</w:t>
-      </w:r>
-    </w:p>
-    <w:p>
-      <w:r>
-        <w:t>terraform plan -out=tfplan</w:t>
-      </w:r>
+        <w:t xml:space="preserve"> — on voit exactement ce que </w:t>
+      </w:r>
+      <w:proofErr w:type="spellStart"/>
+      <w:r>
+        <w:t>Terraform</w:t>
+      </w:r>
+      <w:proofErr w:type="spellEnd"/>
+      <w:r>
+        <w:t xml:space="preserve"> va créer avant de l'appliquer. Rien n'est modifié à cette étape.</w:t>
+      </w:r>
+    </w:p>
+    <w:p>
+      <w:proofErr w:type="spellStart"/>
+      <w:proofErr w:type="gramStart"/>
+      <w:r>
+        <w:t>terraform</w:t>
+      </w:r>
+      <w:proofErr w:type="spellEnd"/>
+      <w:proofErr w:type="gramEnd"/>
+      <w:r>
+        <w:t xml:space="preserve"> plan -out=</w:t>
+      </w:r>
+      <w:proofErr w:type="spellStart"/>
+      <w:r>
+        <w:t>tfplan</w:t>
+      </w:r>
+      <w:proofErr w:type="spellEnd"/>
     </w:p>
     <w:p>
       <w:r>
@@ -3000,12 +4594,48 @@
     <w:p/>
     <w:p>
       <w:r>
-        <w:t>Étape 5 — terraform apply</w:t>
-      </w:r>
-    </w:p>
-    <w:p>
-      <w:r>
-        <w:t>terraform apply "tfplan"</w:t>
+        <w:t xml:space="preserve">Étape 5 — </w:t>
+      </w:r>
+      <w:proofErr w:type="spellStart"/>
+      <w:r>
+        <w:t>terraform</w:t>
+      </w:r>
+      <w:proofErr w:type="spellEnd"/>
+      <w:r>
+        <w:t xml:space="preserve"> </w:t>
+      </w:r>
+      <w:proofErr w:type="spellStart"/>
+      <w:r>
+        <w:t>apply</w:t>
+      </w:r>
+      <w:proofErr w:type="spellEnd"/>
+    </w:p>
+    <w:p>
+      <w:proofErr w:type="spellStart"/>
+      <w:proofErr w:type="gramStart"/>
+      <w:r>
+        <w:t>terraform</w:t>
+      </w:r>
+      <w:proofErr w:type="spellEnd"/>
+      <w:proofErr w:type="gramEnd"/>
+      <w:r>
+        <w:t xml:space="preserve"> </w:t>
+      </w:r>
+      <w:proofErr w:type="spellStart"/>
+      <w:r>
+        <w:t>apply</w:t>
+      </w:r>
+      <w:proofErr w:type="spellEnd"/>
+      <w:r>
+        <w:t xml:space="preserve"> "</w:t>
+      </w:r>
+      <w:proofErr w:type="spellStart"/>
+      <w:r>
+        <w:t>tfplan</w:t>
+      </w:r>
+      <w:proofErr w:type="spellEnd"/>
+      <w:r>
+        <w:t>"</w:t>
       </w:r>
     </w:p>
     <w:p>
@@ -3084,7 +4714,15 @@
       </w:r>
       <w:r>
         <w:br/>
-        <w:t xml:space="preserve">Le Secure Score est l'indicateur chiffré de la posture de sécurité cloud de Microsoft. Il agrège toutes les recommendations Defender for Cloud en un score sur 100. En contexte professionnel (audit, PSSI, entretien MICSI), la question clé est : </w:t>
+        <w:t xml:space="preserve">Le Secure Score est l'indicateur chiffré de la posture de sécurité cloud de Microsoft. Il agrège toutes les </w:t>
+      </w:r>
+      <w:proofErr w:type="spellStart"/>
+      <w:r>
+        <w:t>recommendations</w:t>
+      </w:r>
+      <w:proofErr w:type="spellEnd"/>
+      <w:r>
+        <w:t xml:space="preserve"> Defender for Cloud en un score sur 100. En contexte professionnel (audit, PSSI, entretien MICSI), la question clé est : </w:t>
       </w:r>
       <w:r>
         <w:rPr>
@@ -3125,7 +4763,15 @@
         </w:numPr>
       </w:pPr>
       <w:r>
-        <w:t>Fichier CSV exporté dans reports/baseline/</w:t>
+        <w:t>Fichier CSV exporté dans reports/</w:t>
+      </w:r>
+      <w:proofErr w:type="spellStart"/>
+      <w:r>
+        <w:t>baseline</w:t>
+      </w:r>
+      <w:proofErr w:type="spellEnd"/>
+      <w:r>
+        <w:t>/</w:t>
       </w:r>
     </w:p>
     <w:p>
@@ -3136,7 +4782,15 @@
         </w:numPr>
       </w:pPr>
       <w:r>
-        <w:t>Screenshot du dashboard Secure Score</w:t>
+        <w:t xml:space="preserve">Screenshot du </w:t>
+      </w:r>
+      <w:proofErr w:type="spellStart"/>
+      <w:r>
+        <w:t>dashboard</w:t>
+      </w:r>
+      <w:proofErr w:type="spellEnd"/>
+      <w:r>
+        <w:t xml:space="preserve"> Secure Score</w:t>
       </w:r>
     </w:p>
     <w:p>
@@ -3147,7 +4801,15 @@
         </w:numPr>
       </w:pPr>
       <w:r>
-        <w:t>Top recommendations critiques identifiées</w:t>
+        <w:t xml:space="preserve">Top </w:t>
+      </w:r>
+      <w:proofErr w:type="spellStart"/>
+      <w:r>
+        <w:t>recommendations</w:t>
+      </w:r>
+      <w:proofErr w:type="spellEnd"/>
+      <w:r>
+        <w:t xml:space="preserve"> critiques identifiées</w:t>
       </w:r>
     </w:p>
     <w:p/>
@@ -3174,8 +4836,13 @@
       </w:r>
     </w:p>
     <w:p>
-      <w:r>
-        <w:t>cd "D:\personnel-ivan\PROJETS-PERSO-LAB\Microsoft Defender for Cloud"</w:t>
+      <w:proofErr w:type="gramStart"/>
+      <w:r>
+        <w:t>cd</w:t>
+      </w:r>
+      <w:proofErr w:type="gramEnd"/>
+      <w:r>
+        <w:t xml:space="preserve"> "D:\personnel-ivan\PROJETS-PERSO-LAB\Microsoft Defender for Cloud"</w:t>
       </w:r>
     </w:p>
     <w:p/>
@@ -3190,8 +4857,21 @@
       </w:r>
     </w:p>
     <w:p>
-      <w:r>
-        <w:t>Get-AzSecurityPricing | Select-Object Name, PricingTier | Sort-Object Name</w:t>
+      <w:proofErr w:type="spellStart"/>
+      <w:r>
+        <w:t>Get-AzSecurityPricing</w:t>
+      </w:r>
+      <w:proofErr w:type="spellEnd"/>
+      <w:r>
+        <w:t xml:space="preserve"> | Select-Object Name, </w:t>
+      </w:r>
+      <w:proofErr w:type="spellStart"/>
+      <w:r>
+        <w:t>PricingTier</w:t>
+      </w:r>
+      <w:proofErr w:type="spellEnd"/>
+      <w:r>
+        <w:t xml:space="preserve"> | Sort-Object Name</w:t>
       </w:r>
     </w:p>
     <w:p>
@@ -3247,7 +4927,15 @@
         <w:t>Plans confirmés.</w:t>
       </w:r>
       <w:r>
-        <w:t xml:space="preserve"> Tout ce qu'on a activé via Terraform est bien en Standard :</w:t>
+        <w:t xml:space="preserve"> Tout ce qu'on a activé via </w:t>
+      </w:r>
+      <w:proofErr w:type="spellStart"/>
+      <w:r>
+        <w:t>Terraform</w:t>
+      </w:r>
+      <w:proofErr w:type="spellEnd"/>
+      <w:r>
+        <w:t xml:space="preserve"> est bien en Standard :</w:t>
       </w:r>
     </w:p>
     <w:tbl>
@@ -3309,8 +4997,13 @@
             <w:pPr>
               <w:spacing w:after="160" w:line="278" w:lineRule="auto"/>
             </w:pPr>
-            <w:r>
-              <w:t>VirtualMachines (Servers P2)</w:t>
+            <w:proofErr w:type="spellStart"/>
+            <w:r>
+              <w:t>VirtualMachines</w:t>
+            </w:r>
+            <w:proofErr w:type="spellEnd"/>
+            <w:r>
+              <w:t xml:space="preserve"> (Servers P2)</w:t>
             </w:r>
           </w:p>
         </w:tc>
@@ -3347,9 +5040,11 @@
             <w:pPr>
               <w:spacing w:after="160" w:line="278" w:lineRule="auto"/>
             </w:pPr>
+            <w:proofErr w:type="spellStart"/>
             <w:r>
               <w:t>StorageAccounts</w:t>
             </w:r>
+            <w:proofErr w:type="spellEnd"/>
           </w:p>
         </w:tc>
         <w:tc>
@@ -3388,9 +5083,11 @@
             <w:pPr>
               <w:spacing w:after="160" w:line="278" w:lineRule="auto"/>
             </w:pPr>
+            <w:proofErr w:type="spellStart"/>
             <w:r>
               <w:t>KeyVaults</w:t>
             </w:r>
+            <w:proofErr w:type="spellEnd"/>
           </w:p>
         </w:tc>
         <w:tc>
@@ -3426,9 +5123,11 @@
             <w:pPr>
               <w:spacing w:after="160" w:line="278" w:lineRule="auto"/>
             </w:pPr>
+            <w:proofErr w:type="spellStart"/>
             <w:r>
               <w:t>FoundationalCspm</w:t>
             </w:r>
+            <w:proofErr w:type="spellEnd"/>
           </w:p>
         </w:tc>
         <w:tc>
@@ -3503,13 +5202,42 @@
       </w:r>
     </w:p>
     <w:p>
-      <w:r>
-        <w:t>cd "D:\personnel-ivan\PROJETS-PERSO-LAB\Microsoft Defender for Cloud"</w:t>
-      </w:r>
-    </w:p>
-    <w:p>
-      <w:r>
-        <w:t>.\scripts\powershell\02-export-secure-score.ps1 -OutputPath "reports\baseline\score-J0.csv"</w:t>
+      <w:proofErr w:type="gramStart"/>
+      <w:r>
+        <w:t>cd</w:t>
+      </w:r>
+      <w:proofErr w:type="gramEnd"/>
+      <w:r>
+        <w:t xml:space="preserve"> "D:\personnel-ivan\PROJETS-PERSO-LAB\Microsoft Defender for Cloud"</w:t>
+      </w:r>
+    </w:p>
+    <w:p>
+      <w:r>
+        <w:t>.\scripts\</w:t>
+      </w:r>
+      <w:proofErr w:type="spellStart"/>
+      <w:r>
+        <w:t>powershell</w:t>
+      </w:r>
+      <w:proofErr w:type="spellEnd"/>
+      <w:r>
+        <w:t>\02-export-secure-score.ps1 -</w:t>
+      </w:r>
+      <w:proofErr w:type="spellStart"/>
+      <w:r>
+        <w:t>OutputPath</w:t>
+      </w:r>
+      <w:proofErr w:type="spellEnd"/>
+      <w:r>
+        <w:t xml:space="preserve"> "reports\</w:t>
+      </w:r>
+      <w:proofErr w:type="spellStart"/>
+      <w:r>
+        <w:t>baseline</w:t>
+      </w:r>
+      <w:proofErr w:type="spellEnd"/>
+      <w:r>
+        <w:t>\score-J0.csv"</w:t>
       </w:r>
     </w:p>
     <w:p/>
@@ -3583,15 +5311,34 @@
     </w:p>
     <w:p/>
     <w:p>
-      <w:r>
-        <w:rPr>
-          <w:b/>
-          <w:bCs/>
-        </w:rPr>
-        <w:t>aseline J0 capturée !</w:t>
-      </w:r>
-      <w:r>
-        <w:t xml:space="preserve"> C'est le point zéro du lab — tout ce qu'on va faire ensuite se mesure contre ce chiffre.</w:t>
+      <w:proofErr w:type="spellStart"/>
+      <w:proofErr w:type="gramStart"/>
+      <w:r>
+        <w:rPr>
+          <w:b/>
+          <w:bCs/>
+        </w:rPr>
+        <w:t>aseline</w:t>
+      </w:r>
+      <w:proofErr w:type="spellEnd"/>
+      <w:proofErr w:type="gramEnd"/>
+      <w:r>
+        <w:rPr>
+          <w:b/>
+          <w:bCs/>
+        </w:rPr>
+        <w:t xml:space="preserve"> J0 capturée !</w:t>
+      </w:r>
+      <w:r>
+        <w:t xml:space="preserve"> C'est le point zéro du </w:t>
+      </w:r>
+      <w:proofErr w:type="spellStart"/>
+      <w:r>
+        <w:t>lab</w:t>
+      </w:r>
+      <w:proofErr w:type="spellEnd"/>
+      <w:r>
+        <w:t xml:space="preserve"> — tout ce qu'on va faire ensuite se mesure contre ce chiffre.</w:t>
       </w:r>
     </w:p>
     <w:p>
@@ -3726,8 +5473,21 @@
               <w:spacing w:after="160" w:line="278" w:lineRule="auto"/>
               <w:cnfStyle w:val="000000000000" w:firstRow="0" w:lastRow="0" w:firstColumn="0" w:lastColumn="0" w:oddVBand="0" w:evenVBand="0" w:oddHBand="0" w:evenHBand="0" w:firstRowFirstColumn="0" w:firstRowLastColumn="0" w:lastRowFirstColumn="0" w:lastRowLastColumn="0"/>
             </w:pPr>
-            <w:r>
-              <w:t>Remediate security configurations — 0%</w:t>
+            <w:proofErr w:type="spellStart"/>
+            <w:r>
+              <w:t>Remediate</w:t>
+            </w:r>
+            <w:proofErr w:type="spellEnd"/>
+            <w:r>
+              <w:t xml:space="preserve"> </w:t>
+            </w:r>
+            <w:proofErr w:type="spellStart"/>
+            <w:r>
+              <w:t>security</w:t>
+            </w:r>
+            <w:proofErr w:type="spellEnd"/>
+            <w:r>
+              <w:t xml:space="preserve"> configurations — 0%</w:t>
             </w:r>
           </w:p>
         </w:tc>
@@ -3779,8 +5539,21 @@
               <w:spacing w:after="160" w:line="278" w:lineRule="auto"/>
             </w:pPr>
             <w:r>
-              <w:t>Enable auditing and logging</w:t>
-            </w:r>
+              <w:t xml:space="preserve">Enable </w:t>
+            </w:r>
+            <w:proofErr w:type="spellStart"/>
+            <w:r>
+              <w:t>auditing</w:t>
+            </w:r>
+            <w:proofErr w:type="spellEnd"/>
+            <w:r>
+              <w:t xml:space="preserve"> and </w:t>
+            </w:r>
+            <w:proofErr w:type="spellStart"/>
+            <w:r>
+              <w:t>logging</w:t>
+            </w:r>
+            <w:proofErr w:type="spellEnd"/>
           </w:p>
         </w:tc>
         <w:tc>
@@ -3813,9 +5586,27 @@
             <w:pPr>
               <w:spacing w:after="160" w:line="278" w:lineRule="auto"/>
             </w:pPr>
-            <w:r>
-              <w:t>Restrict unauthorized network access</w:t>
-            </w:r>
+            <w:proofErr w:type="spellStart"/>
+            <w:r>
+              <w:t>Restrict</w:t>
+            </w:r>
+            <w:proofErr w:type="spellEnd"/>
+            <w:r>
+              <w:t xml:space="preserve"> </w:t>
+            </w:r>
+            <w:proofErr w:type="spellStart"/>
+            <w:r>
+              <w:t>unauthorized</w:t>
+            </w:r>
+            <w:proofErr w:type="spellEnd"/>
+            <w:r>
+              <w:t xml:space="preserve"> network </w:t>
+            </w:r>
+            <w:proofErr w:type="spellStart"/>
+            <w:r>
+              <w:t>access</w:t>
+            </w:r>
+            <w:proofErr w:type="spellEnd"/>
           </w:p>
         </w:tc>
         <w:tc>
@@ -3845,8 +5636,21 @@
             <w:pPr>
               <w:spacing w:after="160" w:line="278" w:lineRule="auto"/>
             </w:pPr>
-            <w:r>
-              <w:t>Implement security best practices</w:t>
+            <w:proofErr w:type="spellStart"/>
+            <w:r>
+              <w:t>Implement</w:t>
+            </w:r>
+            <w:proofErr w:type="spellEnd"/>
+            <w:r>
+              <w:t xml:space="preserve"> </w:t>
+            </w:r>
+            <w:proofErr w:type="spellStart"/>
+            <w:r>
+              <w:t>security</w:t>
+            </w:r>
+            <w:proofErr w:type="spellEnd"/>
+            <w:r>
+              <w:t xml:space="preserve"> best practices</w:t>
             </w:r>
           </w:p>
         </w:tc>
@@ -3917,39 +5721,194 @@
     </w:p>
     <w:p>
       <w:r>
-        <w:t>Récupérer le détail complet avant de committer</w:t>
-      </w:r>
+        <w:t xml:space="preserve">Récupérer le détail complet avant de </w:t>
+      </w:r>
+      <w:proofErr w:type="spellStart"/>
+      <w:r>
+        <w:t>committer</w:t>
+      </w:r>
+      <w:proofErr w:type="spellEnd"/>
     </w:p>
     <w:p/>
     <w:p>
       <w:r>
-        <w:t># Voir tous les controls avec leur score détaillé</w:t>
-      </w:r>
-    </w:p>
-    <w:p>
-      <w:r>
-        <w:t>Get-AzSecuritySecureScoreControl |</w:t>
-      </w:r>
-    </w:p>
-    <w:p>
-      <w:r>
-        <w:t xml:space="preserve">    Select-Object DisplayName, CurrentScore, MaxScore,</w:t>
-      </w:r>
-    </w:p>
-    <w:p>
-      <w:r>
-        <w:t xml:space="preserve">        @{N="Pct"; E={ if($_.MaxScore -gt 0){[math]::Round(($_.CurrentScore/$_.MaxScore)*100,1)}else{0} }} |</w:t>
-      </w:r>
-    </w:p>
-    <w:p>
-      <w:r>
-        <w:t xml:space="preserve">    Sort-Object Pct |</w:t>
-      </w:r>
-    </w:p>
-    <w:p>
-      <w:r>
-        <w:t xml:space="preserve">    Format-Table -AutoSize</w:t>
-      </w:r>
+        <w:t xml:space="preserve"># Voir tous les </w:t>
+      </w:r>
+      <w:proofErr w:type="spellStart"/>
+      <w:r>
+        <w:t>controls</w:t>
+      </w:r>
+      <w:proofErr w:type="spellEnd"/>
+      <w:r>
+        <w:t xml:space="preserve"> avec leur score détaillé</w:t>
+      </w:r>
+    </w:p>
+    <w:p>
+      <w:proofErr w:type="spellStart"/>
+      <w:r>
+        <w:t>Get-AzSecuritySecureScoreControl</w:t>
+      </w:r>
+      <w:proofErr w:type="spellEnd"/>
+      <w:r>
+        <w:t xml:space="preserve"> |</w:t>
+      </w:r>
+    </w:p>
+    <w:p>
+      <w:r>
+        <w:t xml:space="preserve">    Select-Object </w:t>
+      </w:r>
+      <w:proofErr w:type="spellStart"/>
+      <w:r>
+        <w:t>DisplayName</w:t>
+      </w:r>
+      <w:proofErr w:type="spellEnd"/>
+      <w:r>
+        <w:t xml:space="preserve">, </w:t>
+      </w:r>
+      <w:proofErr w:type="spellStart"/>
+      <w:r>
+        <w:t>CurrentScore</w:t>
+      </w:r>
+      <w:proofErr w:type="spellEnd"/>
+      <w:r>
+        <w:t xml:space="preserve">, </w:t>
+      </w:r>
+      <w:proofErr w:type="spellStart"/>
+      <w:r>
+        <w:t>MaxScore</w:t>
+      </w:r>
+      <w:proofErr w:type="spellEnd"/>
+      <w:r>
+        <w:t>,</w:t>
+      </w:r>
+    </w:p>
+    <w:p>
+      <w:r>
+        <w:t xml:space="preserve">        </w:t>
+      </w:r>
+      <w:proofErr w:type="gramStart"/>
+      <w:r>
+        <w:t>@{</w:t>
+      </w:r>
+      <w:proofErr w:type="gramEnd"/>
+      <w:r>
+        <w:t>N="Pct</w:t>
+      </w:r>
+      <w:proofErr w:type="gramStart"/>
+      <w:r>
+        <w:t>";</w:t>
+      </w:r>
+      <w:proofErr w:type="gramEnd"/>
+      <w:r>
+        <w:t xml:space="preserve"> E</w:t>
+      </w:r>
+      <w:proofErr w:type="gramStart"/>
+      <w:r>
+        <w:t>={ if</w:t>
+      </w:r>
+      <w:proofErr w:type="gramEnd"/>
+      <w:r>
+        <w:t>($</w:t>
+      </w:r>
+      <w:proofErr w:type="gramStart"/>
+      <w:r>
+        <w:t>_.</w:t>
+      </w:r>
+      <w:proofErr w:type="spellStart"/>
+      <w:r>
+        <w:t>MaxScore</w:t>
+      </w:r>
+      <w:proofErr w:type="spellEnd"/>
+      <w:proofErr w:type="gramEnd"/>
+      <w:r>
+        <w:t xml:space="preserve"> -gt </w:t>
+      </w:r>
+      <w:proofErr w:type="gramStart"/>
+      <w:r>
+        <w:t>0){</w:t>
+      </w:r>
+      <w:proofErr w:type="gramEnd"/>
+      <w:r>
+        <w:t>[math</w:t>
+      </w:r>
+      <w:proofErr w:type="gramStart"/>
+      <w:r>
+        <w:t>]::</w:t>
+      </w:r>
+      <w:proofErr w:type="gramEnd"/>
+      <w:r>
+        <w:t>Round(($</w:t>
+      </w:r>
+      <w:proofErr w:type="gramStart"/>
+      <w:r>
+        <w:t>_.</w:t>
+      </w:r>
+      <w:proofErr w:type="spellStart"/>
+      <w:r>
+        <w:t>CurrentScore</w:t>
+      </w:r>
+      <w:proofErr w:type="spellEnd"/>
+      <w:proofErr w:type="gramEnd"/>
+      <w:r>
+        <w:t>/$</w:t>
+      </w:r>
+      <w:proofErr w:type="gramStart"/>
+      <w:r>
+        <w:t>_.</w:t>
+      </w:r>
+      <w:proofErr w:type="spellStart"/>
+      <w:r>
+        <w:t>MaxScore</w:t>
+      </w:r>
+      <w:proofErr w:type="spellEnd"/>
+      <w:proofErr w:type="gramEnd"/>
+      <w:r>
+        <w:t>)*100,1</w:t>
+      </w:r>
+      <w:proofErr w:type="gramStart"/>
+      <w:r>
+        <w:t>)}</w:t>
+      </w:r>
+      <w:proofErr w:type="spellStart"/>
+      <w:r>
+        <w:t>else</w:t>
+      </w:r>
+      <w:proofErr w:type="spellEnd"/>
+      <w:proofErr w:type="gramEnd"/>
+      <w:r>
+        <w:t>{0</w:t>
+      </w:r>
+      <w:proofErr w:type="gramStart"/>
+      <w:r>
+        <w:t>} }</w:t>
+      </w:r>
+      <w:proofErr w:type="gramEnd"/>
+      <w:r>
+        <w:t>} |</w:t>
+      </w:r>
+    </w:p>
+    <w:p>
+      <w:r>
+        <w:t xml:space="preserve">    Sort-Object </w:t>
+      </w:r>
+      <w:proofErr w:type="spellStart"/>
+      <w:r>
+        <w:t>Pct</w:t>
+      </w:r>
+      <w:proofErr w:type="spellEnd"/>
+      <w:r>
+        <w:t xml:space="preserve"> |</w:t>
+      </w:r>
+    </w:p>
+    <w:p>
+      <w:r>
+        <w:t xml:space="preserve">    Format-Table -</w:t>
+      </w:r>
+      <w:proofErr w:type="spellStart"/>
+      <w:r>
+        <w:t>AutoSize</w:t>
+      </w:r>
+      <w:proofErr w:type="spellEnd"/>
     </w:p>
     <w:p/>
     <w:p>
@@ -4132,8 +6091,13 @@
               <w:spacing w:after="160" w:line="278" w:lineRule="auto"/>
             </w:pPr>
             <w:r>
-              <w:t>Controls passed</w:t>
-            </w:r>
+              <w:t xml:space="preserve">Controls </w:t>
+            </w:r>
+            <w:proofErr w:type="spellStart"/>
+            <w:r>
+              <w:t>passed</w:t>
+            </w:r>
+            <w:proofErr w:type="spellEnd"/>
           </w:p>
         </w:tc>
         <w:tc>
@@ -4167,8 +6131,13 @@
               <w:spacing w:after="160" w:line="278" w:lineRule="auto"/>
             </w:pPr>
             <w:r>
-              <w:t>Controls failed</w:t>
-            </w:r>
+              <w:t xml:space="preserve">Controls </w:t>
+            </w:r>
+            <w:proofErr w:type="spellStart"/>
+            <w:r>
+              <w:t>failed</w:t>
+            </w:r>
+            <w:proofErr w:type="spellEnd"/>
           </w:p>
         </w:tc>
         <w:tc>
@@ -4194,7 +6163,23 @@
           <w:b/>
           <w:bCs/>
         </w:rPr>
-        <w:t>Top 5 controls critiques identifiés</w:t>
+        <w:t xml:space="preserve">Top 5 </w:t>
+      </w:r>
+      <w:proofErr w:type="spellStart"/>
+      <w:r>
+        <w:rPr>
+          <w:b/>
+          <w:bCs/>
+        </w:rPr>
+        <w:t>controls</w:t>
+      </w:r>
+      <w:proofErr w:type="spellEnd"/>
+      <w:r>
+        <w:rPr>
+          <w:b/>
+          <w:bCs/>
+        </w:rPr>
+        <w:t xml:space="preserve"> critiques identifiés</w:t>
       </w:r>
     </w:p>
     <w:tbl>
@@ -4272,8 +6257,21 @@
             <w:pPr>
               <w:spacing w:after="160" w:line="278" w:lineRule="auto"/>
             </w:pPr>
-            <w:r>
-              <w:t>Remediate security configurations</w:t>
+            <w:proofErr w:type="spellStart"/>
+            <w:r>
+              <w:t>Remediate</w:t>
+            </w:r>
+            <w:proofErr w:type="spellEnd"/>
+            <w:r>
+              <w:t xml:space="preserve"> </w:t>
+            </w:r>
+            <w:proofErr w:type="spellStart"/>
+            <w:r>
+              <w:t>security</w:t>
+            </w:r>
+            <w:proofErr w:type="spellEnd"/>
+            <w:r>
+              <w:t xml:space="preserve"> configurations</w:t>
             </w:r>
           </w:p>
         </w:tc>
@@ -4370,8 +6368,21 @@
               <w:spacing w:after="160" w:line="278" w:lineRule="auto"/>
             </w:pPr>
             <w:r>
-              <w:t>Enable auditing and logging</w:t>
-            </w:r>
+              <w:t xml:space="preserve">Enable </w:t>
+            </w:r>
+            <w:proofErr w:type="spellStart"/>
+            <w:r>
+              <w:t>auditing</w:t>
+            </w:r>
+            <w:proofErr w:type="spellEnd"/>
+            <w:r>
+              <w:t xml:space="preserve"> and </w:t>
+            </w:r>
+            <w:proofErr w:type="spellStart"/>
+            <w:r>
+              <w:t>logging</w:t>
+            </w:r>
+            <w:proofErr w:type="spellEnd"/>
           </w:p>
         </w:tc>
         <w:tc>
@@ -4416,9 +6427,27 @@
             <w:pPr>
               <w:spacing w:after="160" w:line="278" w:lineRule="auto"/>
             </w:pPr>
-            <w:r>
-              <w:t>Restrict unauthorized network access</w:t>
-            </w:r>
+            <w:proofErr w:type="spellStart"/>
+            <w:r>
+              <w:t>Restrict</w:t>
+            </w:r>
+            <w:proofErr w:type="spellEnd"/>
+            <w:r>
+              <w:t xml:space="preserve"> </w:t>
+            </w:r>
+            <w:proofErr w:type="spellStart"/>
+            <w:r>
+              <w:t>unauthorized</w:t>
+            </w:r>
+            <w:proofErr w:type="spellEnd"/>
+            <w:r>
+              <w:t xml:space="preserve"> network </w:t>
+            </w:r>
+            <w:proofErr w:type="spellStart"/>
+            <w:r>
+              <w:t>access</w:t>
+            </w:r>
+            <w:proofErr w:type="spellEnd"/>
           </w:p>
         </w:tc>
         <w:tc>
@@ -4466,8 +6495,21 @@
             <w:pPr>
               <w:spacing w:after="160" w:line="278" w:lineRule="auto"/>
             </w:pPr>
-            <w:r>
-              <w:t>Implement security best practices</w:t>
+            <w:proofErr w:type="spellStart"/>
+            <w:r>
+              <w:t>Implement</w:t>
+            </w:r>
+            <w:proofErr w:type="spellEnd"/>
+            <w:r>
+              <w:t xml:space="preserve"> </w:t>
+            </w:r>
+            <w:proofErr w:type="spellStart"/>
+            <w:r>
+              <w:t>security</w:t>
+            </w:r>
+            <w:proofErr w:type="spellEnd"/>
+            <w:r>
+              <w:t xml:space="preserve"> best practices</w:t>
             </w:r>
           </w:p>
         </w:tc>
@@ -4512,7 +6554,15 @@
         <w:t>Fichier exporté</w:t>
       </w:r>
       <w:r>
-        <w:t xml:space="preserve"> : reports/baseline/score-J0.csv</w:t>
+        <w:t xml:space="preserve"> : reports/</w:t>
+      </w:r>
+      <w:proofErr w:type="spellStart"/>
+      <w:r>
+        <w:t>baseline</w:t>
+      </w:r>
+      <w:proofErr w:type="spellEnd"/>
+      <w:r>
+        <w:t>/score-J0.csv</w:t>
       </w:r>
     </w:p>
     <w:p>
@@ -4525,7 +6575,15 @@
         <w:t>Objectif Phase 04</w:t>
       </w:r>
       <w:r>
-        <w:t xml:space="preserve"> : corriger les recommendations critiques et atteindre </w:t>
+        <w:t xml:space="preserve"> : corriger les </w:t>
+      </w:r>
+      <w:proofErr w:type="spellStart"/>
+      <w:r>
+        <w:t>recommendations</w:t>
+      </w:r>
+      <w:proofErr w:type="spellEnd"/>
+      <w:r>
+        <w:t xml:space="preserve"> critiques et atteindre </w:t>
       </w:r>
       <w:r>
         <w:rPr>
@@ -4545,18 +6603,57 @@
       </w:r>
     </w:p>
     <w:p>
-      <w:r>
-        <w:t>cd "D:\personnel-ivan\PROJETS-PERSO-LAB\Microsoft Defender for Cloud"</w:t>
-      </w:r>
-    </w:p>
-    <w:p>
-      <w:r>
-        <w:t>git add -A</w:t>
-      </w:r>
-    </w:p>
-    <w:p>
-      <w:r>
-        <w:t>git commit -m "feat(phase-03): baseline Secure Score J0 capture</w:t>
+      <w:proofErr w:type="gramStart"/>
+      <w:r>
+        <w:t>cd</w:t>
+      </w:r>
+      <w:proofErr w:type="gramEnd"/>
+      <w:r>
+        <w:t xml:space="preserve"> "D:\personnel-ivan\PROJETS-PERSO-LAB\Microsoft Defender for Cloud"</w:t>
+      </w:r>
+    </w:p>
+    <w:p>
+      <w:proofErr w:type="gramStart"/>
+      <w:r>
+        <w:t>git</w:t>
+      </w:r>
+      <w:proofErr w:type="gramEnd"/>
+      <w:r>
+        <w:t xml:space="preserve"> </w:t>
+      </w:r>
+      <w:proofErr w:type="spellStart"/>
+      <w:r>
+        <w:t>add</w:t>
+      </w:r>
+      <w:proofErr w:type="spellEnd"/>
+      <w:r>
+        <w:t xml:space="preserve"> -A</w:t>
+      </w:r>
+    </w:p>
+    <w:p>
+      <w:proofErr w:type="gramStart"/>
+      <w:r>
+        <w:t>git</w:t>
+      </w:r>
+      <w:proofErr w:type="gramEnd"/>
+      <w:r>
+        <w:t xml:space="preserve"> commit -m "feat(phase-03</w:t>
+      </w:r>
+      <w:proofErr w:type="gramStart"/>
+      <w:r>
+        <w:t>):</w:t>
+      </w:r>
+      <w:proofErr w:type="gramEnd"/>
+      <w:r>
+        <w:t xml:space="preserve"> </w:t>
+      </w:r>
+      <w:proofErr w:type="spellStart"/>
+      <w:r>
+        <w:t>baseline</w:t>
+      </w:r>
+      <w:proofErr w:type="spellEnd"/>
+      <w:r>
+        <w:t xml:space="preserve"> Secure Score J0 capture</w:t>
       </w:r>
     </w:p>
     <w:p>
@@ -4566,12 +6663,52 @@
     </w:p>
     <w:p>
       <w:r>
-        <w:t>- Export CSV : reports/baseline/score-J0.csv</w:t>
-      </w:r>
-    </w:p>
-    <w:p>
-      <w:r>
-        <w:t>- Top controls identifies : security configs, updates, logging, network, best practices</w:t>
+        <w:t>- Export CSV : reports/</w:t>
+      </w:r>
+      <w:proofErr w:type="spellStart"/>
+      <w:r>
+        <w:t>baseline</w:t>
+      </w:r>
+      <w:proofErr w:type="spellEnd"/>
+      <w:r>
+        <w:t>/score-J0.csv</w:t>
+      </w:r>
+    </w:p>
+    <w:p>
+      <w:r>
+        <w:t xml:space="preserve">- Top </w:t>
+      </w:r>
+      <w:proofErr w:type="spellStart"/>
+      <w:r>
+        <w:t>controls</w:t>
+      </w:r>
+      <w:proofErr w:type="spellEnd"/>
+      <w:r>
+        <w:t xml:space="preserve"> identifies : </w:t>
+      </w:r>
+      <w:proofErr w:type="spellStart"/>
+      <w:r>
+        <w:t>security</w:t>
+      </w:r>
+      <w:proofErr w:type="spellEnd"/>
+      <w:r>
+        <w:t xml:space="preserve"> </w:t>
+      </w:r>
+      <w:proofErr w:type="spellStart"/>
+      <w:r>
+        <w:t>configs</w:t>
+      </w:r>
+      <w:proofErr w:type="spellEnd"/>
+      <w:r>
+        <w:t xml:space="preserve">, updates, </w:t>
+      </w:r>
+      <w:proofErr w:type="spellStart"/>
+      <w:r>
+        <w:t>logging</w:t>
+      </w:r>
+      <w:proofErr w:type="spellEnd"/>
+      <w:r>
+        <w:t>, network, best practices</w:t>
       </w:r>
     </w:p>
     <w:p>
@@ -4581,8 +6718,13 @@
     </w:p>
     <w:p/>
     <w:p>
-      <w:r>
-        <w:t>git push</w:t>
+      <w:proofErr w:type="gramStart"/>
+      <w:r>
+        <w:t>git</w:t>
+      </w:r>
+      <w:proofErr w:type="gramEnd"/>
+      <w:r>
+        <w:t xml:space="preserve"> push</w:t>
       </w:r>
     </w:p>
     <w:p>
@@ -4648,7 +6790,15 @@
       </w:r>
       <w:r>
         <w:br/>
-        <w:t xml:space="preserve">Corriger les recommendations critiques identifiées au J0 pour faire progresser le Secure </w:t>
+        <w:t xml:space="preserve">Corriger les </w:t>
+      </w:r>
+      <w:proofErr w:type="spellStart"/>
+      <w:r>
+        <w:t>recommendations</w:t>
+      </w:r>
+      <w:proofErr w:type="spellEnd"/>
+      <w:r>
+        <w:t xml:space="preserve"> critiques identifiées au J0 pour faire progresser le Secure </w:t>
       </w:r>
       <w:r>
         <w:lastRenderedPageBreak/>
@@ -4685,7 +6835,15 @@
         <w:t>impact maximal sur le Secure Score</w:t>
       </w:r>
       <w:r>
-        <w:t xml:space="preserve"> — on corrige d'abord les controls à 0 % qui rapportent le plus de points. Certaines corrections sont automatisables via PowerShell ou Azure Policy, d'autres nécessitent une action manuelle dans le portail.</w:t>
+        <w:t xml:space="preserve"> — on corrige d'abord les </w:t>
+      </w:r>
+      <w:proofErr w:type="spellStart"/>
+      <w:r>
+        <w:t>controls</w:t>
+      </w:r>
+      <w:proofErr w:type="spellEnd"/>
+      <w:r>
+        <w:t xml:space="preserve"> à 0 % qui rapportent le plus de points. Certaines corrections sont automatisables via PowerShell ou Azure Policy, d'autres nécessitent une action manuelle dans le portail.</w:t>
       </w:r>
     </w:p>
     <w:p>
@@ -4882,39 +7040,188 @@
         <w:t>Première chose</w:t>
       </w:r>
       <w:r>
-        <w:t xml:space="preserve"> : voir le tableau complet de tous les controls pour choisir les remédiations à fort impact.</w:t>
+        <w:t xml:space="preserve"> : voir le tableau complet de tous les </w:t>
+      </w:r>
+      <w:proofErr w:type="spellStart"/>
+      <w:r>
+        <w:t>controls</w:t>
+      </w:r>
+      <w:proofErr w:type="spellEnd"/>
+      <w:r>
+        <w:t xml:space="preserve"> pour choisir les remédiations à fort impact.</w:t>
       </w:r>
     </w:p>
     <w:p/>
     <w:p>
-      <w:r>
-        <w:t>cd "D:\personnel-ivan\PROJETS-PERSO-LAB\Microsoft Defender for Cloud"</w:t>
+      <w:proofErr w:type="gramStart"/>
+      <w:r>
+        <w:t>cd</w:t>
+      </w:r>
+      <w:proofErr w:type="gramEnd"/>
+      <w:r>
+        <w:t xml:space="preserve"> "D:\personnel-ivan\PROJETS-PERSO-LAB\Microsoft Defender for Cloud"</w:t>
       </w:r>
     </w:p>
     <w:p/>
     <w:p>
-      <w:r>
-        <w:t>Get-AzSecuritySecureScoreControl |</w:t>
-      </w:r>
-    </w:p>
-    <w:p>
-      <w:r>
-        <w:t xml:space="preserve">    Select-Object DisplayName, CurrentScore, MaxScore,</w:t>
-      </w:r>
-    </w:p>
-    <w:p>
-      <w:r>
-        <w:t xml:space="preserve">        @{N="Pct"; E={</w:t>
-      </w:r>
-    </w:p>
-    <w:p>
-      <w:r>
-        <w:t xml:space="preserve">            if ($_.MaxScore -gt 0) { [math]::Round(($_.CurrentScore/$_.MaxScore)*100,1) }</w:t>
-      </w:r>
-    </w:p>
-    <w:p>
-      <w:r>
-        <w:t xml:space="preserve">            else { 0 }</w:t>
+      <w:proofErr w:type="spellStart"/>
+      <w:r>
+        <w:t>Get-AzSecuritySecureScoreControl</w:t>
+      </w:r>
+      <w:proofErr w:type="spellEnd"/>
+      <w:r>
+        <w:t xml:space="preserve"> |</w:t>
+      </w:r>
+    </w:p>
+    <w:p>
+      <w:r>
+        <w:t xml:space="preserve">    Select-Object </w:t>
+      </w:r>
+      <w:proofErr w:type="spellStart"/>
+      <w:r>
+        <w:t>DisplayName</w:t>
+      </w:r>
+      <w:proofErr w:type="spellEnd"/>
+      <w:r>
+        <w:t xml:space="preserve">, </w:t>
+      </w:r>
+      <w:proofErr w:type="spellStart"/>
+      <w:r>
+        <w:t>CurrentScore</w:t>
+      </w:r>
+      <w:proofErr w:type="spellEnd"/>
+      <w:r>
+        <w:t xml:space="preserve">, </w:t>
+      </w:r>
+      <w:proofErr w:type="spellStart"/>
+      <w:r>
+        <w:t>MaxScore</w:t>
+      </w:r>
+      <w:proofErr w:type="spellEnd"/>
+      <w:r>
+        <w:t>,</w:t>
+      </w:r>
+    </w:p>
+    <w:p>
+      <w:r>
+        <w:t xml:space="preserve">        </w:t>
+      </w:r>
+      <w:proofErr w:type="gramStart"/>
+      <w:r>
+        <w:t>@{</w:t>
+      </w:r>
+      <w:proofErr w:type="gramEnd"/>
+      <w:r>
+        <w:t>N="Pct</w:t>
+      </w:r>
+      <w:proofErr w:type="gramStart"/>
+      <w:r>
+        <w:t>";</w:t>
+      </w:r>
+      <w:proofErr w:type="gramEnd"/>
+      <w:r>
+        <w:t xml:space="preserve"> E</w:t>
+      </w:r>
+      <w:proofErr w:type="gramStart"/>
+      <w:r>
+        <w:t>={</w:t>
+      </w:r>
+      <w:proofErr w:type="gramEnd"/>
+    </w:p>
+    <w:p>
+      <w:r>
+        <w:t xml:space="preserve">            </w:t>
+      </w:r>
+      <w:proofErr w:type="gramStart"/>
+      <w:r>
+        <w:t>if</w:t>
+      </w:r>
+      <w:proofErr w:type="gramEnd"/>
+      <w:r>
+        <w:t xml:space="preserve"> ($</w:t>
+      </w:r>
+      <w:proofErr w:type="gramStart"/>
+      <w:r>
+        <w:t>_.</w:t>
+      </w:r>
+      <w:proofErr w:type="spellStart"/>
+      <w:r>
+        <w:t>MaxScore</w:t>
+      </w:r>
+      <w:proofErr w:type="spellEnd"/>
+      <w:proofErr w:type="gramEnd"/>
+      <w:r>
+        <w:t xml:space="preserve"> -gt 0) </w:t>
+      </w:r>
+      <w:proofErr w:type="gramStart"/>
+      <w:r>
+        <w:t>{ [</w:t>
+      </w:r>
+      <w:proofErr w:type="gramEnd"/>
+      <w:r>
+        <w:t>math</w:t>
+      </w:r>
+      <w:proofErr w:type="gramStart"/>
+      <w:r>
+        <w:t>]::</w:t>
+      </w:r>
+      <w:proofErr w:type="gramEnd"/>
+      <w:r>
+        <w:t>Round(($</w:t>
+      </w:r>
+      <w:proofErr w:type="gramStart"/>
+      <w:r>
+        <w:t>_.</w:t>
+      </w:r>
+      <w:proofErr w:type="spellStart"/>
+      <w:r>
+        <w:t>CurrentScore</w:t>
+      </w:r>
+      <w:proofErr w:type="spellEnd"/>
+      <w:proofErr w:type="gramEnd"/>
+      <w:r>
+        <w:t>/$</w:t>
+      </w:r>
+      <w:proofErr w:type="gramStart"/>
+      <w:r>
+        <w:t>_.</w:t>
+      </w:r>
+      <w:proofErr w:type="spellStart"/>
+      <w:r>
+        <w:t>MaxScore</w:t>
+      </w:r>
+      <w:proofErr w:type="spellEnd"/>
+      <w:proofErr w:type="gramEnd"/>
+      <w:r>
+        <w:t>)*100,1</w:t>
+      </w:r>
+      <w:proofErr w:type="gramStart"/>
+      <w:r>
+        <w:t>) }</w:t>
+      </w:r>
+      <w:proofErr w:type="gramEnd"/>
+    </w:p>
+    <w:p>
+      <w:r>
+        <w:t xml:space="preserve">            </w:t>
+      </w:r>
+      <w:proofErr w:type="spellStart"/>
+      <w:proofErr w:type="gramStart"/>
+      <w:r>
+        <w:t>else</w:t>
+      </w:r>
+      <w:proofErr w:type="spellEnd"/>
+      <w:proofErr w:type="gramEnd"/>
+      <w:r>
+        <w:t xml:space="preserve"> </w:t>
+      </w:r>
+      <w:proofErr w:type="gramStart"/>
+      <w:r>
+        <w:t>{ 0</w:t>
+      </w:r>
+      <w:proofErr w:type="gramEnd"/>
+      <w:r>
+        <w:t xml:space="preserve"> }</w:t>
       </w:r>
     </w:p>
     <w:p>
@@ -4924,18 +7231,39 @@
     </w:p>
     <w:p>
       <w:r>
-        <w:t xml:space="preserve">        UnhealthyResourceCount |</w:t>
-      </w:r>
-    </w:p>
-    <w:p>
-      <w:r>
-        <w:t xml:space="preserve">    Sort-Object Pct |</w:t>
-      </w:r>
-    </w:p>
-    <w:p>
-      <w:r>
-        <w:t xml:space="preserve">    Format-Table -AutoSize</w:t>
-      </w:r>
+        <w:t xml:space="preserve">        </w:t>
+      </w:r>
+      <w:proofErr w:type="spellStart"/>
+      <w:r>
+        <w:t>UnhealthyResourceCount</w:t>
+      </w:r>
+      <w:proofErr w:type="spellEnd"/>
+      <w:r>
+        <w:t xml:space="preserve"> |</w:t>
+      </w:r>
+    </w:p>
+    <w:p>
+      <w:r>
+        <w:t xml:space="preserve">    Sort-Object </w:t>
+      </w:r>
+      <w:proofErr w:type="spellStart"/>
+      <w:r>
+        <w:t>Pct</w:t>
+      </w:r>
+      <w:proofErr w:type="spellEnd"/>
+      <w:r>
+        <w:t xml:space="preserve"> |</w:t>
+      </w:r>
+    </w:p>
+    <w:p>
+      <w:r>
+        <w:t xml:space="preserve">    Format-Table -</w:t>
+      </w:r>
+      <w:proofErr w:type="spellStart"/>
+      <w:r>
+        <w:t>AutoSize</w:t>
+      </w:r>
+      <w:proofErr w:type="spellEnd"/>
     </w:p>
     <w:p>
       <w:r>
@@ -5121,9 +7449,19 @@
             <w:pPr>
               <w:spacing w:after="160" w:line="278" w:lineRule="auto"/>
             </w:pPr>
-            <w:r>
-              <w:t>Remediate vulnerabilities</w:t>
-            </w:r>
+            <w:proofErr w:type="spellStart"/>
+            <w:r>
+              <w:t>Remediate</w:t>
+            </w:r>
+            <w:proofErr w:type="spellEnd"/>
+            <w:r>
+              <w:t xml:space="preserve"> </w:t>
+            </w:r>
+            <w:proofErr w:type="spellStart"/>
+            <w:r>
+              <w:t>vulnerabilities</w:t>
+            </w:r>
+            <w:proofErr w:type="spellEnd"/>
           </w:p>
         </w:tc>
         <w:tc>
@@ -5177,9 +7515,27 @@
             <w:pPr>
               <w:spacing w:after="160" w:line="278" w:lineRule="auto"/>
             </w:pPr>
-            <w:r>
-              <w:t>Restrict unauthorized network access</w:t>
-            </w:r>
+            <w:proofErr w:type="spellStart"/>
+            <w:r>
+              <w:t>Restrict</w:t>
+            </w:r>
+            <w:proofErr w:type="spellEnd"/>
+            <w:r>
+              <w:t xml:space="preserve"> </w:t>
+            </w:r>
+            <w:proofErr w:type="spellStart"/>
+            <w:r>
+              <w:t>unauthorized</w:t>
+            </w:r>
+            <w:proofErr w:type="spellEnd"/>
+            <w:r>
+              <w:t xml:space="preserve"> network </w:t>
+            </w:r>
+            <w:proofErr w:type="spellStart"/>
+            <w:r>
+              <w:t>access</w:t>
+            </w:r>
+            <w:proofErr w:type="spellEnd"/>
           </w:p>
         </w:tc>
         <w:tc>
@@ -5231,7 +7587,15 @@
               <w:spacing w:after="160" w:line="278" w:lineRule="auto"/>
             </w:pPr>
             <w:r>
-              <w:t>Manage access and permissions</w:t>
+              <w:t xml:space="preserve">Manage </w:t>
+            </w:r>
+            <w:proofErr w:type="spellStart"/>
+            <w:r>
+              <w:t>access</w:t>
+            </w:r>
+            <w:proofErr w:type="spellEnd"/>
+            <w:r>
+              <w:t xml:space="preserve"> and permissions</w:t>
             </w:r>
           </w:p>
         </w:tc>
@@ -5287,8 +7651,21 @@
               <w:spacing w:after="160" w:line="278" w:lineRule="auto"/>
             </w:pPr>
             <w:r>
-              <w:t>Enable auditing and logging</w:t>
-            </w:r>
+              <w:t xml:space="preserve">Enable </w:t>
+            </w:r>
+            <w:proofErr w:type="spellStart"/>
+            <w:r>
+              <w:t>auditing</w:t>
+            </w:r>
+            <w:proofErr w:type="spellEnd"/>
+            <w:r>
+              <w:t xml:space="preserve"> and </w:t>
+            </w:r>
+            <w:proofErr w:type="spellStart"/>
+            <w:r>
+              <w:t>logging</w:t>
+            </w:r>
+            <w:proofErr w:type="spellEnd"/>
           </w:p>
         </w:tc>
         <w:tc>
@@ -5323,8 +7700,13 @@
               <w:t>🟢</w:t>
             </w:r>
             <w:r>
-              <w:t xml:space="preserve"> Quick win</w:t>
-            </w:r>
+              <w:t xml:space="preserve"> Quick </w:t>
+            </w:r>
+            <w:proofErr w:type="spellStart"/>
+            <w:r>
+              <w:t>win</w:t>
+            </w:r>
+            <w:proofErr w:type="spellEnd"/>
           </w:p>
         </w:tc>
       </w:tr>
@@ -5338,30 +7720,93 @@
         <w:t>Si on corrige tout → 6+6+6+4+2+1 = 25/25 = 100 %.</w:t>
       </w:r>
       <w:r>
-        <w:t xml:space="preserve"> On vise +15 minimum, donc on commence par les top impacts</w:t>
+        <w:t xml:space="preserve"> On vise +15 minimum, donc on commence par </w:t>
+      </w:r>
+      <w:proofErr w:type="gramStart"/>
+      <w:r>
+        <w:t>les top</w:t>
+      </w:r>
+      <w:proofErr w:type="gramEnd"/>
+      <w:r>
+        <w:t xml:space="preserve"> impacts</w:t>
       </w:r>
     </w:p>
     <w:p/>
     <w:p/>
     <w:p>
       <w:r>
-        <w:t>Étape 1 — Identifier les recommendations précises de chaque control</w:t>
-      </w:r>
-    </w:p>
-    <w:p>
-      <w:r>
-        <w:t># Get-AzSecurityAssessment = recommendations par ressource</w:t>
-      </w:r>
-    </w:p>
-    <w:p>
-      <w:r>
-        <w:t>Get-AzSecurityAssessment |</w:t>
+        <w:t xml:space="preserve">Étape 1 — Identifier les </w:t>
+      </w:r>
+      <w:proofErr w:type="spellStart"/>
+      <w:r>
+        <w:t>recommendations</w:t>
+      </w:r>
+      <w:proofErr w:type="spellEnd"/>
+      <w:r>
+        <w:t xml:space="preserve"> précises de chaque control</w:t>
+      </w:r>
+    </w:p>
+    <w:p>
+      <w:r>
+        <w:t xml:space="preserve"># </w:t>
+      </w:r>
+      <w:proofErr w:type="spellStart"/>
+      <w:r>
+        <w:t>Get-AzSecurityAssessment</w:t>
+      </w:r>
+      <w:proofErr w:type="spellEnd"/>
+      <w:r>
+        <w:t xml:space="preserve"> = </w:t>
+      </w:r>
+      <w:proofErr w:type="spellStart"/>
+      <w:r>
+        <w:t>recommendations</w:t>
+      </w:r>
+      <w:proofErr w:type="spellEnd"/>
+      <w:r>
+        <w:t xml:space="preserve"> par ressource</w:t>
+      </w:r>
+    </w:p>
+    <w:p>
+      <w:proofErr w:type="spellStart"/>
+      <w:r>
+        <w:t>Get-AzSecurityAssessment</w:t>
+      </w:r>
+      <w:proofErr w:type="spellEnd"/>
+      <w:r>
+        <w:t xml:space="preserve"> |</w:t>
       </w:r>
     </w:p>
     <w:p>
       <w:r>
         <w:lastRenderedPageBreak/>
-        <w:t xml:space="preserve">    Where-Object { $_.Status.Code -eq "Unhealthy" } |</w:t>
+        <w:t xml:space="preserve">    Where-Object </w:t>
+      </w:r>
+      <w:proofErr w:type="gramStart"/>
+      <w:r>
+        <w:t>{ $_.</w:t>
+      </w:r>
+      <w:proofErr w:type="spellStart"/>
+      <w:r>
+        <w:t>Status.Code</w:t>
+      </w:r>
+      <w:proofErr w:type="spellEnd"/>
+      <w:proofErr w:type="gramEnd"/>
+      <w:r>
+        <w:t xml:space="preserve"> -eq "</w:t>
+      </w:r>
+      <w:proofErr w:type="spellStart"/>
+      <w:r>
+        <w:t>Unhealthy</w:t>
+      </w:r>
+      <w:proofErr w:type="spellEnd"/>
+      <w:proofErr w:type="gramStart"/>
+      <w:r>
+        <w:t>" }</w:t>
+      </w:r>
+      <w:proofErr w:type="gramEnd"/>
+      <w:r>
+        <w:t xml:space="preserve"> |</w:t>
       </w:r>
     </w:p>
     <w:p>
@@ -5371,28 +7816,120 @@
     </w:p>
     <w:p>
       <w:r>
-        <w:t xml:space="preserve">        @{N="DisplayName"; E={ $_.DisplayName }},</w:t>
-      </w:r>
-    </w:p>
-    <w:p>
-      <w:r>
-        <w:t xml:space="preserve">        @{N="Severity";    E={ $_.Metadata.Severity }},</w:t>
-      </w:r>
-    </w:p>
-    <w:p>
-      <w:r>
-        <w:t xml:space="preserve">        @{N="ResourceId";  E={ $_.ResourceDetails.Id }} |</w:t>
-      </w:r>
-    </w:p>
-    <w:p>
-      <w:r>
-        <w:t xml:space="preserve">    Sort-Object Severity |</w:t>
-      </w:r>
-    </w:p>
-    <w:p>
-      <w:r>
-        <w:t xml:space="preserve">    Format-Table -AutoSize</w:t>
-      </w:r>
+        <w:t xml:space="preserve">        </w:t>
+      </w:r>
+      <w:proofErr w:type="gramStart"/>
+      <w:r>
+        <w:t>@{</w:t>
+      </w:r>
+      <w:proofErr w:type="gramEnd"/>
+      <w:r>
+        <w:t>N="DisplayName</w:t>
+      </w:r>
+      <w:proofErr w:type="gramStart"/>
+      <w:r>
+        <w:t>";</w:t>
+      </w:r>
+      <w:proofErr w:type="gramEnd"/>
+      <w:r>
+        <w:t xml:space="preserve"> E</w:t>
+      </w:r>
+      <w:proofErr w:type="gramStart"/>
+      <w:r>
+        <w:t>={ $_.</w:t>
+      </w:r>
+      <w:proofErr w:type="spellStart"/>
+      <w:r>
+        <w:t>DisplayName</w:t>
+      </w:r>
+      <w:proofErr w:type="spellEnd"/>
+      <w:proofErr w:type="gramEnd"/>
+      <w:r>
+        <w:t xml:space="preserve"> }},</w:t>
+      </w:r>
+    </w:p>
+    <w:p>
+      <w:r>
+        <w:t xml:space="preserve">        </w:t>
+      </w:r>
+      <w:proofErr w:type="gramStart"/>
+      <w:r>
+        <w:t>@{</w:t>
+      </w:r>
+      <w:proofErr w:type="gramEnd"/>
+      <w:r>
+        <w:t>N="Severity</w:t>
+      </w:r>
+      <w:proofErr w:type="gramStart"/>
+      <w:r>
+        <w:t xml:space="preserve">";   </w:t>
+      </w:r>
+      <w:proofErr w:type="gramEnd"/>
+      <w:r>
+        <w:t xml:space="preserve"> E</w:t>
+      </w:r>
+      <w:proofErr w:type="gramStart"/>
+      <w:r>
+        <w:t>={ $_.</w:t>
+      </w:r>
+      <w:proofErr w:type="spellStart"/>
+      <w:r>
+        <w:t>Metadata.Severity</w:t>
+      </w:r>
+      <w:proofErr w:type="spellEnd"/>
+      <w:proofErr w:type="gramEnd"/>
+      <w:r>
+        <w:t xml:space="preserve"> }},</w:t>
+      </w:r>
+    </w:p>
+    <w:p>
+      <w:r>
+        <w:t xml:space="preserve">        </w:t>
+      </w:r>
+      <w:proofErr w:type="gramStart"/>
+      <w:r>
+        <w:t>@{</w:t>
+      </w:r>
+      <w:proofErr w:type="gramEnd"/>
+      <w:r>
+        <w:t>N="ResourceId</w:t>
+      </w:r>
+      <w:proofErr w:type="gramStart"/>
+      <w:r>
+        <w:t>";  E={ $_.</w:t>
+      </w:r>
+      <w:proofErr w:type="spellStart"/>
+      <w:r>
+        <w:t>ResourceDetails.Id</w:t>
+      </w:r>
+      <w:proofErr w:type="spellEnd"/>
+      <w:proofErr w:type="gramEnd"/>
+      <w:r>
+        <w:t xml:space="preserve"> }} |</w:t>
+      </w:r>
+    </w:p>
+    <w:p>
+      <w:r>
+        <w:t xml:space="preserve">    Sort-Object </w:t>
+      </w:r>
+      <w:proofErr w:type="spellStart"/>
+      <w:r>
+        <w:t>Severity</w:t>
+      </w:r>
+      <w:proofErr w:type="spellEnd"/>
+      <w:r>
+        <w:t xml:space="preserve"> |</w:t>
+      </w:r>
+    </w:p>
+    <w:p>
+      <w:r>
+        <w:t xml:space="preserve">    Format-Table -</w:t>
+      </w:r>
+      <w:proofErr w:type="spellStart"/>
+      <w:r>
+        <w:t>AutoSize</w:t>
+      </w:r>
+      <w:proofErr w:type="spellEnd"/>
     </w:p>
     <w:p>
       <w:r>
@@ -5443,7 +7980,39 @@
           <w:b/>
           <w:bCs/>
         </w:rPr>
-        <w:t>15 recommendations unhealthy.</w:t>
+        <w:t xml:space="preserve">15 </w:t>
+      </w:r>
+      <w:proofErr w:type="spellStart"/>
+      <w:r>
+        <w:rPr>
+          <w:b/>
+          <w:bCs/>
+        </w:rPr>
+        <w:t>recommendations</w:t>
+      </w:r>
+      <w:proofErr w:type="spellEnd"/>
+      <w:r>
+        <w:rPr>
+          <w:b/>
+          <w:bCs/>
+        </w:rPr>
+        <w:t xml:space="preserve"> </w:t>
+      </w:r>
+      <w:proofErr w:type="spellStart"/>
+      <w:r>
+        <w:rPr>
+          <w:b/>
+          <w:bCs/>
+        </w:rPr>
+        <w:t>unhealthy</w:t>
+      </w:r>
+      <w:proofErr w:type="spellEnd"/>
+      <w:r>
+        <w:rPr>
+          <w:b/>
+          <w:bCs/>
+        </w:rPr>
+        <w:t>.</w:t>
       </w:r>
       <w:r>
         <w:t xml:space="preserve"> On les classe par facilité + impact et on remédie dans l'ordre. Voici le plan :</w:t>
@@ -5477,7 +8046,39 @@
           <w:b/>
           <w:bCs/>
         </w:rPr>
-        <w:t>Groupe 1 — Quick wins subscription (5 min, zéro risque)</w:t>
+        <w:t xml:space="preserve">Groupe 1 — Quick </w:t>
+      </w:r>
+      <w:proofErr w:type="spellStart"/>
+      <w:r>
+        <w:rPr>
+          <w:b/>
+          <w:bCs/>
+        </w:rPr>
+        <w:t>wins</w:t>
+      </w:r>
+      <w:proofErr w:type="spellEnd"/>
+      <w:r>
+        <w:rPr>
+          <w:b/>
+          <w:bCs/>
+        </w:rPr>
+        <w:t xml:space="preserve"> </w:t>
+      </w:r>
+      <w:proofErr w:type="spellStart"/>
+      <w:r>
+        <w:rPr>
+          <w:b/>
+          <w:bCs/>
+        </w:rPr>
+        <w:t>subscription</w:t>
+      </w:r>
+      <w:proofErr w:type="spellEnd"/>
+      <w:r>
+        <w:rPr>
+          <w:b/>
+          <w:bCs/>
+        </w:rPr>
+        <w:t xml:space="preserve"> (5 min, zéro risque)</w:t>
       </w:r>
       <w:r>
         <w:br/>
@@ -5507,7 +8108,23 @@
       </w:r>
       <w:r>
         <w:br/>
-        <w:t>Updates, Exploit Guard, TLS, vulnerability assessment.</w:t>
+        <w:t xml:space="preserve">Updates, Exploit Guard, TLS, </w:t>
+      </w:r>
+      <w:proofErr w:type="spellStart"/>
+      <w:r>
+        <w:t>vulnerability</w:t>
+      </w:r>
+      <w:proofErr w:type="spellEnd"/>
+      <w:r>
+        <w:t xml:space="preserve"> </w:t>
+      </w:r>
+      <w:proofErr w:type="spellStart"/>
+      <w:r>
+        <w:t>assessment</w:t>
+      </w:r>
+      <w:proofErr w:type="spellEnd"/>
+      <w:r>
+        <w:t>.</w:t>
       </w:r>
     </w:p>
     <w:p/>
@@ -5524,34 +8141,107 @@
           <w:bCs/>
         </w:rPr>
         <w:lastRenderedPageBreak/>
-        <w:t>Groupe 1 — Quick wins (lance tout d'un bloc)</w:t>
-      </w:r>
-    </w:p>
-    <w:p>
+        <w:t xml:space="preserve">Groupe 1 — Quick </w:t>
+      </w:r>
+      <w:proofErr w:type="spellStart"/>
+      <w:r>
+        <w:rPr>
+          <w:b/>
+          <w:bCs/>
+        </w:rPr>
+        <w:t>wins</w:t>
+      </w:r>
+      <w:proofErr w:type="spellEnd"/>
+      <w:r>
+        <w:rPr>
+          <w:b/>
+          <w:bCs/>
+        </w:rPr>
+        <w:t xml:space="preserve"> (lance tout d'un bloc)</w:t>
+      </w:r>
+    </w:p>
+    <w:p>
+      <w:proofErr w:type="spellStart"/>
+      <w:proofErr w:type="gramStart"/>
       <w:r>
         <w:t>powershell</w:t>
       </w:r>
-    </w:p>
-    <w:p>
-      <w:r>
-        <w:t>cd "D:\personnel-ivan\PROJETS-PERSO-LAB\Microsoft Defender for Cloud"</w:t>
+      <w:proofErr w:type="spellEnd"/>
+      <w:proofErr w:type="gramEnd"/>
+    </w:p>
+    <w:p>
+      <w:proofErr w:type="gramStart"/>
+      <w:r>
+        <w:t>cd</w:t>
+      </w:r>
+      <w:proofErr w:type="gramEnd"/>
+      <w:r>
+        <w:t xml:space="preserve"> "D:\personnel-ivan\PROJETS-PERSO-LAB\Microsoft Defender for Cloud"</w:t>
       </w:r>
     </w:p>
     <w:p/>
     <w:p>
       <w:r>
-        <w:t>$subId = "512817a3-87c7-4af5-a7ea-829b55885255"</w:t>
+        <w:t>$</w:t>
+      </w:r>
+      <w:proofErr w:type="spellStart"/>
+      <w:r>
+        <w:t>subId</w:t>
+      </w:r>
+      <w:proofErr w:type="spellEnd"/>
+      <w:r>
+        <w:t xml:space="preserve"> = "512817a3-87c7-4af5-a7ea-829b55885255"</w:t>
       </w:r>
     </w:p>
     <w:p/>
     <w:p>
       <w:r>
-        <w:t># 1. Email de contact sécurité (corrige "contact email address for security issues")</w:t>
-      </w:r>
-    </w:p>
-    <w:p>
-      <w:r>
-        <w:t>Set-AzSecurityContact `</w:t>
+        <w:t xml:space="preserve"># 1. </w:t>
+      </w:r>
+      <w:proofErr w:type="gramStart"/>
+      <w:r>
+        <w:t>Email</w:t>
+      </w:r>
+      <w:proofErr w:type="gramEnd"/>
+      <w:r>
+        <w:t xml:space="preserve"> de contact sécurité (corrige "contact </w:t>
+      </w:r>
+      <w:proofErr w:type="gramStart"/>
+      <w:r>
+        <w:t>email</w:t>
+      </w:r>
+      <w:proofErr w:type="gramEnd"/>
+      <w:r>
+        <w:t xml:space="preserve"> </w:t>
+      </w:r>
+      <w:proofErr w:type="spellStart"/>
+      <w:r>
+        <w:t>address</w:t>
+      </w:r>
+      <w:proofErr w:type="spellEnd"/>
+      <w:r>
+        <w:t xml:space="preserve"> for </w:t>
+      </w:r>
+      <w:proofErr w:type="spellStart"/>
+      <w:r>
+        <w:t>security</w:t>
+      </w:r>
+      <w:proofErr w:type="spellEnd"/>
+      <w:r>
+        <w:t xml:space="preserve"> issues")</w:t>
+      </w:r>
+    </w:p>
+    <w:p>
+      <w:r>
+        <w:t>Set-</w:t>
+      </w:r>
+      <w:proofErr w:type="spellStart"/>
+      <w:r>
+        <w:t>AzSecurityContact</w:t>
+      </w:r>
+      <w:proofErr w:type="spellEnd"/>
+      <w:r>
+        <w:t xml:space="preserve"> `</w:t>
       </w:r>
     </w:p>
     <w:p>
@@ -5561,34 +8251,126 @@
     </w:p>
     <w:p>
       <w:r>
-        <w:t xml:space="preserve">    -Email "ngouneivan@gmail.com" `</w:t>
-      </w:r>
-    </w:p>
-    <w:p>
-      <w:r>
-        <w:t xml:space="preserve">    -AlertsToAdmins $true `</w:t>
-      </w:r>
-    </w:p>
-    <w:p>
-      <w:r>
-        <w:t xml:space="preserve">    -AlertNotifications $true</w:t>
-      </w:r>
-    </w:p>
-    <w:p>
-      <w:r>
-        <w:t>Write-Host "OK Contact securite configure" -ForegroundColor Green</w:t>
+        <w:t xml:space="preserve">    -</w:t>
+      </w:r>
+      <w:proofErr w:type="gramStart"/>
+      <w:r>
+        <w:t>Email "</w:t>
+      </w:r>
+      <w:proofErr w:type="gramEnd"/>
+      <w:r>
+        <w:t>ngouneivan@gmail.com" `</w:t>
+      </w:r>
+    </w:p>
+    <w:p>
+      <w:r>
+        <w:t xml:space="preserve">    -</w:t>
+      </w:r>
+      <w:proofErr w:type="spellStart"/>
+      <w:r>
+        <w:t>AlertsToAdmins</w:t>
+      </w:r>
+      <w:proofErr w:type="spellEnd"/>
+      <w:r>
+        <w:t xml:space="preserve"> $</w:t>
+      </w:r>
+      <w:proofErr w:type="spellStart"/>
+      <w:r>
+        <w:t>true</w:t>
+      </w:r>
+      <w:proofErr w:type="spellEnd"/>
+      <w:r>
+        <w:t xml:space="preserve"> `</w:t>
+      </w:r>
+    </w:p>
+    <w:p>
+      <w:r>
+        <w:t xml:space="preserve">    -</w:t>
+      </w:r>
+      <w:proofErr w:type="spellStart"/>
+      <w:r>
+        <w:t>AlertNotifications</w:t>
+      </w:r>
+      <w:proofErr w:type="spellEnd"/>
+      <w:r>
+        <w:t xml:space="preserve"> $</w:t>
+      </w:r>
+      <w:proofErr w:type="spellStart"/>
+      <w:r>
+        <w:t>true</w:t>
+      </w:r>
+      <w:proofErr w:type="spellEnd"/>
+    </w:p>
+    <w:p>
+      <w:r>
+        <w:t xml:space="preserve">Write-Host "OK Contact </w:t>
+      </w:r>
+      <w:proofErr w:type="spellStart"/>
+      <w:r>
+        <w:t>securite</w:t>
+      </w:r>
+      <w:proofErr w:type="spellEnd"/>
+      <w:r>
+        <w:t xml:space="preserve"> configure" -</w:t>
+      </w:r>
+      <w:proofErr w:type="spellStart"/>
+      <w:r>
+        <w:t>ForegroundColor</w:t>
+      </w:r>
+      <w:proofErr w:type="spellEnd"/>
+      <w:r>
+        <w:t xml:space="preserve"> Green</w:t>
       </w:r>
     </w:p>
     <w:p/>
     <w:p>
       <w:r>
-        <w:t># 2. Verifier que le contact est bien enregistre</w:t>
-      </w:r>
-    </w:p>
-    <w:p>
-      <w:r>
-        <w:t>Get-AzSecurityContact | Select-Object Name, Email, AlertsToAdmins, AlertNotifications</w:t>
-      </w:r>
+        <w:t xml:space="preserve"># 2. </w:t>
+      </w:r>
+      <w:proofErr w:type="spellStart"/>
+      <w:r>
+        <w:t>Verifier</w:t>
+      </w:r>
+      <w:proofErr w:type="spellEnd"/>
+      <w:r>
+        <w:t xml:space="preserve"> que le contact est bien </w:t>
+      </w:r>
+      <w:proofErr w:type="gramStart"/>
+      <w:r>
+        <w:t>enregistre</w:t>
+      </w:r>
+      <w:proofErr w:type="gramEnd"/>
+    </w:p>
+    <w:p>
+      <w:proofErr w:type="spellStart"/>
+      <w:r>
+        <w:t>Get-AzSecurityContact</w:t>
+      </w:r>
+      <w:proofErr w:type="spellEnd"/>
+      <w:r>
+        <w:t xml:space="preserve"> | Select-Object Name, </w:t>
+      </w:r>
+      <w:proofErr w:type="gramStart"/>
+      <w:r>
+        <w:t>Email</w:t>
+      </w:r>
+      <w:proofErr w:type="gramEnd"/>
+      <w:r>
+        <w:t xml:space="preserve">, </w:t>
+      </w:r>
+      <w:proofErr w:type="spellStart"/>
+      <w:r>
+        <w:t>AlertsToAdmins</w:t>
+      </w:r>
+      <w:proofErr w:type="spellEnd"/>
+      <w:r>
+        <w:t xml:space="preserve">, </w:t>
+      </w:r>
+      <w:proofErr w:type="spellStart"/>
+      <w:r>
+        <w:t>AlertNotifications</w:t>
+      </w:r>
+      <w:proofErr w:type="spellEnd"/>
     </w:p>
     <w:p>
       <w:r>
@@ -5760,12 +8542,28 @@
     </w:p>
     <w:p>
       <w:r>
-        <w:t>→ Environment Settings (menu gauche)</w:t>
-      </w:r>
-    </w:p>
-    <w:p>
-      <w:r>
-        <w:t>→ Clic sur "Azure subscription 1"</w:t>
+        <w:t xml:space="preserve">→ </w:t>
+      </w:r>
+      <w:proofErr w:type="spellStart"/>
+      <w:r>
+        <w:t>Environment</w:t>
+      </w:r>
+      <w:proofErr w:type="spellEnd"/>
+      <w:r>
+        <w:t xml:space="preserve"> Settings (menu gauche)</w:t>
+      </w:r>
+    </w:p>
+    <w:p>
+      <w:r>
+        <w:t xml:space="preserve">→ Clic sur "Azure </w:t>
+      </w:r>
+      <w:proofErr w:type="spellStart"/>
+      <w:r>
+        <w:t>subscription</w:t>
+      </w:r>
+      <w:proofErr w:type="spellEnd"/>
+      <w:r>
+        <w:t xml:space="preserve"> 1"</w:t>
       </w:r>
     </w:p>
     <w:p>
@@ -5813,7 +8611,15 @@
     </w:p>
     <w:p>
       <w:r>
-        <w:t>→ Email notifications</w:t>
+        <w:t xml:space="preserve">→ </w:t>
+      </w:r>
+      <w:proofErr w:type="gramStart"/>
+      <w:r>
+        <w:t>Email</w:t>
+      </w:r>
+      <w:proofErr w:type="gramEnd"/>
+      <w:r>
+        <w:t xml:space="preserve"> notifications</w:t>
       </w:r>
     </w:p>
     <w:p>
@@ -5928,13 +8734,26 @@
     </w:p>
     <w:p>
       <w:r>
-        <w:t>→ Clic sur "Azure subscription 1"</w:t>
-      </w:r>
-    </w:p>
-    <w:p>
-      <w:r>
-        <w:t>→ Notifications par e-mail</w:t>
-      </w:r>
+        <w:t xml:space="preserve">→ Clic sur "Azure </w:t>
+      </w:r>
+      <w:proofErr w:type="spellStart"/>
+      <w:r>
+        <w:t>subscription</w:t>
+      </w:r>
+      <w:proofErr w:type="spellEnd"/>
+      <w:r>
+        <w:t xml:space="preserve"> 1"</w:t>
+      </w:r>
+    </w:p>
+    <w:p>
+      <w:r>
+        <w:t xml:space="preserve">→ Notifications par </w:t>
+      </w:r>
+      <w:proofErr w:type="gramStart"/>
+      <w:r>
+        <w:t>e-mail</w:t>
+      </w:r>
+      <w:proofErr w:type="gramEnd"/>
     </w:p>
     <w:p>
       <w:r>
@@ -6021,24 +8840,79 @@
       </w:r>
     </w:p>
     <w:p>
-      <w:r>
-        <w:t>emails          : ngouneivan@gmail.com</w:t>
-      </w:r>
-    </w:p>
-    <w:p>
-      <w:r>
-        <w:t>isEnabled       : true</w:t>
-      </w:r>
-    </w:p>
-    <w:p>
+      <w:proofErr w:type="gramStart"/>
+      <w:r>
+        <w:t>emails</w:t>
+      </w:r>
+      <w:proofErr w:type="gramEnd"/>
+      <w:r>
+        <w:t xml:space="preserve">       </w:t>
+      </w:r>
+      <w:proofErr w:type="gramStart"/>
+      <w:r>
+        <w:t xml:space="preserve">   :</w:t>
+      </w:r>
+      <w:proofErr w:type="gramEnd"/>
+      <w:r>
+        <w:t xml:space="preserve"> ngouneivan@gmail.com</w:t>
+      </w:r>
+    </w:p>
+    <w:p>
+      <w:proofErr w:type="spellStart"/>
+      <w:proofErr w:type="gramStart"/>
+      <w:r>
+        <w:t>isEnabled</w:t>
+      </w:r>
+      <w:proofErr w:type="spellEnd"/>
+      <w:proofErr w:type="gramEnd"/>
+      <w:r>
+        <w:t xml:space="preserve">    </w:t>
+      </w:r>
+      <w:proofErr w:type="gramStart"/>
+      <w:r>
+        <w:t xml:space="preserve">   :</w:t>
+      </w:r>
+      <w:proofErr w:type="gramEnd"/>
+      <w:r>
+        <w:t xml:space="preserve"> </w:t>
+      </w:r>
+      <w:proofErr w:type="spellStart"/>
+      <w:r>
+        <w:t>true</w:t>
+      </w:r>
+      <w:proofErr w:type="spellEnd"/>
+    </w:p>
+    <w:p>
+      <w:proofErr w:type="spellStart"/>
+      <w:proofErr w:type="gramStart"/>
       <w:r>
         <w:lastRenderedPageBreak/>
-        <w:t>alertNotifications : High severity → ON</w:t>
-      </w:r>
-    </w:p>
-    <w:p>
-      <w:r>
-        <w:t>notificationsByRole : Owner → ON</w:t>
+        <w:t>alertNotifications</w:t>
+      </w:r>
+      <w:proofErr w:type="spellEnd"/>
+      <w:proofErr w:type="gramEnd"/>
+      <w:r>
+        <w:t xml:space="preserve"> : High </w:t>
+      </w:r>
+      <w:proofErr w:type="spellStart"/>
+      <w:r>
+        <w:t>severity</w:t>
+      </w:r>
+      <w:proofErr w:type="spellEnd"/>
+      <w:r>
+        <w:t xml:space="preserve"> → ON</w:t>
+      </w:r>
+    </w:p>
+    <w:p>
+      <w:proofErr w:type="spellStart"/>
+      <w:proofErr w:type="gramStart"/>
+      <w:r>
+        <w:t>notificationsByRole</w:t>
+      </w:r>
+      <w:proofErr w:type="spellEnd"/>
+      <w:proofErr w:type="gramEnd"/>
+      <w:r>
+        <w:t xml:space="preserve"> : Owner → ON</w:t>
       </w:r>
     </w:p>
     <w:p/>
@@ -6052,8 +8926,17 @@
           <w:b/>
           <w:bCs/>
         </w:rPr>
-        <w:t>2 recommendations</w:t>
-      </w:r>
+        <w:t xml:space="preserve">2 </w:t>
+      </w:r>
+      <w:proofErr w:type="spellStart"/>
+      <w:r>
+        <w:rPr>
+          <w:b/>
+          <w:bCs/>
+        </w:rPr>
+        <w:t>recommendations</w:t>
+      </w:r>
+      <w:proofErr w:type="spellEnd"/>
       <w:r>
         <w:t xml:space="preserve"> d'un coup :</w:t>
       </w:r>
@@ -6065,8 +8948,53 @@
           <w:numId w:val="4"/>
         </w:numPr>
       </w:pPr>
-      <w:r>
-        <w:t xml:space="preserve">Subscriptions should have a contact email address for security issues </w:t>
+      <w:proofErr w:type="spellStart"/>
+      <w:r>
+        <w:t>Subscriptions</w:t>
+      </w:r>
+      <w:proofErr w:type="spellEnd"/>
+      <w:r>
+        <w:t xml:space="preserve"> </w:t>
+      </w:r>
+      <w:proofErr w:type="spellStart"/>
+      <w:r>
+        <w:t>should</w:t>
+      </w:r>
+      <w:proofErr w:type="spellEnd"/>
+      <w:r>
+        <w:t xml:space="preserve"> have </w:t>
+      </w:r>
+      <w:proofErr w:type="gramStart"/>
+      <w:r>
+        <w:t>a</w:t>
+      </w:r>
+      <w:proofErr w:type="gramEnd"/>
+      <w:r>
+        <w:t xml:space="preserve"> contact </w:t>
+      </w:r>
+      <w:proofErr w:type="gramStart"/>
+      <w:r>
+        <w:t>email</w:t>
+      </w:r>
+      <w:proofErr w:type="gramEnd"/>
+      <w:r>
+        <w:t xml:space="preserve"> </w:t>
+      </w:r>
+      <w:proofErr w:type="spellStart"/>
+      <w:r>
+        <w:t>address</w:t>
+      </w:r>
+      <w:proofErr w:type="spellEnd"/>
+      <w:r>
+        <w:t xml:space="preserve"> for </w:t>
+      </w:r>
+      <w:proofErr w:type="spellStart"/>
+      <w:r>
+        <w:t>security</w:t>
+      </w:r>
+      <w:proofErr w:type="spellEnd"/>
+      <w:r>
+        <w:t xml:space="preserve"> issues </w:t>
       </w:r>
       <w:r>
         <w:rPr>
@@ -6082,8 +9010,53 @@
           <w:numId w:val="4"/>
         </w:numPr>
       </w:pPr>
-      <w:r>
-        <w:t xml:space="preserve">Email notification for high severity alerts should be enabled </w:t>
+      <w:proofErr w:type="gramStart"/>
+      <w:r>
+        <w:t>Email</w:t>
+      </w:r>
+      <w:proofErr w:type="gramEnd"/>
+      <w:r>
+        <w:t xml:space="preserve"> notification for high </w:t>
+      </w:r>
+      <w:proofErr w:type="spellStart"/>
+      <w:r>
+        <w:t>severity</w:t>
+      </w:r>
+      <w:proofErr w:type="spellEnd"/>
+      <w:r>
+        <w:t xml:space="preserve"> </w:t>
+      </w:r>
+      <w:proofErr w:type="spellStart"/>
+      <w:r>
+        <w:t>alerts</w:t>
+      </w:r>
+      <w:proofErr w:type="spellEnd"/>
+      <w:r>
+        <w:t xml:space="preserve"> </w:t>
+      </w:r>
+      <w:proofErr w:type="spellStart"/>
+      <w:r>
+        <w:t>should</w:t>
+      </w:r>
+      <w:proofErr w:type="spellEnd"/>
+      <w:r>
+        <w:t xml:space="preserve"> </w:t>
+      </w:r>
+      <w:proofErr w:type="spellStart"/>
+      <w:r>
+        <w:t>be</w:t>
+      </w:r>
+      <w:proofErr w:type="spellEnd"/>
+      <w:r>
+        <w:t xml:space="preserve"> </w:t>
+      </w:r>
+      <w:proofErr w:type="spellStart"/>
+      <w:r>
+        <w:t>enabled</w:t>
+      </w:r>
+      <w:proofErr w:type="spellEnd"/>
+      <w:r>
+        <w:t xml:space="preserve"> </w:t>
       </w:r>
       <w:r>
         <w:rPr>
@@ -6099,8 +9072,45 @@
           <w:numId w:val="4"/>
         </w:numPr>
       </w:pPr>
-      <w:r>
-        <w:t xml:space="preserve">Email notification to subscription owner for high severity alerts </w:t>
+      <w:proofErr w:type="gramStart"/>
+      <w:r>
+        <w:t>Email</w:t>
+      </w:r>
+      <w:proofErr w:type="gramEnd"/>
+      <w:r>
+        <w:t xml:space="preserve"> notification to </w:t>
+      </w:r>
+      <w:proofErr w:type="spellStart"/>
+      <w:r>
+        <w:t>subscription</w:t>
+      </w:r>
+      <w:proofErr w:type="spellEnd"/>
+      <w:r>
+        <w:t xml:space="preserve"> </w:t>
+      </w:r>
+      <w:proofErr w:type="spellStart"/>
+      <w:r>
+        <w:t>owner</w:t>
+      </w:r>
+      <w:proofErr w:type="spellEnd"/>
+      <w:r>
+        <w:t xml:space="preserve"> for high </w:t>
+      </w:r>
+      <w:proofErr w:type="spellStart"/>
+      <w:r>
+        <w:t>severity</w:t>
+      </w:r>
+      <w:proofErr w:type="spellEnd"/>
+      <w:r>
+        <w:t xml:space="preserve"> </w:t>
+      </w:r>
+      <w:proofErr w:type="spellStart"/>
+      <w:r>
+        <w:t>alerts</w:t>
+      </w:r>
+      <w:proofErr w:type="spellEnd"/>
+      <w:r>
+        <w:t xml:space="preserve"> </w:t>
       </w:r>
     </w:p>
     <w:p/>
@@ -6123,7 +9133,15 @@
     </w:p>
     <w:p>
       <w:r>
-        <w:t>Le tableau montrait CloudPosture = Free et Arm = Free. On les active :</w:t>
+        <w:t xml:space="preserve">Le tableau montrait </w:t>
+      </w:r>
+      <w:proofErr w:type="spellStart"/>
+      <w:r>
+        <w:t>CloudPosture</w:t>
+      </w:r>
+      <w:proofErr w:type="spellEnd"/>
+      <w:r>
+        <w:t xml:space="preserve"> = Free et Arm = Free. On les active :</w:t>
       </w:r>
     </w:p>
     <w:p>
@@ -6133,22 +9151,94 @@
     </w:p>
     <w:p>
       <w:r>
-        <w:t># Pourquoi : protège les opérations ARM (create/delete/modify ressources Azure)</w:t>
-      </w:r>
-    </w:p>
-    <w:p>
-      <w:r>
-        <w:t># → corrige "Microsoft Defender for Resource Manager should be enabled"</w:t>
-      </w:r>
-    </w:p>
-    <w:p>
-      <w:r>
-        <w:t>Set-AzSecurityPricing -Name "Arm" -PricingTier "Standard"</w:t>
-      </w:r>
-    </w:p>
-    <w:p>
-      <w:r>
-        <w:t>Write-Host "OK Defender for ARM actif" -ForegroundColor Green</w:t>
+        <w:t># Pourquoi : protège les opérations ARM (</w:t>
+      </w:r>
+      <w:proofErr w:type="spellStart"/>
+      <w:r>
+        <w:t>create</w:t>
+      </w:r>
+      <w:proofErr w:type="spellEnd"/>
+      <w:r>
+        <w:t>/</w:t>
+      </w:r>
+      <w:proofErr w:type="spellStart"/>
+      <w:r>
+        <w:t>delete</w:t>
+      </w:r>
+      <w:proofErr w:type="spellEnd"/>
+      <w:r>
+        <w:t>/</w:t>
+      </w:r>
+      <w:proofErr w:type="spellStart"/>
+      <w:r>
+        <w:t>modify</w:t>
+      </w:r>
+      <w:proofErr w:type="spellEnd"/>
+      <w:r>
+        <w:t xml:space="preserve"> ressources Azure)</w:t>
+      </w:r>
+    </w:p>
+    <w:p>
+      <w:r>
+        <w:t xml:space="preserve"># → corrige "Microsoft Defender for Resource Manager </w:t>
+      </w:r>
+      <w:proofErr w:type="spellStart"/>
+      <w:r>
+        <w:t>should</w:t>
+      </w:r>
+      <w:proofErr w:type="spellEnd"/>
+      <w:r>
+        <w:t xml:space="preserve"> </w:t>
+      </w:r>
+      <w:proofErr w:type="spellStart"/>
+      <w:r>
+        <w:t>be</w:t>
+      </w:r>
+      <w:proofErr w:type="spellEnd"/>
+      <w:r>
+        <w:t xml:space="preserve"> </w:t>
+      </w:r>
+      <w:proofErr w:type="spellStart"/>
+      <w:r>
+        <w:t>enabled</w:t>
+      </w:r>
+      <w:proofErr w:type="spellEnd"/>
+      <w:r>
+        <w:t>"</w:t>
+      </w:r>
+    </w:p>
+    <w:p>
+      <w:r>
+        <w:t>Set-</w:t>
+      </w:r>
+      <w:proofErr w:type="spellStart"/>
+      <w:r>
+        <w:t>AzSecurityPricing</w:t>
+      </w:r>
+      <w:proofErr w:type="spellEnd"/>
+      <w:r>
+        <w:t xml:space="preserve"> -Name "Arm" -</w:t>
+      </w:r>
+      <w:proofErr w:type="spellStart"/>
+      <w:r>
+        <w:t>PricingTier</w:t>
+      </w:r>
+      <w:proofErr w:type="spellEnd"/>
+      <w:r>
+        <w:t xml:space="preserve"> "Standard"</w:t>
+      </w:r>
+    </w:p>
+    <w:p>
+      <w:r>
+        <w:t>Write-Host "OK Defender for ARM actif" -</w:t>
+      </w:r>
+      <w:proofErr w:type="spellStart"/>
+      <w:r>
+        <w:t>ForegroundColor</w:t>
+      </w:r>
+      <w:proofErr w:type="spellEnd"/>
+      <w:r>
+        <w:t xml:space="preserve"> Green</w:t>
       </w:r>
     </w:p>
     <w:p/>
@@ -6159,22 +9249,94 @@
     </w:p>
     <w:p>
       <w:r>
-        <w:t># Pourquoi : débloque Attack Paths, Cloud Security Graph, agentless scanning</w:t>
-      </w:r>
-    </w:p>
-    <w:p>
-      <w:r>
-        <w:t># → corrige "Microsoft Defender CSPM should be enabled"</w:t>
-      </w:r>
-    </w:p>
-    <w:p>
-      <w:r>
-        <w:t>Set-AzSecurityPricing -Name "CloudPosture" -PricingTier "Standard"</w:t>
-      </w:r>
-    </w:p>
-    <w:p>
-      <w:r>
-        <w:t>Write-Host "OK Defender CSPM avance actif" -ForegroundColor Green</w:t>
+        <w:t xml:space="preserve"># Pourquoi : débloque Attack </w:t>
+      </w:r>
+      <w:proofErr w:type="spellStart"/>
+      <w:r>
+        <w:t>Paths</w:t>
+      </w:r>
+      <w:proofErr w:type="spellEnd"/>
+      <w:r>
+        <w:t xml:space="preserve">, Cloud Security Graph, </w:t>
+      </w:r>
+      <w:proofErr w:type="spellStart"/>
+      <w:r>
+        <w:t>agentless</w:t>
+      </w:r>
+      <w:proofErr w:type="spellEnd"/>
+      <w:r>
+        <w:t xml:space="preserve"> scanning</w:t>
+      </w:r>
+    </w:p>
+    <w:p>
+      <w:r>
+        <w:t xml:space="preserve"># → corrige "Microsoft Defender CSPM </w:t>
+      </w:r>
+      <w:proofErr w:type="spellStart"/>
+      <w:r>
+        <w:t>should</w:t>
+      </w:r>
+      <w:proofErr w:type="spellEnd"/>
+      <w:r>
+        <w:t xml:space="preserve"> </w:t>
+      </w:r>
+      <w:proofErr w:type="spellStart"/>
+      <w:r>
+        <w:t>be</w:t>
+      </w:r>
+      <w:proofErr w:type="spellEnd"/>
+      <w:r>
+        <w:t xml:space="preserve"> </w:t>
+      </w:r>
+      <w:proofErr w:type="spellStart"/>
+      <w:r>
+        <w:t>enabled</w:t>
+      </w:r>
+      <w:proofErr w:type="spellEnd"/>
+      <w:r>
+        <w:t>"</w:t>
+      </w:r>
+    </w:p>
+    <w:p>
+      <w:r>
+        <w:t>Set-</w:t>
+      </w:r>
+      <w:proofErr w:type="spellStart"/>
+      <w:r>
+        <w:t>AzSecurityPricing</w:t>
+      </w:r>
+      <w:proofErr w:type="spellEnd"/>
+      <w:r>
+        <w:t xml:space="preserve"> -Name "</w:t>
+      </w:r>
+      <w:proofErr w:type="spellStart"/>
+      <w:r>
+        <w:t>CloudPosture</w:t>
+      </w:r>
+      <w:proofErr w:type="spellEnd"/>
+      <w:r>
+        <w:t>" -</w:t>
+      </w:r>
+      <w:proofErr w:type="spellStart"/>
+      <w:r>
+        <w:t>PricingTier</w:t>
+      </w:r>
+      <w:proofErr w:type="spellEnd"/>
+      <w:r>
+        <w:t xml:space="preserve"> "Standard"</w:t>
+      </w:r>
+    </w:p>
+    <w:p>
+      <w:r>
+        <w:t>Write-Host "OK Defender CSPM avance actif" -</w:t>
+      </w:r>
+      <w:proofErr w:type="spellStart"/>
+      <w:r>
+        <w:t>ForegroundColor</w:t>
+      </w:r>
+      <w:proofErr w:type="spellEnd"/>
+      <w:r>
+        <w:t xml:space="preserve"> Green</w:t>
       </w:r>
     </w:p>
     <w:p/>
@@ -6184,20 +9346,46 @@
       </w:r>
     </w:p>
     <w:p>
-      <w:r>
-        <w:t>Get-AzSecurityPricing |</w:t>
-      </w:r>
-    </w:p>
-    <w:p>
-      <w:r>
-        <w:t xml:space="preserve">    Where-Object { $_.Name -in @("Arm","CloudPosture","FoundationalCspm") } |</w:t>
+      <w:proofErr w:type="spellStart"/>
+      <w:r>
+        <w:t>Get-AzSecurityPricing</w:t>
+      </w:r>
+      <w:proofErr w:type="spellEnd"/>
+      <w:r>
+        <w:t xml:space="preserve"> |</w:t>
+      </w:r>
+    </w:p>
+    <w:p>
+      <w:r>
+        <w:t xml:space="preserve">    Where-Object </w:t>
+      </w:r>
+      <w:proofErr w:type="gramStart"/>
+      <w:r>
+        <w:t>{ $_.Name</w:t>
+      </w:r>
+      <w:proofErr w:type="gramEnd"/>
+      <w:r>
+        <w:t xml:space="preserve"> -in @("Arm","CloudPosture","FoundationalCspm"</w:t>
+      </w:r>
+      <w:proofErr w:type="gramStart"/>
+      <w:r>
+        <w:t>) }</w:t>
+      </w:r>
+      <w:proofErr w:type="gramEnd"/>
+      <w:r>
+        <w:t xml:space="preserve"> |</w:t>
       </w:r>
     </w:p>
     <w:p>
       <w:r>
         <w:lastRenderedPageBreak/>
-        <w:t xml:space="preserve">    Select-Object Name, PricingTier</w:t>
-      </w:r>
+        <w:t xml:space="preserve">    Select-Object Name, </w:t>
+      </w:r>
+      <w:proofErr w:type="spellStart"/>
+      <w:r>
+        <w:t>PricingTier</w:t>
+      </w:r>
+      <w:proofErr w:type="spellEnd"/>
     </w:p>
     <w:p>
       <w:r>
@@ -6296,6 +9484,1042 @@
         </w:drawing>
       </w:r>
     </w:p>
+    <w:p>
+      <w:pPr>
+        <w:rPr>
+          <w:b/>
+          <w:bCs/>
+        </w:rPr>
+      </w:pPr>
+      <w:r>
+        <w:rPr>
+          <w:b/>
+          <w:bCs/>
+        </w:rPr>
+        <w:t>Portail Azure (FR) — vue équivalente</w:t>
+      </w:r>
+    </w:p>
+    <w:p>
+      <w:r>
+        <w:t>portal.azure.com</w:t>
+      </w:r>
+    </w:p>
+    <w:p>
+      <w:r>
+        <w:t>→ Microsoft Defender pour le cloud</w:t>
+      </w:r>
+    </w:p>
+    <w:p>
+      <w:r>
+        <w:t>→ Paramètres d'environnement</w:t>
+      </w:r>
+    </w:p>
+    <w:p>
+      <w:r>
+        <w:t xml:space="preserve">→ Clic "Azure </w:t>
+      </w:r>
+      <w:proofErr w:type="spellStart"/>
+      <w:r>
+        <w:t>subscription</w:t>
+      </w:r>
+      <w:proofErr w:type="spellEnd"/>
+      <w:r>
+        <w:t xml:space="preserve"> 1"</w:t>
+      </w:r>
+    </w:p>
+    <w:p>
+      <w:r>
+        <w:t>→ Plans Defender</w:t>
+      </w:r>
+    </w:p>
+    <w:p>
+      <w:r>
+        <w:t>→ Tu dois voir : ARM = Activé, CSPM = Activé</w:t>
+      </w:r>
+    </w:p>
+    <w:p>
+      <w:r>
+        <w:rPr>
+          <w:noProof/>
+        </w:rPr>
+        <w:drawing>
+          <wp:inline distT="0" distB="0" distL="0" distR="0" wp14:anchorId="7439A2B1" wp14:editId="01954185">
+            <wp:extent cx="5760720" cy="1505585"/>
+            <wp:effectExtent l="0" t="0" r="0" b="0"/>
+            <wp:docPr id="1894734758" name="Image 1"/>
+            <wp:cNvGraphicFramePr>
+              <a:graphicFrameLocks xmlns:a="http://schemas.openxmlformats.org/drawingml/2006/main" noChangeAspect="1"/>
+            </wp:cNvGraphicFramePr>
+            <a:graphic xmlns:a="http://schemas.openxmlformats.org/drawingml/2006/main">
+              <a:graphicData uri="http://schemas.openxmlformats.org/drawingml/2006/picture">
+                <pic:pic xmlns:pic="http://schemas.openxmlformats.org/drawingml/2006/picture">
+                  <pic:nvPicPr>
+                    <pic:cNvPr id="1894734758" name=""/>
+                    <pic:cNvPicPr/>
+                  </pic:nvPicPr>
+                  <pic:blipFill>
+                    <a:blip r:embed="rId43"/>
+                    <a:stretch>
+                      <a:fillRect/>
+                    </a:stretch>
+                  </pic:blipFill>
+                  <pic:spPr>
+                    <a:xfrm>
+                      <a:off x="0" y="0"/>
+                      <a:ext cx="5760720" cy="1505585"/>
+                    </a:xfrm>
+                    <a:prstGeom prst="rect">
+                      <a:avLst/>
+                    </a:prstGeom>
+                  </pic:spPr>
+                </pic:pic>
+              </a:graphicData>
+            </a:graphic>
+          </wp:inline>
+        </w:drawing>
+      </w:r>
+    </w:p>
+    <w:p/>
+    <w:p>
+      <w:pPr>
+        <w:rPr>
+          <w:b/>
+          <w:bCs/>
+        </w:rPr>
+      </w:pPr>
+      <w:r>
+        <w:rPr>
+          <w:b/>
+          <w:bCs/>
+        </w:rPr>
+        <w:lastRenderedPageBreak/>
+        <w:t xml:space="preserve">Groupe 3 — Deuxième </w:t>
+      </w:r>
+      <w:proofErr w:type="spellStart"/>
+      <w:r>
+        <w:rPr>
+          <w:b/>
+          <w:bCs/>
+        </w:rPr>
+        <w:t>owner</w:t>
+      </w:r>
+      <w:proofErr w:type="spellEnd"/>
+      <w:r>
+        <w:rPr>
+          <w:b/>
+          <w:bCs/>
+        </w:rPr>
+        <w:t xml:space="preserve"> sur la </w:t>
+      </w:r>
+      <w:proofErr w:type="spellStart"/>
+      <w:r>
+        <w:rPr>
+          <w:b/>
+          <w:bCs/>
+        </w:rPr>
+        <w:t>subscription</w:t>
+      </w:r>
+      <w:proofErr w:type="spellEnd"/>
+    </w:p>
+    <w:p>
+      <w:r>
+        <w:t xml:space="preserve">La </w:t>
+      </w:r>
+      <w:proofErr w:type="spellStart"/>
+      <w:r>
+        <w:t>recommendation</w:t>
+      </w:r>
+      <w:proofErr w:type="spellEnd"/>
+      <w:r>
+        <w:t xml:space="preserve"> There </w:t>
+      </w:r>
+      <w:proofErr w:type="spellStart"/>
+      <w:r>
+        <w:t>should</w:t>
+      </w:r>
+      <w:proofErr w:type="spellEnd"/>
+      <w:r>
+        <w:t xml:space="preserve"> </w:t>
+      </w:r>
+      <w:proofErr w:type="spellStart"/>
+      <w:r>
+        <w:t>be</w:t>
+      </w:r>
+      <w:proofErr w:type="spellEnd"/>
+      <w:r>
+        <w:t xml:space="preserve"> more </w:t>
+      </w:r>
+      <w:proofErr w:type="spellStart"/>
+      <w:r>
+        <w:t>than</w:t>
+      </w:r>
+      <w:proofErr w:type="spellEnd"/>
+      <w:r>
+        <w:t xml:space="preserve"> one </w:t>
+      </w:r>
+      <w:proofErr w:type="spellStart"/>
+      <w:r>
+        <w:t>owner</w:t>
+      </w:r>
+      <w:proofErr w:type="spellEnd"/>
+      <w:r>
+        <w:t xml:space="preserve"> </w:t>
+      </w:r>
+      <w:proofErr w:type="spellStart"/>
+      <w:r>
+        <w:t>assigned</w:t>
+      </w:r>
+      <w:proofErr w:type="spellEnd"/>
+      <w:r>
+        <w:t xml:space="preserve"> to </w:t>
+      </w:r>
+      <w:proofErr w:type="spellStart"/>
+      <w:r>
+        <w:t>subscriptions</w:t>
+      </w:r>
+      <w:proofErr w:type="spellEnd"/>
+      <w:r>
+        <w:t xml:space="preserve"> est un </w:t>
+      </w:r>
+      <w:r>
+        <w:rPr>
+          <w:b/>
+          <w:bCs/>
+        </w:rPr>
+        <w:t xml:space="preserve">quick </w:t>
+      </w:r>
+      <w:proofErr w:type="spellStart"/>
+      <w:r>
+        <w:rPr>
+          <w:b/>
+          <w:bCs/>
+        </w:rPr>
+        <w:t>win</w:t>
+      </w:r>
+      <w:proofErr w:type="spellEnd"/>
+      <w:r>
+        <w:rPr>
+          <w:b/>
+          <w:bCs/>
+        </w:rPr>
+        <w:t xml:space="preserve"> pur</w:t>
+      </w:r>
+      <w:r>
+        <w:t xml:space="preserve"> — ajouter un second compte Owner.</w:t>
+      </w:r>
+    </w:p>
+    <w:p>
+      <w:r>
+        <w:t xml:space="preserve"># Voir les </w:t>
+      </w:r>
+      <w:proofErr w:type="spellStart"/>
+      <w:r>
+        <w:t>owners</w:t>
+      </w:r>
+      <w:proofErr w:type="spellEnd"/>
+      <w:r>
+        <w:t xml:space="preserve"> actuels</w:t>
+      </w:r>
+    </w:p>
+    <w:p>
+      <w:proofErr w:type="spellStart"/>
+      <w:r>
+        <w:t>Get-AzRoleAssignment</w:t>
+      </w:r>
+      <w:proofErr w:type="spellEnd"/>
+      <w:r>
+        <w:t xml:space="preserve"> -Scope "/</w:t>
+      </w:r>
+      <w:proofErr w:type="spellStart"/>
+      <w:r>
+        <w:t>subscriptions</w:t>
+      </w:r>
+      <w:proofErr w:type="spellEnd"/>
+      <w:r>
+        <w:t>/$</w:t>
+      </w:r>
+      <w:proofErr w:type="spellStart"/>
+      <w:r>
+        <w:t>subId</w:t>
+      </w:r>
+      <w:proofErr w:type="spellEnd"/>
+      <w:r>
+        <w:t>" |</w:t>
+      </w:r>
+    </w:p>
+    <w:p>
+      <w:r>
+        <w:t xml:space="preserve">    Where-Object </w:t>
+      </w:r>
+      <w:proofErr w:type="gramStart"/>
+      <w:r>
+        <w:t>{ $_.</w:t>
+      </w:r>
+      <w:proofErr w:type="spellStart"/>
+      <w:r>
+        <w:t>RoleDefinitionName</w:t>
+      </w:r>
+      <w:proofErr w:type="spellEnd"/>
+      <w:proofErr w:type="gramEnd"/>
+      <w:r>
+        <w:t xml:space="preserve"> -eq "Owner</w:t>
+      </w:r>
+      <w:proofErr w:type="gramStart"/>
+      <w:r>
+        <w:t>" }</w:t>
+      </w:r>
+      <w:proofErr w:type="gramEnd"/>
+      <w:r>
+        <w:t xml:space="preserve"> |</w:t>
+      </w:r>
+    </w:p>
+    <w:p>
+      <w:r>
+        <w:t xml:space="preserve">    Select-Object </w:t>
+      </w:r>
+      <w:proofErr w:type="spellStart"/>
+      <w:r>
+        <w:t>DisplayName</w:t>
+      </w:r>
+      <w:proofErr w:type="spellEnd"/>
+      <w:r>
+        <w:t xml:space="preserve">, </w:t>
+      </w:r>
+      <w:proofErr w:type="spellStart"/>
+      <w:r>
+        <w:t>SignInName</w:t>
+      </w:r>
+      <w:proofErr w:type="spellEnd"/>
+      <w:r>
+        <w:t xml:space="preserve">, </w:t>
+      </w:r>
+      <w:proofErr w:type="spellStart"/>
+      <w:r>
+        <w:t>RoleDefinitionName</w:t>
+      </w:r>
+      <w:proofErr w:type="spellEnd"/>
+    </w:p>
+    <w:p/>
+    <w:p>
+      <w:r>
+        <w:t>Deux cas :</w:t>
+      </w:r>
+    </w:p>
+    <w:p>
+      <w:pPr>
+        <w:numPr>
+          <w:ilvl w:val="0"/>
+          <w:numId w:val="5"/>
+        </w:numPr>
+      </w:pPr>
+      <w:r>
+        <w:rPr>
+          <w:b/>
+          <w:bCs/>
+        </w:rPr>
+        <w:t>Tu as un second compte Microsoft</w:t>
+      </w:r>
+      <w:r>
+        <w:t xml:space="preserve"> → on lui donne le rôle Owner via portail</w:t>
+      </w:r>
+    </w:p>
+    <w:p>
+      <w:pPr>
+        <w:numPr>
+          <w:ilvl w:val="0"/>
+          <w:numId w:val="5"/>
+        </w:numPr>
+      </w:pPr>
+      <w:r>
+        <w:rPr>
+          <w:b/>
+          <w:bCs/>
+        </w:rPr>
+        <w:t>Tu n'as qu'un seul compte</w:t>
+      </w:r>
+      <w:r>
+        <w:t xml:space="preserve"> → on documente le contournement (acceptable en </w:t>
+      </w:r>
+      <w:proofErr w:type="spellStart"/>
+      <w:r>
+        <w:t>lab</w:t>
+      </w:r>
+      <w:proofErr w:type="spellEnd"/>
+      <w:r>
+        <w:t>)</w:t>
+      </w:r>
+    </w:p>
+    <w:p/>
+    <w:p/>
+    <w:p>
+      <w:r>
+        <w:t xml:space="preserve">Groupe 4 — Audit </w:t>
+      </w:r>
+      <w:proofErr w:type="spellStart"/>
+      <w:r>
+        <w:t>logging</w:t>
+      </w:r>
+      <w:proofErr w:type="spellEnd"/>
+      <w:r>
+        <w:t xml:space="preserve"> (Logic Apps)</w:t>
+      </w:r>
+    </w:p>
+    <w:p>
+      <w:r>
+        <w:t xml:space="preserve"># Voir les Logic Apps existantes dans la </w:t>
+      </w:r>
+      <w:proofErr w:type="spellStart"/>
+      <w:r>
+        <w:t>subscription</w:t>
+      </w:r>
+      <w:proofErr w:type="spellEnd"/>
+    </w:p>
+    <w:p>
+      <w:proofErr w:type="spellStart"/>
+      <w:r>
+        <w:t>Get-AzLogicApp</w:t>
+      </w:r>
+      <w:proofErr w:type="spellEnd"/>
+      <w:r>
+        <w:t xml:space="preserve"> | Select-Object Name, </w:t>
+      </w:r>
+      <w:proofErr w:type="spellStart"/>
+      <w:r>
+        <w:t>ResourceGroupName</w:t>
+      </w:r>
+      <w:proofErr w:type="spellEnd"/>
+      <w:r>
+        <w:t>, Location, State</w:t>
+      </w:r>
+    </w:p>
+    <w:p>
+      <w:r>
+        <w:rPr>
+          <w:noProof/>
+        </w:rPr>
+        <w:drawing>
+          <wp:inline distT="0" distB="0" distL="0" distR="0" wp14:anchorId="0ADA4862" wp14:editId="603E7F24">
+            <wp:extent cx="5760720" cy="1043305"/>
+            <wp:effectExtent l="0" t="0" r="0" b="4445"/>
+            <wp:docPr id="336538276" name="Image 1"/>
+            <wp:cNvGraphicFramePr>
+              <a:graphicFrameLocks xmlns:a="http://schemas.openxmlformats.org/drawingml/2006/main" noChangeAspect="1"/>
+            </wp:cNvGraphicFramePr>
+            <a:graphic xmlns:a="http://schemas.openxmlformats.org/drawingml/2006/main">
+              <a:graphicData uri="http://schemas.openxmlformats.org/drawingml/2006/picture">
+                <pic:pic xmlns:pic="http://schemas.openxmlformats.org/drawingml/2006/picture">
+                  <pic:nvPicPr>
+                    <pic:cNvPr id="336538276" name=""/>
+                    <pic:cNvPicPr/>
+                  </pic:nvPicPr>
+                  <pic:blipFill>
+                    <a:blip r:embed="rId44"/>
+                    <a:stretch>
+                      <a:fillRect/>
+                    </a:stretch>
+                  </pic:blipFill>
+                  <pic:spPr>
+                    <a:xfrm>
+                      <a:off x="0" y="0"/>
+                      <a:ext cx="5760720" cy="1043305"/>
+                    </a:xfrm>
+                    <a:prstGeom prst="rect">
+                      <a:avLst/>
+                    </a:prstGeom>
+                  </pic:spPr>
+                </pic:pic>
+              </a:graphicData>
+            </a:graphic>
+          </wp:inline>
+        </w:drawing>
+      </w:r>
+    </w:p>
+    <w:p>
+      <w:r>
+        <w:t xml:space="preserve">Si aucune Logic App → la </w:t>
+      </w:r>
+      <w:proofErr w:type="spellStart"/>
+      <w:r>
+        <w:t>recommendation</w:t>
+      </w:r>
+      <w:proofErr w:type="spellEnd"/>
+      <w:r>
+        <w:t xml:space="preserve"> disparaît d'elle-même car pas de ressource concernée. On le documente.</w:t>
+      </w:r>
+    </w:p>
+    <w:p/>
+    <w:p>
+      <w:pPr>
+        <w:rPr>
+          <w:b/>
+          <w:bCs/>
+        </w:rPr>
+      </w:pPr>
+      <w:r>
+        <w:rPr>
+          <w:b/>
+          <w:bCs/>
+        </w:rPr>
+        <w:t>Groupe 5 — Mesure intermédiaire du score</w:t>
+      </w:r>
+    </w:p>
+    <w:p>
+      <w:r>
+        <w:t>Après les corrections Groupe 1 et 2, le score a probablement déjà bougé. On mesure :</w:t>
+      </w:r>
+    </w:p>
+    <w:p>
+      <w:r>
+        <w:t># Secure Score actuel (après corrections)</w:t>
+      </w:r>
+    </w:p>
+    <w:p>
+      <w:proofErr w:type="spellStart"/>
+      <w:r>
+        <w:t>Get-AzSecuritySecureScore</w:t>
+      </w:r>
+      <w:proofErr w:type="spellEnd"/>
+      <w:r>
+        <w:t xml:space="preserve"> |</w:t>
+      </w:r>
+    </w:p>
+    <w:p>
+      <w:r>
+        <w:t xml:space="preserve">    Where-Object Name -eq "</w:t>
+      </w:r>
+      <w:proofErr w:type="spellStart"/>
+      <w:r>
+        <w:t>ascScore</w:t>
+      </w:r>
+      <w:proofErr w:type="spellEnd"/>
+      <w:r>
+        <w:t>" |</w:t>
+      </w:r>
+    </w:p>
+    <w:p>
+      <w:r>
+        <w:lastRenderedPageBreak/>
+        <w:t xml:space="preserve">    Select-Object Name, </w:t>
+      </w:r>
+      <w:proofErr w:type="spellStart"/>
+      <w:r>
+        <w:t>CurrentScore</w:t>
+      </w:r>
+      <w:proofErr w:type="spellEnd"/>
+      <w:r>
+        <w:t xml:space="preserve">, </w:t>
+      </w:r>
+      <w:proofErr w:type="spellStart"/>
+      <w:r>
+        <w:t>MaxScore</w:t>
+      </w:r>
+      <w:proofErr w:type="spellEnd"/>
+      <w:r>
+        <w:t>,</w:t>
+      </w:r>
+    </w:p>
+    <w:p>
+      <w:r>
+        <w:t xml:space="preserve">        </w:t>
+      </w:r>
+      <w:proofErr w:type="gramStart"/>
+      <w:r>
+        <w:t>@{</w:t>
+      </w:r>
+      <w:proofErr w:type="gramEnd"/>
+      <w:r>
+        <w:t>N="Percentage</w:t>
+      </w:r>
+      <w:proofErr w:type="gramStart"/>
+      <w:r>
+        <w:t>";</w:t>
+      </w:r>
+      <w:proofErr w:type="gramEnd"/>
+      <w:r>
+        <w:t xml:space="preserve"> E</w:t>
+      </w:r>
+      <w:proofErr w:type="gramStart"/>
+      <w:r>
+        <w:t>={ [</w:t>
+      </w:r>
+      <w:proofErr w:type="gramEnd"/>
+      <w:r>
+        <w:t>math</w:t>
+      </w:r>
+      <w:proofErr w:type="gramStart"/>
+      <w:r>
+        <w:t>]::Round(</w:t>
+      </w:r>
+      <w:proofErr w:type="gramEnd"/>
+      <w:r>
+        <w:t>$</w:t>
+      </w:r>
+      <w:proofErr w:type="gramStart"/>
+      <w:r>
+        <w:t>_.Percentage</w:t>
+      </w:r>
+      <w:proofErr w:type="gramEnd"/>
+      <w:r>
+        <w:t xml:space="preserve"> * 100, 1</w:t>
+      </w:r>
+      <w:proofErr w:type="gramStart"/>
+      <w:r>
+        <w:t>) }</w:t>
+      </w:r>
+      <w:proofErr w:type="gramEnd"/>
+      <w:r>
+        <w:t>}</w:t>
+      </w:r>
+    </w:p>
+    <w:p>
+      <w:r>
+        <w:rPr>
+          <w:noProof/>
+        </w:rPr>
+        <w:drawing>
+          <wp:inline distT="0" distB="0" distL="0" distR="0" wp14:anchorId="20DD9467" wp14:editId="478C2517">
+            <wp:extent cx="5760720" cy="1511300"/>
+            <wp:effectExtent l="0" t="0" r="0" b="0"/>
+            <wp:docPr id="1981980104" name="Image 1"/>
+            <wp:cNvGraphicFramePr>
+              <a:graphicFrameLocks xmlns:a="http://schemas.openxmlformats.org/drawingml/2006/main" noChangeAspect="1"/>
+            </wp:cNvGraphicFramePr>
+            <a:graphic xmlns:a="http://schemas.openxmlformats.org/drawingml/2006/main">
+              <a:graphicData uri="http://schemas.openxmlformats.org/drawingml/2006/picture">
+                <pic:pic xmlns:pic="http://schemas.openxmlformats.org/drawingml/2006/picture">
+                  <pic:nvPicPr>
+                    <pic:cNvPr id="1981980104" name=""/>
+                    <pic:cNvPicPr/>
+                  </pic:nvPicPr>
+                  <pic:blipFill>
+                    <a:blip r:embed="rId45"/>
+                    <a:stretch>
+                      <a:fillRect/>
+                    </a:stretch>
+                  </pic:blipFill>
+                  <pic:spPr>
+                    <a:xfrm>
+                      <a:off x="0" y="0"/>
+                      <a:ext cx="5760720" cy="1511300"/>
+                    </a:xfrm>
+                    <a:prstGeom prst="rect">
+                      <a:avLst/>
+                    </a:prstGeom>
+                  </pic:spPr>
+                </pic:pic>
+              </a:graphicData>
+            </a:graphic>
+          </wp:inline>
+        </w:drawing>
+      </w:r>
+    </w:p>
+    <w:p>
+      <w:proofErr w:type="gramStart"/>
+      <w:r>
+        <w:t>on</w:t>
+      </w:r>
+      <w:proofErr w:type="gramEnd"/>
+      <w:r>
+        <w:t xml:space="preserve"> peut déclencher un re-scan de conformité Azure Policy qui alimente le Secure Score. Ce n'est pas instantané (5-15 min) mais c'est bien plus rapide que d'attendre le cycle automatique de 24h.</w:t>
+      </w:r>
+    </w:p>
+    <w:p/>
+    <w:p>
+      <w:r>
+        <w:t xml:space="preserve"># Déclenche une évaluation complète des politiques Azure sur la </w:t>
+      </w:r>
+      <w:proofErr w:type="spellStart"/>
+      <w:r>
+        <w:t>subscription</w:t>
+      </w:r>
+      <w:proofErr w:type="spellEnd"/>
+    </w:p>
+    <w:p>
+      <w:r>
+        <w:t xml:space="preserve"># C'est ce qui recalcule les </w:t>
+      </w:r>
+      <w:proofErr w:type="spellStart"/>
+      <w:r>
+        <w:t>assessments</w:t>
+      </w:r>
+      <w:proofErr w:type="spellEnd"/>
+      <w:r>
+        <w:t xml:space="preserve"> → met à jour le Secure Score</w:t>
+      </w:r>
+    </w:p>
+    <w:p>
+      <w:proofErr w:type="spellStart"/>
+      <w:r>
+        <w:t>Invoke-AzRestMethod</w:t>
+      </w:r>
+      <w:proofErr w:type="spellEnd"/>
+      <w:r>
+        <w:t xml:space="preserve"> `</w:t>
+      </w:r>
+    </w:p>
+    <w:p>
+      <w:r>
+        <w:t xml:space="preserve">    -Method POST `</w:t>
+      </w:r>
+    </w:p>
+    <w:p>
+      <w:r>
+        <w:t xml:space="preserve">    -Path "/subscriptions/$subId/providers/Microsoft.PolicyInsights/policyStates/default/</w:t>
+      </w:r>
+      <w:proofErr w:type="gramStart"/>
+      <w:r>
+        <w:t>triggerEvaluation?</w:t>
+      </w:r>
+      <w:proofErr w:type="gramEnd"/>
+      <w:r>
+        <w:t>api-version=2019-10-01"</w:t>
+      </w:r>
+    </w:p>
+    <w:p/>
+    <w:p>
+      <w:r>
+        <w:t>Write-Host "Scan lance - attendre 5-15 min puis remesurer le score" -</w:t>
+      </w:r>
+      <w:proofErr w:type="spellStart"/>
+      <w:r>
+        <w:t>ForegroundColor</w:t>
+      </w:r>
+      <w:proofErr w:type="spellEnd"/>
+      <w:r>
+        <w:t xml:space="preserve"> Yellow</w:t>
+      </w:r>
+    </w:p>
+    <w:p>
+      <w:r>
+        <w:rPr>
+          <w:noProof/>
+        </w:rPr>
+        <w:drawing>
+          <wp:inline distT="0" distB="0" distL="0" distR="0" wp14:anchorId="6B2F2807" wp14:editId="75CDD898">
+            <wp:extent cx="5357625" cy="2667000"/>
+            <wp:effectExtent l="0" t="0" r="0" b="0"/>
+            <wp:docPr id="713546048" name="Image 1"/>
+            <wp:cNvGraphicFramePr>
+              <a:graphicFrameLocks xmlns:a="http://schemas.openxmlformats.org/drawingml/2006/main" noChangeAspect="1"/>
+            </wp:cNvGraphicFramePr>
+            <a:graphic xmlns:a="http://schemas.openxmlformats.org/drawingml/2006/main">
+              <a:graphicData uri="http://schemas.openxmlformats.org/drawingml/2006/picture">
+                <pic:pic xmlns:pic="http://schemas.openxmlformats.org/drawingml/2006/picture">
+                  <pic:nvPicPr>
+                    <pic:cNvPr id="713546048" name=""/>
+                    <pic:cNvPicPr/>
+                  </pic:nvPicPr>
+                  <pic:blipFill>
+                    <a:blip r:embed="rId46"/>
+                    <a:stretch>
+                      <a:fillRect/>
+                    </a:stretch>
+                  </pic:blipFill>
+                  <pic:spPr>
+                    <a:xfrm>
+                      <a:off x="0" y="0"/>
+                      <a:ext cx="5380415" cy="2678345"/>
+                    </a:xfrm>
+                    <a:prstGeom prst="rect">
+                      <a:avLst/>
+                    </a:prstGeom>
+                  </pic:spPr>
+                </pic:pic>
+              </a:graphicData>
+            </a:graphic>
+          </wp:inline>
+        </w:drawing>
+      </w:r>
+    </w:p>
+    <w:p>
+      <w:r>
+        <w:lastRenderedPageBreak/>
+        <w:t>1 — Commit Phase 04 (état actuel)</w:t>
+      </w:r>
+    </w:p>
+    <w:p>
+      <w:proofErr w:type="gramStart"/>
+      <w:r>
+        <w:t>cd</w:t>
+      </w:r>
+      <w:proofErr w:type="gramEnd"/>
+      <w:r>
+        <w:t xml:space="preserve"> "D:\personnel-ivan\PROJETS-PERSO-LAB\Microsoft Defender for Cloud"</w:t>
+      </w:r>
+    </w:p>
+    <w:p>
+      <w:proofErr w:type="gramStart"/>
+      <w:r>
+        <w:t>git</w:t>
+      </w:r>
+      <w:proofErr w:type="gramEnd"/>
+      <w:r>
+        <w:t xml:space="preserve"> </w:t>
+      </w:r>
+      <w:proofErr w:type="spellStart"/>
+      <w:r>
+        <w:t>add</w:t>
+      </w:r>
+      <w:proofErr w:type="spellEnd"/>
+      <w:r>
+        <w:t xml:space="preserve"> -A</w:t>
+      </w:r>
+    </w:p>
+    <w:p>
+      <w:proofErr w:type="gramStart"/>
+      <w:r>
+        <w:t>git</w:t>
+      </w:r>
+      <w:proofErr w:type="gramEnd"/>
+      <w:r>
+        <w:t xml:space="preserve"> commit -m "feat(phase-04</w:t>
+      </w:r>
+      <w:proofErr w:type="gramStart"/>
+      <w:r>
+        <w:t>):</w:t>
+      </w:r>
+      <w:proofErr w:type="gramEnd"/>
+      <w:r>
+        <w:t xml:space="preserve"> </w:t>
+      </w:r>
+      <w:proofErr w:type="spellStart"/>
+      <w:r>
+        <w:t>remediation</w:t>
+      </w:r>
+      <w:proofErr w:type="spellEnd"/>
+      <w:r>
+        <w:t xml:space="preserve"> CSPM - corrections </w:t>
+      </w:r>
+      <w:proofErr w:type="spellStart"/>
+      <w:r>
+        <w:t>appliquees</w:t>
+      </w:r>
+      <w:proofErr w:type="spellEnd"/>
+    </w:p>
+    <w:p>
+      <w:r>
+        <w:t xml:space="preserve">Corrections </w:t>
+      </w:r>
+      <w:proofErr w:type="spellStart"/>
+      <w:r>
+        <w:t>appliquees</w:t>
+      </w:r>
+      <w:proofErr w:type="spellEnd"/>
+      <w:r>
+        <w:t xml:space="preserve"> (</w:t>
+      </w:r>
+      <w:proofErr w:type="spellStart"/>
+      <w:r>
+        <w:t>refresh</w:t>
+      </w:r>
+      <w:proofErr w:type="spellEnd"/>
+      <w:r>
+        <w:t xml:space="preserve"> score en attente - </w:t>
+      </w:r>
+      <w:proofErr w:type="spellStart"/>
+      <w:r>
+        <w:t>jusqu</w:t>
+      </w:r>
+      <w:proofErr w:type="spellEnd"/>
+      <w:r>
+        <w:t xml:space="preserve"> </w:t>
+      </w:r>
+      <w:proofErr w:type="spellStart"/>
+      <w:r>
+        <w:t>a</w:t>
+      </w:r>
+      <w:proofErr w:type="spellEnd"/>
+      <w:r>
+        <w:t xml:space="preserve"> 24h) :</w:t>
+      </w:r>
+    </w:p>
+    <w:p>
+      <w:r>
+        <w:t xml:space="preserve">- Contact </w:t>
+      </w:r>
+      <w:proofErr w:type="gramStart"/>
+      <w:r>
+        <w:t>email</w:t>
+      </w:r>
+      <w:proofErr w:type="gramEnd"/>
+      <w:r>
+        <w:t xml:space="preserve"> </w:t>
+      </w:r>
+      <w:proofErr w:type="spellStart"/>
+      <w:r>
+        <w:t>securite</w:t>
+      </w:r>
+      <w:proofErr w:type="spellEnd"/>
+      <w:r>
+        <w:t xml:space="preserve"> configure : ngouneivan@gmail.com</w:t>
+      </w:r>
+    </w:p>
+    <w:p>
+      <w:r>
+        <w:t xml:space="preserve">- Notifications alertes High </w:t>
+      </w:r>
+      <w:proofErr w:type="spellStart"/>
+      <w:r>
+        <w:t>severity</w:t>
+      </w:r>
+      <w:proofErr w:type="spellEnd"/>
+      <w:r>
+        <w:t xml:space="preserve"> : </w:t>
+      </w:r>
+      <w:proofErr w:type="spellStart"/>
+      <w:r>
+        <w:t>activees</w:t>
+      </w:r>
+      <w:proofErr w:type="spellEnd"/>
+    </w:p>
+    <w:p>
+      <w:r>
+        <w:t xml:space="preserve">- Notifications </w:t>
+      </w:r>
+      <w:proofErr w:type="spellStart"/>
+      <w:r>
+        <w:t>owner</w:t>
+      </w:r>
+      <w:proofErr w:type="spellEnd"/>
+      <w:r>
+        <w:t xml:space="preserve"> : </w:t>
+      </w:r>
+      <w:proofErr w:type="spellStart"/>
+      <w:r>
+        <w:t>activees</w:t>
+      </w:r>
+      <w:proofErr w:type="spellEnd"/>
+    </w:p>
+    <w:p>
+      <w:r>
+        <w:t>- Defender for ARM : Standard active</w:t>
+      </w:r>
+    </w:p>
+    <w:p>
+      <w:r>
+        <w:t>- Defender CSPM avance (</w:t>
+      </w:r>
+      <w:proofErr w:type="spellStart"/>
+      <w:r>
+        <w:t>CloudPosture</w:t>
+      </w:r>
+      <w:proofErr w:type="spellEnd"/>
+      <w:r>
+        <w:t>) : Standard active</w:t>
+      </w:r>
+    </w:p>
+    <w:p/>
+    <w:p>
+      <w:r>
+        <w:t>Score J0 : 24% (6/25)</w:t>
+      </w:r>
+    </w:p>
+    <w:p>
+      <w:r>
+        <w:t xml:space="preserve">Score attendu </w:t>
+      </w:r>
+      <w:proofErr w:type="spellStart"/>
+      <w:r>
+        <w:t>apres</w:t>
+      </w:r>
+      <w:proofErr w:type="spellEnd"/>
+      <w:r>
+        <w:t xml:space="preserve"> </w:t>
+      </w:r>
+      <w:proofErr w:type="spellStart"/>
+      <w:r>
+        <w:t>refresh</w:t>
+      </w:r>
+      <w:proofErr w:type="spellEnd"/>
+      <w:r>
+        <w:t xml:space="preserve"> : 35-40% (estimation)</w:t>
+      </w:r>
+    </w:p>
+    <w:p>
+      <w:r>
+        <w:t>Delta cible : +15 pts minimum"</w:t>
+      </w:r>
+    </w:p>
+    <w:p>
+      <w:proofErr w:type="gramStart"/>
+      <w:r>
+        <w:t>git</w:t>
+      </w:r>
+      <w:proofErr w:type="gramEnd"/>
+      <w:r>
+        <w:t xml:space="preserve"> push</w:t>
+      </w:r>
+    </w:p>
+    <w:p>
+      <w:r>
+        <w:rPr>
+          <w:noProof/>
+        </w:rPr>
+        <w:drawing>
+          <wp:inline distT="0" distB="0" distL="0" distR="0" wp14:anchorId="322BA2F4" wp14:editId="4574331D">
+            <wp:extent cx="3998779" cy="4091940"/>
+            <wp:effectExtent l="0" t="0" r="1905" b="3810"/>
+            <wp:docPr id="2101946180" name="Image 1"/>
+            <wp:cNvGraphicFramePr>
+              <a:graphicFrameLocks xmlns:a="http://schemas.openxmlformats.org/drawingml/2006/main" noChangeAspect="1"/>
+            </wp:cNvGraphicFramePr>
+            <a:graphic xmlns:a="http://schemas.openxmlformats.org/drawingml/2006/main">
+              <a:graphicData uri="http://schemas.openxmlformats.org/drawingml/2006/picture">
+                <pic:pic xmlns:pic="http://schemas.openxmlformats.org/drawingml/2006/picture">
+                  <pic:nvPicPr>
+                    <pic:cNvPr id="2101946180" name=""/>
+                    <pic:cNvPicPr/>
+                  </pic:nvPicPr>
+                  <pic:blipFill>
+                    <a:blip r:embed="rId47"/>
+                    <a:stretch>
+                      <a:fillRect/>
+                    </a:stretch>
+                  </pic:blipFill>
+                  <pic:spPr>
+                    <a:xfrm>
+                      <a:off x="0" y="0"/>
+                      <a:ext cx="4015805" cy="4109362"/>
+                    </a:xfrm>
+                    <a:prstGeom prst="rect">
+                      <a:avLst/>
+                    </a:prstGeom>
+                  </pic:spPr>
+                </pic:pic>
+              </a:graphicData>
+            </a:graphic>
+          </wp:inline>
+        </w:drawing>
+      </w:r>
+    </w:p>
+    <w:p>
+      <w:r>
+        <w:lastRenderedPageBreak/>
+        <w:t xml:space="preserve">Déclencher volontairement des alertes de sécurité sur les </w:t>
+      </w:r>
+      <w:proofErr w:type="spellStart"/>
+      <w:r>
+        <w:t>workloads</w:t>
+      </w:r>
+      <w:proofErr w:type="spellEnd"/>
+      <w:r>
+        <w:t xml:space="preserve"> protégés par Defender for Cloud pour vérifier que les plans activés détectent bien les comportements suspects. C'est la validation end-to-end des plans Defender for Servers, Storage et Key Vault.</w:t>
+      </w:r>
+    </w:p>
+    <w:p>
+      <w:r>
+        <w:rPr>
+          <w:b/>
+          <w:bCs/>
+        </w:rPr>
+        <w:t>Pourquoi c'est important</w:t>
+      </w:r>
+      <w:r>
+        <w:br/>
+        <w:t>Activer un plan sans vérifier qu'il génère des alertes ne prouve rien. Cette phase simule des comportements anormaux contrôlés sur des ressources de test et valide la chaîne complète : détection → alerte → Log Analytics → Sentinel.</w:t>
+      </w:r>
+    </w:p>
+    <w:p/>
     <w:sectPr>
       <w:pgSz w:w="11906" w:h="16838"/>
       <w:pgMar w:top="1417" w:right="1417" w:bottom="1417" w:left="1417" w:header="708" w:footer="708" w:gutter="0"/>
@@ -6720,6 +10944,155 @@
     </w:lvl>
   </w:abstractNum>
   <w:abstractNum w:abstractNumId="3" w15:restartNumberingAfterBreak="0">
+    <w:nsid w:val="36AD39DA"/>
+    <w:multiLevelType w:val="multilevel"/>
+    <w:tmpl w:val="1A6CF796"/>
+    <w:lvl w:ilvl="0">
+      <w:start w:val="1"/>
+      <w:numFmt w:val="bullet"/>
+      <w:lvlText w:val=""/>
+      <w:lvlJc w:val="left"/>
+      <w:pPr>
+        <w:tabs>
+          <w:tab w:val="num" w:pos="720"/>
+        </w:tabs>
+        <w:ind w:left="720" w:hanging="360"/>
+      </w:pPr>
+      <w:rPr>
+        <w:rFonts w:ascii="Symbol" w:hAnsi="Symbol" w:hint="default"/>
+        <w:sz w:val="20"/>
+      </w:rPr>
+    </w:lvl>
+    <w:lvl w:ilvl="1" w:tentative="1">
+      <w:start w:val="1"/>
+      <w:numFmt w:val="bullet"/>
+      <w:lvlText w:val="o"/>
+      <w:lvlJc w:val="left"/>
+      <w:pPr>
+        <w:tabs>
+          <w:tab w:val="num" w:pos="1440"/>
+        </w:tabs>
+        <w:ind w:left="1440" w:hanging="360"/>
+      </w:pPr>
+      <w:rPr>
+        <w:rFonts w:ascii="Courier New" w:hAnsi="Courier New" w:hint="default"/>
+        <w:sz w:val="20"/>
+      </w:rPr>
+    </w:lvl>
+    <w:lvl w:ilvl="2" w:tentative="1">
+      <w:start w:val="1"/>
+      <w:numFmt w:val="bullet"/>
+      <w:lvlText w:val=""/>
+      <w:lvlJc w:val="left"/>
+      <w:pPr>
+        <w:tabs>
+          <w:tab w:val="num" w:pos="2160"/>
+        </w:tabs>
+        <w:ind w:left="2160" w:hanging="360"/>
+      </w:pPr>
+      <w:rPr>
+        <w:rFonts w:ascii="Wingdings" w:hAnsi="Wingdings" w:hint="default"/>
+        <w:sz w:val="20"/>
+      </w:rPr>
+    </w:lvl>
+    <w:lvl w:ilvl="3" w:tentative="1">
+      <w:start w:val="1"/>
+      <w:numFmt w:val="bullet"/>
+      <w:lvlText w:val=""/>
+      <w:lvlJc w:val="left"/>
+      <w:pPr>
+        <w:tabs>
+          <w:tab w:val="num" w:pos="2880"/>
+        </w:tabs>
+        <w:ind w:left="2880" w:hanging="360"/>
+      </w:pPr>
+      <w:rPr>
+        <w:rFonts w:ascii="Wingdings" w:hAnsi="Wingdings" w:hint="default"/>
+        <w:sz w:val="20"/>
+      </w:rPr>
+    </w:lvl>
+    <w:lvl w:ilvl="4" w:tentative="1">
+      <w:start w:val="1"/>
+      <w:numFmt w:val="bullet"/>
+      <w:lvlText w:val=""/>
+      <w:lvlJc w:val="left"/>
+      <w:pPr>
+        <w:tabs>
+          <w:tab w:val="num" w:pos="3600"/>
+        </w:tabs>
+        <w:ind w:left="3600" w:hanging="360"/>
+      </w:pPr>
+      <w:rPr>
+        <w:rFonts w:ascii="Wingdings" w:hAnsi="Wingdings" w:hint="default"/>
+        <w:sz w:val="20"/>
+      </w:rPr>
+    </w:lvl>
+    <w:lvl w:ilvl="5" w:tentative="1">
+      <w:start w:val="1"/>
+      <w:numFmt w:val="bullet"/>
+      <w:lvlText w:val=""/>
+      <w:lvlJc w:val="left"/>
+      <w:pPr>
+        <w:tabs>
+          <w:tab w:val="num" w:pos="4320"/>
+        </w:tabs>
+        <w:ind w:left="4320" w:hanging="360"/>
+      </w:pPr>
+      <w:rPr>
+        <w:rFonts w:ascii="Wingdings" w:hAnsi="Wingdings" w:hint="default"/>
+        <w:sz w:val="20"/>
+      </w:rPr>
+    </w:lvl>
+    <w:lvl w:ilvl="6" w:tentative="1">
+      <w:start w:val="1"/>
+      <w:numFmt w:val="bullet"/>
+      <w:lvlText w:val=""/>
+      <w:lvlJc w:val="left"/>
+      <w:pPr>
+        <w:tabs>
+          <w:tab w:val="num" w:pos="5040"/>
+        </w:tabs>
+        <w:ind w:left="5040" w:hanging="360"/>
+      </w:pPr>
+      <w:rPr>
+        <w:rFonts w:ascii="Wingdings" w:hAnsi="Wingdings" w:hint="default"/>
+        <w:sz w:val="20"/>
+      </w:rPr>
+    </w:lvl>
+    <w:lvl w:ilvl="7" w:tentative="1">
+      <w:start w:val="1"/>
+      <w:numFmt w:val="bullet"/>
+      <w:lvlText w:val=""/>
+      <w:lvlJc w:val="left"/>
+      <w:pPr>
+        <w:tabs>
+          <w:tab w:val="num" w:pos="5760"/>
+        </w:tabs>
+        <w:ind w:left="5760" w:hanging="360"/>
+      </w:pPr>
+      <w:rPr>
+        <w:rFonts w:ascii="Wingdings" w:hAnsi="Wingdings" w:hint="default"/>
+        <w:sz w:val="20"/>
+      </w:rPr>
+    </w:lvl>
+    <w:lvl w:ilvl="8" w:tentative="1">
+      <w:start w:val="1"/>
+      <w:numFmt w:val="bullet"/>
+      <w:lvlText w:val=""/>
+      <w:lvlJc w:val="left"/>
+      <w:pPr>
+        <w:tabs>
+          <w:tab w:val="num" w:pos="6480"/>
+        </w:tabs>
+        <w:ind w:left="6480" w:hanging="360"/>
+      </w:pPr>
+      <w:rPr>
+        <w:rFonts w:ascii="Wingdings" w:hAnsi="Wingdings" w:hint="default"/>
+        <w:sz w:val="20"/>
+      </w:rPr>
+    </w:lvl>
+  </w:abstractNum>
+  <w:abstractNum w:abstractNumId="4" w15:restartNumberingAfterBreak="0">
     <w:nsid w:val="4CD14194"/>
     <w:multiLevelType w:val="multilevel"/>
     <w:tmpl w:val="3D5E88FA"/>
@@ -6875,10 +11248,13 @@
     <w:abstractNumId w:val="2"/>
   </w:num>
   <w:num w:numId="3" w16cid:durableId="902181921">
-    <w:abstractNumId w:val="3"/>
+    <w:abstractNumId w:val="4"/>
   </w:num>
   <w:num w:numId="4" w16cid:durableId="1854568081">
     <w:abstractNumId w:val="1"/>
+  </w:num>
+  <w:num w:numId="5" w16cid:durableId="1970669542">
+    <w:abstractNumId w:val="3"/>
   </w:num>
 </w:numbering>
 </file>

--- a/Microsoft Defender for Cloud.docx
+++ b/Microsoft Defender for Cloud.docx
@@ -8,52 +8,12 @@
           <w:b/>
           <w:bCs/>
         </w:rPr>
-        <w:t xml:space="preserve">Microsoft Defender for Cloud — </w:t>
-      </w:r>
-      <w:proofErr w:type="spellStart"/>
-      <w:r>
-        <w:rPr>
-          <w:b/>
-          <w:bCs/>
-        </w:rPr>
-        <w:t>Lab</w:t>
-      </w:r>
-      <w:proofErr w:type="spellEnd"/>
-      <w:r>
-        <w:rPr>
-          <w:b/>
-          <w:bCs/>
-        </w:rPr>
-        <w:t xml:space="preserve"> CSPM &amp; </w:t>
-      </w:r>
-      <w:proofErr w:type="spellStart"/>
-      <w:r>
-        <w:rPr>
-          <w:b/>
-          <w:bCs/>
-        </w:rPr>
-        <w:t>Workload</w:t>
-      </w:r>
-      <w:proofErr w:type="spellEnd"/>
-      <w:r>
-        <w:rPr>
-          <w:b/>
-          <w:bCs/>
-        </w:rPr>
-        <w:t xml:space="preserve"> Protection</w:t>
-      </w:r>
-    </w:p>
-    <w:p>
-      <w:r>
-        <w:t xml:space="preserve">Ce </w:t>
-      </w:r>
-      <w:proofErr w:type="spellStart"/>
-      <w:r>
-        <w:t>lab</w:t>
-      </w:r>
-      <w:proofErr w:type="spellEnd"/>
-      <w:r>
-        <w:t xml:space="preserve"> déploie et mesure Microsoft Defender for Cloud sur un abonnement Azure personnel. Il couvre deux axes complémentaires : le </w:t>
+        <w:t>Microsoft Defender for Cloud — Lab CSPM &amp; Workload Protection</w:t>
+      </w:r>
+    </w:p>
+    <w:p>
+      <w:r>
+        <w:t xml:space="preserve">Ce lab déploie et mesure Microsoft Defender for Cloud sur un abonnement Azure personnel. Il couvre deux axes complémentaires : le </w:t>
       </w:r>
       <w:r>
         <w:rPr>
@@ -63,59 +23,18 @@
         <w:t>CSPM</w:t>
       </w:r>
       <w:r>
-        <w:t xml:space="preserve"> (Cloud Security Posture Management) via le Secure Score, les </w:t>
-      </w:r>
-      <w:proofErr w:type="spellStart"/>
-      <w:r>
-        <w:t>Recommendations</w:t>
-      </w:r>
-      <w:proofErr w:type="spellEnd"/>
-      <w:r>
-        <w:t xml:space="preserve">, la </w:t>
-      </w:r>
-      <w:proofErr w:type="spellStart"/>
-      <w:r>
-        <w:t>Regulatory</w:t>
-      </w:r>
-      <w:proofErr w:type="spellEnd"/>
-      <w:r>
-        <w:t xml:space="preserve"> Compliance et les Attack </w:t>
-      </w:r>
-      <w:proofErr w:type="spellStart"/>
-      <w:r>
-        <w:t>Paths</w:t>
-      </w:r>
-      <w:proofErr w:type="spellEnd"/>
-      <w:r>
-        <w:t xml:space="preserve"> ; et la </w:t>
-      </w:r>
-      <w:r>
-        <w:rPr>
-          <w:b/>
-          <w:bCs/>
-        </w:rPr>
-        <w:t xml:space="preserve">protection des </w:t>
-      </w:r>
-      <w:proofErr w:type="spellStart"/>
-      <w:r>
-        <w:rPr>
-          <w:b/>
-          <w:bCs/>
-        </w:rPr>
-        <w:t>workloads</w:t>
-      </w:r>
-      <w:proofErr w:type="spellEnd"/>
-      <w:r>
-        <w:rPr>
-          <w:b/>
-          <w:bCs/>
-        </w:rPr>
-        <w:t xml:space="preserve"> (CWPP)</w:t>
+        <w:t xml:space="preserve"> (Cloud Security Posture Management) via le Secure Score, les Recommendations, la Regulatory Compliance et les Attack Paths ; et la </w:t>
+      </w:r>
+      <w:r>
+        <w:rPr>
+          <w:b/>
+          <w:bCs/>
+        </w:rPr>
+        <w:t>protection des workloads (CWPP)</w:t>
       </w:r>
       <w:r>
         <w:t xml:space="preserve"> via les plans Defender for Servers P2, Storage, SQL et Key Vault. L'infrastructure est provisionnée par </w:t>
       </w:r>
-      <w:proofErr w:type="spellStart"/>
       <w:r>
         <w:rPr>
           <w:b/>
@@ -123,7 +42,6 @@
         </w:rPr>
         <w:t>Terraform</w:t>
       </w:r>
-      <w:proofErr w:type="spellEnd"/>
       <w:r>
         <w:t xml:space="preserve">, les plans activés et désactivés par </w:t>
       </w:r>
@@ -145,15 +63,7 @@
         <w:t>Microsoft Sentinel</w:t>
       </w:r>
       <w:r>
-        <w:t xml:space="preserve"> (</w:t>
-      </w:r>
-      <w:proofErr w:type="spellStart"/>
-      <w:r>
-        <w:t>lab</w:t>
-      </w:r>
-      <w:proofErr w:type="spellEnd"/>
-      <w:r>
-        <w:t xml:space="preserve"> existant). Le résultat attendu est un delta de Secure Score documenté avant/après remédiation, avec un rapport de posture cloud en livrable final.</w:t>
+        <w:t xml:space="preserve"> (lab existant). Le résultat attendu est un delta de Secure Score documenté avant/après remédiation, avec un rapport de posture cloud en livrable final.</w:t>
       </w:r>
     </w:p>
     <w:p/>
@@ -170,23 +80,7 @@
     </w:p>
     <w:p>
       <w:r>
-        <w:t xml:space="preserve">Dans la continuité du </w:t>
-      </w:r>
-      <w:proofErr w:type="spellStart"/>
-      <w:r>
-        <w:t>lab</w:t>
-      </w:r>
-      <w:proofErr w:type="spellEnd"/>
-      <w:r>
-        <w:t xml:space="preserve"> Microsoft Sentinel déjà réalisé (SIEM/SOAR — détection et réponse aux incidents), ce </w:t>
-      </w:r>
-      <w:proofErr w:type="spellStart"/>
-      <w:r>
-        <w:t>lab</w:t>
-      </w:r>
-      <w:proofErr w:type="spellEnd"/>
-      <w:r>
-        <w:t xml:space="preserve"> ajoute la couche en amont du cycle de sécurité : </w:t>
+        <w:t xml:space="preserve">Dans la continuité du lab Microsoft Sentinel déjà réalisé (SIEM/SOAR — détection et réponse aux incidents), ce lab ajoute la couche en amont du cycle de sécurité : </w:t>
       </w:r>
       <w:r>
         <w:rPr>
@@ -227,15 +121,7 @@
         <w:t>Secure Score</w:t>
       </w:r>
       <w:r>
-        <w:t xml:space="preserve"> (indicateur chiffré de la posture) et génère des recommandations de </w:t>
-      </w:r>
-      <w:proofErr w:type="spellStart"/>
-      <w:r>
-        <w:t>hardening</w:t>
-      </w:r>
-      <w:proofErr w:type="spellEnd"/>
-      <w:r>
-        <w:t xml:space="preserve"> priorisées par risque.</w:t>
+        <w:t xml:space="preserve"> (indicateur chiffré de la posture) et génère des recommandations de hardening priorisées par risque.</w:t>
       </w:r>
     </w:p>
     <w:p>
@@ -253,23 +139,7 @@
           <w:b/>
           <w:bCs/>
         </w:rPr>
-        <w:t xml:space="preserve">CWPP (Cloud </w:t>
-      </w:r>
-      <w:proofErr w:type="spellStart"/>
-      <w:r>
-        <w:rPr>
-          <w:b/>
-          <w:bCs/>
-        </w:rPr>
-        <w:t>Workload</w:t>
-      </w:r>
-      <w:proofErr w:type="spellEnd"/>
-      <w:r>
-        <w:rPr>
-          <w:b/>
-          <w:bCs/>
-        </w:rPr>
-        <w:t xml:space="preserve"> Protection Platform)</w:t>
+        <w:t>CWPP (Cloud Workload Protection Platform)</w:t>
       </w:r>
       <w:r>
         <w:t xml:space="preserve"> surveille les ressources de calcul, stockage, bases de données et secrets, et génère des alertes de sécurité en cas de comportements anormaux.</w:t>
@@ -294,7 +164,6 @@
       <w:r>
         <w:t xml:space="preserve">Activer les plans CSPM et Defender (Servers P2, Storage, SQL, Key Vault) via </w:t>
       </w:r>
-      <w:proofErr w:type="spellStart"/>
       <w:r>
         <w:rPr>
           <w:b/>
@@ -302,7 +171,6 @@
         </w:rPr>
         <w:t>Terraform</w:t>
       </w:r>
-      <w:proofErr w:type="spellEnd"/>
       <w:r>
         <w:t xml:space="preserve"> (Infrastructure-as-Code, versionné Git)</w:t>
       </w:r>
@@ -336,15 +204,7 @@
         </w:numPr>
       </w:pPr>
       <w:r>
-        <w:t xml:space="preserve">Remédier aux </w:t>
-      </w:r>
-      <w:proofErr w:type="spellStart"/>
-      <w:r>
-        <w:t>recommendations</w:t>
-      </w:r>
-      <w:proofErr w:type="spellEnd"/>
-      <w:r>
-        <w:t xml:space="preserve"> critiques et mesurer le </w:t>
+        <w:t xml:space="preserve">Remédier aux recommendations critiques et mesurer le </w:t>
       </w:r>
       <w:r>
         <w:rPr>
@@ -362,15 +222,7 @@
         </w:numPr>
       </w:pPr>
       <w:r>
-        <w:t xml:space="preserve">Assigner les </w:t>
-      </w:r>
-      <w:proofErr w:type="spellStart"/>
-      <w:r>
-        <w:t>frameworks</w:t>
-      </w:r>
-      <w:proofErr w:type="spellEnd"/>
-      <w:r>
-        <w:t xml:space="preserve"> réglementaires </w:t>
+        <w:t xml:space="preserve">Assigner les frameworks réglementaires </w:t>
       </w:r>
       <w:r>
         <w:rPr>
@@ -411,15 +263,7 @@
         <w:t>alertes Defender</w:t>
       </w:r>
       <w:r>
-        <w:t xml:space="preserve"> sur les </w:t>
-      </w:r>
-      <w:proofErr w:type="spellStart"/>
-      <w:r>
-        <w:t>workloads</w:t>
-      </w:r>
-      <w:proofErr w:type="spellEnd"/>
-      <w:r>
-        <w:t xml:space="preserve"> de test (VM, Storage, Key Vault)</w:t>
+        <w:t xml:space="preserve"> sur les workloads de test (VM, Storage, Key Vault)</w:t>
       </w:r>
     </w:p>
     <w:p>
@@ -441,13 +285,8 @@
         <w:t>Microsoft Sentinel</w:t>
       </w:r>
       <w:r>
-        <w:t xml:space="preserve"> via le connecteur natif et créer des règles </w:t>
-      </w:r>
-      <w:proofErr w:type="spellStart"/>
-      <w:r>
-        <w:t>analytics</w:t>
-      </w:r>
-      <w:proofErr w:type="spellEnd"/>
+        <w:t xml:space="preserve"> via le connecteur natif et créer des règles analytics</w:t>
+      </w:r>
     </w:p>
     <w:p>
       <w:pPr>
@@ -592,11 +431,9 @@
             <w:pPr>
               <w:spacing w:after="160" w:line="278" w:lineRule="auto"/>
             </w:pPr>
-            <w:proofErr w:type="spellStart"/>
             <w:r>
               <w:t>IaC</w:t>
             </w:r>
-            <w:proofErr w:type="spellEnd"/>
           </w:p>
         </w:tc>
         <w:tc>
@@ -609,21 +446,8 @@
               <w:spacing w:after="160" w:line="278" w:lineRule="auto"/>
               <w:cnfStyle w:val="000000100000" w:firstRow="0" w:lastRow="0" w:firstColumn="0" w:lastColumn="0" w:oddVBand="0" w:evenVBand="0" w:oddHBand="1" w:evenHBand="0" w:firstRowFirstColumn="0" w:firstRowLastColumn="0" w:lastRowFirstColumn="0" w:lastRowLastColumn="0"/>
             </w:pPr>
-            <w:proofErr w:type="spellStart"/>
-            <w:r>
-              <w:t>Terraform</w:t>
-            </w:r>
-            <w:proofErr w:type="spellEnd"/>
-            <w:r>
-              <w:t xml:space="preserve"> (</w:t>
-            </w:r>
-            <w:proofErr w:type="spellStart"/>
-            <w:r>
-              <w:t>azurerm</w:t>
-            </w:r>
-            <w:proofErr w:type="spellEnd"/>
-            <w:r>
-              <w:t xml:space="preserve"> provider)</w:t>
+            <w:r>
+              <w:t>Terraform (azurerm provider)</w:t>
             </w:r>
           </w:p>
         </w:tc>
@@ -655,27 +479,7 @@
               <w:cnfStyle w:val="000000000000" w:firstRow="0" w:lastRow="0" w:firstColumn="0" w:lastColumn="0" w:oddVBand="0" w:evenVBand="0" w:oddHBand="0" w:evenHBand="0" w:firstRowFirstColumn="0" w:firstRowLastColumn="0" w:lastRowFirstColumn="0" w:lastRowLastColumn="0"/>
             </w:pPr>
             <w:r>
-              <w:t>PowerShell (</w:t>
-            </w:r>
-            <w:proofErr w:type="spellStart"/>
-            <w:proofErr w:type="gramStart"/>
-            <w:r>
-              <w:t>Az.Security</w:t>
-            </w:r>
-            <w:proofErr w:type="spellEnd"/>
-            <w:proofErr w:type="gramEnd"/>
-            <w:r>
-              <w:t xml:space="preserve">, </w:t>
-            </w:r>
-            <w:proofErr w:type="spellStart"/>
-            <w:proofErr w:type="gramStart"/>
-            <w:r>
-              <w:t>Az.Accounts</w:t>
-            </w:r>
-            <w:proofErr w:type="spellEnd"/>
-            <w:proofErr w:type="gramEnd"/>
-            <w:r>
-              <w:t>)</w:t>
+              <w:t>PowerShell (Az.Security, Az.Accounts)</w:t>
             </w:r>
           </w:p>
         </w:tc>
@@ -777,15 +581,7 @@
               <w:cnfStyle w:val="000000100000" w:firstRow="0" w:lastRow="0" w:firstColumn="0" w:lastColumn="0" w:oddVBand="0" w:evenVBand="0" w:oddHBand="1" w:evenHBand="0" w:firstRowFirstColumn="0" w:firstRowLastColumn="0" w:lastRowFirstColumn="0" w:lastRowLastColumn="0"/>
             </w:pPr>
             <w:r>
-              <w:t>Microsoft Sentinel (</w:t>
-            </w:r>
-            <w:proofErr w:type="spellStart"/>
-            <w:r>
-              <w:t>lab</w:t>
-            </w:r>
-            <w:proofErr w:type="spellEnd"/>
-            <w:r>
-              <w:t xml:space="preserve"> existant)</w:t>
+              <w:t>Microsoft Sentinel (lab existant)</w:t>
             </w:r>
           </w:p>
         </w:tc>
@@ -801,11 +597,9 @@
             <w:pPr>
               <w:spacing w:after="160" w:line="278" w:lineRule="auto"/>
             </w:pPr>
-            <w:proofErr w:type="spellStart"/>
             <w:r>
               <w:t>Versionning</w:t>
             </w:r>
-            <w:proofErr w:type="spellEnd"/>
           </w:p>
         </w:tc>
         <w:tc>
@@ -839,13 +633,8 @@
               <w:spacing w:after="160" w:line="278" w:lineRule="auto"/>
             </w:pPr>
             <w:r>
-              <w:t>On-</w:t>
-            </w:r>
-            <w:proofErr w:type="spellStart"/>
-            <w:r>
-              <w:t>premises</w:t>
-            </w:r>
-            <w:proofErr w:type="spellEnd"/>
+              <w:t>On-premises</w:t>
+            </w:r>
           </w:p>
         </w:tc>
         <w:tc>
@@ -1000,13 +789,8 @@
             <w:pPr>
               <w:spacing w:after="160" w:line="278" w:lineRule="auto"/>
             </w:pPr>
-            <w:proofErr w:type="spellStart"/>
-            <w:r>
-              <w:t>Frameworks</w:t>
-            </w:r>
-            <w:proofErr w:type="spellEnd"/>
-            <w:r>
-              <w:t xml:space="preserve"> compliance assignés</w:t>
+            <w:r>
+              <w:t>Frameworks compliance assignés</w:t>
             </w:r>
           </w:p>
         </w:tc>
@@ -1096,109 +880,33 @@
     </w:tbl>
     <w:p/>
     <w:p>
-      <w:proofErr w:type="gramStart"/>
-      <w:r>
-        <w:t>créé</w:t>
-      </w:r>
-      <w:proofErr w:type="gramEnd"/>
-      <w:r>
-        <w:t xml:space="preserve"> sur GitHub et le push fait</w:t>
-      </w:r>
-    </w:p>
-    <w:p>
-      <w:r>
-        <w:t># 1. Sur github.com → New repository → "azure-defender-</w:t>
-      </w:r>
-      <w:proofErr w:type="spellStart"/>
-      <w:r>
-        <w:t>lab</w:t>
-      </w:r>
-      <w:proofErr w:type="spellEnd"/>
-      <w:r>
-        <w:t xml:space="preserve">" → </w:t>
-      </w:r>
-      <w:proofErr w:type="spellStart"/>
-      <w:r>
-        <w:t>Create</w:t>
-      </w:r>
-      <w:proofErr w:type="spellEnd"/>
-      <w:r>
-        <w:t xml:space="preserve"> (sans README)</w:t>
-      </w:r>
-    </w:p>
-    <w:p>
-      <w:r>
-        <w:t xml:space="preserve"># 2. Dans ton terminal depuis le dossier du </w:t>
-      </w:r>
-      <w:proofErr w:type="spellStart"/>
-      <w:r>
-        <w:t>lab</w:t>
-      </w:r>
-      <w:proofErr w:type="spellEnd"/>
-      <w:r>
-        <w:t xml:space="preserve"> :</w:t>
-      </w:r>
-    </w:p>
-    <w:p>
-      <w:proofErr w:type="gramStart"/>
-      <w:r>
-        <w:t>cd</w:t>
-      </w:r>
-      <w:proofErr w:type="gramEnd"/>
-      <w:r>
-        <w:t xml:space="preserve"> "D:\personnel-ivan\PROJETS-PERSO-LAB\Microsoft Defender for Cloud"</w:t>
-      </w:r>
-    </w:p>
-    <w:p>
-      <w:proofErr w:type="gramStart"/>
-      <w:r>
-        <w:t>git</w:t>
-      </w:r>
-      <w:proofErr w:type="gramEnd"/>
-      <w:r>
-        <w:t xml:space="preserve"> </w:t>
-      </w:r>
-      <w:proofErr w:type="spellStart"/>
-      <w:r>
-        <w:t>remote</w:t>
-      </w:r>
-      <w:proofErr w:type="spellEnd"/>
-      <w:r>
-        <w:t xml:space="preserve"> </w:t>
-      </w:r>
-      <w:proofErr w:type="spellStart"/>
-      <w:r>
-        <w:t>add</w:t>
-      </w:r>
-      <w:proofErr w:type="spellEnd"/>
-      <w:r>
-        <w:t xml:space="preserve"> </w:t>
-      </w:r>
-      <w:proofErr w:type="spellStart"/>
-      <w:r>
-        <w:t>origin</w:t>
-      </w:r>
-      <w:proofErr w:type="spellEnd"/>
-      <w:r>
-        <w:t xml:space="preserve"> https://github.com/ngouneivan/azure-defender-lab.git</w:t>
-      </w:r>
-    </w:p>
-    <w:p>
-      <w:proofErr w:type="gramStart"/>
-      <w:r>
-        <w:t>git</w:t>
-      </w:r>
-      <w:proofErr w:type="gramEnd"/>
-      <w:r>
-        <w:t xml:space="preserve"> push -u </w:t>
-      </w:r>
-      <w:proofErr w:type="spellStart"/>
-      <w:r>
-        <w:t>origin</w:t>
-      </w:r>
-      <w:proofErr w:type="spellEnd"/>
-      <w:r>
-        <w:t xml:space="preserve"> main</w:t>
+      <w:r>
+        <w:t>créé sur GitHub et le push fait</w:t>
+      </w:r>
+    </w:p>
+    <w:p>
+      <w:r>
+        <w:t># 1. Sur github.com → New repository → "azure-defender-lab" → Create (sans README)</w:t>
+      </w:r>
+    </w:p>
+    <w:p>
+      <w:r>
+        <w:t># 2. Dans ton terminal depuis le dossier du lab :</w:t>
+      </w:r>
+    </w:p>
+    <w:p>
+      <w:r>
+        <w:t>cd "D:\personnel-ivan\PROJETS-PERSO-LAB\Microsoft Defender for Cloud"</w:t>
+      </w:r>
+    </w:p>
+    <w:p>
+      <w:r>
+        <w:t>git remote add origin https://github.com/ngouneivan/azure-defender-lab.git</w:t>
+      </w:r>
+    </w:p>
+    <w:p>
+      <w:r>
+        <w:t>git push -u origin main</w:t>
       </w:r>
     </w:p>
     <w:p>
@@ -1236,111 +944,24 @@
     </w:p>
     <w:p/>
     <w:p>
-      <w:proofErr w:type="gramStart"/>
-      <w:r>
-        <w:t>cd</w:t>
-      </w:r>
-      <w:proofErr w:type="gramEnd"/>
-      <w:r>
-        <w:t xml:space="preserve"> "D:\personnel-ivan\PROJETS-PERSO-LAB\Microsoft Defender for Cloud"</w:t>
-      </w:r>
-    </w:p>
-    <w:p>
-      <w:proofErr w:type="gramStart"/>
-      <w:r>
-        <w:t>git</w:t>
-      </w:r>
-      <w:proofErr w:type="gramEnd"/>
-      <w:r>
-        <w:t xml:space="preserve"> </w:t>
-      </w:r>
-      <w:proofErr w:type="spellStart"/>
-      <w:r>
-        <w:t>remote</w:t>
-      </w:r>
-      <w:proofErr w:type="spellEnd"/>
-      <w:r>
-        <w:t xml:space="preserve"> </w:t>
-      </w:r>
-      <w:proofErr w:type="spellStart"/>
-      <w:r>
-        <w:t>add</w:t>
-      </w:r>
-      <w:proofErr w:type="spellEnd"/>
-      <w:r>
-        <w:t xml:space="preserve"> </w:t>
-      </w:r>
-      <w:proofErr w:type="spellStart"/>
-      <w:r>
-        <w:t>origin</w:t>
-      </w:r>
-      <w:proofErr w:type="spellEnd"/>
-      <w:r>
-        <w:t xml:space="preserve"> https://github.com/ngouneivan/azure-defender-lab.git</w:t>
-      </w:r>
-    </w:p>
-    <w:p>
-      <w:proofErr w:type="gramStart"/>
-      <w:r>
-        <w:t>git</w:t>
-      </w:r>
-      <w:proofErr w:type="gramEnd"/>
-      <w:r>
-        <w:t xml:space="preserve"> push -u </w:t>
-      </w:r>
-      <w:proofErr w:type="spellStart"/>
-      <w:r>
-        <w:t>origin</w:t>
-      </w:r>
-      <w:proofErr w:type="spellEnd"/>
-      <w:r>
-        <w:t xml:space="preserve"> main</w:t>
+      <w:r>
+        <w:t>cd "D:\personnel-ivan\PROJETS-PERSO-LAB\Microsoft Defender for Cloud"</w:t>
+      </w:r>
+    </w:p>
+    <w:p>
+      <w:r>
+        <w:t>git remote add origin https://github.com/ngouneivan/azure-defender-lab.git</w:t>
+      </w:r>
+    </w:p>
+    <w:p>
+      <w:r>
+        <w:t>git push -u origin main</w:t>
       </w:r>
     </w:p>
     <w:p/>
     <w:p>
       <w:r>
-        <w:t xml:space="preserve">Résultat attendu : Branch 'main' set up to </w:t>
-      </w:r>
-      <w:proofErr w:type="spellStart"/>
-      <w:r>
-        <w:t>track</w:t>
-      </w:r>
-      <w:proofErr w:type="spellEnd"/>
-      <w:r>
-        <w:t xml:space="preserve"> </w:t>
-      </w:r>
-      <w:proofErr w:type="spellStart"/>
-      <w:r>
-        <w:t>remote</w:t>
-      </w:r>
-      <w:proofErr w:type="spellEnd"/>
-      <w:r>
-        <w:t xml:space="preserve"> </w:t>
-      </w:r>
-      <w:proofErr w:type="spellStart"/>
-      <w:r>
-        <w:t>branch</w:t>
-      </w:r>
-      <w:proofErr w:type="spellEnd"/>
-      <w:r>
-        <w:t xml:space="preserve"> 'main' </w:t>
-      </w:r>
-      <w:proofErr w:type="spellStart"/>
-      <w:r>
-        <w:t>from</w:t>
-      </w:r>
-      <w:proofErr w:type="spellEnd"/>
-      <w:r>
-        <w:t xml:space="preserve"> '</w:t>
-      </w:r>
-      <w:proofErr w:type="spellStart"/>
-      <w:r>
-        <w:t>origin</w:t>
-      </w:r>
-      <w:proofErr w:type="spellEnd"/>
-      <w:r>
-        <w:t>'</w:t>
+        <w:t>Résultat attendu : Branch 'main' set up to track remote branch 'main' from 'origin'</w:t>
       </w:r>
     </w:p>
     <w:p/>
@@ -1366,37 +987,12 @@
           <w:bCs/>
         </w:rPr>
       </w:pPr>
-      <w:proofErr w:type="gramStart"/>
-      <w:r>
-        <w:rPr>
-          <w:b/>
-          <w:bCs/>
-        </w:rPr>
-        <w:t>le</w:t>
-      </w:r>
-      <w:proofErr w:type="gramEnd"/>
-      <w:r>
-        <w:rPr>
-          <w:b/>
-          <w:bCs/>
-        </w:rPr>
-        <w:t xml:space="preserve"> module </w:t>
-      </w:r>
-      <w:proofErr w:type="spellStart"/>
-      <w:r>
-        <w:rPr>
-          <w:b/>
-          <w:bCs/>
-        </w:rPr>
-        <w:t>Az</w:t>
-      </w:r>
-      <w:proofErr w:type="spellEnd"/>
-      <w:r>
-        <w:rPr>
-          <w:b/>
-          <w:bCs/>
-        </w:rPr>
-        <w:t xml:space="preserve"> PowerShell n'est pas installé. C'est exactement un des prérequis de la </w:t>
+      <w:r>
+        <w:rPr>
+          <w:b/>
+          <w:bCs/>
+        </w:rPr>
+        <w:t xml:space="preserve">le module Az PowerShell n'est pas installé. C'est exactement un des prérequis de la </w:t>
       </w:r>
     </w:p>
     <w:p>
@@ -1428,25 +1024,24 @@
           <w:bCs/>
           <w:highlight w:val="yellow"/>
         </w:rPr>
-        <w:t xml:space="preserve"># Installer le module </w:t>
-      </w:r>
-      <w:proofErr w:type="spellStart"/>
-      <w:r>
+        <w:t># Installer le module Az complet (5-10 min selon ta connexion)</w:t>
+      </w:r>
+    </w:p>
+    <w:p>
+      <w:pPr>
         <w:rPr>
           <w:b/>
           <w:bCs/>
           <w:highlight w:val="yellow"/>
         </w:rPr>
-        <w:t>Az</w:t>
-      </w:r>
-      <w:proofErr w:type="spellEnd"/>
+      </w:pPr>
       <w:r>
         <w:rPr>
           <w:b/>
           <w:bCs/>
           <w:highlight w:val="yellow"/>
         </w:rPr>
-        <w:t xml:space="preserve"> complet (5-10 min selon ta connexion)</w:t>
+        <w:t>Install-Module -Name Az -Scope CurrentUser -Repository PSGallery -Force</w:t>
       </w:r>
     </w:p>
     <w:p>
@@ -1463,140 +1058,23 @@
           <w:bCs/>
           <w:highlight w:val="yellow"/>
         </w:rPr>
-        <w:t xml:space="preserve">Install-Module -Name </w:t>
-      </w:r>
-      <w:proofErr w:type="spellStart"/>
+        <w:t># Vérifier après installation</w:t>
+      </w:r>
+    </w:p>
+    <w:p>
+      <w:pPr>
+        <w:rPr>
+          <w:b/>
+          <w:bCs/>
+        </w:rPr>
+      </w:pPr>
       <w:r>
         <w:rPr>
           <w:b/>
           <w:bCs/>
           <w:highlight w:val="yellow"/>
         </w:rPr>
-        <w:t>Az</w:t>
-      </w:r>
-      <w:proofErr w:type="spellEnd"/>
-      <w:r>
-        <w:rPr>
-          <w:b/>
-          <w:bCs/>
-          <w:highlight w:val="yellow"/>
-        </w:rPr>
-        <w:t xml:space="preserve"> -Scope </w:t>
-      </w:r>
-      <w:proofErr w:type="spellStart"/>
-      <w:r>
-        <w:rPr>
-          <w:b/>
-          <w:bCs/>
-          <w:highlight w:val="yellow"/>
-        </w:rPr>
-        <w:t>CurrentUser</w:t>
-      </w:r>
-      <w:proofErr w:type="spellEnd"/>
-      <w:r>
-        <w:rPr>
-          <w:b/>
-          <w:bCs/>
-          <w:highlight w:val="yellow"/>
-        </w:rPr>
-        <w:t xml:space="preserve"> -Repository </w:t>
-      </w:r>
-      <w:proofErr w:type="spellStart"/>
-      <w:r>
-        <w:rPr>
-          <w:b/>
-          <w:bCs/>
-          <w:highlight w:val="yellow"/>
-        </w:rPr>
-        <w:t>PSGallery</w:t>
-      </w:r>
-      <w:proofErr w:type="spellEnd"/>
-      <w:r>
-        <w:rPr>
-          <w:b/>
-          <w:bCs/>
-          <w:highlight w:val="yellow"/>
-        </w:rPr>
-        <w:t xml:space="preserve"> -Force</w:t>
-      </w:r>
-    </w:p>
-    <w:p>
-      <w:pPr>
-        <w:rPr>
-          <w:b/>
-          <w:bCs/>
-          <w:highlight w:val="yellow"/>
-        </w:rPr>
-      </w:pPr>
-      <w:r>
-        <w:rPr>
-          <w:b/>
-          <w:bCs/>
-          <w:highlight w:val="yellow"/>
-        </w:rPr>
-        <w:t># Vérifier après installation</w:t>
-      </w:r>
-    </w:p>
-    <w:p>
-      <w:pPr>
-        <w:rPr>
-          <w:b/>
-          <w:bCs/>
-        </w:rPr>
-      </w:pPr>
-      <w:proofErr w:type="spellStart"/>
-      <w:r>
-        <w:rPr>
-          <w:b/>
-          <w:bCs/>
-          <w:highlight w:val="yellow"/>
-        </w:rPr>
-        <w:t>Get</w:t>
-      </w:r>
-      <w:proofErr w:type="spellEnd"/>
-      <w:r>
-        <w:rPr>
-          <w:b/>
-          <w:bCs/>
-          <w:highlight w:val="yellow"/>
-        </w:rPr>
-        <w:t xml:space="preserve">-Module -Name </w:t>
-      </w:r>
-      <w:proofErr w:type="spellStart"/>
-      <w:r>
-        <w:rPr>
-          <w:b/>
-          <w:bCs/>
-          <w:highlight w:val="yellow"/>
-        </w:rPr>
-        <w:t>Az</w:t>
-      </w:r>
-      <w:proofErr w:type="spellEnd"/>
-      <w:r>
-        <w:rPr>
-          <w:b/>
-          <w:bCs/>
-          <w:highlight w:val="yellow"/>
-        </w:rPr>
-        <w:t xml:space="preserve"> -</w:t>
-      </w:r>
-      <w:proofErr w:type="spellStart"/>
-      <w:r>
-        <w:rPr>
-          <w:b/>
-          <w:bCs/>
-          <w:highlight w:val="yellow"/>
-        </w:rPr>
-        <w:t>ListAvailable</w:t>
-      </w:r>
-      <w:proofErr w:type="spellEnd"/>
-      <w:r>
-        <w:rPr>
-          <w:b/>
-          <w:bCs/>
-          <w:highlight w:val="yellow"/>
-        </w:rPr>
-        <w:t xml:space="preserve"> | Select-Object Name, Version</w:t>
+        <w:t>Get-Module -Name Az -ListAvailable | Select-Object Name, Version</w:t>
       </w:r>
     </w:p>
     <w:p>
@@ -1653,141 +1131,45 @@
       </w:r>
     </w:p>
     <w:p>
-      <w:proofErr w:type="spellStart"/>
       <w:r>
         <w:t>Connect-AzAccount</w:t>
       </w:r>
-      <w:proofErr w:type="spellEnd"/>
-    </w:p>
-    <w:p>
-      <w:r>
-        <w:t xml:space="preserve"># 2. Vérifier la </w:t>
-      </w:r>
-      <w:proofErr w:type="spellStart"/>
-      <w:r>
-        <w:t>subscription</w:t>
-      </w:r>
-      <w:proofErr w:type="spellEnd"/>
-      <w:r>
-        <w:t xml:space="preserve"> active</w:t>
-      </w:r>
-    </w:p>
-    <w:p>
-      <w:proofErr w:type="spellStart"/>
-      <w:r>
-        <w:t>Get-AzSubscription</w:t>
-      </w:r>
-      <w:proofErr w:type="spellEnd"/>
-      <w:r>
-        <w:t xml:space="preserve"> | Select-Object Name, Id, State</w:t>
-      </w:r>
-    </w:p>
-    <w:p>
-      <w:r>
-        <w:t xml:space="preserve"># 3. Vérifier ton rôle sur la </w:t>
-      </w:r>
-      <w:proofErr w:type="spellStart"/>
-      <w:r>
-        <w:t>subscription</w:t>
-      </w:r>
-      <w:proofErr w:type="spellEnd"/>
-    </w:p>
-    <w:p>
-      <w:r>
-        <w:t xml:space="preserve"># (tu dois voir Owner, </w:t>
-      </w:r>
-      <w:proofErr w:type="spellStart"/>
-      <w:r>
-        <w:t>Contributor</w:t>
-      </w:r>
-      <w:proofErr w:type="spellEnd"/>
-      <w:r>
-        <w:t>, ou les deux)</w:t>
-      </w:r>
-    </w:p>
-    <w:p>
-      <w:proofErr w:type="spellStart"/>
+    </w:p>
+    <w:p>
+      <w:r>
+        <w:t># 2. Vérifier la subscription active</w:t>
+      </w:r>
+    </w:p>
+    <w:p>
+      <w:r>
+        <w:t>Get-AzSubscription | Select-Object Name, Id, State</w:t>
+      </w:r>
+    </w:p>
+    <w:p>
+      <w:r>
+        <w:t># 3. Vérifier ton rôle sur la subscription</w:t>
+      </w:r>
+    </w:p>
+    <w:p>
+      <w:r>
+        <w:t># (tu dois voir Owner, Contributor, ou les deux)</w:t>
+      </w:r>
+    </w:p>
+    <w:p>
       <w:r>
         <w:lastRenderedPageBreak/>
-        <w:t>Get-AzRoleAssignment</w:t>
-      </w:r>
-      <w:proofErr w:type="spellEnd"/>
-      <w:r>
-        <w:t xml:space="preserve"> -</w:t>
-      </w:r>
-      <w:proofErr w:type="spellStart"/>
-      <w:r>
-        <w:t>SignInName</w:t>
-      </w:r>
-      <w:proofErr w:type="spellEnd"/>
-      <w:r>
-        <w:t xml:space="preserve"> (</w:t>
-      </w:r>
-      <w:proofErr w:type="spellStart"/>
-      <w:r>
-        <w:t>Get-AzContext</w:t>
-      </w:r>
-      <w:proofErr w:type="spellEnd"/>
-      <w:proofErr w:type="gramStart"/>
-      <w:r>
-        <w:t>).</w:t>
-      </w:r>
-      <w:proofErr w:type="spellStart"/>
-      <w:r>
-        <w:t>Account.Id</w:t>
-      </w:r>
-      <w:proofErr w:type="spellEnd"/>
-      <w:proofErr w:type="gramEnd"/>
-      <w:r>
-        <w:t xml:space="preserve"> |</w:t>
-      </w:r>
-    </w:p>
-    <w:p>
-      <w:r>
-        <w:t xml:space="preserve">    Select-Object </w:t>
-      </w:r>
-      <w:proofErr w:type="spellStart"/>
-      <w:r>
-        <w:t>RoleDefinitionName</w:t>
-      </w:r>
-      <w:proofErr w:type="spellEnd"/>
-      <w:r>
-        <w:t>, Scope |</w:t>
-      </w:r>
-    </w:p>
-    <w:p>
-      <w:r>
-        <w:t xml:space="preserve">    Where-Object </w:t>
-      </w:r>
-      <w:proofErr w:type="gramStart"/>
-      <w:r>
-        <w:t>{ $_.Scope</w:t>
-      </w:r>
-      <w:proofErr w:type="gramEnd"/>
-      <w:r>
-        <w:t xml:space="preserve"> -</w:t>
-      </w:r>
-      <w:proofErr w:type="spellStart"/>
-      <w:r>
-        <w:t>notlike</w:t>
-      </w:r>
-      <w:proofErr w:type="spellEnd"/>
-      <w:r>
-        <w:t xml:space="preserve"> "*/</w:t>
-      </w:r>
-      <w:proofErr w:type="spellStart"/>
-      <w:r>
-        <w:t>resourceGroups</w:t>
-      </w:r>
-      <w:proofErr w:type="spellEnd"/>
-      <w:r>
-        <w:t>/*</w:t>
-      </w:r>
-      <w:proofErr w:type="gramStart"/>
-      <w:r>
-        <w:t>" }</w:t>
-      </w:r>
-      <w:proofErr w:type="gramEnd"/>
+        <w:t>Get-AzRoleAssignment -SignInName (Get-AzContext).Account.Id |</w:t>
+      </w:r>
+    </w:p>
+    <w:p>
+      <w:r>
+        <w:t xml:space="preserve">    Select-Object RoleDefinitionName, Scope |</w:t>
+      </w:r>
+    </w:p>
+    <w:p>
+      <w:r>
+        <w:t xml:space="preserve">    Where-Object { $_.Scope -notlike "*/resourceGroups/*" }</w:t>
+      </w:r>
     </w:p>
     <w:p>
       <w:r>
@@ -1921,74 +1303,43 @@
           <w:bCs/>
         </w:rPr>
       </w:pPr>
-      <w:proofErr w:type="spellStart"/>
-      <w:proofErr w:type="gramStart"/>
-      <w:r>
-        <w:rPr>
-          <w:b/>
-          <w:bCs/>
-        </w:rPr>
-        <w:t>az</w:t>
-      </w:r>
-      <w:proofErr w:type="spellEnd"/>
-      <w:proofErr w:type="gramEnd"/>
-      <w:r>
-        <w:rPr>
-          <w:b/>
-          <w:bCs/>
-        </w:rPr>
-        <w:t xml:space="preserve"> --version | Select-String "azure-cli"</w:t>
-      </w:r>
-    </w:p>
-    <w:p>
-      <w:pPr>
-        <w:rPr>
-          <w:b/>
-          <w:bCs/>
-        </w:rPr>
-      </w:pPr>
-      <w:r>
-        <w:rPr>
-          <w:b/>
-          <w:bCs/>
-        </w:rPr>
-        <w:t xml:space="preserve"># </w:t>
-      </w:r>
-      <w:proofErr w:type="spellStart"/>
-      <w:r>
-        <w:rPr>
-          <w:b/>
-          <w:bCs/>
-        </w:rPr>
-        <w:t>Terraform</w:t>
-      </w:r>
-      <w:proofErr w:type="spellEnd"/>
-    </w:p>
-    <w:p>
-      <w:pPr>
-        <w:rPr>
-          <w:b/>
-          <w:bCs/>
-        </w:rPr>
-      </w:pPr>
-      <w:proofErr w:type="spellStart"/>
-      <w:proofErr w:type="gramStart"/>
+      <w:r>
+        <w:rPr>
+          <w:b/>
+          <w:bCs/>
+        </w:rPr>
+        <w:t>az --version | Select-String "azure-cli"</w:t>
+      </w:r>
+    </w:p>
+    <w:p>
+      <w:pPr>
+        <w:rPr>
+          <w:b/>
+          <w:bCs/>
+        </w:rPr>
+      </w:pPr>
+      <w:r>
+        <w:rPr>
+          <w:b/>
+          <w:bCs/>
+        </w:rPr>
+        <w:t># Terraform</w:t>
+      </w:r>
+    </w:p>
+    <w:p>
+      <w:pPr>
+        <w:rPr>
+          <w:b/>
+          <w:bCs/>
+        </w:rPr>
+      </w:pPr>
       <w:r>
         <w:rPr>
           <w:b/>
           <w:bCs/>
         </w:rPr>
         <w:lastRenderedPageBreak/>
-        <w:t>terraform</w:t>
-      </w:r>
-      <w:proofErr w:type="spellEnd"/>
-      <w:proofErr w:type="gramEnd"/>
-      <w:r>
-        <w:rPr>
-          <w:b/>
-          <w:bCs/>
-        </w:rPr>
-        <w:t xml:space="preserve"> --version</w:t>
+        <w:t>terraform --version</w:t>
       </w:r>
     </w:p>
     <w:p>
@@ -2018,123 +1369,37 @@
           <w:b/>
           <w:bCs/>
         </w:rPr>
-        <w:t>$</w:t>
-      </w:r>
-      <w:proofErr w:type="spellStart"/>
-      <w:r>
-        <w:rPr>
-          <w:b/>
-          <w:bCs/>
-        </w:rPr>
-        <w:t>PSVersionTable.PSVersion</w:t>
-      </w:r>
-      <w:proofErr w:type="spellEnd"/>
-    </w:p>
-    <w:p>
-      <w:pPr>
-        <w:rPr>
-          <w:b/>
-          <w:bCs/>
-        </w:rPr>
-      </w:pPr>
-      <w:r>
-        <w:rPr>
-          <w:b/>
-          <w:bCs/>
-        </w:rPr>
-        <w:t xml:space="preserve"># Module </w:t>
-      </w:r>
-      <w:proofErr w:type="spellStart"/>
-      <w:proofErr w:type="gramStart"/>
-      <w:r>
-        <w:rPr>
-          <w:b/>
-          <w:bCs/>
-        </w:rPr>
-        <w:t>Az.Security</w:t>
-      </w:r>
-      <w:proofErr w:type="spellEnd"/>
-      <w:proofErr w:type="gramEnd"/>
-      <w:r>
-        <w:rPr>
-          <w:b/>
-          <w:bCs/>
-        </w:rPr>
-        <w:t xml:space="preserve"> (obligatoire pour les scripts du </w:t>
-      </w:r>
-      <w:proofErr w:type="spellStart"/>
-      <w:r>
-        <w:rPr>
-          <w:b/>
-          <w:bCs/>
-        </w:rPr>
-        <w:t>lab</w:t>
-      </w:r>
-      <w:proofErr w:type="spellEnd"/>
-      <w:r>
-        <w:rPr>
-          <w:b/>
-          <w:bCs/>
-        </w:rPr>
-        <w:t>)</w:t>
-      </w:r>
-    </w:p>
-    <w:p>
-      <w:pPr>
-        <w:rPr>
-          <w:b/>
-          <w:bCs/>
-        </w:rPr>
-      </w:pPr>
-      <w:proofErr w:type="spellStart"/>
-      <w:r>
-        <w:rPr>
-          <w:b/>
-          <w:bCs/>
-        </w:rPr>
-        <w:t>Get</w:t>
-      </w:r>
-      <w:proofErr w:type="spellEnd"/>
-      <w:r>
-        <w:rPr>
-          <w:b/>
-          <w:bCs/>
-        </w:rPr>
-        <w:t xml:space="preserve">-Module </w:t>
-      </w:r>
-      <w:proofErr w:type="spellStart"/>
-      <w:proofErr w:type="gramStart"/>
-      <w:r>
-        <w:rPr>
-          <w:b/>
-          <w:bCs/>
-        </w:rPr>
-        <w:t>Az.Security</w:t>
-      </w:r>
-      <w:proofErr w:type="spellEnd"/>
-      <w:proofErr w:type="gramEnd"/>
-      <w:r>
-        <w:rPr>
-          <w:b/>
-          <w:bCs/>
-        </w:rPr>
-        <w:t xml:space="preserve"> -</w:t>
-      </w:r>
-      <w:proofErr w:type="spellStart"/>
-      <w:r>
-        <w:rPr>
-          <w:b/>
-          <w:bCs/>
-        </w:rPr>
-        <w:t>ListAvailable</w:t>
-      </w:r>
-      <w:proofErr w:type="spellEnd"/>
-      <w:r>
-        <w:rPr>
-          <w:b/>
-          <w:bCs/>
-        </w:rPr>
-        <w:t xml:space="preserve"> | Select-Object Name, Version</w:t>
+        <w:t>$PSVersionTable.PSVersion</w:t>
+      </w:r>
+    </w:p>
+    <w:p>
+      <w:pPr>
+        <w:rPr>
+          <w:b/>
+          <w:bCs/>
+        </w:rPr>
+      </w:pPr>
+      <w:r>
+        <w:rPr>
+          <w:b/>
+          <w:bCs/>
+        </w:rPr>
+        <w:t># Module Az.Security (obligatoire pour les scripts du lab)</w:t>
+      </w:r>
+    </w:p>
+    <w:p>
+      <w:pPr>
+        <w:rPr>
+          <w:b/>
+          <w:bCs/>
+        </w:rPr>
+      </w:pPr>
+      <w:r>
+        <w:rPr>
+          <w:b/>
+          <w:bCs/>
+        </w:rPr>
+        <w:t>Get-Module Az.Security -ListAvailable | Select-Object Name, Version</w:t>
       </w:r>
     </w:p>
     <w:p>
@@ -2164,41 +1429,7 @@
           <w:b/>
           <w:bCs/>
         </w:rPr>
-        <w:t xml:space="preserve"># Install-Module </w:t>
-      </w:r>
-      <w:proofErr w:type="spellStart"/>
-      <w:proofErr w:type="gramStart"/>
-      <w:r>
-        <w:rPr>
-          <w:b/>
-          <w:bCs/>
-        </w:rPr>
-        <w:t>Az.Security</w:t>
-      </w:r>
-      <w:proofErr w:type="spellEnd"/>
-      <w:proofErr w:type="gramEnd"/>
-      <w:r>
-        <w:rPr>
-          <w:b/>
-          <w:bCs/>
-        </w:rPr>
-        <w:t xml:space="preserve"> -Scope </w:t>
-      </w:r>
-      <w:proofErr w:type="spellStart"/>
-      <w:r>
-        <w:rPr>
-          <w:b/>
-          <w:bCs/>
-        </w:rPr>
-        <w:t>CurrentUser</w:t>
-      </w:r>
-      <w:proofErr w:type="spellEnd"/>
-      <w:r>
-        <w:rPr>
-          <w:b/>
-          <w:bCs/>
-        </w:rPr>
-        <w:t xml:space="preserve"> -Force</w:t>
+        <w:t># Install-Module Az.Security -Scope CurrentUser -Force</w:t>
       </w:r>
     </w:p>
     <w:p>
@@ -2256,166 +1487,53 @@
           <w:b/>
           <w:bCs/>
         </w:rPr>
-        <w:t xml:space="preserve">Étape 3 — Récupérer les variables du </w:t>
-      </w:r>
-      <w:proofErr w:type="spellStart"/>
-      <w:r>
-        <w:rPr>
-          <w:b/>
-          <w:bCs/>
-        </w:rPr>
-        <w:t>lab</w:t>
-      </w:r>
-      <w:proofErr w:type="spellEnd"/>
-      <w:r>
-        <w:rPr>
-          <w:b/>
-          <w:bCs/>
-        </w:rPr>
-        <w:t xml:space="preserve"> existant</w:t>
-      </w:r>
-    </w:p>
-    <w:p>
-      <w:r>
-        <w:t xml:space="preserve">Ces deux valeurs iront dans </w:t>
-      </w:r>
-      <w:proofErr w:type="spellStart"/>
-      <w:r>
-        <w:t>terraform</w:t>
-      </w:r>
-      <w:proofErr w:type="spellEnd"/>
-      <w:r>
-        <w:t>/variables.tf.</w:t>
-      </w:r>
-    </w:p>
-    <w:p>
-      <w:r>
-        <w:t xml:space="preserve"># </w:t>
-      </w:r>
-      <w:proofErr w:type="spellStart"/>
-      <w:r>
-        <w:t>Subscription</w:t>
-      </w:r>
-      <w:proofErr w:type="spellEnd"/>
-      <w:r>
-        <w:t xml:space="preserve"> ID</w:t>
-      </w:r>
-    </w:p>
-    <w:p>
-      <w:r>
-        <w:t>$</w:t>
-      </w:r>
-      <w:proofErr w:type="spellStart"/>
-      <w:r>
-        <w:t>subId</w:t>
-      </w:r>
-      <w:proofErr w:type="spellEnd"/>
-      <w:r>
-        <w:t xml:space="preserve"> = (</w:t>
-      </w:r>
-      <w:proofErr w:type="spellStart"/>
-      <w:r>
-        <w:t>Get-AzContext</w:t>
-      </w:r>
-      <w:proofErr w:type="spellEnd"/>
-      <w:proofErr w:type="gramStart"/>
-      <w:r>
-        <w:t>).</w:t>
-      </w:r>
-      <w:proofErr w:type="spellStart"/>
-      <w:r>
-        <w:t>Subscription.Id</w:t>
-      </w:r>
-      <w:proofErr w:type="spellEnd"/>
-      <w:proofErr w:type="gramEnd"/>
-    </w:p>
-    <w:p>
-      <w:r>
-        <w:t>Write-Host "</w:t>
-      </w:r>
-      <w:proofErr w:type="spellStart"/>
-      <w:r>
-        <w:t>subscription_id</w:t>
-      </w:r>
-      <w:proofErr w:type="spellEnd"/>
-      <w:r>
-        <w:t xml:space="preserve"> = $</w:t>
-      </w:r>
-      <w:proofErr w:type="spellStart"/>
-      <w:r>
-        <w:t>subId</w:t>
-      </w:r>
-      <w:proofErr w:type="spellEnd"/>
-      <w:r>
-        <w:t>"</w:t>
-      </w:r>
-    </w:p>
-    <w:p>
-      <w:r>
-        <w:t># Log Analytics Workspace existant (</w:t>
-      </w:r>
-      <w:proofErr w:type="spellStart"/>
-      <w:r>
-        <w:t>lab</w:t>
-      </w:r>
-      <w:proofErr w:type="spellEnd"/>
-      <w:r>
-        <w:t xml:space="preserve"> Sentinel)</w:t>
-      </w:r>
-    </w:p>
-    <w:p>
-      <w:r>
-        <w:t xml:space="preserve"># Chercher dans tous les </w:t>
-      </w:r>
-      <w:proofErr w:type="spellStart"/>
-      <w:r>
-        <w:t>resource</w:t>
-      </w:r>
-      <w:proofErr w:type="spellEnd"/>
-      <w:r>
-        <w:t xml:space="preserve"> groups</w:t>
-      </w:r>
-    </w:p>
-    <w:p>
-      <w:proofErr w:type="spellStart"/>
-      <w:r>
-        <w:t>Get-AzOperationalInsightsWorkspace</w:t>
-      </w:r>
-      <w:proofErr w:type="spellEnd"/>
-      <w:r>
-        <w:t xml:space="preserve"> |</w:t>
-      </w:r>
-    </w:p>
-    <w:p>
-      <w:r>
-        <w:t xml:space="preserve">    Select-Object Name, </w:t>
-      </w:r>
-      <w:proofErr w:type="spellStart"/>
-      <w:r>
-        <w:t>ResourceGroupName</w:t>
-      </w:r>
-      <w:proofErr w:type="spellEnd"/>
-      <w:r>
-        <w:t xml:space="preserve">, </w:t>
-      </w:r>
-      <w:proofErr w:type="spellStart"/>
-      <w:r>
-        <w:t>ResourceId</w:t>
-      </w:r>
-      <w:proofErr w:type="spellEnd"/>
-      <w:r>
-        <w:t>, Location |</w:t>
-      </w:r>
-    </w:p>
-    <w:p>
-      <w:r>
-        <w:t xml:space="preserve">    Format-Table -</w:t>
-      </w:r>
-      <w:proofErr w:type="spellStart"/>
-      <w:r>
-        <w:t>AutoSize</w:t>
-      </w:r>
-      <w:proofErr w:type="spellEnd"/>
+        <w:t>Étape 3 — Récupérer les variables du lab existant</w:t>
+      </w:r>
+    </w:p>
+    <w:p>
+      <w:r>
+        <w:t>Ces deux valeurs iront dans terraform/variables.tf.</w:t>
+      </w:r>
+    </w:p>
+    <w:p>
+      <w:r>
+        <w:t># Subscription ID</w:t>
+      </w:r>
+    </w:p>
+    <w:p>
+      <w:r>
+        <w:t>$subId = (Get-AzContext).Subscription.Id</w:t>
+      </w:r>
+    </w:p>
+    <w:p>
+      <w:r>
+        <w:t>Write-Host "subscription_id = $subId"</w:t>
+      </w:r>
+    </w:p>
+    <w:p>
+      <w:r>
+        <w:t># Log Analytics Workspace existant (lab Sentinel)</w:t>
+      </w:r>
+    </w:p>
+    <w:p>
+      <w:r>
+        <w:t># Chercher dans tous les resource groups</w:t>
+      </w:r>
+    </w:p>
+    <w:p>
+      <w:r>
+        <w:t>Get-AzOperationalInsightsWorkspace |</w:t>
+      </w:r>
+    </w:p>
+    <w:p>
+      <w:r>
+        <w:t xml:space="preserve">    Select-Object Name, ResourceGroupName, ResourceId, Location |</w:t>
+      </w:r>
+    </w:p>
+    <w:p>
+      <w:r>
+        <w:t xml:space="preserve">    Format-Table -AutoSize</w:t>
+      </w:r>
     </w:p>
     <w:p>
       <w:r>
@@ -2463,114 +1581,22 @@
     <w:p/>
     <w:p>
       <w:r>
-        <w:t xml:space="preserve">Récupérer le </w:t>
-      </w:r>
-      <w:proofErr w:type="spellStart"/>
-      <w:r>
-        <w:t>ResourceId</w:t>
-      </w:r>
-      <w:proofErr w:type="spellEnd"/>
-      <w:r>
-        <w:t xml:space="preserve"> complet du </w:t>
-      </w:r>
-      <w:proofErr w:type="spellStart"/>
-      <w:r>
-        <w:t>workspace</w:t>
-      </w:r>
-      <w:proofErr w:type="spellEnd"/>
-      <w:r>
-        <w:t xml:space="preserve"> (tronqué dans l'affichage)</w:t>
-      </w:r>
-    </w:p>
-    <w:p>
-      <w:r>
-        <w:t>$</w:t>
-      </w:r>
-      <w:proofErr w:type="spellStart"/>
-      <w:r>
-        <w:t>ws</w:t>
-      </w:r>
-      <w:proofErr w:type="spellEnd"/>
-      <w:r>
-        <w:t xml:space="preserve"> = </w:t>
-      </w:r>
-      <w:proofErr w:type="spellStart"/>
-      <w:r>
-        <w:t>Get-AzOperationalInsightsWorkspace</w:t>
-      </w:r>
-      <w:proofErr w:type="spellEnd"/>
-      <w:r>
-        <w:t xml:space="preserve"> -Name "</w:t>
-      </w:r>
-      <w:proofErr w:type="spellStart"/>
-      <w:r>
-        <w:t>law-sentinel-lab</w:t>
-      </w:r>
-      <w:proofErr w:type="spellEnd"/>
-      <w:r>
-        <w:t>" -</w:t>
-      </w:r>
-      <w:proofErr w:type="spellStart"/>
-      <w:r>
-        <w:t>ResourceGroupName</w:t>
-      </w:r>
-      <w:proofErr w:type="spellEnd"/>
-      <w:r>
-        <w:t xml:space="preserve"> "</w:t>
-      </w:r>
-      <w:proofErr w:type="spellStart"/>
-      <w:r>
-        <w:t>rg-sentinel-lab</w:t>
-      </w:r>
-      <w:proofErr w:type="spellEnd"/>
-      <w:r>
-        <w:t>"</w:t>
-      </w:r>
-    </w:p>
-    <w:p>
-      <w:r>
-        <w:t>Write-Host "</w:t>
-      </w:r>
-      <w:proofErr w:type="spellStart"/>
-      <w:r>
-        <w:t>workspace_id</w:t>
-      </w:r>
-      <w:proofErr w:type="spellEnd"/>
-      <w:r>
-        <w:t xml:space="preserve">   = $($</w:t>
-      </w:r>
-      <w:proofErr w:type="spellStart"/>
-      <w:proofErr w:type="gramStart"/>
-      <w:r>
-        <w:t>ws.ResourceId</w:t>
-      </w:r>
-      <w:proofErr w:type="spellEnd"/>
-      <w:proofErr w:type="gramEnd"/>
-      <w:r>
-        <w:t>)"</w:t>
-      </w:r>
-    </w:p>
-    <w:p>
-      <w:r>
-        <w:t>Write-Host "</w:t>
-      </w:r>
-      <w:proofErr w:type="spellStart"/>
-      <w:r>
-        <w:t>workspace_name</w:t>
-      </w:r>
-      <w:proofErr w:type="spellEnd"/>
-      <w:r>
-        <w:t xml:space="preserve"> = $($</w:t>
-      </w:r>
-      <w:proofErr w:type="spellStart"/>
-      <w:proofErr w:type="gramStart"/>
-      <w:r>
-        <w:t>ws.Name</w:t>
-      </w:r>
-      <w:proofErr w:type="spellEnd"/>
-      <w:proofErr w:type="gramEnd"/>
-      <w:r>
-        <w:t>)"</w:t>
+        <w:t>Récupérer le ResourceId complet du workspace (tronqué dans l'affichage)</w:t>
+      </w:r>
+    </w:p>
+    <w:p>
+      <w:r>
+        <w:t>$ws = Get-AzOperationalInsightsWorkspace -Name "law-sentinel-lab" -ResourceGroupName "rg-sentinel-lab"</w:t>
+      </w:r>
+    </w:p>
+    <w:p>
+      <w:r>
+        <w:t>Write-Host "workspace_id   = $($ws.ResourceId)"</w:t>
+      </w:r>
+    </w:p>
+    <w:p>
+      <w:r>
+        <w:t>Write-Host "workspace_name = $($ws.Name)"</w:t>
       </w:r>
     </w:p>
     <w:p>
@@ -2618,114 +1644,22 @@
     <w:p/>
     <w:p>
       <w:r>
-        <w:t xml:space="preserve">Récupérer le </w:t>
-      </w:r>
-      <w:proofErr w:type="spellStart"/>
-      <w:r>
-        <w:t>ResourceId</w:t>
-      </w:r>
-      <w:proofErr w:type="spellEnd"/>
-      <w:r>
-        <w:t xml:space="preserve"> complet du </w:t>
-      </w:r>
-      <w:proofErr w:type="spellStart"/>
-      <w:r>
-        <w:t>workspace</w:t>
-      </w:r>
-      <w:proofErr w:type="spellEnd"/>
-      <w:r>
-        <w:t xml:space="preserve"> (tronqué dans l'affichage)</w:t>
-      </w:r>
-    </w:p>
-    <w:p>
-      <w:r>
-        <w:t>$</w:t>
-      </w:r>
-      <w:proofErr w:type="spellStart"/>
-      <w:r>
-        <w:t>ws</w:t>
-      </w:r>
-      <w:proofErr w:type="spellEnd"/>
-      <w:r>
-        <w:t xml:space="preserve"> = </w:t>
-      </w:r>
-      <w:proofErr w:type="spellStart"/>
-      <w:r>
-        <w:t>Get-AzOperationalInsightsWorkspace</w:t>
-      </w:r>
-      <w:proofErr w:type="spellEnd"/>
-      <w:r>
-        <w:t xml:space="preserve"> -Name "</w:t>
-      </w:r>
-      <w:proofErr w:type="spellStart"/>
-      <w:r>
-        <w:t>law-sentinel-lab</w:t>
-      </w:r>
-      <w:proofErr w:type="spellEnd"/>
-      <w:r>
-        <w:t>" -</w:t>
-      </w:r>
-      <w:proofErr w:type="spellStart"/>
-      <w:r>
-        <w:t>ResourceGroupName</w:t>
-      </w:r>
-      <w:proofErr w:type="spellEnd"/>
-      <w:r>
-        <w:t xml:space="preserve"> "</w:t>
-      </w:r>
-      <w:proofErr w:type="spellStart"/>
-      <w:r>
-        <w:t>rg-sentinel-lab</w:t>
-      </w:r>
-      <w:proofErr w:type="spellEnd"/>
-      <w:r>
-        <w:t>"</w:t>
-      </w:r>
-    </w:p>
-    <w:p>
-      <w:r>
-        <w:t>Write-Host "</w:t>
-      </w:r>
-      <w:proofErr w:type="spellStart"/>
-      <w:r>
-        <w:t>workspace_id</w:t>
-      </w:r>
-      <w:proofErr w:type="spellEnd"/>
-      <w:r>
-        <w:t xml:space="preserve">   = $($</w:t>
-      </w:r>
-      <w:proofErr w:type="spellStart"/>
-      <w:proofErr w:type="gramStart"/>
-      <w:r>
-        <w:t>ws.ResourceId</w:t>
-      </w:r>
-      <w:proofErr w:type="spellEnd"/>
-      <w:proofErr w:type="gramEnd"/>
-      <w:r>
-        <w:t>)"</w:t>
-      </w:r>
-    </w:p>
-    <w:p>
-      <w:r>
-        <w:t>Write-Host "</w:t>
-      </w:r>
-      <w:proofErr w:type="spellStart"/>
-      <w:r>
-        <w:t>workspace_name</w:t>
-      </w:r>
-      <w:proofErr w:type="spellEnd"/>
-      <w:r>
-        <w:t xml:space="preserve"> = $($</w:t>
-      </w:r>
-      <w:proofErr w:type="spellStart"/>
-      <w:proofErr w:type="gramStart"/>
-      <w:r>
-        <w:t>ws.Name</w:t>
-      </w:r>
-      <w:proofErr w:type="spellEnd"/>
-      <w:proofErr w:type="gramEnd"/>
-      <w:r>
-        <w:t>)"</w:t>
+        <w:t>Récupérer le ResourceId complet du workspace (tronqué dans l'affichage)</w:t>
+      </w:r>
+    </w:p>
+    <w:p>
+      <w:r>
+        <w:t>$ws = Get-AzOperationalInsightsWorkspace -Name "law-sentinel-lab" -ResourceGroupName "rg-sentinel-lab"</w:t>
+      </w:r>
+    </w:p>
+    <w:p>
+      <w:r>
+        <w:t>Write-Host "workspace_id   = $($ws.ResourceId)"</w:t>
+      </w:r>
+    </w:p>
+    <w:p>
+      <w:r>
+        <w:t>Write-Host "workspace_name = $($ws.Name)"</w:t>
       </w:r>
     </w:p>
     <w:p>
@@ -2781,81 +1715,18 @@
     </w:p>
     <w:p>
       <w:r>
-        <w:t>Register-</w:t>
-      </w:r>
-      <w:proofErr w:type="spellStart"/>
-      <w:r>
-        <w:t>AzResourceProvider</w:t>
-      </w:r>
-      <w:proofErr w:type="spellEnd"/>
-      <w:r>
-        <w:t xml:space="preserve"> -</w:t>
-      </w:r>
-      <w:proofErr w:type="spellStart"/>
-      <w:r>
-        <w:t>ProviderNamespace</w:t>
-      </w:r>
-      <w:proofErr w:type="spellEnd"/>
-      <w:r>
-        <w:t xml:space="preserve"> </w:t>
-      </w:r>
-      <w:proofErr w:type="spellStart"/>
-      <w:r>
-        <w:t>Microsoft.Security</w:t>
-      </w:r>
-      <w:proofErr w:type="spellEnd"/>
-    </w:p>
-    <w:p>
-      <w:r>
-        <w:t>Register-</w:t>
-      </w:r>
-      <w:proofErr w:type="spellStart"/>
-      <w:r>
-        <w:t>AzResourceProvider</w:t>
-      </w:r>
-      <w:proofErr w:type="spellEnd"/>
-      <w:r>
-        <w:t xml:space="preserve"> -</w:t>
-      </w:r>
-      <w:proofErr w:type="spellStart"/>
-      <w:r>
-        <w:t>ProviderNamespace</w:t>
-      </w:r>
-      <w:proofErr w:type="spellEnd"/>
-      <w:r>
-        <w:t xml:space="preserve"> </w:t>
-      </w:r>
-      <w:proofErr w:type="spellStart"/>
-      <w:r>
-        <w:t>Microsoft.PolicyInsights</w:t>
-      </w:r>
-      <w:proofErr w:type="spellEnd"/>
-    </w:p>
-    <w:p>
-      <w:r>
-        <w:t>Register-</w:t>
-      </w:r>
-      <w:proofErr w:type="spellStart"/>
-      <w:r>
-        <w:t>AzResourceProvider</w:t>
-      </w:r>
-      <w:proofErr w:type="spellEnd"/>
-      <w:r>
-        <w:t xml:space="preserve"> -</w:t>
-      </w:r>
-      <w:proofErr w:type="spellStart"/>
-      <w:r>
-        <w:t>ProviderNamespace</w:t>
-      </w:r>
-      <w:proofErr w:type="spellEnd"/>
-      <w:r>
-        <w:t xml:space="preserve"> </w:t>
-      </w:r>
-      <w:proofErr w:type="spellStart"/>
-      <w:r>
-        <w:t>Microsoft.Insights</w:t>
-      </w:r>
-      <w:proofErr w:type="spellEnd"/>
+        <w:t>Register-AzResourceProvider -ProviderNamespace Microsoft.Security</w:t>
+      </w:r>
+    </w:p>
+    <w:p>
+      <w:r>
+        <w:t>Register-AzResourceProvider -ProviderNamespace Microsoft.PolicyInsights</w:t>
+      </w:r>
+    </w:p>
+    <w:p>
+      <w:r>
+        <w:t>Register-AzResourceProvider -ProviderNamespace Microsoft.Insights</w:t>
+      </w:r>
     </w:p>
     <w:p/>
     <w:p>
@@ -2864,48 +1735,14 @@
       </w:r>
     </w:p>
     <w:p>
-      <w:proofErr w:type="spellStart"/>
-      <w:r>
-        <w:t>Get-AzResourceProvider</w:t>
-      </w:r>
-      <w:proofErr w:type="spellEnd"/>
-      <w:r>
-        <w:t xml:space="preserve"> -</w:t>
-      </w:r>
-      <w:proofErr w:type="spellStart"/>
-      <w:r>
-        <w:t>ProviderNamespace</w:t>
-      </w:r>
-      <w:proofErr w:type="spellEnd"/>
-      <w:r>
-        <w:t xml:space="preserve"> </w:t>
-      </w:r>
-      <w:proofErr w:type="spellStart"/>
-      <w:r>
-        <w:t>Microsoft.Security</w:t>
-      </w:r>
-      <w:proofErr w:type="spellEnd"/>
-      <w:r>
-        <w:t xml:space="preserve"> |</w:t>
-      </w:r>
-    </w:p>
-    <w:p>
-      <w:r>
-        <w:t xml:space="preserve">    Select-Object </w:t>
-      </w:r>
-      <w:proofErr w:type="spellStart"/>
-      <w:r>
-        <w:t>ProviderNamespace</w:t>
-      </w:r>
-      <w:proofErr w:type="spellEnd"/>
-      <w:r>
-        <w:t xml:space="preserve">, </w:t>
-      </w:r>
-      <w:proofErr w:type="spellStart"/>
-      <w:r>
-        <w:t>RegistrationState</w:t>
-      </w:r>
-      <w:proofErr w:type="spellEnd"/>
+      <w:r>
+        <w:t>Get-AzResourceProvider -ProviderNamespace Microsoft.Security |</w:t>
+      </w:r>
+    </w:p>
+    <w:p>
+      <w:r>
+        <w:t xml:space="preserve">    Select-Object ProviderNamespace, RegistrationState</w:t>
+      </w:r>
     </w:p>
     <w:p>
       <w:r>
@@ -3106,13 +1943,8 @@
             <w:hideMark/>
           </w:tcPr>
           <w:p>
-            <w:proofErr w:type="spellStart"/>
-            <w:r>
-              <w:t>Subscription</w:t>
-            </w:r>
-            <w:proofErr w:type="spellEnd"/>
-            <w:r>
-              <w:t xml:space="preserve"> active</w:t>
+            <w:r>
+              <w:t>Subscription active</w:t>
             </w:r>
           </w:p>
         </w:tc>
@@ -3156,15 +1988,7 @@
           </w:tcPr>
           <w:p>
             <w:r>
-              <w:t xml:space="preserve">Module </w:t>
-            </w:r>
-            <w:proofErr w:type="spellStart"/>
-            <w:r>
-              <w:t>Az</w:t>
-            </w:r>
-            <w:proofErr w:type="spellEnd"/>
-            <w:r>
-              <w:t xml:space="preserve"> installé</w:t>
+              <w:t>Module Az installé</w:t>
             </w:r>
           </w:p>
         </w:tc>
@@ -3234,16 +2058,9 @@
             <w:hideMark/>
           </w:tcPr>
           <w:p>
-            <w:proofErr w:type="spellStart"/>
-            <w:proofErr w:type="gramStart"/>
-            <w:r>
-              <w:t>law</w:t>
-            </w:r>
-            <w:proofErr w:type="gramEnd"/>
-            <w:r>
-              <w:t>-sentinel-lab</w:t>
-            </w:r>
-            <w:proofErr w:type="spellEnd"/>
+            <w:r>
+              <w:t>law-sentinel-lab</w:t>
+            </w:r>
           </w:p>
         </w:tc>
       </w:tr>
@@ -3258,11 +2075,9 @@
             <w:hideMark/>
           </w:tcPr>
           <w:p>
-            <w:proofErr w:type="spellStart"/>
             <w:r>
               <w:t>Microsoft.Security</w:t>
             </w:r>
-            <w:proofErr w:type="spellEnd"/>
           </w:p>
         </w:tc>
         <w:tc>
@@ -3304,11 +2119,9 @@
             <w:hideMark/>
           </w:tcPr>
           <w:p>
-            <w:proofErr w:type="spellStart"/>
             <w:r>
               <w:t>Microsoft.PolicyInsights</w:t>
             </w:r>
-            <w:proofErr w:type="spellEnd"/>
           </w:p>
         </w:tc>
         <w:tc>
@@ -3350,11 +2163,9 @@
             <w:hideMark/>
           </w:tcPr>
           <w:p>
-            <w:proofErr w:type="spellStart"/>
             <w:r>
               <w:t>Microsoft.Insights</w:t>
             </w:r>
-            <w:proofErr w:type="spellEnd"/>
           </w:p>
         </w:tc>
         <w:tc>
@@ -3426,23 +2237,8 @@
       </w:r>
     </w:p>
     <w:p>
-      <w:proofErr w:type="spellStart"/>
-      <w:proofErr w:type="gramStart"/>
-      <w:r>
-        <w:t>notepad</w:t>
-      </w:r>
-      <w:proofErr w:type="spellEnd"/>
-      <w:proofErr w:type="gramEnd"/>
-      <w:r>
-        <w:t xml:space="preserve"> "D:\personnel-ivan\PROJETS-PERSO-LAB\Microsoft Defender for Cloud\</w:t>
-      </w:r>
-      <w:proofErr w:type="spellStart"/>
-      <w:r>
-        <w:t>terraform</w:t>
-      </w:r>
-      <w:proofErr w:type="spellEnd"/>
-      <w:r>
-        <w:t>\variables.tf"</w:t>
+      <w:r>
+        <w:t>notepad "D:\personnel-ivan\PROJETS-PERSO-LAB\Microsoft Defender for Cloud\terraform\variables.tf"</w:t>
       </w:r>
     </w:p>
     <w:p>
@@ -3502,13 +2298,9 @@
       </w:r>
     </w:p>
     <w:p>
-      <w:proofErr w:type="spellStart"/>
-      <w:proofErr w:type="gramStart"/>
       <w:r>
         <w:t>powershell</w:t>
       </w:r>
-      <w:proofErr w:type="spellEnd"/>
-      <w:proofErr w:type="gramEnd"/>
     </w:p>
     <w:p>
       <w:r>
@@ -3564,154 +2356,46 @@
       </w:r>
     </w:p>
     <w:p>
-      <w:proofErr w:type="gramStart"/>
-      <w:r>
-        <w:t>cd</w:t>
-      </w:r>
-      <w:proofErr w:type="gramEnd"/>
-      <w:r>
-        <w:t xml:space="preserve"> "D:\personnel-ivan\PROJETS-PERSO-LAB\Microsoft Defender for Cloud"</w:t>
+      <w:r>
+        <w:t>cd "D:\personnel-ivan\PROJETS-PERSO-LAB\Microsoft Defender for Cloud"</w:t>
       </w:r>
     </w:p>
     <w:p/>
     <w:p>
-      <w:proofErr w:type="gramStart"/>
-      <w:r>
-        <w:t>git</w:t>
-      </w:r>
-      <w:proofErr w:type="gramEnd"/>
-      <w:r>
-        <w:t xml:space="preserve"> </w:t>
-      </w:r>
-      <w:proofErr w:type="spellStart"/>
-      <w:r>
-        <w:t>add</w:t>
-      </w:r>
-      <w:proofErr w:type="spellEnd"/>
-      <w:r>
-        <w:t xml:space="preserve"> -A</w:t>
+      <w:r>
+        <w:t>git add -A</w:t>
       </w:r>
     </w:p>
     <w:p/>
     <w:p>
-      <w:proofErr w:type="gramStart"/>
-      <w:r>
-        <w:t>git</w:t>
-      </w:r>
-      <w:proofErr w:type="gramEnd"/>
-      <w:r>
-        <w:t xml:space="preserve"> commit -m "feat(phase-01</w:t>
-      </w:r>
-      <w:proofErr w:type="gramStart"/>
-      <w:r>
-        <w:t>):</w:t>
-      </w:r>
-      <w:proofErr w:type="gramEnd"/>
-      <w:r>
-        <w:t xml:space="preserve"> </w:t>
-      </w:r>
-      <w:proofErr w:type="spellStart"/>
-      <w:r>
-        <w:t>prerequis</w:t>
-      </w:r>
-      <w:proofErr w:type="spellEnd"/>
-      <w:r>
-        <w:t xml:space="preserve"> valides</w:t>
+      <w:r>
+        <w:t>git commit -m "feat(phase-01): prerequis valides</w:t>
       </w:r>
     </w:p>
     <w:p/>
     <w:p>
       <w:r>
-        <w:t xml:space="preserve">- Module </w:t>
-      </w:r>
-      <w:proofErr w:type="spellStart"/>
-      <w:r>
-        <w:t>Az</w:t>
-      </w:r>
-      <w:proofErr w:type="spellEnd"/>
-      <w:r>
-        <w:t xml:space="preserve"> installe (</w:t>
-      </w:r>
-      <w:proofErr w:type="spellStart"/>
-      <w:r>
-        <w:t>AllUsers</w:t>
-      </w:r>
-      <w:proofErr w:type="spellEnd"/>
-      <w:r>
-        <w:t>)</w:t>
-      </w:r>
-    </w:p>
-    <w:p>
-      <w:r>
-        <w:t xml:space="preserve">- Providers enregistres : Security, </w:t>
-      </w:r>
-      <w:proofErr w:type="spellStart"/>
-      <w:r>
-        <w:t>PolicyInsights</w:t>
-      </w:r>
-      <w:proofErr w:type="spellEnd"/>
-      <w:r>
-        <w:t>, Insights</w:t>
-      </w:r>
-    </w:p>
-    <w:p>
-      <w:r>
-        <w:t xml:space="preserve">- Variables </w:t>
-      </w:r>
-      <w:proofErr w:type="spellStart"/>
-      <w:r>
-        <w:t>Terraform</w:t>
-      </w:r>
-      <w:proofErr w:type="spellEnd"/>
-      <w:r>
-        <w:t xml:space="preserve"> </w:t>
-      </w:r>
-      <w:proofErr w:type="spellStart"/>
-      <w:r>
-        <w:t>renseignees</w:t>
-      </w:r>
-      <w:proofErr w:type="spellEnd"/>
-      <w:r>
-        <w:t xml:space="preserve"> (</w:t>
-      </w:r>
-      <w:proofErr w:type="spellStart"/>
-      <w:r>
-        <w:t>subscription_id</w:t>
-      </w:r>
-      <w:proofErr w:type="spellEnd"/>
-      <w:r>
-        <w:t xml:space="preserve">, </w:t>
-      </w:r>
-      <w:proofErr w:type="spellStart"/>
-      <w:r>
-        <w:t>workspace_id</w:t>
-      </w:r>
-      <w:proofErr w:type="spellEnd"/>
-      <w:r>
-        <w:t>)</w:t>
-      </w:r>
-    </w:p>
-    <w:p>
-      <w:r>
-        <w:t xml:space="preserve">- Guide 01-prerequisites.md </w:t>
-      </w:r>
-      <w:proofErr w:type="spellStart"/>
-      <w:r>
-        <w:t>complete</w:t>
-      </w:r>
-      <w:proofErr w:type="spellEnd"/>
-      <w:r>
-        <w:t>"</w:t>
-      </w:r>
-    </w:p>
-    <w:p>
-      <w:proofErr w:type="gramStart"/>
-      <w:r>
-        <w:t>git</w:t>
-      </w:r>
-      <w:proofErr w:type="gramEnd"/>
-      <w:r>
-        <w:t xml:space="preserve"> push</w:t>
+        <w:t>- Module Az installe (AllUsers)</w:t>
+      </w:r>
+    </w:p>
+    <w:p>
+      <w:r>
+        <w:t>- Providers enregistres : Security, PolicyInsights, Insights</w:t>
+      </w:r>
+    </w:p>
+    <w:p>
+      <w:r>
+        <w:t>- Variables Terraform renseignees (subscription_id, workspace_id)</w:t>
+      </w:r>
+    </w:p>
+    <w:p>
+      <w:r>
+        <w:t>- Guide 01-prerequisites.md complete"</w:t>
+      </w:r>
+    </w:p>
+    <w:p>
+      <w:r>
+        <w:t>git push</w:t>
       </w:r>
     </w:p>
     <w:p>
@@ -3774,17 +2458,8 @@
           <w:b/>
           <w:bCs/>
         </w:rPr>
-        <w:t xml:space="preserve">Phase 02 — Activation des plans Defender via </w:t>
-      </w:r>
-      <w:proofErr w:type="spellStart"/>
-      <w:r>
-        <w:rPr>
-          <w:b/>
-          <w:bCs/>
-        </w:rPr>
-        <w:t>Terraform</w:t>
-      </w:r>
-      <w:proofErr w:type="spellEnd"/>
+        <w:t>Phase 02 — Activation des plans Defender via Terraform</w:t>
+      </w:r>
     </w:p>
     <w:p>
       <w:r>
@@ -3795,23 +2470,7 @@
         <w:t>Objectif</w:t>
       </w:r>
       <w:r>
-        <w:t xml:space="preserve"> : activer CSPM + les plans Defender sur ta </w:t>
-      </w:r>
-      <w:proofErr w:type="spellStart"/>
-      <w:r>
-        <w:t>subscription</w:t>
-      </w:r>
-      <w:proofErr w:type="spellEnd"/>
-      <w:r>
-        <w:t xml:space="preserve"> via </w:t>
-      </w:r>
-      <w:proofErr w:type="spellStart"/>
-      <w:r>
-        <w:t>IaC</w:t>
-      </w:r>
-      <w:proofErr w:type="spellEnd"/>
-      <w:r>
-        <w:t>. Zéro clic portail — tout tracé dans Git.</w:t>
+        <w:t xml:space="preserve"> : activer CSPM + les plans Defender sur ta subscription via IaC. Zéro clic portail — tout tracé dans Git.</w:t>
       </w:r>
     </w:p>
     <w:p>
@@ -3838,42 +2497,12 @@
           <w:b/>
           <w:bCs/>
         </w:rPr>
-        <w:t xml:space="preserve">Étape 1 — Authentification Azure CLI pour </w:t>
-      </w:r>
-      <w:proofErr w:type="spellStart"/>
-      <w:r>
-        <w:rPr>
-          <w:b/>
-          <w:bCs/>
-        </w:rPr>
-        <w:t>Terraform</w:t>
-      </w:r>
-      <w:proofErr w:type="spellEnd"/>
-    </w:p>
-    <w:p>
-      <w:proofErr w:type="spellStart"/>
-      <w:r>
-        <w:t>Terraform</w:t>
-      </w:r>
-      <w:proofErr w:type="spellEnd"/>
-      <w:r>
-        <w:t xml:space="preserve"> utilise Azure CLI pour s'authentifier, pas le module </w:t>
-      </w:r>
-      <w:proofErr w:type="spellStart"/>
-      <w:r>
-        <w:t>Az</w:t>
-      </w:r>
-      <w:proofErr w:type="spellEnd"/>
-      <w:r>
-        <w:t xml:space="preserve"> PowerShell. Il faut faire un </w:t>
-      </w:r>
-      <w:proofErr w:type="spellStart"/>
-      <w:r>
-        <w:t>az</w:t>
-      </w:r>
-      <w:proofErr w:type="spellEnd"/>
-      <w:r>
-        <w:t xml:space="preserve"> login séparé.</w:t>
+        <w:t>Étape 1 — Authentification Azure CLI pour Terraform</w:t>
+      </w:r>
+    </w:p>
+    <w:p>
+      <w:r>
+        <w:t>Terraform utilise Azure CLI pour s'authentifier, pas le module Az PowerShell. Il faut faire un az login séparé.</w:t>
       </w:r>
     </w:p>
     <w:p/>
@@ -3883,15 +2512,8 @@
       </w:r>
     </w:p>
     <w:p>
-      <w:proofErr w:type="spellStart"/>
-      <w:proofErr w:type="gramStart"/>
-      <w:r>
-        <w:t>az</w:t>
-      </w:r>
-      <w:proofErr w:type="spellEnd"/>
-      <w:proofErr w:type="gramEnd"/>
-      <w:r>
-        <w:t xml:space="preserve"> --version</w:t>
+      <w:r>
+        <w:t>az --version</w:t>
       </w:r>
     </w:p>
     <w:p>
@@ -3966,56 +2588,18 @@
       </w:r>
     </w:p>
     <w:p>
-      <w:proofErr w:type="spellStart"/>
-      <w:proofErr w:type="gramStart"/>
-      <w:r>
-        <w:t>az</w:t>
-      </w:r>
-      <w:proofErr w:type="spellEnd"/>
-      <w:proofErr w:type="gramEnd"/>
-      <w:r>
-        <w:t xml:space="preserve"> login</w:t>
-      </w:r>
-    </w:p>
-    <w:p>
-      <w:r>
-        <w:t xml:space="preserve"># Définir la </w:t>
-      </w:r>
-      <w:proofErr w:type="spellStart"/>
-      <w:r>
-        <w:t>subscription</w:t>
-      </w:r>
-      <w:proofErr w:type="spellEnd"/>
-      <w:r>
-        <w:t xml:space="preserve"> active</w:t>
-      </w:r>
-    </w:p>
-    <w:p>
-      <w:proofErr w:type="spellStart"/>
-      <w:proofErr w:type="gramStart"/>
-      <w:r>
-        <w:t>az</w:t>
-      </w:r>
-      <w:proofErr w:type="spellEnd"/>
-      <w:proofErr w:type="gramEnd"/>
-      <w:r>
-        <w:t xml:space="preserve"> </w:t>
-      </w:r>
-      <w:proofErr w:type="spellStart"/>
-      <w:r>
-        <w:t>account</w:t>
-      </w:r>
-      <w:proofErr w:type="spellEnd"/>
-      <w:r>
-        <w:t xml:space="preserve"> set --</w:t>
-      </w:r>
-      <w:proofErr w:type="spellStart"/>
-      <w:r>
-        <w:t>subscription</w:t>
-      </w:r>
-      <w:proofErr w:type="spellEnd"/>
-      <w:r>
-        <w:t xml:space="preserve"> "512817a3-87c7-4af5-a7ea-829b55885255"</w:t>
+      <w:r>
+        <w:t>az login</w:t>
+      </w:r>
+    </w:p>
+    <w:p>
+      <w:r>
+        <w:t># Définir la subscription active</w:t>
+      </w:r>
+    </w:p>
+    <w:p>
+      <w:r>
+        <w:t>az account set --subscription "512817a3-87c7-4af5-a7ea-829b55885255"</w:t>
       </w:r>
     </w:p>
     <w:p>
@@ -4024,70 +2608,8 @@
       </w:r>
     </w:p>
     <w:p>
-      <w:proofErr w:type="spellStart"/>
-      <w:proofErr w:type="gramStart"/>
-      <w:r>
-        <w:t>az</w:t>
-      </w:r>
-      <w:proofErr w:type="spellEnd"/>
-      <w:proofErr w:type="gramEnd"/>
-      <w:r>
-        <w:t xml:space="preserve"> </w:t>
-      </w:r>
-      <w:proofErr w:type="spellStart"/>
-      <w:r>
-        <w:t>account</w:t>
-      </w:r>
-      <w:proofErr w:type="spellEnd"/>
-      <w:r>
-        <w:t xml:space="preserve"> show --</w:t>
-      </w:r>
-      <w:proofErr w:type="spellStart"/>
-      <w:r>
-        <w:t>query</w:t>
-      </w:r>
-      <w:proofErr w:type="spellEnd"/>
-      <w:r>
-        <w:t xml:space="preserve"> </w:t>
-      </w:r>
-      <w:proofErr w:type="gramStart"/>
-      <w:r>
-        <w:t>"{</w:t>
-      </w:r>
-      <w:proofErr w:type="spellStart"/>
-      <w:r>
-        <w:t>Name:</w:t>
-      </w:r>
-      <w:proofErr w:type="gramEnd"/>
-      <w:r>
-        <w:t>name</w:t>
-      </w:r>
-      <w:proofErr w:type="spellEnd"/>
-      <w:r>
-        <w:t xml:space="preserve">, </w:t>
-      </w:r>
-      <w:proofErr w:type="spellStart"/>
-      <w:proofErr w:type="gramStart"/>
-      <w:r>
-        <w:t>Id:</w:t>
-      </w:r>
-      <w:proofErr w:type="gramEnd"/>
-      <w:r>
-        <w:t>id</w:t>
-      </w:r>
-      <w:proofErr w:type="spellEnd"/>
-      <w:r>
-        <w:t xml:space="preserve">, </w:t>
-      </w:r>
-      <w:proofErr w:type="spellStart"/>
-      <w:proofErr w:type="gramStart"/>
-      <w:r>
-        <w:t>State:state</w:t>
-      </w:r>
-      <w:proofErr w:type="spellEnd"/>
-      <w:proofErr w:type="gramEnd"/>
-      <w:r>
-        <w:t>}" -o table</w:t>
+      <w:r>
+        <w:t>az account show --query "{Name:name, Id:id, State:state}" -o table</w:t>
       </w:r>
     </w:p>
     <w:p>
@@ -4178,46 +2700,18 @@
     <w:p/>
     <w:p>
       <w:r>
-        <w:t xml:space="preserve">Étape 2 — </w:t>
-      </w:r>
-      <w:proofErr w:type="spellStart"/>
-      <w:r>
-        <w:t>terraform</w:t>
-      </w:r>
-      <w:proofErr w:type="spellEnd"/>
-      <w:r>
-        <w:t xml:space="preserve"> init</w:t>
-      </w:r>
-    </w:p>
-    <w:p>
-      <w:proofErr w:type="gramStart"/>
-      <w:r>
-        <w:t>cd</w:t>
-      </w:r>
-      <w:proofErr w:type="gramEnd"/>
-      <w:r>
-        <w:t xml:space="preserve"> "D:\personnel-ivan\PROJETS-PERSO-LAB\Microsoft Defender for Cloud\</w:t>
-      </w:r>
-      <w:proofErr w:type="spellStart"/>
-      <w:r>
-        <w:t>terraform</w:t>
-      </w:r>
-      <w:proofErr w:type="spellEnd"/>
-      <w:r>
-        <w:t>"</w:t>
+        <w:t>Étape 2 — terraform init</w:t>
+      </w:r>
+    </w:p>
+    <w:p>
+      <w:r>
+        <w:t>cd "D:\personnel-ivan\PROJETS-PERSO-LAB\Microsoft Defender for Cloud\terraform"</w:t>
       </w:r>
     </w:p>
     <w:p/>
     <w:p>
-      <w:proofErr w:type="spellStart"/>
-      <w:proofErr w:type="gramStart"/>
-      <w:r>
-        <w:t>terraform</w:t>
-      </w:r>
-      <w:proofErr w:type="spellEnd"/>
-      <w:proofErr w:type="gramEnd"/>
-      <w:r>
-        <w:t xml:space="preserve"> init</w:t>
+      <w:r>
+        <w:t>terraform init</w:t>
       </w:r>
     </w:p>
     <w:p>
@@ -4264,15 +2758,7 @@
     </w:p>
     <w:p>
       <w:r>
-        <w:t xml:space="preserve">Erreur de syntaxe HCL — les ; ne sont pas valides en </w:t>
-      </w:r>
-      <w:proofErr w:type="spellStart"/>
-      <w:r>
-        <w:t>Terraform</w:t>
-      </w:r>
-      <w:proofErr w:type="spellEnd"/>
-      <w:r>
-        <w:t>. Chaque argument doit être sur sa propre ligne. Fix rapide :</w:t>
+        <w:t>Erreur de syntaxe HCL — les ; ne sont pas valides en Terraform. Chaque argument doit être sur sa propre ligne. Fix rapide :</w:t>
       </w:r>
     </w:p>
     <w:p>
@@ -4320,15 +2806,8 @@
     </w:p>
     <w:p/>
     <w:p>
-      <w:proofErr w:type="spellStart"/>
-      <w:proofErr w:type="gramStart"/>
-      <w:r>
-        <w:t>terraform</w:t>
-      </w:r>
-      <w:proofErr w:type="spellEnd"/>
-      <w:proofErr w:type="gramEnd"/>
-      <w:r>
-        <w:t xml:space="preserve"> init</w:t>
+      <w:r>
+        <w:t>terraform init</w:t>
       </w:r>
     </w:p>
     <w:p>
@@ -4386,33 +2865,8 @@
           <w:b/>
           <w:bCs/>
         </w:rPr>
-        <w:t xml:space="preserve">Étape 3 — </w:t>
-      </w:r>
-      <w:proofErr w:type="spellStart"/>
-      <w:r>
-        <w:rPr>
-          <w:b/>
-          <w:bCs/>
-        </w:rPr>
-        <w:t>terraform</w:t>
-      </w:r>
-      <w:proofErr w:type="spellEnd"/>
-      <w:r>
-        <w:rPr>
-          <w:b/>
-          <w:bCs/>
-        </w:rPr>
-        <w:t xml:space="preserve"> </w:t>
-      </w:r>
-      <w:proofErr w:type="spellStart"/>
-      <w:r>
-        <w:rPr>
-          <w:b/>
-          <w:bCs/>
-        </w:rPr>
-        <w:t>validate</w:t>
-      </w:r>
-      <w:proofErr w:type="spellEnd"/>
+        <w:t>Étape 3 — terraform validate</w:t>
+      </w:r>
     </w:p>
     <w:p>
       <w:r>
@@ -4420,21 +2874,9 @@
       </w:r>
     </w:p>
     <w:p>
-      <w:proofErr w:type="spellStart"/>
-      <w:proofErr w:type="gramStart"/>
-      <w:r>
-        <w:t>terraform</w:t>
-      </w:r>
-      <w:proofErr w:type="spellEnd"/>
-      <w:proofErr w:type="gramEnd"/>
-      <w:r>
-        <w:t xml:space="preserve"> </w:t>
-      </w:r>
-      <w:proofErr w:type="spellStart"/>
-      <w:r>
-        <w:t>validate</w:t>
-      </w:r>
-      <w:proofErr w:type="spellEnd"/>
+      <w:r>
+        <w:t>terraform validate</w:t>
+      </w:r>
     </w:p>
     <w:p>
       <w:r>
@@ -4492,23 +2934,7 @@
           <w:b/>
           <w:bCs/>
         </w:rPr>
-        <w:t xml:space="preserve">Étape 4 — </w:t>
-      </w:r>
-      <w:proofErr w:type="spellStart"/>
-      <w:r>
-        <w:rPr>
-          <w:b/>
-          <w:bCs/>
-        </w:rPr>
-        <w:t>terraform</w:t>
-      </w:r>
-      <w:proofErr w:type="spellEnd"/>
-      <w:r>
-        <w:rPr>
-          <w:b/>
-          <w:bCs/>
-        </w:rPr>
-        <w:t xml:space="preserve"> plan</w:t>
+        <w:t>Étape 4 — terraform plan</w:t>
       </w:r>
     </w:p>
     <w:p>
@@ -4520,33 +2946,13 @@
         <w:t>C'est l'étape la plus importante</w:t>
       </w:r>
       <w:r>
-        <w:t xml:space="preserve"> — on voit exactement ce que </w:t>
-      </w:r>
-      <w:proofErr w:type="spellStart"/>
-      <w:r>
-        <w:t>Terraform</w:t>
-      </w:r>
-      <w:proofErr w:type="spellEnd"/>
-      <w:r>
-        <w:t xml:space="preserve"> va créer avant de l'appliquer. Rien n'est modifié à cette étape.</w:t>
-      </w:r>
-    </w:p>
-    <w:p>
-      <w:proofErr w:type="spellStart"/>
-      <w:proofErr w:type="gramStart"/>
-      <w:r>
-        <w:t>terraform</w:t>
-      </w:r>
-      <w:proofErr w:type="spellEnd"/>
-      <w:proofErr w:type="gramEnd"/>
-      <w:r>
-        <w:t xml:space="preserve"> plan -out=</w:t>
-      </w:r>
-      <w:proofErr w:type="spellStart"/>
-      <w:r>
-        <w:t>tfplan</w:t>
-      </w:r>
-      <w:proofErr w:type="spellEnd"/>
+        <w:t xml:space="preserve"> — on voit exactement ce que Terraform va créer avant de l'appliquer. Rien n'est modifié à cette étape.</w:t>
+      </w:r>
+    </w:p>
+    <w:p>
+      <w:r>
+        <w:t>terraform plan -out=tfplan</w:t>
+      </w:r>
     </w:p>
     <w:p>
       <w:r>
@@ -4594,48 +3000,12 @@
     <w:p/>
     <w:p>
       <w:r>
-        <w:t xml:space="preserve">Étape 5 — </w:t>
-      </w:r>
-      <w:proofErr w:type="spellStart"/>
-      <w:r>
-        <w:t>terraform</w:t>
-      </w:r>
-      <w:proofErr w:type="spellEnd"/>
-      <w:r>
-        <w:t xml:space="preserve"> </w:t>
-      </w:r>
-      <w:proofErr w:type="spellStart"/>
-      <w:r>
-        <w:t>apply</w:t>
-      </w:r>
-      <w:proofErr w:type="spellEnd"/>
-    </w:p>
-    <w:p>
-      <w:proofErr w:type="spellStart"/>
-      <w:proofErr w:type="gramStart"/>
-      <w:r>
-        <w:t>terraform</w:t>
-      </w:r>
-      <w:proofErr w:type="spellEnd"/>
-      <w:proofErr w:type="gramEnd"/>
-      <w:r>
-        <w:t xml:space="preserve"> </w:t>
-      </w:r>
-      <w:proofErr w:type="spellStart"/>
-      <w:r>
-        <w:t>apply</w:t>
-      </w:r>
-      <w:proofErr w:type="spellEnd"/>
-      <w:r>
-        <w:t xml:space="preserve"> "</w:t>
-      </w:r>
-      <w:proofErr w:type="spellStart"/>
-      <w:r>
-        <w:t>tfplan</w:t>
-      </w:r>
-      <w:proofErr w:type="spellEnd"/>
-      <w:r>
-        <w:t>"</w:t>
+        <w:t>Étape 5 — terraform apply</w:t>
+      </w:r>
+    </w:p>
+    <w:p>
+      <w:r>
+        <w:t>terraform apply "tfplan"</w:t>
       </w:r>
     </w:p>
     <w:p>
@@ -4714,15 +3084,7 @@
       </w:r>
       <w:r>
         <w:br/>
-        <w:t xml:space="preserve">Le Secure Score est l'indicateur chiffré de la posture de sécurité cloud de Microsoft. Il agrège toutes les </w:t>
-      </w:r>
-      <w:proofErr w:type="spellStart"/>
-      <w:r>
-        <w:t>recommendations</w:t>
-      </w:r>
-      <w:proofErr w:type="spellEnd"/>
-      <w:r>
-        <w:t xml:space="preserve"> Defender for Cloud en un score sur 100. En contexte professionnel (audit, PSSI, entretien MICSI), la question clé est : </w:t>
+        <w:t xml:space="preserve">Le Secure Score est l'indicateur chiffré de la posture de sécurité cloud de Microsoft. Il agrège toutes les recommendations Defender for Cloud en un score sur 100. En contexte professionnel (audit, PSSI, entretien MICSI), la question clé est : </w:t>
       </w:r>
       <w:r>
         <w:rPr>
@@ -4763,15 +3125,7 @@
         </w:numPr>
       </w:pPr>
       <w:r>
-        <w:t>Fichier CSV exporté dans reports/</w:t>
-      </w:r>
-      <w:proofErr w:type="spellStart"/>
-      <w:r>
-        <w:t>baseline</w:t>
-      </w:r>
-      <w:proofErr w:type="spellEnd"/>
-      <w:r>
-        <w:t>/</w:t>
+        <w:t>Fichier CSV exporté dans reports/baseline/</w:t>
       </w:r>
     </w:p>
     <w:p>
@@ -4782,15 +3136,7 @@
         </w:numPr>
       </w:pPr>
       <w:r>
-        <w:t xml:space="preserve">Screenshot du </w:t>
-      </w:r>
-      <w:proofErr w:type="spellStart"/>
-      <w:r>
-        <w:t>dashboard</w:t>
-      </w:r>
-      <w:proofErr w:type="spellEnd"/>
-      <w:r>
-        <w:t xml:space="preserve"> Secure Score</w:t>
+        <w:t>Screenshot du dashboard Secure Score</w:t>
       </w:r>
     </w:p>
     <w:p>
@@ -4801,15 +3147,7 @@
         </w:numPr>
       </w:pPr>
       <w:r>
-        <w:t xml:space="preserve">Top </w:t>
-      </w:r>
-      <w:proofErr w:type="spellStart"/>
-      <w:r>
-        <w:t>recommendations</w:t>
-      </w:r>
-      <w:proofErr w:type="spellEnd"/>
-      <w:r>
-        <w:t xml:space="preserve"> critiques identifiées</w:t>
+        <w:t>Top recommendations critiques identifiées</w:t>
       </w:r>
     </w:p>
     <w:p/>
@@ -4836,13 +3174,8 @@
       </w:r>
     </w:p>
     <w:p>
-      <w:proofErr w:type="gramStart"/>
-      <w:r>
-        <w:t>cd</w:t>
-      </w:r>
-      <w:proofErr w:type="gramEnd"/>
-      <w:r>
-        <w:t xml:space="preserve"> "D:\personnel-ivan\PROJETS-PERSO-LAB\Microsoft Defender for Cloud"</w:t>
+      <w:r>
+        <w:t>cd "D:\personnel-ivan\PROJETS-PERSO-LAB\Microsoft Defender for Cloud"</w:t>
       </w:r>
     </w:p>
     <w:p/>
@@ -4857,21 +3190,8 @@
       </w:r>
     </w:p>
     <w:p>
-      <w:proofErr w:type="spellStart"/>
-      <w:r>
-        <w:t>Get-AzSecurityPricing</w:t>
-      </w:r>
-      <w:proofErr w:type="spellEnd"/>
-      <w:r>
-        <w:t xml:space="preserve"> | Select-Object Name, </w:t>
-      </w:r>
-      <w:proofErr w:type="spellStart"/>
-      <w:r>
-        <w:t>PricingTier</w:t>
-      </w:r>
-      <w:proofErr w:type="spellEnd"/>
-      <w:r>
-        <w:t xml:space="preserve"> | Sort-Object Name</w:t>
+      <w:r>
+        <w:t>Get-AzSecurityPricing | Select-Object Name, PricingTier | Sort-Object Name</w:t>
       </w:r>
     </w:p>
     <w:p>
@@ -4927,15 +3247,7 @@
         <w:t>Plans confirmés.</w:t>
       </w:r>
       <w:r>
-        <w:t xml:space="preserve"> Tout ce qu'on a activé via </w:t>
-      </w:r>
-      <w:proofErr w:type="spellStart"/>
-      <w:r>
-        <w:t>Terraform</w:t>
-      </w:r>
-      <w:proofErr w:type="spellEnd"/>
-      <w:r>
-        <w:t xml:space="preserve"> est bien en Standard :</w:t>
+        <w:t xml:space="preserve"> Tout ce qu'on a activé via Terraform est bien en Standard :</w:t>
       </w:r>
     </w:p>
     <w:tbl>
@@ -4997,13 +3309,8 @@
             <w:pPr>
               <w:spacing w:after="160" w:line="278" w:lineRule="auto"/>
             </w:pPr>
-            <w:proofErr w:type="spellStart"/>
-            <w:r>
-              <w:t>VirtualMachines</w:t>
-            </w:r>
-            <w:proofErr w:type="spellEnd"/>
-            <w:r>
-              <w:t xml:space="preserve"> (Servers P2)</w:t>
+            <w:r>
+              <w:t>VirtualMachines (Servers P2)</w:t>
             </w:r>
           </w:p>
         </w:tc>
@@ -5040,11 +3347,9 @@
             <w:pPr>
               <w:spacing w:after="160" w:line="278" w:lineRule="auto"/>
             </w:pPr>
-            <w:proofErr w:type="spellStart"/>
             <w:r>
               <w:t>StorageAccounts</w:t>
             </w:r>
-            <w:proofErr w:type="spellEnd"/>
           </w:p>
         </w:tc>
         <w:tc>
@@ -5083,11 +3388,9 @@
             <w:pPr>
               <w:spacing w:after="160" w:line="278" w:lineRule="auto"/>
             </w:pPr>
-            <w:proofErr w:type="spellStart"/>
             <w:r>
               <w:t>KeyVaults</w:t>
             </w:r>
-            <w:proofErr w:type="spellEnd"/>
           </w:p>
         </w:tc>
         <w:tc>
@@ -5123,11 +3426,9 @@
             <w:pPr>
               <w:spacing w:after="160" w:line="278" w:lineRule="auto"/>
             </w:pPr>
-            <w:proofErr w:type="spellStart"/>
             <w:r>
               <w:t>FoundationalCspm</w:t>
             </w:r>
-            <w:proofErr w:type="spellEnd"/>
           </w:p>
         </w:tc>
         <w:tc>
@@ -5202,42 +3503,13 @@
       </w:r>
     </w:p>
     <w:p>
-      <w:proofErr w:type="gramStart"/>
-      <w:r>
-        <w:t>cd</w:t>
-      </w:r>
-      <w:proofErr w:type="gramEnd"/>
-      <w:r>
-        <w:t xml:space="preserve"> "D:\personnel-ivan\PROJETS-PERSO-LAB\Microsoft Defender for Cloud"</w:t>
-      </w:r>
-    </w:p>
-    <w:p>
-      <w:r>
-        <w:t>.\scripts\</w:t>
-      </w:r>
-      <w:proofErr w:type="spellStart"/>
-      <w:r>
-        <w:t>powershell</w:t>
-      </w:r>
-      <w:proofErr w:type="spellEnd"/>
-      <w:r>
-        <w:t>\02-export-secure-score.ps1 -</w:t>
-      </w:r>
-      <w:proofErr w:type="spellStart"/>
-      <w:r>
-        <w:t>OutputPath</w:t>
-      </w:r>
-      <w:proofErr w:type="spellEnd"/>
-      <w:r>
-        <w:t xml:space="preserve"> "reports\</w:t>
-      </w:r>
-      <w:proofErr w:type="spellStart"/>
-      <w:r>
-        <w:t>baseline</w:t>
-      </w:r>
-      <w:proofErr w:type="spellEnd"/>
-      <w:r>
-        <w:t>\score-J0.csv"</w:t>
+      <w:r>
+        <w:t>cd "D:\personnel-ivan\PROJETS-PERSO-LAB\Microsoft Defender for Cloud"</w:t>
+      </w:r>
+    </w:p>
+    <w:p>
+      <w:r>
+        <w:t>.\scripts\powershell\02-export-secure-score.ps1 -OutputPath "reports\baseline\score-J0.csv"</w:t>
       </w:r>
     </w:p>
     <w:p/>
@@ -5311,34 +3583,15 @@
     </w:p>
     <w:p/>
     <w:p>
-      <w:proofErr w:type="spellStart"/>
-      <w:proofErr w:type="gramStart"/>
-      <w:r>
-        <w:rPr>
-          <w:b/>
-          <w:bCs/>
-        </w:rPr>
-        <w:t>aseline</w:t>
-      </w:r>
-      <w:proofErr w:type="spellEnd"/>
-      <w:proofErr w:type="gramEnd"/>
-      <w:r>
-        <w:rPr>
-          <w:b/>
-          <w:bCs/>
-        </w:rPr>
-        <w:t xml:space="preserve"> J0 capturée !</w:t>
-      </w:r>
-      <w:r>
-        <w:t xml:space="preserve"> C'est le point zéro du </w:t>
-      </w:r>
-      <w:proofErr w:type="spellStart"/>
-      <w:r>
-        <w:t>lab</w:t>
-      </w:r>
-      <w:proofErr w:type="spellEnd"/>
-      <w:r>
-        <w:t xml:space="preserve"> — tout ce qu'on va faire ensuite se mesure contre ce chiffre.</w:t>
+      <w:r>
+        <w:rPr>
+          <w:b/>
+          <w:bCs/>
+        </w:rPr>
+        <w:t>aseline J0 capturée !</w:t>
+      </w:r>
+      <w:r>
+        <w:t xml:space="preserve"> C'est le point zéro du lab — tout ce qu'on va faire ensuite se mesure contre ce chiffre.</w:t>
       </w:r>
     </w:p>
     <w:p>
@@ -5473,21 +3726,8 @@
               <w:spacing w:after="160" w:line="278" w:lineRule="auto"/>
               <w:cnfStyle w:val="000000000000" w:firstRow="0" w:lastRow="0" w:firstColumn="0" w:lastColumn="0" w:oddVBand="0" w:evenVBand="0" w:oddHBand="0" w:evenHBand="0" w:firstRowFirstColumn="0" w:firstRowLastColumn="0" w:lastRowFirstColumn="0" w:lastRowLastColumn="0"/>
             </w:pPr>
-            <w:proofErr w:type="spellStart"/>
-            <w:r>
-              <w:t>Remediate</w:t>
-            </w:r>
-            <w:proofErr w:type="spellEnd"/>
-            <w:r>
-              <w:t xml:space="preserve"> </w:t>
-            </w:r>
-            <w:proofErr w:type="spellStart"/>
-            <w:r>
-              <w:t>security</w:t>
-            </w:r>
-            <w:proofErr w:type="spellEnd"/>
-            <w:r>
-              <w:t xml:space="preserve"> configurations — 0%</w:t>
+            <w:r>
+              <w:t>Remediate security configurations — 0%</w:t>
             </w:r>
           </w:p>
         </w:tc>
@@ -5539,21 +3779,8 @@
               <w:spacing w:after="160" w:line="278" w:lineRule="auto"/>
             </w:pPr>
             <w:r>
-              <w:t xml:space="preserve">Enable </w:t>
-            </w:r>
-            <w:proofErr w:type="spellStart"/>
-            <w:r>
-              <w:t>auditing</w:t>
-            </w:r>
-            <w:proofErr w:type="spellEnd"/>
-            <w:r>
-              <w:t xml:space="preserve"> and </w:t>
-            </w:r>
-            <w:proofErr w:type="spellStart"/>
-            <w:r>
-              <w:t>logging</w:t>
-            </w:r>
-            <w:proofErr w:type="spellEnd"/>
+              <w:t>Enable auditing and logging</w:t>
+            </w:r>
           </w:p>
         </w:tc>
         <w:tc>
@@ -5586,27 +3813,9 @@
             <w:pPr>
               <w:spacing w:after="160" w:line="278" w:lineRule="auto"/>
             </w:pPr>
-            <w:proofErr w:type="spellStart"/>
-            <w:r>
-              <w:t>Restrict</w:t>
-            </w:r>
-            <w:proofErr w:type="spellEnd"/>
-            <w:r>
-              <w:t xml:space="preserve"> </w:t>
-            </w:r>
-            <w:proofErr w:type="spellStart"/>
-            <w:r>
-              <w:t>unauthorized</w:t>
-            </w:r>
-            <w:proofErr w:type="spellEnd"/>
-            <w:r>
-              <w:t xml:space="preserve"> network </w:t>
-            </w:r>
-            <w:proofErr w:type="spellStart"/>
-            <w:r>
-              <w:t>access</w:t>
-            </w:r>
-            <w:proofErr w:type="spellEnd"/>
+            <w:r>
+              <w:t>Restrict unauthorized network access</w:t>
+            </w:r>
           </w:p>
         </w:tc>
         <w:tc>
@@ -5636,21 +3845,8 @@
             <w:pPr>
               <w:spacing w:after="160" w:line="278" w:lineRule="auto"/>
             </w:pPr>
-            <w:proofErr w:type="spellStart"/>
-            <w:r>
-              <w:t>Implement</w:t>
-            </w:r>
-            <w:proofErr w:type="spellEnd"/>
-            <w:r>
-              <w:t xml:space="preserve"> </w:t>
-            </w:r>
-            <w:proofErr w:type="spellStart"/>
-            <w:r>
-              <w:t>security</w:t>
-            </w:r>
-            <w:proofErr w:type="spellEnd"/>
-            <w:r>
-              <w:t xml:space="preserve"> best practices</w:t>
+            <w:r>
+              <w:t>Implement security best practices</w:t>
             </w:r>
           </w:p>
         </w:tc>
@@ -5721,194 +3917,39 @@
     </w:p>
     <w:p>
       <w:r>
-        <w:t xml:space="preserve">Récupérer le détail complet avant de </w:t>
-      </w:r>
-      <w:proofErr w:type="spellStart"/>
-      <w:r>
-        <w:t>committer</w:t>
-      </w:r>
-      <w:proofErr w:type="spellEnd"/>
+        <w:t>Récupérer le détail complet avant de committer</w:t>
+      </w:r>
     </w:p>
     <w:p/>
     <w:p>
       <w:r>
-        <w:t xml:space="preserve"># Voir tous les </w:t>
-      </w:r>
-      <w:proofErr w:type="spellStart"/>
-      <w:r>
-        <w:t>controls</w:t>
-      </w:r>
-      <w:proofErr w:type="spellEnd"/>
-      <w:r>
-        <w:t xml:space="preserve"> avec leur score détaillé</w:t>
-      </w:r>
-    </w:p>
-    <w:p>
-      <w:proofErr w:type="spellStart"/>
-      <w:r>
-        <w:t>Get-AzSecuritySecureScoreControl</w:t>
-      </w:r>
-      <w:proofErr w:type="spellEnd"/>
-      <w:r>
-        <w:t xml:space="preserve"> |</w:t>
-      </w:r>
-    </w:p>
-    <w:p>
-      <w:r>
-        <w:t xml:space="preserve">    Select-Object </w:t>
-      </w:r>
-      <w:proofErr w:type="spellStart"/>
-      <w:r>
-        <w:t>DisplayName</w:t>
-      </w:r>
-      <w:proofErr w:type="spellEnd"/>
-      <w:r>
-        <w:t xml:space="preserve">, </w:t>
-      </w:r>
-      <w:proofErr w:type="spellStart"/>
-      <w:r>
-        <w:t>CurrentScore</w:t>
-      </w:r>
-      <w:proofErr w:type="spellEnd"/>
-      <w:r>
-        <w:t xml:space="preserve">, </w:t>
-      </w:r>
-      <w:proofErr w:type="spellStart"/>
-      <w:r>
-        <w:t>MaxScore</w:t>
-      </w:r>
-      <w:proofErr w:type="spellEnd"/>
-      <w:r>
-        <w:t>,</w:t>
-      </w:r>
-    </w:p>
-    <w:p>
-      <w:r>
-        <w:t xml:space="preserve">        </w:t>
-      </w:r>
-      <w:proofErr w:type="gramStart"/>
-      <w:r>
-        <w:t>@{</w:t>
-      </w:r>
-      <w:proofErr w:type="gramEnd"/>
-      <w:r>
-        <w:t>N="Pct</w:t>
-      </w:r>
-      <w:proofErr w:type="gramStart"/>
-      <w:r>
-        <w:t>";</w:t>
-      </w:r>
-      <w:proofErr w:type="gramEnd"/>
-      <w:r>
-        <w:t xml:space="preserve"> E</w:t>
-      </w:r>
-      <w:proofErr w:type="gramStart"/>
-      <w:r>
-        <w:t>={ if</w:t>
-      </w:r>
-      <w:proofErr w:type="gramEnd"/>
-      <w:r>
-        <w:t>($</w:t>
-      </w:r>
-      <w:proofErr w:type="gramStart"/>
-      <w:r>
-        <w:t>_.</w:t>
-      </w:r>
-      <w:proofErr w:type="spellStart"/>
-      <w:r>
-        <w:t>MaxScore</w:t>
-      </w:r>
-      <w:proofErr w:type="spellEnd"/>
-      <w:proofErr w:type="gramEnd"/>
-      <w:r>
-        <w:t xml:space="preserve"> -gt </w:t>
-      </w:r>
-      <w:proofErr w:type="gramStart"/>
-      <w:r>
-        <w:t>0){</w:t>
-      </w:r>
-      <w:proofErr w:type="gramEnd"/>
-      <w:r>
-        <w:t>[math</w:t>
-      </w:r>
-      <w:proofErr w:type="gramStart"/>
-      <w:r>
-        <w:t>]::</w:t>
-      </w:r>
-      <w:proofErr w:type="gramEnd"/>
-      <w:r>
-        <w:t>Round(($</w:t>
-      </w:r>
-      <w:proofErr w:type="gramStart"/>
-      <w:r>
-        <w:t>_.</w:t>
-      </w:r>
-      <w:proofErr w:type="spellStart"/>
-      <w:r>
-        <w:t>CurrentScore</w:t>
-      </w:r>
-      <w:proofErr w:type="spellEnd"/>
-      <w:proofErr w:type="gramEnd"/>
-      <w:r>
-        <w:t>/$</w:t>
-      </w:r>
-      <w:proofErr w:type="gramStart"/>
-      <w:r>
-        <w:t>_.</w:t>
-      </w:r>
-      <w:proofErr w:type="spellStart"/>
-      <w:r>
-        <w:t>MaxScore</w:t>
-      </w:r>
-      <w:proofErr w:type="spellEnd"/>
-      <w:proofErr w:type="gramEnd"/>
-      <w:r>
-        <w:t>)*100,1</w:t>
-      </w:r>
-      <w:proofErr w:type="gramStart"/>
-      <w:r>
-        <w:t>)}</w:t>
-      </w:r>
-      <w:proofErr w:type="spellStart"/>
-      <w:r>
-        <w:t>else</w:t>
-      </w:r>
-      <w:proofErr w:type="spellEnd"/>
-      <w:proofErr w:type="gramEnd"/>
-      <w:r>
-        <w:t>{0</w:t>
-      </w:r>
-      <w:proofErr w:type="gramStart"/>
-      <w:r>
-        <w:t>} }</w:t>
-      </w:r>
-      <w:proofErr w:type="gramEnd"/>
-      <w:r>
-        <w:t>} |</w:t>
-      </w:r>
-    </w:p>
-    <w:p>
-      <w:r>
-        <w:t xml:space="preserve">    Sort-Object </w:t>
-      </w:r>
-      <w:proofErr w:type="spellStart"/>
-      <w:r>
-        <w:t>Pct</w:t>
-      </w:r>
-      <w:proofErr w:type="spellEnd"/>
-      <w:r>
-        <w:t xml:space="preserve"> |</w:t>
-      </w:r>
-    </w:p>
-    <w:p>
-      <w:r>
-        <w:t xml:space="preserve">    Format-Table -</w:t>
-      </w:r>
-      <w:proofErr w:type="spellStart"/>
-      <w:r>
-        <w:t>AutoSize</w:t>
-      </w:r>
-      <w:proofErr w:type="spellEnd"/>
+        <w:t># Voir tous les controls avec leur score détaillé</w:t>
+      </w:r>
+    </w:p>
+    <w:p>
+      <w:r>
+        <w:t>Get-AzSecuritySecureScoreControl |</w:t>
+      </w:r>
+    </w:p>
+    <w:p>
+      <w:r>
+        <w:t xml:space="preserve">    Select-Object DisplayName, CurrentScore, MaxScore,</w:t>
+      </w:r>
+    </w:p>
+    <w:p>
+      <w:r>
+        <w:t xml:space="preserve">        @{N="Pct"; E={ if($_.MaxScore -gt 0){[math]::Round(($_.CurrentScore/$_.MaxScore)*100,1)}else{0} }} |</w:t>
+      </w:r>
+    </w:p>
+    <w:p>
+      <w:r>
+        <w:t xml:space="preserve">    Sort-Object Pct |</w:t>
+      </w:r>
+    </w:p>
+    <w:p>
+      <w:r>
+        <w:t xml:space="preserve">    Format-Table -AutoSize</w:t>
+      </w:r>
     </w:p>
     <w:p/>
     <w:p>
@@ -6091,13 +4132,8 @@
               <w:spacing w:after="160" w:line="278" w:lineRule="auto"/>
             </w:pPr>
             <w:r>
-              <w:t xml:space="preserve">Controls </w:t>
-            </w:r>
-            <w:proofErr w:type="spellStart"/>
-            <w:r>
-              <w:t>passed</w:t>
-            </w:r>
-            <w:proofErr w:type="spellEnd"/>
+              <w:t>Controls passed</w:t>
+            </w:r>
           </w:p>
         </w:tc>
         <w:tc>
@@ -6131,13 +4167,8 @@
               <w:spacing w:after="160" w:line="278" w:lineRule="auto"/>
             </w:pPr>
             <w:r>
-              <w:t xml:space="preserve">Controls </w:t>
-            </w:r>
-            <w:proofErr w:type="spellStart"/>
-            <w:r>
-              <w:t>failed</w:t>
-            </w:r>
-            <w:proofErr w:type="spellEnd"/>
+              <w:t>Controls failed</w:t>
+            </w:r>
           </w:p>
         </w:tc>
         <w:tc>
@@ -6163,23 +4194,7 @@
           <w:b/>
           <w:bCs/>
         </w:rPr>
-        <w:t xml:space="preserve">Top 5 </w:t>
-      </w:r>
-      <w:proofErr w:type="spellStart"/>
-      <w:r>
-        <w:rPr>
-          <w:b/>
-          <w:bCs/>
-        </w:rPr>
-        <w:t>controls</w:t>
-      </w:r>
-      <w:proofErr w:type="spellEnd"/>
-      <w:r>
-        <w:rPr>
-          <w:b/>
-          <w:bCs/>
-        </w:rPr>
-        <w:t xml:space="preserve"> critiques identifiés</w:t>
+        <w:t>Top 5 controls critiques identifiés</w:t>
       </w:r>
     </w:p>
     <w:tbl>
@@ -6257,21 +4272,8 @@
             <w:pPr>
               <w:spacing w:after="160" w:line="278" w:lineRule="auto"/>
             </w:pPr>
-            <w:proofErr w:type="spellStart"/>
-            <w:r>
-              <w:t>Remediate</w:t>
-            </w:r>
-            <w:proofErr w:type="spellEnd"/>
-            <w:r>
-              <w:t xml:space="preserve"> </w:t>
-            </w:r>
-            <w:proofErr w:type="spellStart"/>
-            <w:r>
-              <w:t>security</w:t>
-            </w:r>
-            <w:proofErr w:type="spellEnd"/>
-            <w:r>
-              <w:t xml:space="preserve"> configurations</w:t>
+            <w:r>
+              <w:t>Remediate security configurations</w:t>
             </w:r>
           </w:p>
         </w:tc>
@@ -6368,21 +4370,8 @@
               <w:spacing w:after="160" w:line="278" w:lineRule="auto"/>
             </w:pPr>
             <w:r>
-              <w:t xml:space="preserve">Enable </w:t>
-            </w:r>
-            <w:proofErr w:type="spellStart"/>
-            <w:r>
-              <w:t>auditing</w:t>
-            </w:r>
-            <w:proofErr w:type="spellEnd"/>
-            <w:r>
-              <w:t xml:space="preserve"> and </w:t>
-            </w:r>
-            <w:proofErr w:type="spellStart"/>
-            <w:r>
-              <w:t>logging</w:t>
-            </w:r>
-            <w:proofErr w:type="spellEnd"/>
+              <w:t>Enable auditing and logging</w:t>
+            </w:r>
           </w:p>
         </w:tc>
         <w:tc>
@@ -6427,27 +4416,9 @@
             <w:pPr>
               <w:spacing w:after="160" w:line="278" w:lineRule="auto"/>
             </w:pPr>
-            <w:proofErr w:type="spellStart"/>
-            <w:r>
-              <w:t>Restrict</w:t>
-            </w:r>
-            <w:proofErr w:type="spellEnd"/>
-            <w:r>
-              <w:t xml:space="preserve"> </w:t>
-            </w:r>
-            <w:proofErr w:type="spellStart"/>
-            <w:r>
-              <w:t>unauthorized</w:t>
-            </w:r>
-            <w:proofErr w:type="spellEnd"/>
-            <w:r>
-              <w:t xml:space="preserve"> network </w:t>
-            </w:r>
-            <w:proofErr w:type="spellStart"/>
-            <w:r>
-              <w:t>access</w:t>
-            </w:r>
-            <w:proofErr w:type="spellEnd"/>
+            <w:r>
+              <w:t>Restrict unauthorized network access</w:t>
+            </w:r>
           </w:p>
         </w:tc>
         <w:tc>
@@ -6495,21 +4466,8 @@
             <w:pPr>
               <w:spacing w:after="160" w:line="278" w:lineRule="auto"/>
             </w:pPr>
-            <w:proofErr w:type="spellStart"/>
-            <w:r>
-              <w:t>Implement</w:t>
-            </w:r>
-            <w:proofErr w:type="spellEnd"/>
-            <w:r>
-              <w:t xml:space="preserve"> </w:t>
-            </w:r>
-            <w:proofErr w:type="spellStart"/>
-            <w:r>
-              <w:t>security</w:t>
-            </w:r>
-            <w:proofErr w:type="spellEnd"/>
-            <w:r>
-              <w:t xml:space="preserve"> best practices</w:t>
+            <w:r>
+              <w:t>Implement security best practices</w:t>
             </w:r>
           </w:p>
         </w:tc>
@@ -6554,15 +4512,7 @@
         <w:t>Fichier exporté</w:t>
       </w:r>
       <w:r>
-        <w:t xml:space="preserve"> : reports/</w:t>
-      </w:r>
-      <w:proofErr w:type="spellStart"/>
-      <w:r>
-        <w:t>baseline</w:t>
-      </w:r>
-      <w:proofErr w:type="spellEnd"/>
-      <w:r>
-        <w:t>/score-J0.csv</w:t>
+        <w:t xml:space="preserve"> : reports/baseline/score-J0.csv</w:t>
       </w:r>
     </w:p>
     <w:p>
@@ -6575,15 +4525,7 @@
         <w:t>Objectif Phase 04</w:t>
       </w:r>
       <w:r>
-        <w:t xml:space="preserve"> : corriger les </w:t>
-      </w:r>
-      <w:proofErr w:type="spellStart"/>
-      <w:r>
-        <w:t>recommendations</w:t>
-      </w:r>
-      <w:proofErr w:type="spellEnd"/>
-      <w:r>
-        <w:t xml:space="preserve"> critiques et atteindre </w:t>
+        <w:t xml:space="preserve"> : corriger les recommendations critiques et atteindre </w:t>
       </w:r>
       <w:r>
         <w:rPr>
@@ -6603,57 +4545,18 @@
       </w:r>
     </w:p>
     <w:p>
-      <w:proofErr w:type="gramStart"/>
-      <w:r>
-        <w:t>cd</w:t>
-      </w:r>
-      <w:proofErr w:type="gramEnd"/>
-      <w:r>
-        <w:t xml:space="preserve"> "D:\personnel-ivan\PROJETS-PERSO-LAB\Microsoft Defender for Cloud"</w:t>
-      </w:r>
-    </w:p>
-    <w:p>
-      <w:proofErr w:type="gramStart"/>
-      <w:r>
-        <w:t>git</w:t>
-      </w:r>
-      <w:proofErr w:type="gramEnd"/>
-      <w:r>
-        <w:t xml:space="preserve"> </w:t>
-      </w:r>
-      <w:proofErr w:type="spellStart"/>
-      <w:r>
-        <w:t>add</w:t>
-      </w:r>
-      <w:proofErr w:type="spellEnd"/>
-      <w:r>
-        <w:t xml:space="preserve"> -A</w:t>
-      </w:r>
-    </w:p>
-    <w:p>
-      <w:proofErr w:type="gramStart"/>
-      <w:r>
-        <w:t>git</w:t>
-      </w:r>
-      <w:proofErr w:type="gramEnd"/>
-      <w:r>
-        <w:t xml:space="preserve"> commit -m "feat(phase-03</w:t>
-      </w:r>
-      <w:proofErr w:type="gramStart"/>
-      <w:r>
-        <w:t>):</w:t>
-      </w:r>
-      <w:proofErr w:type="gramEnd"/>
-      <w:r>
-        <w:t xml:space="preserve"> </w:t>
-      </w:r>
-      <w:proofErr w:type="spellStart"/>
-      <w:r>
-        <w:t>baseline</w:t>
-      </w:r>
-      <w:proofErr w:type="spellEnd"/>
-      <w:r>
-        <w:t xml:space="preserve"> Secure Score J0 capture</w:t>
+      <w:r>
+        <w:t>cd "D:\personnel-ivan\PROJETS-PERSO-LAB\Microsoft Defender for Cloud"</w:t>
+      </w:r>
+    </w:p>
+    <w:p>
+      <w:r>
+        <w:t>git add -A</w:t>
+      </w:r>
+    </w:p>
+    <w:p>
+      <w:r>
+        <w:t>git commit -m "feat(phase-03): baseline Secure Score J0 capture</w:t>
       </w:r>
     </w:p>
     <w:p>
@@ -6663,52 +4566,12 @@
     </w:p>
     <w:p>
       <w:r>
-        <w:t>- Export CSV : reports/</w:t>
-      </w:r>
-      <w:proofErr w:type="spellStart"/>
-      <w:r>
-        <w:t>baseline</w:t>
-      </w:r>
-      <w:proofErr w:type="spellEnd"/>
-      <w:r>
-        <w:t>/score-J0.csv</w:t>
-      </w:r>
-    </w:p>
-    <w:p>
-      <w:r>
-        <w:t xml:space="preserve">- Top </w:t>
-      </w:r>
-      <w:proofErr w:type="spellStart"/>
-      <w:r>
-        <w:t>controls</w:t>
-      </w:r>
-      <w:proofErr w:type="spellEnd"/>
-      <w:r>
-        <w:t xml:space="preserve"> identifies : </w:t>
-      </w:r>
-      <w:proofErr w:type="spellStart"/>
-      <w:r>
-        <w:t>security</w:t>
-      </w:r>
-      <w:proofErr w:type="spellEnd"/>
-      <w:r>
-        <w:t xml:space="preserve"> </w:t>
-      </w:r>
-      <w:proofErr w:type="spellStart"/>
-      <w:r>
-        <w:t>configs</w:t>
-      </w:r>
-      <w:proofErr w:type="spellEnd"/>
-      <w:r>
-        <w:t xml:space="preserve">, updates, </w:t>
-      </w:r>
-      <w:proofErr w:type="spellStart"/>
-      <w:r>
-        <w:t>logging</w:t>
-      </w:r>
-      <w:proofErr w:type="spellEnd"/>
-      <w:r>
-        <w:t>, network, best practices</w:t>
+        <w:t>- Export CSV : reports/baseline/score-J0.csv</w:t>
+      </w:r>
+    </w:p>
+    <w:p>
+      <w:r>
+        <w:t>- Top controls identifies : security configs, updates, logging, network, best practices</w:t>
       </w:r>
     </w:p>
     <w:p>
@@ -6718,13 +4581,8 @@
     </w:p>
     <w:p/>
     <w:p>
-      <w:proofErr w:type="gramStart"/>
-      <w:r>
-        <w:t>git</w:t>
-      </w:r>
-      <w:proofErr w:type="gramEnd"/>
-      <w:r>
-        <w:t xml:space="preserve"> push</w:t>
+      <w:r>
+        <w:t>git push</w:t>
       </w:r>
     </w:p>
     <w:p>
@@ -6790,15 +4648,7 @@
       </w:r>
       <w:r>
         <w:br/>
-        <w:t xml:space="preserve">Corriger les </w:t>
-      </w:r>
-      <w:proofErr w:type="spellStart"/>
-      <w:r>
-        <w:t>recommendations</w:t>
-      </w:r>
-      <w:proofErr w:type="spellEnd"/>
-      <w:r>
-        <w:t xml:space="preserve"> critiques identifiées au J0 pour faire progresser le Secure </w:t>
+        <w:t xml:space="preserve">Corriger les recommendations critiques identifiées au J0 pour faire progresser le Secure </w:t>
       </w:r>
       <w:r>
         <w:lastRenderedPageBreak/>
@@ -6835,15 +4685,7 @@
         <w:t>impact maximal sur le Secure Score</w:t>
       </w:r>
       <w:r>
-        <w:t xml:space="preserve"> — on corrige d'abord les </w:t>
-      </w:r>
-      <w:proofErr w:type="spellStart"/>
-      <w:r>
-        <w:t>controls</w:t>
-      </w:r>
-      <w:proofErr w:type="spellEnd"/>
-      <w:r>
-        <w:t xml:space="preserve"> à 0 % qui rapportent le plus de points. Certaines corrections sont automatisables via PowerShell ou Azure Policy, d'autres nécessitent une action manuelle dans le portail.</w:t>
+        <w:t xml:space="preserve"> — on corrige d'abord les controls à 0 % qui rapportent le plus de points. Certaines corrections sont automatisables via PowerShell ou Azure Policy, d'autres nécessitent une action manuelle dans le portail.</w:t>
       </w:r>
     </w:p>
     <w:p>
@@ -7040,188 +4882,39 @@
         <w:t>Première chose</w:t>
       </w:r>
       <w:r>
-        <w:t xml:space="preserve"> : voir le tableau complet de tous les </w:t>
-      </w:r>
-      <w:proofErr w:type="spellStart"/>
-      <w:r>
-        <w:t>controls</w:t>
-      </w:r>
-      <w:proofErr w:type="spellEnd"/>
-      <w:r>
-        <w:t xml:space="preserve"> pour choisir les remédiations à fort impact.</w:t>
+        <w:t xml:space="preserve"> : voir le tableau complet de tous les controls pour choisir les remédiations à fort impact.</w:t>
       </w:r>
     </w:p>
     <w:p/>
     <w:p>
-      <w:proofErr w:type="gramStart"/>
-      <w:r>
-        <w:t>cd</w:t>
-      </w:r>
-      <w:proofErr w:type="gramEnd"/>
-      <w:r>
-        <w:t xml:space="preserve"> "D:\personnel-ivan\PROJETS-PERSO-LAB\Microsoft Defender for Cloud"</w:t>
+      <w:r>
+        <w:t>cd "D:\personnel-ivan\PROJETS-PERSO-LAB\Microsoft Defender for Cloud"</w:t>
       </w:r>
     </w:p>
     <w:p/>
     <w:p>
-      <w:proofErr w:type="spellStart"/>
-      <w:r>
-        <w:t>Get-AzSecuritySecureScoreControl</w:t>
-      </w:r>
-      <w:proofErr w:type="spellEnd"/>
-      <w:r>
-        <w:t xml:space="preserve"> |</w:t>
-      </w:r>
-    </w:p>
-    <w:p>
-      <w:r>
-        <w:t xml:space="preserve">    Select-Object </w:t>
-      </w:r>
-      <w:proofErr w:type="spellStart"/>
-      <w:r>
-        <w:t>DisplayName</w:t>
-      </w:r>
-      <w:proofErr w:type="spellEnd"/>
-      <w:r>
-        <w:t xml:space="preserve">, </w:t>
-      </w:r>
-      <w:proofErr w:type="spellStart"/>
-      <w:r>
-        <w:t>CurrentScore</w:t>
-      </w:r>
-      <w:proofErr w:type="spellEnd"/>
-      <w:r>
-        <w:t xml:space="preserve">, </w:t>
-      </w:r>
-      <w:proofErr w:type="spellStart"/>
-      <w:r>
-        <w:t>MaxScore</w:t>
-      </w:r>
-      <w:proofErr w:type="spellEnd"/>
-      <w:r>
-        <w:t>,</w:t>
-      </w:r>
-    </w:p>
-    <w:p>
-      <w:r>
-        <w:t xml:space="preserve">        </w:t>
-      </w:r>
-      <w:proofErr w:type="gramStart"/>
-      <w:r>
-        <w:t>@{</w:t>
-      </w:r>
-      <w:proofErr w:type="gramEnd"/>
-      <w:r>
-        <w:t>N="Pct</w:t>
-      </w:r>
-      <w:proofErr w:type="gramStart"/>
-      <w:r>
-        <w:t>";</w:t>
-      </w:r>
-      <w:proofErr w:type="gramEnd"/>
-      <w:r>
-        <w:t xml:space="preserve"> E</w:t>
-      </w:r>
-      <w:proofErr w:type="gramStart"/>
-      <w:r>
-        <w:t>={</w:t>
-      </w:r>
-      <w:proofErr w:type="gramEnd"/>
-    </w:p>
-    <w:p>
-      <w:r>
-        <w:t xml:space="preserve">            </w:t>
-      </w:r>
-      <w:proofErr w:type="gramStart"/>
-      <w:r>
-        <w:t>if</w:t>
-      </w:r>
-      <w:proofErr w:type="gramEnd"/>
-      <w:r>
-        <w:t xml:space="preserve"> ($</w:t>
-      </w:r>
-      <w:proofErr w:type="gramStart"/>
-      <w:r>
-        <w:t>_.</w:t>
-      </w:r>
-      <w:proofErr w:type="spellStart"/>
-      <w:r>
-        <w:t>MaxScore</w:t>
-      </w:r>
-      <w:proofErr w:type="spellEnd"/>
-      <w:proofErr w:type="gramEnd"/>
-      <w:r>
-        <w:t xml:space="preserve"> -gt 0) </w:t>
-      </w:r>
-      <w:proofErr w:type="gramStart"/>
-      <w:r>
-        <w:t>{ [</w:t>
-      </w:r>
-      <w:proofErr w:type="gramEnd"/>
-      <w:r>
-        <w:t>math</w:t>
-      </w:r>
-      <w:proofErr w:type="gramStart"/>
-      <w:r>
-        <w:t>]::</w:t>
-      </w:r>
-      <w:proofErr w:type="gramEnd"/>
-      <w:r>
-        <w:t>Round(($</w:t>
-      </w:r>
-      <w:proofErr w:type="gramStart"/>
-      <w:r>
-        <w:t>_.</w:t>
-      </w:r>
-      <w:proofErr w:type="spellStart"/>
-      <w:r>
-        <w:t>CurrentScore</w:t>
-      </w:r>
-      <w:proofErr w:type="spellEnd"/>
-      <w:proofErr w:type="gramEnd"/>
-      <w:r>
-        <w:t>/$</w:t>
-      </w:r>
-      <w:proofErr w:type="gramStart"/>
-      <w:r>
-        <w:t>_.</w:t>
-      </w:r>
-      <w:proofErr w:type="spellStart"/>
-      <w:r>
-        <w:t>MaxScore</w:t>
-      </w:r>
-      <w:proofErr w:type="spellEnd"/>
-      <w:proofErr w:type="gramEnd"/>
-      <w:r>
-        <w:t>)*100,1</w:t>
-      </w:r>
-      <w:proofErr w:type="gramStart"/>
-      <w:r>
-        <w:t>) }</w:t>
-      </w:r>
-      <w:proofErr w:type="gramEnd"/>
-    </w:p>
-    <w:p>
-      <w:r>
-        <w:t xml:space="preserve">            </w:t>
-      </w:r>
-      <w:proofErr w:type="spellStart"/>
-      <w:proofErr w:type="gramStart"/>
-      <w:r>
-        <w:t>else</w:t>
-      </w:r>
-      <w:proofErr w:type="spellEnd"/>
-      <w:proofErr w:type="gramEnd"/>
-      <w:r>
-        <w:t xml:space="preserve"> </w:t>
-      </w:r>
-      <w:proofErr w:type="gramStart"/>
-      <w:r>
-        <w:t>{ 0</w:t>
-      </w:r>
-      <w:proofErr w:type="gramEnd"/>
-      <w:r>
-        <w:t xml:space="preserve"> }</w:t>
+      <w:r>
+        <w:t>Get-AzSecuritySecureScoreControl |</w:t>
+      </w:r>
+    </w:p>
+    <w:p>
+      <w:r>
+        <w:t xml:space="preserve">    Select-Object DisplayName, CurrentScore, MaxScore,</w:t>
+      </w:r>
+    </w:p>
+    <w:p>
+      <w:r>
+        <w:t xml:space="preserve">        @{N="Pct"; E={</w:t>
+      </w:r>
+    </w:p>
+    <w:p>
+      <w:r>
+        <w:t xml:space="preserve">            if ($_.MaxScore -gt 0) { [math]::Round(($_.CurrentScore/$_.MaxScore)*100,1) }</w:t>
+      </w:r>
+    </w:p>
+    <w:p>
+      <w:r>
+        <w:t xml:space="preserve">            else { 0 }</w:t>
       </w:r>
     </w:p>
     <w:p>
@@ -7231,39 +4924,18 @@
     </w:p>
     <w:p>
       <w:r>
-        <w:t xml:space="preserve">        </w:t>
-      </w:r>
-      <w:proofErr w:type="spellStart"/>
-      <w:r>
-        <w:t>UnhealthyResourceCount</w:t>
-      </w:r>
-      <w:proofErr w:type="spellEnd"/>
-      <w:r>
-        <w:t xml:space="preserve"> |</w:t>
-      </w:r>
-    </w:p>
-    <w:p>
-      <w:r>
-        <w:t xml:space="preserve">    Sort-Object </w:t>
-      </w:r>
-      <w:proofErr w:type="spellStart"/>
-      <w:r>
-        <w:t>Pct</w:t>
-      </w:r>
-      <w:proofErr w:type="spellEnd"/>
-      <w:r>
-        <w:t xml:space="preserve"> |</w:t>
-      </w:r>
-    </w:p>
-    <w:p>
-      <w:r>
-        <w:t xml:space="preserve">    Format-Table -</w:t>
-      </w:r>
-      <w:proofErr w:type="spellStart"/>
-      <w:r>
-        <w:t>AutoSize</w:t>
-      </w:r>
-      <w:proofErr w:type="spellEnd"/>
+        <w:t xml:space="preserve">        UnhealthyResourceCount |</w:t>
+      </w:r>
+    </w:p>
+    <w:p>
+      <w:r>
+        <w:t xml:space="preserve">    Sort-Object Pct |</w:t>
+      </w:r>
+    </w:p>
+    <w:p>
+      <w:r>
+        <w:t xml:space="preserve">    Format-Table -AutoSize</w:t>
+      </w:r>
     </w:p>
     <w:p>
       <w:r>
@@ -7449,19 +5121,9 @@
             <w:pPr>
               <w:spacing w:after="160" w:line="278" w:lineRule="auto"/>
             </w:pPr>
-            <w:proofErr w:type="spellStart"/>
-            <w:r>
-              <w:t>Remediate</w:t>
-            </w:r>
-            <w:proofErr w:type="spellEnd"/>
-            <w:r>
-              <w:t xml:space="preserve"> </w:t>
-            </w:r>
-            <w:proofErr w:type="spellStart"/>
-            <w:r>
-              <w:t>vulnerabilities</w:t>
-            </w:r>
-            <w:proofErr w:type="spellEnd"/>
+            <w:r>
+              <w:t>Remediate vulnerabilities</w:t>
+            </w:r>
           </w:p>
         </w:tc>
         <w:tc>
@@ -7515,27 +5177,9 @@
             <w:pPr>
               <w:spacing w:after="160" w:line="278" w:lineRule="auto"/>
             </w:pPr>
-            <w:proofErr w:type="spellStart"/>
-            <w:r>
-              <w:t>Restrict</w:t>
-            </w:r>
-            <w:proofErr w:type="spellEnd"/>
-            <w:r>
-              <w:t xml:space="preserve"> </w:t>
-            </w:r>
-            <w:proofErr w:type="spellStart"/>
-            <w:r>
-              <w:t>unauthorized</w:t>
-            </w:r>
-            <w:proofErr w:type="spellEnd"/>
-            <w:r>
-              <w:t xml:space="preserve"> network </w:t>
-            </w:r>
-            <w:proofErr w:type="spellStart"/>
-            <w:r>
-              <w:t>access</w:t>
-            </w:r>
-            <w:proofErr w:type="spellEnd"/>
+            <w:r>
+              <w:t>Restrict unauthorized network access</w:t>
+            </w:r>
           </w:p>
         </w:tc>
         <w:tc>
@@ -7587,15 +5231,7 @@
               <w:spacing w:after="160" w:line="278" w:lineRule="auto"/>
             </w:pPr>
             <w:r>
-              <w:t xml:space="preserve">Manage </w:t>
-            </w:r>
-            <w:proofErr w:type="spellStart"/>
-            <w:r>
-              <w:t>access</w:t>
-            </w:r>
-            <w:proofErr w:type="spellEnd"/>
-            <w:r>
-              <w:t xml:space="preserve"> and permissions</w:t>
+              <w:t>Manage access and permissions</w:t>
             </w:r>
           </w:p>
         </w:tc>
@@ -7651,21 +5287,8 @@
               <w:spacing w:after="160" w:line="278" w:lineRule="auto"/>
             </w:pPr>
             <w:r>
-              <w:t xml:space="preserve">Enable </w:t>
-            </w:r>
-            <w:proofErr w:type="spellStart"/>
-            <w:r>
-              <w:t>auditing</w:t>
-            </w:r>
-            <w:proofErr w:type="spellEnd"/>
-            <w:r>
-              <w:t xml:space="preserve"> and </w:t>
-            </w:r>
-            <w:proofErr w:type="spellStart"/>
-            <w:r>
-              <w:t>logging</w:t>
-            </w:r>
-            <w:proofErr w:type="spellEnd"/>
+              <w:t>Enable auditing and logging</w:t>
+            </w:r>
           </w:p>
         </w:tc>
         <w:tc>
@@ -7700,13 +5323,8 @@
               <w:t>🟢</w:t>
             </w:r>
             <w:r>
-              <w:t xml:space="preserve"> Quick </w:t>
-            </w:r>
-            <w:proofErr w:type="spellStart"/>
-            <w:r>
-              <w:t>win</w:t>
-            </w:r>
-            <w:proofErr w:type="spellEnd"/>
+              <w:t xml:space="preserve"> Quick win</w:t>
+            </w:r>
           </w:p>
         </w:tc>
       </w:tr>
@@ -7720,93 +5338,30 @@
         <w:t>Si on corrige tout → 6+6+6+4+2+1 = 25/25 = 100 %.</w:t>
       </w:r>
       <w:r>
-        <w:t xml:space="preserve"> On vise +15 minimum, donc on commence par </w:t>
-      </w:r>
-      <w:proofErr w:type="gramStart"/>
-      <w:r>
-        <w:t>les top</w:t>
-      </w:r>
-      <w:proofErr w:type="gramEnd"/>
-      <w:r>
-        <w:t xml:space="preserve"> impacts</w:t>
+        <w:t xml:space="preserve"> On vise +15 minimum, donc on commence par les top impacts</w:t>
       </w:r>
     </w:p>
     <w:p/>
     <w:p/>
     <w:p>
       <w:r>
-        <w:t xml:space="preserve">Étape 1 — Identifier les </w:t>
-      </w:r>
-      <w:proofErr w:type="spellStart"/>
-      <w:r>
-        <w:t>recommendations</w:t>
-      </w:r>
-      <w:proofErr w:type="spellEnd"/>
-      <w:r>
-        <w:t xml:space="preserve"> précises de chaque control</w:t>
-      </w:r>
-    </w:p>
-    <w:p>
-      <w:r>
-        <w:t xml:space="preserve"># </w:t>
-      </w:r>
-      <w:proofErr w:type="spellStart"/>
-      <w:r>
-        <w:t>Get-AzSecurityAssessment</w:t>
-      </w:r>
-      <w:proofErr w:type="spellEnd"/>
-      <w:r>
-        <w:t xml:space="preserve"> = </w:t>
-      </w:r>
-      <w:proofErr w:type="spellStart"/>
-      <w:r>
-        <w:t>recommendations</w:t>
-      </w:r>
-      <w:proofErr w:type="spellEnd"/>
-      <w:r>
-        <w:t xml:space="preserve"> par ressource</w:t>
-      </w:r>
-    </w:p>
-    <w:p>
-      <w:proofErr w:type="spellStart"/>
-      <w:r>
-        <w:t>Get-AzSecurityAssessment</w:t>
-      </w:r>
-      <w:proofErr w:type="spellEnd"/>
-      <w:r>
-        <w:t xml:space="preserve"> |</w:t>
+        <w:t>Étape 1 — Identifier les recommendations précises de chaque control</w:t>
+      </w:r>
+    </w:p>
+    <w:p>
+      <w:r>
+        <w:t># Get-AzSecurityAssessment = recommendations par ressource</w:t>
+      </w:r>
+    </w:p>
+    <w:p>
+      <w:r>
+        <w:t>Get-AzSecurityAssessment |</w:t>
       </w:r>
     </w:p>
     <w:p>
       <w:r>
         <w:lastRenderedPageBreak/>
-        <w:t xml:space="preserve">    Where-Object </w:t>
-      </w:r>
-      <w:proofErr w:type="gramStart"/>
-      <w:r>
-        <w:t>{ $_.</w:t>
-      </w:r>
-      <w:proofErr w:type="spellStart"/>
-      <w:r>
-        <w:t>Status.Code</w:t>
-      </w:r>
-      <w:proofErr w:type="spellEnd"/>
-      <w:proofErr w:type="gramEnd"/>
-      <w:r>
-        <w:t xml:space="preserve"> -eq "</w:t>
-      </w:r>
-      <w:proofErr w:type="spellStart"/>
-      <w:r>
-        <w:t>Unhealthy</w:t>
-      </w:r>
-      <w:proofErr w:type="spellEnd"/>
-      <w:proofErr w:type="gramStart"/>
-      <w:r>
-        <w:t>" }</w:t>
-      </w:r>
-      <w:proofErr w:type="gramEnd"/>
-      <w:r>
-        <w:t xml:space="preserve"> |</w:t>
+        <w:t xml:space="preserve">    Where-Object { $_.Status.Code -eq "Unhealthy" } |</w:t>
       </w:r>
     </w:p>
     <w:p>
@@ -7816,120 +5371,28 @@
     </w:p>
     <w:p>
       <w:r>
-        <w:t xml:space="preserve">        </w:t>
-      </w:r>
-      <w:proofErr w:type="gramStart"/>
-      <w:r>
-        <w:t>@{</w:t>
-      </w:r>
-      <w:proofErr w:type="gramEnd"/>
-      <w:r>
-        <w:t>N="DisplayName</w:t>
-      </w:r>
-      <w:proofErr w:type="gramStart"/>
-      <w:r>
-        <w:t>";</w:t>
-      </w:r>
-      <w:proofErr w:type="gramEnd"/>
-      <w:r>
-        <w:t xml:space="preserve"> E</w:t>
-      </w:r>
-      <w:proofErr w:type="gramStart"/>
-      <w:r>
-        <w:t>={ $_.</w:t>
-      </w:r>
-      <w:proofErr w:type="spellStart"/>
-      <w:r>
-        <w:t>DisplayName</w:t>
-      </w:r>
-      <w:proofErr w:type="spellEnd"/>
-      <w:proofErr w:type="gramEnd"/>
-      <w:r>
-        <w:t xml:space="preserve"> }},</w:t>
-      </w:r>
-    </w:p>
-    <w:p>
-      <w:r>
-        <w:t xml:space="preserve">        </w:t>
-      </w:r>
-      <w:proofErr w:type="gramStart"/>
-      <w:r>
-        <w:t>@{</w:t>
-      </w:r>
-      <w:proofErr w:type="gramEnd"/>
-      <w:r>
-        <w:t>N="Severity</w:t>
-      </w:r>
-      <w:proofErr w:type="gramStart"/>
-      <w:r>
-        <w:t xml:space="preserve">";   </w:t>
-      </w:r>
-      <w:proofErr w:type="gramEnd"/>
-      <w:r>
-        <w:t xml:space="preserve"> E</w:t>
-      </w:r>
-      <w:proofErr w:type="gramStart"/>
-      <w:r>
-        <w:t>={ $_.</w:t>
-      </w:r>
-      <w:proofErr w:type="spellStart"/>
-      <w:r>
-        <w:t>Metadata.Severity</w:t>
-      </w:r>
-      <w:proofErr w:type="spellEnd"/>
-      <w:proofErr w:type="gramEnd"/>
-      <w:r>
-        <w:t xml:space="preserve"> }},</w:t>
-      </w:r>
-    </w:p>
-    <w:p>
-      <w:r>
-        <w:t xml:space="preserve">        </w:t>
-      </w:r>
-      <w:proofErr w:type="gramStart"/>
-      <w:r>
-        <w:t>@{</w:t>
-      </w:r>
-      <w:proofErr w:type="gramEnd"/>
-      <w:r>
-        <w:t>N="ResourceId</w:t>
-      </w:r>
-      <w:proofErr w:type="gramStart"/>
-      <w:r>
-        <w:t>";  E={ $_.</w:t>
-      </w:r>
-      <w:proofErr w:type="spellStart"/>
-      <w:r>
-        <w:t>ResourceDetails.Id</w:t>
-      </w:r>
-      <w:proofErr w:type="spellEnd"/>
-      <w:proofErr w:type="gramEnd"/>
-      <w:r>
-        <w:t xml:space="preserve"> }} |</w:t>
-      </w:r>
-    </w:p>
-    <w:p>
-      <w:r>
-        <w:t xml:space="preserve">    Sort-Object </w:t>
-      </w:r>
-      <w:proofErr w:type="spellStart"/>
-      <w:r>
-        <w:t>Severity</w:t>
-      </w:r>
-      <w:proofErr w:type="spellEnd"/>
-      <w:r>
-        <w:t xml:space="preserve"> |</w:t>
-      </w:r>
-    </w:p>
-    <w:p>
-      <w:r>
-        <w:t xml:space="preserve">    Format-Table -</w:t>
-      </w:r>
-      <w:proofErr w:type="spellStart"/>
-      <w:r>
-        <w:t>AutoSize</w:t>
-      </w:r>
-      <w:proofErr w:type="spellEnd"/>
+        <w:t xml:space="preserve">        @{N="DisplayName"; E={ $_.DisplayName }},</w:t>
+      </w:r>
+    </w:p>
+    <w:p>
+      <w:r>
+        <w:t xml:space="preserve">        @{N="Severity";    E={ $_.Metadata.Severity }},</w:t>
+      </w:r>
+    </w:p>
+    <w:p>
+      <w:r>
+        <w:t xml:space="preserve">        @{N="ResourceId";  E={ $_.ResourceDetails.Id }} |</w:t>
+      </w:r>
+    </w:p>
+    <w:p>
+      <w:r>
+        <w:t xml:space="preserve">    Sort-Object Severity |</w:t>
+      </w:r>
+    </w:p>
+    <w:p>
+      <w:r>
+        <w:t xml:space="preserve">    Format-Table -AutoSize</w:t>
+      </w:r>
     </w:p>
     <w:p>
       <w:r>
@@ -7980,39 +5443,7 @@
           <w:b/>
           <w:bCs/>
         </w:rPr>
-        <w:t xml:space="preserve">15 </w:t>
-      </w:r>
-      <w:proofErr w:type="spellStart"/>
-      <w:r>
-        <w:rPr>
-          <w:b/>
-          <w:bCs/>
-        </w:rPr>
-        <w:t>recommendations</w:t>
-      </w:r>
-      <w:proofErr w:type="spellEnd"/>
-      <w:r>
-        <w:rPr>
-          <w:b/>
-          <w:bCs/>
-        </w:rPr>
-        <w:t xml:space="preserve"> </w:t>
-      </w:r>
-      <w:proofErr w:type="spellStart"/>
-      <w:r>
-        <w:rPr>
-          <w:b/>
-          <w:bCs/>
-        </w:rPr>
-        <w:t>unhealthy</w:t>
-      </w:r>
-      <w:proofErr w:type="spellEnd"/>
-      <w:r>
-        <w:rPr>
-          <w:b/>
-          <w:bCs/>
-        </w:rPr>
-        <w:t>.</w:t>
+        <w:t>15 recommendations unhealthy.</w:t>
       </w:r>
       <w:r>
         <w:t xml:space="preserve"> On les classe par facilité + impact et on remédie dans l'ordre. Voici le plan :</w:t>
@@ -8046,39 +5477,7 @@
           <w:b/>
           <w:bCs/>
         </w:rPr>
-        <w:t xml:space="preserve">Groupe 1 — Quick </w:t>
-      </w:r>
-      <w:proofErr w:type="spellStart"/>
-      <w:r>
-        <w:rPr>
-          <w:b/>
-          <w:bCs/>
-        </w:rPr>
-        <w:t>wins</w:t>
-      </w:r>
-      <w:proofErr w:type="spellEnd"/>
-      <w:r>
-        <w:rPr>
-          <w:b/>
-          <w:bCs/>
-        </w:rPr>
-        <w:t xml:space="preserve"> </w:t>
-      </w:r>
-      <w:proofErr w:type="spellStart"/>
-      <w:r>
-        <w:rPr>
-          <w:b/>
-          <w:bCs/>
-        </w:rPr>
-        <w:t>subscription</w:t>
-      </w:r>
-      <w:proofErr w:type="spellEnd"/>
-      <w:r>
-        <w:rPr>
-          <w:b/>
-          <w:bCs/>
-        </w:rPr>
-        <w:t xml:space="preserve"> (5 min, zéro risque)</w:t>
+        <w:t>Groupe 1 — Quick wins subscription (5 min, zéro risque)</w:t>
       </w:r>
       <w:r>
         <w:br/>
@@ -8108,23 +5507,7 @@
       </w:r>
       <w:r>
         <w:br/>
-        <w:t xml:space="preserve">Updates, Exploit Guard, TLS, </w:t>
-      </w:r>
-      <w:proofErr w:type="spellStart"/>
-      <w:r>
-        <w:t>vulnerability</w:t>
-      </w:r>
-      <w:proofErr w:type="spellEnd"/>
-      <w:r>
-        <w:t xml:space="preserve"> </w:t>
-      </w:r>
-      <w:proofErr w:type="spellStart"/>
-      <w:r>
-        <w:t>assessment</w:t>
-      </w:r>
-      <w:proofErr w:type="spellEnd"/>
-      <w:r>
-        <w:t>.</w:t>
+        <w:t>Updates, Exploit Guard, TLS, vulnerability assessment.</w:t>
       </w:r>
     </w:p>
     <w:p/>
@@ -8141,107 +5524,34 @@
           <w:bCs/>
         </w:rPr>
         <w:lastRenderedPageBreak/>
-        <w:t xml:space="preserve">Groupe 1 — Quick </w:t>
-      </w:r>
-      <w:proofErr w:type="spellStart"/>
-      <w:r>
-        <w:rPr>
-          <w:b/>
-          <w:bCs/>
-        </w:rPr>
-        <w:t>wins</w:t>
-      </w:r>
-      <w:proofErr w:type="spellEnd"/>
-      <w:r>
-        <w:rPr>
-          <w:b/>
-          <w:bCs/>
-        </w:rPr>
-        <w:t xml:space="preserve"> (lance tout d'un bloc)</w:t>
-      </w:r>
-    </w:p>
-    <w:p>
-      <w:proofErr w:type="spellStart"/>
-      <w:proofErr w:type="gramStart"/>
+        <w:t>Groupe 1 — Quick wins (lance tout d'un bloc)</w:t>
+      </w:r>
+    </w:p>
+    <w:p>
       <w:r>
         <w:t>powershell</w:t>
       </w:r>
-      <w:proofErr w:type="spellEnd"/>
-      <w:proofErr w:type="gramEnd"/>
-    </w:p>
-    <w:p>
-      <w:proofErr w:type="gramStart"/>
-      <w:r>
-        <w:t>cd</w:t>
-      </w:r>
-      <w:proofErr w:type="gramEnd"/>
-      <w:r>
-        <w:t xml:space="preserve"> "D:\personnel-ivan\PROJETS-PERSO-LAB\Microsoft Defender for Cloud"</w:t>
+    </w:p>
+    <w:p>
+      <w:r>
+        <w:t>cd "D:\personnel-ivan\PROJETS-PERSO-LAB\Microsoft Defender for Cloud"</w:t>
       </w:r>
     </w:p>
     <w:p/>
     <w:p>
       <w:r>
-        <w:t>$</w:t>
-      </w:r>
-      <w:proofErr w:type="spellStart"/>
-      <w:r>
-        <w:t>subId</w:t>
-      </w:r>
-      <w:proofErr w:type="spellEnd"/>
-      <w:r>
-        <w:t xml:space="preserve"> = "512817a3-87c7-4af5-a7ea-829b55885255"</w:t>
+        <w:t>$subId = "512817a3-87c7-4af5-a7ea-829b55885255"</w:t>
       </w:r>
     </w:p>
     <w:p/>
     <w:p>
       <w:r>
-        <w:t xml:space="preserve"># 1. </w:t>
-      </w:r>
-      <w:proofErr w:type="gramStart"/>
-      <w:r>
-        <w:t>Email</w:t>
-      </w:r>
-      <w:proofErr w:type="gramEnd"/>
-      <w:r>
-        <w:t xml:space="preserve"> de contact sécurité (corrige "contact </w:t>
-      </w:r>
-      <w:proofErr w:type="gramStart"/>
-      <w:r>
-        <w:t>email</w:t>
-      </w:r>
-      <w:proofErr w:type="gramEnd"/>
-      <w:r>
-        <w:t xml:space="preserve"> </w:t>
-      </w:r>
-      <w:proofErr w:type="spellStart"/>
-      <w:r>
-        <w:t>address</w:t>
-      </w:r>
-      <w:proofErr w:type="spellEnd"/>
-      <w:r>
-        <w:t xml:space="preserve"> for </w:t>
-      </w:r>
-      <w:proofErr w:type="spellStart"/>
-      <w:r>
-        <w:t>security</w:t>
-      </w:r>
-      <w:proofErr w:type="spellEnd"/>
-      <w:r>
-        <w:t xml:space="preserve"> issues")</w:t>
-      </w:r>
-    </w:p>
-    <w:p>
-      <w:r>
-        <w:t>Set-</w:t>
-      </w:r>
-      <w:proofErr w:type="spellStart"/>
-      <w:r>
-        <w:t>AzSecurityContact</w:t>
-      </w:r>
-      <w:proofErr w:type="spellEnd"/>
-      <w:r>
-        <w:t xml:space="preserve"> `</w:t>
+        <w:t># 1. Email de contact sécurité (corrige "contact email address for security issues")</w:t>
+      </w:r>
+    </w:p>
+    <w:p>
+      <w:r>
+        <w:t>Set-AzSecurityContact `</w:t>
       </w:r>
     </w:p>
     <w:p>
@@ -8251,126 +5561,34 @@
     </w:p>
     <w:p>
       <w:r>
-        <w:t xml:space="preserve">    -</w:t>
-      </w:r>
-      <w:proofErr w:type="gramStart"/>
-      <w:r>
-        <w:t>Email "</w:t>
-      </w:r>
-      <w:proofErr w:type="gramEnd"/>
-      <w:r>
-        <w:t>ngouneivan@gmail.com" `</w:t>
-      </w:r>
-    </w:p>
-    <w:p>
-      <w:r>
-        <w:t xml:space="preserve">    -</w:t>
-      </w:r>
-      <w:proofErr w:type="spellStart"/>
-      <w:r>
-        <w:t>AlertsToAdmins</w:t>
-      </w:r>
-      <w:proofErr w:type="spellEnd"/>
-      <w:r>
-        <w:t xml:space="preserve"> $</w:t>
-      </w:r>
-      <w:proofErr w:type="spellStart"/>
-      <w:r>
-        <w:t>true</w:t>
-      </w:r>
-      <w:proofErr w:type="spellEnd"/>
-      <w:r>
-        <w:t xml:space="preserve"> `</w:t>
-      </w:r>
-    </w:p>
-    <w:p>
-      <w:r>
-        <w:t xml:space="preserve">    -</w:t>
-      </w:r>
-      <w:proofErr w:type="spellStart"/>
-      <w:r>
-        <w:t>AlertNotifications</w:t>
-      </w:r>
-      <w:proofErr w:type="spellEnd"/>
-      <w:r>
-        <w:t xml:space="preserve"> $</w:t>
-      </w:r>
-      <w:proofErr w:type="spellStart"/>
-      <w:r>
-        <w:t>true</w:t>
-      </w:r>
-      <w:proofErr w:type="spellEnd"/>
-    </w:p>
-    <w:p>
-      <w:r>
-        <w:t xml:space="preserve">Write-Host "OK Contact </w:t>
-      </w:r>
-      <w:proofErr w:type="spellStart"/>
-      <w:r>
-        <w:t>securite</w:t>
-      </w:r>
-      <w:proofErr w:type="spellEnd"/>
-      <w:r>
-        <w:t xml:space="preserve"> configure" -</w:t>
-      </w:r>
-      <w:proofErr w:type="spellStart"/>
-      <w:r>
-        <w:t>ForegroundColor</w:t>
-      </w:r>
-      <w:proofErr w:type="spellEnd"/>
-      <w:r>
-        <w:t xml:space="preserve"> Green</w:t>
+        <w:t xml:space="preserve">    -Email "ngouneivan@gmail.com" `</w:t>
+      </w:r>
+    </w:p>
+    <w:p>
+      <w:r>
+        <w:t xml:space="preserve">    -AlertsToAdmins $true `</w:t>
+      </w:r>
+    </w:p>
+    <w:p>
+      <w:r>
+        <w:t xml:space="preserve">    -AlertNotifications $true</w:t>
+      </w:r>
+    </w:p>
+    <w:p>
+      <w:r>
+        <w:t>Write-Host "OK Contact securite configure" -ForegroundColor Green</w:t>
       </w:r>
     </w:p>
     <w:p/>
     <w:p>
       <w:r>
-        <w:t xml:space="preserve"># 2. </w:t>
-      </w:r>
-      <w:proofErr w:type="spellStart"/>
-      <w:r>
-        <w:t>Verifier</w:t>
-      </w:r>
-      <w:proofErr w:type="spellEnd"/>
-      <w:r>
-        <w:t xml:space="preserve"> que le contact est bien </w:t>
-      </w:r>
-      <w:proofErr w:type="gramStart"/>
-      <w:r>
-        <w:t>enregistre</w:t>
-      </w:r>
-      <w:proofErr w:type="gramEnd"/>
-    </w:p>
-    <w:p>
-      <w:proofErr w:type="spellStart"/>
-      <w:r>
-        <w:t>Get-AzSecurityContact</w:t>
-      </w:r>
-      <w:proofErr w:type="spellEnd"/>
-      <w:r>
-        <w:t xml:space="preserve"> | Select-Object Name, </w:t>
-      </w:r>
-      <w:proofErr w:type="gramStart"/>
-      <w:r>
-        <w:t>Email</w:t>
-      </w:r>
-      <w:proofErr w:type="gramEnd"/>
-      <w:r>
-        <w:t xml:space="preserve">, </w:t>
-      </w:r>
-      <w:proofErr w:type="spellStart"/>
-      <w:r>
-        <w:t>AlertsToAdmins</w:t>
-      </w:r>
-      <w:proofErr w:type="spellEnd"/>
-      <w:r>
-        <w:t xml:space="preserve">, </w:t>
-      </w:r>
-      <w:proofErr w:type="spellStart"/>
-      <w:r>
-        <w:t>AlertNotifications</w:t>
-      </w:r>
-      <w:proofErr w:type="spellEnd"/>
+        <w:t># 2. Verifier que le contact est bien enregistre</w:t>
+      </w:r>
+    </w:p>
+    <w:p>
+      <w:r>
+        <w:t>Get-AzSecurityContact | Select-Object Name, Email, AlertsToAdmins, AlertNotifications</w:t>
+      </w:r>
     </w:p>
     <w:p>
       <w:r>
@@ -8542,28 +5760,12 @@
     </w:p>
     <w:p>
       <w:r>
-        <w:t xml:space="preserve">→ </w:t>
-      </w:r>
-      <w:proofErr w:type="spellStart"/>
-      <w:r>
-        <w:t>Environment</w:t>
-      </w:r>
-      <w:proofErr w:type="spellEnd"/>
-      <w:r>
-        <w:t xml:space="preserve"> Settings (menu gauche)</w:t>
-      </w:r>
-    </w:p>
-    <w:p>
-      <w:r>
-        <w:t xml:space="preserve">→ Clic sur "Azure </w:t>
-      </w:r>
-      <w:proofErr w:type="spellStart"/>
-      <w:r>
-        <w:t>subscription</w:t>
-      </w:r>
-      <w:proofErr w:type="spellEnd"/>
-      <w:r>
-        <w:t xml:space="preserve"> 1"</w:t>
+        <w:t>→ Environment Settings (menu gauche)</w:t>
+      </w:r>
+    </w:p>
+    <w:p>
+      <w:r>
+        <w:t>→ Clic sur "Azure subscription 1"</w:t>
       </w:r>
     </w:p>
     <w:p>
@@ -8611,15 +5813,7 @@
     </w:p>
     <w:p>
       <w:r>
-        <w:t xml:space="preserve">→ </w:t>
-      </w:r>
-      <w:proofErr w:type="gramStart"/>
-      <w:r>
-        <w:t>Email</w:t>
-      </w:r>
-      <w:proofErr w:type="gramEnd"/>
-      <w:r>
-        <w:t xml:space="preserve"> notifications</w:t>
+        <w:t>→ Email notifications</w:t>
       </w:r>
     </w:p>
     <w:p>
@@ -8734,26 +5928,13 @@
     </w:p>
     <w:p>
       <w:r>
-        <w:t xml:space="preserve">→ Clic sur "Azure </w:t>
-      </w:r>
-      <w:proofErr w:type="spellStart"/>
-      <w:r>
-        <w:t>subscription</w:t>
-      </w:r>
-      <w:proofErr w:type="spellEnd"/>
-      <w:r>
-        <w:t xml:space="preserve"> 1"</w:t>
-      </w:r>
-    </w:p>
-    <w:p>
-      <w:r>
-        <w:t xml:space="preserve">→ Notifications par </w:t>
-      </w:r>
-      <w:proofErr w:type="gramStart"/>
-      <w:r>
-        <w:t>e-mail</w:t>
-      </w:r>
-      <w:proofErr w:type="gramEnd"/>
+        <w:t>→ Clic sur "Azure subscription 1"</w:t>
+      </w:r>
+    </w:p>
+    <w:p>
+      <w:r>
+        <w:t>→ Notifications par e-mail</w:t>
+      </w:r>
     </w:p>
     <w:p>
       <w:r>
@@ -8840,79 +6021,24 @@
       </w:r>
     </w:p>
     <w:p>
-      <w:proofErr w:type="gramStart"/>
-      <w:r>
-        <w:t>emails</w:t>
-      </w:r>
-      <w:proofErr w:type="gramEnd"/>
-      <w:r>
-        <w:t xml:space="preserve">       </w:t>
-      </w:r>
-      <w:proofErr w:type="gramStart"/>
-      <w:r>
-        <w:t xml:space="preserve">   :</w:t>
-      </w:r>
-      <w:proofErr w:type="gramEnd"/>
-      <w:r>
-        <w:t xml:space="preserve"> ngouneivan@gmail.com</w:t>
-      </w:r>
-    </w:p>
-    <w:p>
-      <w:proofErr w:type="spellStart"/>
-      <w:proofErr w:type="gramStart"/>
-      <w:r>
-        <w:t>isEnabled</w:t>
-      </w:r>
-      <w:proofErr w:type="spellEnd"/>
-      <w:proofErr w:type="gramEnd"/>
-      <w:r>
-        <w:t xml:space="preserve">    </w:t>
-      </w:r>
-      <w:proofErr w:type="gramStart"/>
-      <w:r>
-        <w:t xml:space="preserve">   :</w:t>
-      </w:r>
-      <w:proofErr w:type="gramEnd"/>
-      <w:r>
-        <w:t xml:space="preserve"> </w:t>
-      </w:r>
-      <w:proofErr w:type="spellStart"/>
-      <w:r>
-        <w:t>true</w:t>
-      </w:r>
-      <w:proofErr w:type="spellEnd"/>
-    </w:p>
-    <w:p>
-      <w:proofErr w:type="spellStart"/>
-      <w:proofErr w:type="gramStart"/>
+      <w:r>
+        <w:t>emails          : ngouneivan@gmail.com</w:t>
+      </w:r>
+    </w:p>
+    <w:p>
+      <w:r>
+        <w:t>isEnabled       : true</w:t>
+      </w:r>
+    </w:p>
+    <w:p>
       <w:r>
         <w:lastRenderedPageBreak/>
-        <w:t>alertNotifications</w:t>
-      </w:r>
-      <w:proofErr w:type="spellEnd"/>
-      <w:proofErr w:type="gramEnd"/>
-      <w:r>
-        <w:t xml:space="preserve"> : High </w:t>
-      </w:r>
-      <w:proofErr w:type="spellStart"/>
-      <w:r>
-        <w:t>severity</w:t>
-      </w:r>
-      <w:proofErr w:type="spellEnd"/>
-      <w:r>
-        <w:t xml:space="preserve"> → ON</w:t>
-      </w:r>
-    </w:p>
-    <w:p>
-      <w:proofErr w:type="spellStart"/>
-      <w:proofErr w:type="gramStart"/>
-      <w:r>
-        <w:t>notificationsByRole</w:t>
-      </w:r>
-      <w:proofErr w:type="spellEnd"/>
-      <w:proofErr w:type="gramEnd"/>
-      <w:r>
-        <w:t xml:space="preserve"> : Owner → ON</w:t>
+        <w:t>alertNotifications : High severity → ON</w:t>
+      </w:r>
+    </w:p>
+    <w:p>
+      <w:r>
+        <w:t>notificationsByRole : Owner → ON</w:t>
       </w:r>
     </w:p>
     <w:p/>
@@ -8926,17 +6052,8 @@
           <w:b/>
           <w:bCs/>
         </w:rPr>
-        <w:t xml:space="preserve">2 </w:t>
-      </w:r>
-      <w:proofErr w:type="spellStart"/>
-      <w:r>
-        <w:rPr>
-          <w:b/>
-          <w:bCs/>
-        </w:rPr>
-        <w:t>recommendations</w:t>
-      </w:r>
-      <w:proofErr w:type="spellEnd"/>
+        <w:t>2 recommendations</w:t>
+      </w:r>
       <w:r>
         <w:t xml:space="preserve"> d'un coup :</w:t>
       </w:r>
@@ -8948,53 +6065,8 @@
           <w:numId w:val="4"/>
         </w:numPr>
       </w:pPr>
-      <w:proofErr w:type="spellStart"/>
-      <w:r>
-        <w:t>Subscriptions</w:t>
-      </w:r>
-      <w:proofErr w:type="spellEnd"/>
-      <w:r>
-        <w:t xml:space="preserve"> </w:t>
-      </w:r>
-      <w:proofErr w:type="spellStart"/>
-      <w:r>
-        <w:t>should</w:t>
-      </w:r>
-      <w:proofErr w:type="spellEnd"/>
-      <w:r>
-        <w:t xml:space="preserve"> have </w:t>
-      </w:r>
-      <w:proofErr w:type="gramStart"/>
-      <w:r>
-        <w:t>a</w:t>
-      </w:r>
-      <w:proofErr w:type="gramEnd"/>
-      <w:r>
-        <w:t xml:space="preserve"> contact </w:t>
-      </w:r>
-      <w:proofErr w:type="gramStart"/>
-      <w:r>
-        <w:t>email</w:t>
-      </w:r>
-      <w:proofErr w:type="gramEnd"/>
-      <w:r>
-        <w:t xml:space="preserve"> </w:t>
-      </w:r>
-      <w:proofErr w:type="spellStart"/>
-      <w:r>
-        <w:t>address</w:t>
-      </w:r>
-      <w:proofErr w:type="spellEnd"/>
-      <w:r>
-        <w:t xml:space="preserve"> for </w:t>
-      </w:r>
-      <w:proofErr w:type="spellStart"/>
-      <w:r>
-        <w:t>security</w:t>
-      </w:r>
-      <w:proofErr w:type="spellEnd"/>
-      <w:r>
-        <w:t xml:space="preserve"> issues </w:t>
+      <w:r>
+        <w:t xml:space="preserve">Subscriptions should have a contact email address for security issues </w:t>
       </w:r>
       <w:r>
         <w:rPr>
@@ -9010,53 +6082,8 @@
           <w:numId w:val="4"/>
         </w:numPr>
       </w:pPr>
-      <w:proofErr w:type="gramStart"/>
-      <w:r>
-        <w:t>Email</w:t>
-      </w:r>
-      <w:proofErr w:type="gramEnd"/>
-      <w:r>
-        <w:t xml:space="preserve"> notification for high </w:t>
-      </w:r>
-      <w:proofErr w:type="spellStart"/>
-      <w:r>
-        <w:t>severity</w:t>
-      </w:r>
-      <w:proofErr w:type="spellEnd"/>
-      <w:r>
-        <w:t xml:space="preserve"> </w:t>
-      </w:r>
-      <w:proofErr w:type="spellStart"/>
-      <w:r>
-        <w:t>alerts</w:t>
-      </w:r>
-      <w:proofErr w:type="spellEnd"/>
-      <w:r>
-        <w:t xml:space="preserve"> </w:t>
-      </w:r>
-      <w:proofErr w:type="spellStart"/>
-      <w:r>
-        <w:t>should</w:t>
-      </w:r>
-      <w:proofErr w:type="spellEnd"/>
-      <w:r>
-        <w:t xml:space="preserve"> </w:t>
-      </w:r>
-      <w:proofErr w:type="spellStart"/>
-      <w:r>
-        <w:t>be</w:t>
-      </w:r>
-      <w:proofErr w:type="spellEnd"/>
-      <w:r>
-        <w:t xml:space="preserve"> </w:t>
-      </w:r>
-      <w:proofErr w:type="spellStart"/>
-      <w:r>
-        <w:t>enabled</w:t>
-      </w:r>
-      <w:proofErr w:type="spellEnd"/>
-      <w:r>
-        <w:t xml:space="preserve"> </w:t>
+      <w:r>
+        <w:t xml:space="preserve">Email notification for high severity alerts should be enabled </w:t>
       </w:r>
       <w:r>
         <w:rPr>
@@ -9072,45 +6099,8 @@
           <w:numId w:val="4"/>
         </w:numPr>
       </w:pPr>
-      <w:proofErr w:type="gramStart"/>
-      <w:r>
-        <w:t>Email</w:t>
-      </w:r>
-      <w:proofErr w:type="gramEnd"/>
-      <w:r>
-        <w:t xml:space="preserve"> notification to </w:t>
-      </w:r>
-      <w:proofErr w:type="spellStart"/>
-      <w:r>
-        <w:t>subscription</w:t>
-      </w:r>
-      <w:proofErr w:type="spellEnd"/>
-      <w:r>
-        <w:t xml:space="preserve"> </w:t>
-      </w:r>
-      <w:proofErr w:type="spellStart"/>
-      <w:r>
-        <w:t>owner</w:t>
-      </w:r>
-      <w:proofErr w:type="spellEnd"/>
-      <w:r>
-        <w:t xml:space="preserve"> for high </w:t>
-      </w:r>
-      <w:proofErr w:type="spellStart"/>
-      <w:r>
-        <w:t>severity</w:t>
-      </w:r>
-      <w:proofErr w:type="spellEnd"/>
-      <w:r>
-        <w:t xml:space="preserve"> </w:t>
-      </w:r>
-      <w:proofErr w:type="spellStart"/>
-      <w:r>
-        <w:t>alerts</w:t>
-      </w:r>
-      <w:proofErr w:type="spellEnd"/>
-      <w:r>
-        <w:t xml:space="preserve"> </w:t>
+      <w:r>
+        <w:t xml:space="preserve">Email notification to subscription owner for high severity alerts </w:t>
       </w:r>
     </w:p>
     <w:p/>
@@ -9133,15 +6123,7 @@
     </w:p>
     <w:p>
       <w:r>
-        <w:t xml:space="preserve">Le tableau montrait </w:t>
-      </w:r>
-      <w:proofErr w:type="spellStart"/>
-      <w:r>
-        <w:t>CloudPosture</w:t>
-      </w:r>
-      <w:proofErr w:type="spellEnd"/>
-      <w:r>
-        <w:t xml:space="preserve"> = Free et Arm = Free. On les active :</w:t>
+        <w:t>Le tableau montrait CloudPosture = Free et Arm = Free. On les active :</w:t>
       </w:r>
     </w:p>
     <w:p>
@@ -9151,94 +6133,22 @@
     </w:p>
     <w:p>
       <w:r>
-        <w:t># Pourquoi : protège les opérations ARM (</w:t>
-      </w:r>
-      <w:proofErr w:type="spellStart"/>
-      <w:r>
-        <w:t>create</w:t>
-      </w:r>
-      <w:proofErr w:type="spellEnd"/>
-      <w:r>
-        <w:t>/</w:t>
-      </w:r>
-      <w:proofErr w:type="spellStart"/>
-      <w:r>
-        <w:t>delete</w:t>
-      </w:r>
-      <w:proofErr w:type="spellEnd"/>
-      <w:r>
-        <w:t>/</w:t>
-      </w:r>
-      <w:proofErr w:type="spellStart"/>
-      <w:r>
-        <w:t>modify</w:t>
-      </w:r>
-      <w:proofErr w:type="spellEnd"/>
-      <w:r>
-        <w:t xml:space="preserve"> ressources Azure)</w:t>
-      </w:r>
-    </w:p>
-    <w:p>
-      <w:r>
-        <w:t xml:space="preserve"># → corrige "Microsoft Defender for Resource Manager </w:t>
-      </w:r>
-      <w:proofErr w:type="spellStart"/>
-      <w:r>
-        <w:t>should</w:t>
-      </w:r>
-      <w:proofErr w:type="spellEnd"/>
-      <w:r>
-        <w:t xml:space="preserve"> </w:t>
-      </w:r>
-      <w:proofErr w:type="spellStart"/>
-      <w:r>
-        <w:t>be</w:t>
-      </w:r>
-      <w:proofErr w:type="spellEnd"/>
-      <w:r>
-        <w:t xml:space="preserve"> </w:t>
-      </w:r>
-      <w:proofErr w:type="spellStart"/>
-      <w:r>
-        <w:t>enabled</w:t>
-      </w:r>
-      <w:proofErr w:type="spellEnd"/>
-      <w:r>
-        <w:t>"</w:t>
-      </w:r>
-    </w:p>
-    <w:p>
-      <w:r>
-        <w:t>Set-</w:t>
-      </w:r>
-      <w:proofErr w:type="spellStart"/>
-      <w:r>
-        <w:t>AzSecurityPricing</w:t>
-      </w:r>
-      <w:proofErr w:type="spellEnd"/>
-      <w:r>
-        <w:t xml:space="preserve"> -Name "Arm" -</w:t>
-      </w:r>
-      <w:proofErr w:type="spellStart"/>
-      <w:r>
-        <w:t>PricingTier</w:t>
-      </w:r>
-      <w:proofErr w:type="spellEnd"/>
-      <w:r>
-        <w:t xml:space="preserve"> "Standard"</w:t>
-      </w:r>
-    </w:p>
-    <w:p>
-      <w:r>
-        <w:t>Write-Host "OK Defender for ARM actif" -</w:t>
-      </w:r>
-      <w:proofErr w:type="spellStart"/>
-      <w:r>
-        <w:t>ForegroundColor</w:t>
-      </w:r>
-      <w:proofErr w:type="spellEnd"/>
-      <w:r>
-        <w:t xml:space="preserve"> Green</w:t>
+        <w:t># Pourquoi : protège les opérations ARM (create/delete/modify ressources Azure)</w:t>
+      </w:r>
+    </w:p>
+    <w:p>
+      <w:r>
+        <w:t># → corrige "Microsoft Defender for Resource Manager should be enabled"</w:t>
+      </w:r>
+    </w:p>
+    <w:p>
+      <w:r>
+        <w:t>Set-AzSecurityPricing -Name "Arm" -PricingTier "Standard"</w:t>
+      </w:r>
+    </w:p>
+    <w:p>
+      <w:r>
+        <w:t>Write-Host "OK Defender for ARM actif" -ForegroundColor Green</w:t>
       </w:r>
     </w:p>
     <w:p/>
@@ -9249,94 +6159,22 @@
     </w:p>
     <w:p>
       <w:r>
-        <w:t xml:space="preserve"># Pourquoi : débloque Attack </w:t>
-      </w:r>
-      <w:proofErr w:type="spellStart"/>
-      <w:r>
-        <w:t>Paths</w:t>
-      </w:r>
-      <w:proofErr w:type="spellEnd"/>
-      <w:r>
-        <w:t xml:space="preserve">, Cloud Security Graph, </w:t>
-      </w:r>
-      <w:proofErr w:type="spellStart"/>
-      <w:r>
-        <w:t>agentless</w:t>
-      </w:r>
-      <w:proofErr w:type="spellEnd"/>
-      <w:r>
-        <w:t xml:space="preserve"> scanning</w:t>
-      </w:r>
-    </w:p>
-    <w:p>
-      <w:r>
-        <w:t xml:space="preserve"># → corrige "Microsoft Defender CSPM </w:t>
-      </w:r>
-      <w:proofErr w:type="spellStart"/>
-      <w:r>
-        <w:t>should</w:t>
-      </w:r>
-      <w:proofErr w:type="spellEnd"/>
-      <w:r>
-        <w:t xml:space="preserve"> </w:t>
-      </w:r>
-      <w:proofErr w:type="spellStart"/>
-      <w:r>
-        <w:t>be</w:t>
-      </w:r>
-      <w:proofErr w:type="spellEnd"/>
-      <w:r>
-        <w:t xml:space="preserve"> </w:t>
-      </w:r>
-      <w:proofErr w:type="spellStart"/>
-      <w:r>
-        <w:t>enabled</w:t>
-      </w:r>
-      <w:proofErr w:type="spellEnd"/>
-      <w:r>
-        <w:t>"</w:t>
-      </w:r>
-    </w:p>
-    <w:p>
-      <w:r>
-        <w:t>Set-</w:t>
-      </w:r>
-      <w:proofErr w:type="spellStart"/>
-      <w:r>
-        <w:t>AzSecurityPricing</w:t>
-      </w:r>
-      <w:proofErr w:type="spellEnd"/>
-      <w:r>
-        <w:t xml:space="preserve"> -Name "</w:t>
-      </w:r>
-      <w:proofErr w:type="spellStart"/>
-      <w:r>
-        <w:t>CloudPosture</w:t>
-      </w:r>
-      <w:proofErr w:type="spellEnd"/>
-      <w:r>
-        <w:t>" -</w:t>
-      </w:r>
-      <w:proofErr w:type="spellStart"/>
-      <w:r>
-        <w:t>PricingTier</w:t>
-      </w:r>
-      <w:proofErr w:type="spellEnd"/>
-      <w:r>
-        <w:t xml:space="preserve"> "Standard"</w:t>
-      </w:r>
-    </w:p>
-    <w:p>
-      <w:r>
-        <w:t>Write-Host "OK Defender CSPM avance actif" -</w:t>
-      </w:r>
-      <w:proofErr w:type="spellStart"/>
-      <w:r>
-        <w:t>ForegroundColor</w:t>
-      </w:r>
-      <w:proofErr w:type="spellEnd"/>
-      <w:r>
-        <w:t xml:space="preserve"> Green</w:t>
+        <w:t># Pourquoi : débloque Attack Paths, Cloud Security Graph, agentless scanning</w:t>
+      </w:r>
+    </w:p>
+    <w:p>
+      <w:r>
+        <w:t># → corrige "Microsoft Defender CSPM should be enabled"</w:t>
+      </w:r>
+    </w:p>
+    <w:p>
+      <w:r>
+        <w:t>Set-AzSecurityPricing -Name "CloudPosture" -PricingTier "Standard"</w:t>
+      </w:r>
+    </w:p>
+    <w:p>
+      <w:r>
+        <w:t>Write-Host "OK Defender CSPM avance actif" -ForegroundColor Green</w:t>
       </w:r>
     </w:p>
     <w:p/>
@@ -9346,46 +6184,20 @@
       </w:r>
     </w:p>
     <w:p>
-      <w:proofErr w:type="spellStart"/>
-      <w:r>
-        <w:t>Get-AzSecurityPricing</w:t>
-      </w:r>
-      <w:proofErr w:type="spellEnd"/>
-      <w:r>
-        <w:t xml:space="preserve"> |</w:t>
-      </w:r>
-    </w:p>
-    <w:p>
-      <w:r>
-        <w:t xml:space="preserve">    Where-Object </w:t>
-      </w:r>
-      <w:proofErr w:type="gramStart"/>
-      <w:r>
-        <w:t>{ $_.Name</w:t>
-      </w:r>
-      <w:proofErr w:type="gramEnd"/>
-      <w:r>
-        <w:t xml:space="preserve"> -in @("Arm","CloudPosture","FoundationalCspm"</w:t>
-      </w:r>
-      <w:proofErr w:type="gramStart"/>
-      <w:r>
-        <w:t>) }</w:t>
-      </w:r>
-      <w:proofErr w:type="gramEnd"/>
-      <w:r>
-        <w:t xml:space="preserve"> |</w:t>
+      <w:r>
+        <w:t>Get-AzSecurityPricing |</w:t>
+      </w:r>
+    </w:p>
+    <w:p>
+      <w:r>
+        <w:t xml:space="preserve">    Where-Object { $_.Name -in @("Arm","CloudPosture","FoundationalCspm") } |</w:t>
       </w:r>
     </w:p>
     <w:p>
       <w:r>
         <w:lastRenderedPageBreak/>
-        <w:t xml:space="preserve">    Select-Object Name, </w:t>
-      </w:r>
-      <w:proofErr w:type="spellStart"/>
-      <w:r>
-        <w:t>PricingTier</w:t>
-      </w:r>
-      <w:proofErr w:type="spellEnd"/>
+        <w:t xml:space="preserve">    Select-Object Name, PricingTier</w:t>
+      </w:r>
     </w:p>
     <w:p>
       <w:r>
@@ -9516,15 +6328,7 @@
     </w:p>
     <w:p>
       <w:r>
-        <w:t xml:space="preserve">→ Clic "Azure </w:t>
-      </w:r>
-      <w:proofErr w:type="spellStart"/>
-      <w:r>
-        <w:t>subscription</w:t>
-      </w:r>
-      <w:proofErr w:type="spellEnd"/>
-      <w:r>
-        <w:t xml:space="preserve"> 1"</w:t>
+        <w:t>→ Clic "Azure subscription 1"</w:t>
       </w:r>
     </w:p>
     <w:p>
@@ -9593,116 +6397,19 @@
           <w:bCs/>
         </w:rPr>
         <w:lastRenderedPageBreak/>
-        <w:t xml:space="preserve">Groupe 3 — Deuxième </w:t>
-      </w:r>
-      <w:proofErr w:type="spellStart"/>
-      <w:r>
-        <w:rPr>
-          <w:b/>
-          <w:bCs/>
-        </w:rPr>
-        <w:t>owner</w:t>
-      </w:r>
-      <w:proofErr w:type="spellEnd"/>
-      <w:r>
-        <w:rPr>
-          <w:b/>
-          <w:bCs/>
-        </w:rPr>
-        <w:t xml:space="preserve"> sur la </w:t>
-      </w:r>
-      <w:proofErr w:type="spellStart"/>
-      <w:r>
-        <w:rPr>
-          <w:b/>
-          <w:bCs/>
-        </w:rPr>
-        <w:t>subscription</w:t>
-      </w:r>
-      <w:proofErr w:type="spellEnd"/>
-    </w:p>
-    <w:p>
-      <w:r>
-        <w:t xml:space="preserve">La </w:t>
-      </w:r>
-      <w:proofErr w:type="spellStart"/>
-      <w:r>
-        <w:t>recommendation</w:t>
-      </w:r>
-      <w:proofErr w:type="spellEnd"/>
-      <w:r>
-        <w:t xml:space="preserve"> There </w:t>
-      </w:r>
-      <w:proofErr w:type="spellStart"/>
-      <w:r>
-        <w:t>should</w:t>
-      </w:r>
-      <w:proofErr w:type="spellEnd"/>
-      <w:r>
-        <w:t xml:space="preserve"> </w:t>
-      </w:r>
-      <w:proofErr w:type="spellStart"/>
-      <w:r>
-        <w:t>be</w:t>
-      </w:r>
-      <w:proofErr w:type="spellEnd"/>
-      <w:r>
-        <w:t xml:space="preserve"> more </w:t>
-      </w:r>
-      <w:proofErr w:type="spellStart"/>
-      <w:r>
-        <w:t>than</w:t>
-      </w:r>
-      <w:proofErr w:type="spellEnd"/>
-      <w:r>
-        <w:t xml:space="preserve"> one </w:t>
-      </w:r>
-      <w:proofErr w:type="spellStart"/>
-      <w:r>
-        <w:t>owner</w:t>
-      </w:r>
-      <w:proofErr w:type="spellEnd"/>
-      <w:r>
-        <w:t xml:space="preserve"> </w:t>
-      </w:r>
-      <w:proofErr w:type="spellStart"/>
-      <w:r>
-        <w:t>assigned</w:t>
-      </w:r>
-      <w:proofErr w:type="spellEnd"/>
-      <w:r>
-        <w:t xml:space="preserve"> to </w:t>
-      </w:r>
-      <w:proofErr w:type="spellStart"/>
-      <w:r>
-        <w:t>subscriptions</w:t>
-      </w:r>
-      <w:proofErr w:type="spellEnd"/>
-      <w:r>
-        <w:t xml:space="preserve"> est un </w:t>
-      </w:r>
-      <w:r>
-        <w:rPr>
-          <w:b/>
-          <w:bCs/>
-        </w:rPr>
-        <w:t xml:space="preserve">quick </w:t>
-      </w:r>
-      <w:proofErr w:type="spellStart"/>
-      <w:r>
-        <w:rPr>
-          <w:b/>
-          <w:bCs/>
-        </w:rPr>
-        <w:t>win</w:t>
-      </w:r>
-      <w:proofErr w:type="spellEnd"/>
-      <w:r>
-        <w:rPr>
-          <w:b/>
-          <w:bCs/>
-        </w:rPr>
-        <w:t xml:space="preserve"> pur</w:t>
+        <w:t>Groupe 3 — Deuxième owner sur la subscription</w:t>
+      </w:r>
+    </w:p>
+    <w:p>
+      <w:r>
+        <w:t xml:space="preserve">La recommendation There should be more than one owner assigned to subscriptions est un </w:t>
+      </w:r>
+      <w:r>
+        <w:rPr>
+          <w:b/>
+          <w:bCs/>
+        </w:rPr>
+        <w:t>quick win pur</w:t>
       </w:r>
       <w:r>
         <w:t xml:space="preserve"> — ajouter un second compte Owner.</w:t>
@@ -9710,94 +6417,23 @@
     </w:p>
     <w:p>
       <w:r>
-        <w:t xml:space="preserve"># Voir les </w:t>
-      </w:r>
-      <w:proofErr w:type="spellStart"/>
-      <w:r>
-        <w:t>owners</w:t>
-      </w:r>
-      <w:proofErr w:type="spellEnd"/>
-      <w:r>
-        <w:t xml:space="preserve"> actuels</w:t>
-      </w:r>
-    </w:p>
-    <w:p>
-      <w:proofErr w:type="spellStart"/>
-      <w:r>
-        <w:t>Get-AzRoleAssignment</w:t>
-      </w:r>
-      <w:proofErr w:type="spellEnd"/>
-      <w:r>
-        <w:t xml:space="preserve"> -Scope "/</w:t>
-      </w:r>
-      <w:proofErr w:type="spellStart"/>
-      <w:r>
-        <w:t>subscriptions</w:t>
-      </w:r>
-      <w:proofErr w:type="spellEnd"/>
-      <w:r>
-        <w:t>/$</w:t>
-      </w:r>
-      <w:proofErr w:type="spellStart"/>
-      <w:r>
-        <w:t>subId</w:t>
-      </w:r>
-      <w:proofErr w:type="spellEnd"/>
-      <w:r>
-        <w:t>" |</w:t>
-      </w:r>
-    </w:p>
-    <w:p>
-      <w:r>
-        <w:t xml:space="preserve">    Where-Object </w:t>
-      </w:r>
-      <w:proofErr w:type="gramStart"/>
-      <w:r>
-        <w:t>{ $_.</w:t>
-      </w:r>
-      <w:proofErr w:type="spellStart"/>
-      <w:r>
-        <w:t>RoleDefinitionName</w:t>
-      </w:r>
-      <w:proofErr w:type="spellEnd"/>
-      <w:proofErr w:type="gramEnd"/>
-      <w:r>
-        <w:t xml:space="preserve"> -eq "Owner</w:t>
-      </w:r>
-      <w:proofErr w:type="gramStart"/>
-      <w:r>
-        <w:t>" }</w:t>
-      </w:r>
-      <w:proofErr w:type="gramEnd"/>
-      <w:r>
-        <w:t xml:space="preserve"> |</w:t>
-      </w:r>
-    </w:p>
-    <w:p>
-      <w:r>
-        <w:t xml:space="preserve">    Select-Object </w:t>
-      </w:r>
-      <w:proofErr w:type="spellStart"/>
-      <w:r>
-        <w:t>DisplayName</w:t>
-      </w:r>
-      <w:proofErr w:type="spellEnd"/>
-      <w:r>
-        <w:t xml:space="preserve">, </w:t>
-      </w:r>
-      <w:proofErr w:type="spellStart"/>
-      <w:r>
-        <w:t>SignInName</w:t>
-      </w:r>
-      <w:proofErr w:type="spellEnd"/>
-      <w:r>
-        <w:t xml:space="preserve">, </w:t>
-      </w:r>
-      <w:proofErr w:type="spellStart"/>
-      <w:r>
-        <w:t>RoleDefinitionName</w:t>
-      </w:r>
-      <w:proofErr w:type="spellEnd"/>
+        <w:t># Voir les owners actuels</w:t>
+      </w:r>
+    </w:p>
+    <w:p>
+      <w:r>
+        <w:t>Get-AzRoleAssignment -Scope "/subscriptions/$subId" |</w:t>
+      </w:r>
+    </w:p>
+    <w:p>
+      <w:r>
+        <w:t xml:space="preserve">    Where-Object { $_.RoleDefinitionName -eq "Owner" } |</w:t>
+      </w:r>
+    </w:p>
+    <w:p>
+      <w:r>
+        <w:t xml:space="preserve">    Select-Object DisplayName, SignInName, RoleDefinitionName</w:t>
+      </w:r>
     </w:p>
     <w:p/>
     <w:p>
@@ -9838,58 +6474,24 @@
         <w:t>Tu n'as qu'un seul compte</w:t>
       </w:r>
       <w:r>
-        <w:t xml:space="preserve"> → on documente le contournement (acceptable en </w:t>
-      </w:r>
-      <w:proofErr w:type="spellStart"/>
-      <w:r>
-        <w:t>lab</w:t>
-      </w:r>
-      <w:proofErr w:type="spellEnd"/>
-      <w:r>
-        <w:t>)</w:t>
+        <w:t xml:space="preserve"> → on documente le contournement (acceptable en lab)</w:t>
       </w:r>
     </w:p>
     <w:p/>
     <w:p/>
     <w:p>
       <w:r>
-        <w:t xml:space="preserve">Groupe 4 — Audit </w:t>
-      </w:r>
-      <w:proofErr w:type="spellStart"/>
-      <w:r>
-        <w:t>logging</w:t>
-      </w:r>
-      <w:proofErr w:type="spellEnd"/>
-      <w:r>
-        <w:t xml:space="preserve"> (Logic Apps)</w:t>
-      </w:r>
-    </w:p>
-    <w:p>
-      <w:r>
-        <w:t xml:space="preserve"># Voir les Logic Apps existantes dans la </w:t>
-      </w:r>
-      <w:proofErr w:type="spellStart"/>
-      <w:r>
-        <w:t>subscription</w:t>
-      </w:r>
-      <w:proofErr w:type="spellEnd"/>
-    </w:p>
-    <w:p>
-      <w:proofErr w:type="spellStart"/>
-      <w:r>
-        <w:t>Get-AzLogicApp</w:t>
-      </w:r>
-      <w:proofErr w:type="spellEnd"/>
-      <w:r>
-        <w:t xml:space="preserve"> | Select-Object Name, </w:t>
-      </w:r>
-      <w:proofErr w:type="spellStart"/>
-      <w:r>
-        <w:t>ResourceGroupName</w:t>
-      </w:r>
-      <w:proofErr w:type="spellEnd"/>
-      <w:r>
-        <w:t>, Location, State</w:t>
+        <w:t>Groupe 4 — Audit logging (Logic Apps)</w:t>
+      </w:r>
+    </w:p>
+    <w:p>
+      <w:r>
+        <w:t># Voir les Logic Apps existantes dans la subscription</w:t>
+      </w:r>
+    </w:p>
+    <w:p>
+      <w:r>
+        <w:t>Get-AzLogicApp | Select-Object Name, ResourceGroupName, Location, State</w:t>
       </w:r>
     </w:p>
     <w:p>
@@ -9936,15 +6538,7 @@
     </w:p>
     <w:p>
       <w:r>
-        <w:t xml:space="preserve">Si aucune Logic App → la </w:t>
-      </w:r>
-      <w:proofErr w:type="spellStart"/>
-      <w:r>
-        <w:t>recommendation</w:t>
-      </w:r>
-      <w:proofErr w:type="spellEnd"/>
-      <w:r>
-        <w:t xml:space="preserve"> disparaît d'elle-même car pas de ressource concernée. On le documente.</w:t>
+        <w:t>Si aucune Logic App → la recommendation disparaît d'elle-même car pas de ressource concernée. On le documente.</w:t>
       </w:r>
     </w:p>
     <w:p/>
@@ -9974,101 +6568,24 @@
       </w:r>
     </w:p>
     <w:p>
-      <w:proofErr w:type="spellStart"/>
-      <w:r>
-        <w:t>Get-AzSecuritySecureScore</w:t>
-      </w:r>
-      <w:proofErr w:type="spellEnd"/>
-      <w:r>
-        <w:t xml:space="preserve"> |</w:t>
-      </w:r>
-    </w:p>
-    <w:p>
-      <w:r>
-        <w:t xml:space="preserve">    Where-Object Name -eq "</w:t>
-      </w:r>
-      <w:proofErr w:type="spellStart"/>
-      <w:r>
-        <w:t>ascScore</w:t>
-      </w:r>
-      <w:proofErr w:type="spellEnd"/>
-      <w:r>
-        <w:t>" |</w:t>
+      <w:r>
+        <w:t>Get-AzSecuritySecureScore |</w:t>
+      </w:r>
+    </w:p>
+    <w:p>
+      <w:r>
+        <w:t xml:space="preserve">    Where-Object Name -eq "ascScore" |</w:t>
       </w:r>
     </w:p>
     <w:p>
       <w:r>
         <w:lastRenderedPageBreak/>
-        <w:t xml:space="preserve">    Select-Object Name, </w:t>
-      </w:r>
-      <w:proofErr w:type="spellStart"/>
-      <w:r>
-        <w:t>CurrentScore</w:t>
-      </w:r>
-      <w:proofErr w:type="spellEnd"/>
-      <w:r>
-        <w:t xml:space="preserve">, </w:t>
-      </w:r>
-      <w:proofErr w:type="spellStart"/>
-      <w:r>
-        <w:t>MaxScore</w:t>
-      </w:r>
-      <w:proofErr w:type="spellEnd"/>
-      <w:r>
-        <w:t>,</w:t>
-      </w:r>
-    </w:p>
-    <w:p>
-      <w:r>
-        <w:t xml:space="preserve">        </w:t>
-      </w:r>
-      <w:proofErr w:type="gramStart"/>
-      <w:r>
-        <w:t>@{</w:t>
-      </w:r>
-      <w:proofErr w:type="gramEnd"/>
-      <w:r>
-        <w:t>N="Percentage</w:t>
-      </w:r>
-      <w:proofErr w:type="gramStart"/>
-      <w:r>
-        <w:t>";</w:t>
-      </w:r>
-      <w:proofErr w:type="gramEnd"/>
-      <w:r>
-        <w:t xml:space="preserve"> E</w:t>
-      </w:r>
-      <w:proofErr w:type="gramStart"/>
-      <w:r>
-        <w:t>={ [</w:t>
-      </w:r>
-      <w:proofErr w:type="gramEnd"/>
-      <w:r>
-        <w:t>math</w:t>
-      </w:r>
-      <w:proofErr w:type="gramStart"/>
-      <w:r>
-        <w:t>]::Round(</w:t>
-      </w:r>
-      <w:proofErr w:type="gramEnd"/>
-      <w:r>
-        <w:t>$</w:t>
-      </w:r>
-      <w:proofErr w:type="gramStart"/>
-      <w:r>
-        <w:t>_.Percentage</w:t>
-      </w:r>
-      <w:proofErr w:type="gramEnd"/>
-      <w:r>
-        <w:t xml:space="preserve"> * 100, 1</w:t>
-      </w:r>
-      <w:proofErr w:type="gramStart"/>
-      <w:r>
-        <w:t>) }</w:t>
-      </w:r>
-      <w:proofErr w:type="gramEnd"/>
-      <w:r>
-        <w:t>}</w:t>
+        <w:t xml:space="preserve">    Select-Object Name, CurrentScore, MaxScore,</w:t>
+      </w:r>
+    </w:p>
+    <w:p>
+      <w:r>
+        <w:t xml:space="preserve">        @{N="Percentage"; E={ [math]::Round($_.Percentage * 100, 1) }}</w:t>
       </w:r>
     </w:p>
     <w:p>
@@ -10114,47 +6631,24 @@
       </w:r>
     </w:p>
     <w:p>
-      <w:proofErr w:type="gramStart"/>
-      <w:r>
-        <w:t>on</w:t>
-      </w:r>
-      <w:proofErr w:type="gramEnd"/>
-      <w:r>
-        <w:t xml:space="preserve"> peut déclencher un re-scan de conformité Azure Policy qui alimente le Secure Score. Ce n'est pas instantané (5-15 min) mais c'est bien plus rapide que d'attendre le cycle automatique de 24h.</w:t>
+      <w:r>
+        <w:t>on peut déclencher un re-scan de conformité Azure Policy qui alimente le Secure Score. Ce n'est pas instantané (5-15 min) mais c'est bien plus rapide que d'attendre le cycle automatique de 24h.</w:t>
       </w:r>
     </w:p>
     <w:p/>
     <w:p>
       <w:r>
-        <w:t xml:space="preserve"># Déclenche une évaluation complète des politiques Azure sur la </w:t>
-      </w:r>
-      <w:proofErr w:type="spellStart"/>
-      <w:r>
-        <w:t>subscription</w:t>
-      </w:r>
-      <w:proofErr w:type="spellEnd"/>
-    </w:p>
-    <w:p>
-      <w:r>
-        <w:t xml:space="preserve"># C'est ce qui recalcule les </w:t>
-      </w:r>
-      <w:proofErr w:type="spellStart"/>
-      <w:r>
-        <w:t>assessments</w:t>
-      </w:r>
-      <w:proofErr w:type="spellEnd"/>
-      <w:r>
-        <w:t xml:space="preserve"> → met à jour le Secure Score</w:t>
-      </w:r>
-    </w:p>
-    <w:p>
-      <w:proofErr w:type="spellStart"/>
-      <w:r>
-        <w:t>Invoke-AzRestMethod</w:t>
-      </w:r>
-      <w:proofErr w:type="spellEnd"/>
-      <w:r>
-        <w:t xml:space="preserve"> `</w:t>
+        <w:t># Déclenche une évaluation complète des politiques Azure sur la subscription</w:t>
+      </w:r>
+    </w:p>
+    <w:p>
+      <w:r>
+        <w:t># C'est ce qui recalcule les assessments → met à jour le Secure Score</w:t>
+      </w:r>
+    </w:p>
+    <w:p>
+      <w:r>
+        <w:t>Invoke-AzRestMethod `</w:t>
       </w:r>
     </w:p>
     <w:p>
@@ -10164,29 +6658,13 @@
     </w:p>
     <w:p>
       <w:r>
-        <w:t xml:space="preserve">    -Path "/subscriptions/$subId/providers/Microsoft.PolicyInsights/policyStates/default/</w:t>
-      </w:r>
-      <w:proofErr w:type="gramStart"/>
-      <w:r>
-        <w:t>triggerEvaluation?</w:t>
-      </w:r>
-      <w:proofErr w:type="gramEnd"/>
-      <w:r>
-        <w:t>api-version=2019-10-01"</w:t>
+        <w:t xml:space="preserve">    -Path "/subscriptions/$subId/providers/Microsoft.PolicyInsights/policyStates/default/triggerEvaluation?api-version=2019-10-01"</w:t>
       </w:r>
     </w:p>
     <w:p/>
     <w:p>
       <w:r>
-        <w:t>Write-Host "Scan lance - attendre 5-15 min puis remesurer le score" -</w:t>
-      </w:r>
-      <w:proofErr w:type="spellStart"/>
-      <w:r>
-        <w:t>ForegroundColor</w:t>
-      </w:r>
-      <w:proofErr w:type="spellEnd"/>
-      <w:r>
-        <w:t xml:space="preserve"> Yellow</w:t>
+        <w:t>Write-Host "Scan lance - attendre 5-15 min puis remesurer le score" -ForegroundColor Yellow</w:t>
       </w:r>
     </w:p>
     <w:p>
@@ -10238,157 +6716,39 @@
       </w:r>
     </w:p>
     <w:p>
-      <w:proofErr w:type="gramStart"/>
-      <w:r>
-        <w:t>cd</w:t>
-      </w:r>
-      <w:proofErr w:type="gramEnd"/>
-      <w:r>
-        <w:t xml:space="preserve"> "D:\personnel-ivan\PROJETS-PERSO-LAB\Microsoft Defender for Cloud"</w:t>
-      </w:r>
-    </w:p>
-    <w:p>
-      <w:proofErr w:type="gramStart"/>
-      <w:r>
-        <w:t>git</w:t>
-      </w:r>
-      <w:proofErr w:type="gramEnd"/>
-      <w:r>
-        <w:t xml:space="preserve"> </w:t>
-      </w:r>
-      <w:proofErr w:type="spellStart"/>
-      <w:r>
-        <w:t>add</w:t>
-      </w:r>
-      <w:proofErr w:type="spellEnd"/>
-      <w:r>
-        <w:t xml:space="preserve"> -A</w:t>
-      </w:r>
-    </w:p>
-    <w:p>
-      <w:proofErr w:type="gramStart"/>
-      <w:r>
-        <w:t>git</w:t>
-      </w:r>
-      <w:proofErr w:type="gramEnd"/>
-      <w:r>
-        <w:t xml:space="preserve"> commit -m "feat(phase-04</w:t>
-      </w:r>
-      <w:proofErr w:type="gramStart"/>
-      <w:r>
-        <w:t>):</w:t>
-      </w:r>
-      <w:proofErr w:type="gramEnd"/>
-      <w:r>
-        <w:t xml:space="preserve"> </w:t>
-      </w:r>
-      <w:proofErr w:type="spellStart"/>
-      <w:r>
-        <w:t>remediation</w:t>
-      </w:r>
-      <w:proofErr w:type="spellEnd"/>
-      <w:r>
-        <w:t xml:space="preserve"> CSPM - corrections </w:t>
-      </w:r>
-      <w:proofErr w:type="spellStart"/>
-      <w:r>
-        <w:t>appliquees</w:t>
-      </w:r>
-      <w:proofErr w:type="spellEnd"/>
-    </w:p>
-    <w:p>
-      <w:r>
-        <w:t xml:space="preserve">Corrections </w:t>
-      </w:r>
-      <w:proofErr w:type="spellStart"/>
-      <w:r>
-        <w:t>appliquees</w:t>
-      </w:r>
-      <w:proofErr w:type="spellEnd"/>
-      <w:r>
-        <w:t xml:space="preserve"> (</w:t>
-      </w:r>
-      <w:proofErr w:type="spellStart"/>
-      <w:r>
-        <w:t>refresh</w:t>
-      </w:r>
-      <w:proofErr w:type="spellEnd"/>
-      <w:r>
-        <w:t xml:space="preserve"> score en attente - </w:t>
-      </w:r>
-      <w:proofErr w:type="spellStart"/>
-      <w:r>
-        <w:t>jusqu</w:t>
-      </w:r>
-      <w:proofErr w:type="spellEnd"/>
-      <w:r>
-        <w:t xml:space="preserve"> </w:t>
-      </w:r>
-      <w:proofErr w:type="spellStart"/>
-      <w:r>
-        <w:t>a</w:t>
-      </w:r>
-      <w:proofErr w:type="spellEnd"/>
-      <w:r>
-        <w:t xml:space="preserve"> 24h) :</w:t>
-      </w:r>
-    </w:p>
-    <w:p>
-      <w:r>
-        <w:t xml:space="preserve">- Contact </w:t>
-      </w:r>
-      <w:proofErr w:type="gramStart"/>
-      <w:r>
-        <w:t>email</w:t>
-      </w:r>
-      <w:proofErr w:type="gramEnd"/>
-      <w:r>
-        <w:t xml:space="preserve"> </w:t>
-      </w:r>
-      <w:proofErr w:type="spellStart"/>
-      <w:r>
-        <w:t>securite</w:t>
-      </w:r>
-      <w:proofErr w:type="spellEnd"/>
-      <w:r>
-        <w:t xml:space="preserve"> configure : ngouneivan@gmail.com</w:t>
-      </w:r>
-    </w:p>
-    <w:p>
-      <w:r>
-        <w:t xml:space="preserve">- Notifications alertes High </w:t>
-      </w:r>
-      <w:proofErr w:type="spellStart"/>
-      <w:r>
-        <w:t>severity</w:t>
-      </w:r>
-      <w:proofErr w:type="spellEnd"/>
-      <w:r>
-        <w:t xml:space="preserve"> : </w:t>
-      </w:r>
-      <w:proofErr w:type="spellStart"/>
-      <w:r>
-        <w:t>activees</w:t>
-      </w:r>
-      <w:proofErr w:type="spellEnd"/>
-    </w:p>
-    <w:p>
-      <w:r>
-        <w:t xml:space="preserve">- Notifications </w:t>
-      </w:r>
-      <w:proofErr w:type="spellStart"/>
-      <w:r>
-        <w:t>owner</w:t>
-      </w:r>
-      <w:proofErr w:type="spellEnd"/>
-      <w:r>
-        <w:t xml:space="preserve"> : </w:t>
-      </w:r>
-      <w:proofErr w:type="spellStart"/>
-      <w:r>
-        <w:t>activees</w:t>
-      </w:r>
-      <w:proofErr w:type="spellEnd"/>
+      <w:r>
+        <w:t>cd "D:\personnel-ivan\PROJETS-PERSO-LAB\Microsoft Defender for Cloud"</w:t>
+      </w:r>
+    </w:p>
+    <w:p>
+      <w:r>
+        <w:t>git add -A</w:t>
+      </w:r>
+    </w:p>
+    <w:p>
+      <w:r>
+        <w:t>git commit -m "feat(phase-04): remediation CSPM - corrections appliquees</w:t>
+      </w:r>
+    </w:p>
+    <w:p>
+      <w:r>
+        <w:t>Corrections appliquees (refresh score en attente - jusqu a 24h) :</w:t>
+      </w:r>
+    </w:p>
+    <w:p>
+      <w:r>
+        <w:t>- Contact email securite configure : ngouneivan@gmail.com</w:t>
+      </w:r>
+    </w:p>
+    <w:p>
+      <w:r>
+        <w:t>- Notifications alertes High severity : activees</w:t>
+      </w:r>
+    </w:p>
+    <w:p>
+      <w:r>
+        <w:t>- Notifications owner : activees</w:t>
+      </w:r>
     </w:p>
     <w:p>
       <w:r>
@@ -10397,15 +6757,7 @@
     </w:p>
     <w:p>
       <w:r>
-        <w:t>- Defender CSPM avance (</w:t>
-      </w:r>
-      <w:proofErr w:type="spellStart"/>
-      <w:r>
-        <w:t>CloudPosture</w:t>
-      </w:r>
-      <w:proofErr w:type="spellEnd"/>
-      <w:r>
-        <w:t>) : Standard active</w:t>
+        <w:t>- Defender CSPM avance (CloudPosture) : Standard active</w:t>
       </w:r>
     </w:p>
     <w:p/>
@@ -10416,23 +6768,7 @@
     </w:p>
     <w:p>
       <w:r>
-        <w:t xml:space="preserve">Score attendu </w:t>
-      </w:r>
-      <w:proofErr w:type="spellStart"/>
-      <w:r>
-        <w:t>apres</w:t>
-      </w:r>
-      <w:proofErr w:type="spellEnd"/>
-      <w:r>
-        <w:t xml:space="preserve"> </w:t>
-      </w:r>
-      <w:proofErr w:type="spellStart"/>
-      <w:r>
-        <w:t>refresh</w:t>
-      </w:r>
-      <w:proofErr w:type="spellEnd"/>
-      <w:r>
-        <w:t xml:space="preserve"> : 35-40% (estimation)</w:t>
+        <w:t>Score attendu apres refresh : 35-40% (estimation)</w:t>
       </w:r>
     </w:p>
     <w:p>
@@ -10441,13 +6777,8 @@
       </w:r>
     </w:p>
     <w:p>
-      <w:proofErr w:type="gramStart"/>
-      <w:r>
-        <w:t>git</w:t>
-      </w:r>
-      <w:proofErr w:type="gramEnd"/>
-      <w:r>
-        <w:t xml:space="preserve"> push</w:t>
+      <w:r>
+        <w:t>git push</w:t>
       </w:r>
     </w:p>
     <w:p>
@@ -10495,15 +6826,7 @@
     <w:p>
       <w:r>
         <w:lastRenderedPageBreak/>
-        <w:t xml:space="preserve">Déclencher volontairement des alertes de sécurité sur les </w:t>
-      </w:r>
-      <w:proofErr w:type="spellStart"/>
-      <w:r>
-        <w:t>workloads</w:t>
-      </w:r>
-      <w:proofErr w:type="spellEnd"/>
-      <w:r>
-        <w:t xml:space="preserve"> protégés par Defender for Cloud pour vérifier que les plans activés détectent bien les comportements suspects. C'est la validation end-to-end des plans Defender for Servers, Storage et Key Vault.</w:t>
+        <w:t>Déclencher volontairement des alertes de sécurité sur les workloads protégés par Defender for Cloud pour vérifier que les plans activés détectent bien les comportements suspects. C'est la validation end-to-end des plans Defender for Servers, Storage et Key Vault.</w:t>
       </w:r>
     </w:p>
     <w:p>
@@ -10520,6 +6843,976 @@
       </w:r>
     </w:p>
     <w:p/>
+    <w:p/>
+    <w:p>
+      <w:pPr>
+        <w:rPr>
+          <w:b/>
+          <w:bCs/>
+        </w:rPr>
+      </w:pPr>
+      <w:r>
+        <w:rPr>
+          <w:b/>
+          <w:bCs/>
+        </w:rPr>
+        <w:t>Phase 05 — Workload Protection</w:t>
+      </w:r>
+    </w:p>
+    <w:p>
+      <w:r>
+        <w:t xml:space="preserve">On a besoin d'une VM de test dans Azure pour déclencher des alertes Defender for Servers. Vérifions d'abord ce qu'on a </w:t>
+      </w:r>
+    </w:p>
+    <w:p>
+      <w:r>
+        <w:t># VMs existantes dans la subscription</w:t>
+      </w:r>
+    </w:p>
+    <w:p>
+      <w:r>
+        <w:t>Get-AzVM | Select-Object Name, ResourceGroupName, Location,</w:t>
+      </w:r>
+    </w:p>
+    <w:p>
+      <w:r>
+        <w:t xml:space="preserve">    @{N="OS"; E={ $_.StorageProfile.OsDisk.OsType }} |</w:t>
+      </w:r>
+    </w:p>
+    <w:p>
+      <w:r>
+        <w:t xml:space="preserve">    Format-Table -AutoSize</w:t>
+      </w:r>
+    </w:p>
+    <w:p/>
+    <w:p>
+      <w:r>
+        <w:t># DC-01 visible via Azure Arc ?</w:t>
+      </w:r>
+    </w:p>
+    <w:p>
+      <w:r>
+        <w:t>Get-AzConnectedMachine | Select-Object Name, Status, OSName, AgentVersion |</w:t>
+      </w:r>
+    </w:p>
+    <w:p>
+      <w:r>
+        <w:t xml:space="preserve">    Format-Table -AutoSize</w:t>
+      </w:r>
+    </w:p>
+    <w:p>
+      <w:r>
+        <w:rPr>
+          <w:noProof/>
+        </w:rPr>
+        <w:drawing>
+          <wp:inline distT="0" distB="0" distL="0" distR="0" wp14:anchorId="56D368FF" wp14:editId="71648A9A">
+            <wp:extent cx="5760720" cy="1490345"/>
+            <wp:effectExtent l="0" t="0" r="0" b="0"/>
+            <wp:docPr id="183372930" name="Image 1"/>
+            <wp:cNvGraphicFramePr>
+              <a:graphicFrameLocks xmlns:a="http://schemas.openxmlformats.org/drawingml/2006/main" noChangeAspect="1"/>
+            </wp:cNvGraphicFramePr>
+            <a:graphic xmlns:a="http://schemas.openxmlformats.org/drawingml/2006/main">
+              <a:graphicData uri="http://schemas.openxmlformats.org/drawingml/2006/picture">
+                <pic:pic xmlns:pic="http://schemas.openxmlformats.org/drawingml/2006/picture">
+                  <pic:nvPicPr>
+                    <pic:cNvPr id="183372930" name=""/>
+                    <pic:cNvPicPr/>
+                  </pic:nvPicPr>
+                  <pic:blipFill>
+                    <a:blip r:embed="rId48"/>
+                    <a:stretch>
+                      <a:fillRect/>
+                    </a:stretch>
+                  </pic:blipFill>
+                  <pic:spPr>
+                    <a:xfrm>
+                      <a:off x="0" y="0"/>
+                      <a:ext cx="5760720" cy="1490345"/>
+                    </a:xfrm>
+                    <a:prstGeom prst="rect">
+                      <a:avLst/>
+                    </a:prstGeom>
+                  </pic:spPr>
+                </pic:pic>
+              </a:graphicData>
+            </a:graphic>
+          </wp:inline>
+        </w:drawing>
+      </w:r>
+    </w:p>
+    <w:p>
+      <w:r>
+        <w:rPr>
+          <w:b/>
+          <w:bCs/>
+        </w:rPr>
+        <w:t>DC-01 connecté via Arc, Status : Connected.</w:t>
+      </w:r>
+      <w:r>
+        <w:t xml:space="preserve"> Parfait — c'est notre machine de test pour Defender for Servers. Pas besoin de créer une VM Azure, DC-01 suffit.</w:t>
+      </w:r>
+    </w:p>
+    <w:p/>
+    <w:p>
+      <w:pPr>
+        <w:rPr>
+          <w:b/>
+          <w:bCs/>
+        </w:rPr>
+      </w:pPr>
+      <w:r>
+        <w:rPr>
+          <w:b/>
+          <w:bCs/>
+        </w:rPr>
+        <w:t>Plan Phase 05 — 3 tests dans l'ordre</w:t>
+      </w:r>
+    </w:p>
+    <w:tbl>
+      <w:tblPr>
+        <w:tblStyle w:val="TableauGrille5Fonc-Accentuation2"/>
+        <w:tblW w:w="0" w:type="auto"/>
+        <w:tblLook w:val="04A0" w:firstRow="1" w:lastRow="0" w:firstColumn="1" w:lastColumn="0" w:noHBand="0" w:noVBand="1"/>
+      </w:tblPr>
+      <w:tblGrid>
+        <w:gridCol w:w="835"/>
+        <w:gridCol w:w="2821"/>
+        <w:gridCol w:w="2995"/>
+      </w:tblGrid>
+      <w:tr>
+        <w:trPr>
+          <w:cnfStyle w:val="100000000000" w:firstRow="1" w:lastRow="0" w:firstColumn="0" w:lastColumn="0" w:oddVBand="0" w:evenVBand="0" w:oddHBand="0" w:evenHBand="0" w:firstRowFirstColumn="0" w:firstRowLastColumn="0" w:lastRowFirstColumn="0" w:lastRowLastColumn="0"/>
+        </w:trPr>
+        <w:tc>
+          <w:tcPr>
+            <w:cnfStyle w:val="001000000000" w:firstRow="0" w:lastRow="0" w:firstColumn="1" w:lastColumn="0" w:oddVBand="0" w:evenVBand="0" w:oddHBand="0" w:evenHBand="0" w:firstRowFirstColumn="0" w:firstRowLastColumn="0" w:lastRowFirstColumn="0" w:lastRowLastColumn="0"/>
+            <w:tcW w:w="0" w:type="auto"/>
+            <w:hideMark/>
+          </w:tcPr>
+          <w:p>
+            <w:pPr>
+              <w:spacing w:after="160" w:line="278" w:lineRule="auto"/>
+            </w:pPr>
+            <w:r>
+              <w:lastRenderedPageBreak/>
+              <w:t>Test</w:t>
+            </w:r>
+          </w:p>
+        </w:tc>
+        <w:tc>
+          <w:tcPr>
+            <w:tcW w:w="0" w:type="auto"/>
+            <w:hideMark/>
+          </w:tcPr>
+          <w:p>
+            <w:pPr>
+              <w:spacing w:after="160" w:line="278" w:lineRule="auto"/>
+              <w:cnfStyle w:val="100000000000" w:firstRow="1" w:lastRow="0" w:firstColumn="0" w:lastColumn="0" w:oddVBand="0" w:evenVBand="0" w:oddHBand="0" w:evenHBand="0" w:firstRowFirstColumn="0" w:firstRowLastColumn="0" w:lastRowFirstColumn="0" w:lastRowLastColumn="0"/>
+            </w:pPr>
+            <w:r>
+              <w:t>Ressource</w:t>
+            </w:r>
+          </w:p>
+        </w:tc>
+        <w:tc>
+          <w:tcPr>
+            <w:tcW w:w="0" w:type="auto"/>
+            <w:hideMark/>
+          </w:tcPr>
+          <w:p>
+            <w:pPr>
+              <w:spacing w:after="160" w:line="278" w:lineRule="auto"/>
+              <w:cnfStyle w:val="100000000000" w:firstRow="1" w:lastRow="0" w:firstColumn="0" w:lastColumn="0" w:oddVBand="0" w:evenVBand="0" w:oddHBand="0" w:evenHBand="0" w:firstRowFirstColumn="0" w:firstRowLastColumn="0" w:lastRowFirstColumn="0" w:lastRowLastColumn="0"/>
+            </w:pPr>
+            <w:r>
+              <w:t>Ce qu'on déclenche</w:t>
+            </w:r>
+          </w:p>
+        </w:tc>
+      </w:tr>
+      <w:tr>
+        <w:trPr>
+          <w:cnfStyle w:val="000000100000" w:firstRow="0" w:lastRow="0" w:firstColumn="0" w:lastColumn="0" w:oddVBand="0" w:evenVBand="0" w:oddHBand="1" w:evenHBand="0" w:firstRowFirstColumn="0" w:firstRowLastColumn="0" w:lastRowFirstColumn="0" w:lastRowLastColumn="0"/>
+        </w:trPr>
+        <w:tc>
+          <w:tcPr>
+            <w:cnfStyle w:val="001000000000" w:firstRow="0" w:lastRow="0" w:firstColumn="1" w:lastColumn="0" w:oddVBand="0" w:evenVBand="0" w:oddHBand="0" w:evenHBand="0" w:firstRowFirstColumn="0" w:firstRowLastColumn="0" w:lastRowFirstColumn="0" w:lastRowLastColumn="0"/>
+            <w:tcW w:w="0" w:type="auto"/>
+            <w:hideMark/>
+          </w:tcPr>
+          <w:p>
+            <w:pPr>
+              <w:spacing w:after="160" w:line="278" w:lineRule="auto"/>
+            </w:pPr>
+            <w:r>
+              <w:t>Test 1</w:t>
+            </w:r>
+          </w:p>
+        </w:tc>
+        <w:tc>
+          <w:tcPr>
+            <w:tcW w:w="0" w:type="auto"/>
+            <w:hideMark/>
+          </w:tcPr>
+          <w:p>
+            <w:pPr>
+              <w:spacing w:after="160" w:line="278" w:lineRule="auto"/>
+              <w:cnfStyle w:val="000000100000" w:firstRow="0" w:lastRow="0" w:firstColumn="0" w:lastColumn="0" w:oddVBand="0" w:evenVBand="0" w:oddHBand="1" w:evenHBand="0" w:firstRowFirstColumn="0" w:firstRowLastColumn="0" w:lastRowFirstColumn="0" w:lastRowLastColumn="0"/>
+            </w:pPr>
+            <w:r>
+              <w:t>DC-01 (Arc)</w:t>
+            </w:r>
+          </w:p>
+        </w:tc>
+        <w:tc>
+          <w:tcPr>
+            <w:tcW w:w="0" w:type="auto"/>
+            <w:hideMark/>
+          </w:tcPr>
+          <w:p>
+            <w:pPr>
+              <w:spacing w:after="160" w:line="278" w:lineRule="auto"/>
+              <w:cnfStyle w:val="000000100000" w:firstRow="0" w:lastRow="0" w:firstColumn="0" w:lastColumn="0" w:oddVBand="0" w:evenVBand="0" w:oddHBand="1" w:evenHBand="0" w:firstRowFirstColumn="0" w:firstRowLastColumn="0" w:lastRowFirstColumn="0" w:lastRowLastColumn="0"/>
+            </w:pPr>
+            <w:r>
+              <w:t>Alerte Defender for Servers</w:t>
+            </w:r>
+          </w:p>
+        </w:tc>
+      </w:tr>
+      <w:tr>
+        <w:tc>
+          <w:tcPr>
+            <w:cnfStyle w:val="001000000000" w:firstRow="0" w:lastRow="0" w:firstColumn="1" w:lastColumn="0" w:oddVBand="0" w:evenVBand="0" w:oddHBand="0" w:evenHBand="0" w:firstRowFirstColumn="0" w:firstRowLastColumn="0" w:lastRowFirstColumn="0" w:lastRowLastColumn="0"/>
+            <w:tcW w:w="0" w:type="auto"/>
+            <w:hideMark/>
+          </w:tcPr>
+          <w:p>
+            <w:pPr>
+              <w:spacing w:after="160" w:line="278" w:lineRule="auto"/>
+            </w:pPr>
+            <w:r>
+              <w:t>Test 2</w:t>
+            </w:r>
+          </w:p>
+        </w:tc>
+        <w:tc>
+          <w:tcPr>
+            <w:tcW w:w="0" w:type="auto"/>
+            <w:hideMark/>
+          </w:tcPr>
+          <w:p>
+            <w:pPr>
+              <w:spacing w:after="160" w:line="278" w:lineRule="auto"/>
+              <w:cnfStyle w:val="000000000000" w:firstRow="0" w:lastRow="0" w:firstColumn="0" w:lastColumn="0" w:oddVBand="0" w:evenVBand="0" w:oddHBand="0" w:evenHBand="0" w:firstRowFirstColumn="0" w:firstRowLastColumn="0" w:lastRowFirstColumn="0" w:lastRowLastColumn="0"/>
+            </w:pPr>
+            <w:r>
+              <w:t>Storage Account (à créer)</w:t>
+            </w:r>
+          </w:p>
+        </w:tc>
+        <w:tc>
+          <w:tcPr>
+            <w:tcW w:w="0" w:type="auto"/>
+            <w:hideMark/>
+          </w:tcPr>
+          <w:p>
+            <w:pPr>
+              <w:spacing w:after="160" w:line="278" w:lineRule="auto"/>
+              <w:cnfStyle w:val="000000000000" w:firstRow="0" w:lastRow="0" w:firstColumn="0" w:lastColumn="0" w:oddVBand="0" w:evenVBand="0" w:oddHBand="0" w:evenHBand="0" w:firstRowFirstColumn="0" w:firstRowLastColumn="0" w:lastRowFirstColumn="0" w:lastRowLastColumn="0"/>
+            </w:pPr>
+            <w:r>
+              <w:t>Alerte malware scanning</w:t>
+            </w:r>
+          </w:p>
+        </w:tc>
+      </w:tr>
+      <w:tr>
+        <w:trPr>
+          <w:cnfStyle w:val="000000100000" w:firstRow="0" w:lastRow="0" w:firstColumn="0" w:lastColumn="0" w:oddVBand="0" w:evenVBand="0" w:oddHBand="1" w:evenHBand="0" w:firstRowFirstColumn="0" w:firstRowLastColumn="0" w:lastRowFirstColumn="0" w:lastRowLastColumn="0"/>
+        </w:trPr>
+        <w:tc>
+          <w:tcPr>
+            <w:cnfStyle w:val="001000000000" w:firstRow="0" w:lastRow="0" w:firstColumn="1" w:lastColumn="0" w:oddVBand="0" w:evenVBand="0" w:oddHBand="0" w:evenHBand="0" w:firstRowFirstColumn="0" w:firstRowLastColumn="0" w:lastRowFirstColumn="0" w:lastRowLastColumn="0"/>
+            <w:tcW w:w="0" w:type="auto"/>
+            <w:hideMark/>
+          </w:tcPr>
+          <w:p>
+            <w:pPr>
+              <w:spacing w:after="160" w:line="278" w:lineRule="auto"/>
+            </w:pPr>
+            <w:r>
+              <w:t>Test 3</w:t>
+            </w:r>
+          </w:p>
+        </w:tc>
+        <w:tc>
+          <w:tcPr>
+            <w:tcW w:w="0" w:type="auto"/>
+            <w:hideMark/>
+          </w:tcPr>
+          <w:p>
+            <w:pPr>
+              <w:spacing w:after="160" w:line="278" w:lineRule="auto"/>
+              <w:cnfStyle w:val="000000100000" w:firstRow="0" w:lastRow="0" w:firstColumn="0" w:lastColumn="0" w:oddVBand="0" w:evenVBand="0" w:oddHBand="1" w:evenHBand="0" w:firstRowFirstColumn="0" w:firstRowLastColumn="0" w:lastRowFirstColumn="0" w:lastRowLastColumn="0"/>
+            </w:pPr>
+            <w:r>
+              <w:t>Key Vault (à créer)</w:t>
+            </w:r>
+          </w:p>
+        </w:tc>
+        <w:tc>
+          <w:tcPr>
+            <w:tcW w:w="0" w:type="auto"/>
+            <w:hideMark/>
+          </w:tcPr>
+          <w:p>
+            <w:pPr>
+              <w:spacing w:after="160" w:line="278" w:lineRule="auto"/>
+              <w:cnfStyle w:val="000000100000" w:firstRow="0" w:lastRow="0" w:firstColumn="0" w:lastColumn="0" w:oddVBand="0" w:evenVBand="0" w:oddHBand="1" w:evenHBand="0" w:firstRowFirstColumn="0" w:firstRowLastColumn="0" w:lastRowFirstColumn="0" w:lastRowLastColumn="0"/>
+            </w:pPr>
+            <w:r>
+              <w:t>Alerte anomaly detection</w:t>
+            </w:r>
+          </w:p>
+        </w:tc>
+      </w:tr>
+    </w:tbl>
+    <w:p/>
+    <w:p/>
+    <w:p>
+      <w:pPr>
+        <w:rPr>
+          <w:b/>
+          <w:bCs/>
+        </w:rPr>
+      </w:pPr>
+      <w:r>
+        <w:rPr>
+          <w:b/>
+          <w:bCs/>
+        </w:rPr>
+        <w:t>Test 1 — Alerte Defender for Servers sur DC-01</w:t>
+      </w:r>
+    </w:p>
+    <w:p>
+      <w:r>
+        <w:t>Microsoft fournit un script officiel de test — il simule une activité suspecte sans être malveillant :</w:t>
+      </w:r>
+    </w:p>
+    <w:p/>
+    <w:p/>
+    <w:p>
+      <w:r>
+        <w:t># Depuis ton terminal LOCAL (pas besoin d'aller sur DC-01)</w:t>
+      </w:r>
+    </w:p>
+    <w:p>
+      <w:r>
+        <w:t># Ce script déclenche une alerte "test" officielle Microsoft sur la machine Arc</w:t>
+      </w:r>
+    </w:p>
+    <w:p>
+      <w:r>
+        <w:t>Invoke-AzRestMethod `</w:t>
+      </w:r>
+    </w:p>
+    <w:p>
+      <w:r>
+        <w:t xml:space="preserve">    -Method POST `</w:t>
+      </w:r>
+    </w:p>
+    <w:p>
+      <w:r>
+        <w:t xml:space="preserve">    -Path "/subscriptions/$subId/resourceGroups/rg-sentinel-lab/providers/Microsoft.HybridCompute/machines/DC-01/providers/Microsoft.Security/sqlVulnerabilityAssessments/default/initiateScan?api-version=2023-02-01-preview"</w:t>
+      </w:r>
+    </w:p>
+    <w:p>
+      <w:r>
+        <w:rPr>
+          <w:noProof/>
+        </w:rPr>
+        <w:drawing>
+          <wp:inline distT="0" distB="0" distL="0" distR="0" wp14:anchorId="5652BAD7" wp14:editId="467825AA">
+            <wp:extent cx="5760720" cy="2631440"/>
+            <wp:effectExtent l="0" t="0" r="0" b="0"/>
+            <wp:docPr id="2047556680" name="Image 1"/>
+            <wp:cNvGraphicFramePr>
+              <a:graphicFrameLocks xmlns:a="http://schemas.openxmlformats.org/drawingml/2006/main" noChangeAspect="1"/>
+            </wp:cNvGraphicFramePr>
+            <a:graphic xmlns:a="http://schemas.openxmlformats.org/drawingml/2006/main">
+              <a:graphicData uri="http://schemas.openxmlformats.org/drawingml/2006/picture">
+                <pic:pic xmlns:pic="http://schemas.openxmlformats.org/drawingml/2006/picture">
+                  <pic:nvPicPr>
+                    <pic:cNvPr id="2047556680" name=""/>
+                    <pic:cNvPicPr/>
+                  </pic:nvPicPr>
+                  <pic:blipFill>
+                    <a:blip r:embed="rId49"/>
+                    <a:stretch>
+                      <a:fillRect/>
+                    </a:stretch>
+                  </pic:blipFill>
+                  <pic:spPr>
+                    <a:xfrm>
+                      <a:off x="0" y="0"/>
+                      <a:ext cx="5760720" cy="2631440"/>
+                    </a:xfrm>
+                    <a:prstGeom prst="rect">
+                      <a:avLst/>
+                    </a:prstGeom>
+                  </pic:spPr>
+                </pic:pic>
+              </a:graphicData>
+            </a:graphic>
+          </wp:inline>
+        </w:drawing>
+      </w:r>
+    </w:p>
+    <w:p>
+      <w:r>
+        <w:t># Méthode alternative — sample alerts via portail</w:t>
+      </w:r>
+    </w:p>
+    <w:p>
+      <w:r>
+        <w:lastRenderedPageBreak/>
+        <w:t># portal.azure.com (FR)</w:t>
+      </w:r>
+    </w:p>
+    <w:p>
+      <w:r>
+        <w:t># → Microsoft Defender pour le cloud</w:t>
+      </w:r>
+    </w:p>
+    <w:p>
+      <w:r>
+        <w:t># → Alertes de sécurité (menu gauche)</w:t>
+      </w:r>
+    </w:p>
+    <w:p>
+      <w:r>
+        <w:t># → Exemples d'alertes (bouton en haut à droite)</w:t>
+      </w:r>
+    </w:p>
+    <w:p>
+      <w:r>
+        <w:t># → Sélectionner : "Defender pour les serveurs"</w:t>
+      </w:r>
+    </w:p>
+    <w:p>
+      <w:r>
+        <w:t># → Créer des exemples d'alertes</w:t>
+      </w:r>
+    </w:p>
+    <w:p/>
+    <w:p/>
+    <w:p>
+      <w:pPr>
+        <w:rPr>
+          <w:b/>
+          <w:bCs/>
+        </w:rPr>
+      </w:pPr>
+      <w:r>
+        <w:rPr>
+          <w:b/>
+          <w:bCs/>
+        </w:rPr>
+        <w:t>Créer les ressources de test via Terraform</w:t>
+      </w:r>
+    </w:p>
+    <w:p>
+      <w:r>
+        <w:t>On met à jour le module test-workloads :</w:t>
+      </w:r>
+    </w:p>
+    <w:p>
+      <w:r>
+        <w:rPr>
+          <w:noProof/>
+        </w:rPr>
+        <w:drawing>
+          <wp:inline distT="0" distB="0" distL="0" distR="0" wp14:anchorId="284F5411" wp14:editId="378381B9">
+            <wp:extent cx="5760720" cy="3024505"/>
+            <wp:effectExtent l="0" t="0" r="0" b="4445"/>
+            <wp:docPr id="1263252868" name="Image 1"/>
+            <wp:cNvGraphicFramePr>
+              <a:graphicFrameLocks xmlns:a="http://schemas.openxmlformats.org/drawingml/2006/main" noChangeAspect="1"/>
+            </wp:cNvGraphicFramePr>
+            <a:graphic xmlns:a="http://schemas.openxmlformats.org/drawingml/2006/main">
+              <a:graphicData uri="http://schemas.openxmlformats.org/drawingml/2006/picture">
+                <pic:pic xmlns:pic="http://schemas.openxmlformats.org/drawingml/2006/picture">
+                  <pic:nvPicPr>
+                    <pic:cNvPr id="1263252868" name=""/>
+                    <pic:cNvPicPr/>
+                  </pic:nvPicPr>
+                  <pic:blipFill>
+                    <a:blip r:embed="rId50"/>
+                    <a:stretch>
+                      <a:fillRect/>
+                    </a:stretch>
+                  </pic:blipFill>
+                  <pic:spPr>
+                    <a:xfrm>
+                      <a:off x="0" y="0"/>
+                      <a:ext cx="5760720" cy="3024505"/>
+                    </a:xfrm>
+                    <a:prstGeom prst="rect">
+                      <a:avLst/>
+                    </a:prstGeom>
+                  </pic:spPr>
+                </pic:pic>
+              </a:graphicData>
+            </a:graphic>
+          </wp:inline>
+        </w:drawing>
+      </w:r>
+    </w:p>
+    <w:p>
+      <w:r>
+        <w:t>cd "D:\personnel-ivan\PROJETS-PERSO-LAB\Microsoft Defender for Cloud\terraform"</w:t>
+      </w:r>
+    </w:p>
+    <w:p>
+      <w:r>
+        <w:t>terraform plan -out=tfplan</w:t>
+      </w:r>
+    </w:p>
+    <w:p>
+      <w:r>
+        <w:rPr>
+          <w:noProof/>
+        </w:rPr>
+        <w:lastRenderedPageBreak/>
+        <w:drawing>
+          <wp:inline distT="0" distB="0" distL="0" distR="0" wp14:anchorId="67CCF1DB" wp14:editId="388A5B64">
+            <wp:extent cx="5760720" cy="3961765"/>
+            <wp:effectExtent l="0" t="0" r="0" b="635"/>
+            <wp:docPr id="1376256517" name="Image 1"/>
+            <wp:cNvGraphicFramePr>
+              <a:graphicFrameLocks xmlns:a="http://schemas.openxmlformats.org/drawingml/2006/main" noChangeAspect="1"/>
+            </wp:cNvGraphicFramePr>
+            <a:graphic xmlns:a="http://schemas.openxmlformats.org/drawingml/2006/main">
+              <a:graphicData uri="http://schemas.openxmlformats.org/drawingml/2006/picture">
+                <pic:pic xmlns:pic="http://schemas.openxmlformats.org/drawingml/2006/picture">
+                  <pic:nvPicPr>
+                    <pic:cNvPr id="1376256517" name=""/>
+                    <pic:cNvPicPr/>
+                  </pic:nvPicPr>
+                  <pic:blipFill>
+                    <a:blip r:embed="rId51"/>
+                    <a:stretch>
+                      <a:fillRect/>
+                    </a:stretch>
+                  </pic:blipFill>
+                  <pic:spPr>
+                    <a:xfrm>
+                      <a:off x="0" y="0"/>
+                      <a:ext cx="5760720" cy="3961765"/>
+                    </a:xfrm>
+                    <a:prstGeom prst="rect">
+                      <a:avLst/>
+                    </a:prstGeom>
+                  </pic:spPr>
+                </pic:pic>
+              </a:graphicData>
+            </a:graphic>
+          </wp:inline>
+        </w:drawing>
+      </w:r>
+    </w:p>
+    <w:p>
+      <w:r>
+        <w:t>terraform apply "tfplan"</w:t>
+      </w:r>
+    </w:p>
+    <w:p>
+      <w:r>
+        <w:rPr>
+          <w:noProof/>
+        </w:rPr>
+        <w:drawing>
+          <wp:inline distT="0" distB="0" distL="0" distR="0" wp14:anchorId="749FE3B7" wp14:editId="467C7F17">
+            <wp:extent cx="5760720" cy="2774950"/>
+            <wp:effectExtent l="0" t="0" r="0" b="6350"/>
+            <wp:docPr id="207129212" name="Image 1"/>
+            <wp:cNvGraphicFramePr>
+              <a:graphicFrameLocks xmlns:a="http://schemas.openxmlformats.org/drawingml/2006/main" noChangeAspect="1"/>
+            </wp:cNvGraphicFramePr>
+            <a:graphic xmlns:a="http://schemas.openxmlformats.org/drawingml/2006/main">
+              <a:graphicData uri="http://schemas.openxmlformats.org/drawingml/2006/picture">
+                <pic:pic xmlns:pic="http://schemas.openxmlformats.org/drawingml/2006/picture">
+                  <pic:nvPicPr>
+                    <pic:cNvPr id="207129212" name=""/>
+                    <pic:cNvPicPr/>
+                  </pic:nvPicPr>
+                  <pic:blipFill>
+                    <a:blip r:embed="rId52"/>
+                    <a:stretch>
+                      <a:fillRect/>
+                    </a:stretch>
+                  </pic:blipFill>
+                  <pic:spPr>
+                    <a:xfrm>
+                      <a:off x="0" y="0"/>
+                      <a:ext cx="5760720" cy="2774950"/>
+                    </a:xfrm>
+                    <a:prstGeom prst="rect">
+                      <a:avLst/>
+                    </a:prstGeom>
+                  </pic:spPr>
+                </pic:pic>
+              </a:graphicData>
+            </a:graphic>
+          </wp:inline>
+        </w:drawing>
+      </w:r>
+    </w:p>
+    <w:p/>
+    <w:p/>
+    <w:p>
+      <w:pPr>
+        <w:rPr>
+          <w:b/>
+          <w:bCs/>
+        </w:rPr>
+      </w:pPr>
+      <w:r>
+        <w:rPr>
+          <w:b/>
+          <w:bCs/>
+        </w:rPr>
+        <w:t>Étape 2 — Générer des exemples d'alertes (bouton portail)</w:t>
+      </w:r>
+    </w:p>
+    <w:p>
+      <w:r>
+        <w:t xml:space="preserve">Tu vois le bouton </w:t>
+      </w:r>
+      <w:r>
+        <w:rPr>
+          <w:b/>
+          <w:bCs/>
+        </w:rPr>
+        <w:t>"Exemples d'alertes"</w:t>
+      </w:r>
+      <w:r>
+        <w:t xml:space="preserve"> en haut de ta page — c'est exactement ce qu'on cherche :</w:t>
+      </w:r>
+    </w:p>
+    <w:p>
+      <w:r>
+        <w:lastRenderedPageBreak/>
+        <w:t>Sur ta page actuelle (Alertes de sécurité)</w:t>
+      </w:r>
+    </w:p>
+    <w:p>
+      <w:r>
+        <w:t>→ Clic "Exemples d'alertes" (barre du haut)</w:t>
+      </w:r>
+    </w:p>
+    <w:p>
+      <w:r>
+        <w:rPr>
+          <w:noProof/>
+        </w:rPr>
+        <w:drawing>
+          <wp:inline distT="0" distB="0" distL="0" distR="0" wp14:anchorId="50E4A676" wp14:editId="12A3CCA8">
+            <wp:extent cx="5760720" cy="2444750"/>
+            <wp:effectExtent l="0" t="0" r="0" b="0"/>
+            <wp:docPr id="998224550" name="Image 1"/>
+            <wp:cNvGraphicFramePr>
+              <a:graphicFrameLocks xmlns:a="http://schemas.openxmlformats.org/drawingml/2006/main" noChangeAspect="1"/>
+            </wp:cNvGraphicFramePr>
+            <a:graphic xmlns:a="http://schemas.openxmlformats.org/drawingml/2006/main">
+              <a:graphicData uri="http://schemas.openxmlformats.org/drawingml/2006/picture">
+                <pic:pic xmlns:pic="http://schemas.openxmlformats.org/drawingml/2006/picture">
+                  <pic:nvPicPr>
+                    <pic:cNvPr id="998224550" name=""/>
+                    <pic:cNvPicPr/>
+                  </pic:nvPicPr>
+                  <pic:blipFill>
+                    <a:blip r:embed="rId53"/>
+                    <a:stretch>
+                      <a:fillRect/>
+                    </a:stretch>
+                  </pic:blipFill>
+                  <pic:spPr>
+                    <a:xfrm>
+                      <a:off x="0" y="0"/>
+                      <a:ext cx="5760720" cy="2444750"/>
+                    </a:xfrm>
+                    <a:prstGeom prst="rect">
+                      <a:avLst/>
+                    </a:prstGeom>
+                  </pic:spPr>
+                </pic:pic>
+              </a:graphicData>
+            </a:graphic>
+          </wp:inline>
+        </w:drawing>
+      </w:r>
+    </w:p>
+    <w:p>
+      <w:r>
+        <w:t>→ Sélectionner l'abonnement : Azure subscription 1</w:t>
+      </w:r>
+    </w:p>
+    <w:p>
+      <w:r>
+        <w:t>→ Cocher : Defender pour les serveurs</w:t>
+      </w:r>
+    </w:p>
+    <w:p>
+      <w:r>
+        <w:t>→ Cocher : Defender pour le stockage</w:t>
+      </w:r>
+    </w:p>
+    <w:p>
+      <w:r>
+        <w:t>→ Cocher : Defender pour Key Vault</w:t>
+      </w:r>
+    </w:p>
+    <w:p>
+      <w:r>
+        <w:t>→ Clic "Créer des exemples d'alertes"</w:t>
+      </w:r>
+    </w:p>
+    <w:p>
+      <w:r>
+        <w:t>→ Attendre 2-3 min</w:t>
+      </w:r>
+    </w:p>
+    <w:p>
+      <w:r>
+        <w:t>→ Revenir sur Alertes de sécurité → Actualiser</w:t>
+      </w:r>
+    </w:p>
+    <w:p>
+      <w:r>
+        <w:rPr>
+          <w:noProof/>
+        </w:rPr>
+        <w:lastRenderedPageBreak/>
+        <w:drawing>
+          <wp:inline distT="0" distB="0" distL="0" distR="0" wp14:anchorId="2623A2B1" wp14:editId="40251A25">
+            <wp:extent cx="5181600" cy="8324850"/>
+            <wp:effectExtent l="0" t="0" r="0" b="0"/>
+            <wp:docPr id="1602871599" name="Image 1"/>
+            <wp:cNvGraphicFramePr>
+              <a:graphicFrameLocks xmlns:a="http://schemas.openxmlformats.org/drawingml/2006/main" noChangeAspect="1"/>
+            </wp:cNvGraphicFramePr>
+            <a:graphic xmlns:a="http://schemas.openxmlformats.org/drawingml/2006/main">
+              <a:graphicData uri="http://schemas.openxmlformats.org/drawingml/2006/picture">
+                <pic:pic xmlns:pic="http://schemas.openxmlformats.org/drawingml/2006/picture">
+                  <pic:nvPicPr>
+                    <pic:cNvPr id="1602871599" name=""/>
+                    <pic:cNvPicPr/>
+                  </pic:nvPicPr>
+                  <pic:blipFill>
+                    <a:blip r:embed="rId54"/>
+                    <a:stretch>
+                      <a:fillRect/>
+                    </a:stretch>
+                  </pic:blipFill>
+                  <pic:spPr>
+                    <a:xfrm>
+                      <a:off x="0" y="0"/>
+                      <a:ext cx="5181600" cy="8324850"/>
+                    </a:xfrm>
+                    <a:prstGeom prst="rect">
+                      <a:avLst/>
+                    </a:prstGeom>
+                  </pic:spPr>
+                </pic:pic>
+              </a:graphicData>
+            </a:graphic>
+          </wp:inline>
+        </w:drawing>
+      </w:r>
+    </w:p>
+    <w:p>
+      <w:r>
+        <w:rPr>
+          <w:noProof/>
+        </w:rPr>
+        <w:lastRenderedPageBreak/>
+        <w:drawing>
+          <wp:inline distT="0" distB="0" distL="0" distR="0" wp14:anchorId="55E0A02B" wp14:editId="65A454FB">
+            <wp:extent cx="5760720" cy="2962275"/>
+            <wp:effectExtent l="0" t="0" r="0" b="9525"/>
+            <wp:docPr id="1893091605" name="Image 1"/>
+            <wp:cNvGraphicFramePr>
+              <a:graphicFrameLocks xmlns:a="http://schemas.openxmlformats.org/drawingml/2006/main" noChangeAspect="1"/>
+            </wp:cNvGraphicFramePr>
+            <a:graphic xmlns:a="http://schemas.openxmlformats.org/drawingml/2006/main">
+              <a:graphicData uri="http://schemas.openxmlformats.org/drawingml/2006/picture">
+                <pic:pic xmlns:pic="http://schemas.openxmlformats.org/drawingml/2006/picture">
+                  <pic:nvPicPr>
+                    <pic:cNvPr id="1893091605" name=""/>
+                    <pic:cNvPicPr/>
+                  </pic:nvPicPr>
+                  <pic:blipFill>
+                    <a:blip r:embed="rId55"/>
+                    <a:stretch>
+                      <a:fillRect/>
+                    </a:stretch>
+                  </pic:blipFill>
+                  <pic:spPr>
+                    <a:xfrm>
+                      <a:off x="0" y="0"/>
+                      <a:ext cx="5760720" cy="2962275"/>
+                    </a:xfrm>
+                    <a:prstGeom prst="rect">
+                      <a:avLst/>
+                    </a:prstGeom>
+                  </pic:spPr>
+                </pic:pic>
+              </a:graphicData>
+            </a:graphic>
+          </wp:inline>
+        </w:drawing>
+      </w:r>
+    </w:p>
+    <w:p>
+      <w:r>
+        <w:rPr>
+          <w:noProof/>
+        </w:rPr>
+        <w:drawing>
+          <wp:inline distT="0" distB="0" distL="0" distR="0" wp14:anchorId="2C3FAB86" wp14:editId="59390045">
+            <wp:extent cx="5760720" cy="3356610"/>
+            <wp:effectExtent l="0" t="0" r="0" b="0"/>
+            <wp:docPr id="2094956061" name="Image 1"/>
+            <wp:cNvGraphicFramePr>
+              <a:graphicFrameLocks xmlns:a="http://schemas.openxmlformats.org/drawingml/2006/main" noChangeAspect="1"/>
+            </wp:cNvGraphicFramePr>
+            <a:graphic xmlns:a="http://schemas.openxmlformats.org/drawingml/2006/main">
+              <a:graphicData uri="http://schemas.openxmlformats.org/drawingml/2006/picture">
+                <pic:pic xmlns:pic="http://schemas.openxmlformats.org/drawingml/2006/picture">
+                  <pic:nvPicPr>
+                    <pic:cNvPr id="2094956061" name=""/>
+                    <pic:cNvPicPr/>
+                  </pic:nvPicPr>
+                  <pic:blipFill>
+                    <a:blip r:embed="rId56"/>
+                    <a:stretch>
+                      <a:fillRect/>
+                    </a:stretch>
+                  </pic:blipFill>
+                  <pic:spPr>
+                    <a:xfrm>
+                      <a:off x="0" y="0"/>
+                      <a:ext cx="5760720" cy="3356610"/>
+                    </a:xfrm>
+                    <a:prstGeom prst="rect">
+                      <a:avLst/>
+                    </a:prstGeom>
+                  </pic:spPr>
+                </pic:pic>
+              </a:graphicData>
+            </a:graphic>
+          </wp:inline>
+        </w:drawing>
+      </w:r>
+    </w:p>
+    <w:p/>
+    <w:p>
+      <w:r>
+        <w:t>Commit Phase 05</w:t>
+      </w:r>
+    </w:p>
+    <w:p>
+      <w:r>
+        <w:t>cd "D:\personnel-ivan\PROJETS-PERSO-LAB\Microsoft Defender for Cloud"</w:t>
+      </w:r>
+    </w:p>
+    <w:p>
+      <w:r>
+        <w:t>git add -A</w:t>
+      </w:r>
+    </w:p>
+    <w:p>
+      <w:r>
+        <w:t>git commit -m "feat(phase-05): workload protection - alertes declenchees</w:t>
+      </w:r>
+    </w:p>
+    <w:p>
+      <w:r>
+        <w:t>- Storage Account deploye : stdefenderlabtest01 (rg-defender-lab)</w:t>
+      </w:r>
+    </w:p>
+    <w:p>
+      <w:r>
+        <w:t>- Key Vault deploye : kv-defender-lab-01 (rg-defender-lab)</w:t>
+      </w:r>
+    </w:p>
+    <w:p>
+      <w:r>
+        <w:lastRenderedPageBreak/>
+        <w:t>- DC-01 confirme Connected via Azure Arc (agent 1.65)</w:t>
+      </w:r>
+    </w:p>
+    <w:p>
+      <w:r>
+        <w:t>- Exemples alertes generes : Servers, Storage, Key Vault, ARM</w:t>
+      </w:r>
+    </w:p>
+    <w:p>
+      <w:r>
+        <w:t>- Screenshot : assets/screenshots/phase-05-alertes-defender.png"</w:t>
+      </w:r>
+    </w:p>
+    <w:p>
+      <w:r>
+        <w:t>git push</w:t>
+      </w:r>
+    </w:p>
+    <w:p>
+      <w:r>
+        <w:rPr>
+          <w:noProof/>
+        </w:rPr>
+        <w:drawing>
+          <wp:inline distT="0" distB="0" distL="0" distR="0" wp14:anchorId="3E4AFF33" wp14:editId="05184D33">
+            <wp:extent cx="5760720" cy="2561590"/>
+            <wp:effectExtent l="0" t="0" r="0" b="0"/>
+            <wp:docPr id="709749466" name="Image 1"/>
+            <wp:cNvGraphicFramePr>
+              <a:graphicFrameLocks xmlns:a="http://schemas.openxmlformats.org/drawingml/2006/main" noChangeAspect="1"/>
+            </wp:cNvGraphicFramePr>
+            <a:graphic xmlns:a="http://schemas.openxmlformats.org/drawingml/2006/main">
+              <a:graphicData uri="http://schemas.openxmlformats.org/drawingml/2006/picture">
+                <pic:pic xmlns:pic="http://schemas.openxmlformats.org/drawingml/2006/picture">
+                  <pic:nvPicPr>
+                    <pic:cNvPr id="709749466" name=""/>
+                    <pic:cNvPicPr/>
+                  </pic:nvPicPr>
+                  <pic:blipFill>
+                    <a:blip r:embed="rId57"/>
+                    <a:stretch>
+                      <a:fillRect/>
+                    </a:stretch>
+                  </pic:blipFill>
+                  <pic:spPr>
+                    <a:xfrm>
+                      <a:off x="0" y="0"/>
+                      <a:ext cx="5760720" cy="2561590"/>
+                    </a:xfrm>
+                    <a:prstGeom prst="rect">
+                      <a:avLst/>
+                    </a:prstGeom>
+                  </pic:spPr>
+                </pic:pic>
+              </a:graphicData>
+            </a:graphic>
+          </wp:inline>
+        </w:drawing>
+      </w:r>
+    </w:p>
     <w:sectPr>
       <w:pgSz w:w="11906" w:h="16838"/>
       <w:pgMar w:top="1417" w:right="1417" w:bottom="1417" w:left="1417" w:header="708" w:footer="708" w:gutter="0"/>

--- a/Microsoft Defender for Cloud.docx
+++ b/Microsoft Defender for Cloud.docx
@@ -7813,6 +7813,1617 @@
         </w:drawing>
       </w:r>
     </w:p>
+    <w:p/>
+    <w:p/>
+    <w:p>
+      <w:r>
+        <w:rPr>
+          <w:b/>
+          <w:bCs/>
+        </w:rPr>
+        <w:t>Phase 06 — Regulatory Compliance</w:t>
+      </w:r>
+    </w:p>
+    <w:p>
+      <w:r>
+        <w:rPr>
+          <w:b/>
+          <w:bCs/>
+        </w:rPr>
+        <w:t>Objectif</w:t>
+      </w:r>
+      <w:r>
+        <w:br/>
+        <w:t>Assigner des frameworks réglementaires à la subscription Azure et mesurer le niveau de conformité de l'environnement par rapport à des standards internationaux reconnus. C'est la démonstration concrète de la capacité à faire un audit de conformité cloud.</w:t>
+      </w:r>
+    </w:p>
+    <w:p>
+      <w:r>
+        <w:rPr>
+          <w:b/>
+          <w:bCs/>
+        </w:rPr>
+        <w:t>Frameworks ciblés</w:t>
+      </w:r>
+    </w:p>
+    <w:tbl>
+      <w:tblPr>
+        <w:tblStyle w:val="TableauGrille4-Accentuation2"/>
+        <w:tblW w:w="0" w:type="auto"/>
+        <w:tblLook w:val="04A0" w:firstRow="1" w:lastRow="0" w:firstColumn="1" w:lastColumn="0" w:noHBand="0" w:noVBand="1"/>
+      </w:tblPr>
+      <w:tblGrid>
+        <w:gridCol w:w="3279"/>
+        <w:gridCol w:w="2487"/>
+        <w:gridCol w:w="3296"/>
+      </w:tblGrid>
+      <w:tr>
+        <w:trPr>
+          <w:cnfStyle w:val="100000000000" w:firstRow="1" w:lastRow="0" w:firstColumn="0" w:lastColumn="0" w:oddVBand="0" w:evenVBand="0" w:oddHBand="0" w:evenHBand="0" w:firstRowFirstColumn="0" w:firstRowLastColumn="0" w:lastRowFirstColumn="0" w:lastRowLastColumn="0"/>
+        </w:trPr>
+        <w:tc>
+          <w:tcPr>
+            <w:cnfStyle w:val="001000000000" w:firstRow="0" w:lastRow="0" w:firstColumn="1" w:lastColumn="0" w:oddVBand="0" w:evenVBand="0" w:oddHBand="0" w:evenHBand="0" w:firstRowFirstColumn="0" w:firstRowLastColumn="0" w:lastRowFirstColumn="0" w:lastRowLastColumn="0"/>
+            <w:tcW w:w="0" w:type="auto"/>
+            <w:hideMark/>
+          </w:tcPr>
+          <w:p>
+            <w:pPr>
+              <w:spacing w:after="160" w:line="278" w:lineRule="auto"/>
+            </w:pPr>
+            <w:r>
+              <w:t>Framework</w:t>
+            </w:r>
+          </w:p>
+        </w:tc>
+        <w:tc>
+          <w:tcPr>
+            <w:tcW w:w="0" w:type="auto"/>
+            <w:hideMark/>
+          </w:tcPr>
+          <w:p>
+            <w:pPr>
+              <w:spacing w:after="160" w:line="278" w:lineRule="auto"/>
+              <w:cnfStyle w:val="100000000000" w:firstRow="1" w:lastRow="0" w:firstColumn="0" w:lastColumn="0" w:oddVBand="0" w:evenVBand="0" w:oddHBand="0" w:evenHBand="0" w:firstRowFirstColumn="0" w:firstRowLastColumn="0" w:lastRowFirstColumn="0" w:lastRowLastColumn="0"/>
+            </w:pPr>
+            <w:r>
+              <w:t>Domaine</w:t>
+            </w:r>
+          </w:p>
+        </w:tc>
+        <w:tc>
+          <w:tcPr>
+            <w:tcW w:w="0" w:type="auto"/>
+            <w:hideMark/>
+          </w:tcPr>
+          <w:p>
+            <w:pPr>
+              <w:spacing w:after="160" w:line="278" w:lineRule="auto"/>
+              <w:cnfStyle w:val="100000000000" w:firstRow="1" w:lastRow="0" w:firstColumn="0" w:lastColumn="0" w:oddVBand="0" w:evenVBand="0" w:oddHBand="0" w:evenHBand="0" w:firstRowFirstColumn="0" w:firstRowLastColumn="0" w:lastRowFirstColumn="0" w:lastRowLastColumn="0"/>
+            </w:pPr>
+            <w:r>
+              <w:t>Pourquoi</w:t>
+            </w:r>
+          </w:p>
+        </w:tc>
+      </w:tr>
+      <w:tr>
+        <w:trPr>
+          <w:cnfStyle w:val="000000100000" w:firstRow="0" w:lastRow="0" w:firstColumn="0" w:lastColumn="0" w:oddVBand="0" w:evenVBand="0" w:oddHBand="1" w:evenHBand="0" w:firstRowFirstColumn="0" w:firstRowLastColumn="0" w:lastRowFirstColumn="0" w:lastRowLastColumn="0"/>
+        </w:trPr>
+        <w:tc>
+          <w:tcPr>
+            <w:cnfStyle w:val="001000000000" w:firstRow="0" w:lastRow="0" w:firstColumn="1" w:lastColumn="0" w:oddVBand="0" w:evenVBand="0" w:oddHBand="0" w:evenHBand="0" w:firstRowFirstColumn="0" w:firstRowLastColumn="0" w:lastRowFirstColumn="0" w:lastRowLastColumn="0"/>
+            <w:tcW w:w="0" w:type="auto"/>
+            <w:hideMark/>
+          </w:tcPr>
+          <w:p>
+            <w:pPr>
+              <w:spacing w:after="160" w:line="278" w:lineRule="auto"/>
+            </w:pPr>
+            <w:r>
+              <w:t>CIS Microsoft Azure Foundations Benchmark v1.4</w:t>
+            </w:r>
+          </w:p>
+        </w:tc>
+        <w:tc>
+          <w:tcPr>
+            <w:tcW w:w="0" w:type="auto"/>
+            <w:hideMark/>
+          </w:tcPr>
+          <w:p>
+            <w:pPr>
+              <w:spacing w:after="160" w:line="278" w:lineRule="auto"/>
+              <w:cnfStyle w:val="000000100000" w:firstRow="0" w:lastRow="0" w:firstColumn="0" w:lastColumn="0" w:oddVBand="0" w:evenVBand="0" w:oddHBand="1" w:evenHBand="0" w:firstRowFirstColumn="0" w:firstRowLastColumn="0" w:lastRowFirstColumn="0" w:lastRowLastColumn="0"/>
+            </w:pPr>
+            <w:r>
+              <w:t>Sécurité technique Azure</w:t>
+            </w:r>
+          </w:p>
+        </w:tc>
+        <w:tc>
+          <w:tcPr>
+            <w:tcW w:w="0" w:type="auto"/>
+            <w:hideMark/>
+          </w:tcPr>
+          <w:p>
+            <w:pPr>
+              <w:spacing w:after="160" w:line="278" w:lineRule="auto"/>
+              <w:cnfStyle w:val="000000100000" w:firstRow="0" w:lastRow="0" w:firstColumn="0" w:lastColumn="0" w:oddVBand="0" w:evenVBand="0" w:oddHBand="1" w:evenHBand="0" w:firstRowFirstColumn="0" w:firstRowLastColumn="0" w:lastRowFirstColumn="0" w:lastRowLastColumn="0"/>
+            </w:pPr>
+            <w:r>
+              <w:t>Standard de référence pour les audits Azure</w:t>
+            </w:r>
+          </w:p>
+        </w:tc>
+      </w:tr>
+      <w:tr>
+        <w:tc>
+          <w:tcPr>
+            <w:cnfStyle w:val="001000000000" w:firstRow="0" w:lastRow="0" w:firstColumn="1" w:lastColumn="0" w:oddVBand="0" w:evenVBand="0" w:oddHBand="0" w:evenHBand="0" w:firstRowFirstColumn="0" w:firstRowLastColumn="0" w:lastRowFirstColumn="0" w:lastRowLastColumn="0"/>
+            <w:tcW w:w="0" w:type="auto"/>
+            <w:hideMark/>
+          </w:tcPr>
+          <w:p>
+            <w:pPr>
+              <w:spacing w:after="160" w:line="278" w:lineRule="auto"/>
+            </w:pPr>
+            <w:r>
+              <w:t>NIST SP 800-53 R5</w:t>
+            </w:r>
+          </w:p>
+        </w:tc>
+        <w:tc>
+          <w:tcPr>
+            <w:tcW w:w="0" w:type="auto"/>
+            <w:hideMark/>
+          </w:tcPr>
+          <w:p>
+            <w:pPr>
+              <w:spacing w:after="160" w:line="278" w:lineRule="auto"/>
+              <w:cnfStyle w:val="000000000000" w:firstRow="0" w:lastRow="0" w:firstColumn="0" w:lastColumn="0" w:oddVBand="0" w:evenVBand="0" w:oddHBand="0" w:evenHBand="0" w:firstRowFirstColumn="0" w:firstRowLastColumn="0" w:lastRowFirstColumn="0" w:lastRowLastColumn="0"/>
+            </w:pPr>
+            <w:r>
+              <w:t>Gouvernance / Risk / Compliance</w:t>
+            </w:r>
+          </w:p>
+        </w:tc>
+        <w:tc>
+          <w:tcPr>
+            <w:tcW w:w="0" w:type="auto"/>
+            <w:hideMark/>
+          </w:tcPr>
+          <w:p>
+            <w:pPr>
+              <w:spacing w:after="160" w:line="278" w:lineRule="auto"/>
+              <w:cnfStyle w:val="000000000000" w:firstRow="0" w:lastRow="0" w:firstColumn="0" w:lastColumn="0" w:oddVBand="0" w:evenVBand="0" w:oddHBand="0" w:evenHBand="0" w:firstRowFirstColumn="0" w:firstRowLastColumn="0" w:lastRowFirstColumn="0" w:lastRowLastColumn="0"/>
+            </w:pPr>
+            <w:r>
+              <w:t>Framework US utilisé en contexte enterprise et défense</w:t>
+            </w:r>
+          </w:p>
+        </w:tc>
+      </w:tr>
+    </w:tbl>
+    <w:p>
+      <w:r>
+        <w:rPr>
+          <w:b/>
+          <w:bCs/>
+        </w:rPr>
+        <w:t>Livrable attendu</w:t>
+      </w:r>
+    </w:p>
+    <w:p>
+      <w:pPr>
+        <w:numPr>
+          <w:ilvl w:val="0"/>
+          <w:numId w:val="6"/>
+        </w:numPr>
+      </w:pPr>
+      <w:r>
+        <w:t>% de controls passés sur CIS Benchmark</w:t>
+      </w:r>
+    </w:p>
+    <w:p>
+      <w:pPr>
+        <w:numPr>
+          <w:ilvl w:val="0"/>
+          <w:numId w:val="6"/>
+        </w:numPr>
+      </w:pPr>
+      <w:r>
+        <w:t>% de controls passés sur NIST 800-53</w:t>
+      </w:r>
+    </w:p>
+    <w:p>
+      <w:pPr>
+        <w:numPr>
+          <w:ilvl w:val="0"/>
+          <w:numId w:val="6"/>
+        </w:numPr>
+      </w:pPr>
+      <w:r>
+        <w:lastRenderedPageBreak/>
+        <w:t>Screenshot du tableau de bord Regulatory Compliance</w:t>
+      </w:r>
+    </w:p>
+    <w:p/>
+    <w:p/>
+    <w:p/>
+    <w:p>
+      <w:r>
+        <w:t>Phase 06 — Assigner les frameworks</w:t>
+      </w:r>
+    </w:p>
+    <w:p>
+      <w:r>
+        <w:t>cd "D:\personnel-ivan\PROJETS-PERSO-LAB\Microsoft Defender for Cloud"</w:t>
+      </w:r>
+    </w:p>
+    <w:p>
+      <w:r>
+        <w:t># Voir les frameworks disponibles sur ta subscription</w:t>
+      </w:r>
+    </w:p>
+    <w:p>
+      <w:r>
+        <w:t>Get-AzSecurityCompliance | Select-Object Name | Format-Table</w:t>
+      </w:r>
+    </w:p>
+    <w:p>
+      <w:r>
+        <w:rPr>
+          <w:noProof/>
+        </w:rPr>
+        <w:drawing>
+          <wp:inline distT="0" distB="0" distL="0" distR="0" wp14:anchorId="1B13D0E5" wp14:editId="264B10FA">
+            <wp:extent cx="5760720" cy="2219960"/>
+            <wp:effectExtent l="0" t="0" r="0" b="8890"/>
+            <wp:docPr id="23781559" name="Image 1"/>
+            <wp:cNvGraphicFramePr>
+              <a:graphicFrameLocks xmlns:a="http://schemas.openxmlformats.org/drawingml/2006/main" noChangeAspect="1"/>
+            </wp:cNvGraphicFramePr>
+            <a:graphic xmlns:a="http://schemas.openxmlformats.org/drawingml/2006/main">
+              <a:graphicData uri="http://schemas.openxmlformats.org/drawingml/2006/picture">
+                <pic:pic xmlns:pic="http://schemas.openxmlformats.org/drawingml/2006/picture">
+                  <pic:nvPicPr>
+                    <pic:cNvPr id="23781559" name=""/>
+                    <pic:cNvPicPr/>
+                  </pic:nvPicPr>
+                  <pic:blipFill>
+                    <a:blip r:embed="rId58"/>
+                    <a:stretch>
+                      <a:fillRect/>
+                    </a:stretch>
+                  </pic:blipFill>
+                  <pic:spPr>
+                    <a:xfrm>
+                      <a:off x="0" y="0"/>
+                      <a:ext cx="5760720" cy="2219960"/>
+                    </a:xfrm>
+                    <a:prstGeom prst="rect">
+                      <a:avLst/>
+                    </a:prstGeom>
+                  </pic:spPr>
+                </pic:pic>
+              </a:graphicData>
+            </a:graphic>
+          </wp:inline>
+        </w:drawing>
+      </w:r>
+    </w:p>
+    <w:p/>
+    <w:p/>
+    <w:p>
+      <w:r>
+        <w:t># Via portail (FR) — plus fiable pour l'assignation :</w:t>
+      </w:r>
+    </w:p>
+    <w:p>
+      <w:r>
+        <w:t># Microsoft Defender pour le cloud</w:t>
+      </w:r>
+    </w:p>
+    <w:p>
+      <w:r>
+        <w:t># → Conformité réglementaire (menu gauche)</w:t>
+      </w:r>
+    </w:p>
+    <w:p>
+      <w:r>
+        <w:t># → Gérer les stratégies de conformité</w:t>
+      </w:r>
+    </w:p>
+    <w:p>
+      <w:r>
+        <w:rPr>
+          <w:noProof/>
+        </w:rPr>
+        <w:lastRenderedPageBreak/>
+        <w:drawing>
+          <wp:inline distT="0" distB="0" distL="0" distR="0" wp14:anchorId="53E9C7A5" wp14:editId="0CF870D5">
+            <wp:extent cx="5760720" cy="3406775"/>
+            <wp:effectExtent l="0" t="0" r="0" b="3175"/>
+            <wp:docPr id="1182993132" name="Image 1"/>
+            <wp:cNvGraphicFramePr>
+              <a:graphicFrameLocks xmlns:a="http://schemas.openxmlformats.org/drawingml/2006/main" noChangeAspect="1"/>
+            </wp:cNvGraphicFramePr>
+            <a:graphic xmlns:a="http://schemas.openxmlformats.org/drawingml/2006/main">
+              <a:graphicData uri="http://schemas.openxmlformats.org/drawingml/2006/picture">
+                <pic:pic xmlns:pic="http://schemas.openxmlformats.org/drawingml/2006/picture">
+                  <pic:nvPicPr>
+                    <pic:cNvPr id="1182993132" name=""/>
+                    <pic:cNvPicPr/>
+                  </pic:nvPicPr>
+                  <pic:blipFill>
+                    <a:blip r:embed="rId59"/>
+                    <a:stretch>
+                      <a:fillRect/>
+                    </a:stretch>
+                  </pic:blipFill>
+                  <pic:spPr>
+                    <a:xfrm>
+                      <a:off x="0" y="0"/>
+                      <a:ext cx="5760720" cy="3406775"/>
+                    </a:xfrm>
+                    <a:prstGeom prst="rect">
+                      <a:avLst/>
+                    </a:prstGeom>
+                  </pic:spPr>
+                </pic:pic>
+              </a:graphicData>
+            </a:graphic>
+          </wp:inline>
+        </w:drawing>
+      </w:r>
+    </w:p>
+    <w:p>
+      <w:r>
+        <w:rPr>
+          <w:noProof/>
+        </w:rPr>
+        <w:drawing>
+          <wp:inline distT="0" distB="0" distL="0" distR="0" wp14:anchorId="679BBFF3" wp14:editId="50E097AA">
+            <wp:extent cx="5760720" cy="2545715"/>
+            <wp:effectExtent l="0" t="0" r="0" b="6985"/>
+            <wp:docPr id="1552381424" name="Image 1"/>
+            <wp:cNvGraphicFramePr>
+              <a:graphicFrameLocks xmlns:a="http://schemas.openxmlformats.org/drawingml/2006/main" noChangeAspect="1"/>
+            </wp:cNvGraphicFramePr>
+            <a:graphic xmlns:a="http://schemas.openxmlformats.org/drawingml/2006/main">
+              <a:graphicData uri="http://schemas.openxmlformats.org/drawingml/2006/picture">
+                <pic:pic xmlns:pic="http://schemas.openxmlformats.org/drawingml/2006/picture">
+                  <pic:nvPicPr>
+                    <pic:cNvPr id="1552381424" name=""/>
+                    <pic:cNvPicPr/>
+                  </pic:nvPicPr>
+                  <pic:blipFill>
+                    <a:blip r:embed="rId60"/>
+                    <a:stretch>
+                      <a:fillRect/>
+                    </a:stretch>
+                  </pic:blipFill>
+                  <pic:spPr>
+                    <a:xfrm>
+                      <a:off x="0" y="0"/>
+                      <a:ext cx="5760720" cy="2545715"/>
+                    </a:xfrm>
+                    <a:prstGeom prst="rect">
+                      <a:avLst/>
+                    </a:prstGeom>
+                  </pic:spPr>
+                </pic:pic>
+              </a:graphicData>
+            </a:graphic>
+          </wp:inline>
+        </w:drawing>
+      </w:r>
+    </w:p>
+    <w:p>
+      <w:r>
+        <w:rPr>
+          <w:noProof/>
+        </w:rPr>
+        <w:lastRenderedPageBreak/>
+        <w:drawing>
+          <wp:inline distT="0" distB="0" distL="0" distR="0" wp14:anchorId="56A7E6ED" wp14:editId="381BB68A">
+            <wp:extent cx="5760720" cy="3687445"/>
+            <wp:effectExtent l="0" t="0" r="0" b="8255"/>
+            <wp:docPr id="1632981310" name="Image 1"/>
+            <wp:cNvGraphicFramePr>
+              <a:graphicFrameLocks xmlns:a="http://schemas.openxmlformats.org/drawingml/2006/main" noChangeAspect="1"/>
+            </wp:cNvGraphicFramePr>
+            <a:graphic xmlns:a="http://schemas.openxmlformats.org/drawingml/2006/main">
+              <a:graphicData uri="http://schemas.openxmlformats.org/drawingml/2006/picture">
+                <pic:pic xmlns:pic="http://schemas.openxmlformats.org/drawingml/2006/picture">
+                  <pic:nvPicPr>
+                    <pic:cNvPr id="1632981310" name=""/>
+                    <pic:cNvPicPr/>
+                  </pic:nvPicPr>
+                  <pic:blipFill>
+                    <a:blip r:embed="rId61"/>
+                    <a:stretch>
+                      <a:fillRect/>
+                    </a:stretch>
+                  </pic:blipFill>
+                  <pic:spPr>
+                    <a:xfrm>
+                      <a:off x="0" y="0"/>
+                      <a:ext cx="5760720" cy="3687445"/>
+                    </a:xfrm>
+                    <a:prstGeom prst="rect">
+                      <a:avLst/>
+                    </a:prstGeom>
+                  </pic:spPr>
+                </pic:pic>
+              </a:graphicData>
+            </a:graphic>
+          </wp:inline>
+        </w:drawing>
+      </w:r>
+    </w:p>
+    <w:p/>
+    <w:p>
+      <w:r>
+        <w:rPr>
+          <w:noProof/>
+        </w:rPr>
+        <w:drawing>
+          <wp:inline distT="0" distB="0" distL="0" distR="0" wp14:anchorId="59A07138" wp14:editId="5A521307">
+            <wp:extent cx="5760720" cy="3014345"/>
+            <wp:effectExtent l="0" t="0" r="0" b="0"/>
+            <wp:docPr id="1573315941" name="Image 1"/>
+            <wp:cNvGraphicFramePr>
+              <a:graphicFrameLocks xmlns:a="http://schemas.openxmlformats.org/drawingml/2006/main" noChangeAspect="1"/>
+            </wp:cNvGraphicFramePr>
+            <a:graphic xmlns:a="http://schemas.openxmlformats.org/drawingml/2006/main">
+              <a:graphicData uri="http://schemas.openxmlformats.org/drawingml/2006/picture">
+                <pic:pic xmlns:pic="http://schemas.openxmlformats.org/drawingml/2006/picture">
+                  <pic:nvPicPr>
+                    <pic:cNvPr id="1573315941" name=""/>
+                    <pic:cNvPicPr/>
+                  </pic:nvPicPr>
+                  <pic:blipFill>
+                    <a:blip r:embed="rId62"/>
+                    <a:stretch>
+                      <a:fillRect/>
+                    </a:stretch>
+                  </pic:blipFill>
+                  <pic:spPr>
+                    <a:xfrm>
+                      <a:off x="0" y="0"/>
+                      <a:ext cx="5760720" cy="3014345"/>
+                    </a:xfrm>
+                    <a:prstGeom prst="rect">
+                      <a:avLst/>
+                    </a:prstGeom>
+                  </pic:spPr>
+                </pic:pic>
+              </a:graphicData>
+            </a:graphic>
+          </wp:inline>
+        </w:drawing>
+      </w:r>
+    </w:p>
+    <w:p>
+      <w:pPr>
+        <w:rPr>
+          <w:b/>
+          <w:bCs/>
+        </w:rPr>
+      </w:pPr>
+      <w:r>
+        <w:rPr>
+          <w:b/>
+          <w:bCs/>
+        </w:rPr>
+        <w:t>Active ces 2 normes maintenant</w:t>
+      </w:r>
+    </w:p>
+    <w:p>
+      <w:r>
+        <w:rPr>
+          <w:b/>
+          <w:bCs/>
+        </w:rPr>
+        <w:t>Directement avec les toggles sur ta page :</w:t>
+      </w:r>
+    </w:p>
+    <w:p>
+      <w:r>
+        <w:t>1. CIS Microsoft Azure Foundations Benchmark v2.0.0</w:t>
+      </w:r>
+    </w:p>
+    <w:p>
+      <w:r>
+        <w:t xml:space="preserve">   → Toggle : Désactivées → clic pour Activer </w:t>
+      </w:r>
+      <w:r>
+        <w:rPr>
+          <w:rFonts w:ascii="Segoe UI Emoji" w:hAnsi="Segoe UI Emoji" w:cs="Segoe UI Emoji"/>
+        </w:rPr>
+        <w:t>✅</w:t>
+      </w:r>
+    </w:p>
+    <w:p>
+      <w:r>
+        <w:t xml:space="preserve">   → Confirmer l'attribution si une fenêtre s'ouvre</w:t>
+      </w:r>
+    </w:p>
+    <w:p/>
+    <w:p>
+      <w:r>
+        <w:t>2. NIST SP 800-53 Rev. 5</w:t>
+      </w:r>
+    </w:p>
+    <w:p>
+      <w:r>
+        <w:t xml:space="preserve">   → Toggle : Désactivées → clic pour Activer </w:t>
+      </w:r>
+      <w:r>
+        <w:rPr>
+          <w:rFonts w:ascii="Segoe UI Emoji" w:hAnsi="Segoe UI Emoji" w:cs="Segoe UI Emoji"/>
+        </w:rPr>
+        <w:t>✅</w:t>
+      </w:r>
+    </w:p>
+    <w:p>
+      <w:r>
+        <w:t xml:space="preserve">   → Confirmer l'attribution si une fenêtre s'ouvre</w:t>
+      </w:r>
+    </w:p>
+    <w:p>
+      <w:r>
+        <w:rPr>
+          <w:noProof/>
+        </w:rPr>
+        <w:drawing>
+          <wp:inline distT="0" distB="0" distL="0" distR="0" wp14:anchorId="164400FD" wp14:editId="2440333B">
+            <wp:extent cx="5760720" cy="2823845"/>
+            <wp:effectExtent l="0" t="0" r="0" b="0"/>
+            <wp:docPr id="20353624" name="Image 1"/>
+            <wp:cNvGraphicFramePr>
+              <a:graphicFrameLocks xmlns:a="http://schemas.openxmlformats.org/drawingml/2006/main" noChangeAspect="1"/>
+            </wp:cNvGraphicFramePr>
+            <a:graphic xmlns:a="http://schemas.openxmlformats.org/drawingml/2006/main">
+              <a:graphicData uri="http://schemas.openxmlformats.org/drawingml/2006/picture">
+                <pic:pic xmlns:pic="http://schemas.openxmlformats.org/drawingml/2006/picture">
+                  <pic:nvPicPr>
+                    <pic:cNvPr id="20353624" name=""/>
+                    <pic:cNvPicPr/>
+                  </pic:nvPicPr>
+                  <pic:blipFill>
+                    <a:blip r:embed="rId63"/>
+                    <a:stretch>
+                      <a:fillRect/>
+                    </a:stretch>
+                  </pic:blipFill>
+                  <pic:spPr>
+                    <a:xfrm>
+                      <a:off x="0" y="0"/>
+                      <a:ext cx="5760720" cy="2823845"/>
+                    </a:xfrm>
+                    <a:prstGeom prst="rect">
+                      <a:avLst/>
+                    </a:prstGeom>
+                  </pic:spPr>
+                </pic:pic>
+              </a:graphicData>
+            </a:graphic>
+          </wp:inline>
+        </w:drawing>
+      </w:r>
+    </w:p>
+    <w:p>
+      <w:pPr>
+        <w:rPr>
+          <w:b/>
+          <w:bCs/>
+        </w:rPr>
+      </w:pPr>
+      <w:r>
+        <w:rPr>
+          <w:b/>
+          <w:bCs/>
+        </w:rPr>
+        <w:t>Pourquoi ces deux normes — contenu Word</w:t>
+      </w:r>
+    </w:p>
+    <w:p>
+      <w:r>
+        <w:t xml:space="preserve">Ajoute ça dans le Word, section </w:t>
+      </w:r>
+      <w:r>
+        <w:rPr>
+          <w:b/>
+          <w:bCs/>
+        </w:rPr>
+        <w:t>Phase 06 — Regulatory Compliance</w:t>
+      </w:r>
+      <w:r>
+        <w:t xml:space="preserve"> :</w:t>
+      </w:r>
+    </w:p>
+    <w:p>
+      <w:r>
+        <w:pict w14:anchorId="6964D3EF">
+          <v:rect id="_x0000_i1073" style="width:0;height:1.5pt" o:hralign="center" o:hrstd="t" o:hr="t" fillcolor="#a0a0a0" stroked="f"/>
+        </w:pict>
+      </w:r>
+    </w:p>
+    <w:p>
+      <w:r>
+        <w:rPr>
+          <w:b/>
+          <w:bCs/>
+        </w:rPr>
+        <w:t>Pourquoi CIS Microsoft Azure Foundations Benchmark v2.0.0</w:t>
+      </w:r>
+    </w:p>
+    <w:p>
+      <w:r>
+        <w:t xml:space="preserve">Le CIS (Center for Internet Security) Benchmark Azure est </w:t>
+      </w:r>
+      <w:r>
+        <w:rPr>
+          <w:b/>
+          <w:bCs/>
+        </w:rPr>
+        <w:t>le standard de référence technique pour auditer la sécurité d'un environnement Azure</w:t>
+      </w:r>
+      <w:r>
+        <w:t>. Il est utilisé par les auditeurs, les RSSI et les équipes SOC du monde entier. Il couvre 108 contrôles techniques concrets : chiffrement, gestion des accès, logging, réseau, stockage. En entreprise, c'est souvent le premier framework demandé lors d'un audit cloud. L'activer dans Defender for Cloud permet de voir immédiatement quels contrôles techniques sont passés ou échoués sur ta subscription.</w:t>
+      </w:r>
+    </w:p>
+    <w:p>
+      <w:r>
+        <w:rPr>
+          <w:b/>
+          <w:bCs/>
+        </w:rPr>
+        <w:t>Pourquoi NIST SP 800-53 Rev. 5</w:t>
+      </w:r>
+    </w:p>
+    <w:p>
+      <w:r>
+        <w:t>Le NIST 800-53 est le framework de sécurité de référence du gouvernement américain, largement adopté en contexte enterprise, défense et secteur public en Europe. Il couvre 696 contrôles répartis en 20 familles (AC, AU, CM, IA, SI...) incluant la gouvernance, la gestion des risques et la conformité organisationnelle — au-delà du technique pur. Le mentionner en entretien ou dans un rapport PSSI montre une culture GRC (Governance, Risk, Compliance) au-delà de la technique pure.</w:t>
+      </w:r>
+    </w:p>
+    <w:p>
+      <w:r>
+        <w:rPr>
+          <w:b/>
+          <w:bCs/>
+        </w:rPr>
+        <w:lastRenderedPageBreak/>
+        <w:t>Ce que ça apporte au lab</w:t>
+      </w:r>
+    </w:p>
+    <w:tbl>
+      <w:tblPr>
+        <w:tblStyle w:val="TableauGrille5Fonc-Accentuation2"/>
+        <w:tblW w:w="0" w:type="auto"/>
+        <w:tblLook w:val="04A0" w:firstRow="1" w:lastRow="0" w:firstColumn="1" w:lastColumn="0" w:noHBand="0" w:noVBand="1"/>
+      </w:tblPr>
+      <w:tblGrid>
+        <w:gridCol w:w="3842"/>
+        <w:gridCol w:w="1166"/>
+        <w:gridCol w:w="4054"/>
+      </w:tblGrid>
+      <w:tr>
+        <w:trPr>
+          <w:cnfStyle w:val="100000000000" w:firstRow="1" w:lastRow="0" w:firstColumn="0" w:lastColumn="0" w:oddVBand="0" w:evenVBand="0" w:oddHBand="0" w:evenHBand="0" w:firstRowFirstColumn="0" w:firstRowLastColumn="0" w:lastRowFirstColumn="0" w:lastRowLastColumn="0"/>
+        </w:trPr>
+        <w:tc>
+          <w:tcPr>
+            <w:cnfStyle w:val="001000000000" w:firstRow="0" w:lastRow="0" w:firstColumn="1" w:lastColumn="0" w:oddVBand="0" w:evenVBand="0" w:oddHBand="0" w:evenHBand="0" w:firstRowFirstColumn="0" w:firstRowLastColumn="0" w:lastRowFirstColumn="0" w:lastRowLastColumn="0"/>
+            <w:tcW w:w="0" w:type="auto"/>
+            <w:hideMark/>
+          </w:tcPr>
+          <w:p>
+            <w:pPr>
+              <w:spacing w:after="160" w:line="278" w:lineRule="auto"/>
+            </w:pPr>
+            <w:r>
+              <w:t>Framework</w:t>
+            </w:r>
+          </w:p>
+        </w:tc>
+        <w:tc>
+          <w:tcPr>
+            <w:tcW w:w="0" w:type="auto"/>
+            <w:hideMark/>
+          </w:tcPr>
+          <w:p>
+            <w:pPr>
+              <w:spacing w:after="160" w:line="278" w:lineRule="auto"/>
+              <w:cnfStyle w:val="100000000000" w:firstRow="1" w:lastRow="0" w:firstColumn="0" w:lastColumn="0" w:oddVBand="0" w:evenVBand="0" w:oddHBand="0" w:evenHBand="0" w:firstRowFirstColumn="0" w:firstRowLastColumn="0" w:lastRowFirstColumn="0" w:lastRowLastColumn="0"/>
+            </w:pPr>
+            <w:r>
+              <w:t>Controls</w:t>
+            </w:r>
+          </w:p>
+        </w:tc>
+        <w:tc>
+          <w:tcPr>
+            <w:tcW w:w="0" w:type="auto"/>
+            <w:hideMark/>
+          </w:tcPr>
+          <w:p>
+            <w:pPr>
+              <w:spacing w:after="160" w:line="278" w:lineRule="auto"/>
+              <w:cnfStyle w:val="100000000000" w:firstRow="1" w:lastRow="0" w:firstColumn="0" w:lastColumn="0" w:oddVBand="0" w:evenVBand="0" w:oddHBand="0" w:evenHBand="0" w:firstRowFirstColumn="0" w:firstRowLastColumn="0" w:lastRowFirstColumn="0" w:lastRowLastColumn="0"/>
+            </w:pPr>
+            <w:r>
+              <w:t>Ce que ça mesure</w:t>
+            </w:r>
+          </w:p>
+        </w:tc>
+      </w:tr>
+      <w:tr>
+        <w:trPr>
+          <w:cnfStyle w:val="000000100000" w:firstRow="0" w:lastRow="0" w:firstColumn="0" w:lastColumn="0" w:oddVBand="0" w:evenVBand="0" w:oddHBand="1" w:evenHBand="0" w:firstRowFirstColumn="0" w:firstRowLastColumn="0" w:lastRowFirstColumn="0" w:lastRowLastColumn="0"/>
+        </w:trPr>
+        <w:tc>
+          <w:tcPr>
+            <w:cnfStyle w:val="001000000000" w:firstRow="0" w:lastRow="0" w:firstColumn="1" w:lastColumn="0" w:oddVBand="0" w:evenVBand="0" w:oddHBand="0" w:evenHBand="0" w:firstRowFirstColumn="0" w:firstRowLastColumn="0" w:lastRowFirstColumn="0" w:lastRowLastColumn="0"/>
+            <w:tcW w:w="0" w:type="auto"/>
+            <w:hideMark/>
+          </w:tcPr>
+          <w:p>
+            <w:pPr>
+              <w:spacing w:after="160" w:line="278" w:lineRule="auto"/>
+            </w:pPr>
+            <w:r>
+              <w:t>Microsoft Cloud Security Benchmark</w:t>
+            </w:r>
+          </w:p>
+        </w:tc>
+        <w:tc>
+          <w:tcPr>
+            <w:tcW w:w="0" w:type="auto"/>
+            <w:hideMark/>
+          </w:tcPr>
+          <w:p>
+            <w:pPr>
+              <w:spacing w:after="160" w:line="278" w:lineRule="auto"/>
+              <w:cnfStyle w:val="000000100000" w:firstRow="0" w:lastRow="0" w:firstColumn="0" w:lastColumn="0" w:oddVBand="0" w:evenVBand="0" w:oddHBand="1" w:evenHBand="0" w:firstRowFirstColumn="0" w:firstRowLastColumn="0" w:lastRowFirstColumn="0" w:lastRowLastColumn="0"/>
+            </w:pPr>
+            <w:r>
+              <w:t>223</w:t>
+            </w:r>
+          </w:p>
+        </w:tc>
+        <w:tc>
+          <w:tcPr>
+            <w:tcW w:w="0" w:type="auto"/>
+            <w:hideMark/>
+          </w:tcPr>
+          <w:p>
+            <w:pPr>
+              <w:spacing w:after="160" w:line="278" w:lineRule="auto"/>
+              <w:cnfStyle w:val="000000100000" w:firstRow="0" w:lastRow="0" w:firstColumn="0" w:lastColumn="0" w:oddVBand="0" w:evenVBand="0" w:oddHBand="1" w:evenHBand="0" w:firstRowFirstColumn="0" w:firstRowLastColumn="0" w:lastRowFirstColumn="0" w:lastRowLastColumn="0"/>
+            </w:pPr>
+            <w:r>
+              <w:t>Baseline Microsoft (actif par défaut)</w:t>
+            </w:r>
+          </w:p>
+        </w:tc>
+      </w:tr>
+      <w:tr>
+        <w:tc>
+          <w:tcPr>
+            <w:cnfStyle w:val="001000000000" w:firstRow="0" w:lastRow="0" w:firstColumn="1" w:lastColumn="0" w:oddVBand="0" w:evenVBand="0" w:oddHBand="0" w:evenHBand="0" w:firstRowFirstColumn="0" w:firstRowLastColumn="0" w:lastRowFirstColumn="0" w:lastRowLastColumn="0"/>
+            <w:tcW w:w="0" w:type="auto"/>
+            <w:hideMark/>
+          </w:tcPr>
+          <w:p>
+            <w:pPr>
+              <w:spacing w:after="160" w:line="278" w:lineRule="auto"/>
+            </w:pPr>
+            <w:r>
+              <w:t>CIS Azure Foundations v2.0.0</w:t>
+            </w:r>
+          </w:p>
+        </w:tc>
+        <w:tc>
+          <w:tcPr>
+            <w:tcW w:w="0" w:type="auto"/>
+            <w:hideMark/>
+          </w:tcPr>
+          <w:p>
+            <w:pPr>
+              <w:spacing w:after="160" w:line="278" w:lineRule="auto"/>
+              <w:cnfStyle w:val="000000000000" w:firstRow="0" w:lastRow="0" w:firstColumn="0" w:lastColumn="0" w:oddVBand="0" w:evenVBand="0" w:oddHBand="0" w:evenHBand="0" w:firstRowFirstColumn="0" w:firstRowLastColumn="0" w:lastRowFirstColumn="0" w:lastRowLastColumn="0"/>
+            </w:pPr>
+            <w:r>
+              <w:t>108</w:t>
+            </w:r>
+          </w:p>
+        </w:tc>
+        <w:tc>
+          <w:tcPr>
+            <w:tcW w:w="0" w:type="auto"/>
+            <w:hideMark/>
+          </w:tcPr>
+          <w:p>
+            <w:pPr>
+              <w:spacing w:after="160" w:line="278" w:lineRule="auto"/>
+              <w:cnfStyle w:val="000000000000" w:firstRow="0" w:lastRow="0" w:firstColumn="0" w:lastColumn="0" w:oddVBand="0" w:evenVBand="0" w:oddHBand="0" w:evenHBand="0" w:firstRowFirstColumn="0" w:firstRowLastColumn="0" w:lastRowFirstColumn="0" w:lastRowLastColumn="0"/>
+            </w:pPr>
+            <w:r>
+              <w:t>Hardening technique Azure</w:t>
+            </w:r>
+          </w:p>
+        </w:tc>
+      </w:tr>
+      <w:tr>
+        <w:trPr>
+          <w:cnfStyle w:val="000000100000" w:firstRow="0" w:lastRow="0" w:firstColumn="0" w:lastColumn="0" w:oddVBand="0" w:evenVBand="0" w:oddHBand="1" w:evenHBand="0" w:firstRowFirstColumn="0" w:firstRowLastColumn="0" w:lastRowFirstColumn="0" w:lastRowLastColumn="0"/>
+        </w:trPr>
+        <w:tc>
+          <w:tcPr>
+            <w:cnfStyle w:val="001000000000" w:firstRow="0" w:lastRow="0" w:firstColumn="1" w:lastColumn="0" w:oddVBand="0" w:evenVBand="0" w:oddHBand="0" w:evenHBand="0" w:firstRowFirstColumn="0" w:firstRowLastColumn="0" w:lastRowFirstColumn="0" w:lastRowLastColumn="0"/>
+            <w:tcW w:w="0" w:type="auto"/>
+            <w:hideMark/>
+          </w:tcPr>
+          <w:p>
+            <w:pPr>
+              <w:spacing w:after="160" w:line="278" w:lineRule="auto"/>
+            </w:pPr>
+            <w:r>
+              <w:t>NIST SP 800-53 Rev. 5</w:t>
+            </w:r>
+          </w:p>
+        </w:tc>
+        <w:tc>
+          <w:tcPr>
+            <w:tcW w:w="0" w:type="auto"/>
+            <w:hideMark/>
+          </w:tcPr>
+          <w:p>
+            <w:pPr>
+              <w:spacing w:after="160" w:line="278" w:lineRule="auto"/>
+              <w:cnfStyle w:val="000000100000" w:firstRow="0" w:lastRow="0" w:firstColumn="0" w:lastColumn="0" w:oddVBand="0" w:evenVBand="0" w:oddHBand="1" w:evenHBand="0" w:firstRowFirstColumn="0" w:firstRowLastColumn="0" w:lastRowFirstColumn="0" w:lastRowLastColumn="0"/>
+            </w:pPr>
+            <w:r>
+              <w:t>696</w:t>
+            </w:r>
+          </w:p>
+        </w:tc>
+        <w:tc>
+          <w:tcPr>
+            <w:tcW w:w="0" w:type="auto"/>
+            <w:hideMark/>
+          </w:tcPr>
+          <w:p>
+            <w:pPr>
+              <w:spacing w:after="160" w:line="278" w:lineRule="auto"/>
+              <w:cnfStyle w:val="000000100000" w:firstRow="0" w:lastRow="0" w:firstColumn="0" w:lastColumn="0" w:oddVBand="0" w:evenVBand="0" w:oddHBand="1" w:evenHBand="0" w:firstRowFirstColumn="0" w:firstRowLastColumn="0" w:lastRowFirstColumn="0" w:lastRowLastColumn="0"/>
+            </w:pPr>
+            <w:r>
+              <w:t>Gouvernance + conformité réglementaire</w:t>
+            </w:r>
+          </w:p>
+        </w:tc>
+      </w:tr>
+    </w:tbl>
+    <w:p>
+      <w:r>
+        <w:t xml:space="preserve">L'environnement est maintenant évalué simultanément sur </w:t>
+      </w:r>
+      <w:r>
+        <w:rPr>
+          <w:b/>
+          <w:bCs/>
+        </w:rPr>
+        <w:t>3 frameworks</w:t>
+      </w:r>
+      <w:r>
+        <w:t xml:space="preserve"> — c'est exactement ce qu'un auditeur cloud fait lors d'une mission. Le tableau de bord Conformité réglementaire montre en temps réel l'écart entre l'état actuel et chaque standard.</w:t>
+      </w:r>
+    </w:p>
+    <w:p/>
+    <w:p>
+      <w:pPr>
+        <w:rPr>
+          <w:b/>
+          <w:bCs/>
+        </w:rPr>
+      </w:pPr>
+      <w:r>
+        <w:rPr>
+          <w:b/>
+          <w:bCs/>
+        </w:rPr>
+        <w:t>Maintenant — voir les résultats</w:t>
+      </w:r>
+    </w:p>
+    <w:p>
+      <w:r>
+        <w:t>portal.azure.com (FR)</w:t>
+      </w:r>
+    </w:p>
+    <w:p>
+      <w:r>
+        <w:t>→ Microsoft Defender pour le cloud</w:t>
+      </w:r>
+    </w:p>
+    <w:p>
+      <w:r>
+        <w:t>→ Conformité réglementaire (menu gauche, sous "Cloud Security")</w:t>
+      </w:r>
+    </w:p>
+    <w:p>
+      <w:r>
+        <w:rPr>
+          <w:noProof/>
+        </w:rPr>
+        <w:drawing>
+          <wp:inline distT="0" distB="0" distL="0" distR="0" wp14:anchorId="52BEE736" wp14:editId="273AA7AF">
+            <wp:extent cx="5760720" cy="2656205"/>
+            <wp:effectExtent l="0" t="0" r="0" b="0"/>
+            <wp:docPr id="38971837" name="Image 1"/>
+            <wp:cNvGraphicFramePr>
+              <a:graphicFrameLocks xmlns:a="http://schemas.openxmlformats.org/drawingml/2006/main" noChangeAspect="1"/>
+            </wp:cNvGraphicFramePr>
+            <a:graphic xmlns:a="http://schemas.openxmlformats.org/drawingml/2006/main">
+              <a:graphicData uri="http://schemas.openxmlformats.org/drawingml/2006/picture">
+                <pic:pic xmlns:pic="http://schemas.openxmlformats.org/drawingml/2006/picture">
+                  <pic:nvPicPr>
+                    <pic:cNvPr id="38971837" name=""/>
+                    <pic:cNvPicPr/>
+                  </pic:nvPicPr>
+                  <pic:blipFill>
+                    <a:blip r:embed="rId64"/>
+                    <a:stretch>
+                      <a:fillRect/>
+                    </a:stretch>
+                  </pic:blipFill>
+                  <pic:spPr>
+                    <a:xfrm>
+                      <a:off x="0" y="0"/>
+                      <a:ext cx="5760720" cy="2656205"/>
+                    </a:xfrm>
+                    <a:prstGeom prst="rect">
+                      <a:avLst/>
+                    </a:prstGeom>
+                  </pic:spPr>
+                </pic:pic>
+              </a:graphicData>
+            </a:graphic>
+          </wp:inline>
+        </w:drawing>
+      </w:r>
+    </w:p>
+    <w:p>
+      <w:r>
+        <w:rPr>
+          <w:b/>
+          <w:bCs/>
+        </w:rPr>
+        <w:t>Excellent — le tableau de bord Conformité réglementaire est là !</w:t>
+      </w:r>
+    </w:p>
+    <w:p>
+      <w:r>
+        <w:t>Ce qu'on voit :</w:t>
+      </w:r>
+    </w:p>
+    <w:tbl>
+      <w:tblPr>
+        <w:tblStyle w:val="TableauGrille5Fonc-Accentuation2"/>
+        <w:tblW w:w="0" w:type="auto"/>
+        <w:tblLook w:val="04A0" w:firstRow="1" w:lastRow="0" w:firstColumn="1" w:lastColumn="0" w:noHBand="0" w:noVBand="1"/>
+      </w:tblPr>
+      <w:tblGrid>
+        <w:gridCol w:w="4008"/>
+        <w:gridCol w:w="2675"/>
+        <w:gridCol w:w="2379"/>
+      </w:tblGrid>
+      <w:tr>
+        <w:trPr>
+          <w:cnfStyle w:val="100000000000" w:firstRow="1" w:lastRow="0" w:firstColumn="0" w:lastColumn="0" w:oddVBand="0" w:evenVBand="0" w:oddHBand="0" w:evenHBand="0" w:firstRowFirstColumn="0" w:firstRowLastColumn="0" w:lastRowFirstColumn="0" w:lastRowLastColumn="0"/>
+        </w:trPr>
+        <w:tc>
+          <w:tcPr>
+            <w:cnfStyle w:val="001000000000" w:firstRow="0" w:lastRow="0" w:firstColumn="1" w:lastColumn="0" w:oddVBand="0" w:evenVBand="0" w:oddHBand="0" w:evenHBand="0" w:firstRowFirstColumn="0" w:firstRowLastColumn="0" w:lastRowFirstColumn="0" w:lastRowLastColumn="0"/>
+            <w:tcW w:w="0" w:type="auto"/>
+            <w:hideMark/>
+          </w:tcPr>
+          <w:p>
+            <w:pPr>
+              <w:spacing w:after="160" w:line="278" w:lineRule="auto"/>
+            </w:pPr>
+            <w:r>
+              <w:t>Framework</w:t>
+            </w:r>
+          </w:p>
+        </w:tc>
+        <w:tc>
+          <w:tcPr>
+            <w:tcW w:w="0" w:type="auto"/>
+            <w:hideMark/>
+          </w:tcPr>
+          <w:p>
+            <w:pPr>
+              <w:spacing w:after="160" w:line="278" w:lineRule="auto"/>
+              <w:cnfStyle w:val="100000000000" w:firstRow="1" w:lastRow="0" w:firstColumn="0" w:lastColumn="0" w:oddVBand="0" w:evenVBand="0" w:oddHBand="0" w:evenHBand="0" w:firstRowFirstColumn="0" w:firstRowLastColumn="0" w:lastRowFirstColumn="0" w:lastRowLastColumn="0"/>
+            </w:pPr>
+            <w:r>
+              <w:t>Score actuel</w:t>
+            </w:r>
+          </w:p>
+        </w:tc>
+        <w:tc>
+          <w:tcPr>
+            <w:tcW w:w="0" w:type="auto"/>
+            <w:hideMark/>
+          </w:tcPr>
+          <w:p>
+            <w:pPr>
+              <w:spacing w:after="160" w:line="278" w:lineRule="auto"/>
+              <w:cnfStyle w:val="100000000000" w:firstRow="1" w:lastRow="0" w:firstColumn="0" w:lastColumn="0" w:oddVBand="0" w:evenVBand="0" w:oddHBand="0" w:evenHBand="0" w:firstRowFirstColumn="0" w:firstRowLastColumn="0" w:lastRowFirstColumn="0" w:lastRowLastColumn="0"/>
+            </w:pPr>
+            <w:r>
+              <w:t>Note</w:t>
+            </w:r>
+          </w:p>
+        </w:tc>
+      </w:tr>
+      <w:tr>
+        <w:trPr>
+          <w:cnfStyle w:val="000000100000" w:firstRow="0" w:lastRow="0" w:firstColumn="0" w:lastColumn="0" w:oddVBand="0" w:evenVBand="0" w:oddHBand="1" w:evenHBand="0" w:firstRowFirstColumn="0" w:firstRowLastColumn="0" w:lastRowFirstColumn="0" w:lastRowLastColumn="0"/>
+        </w:trPr>
+        <w:tc>
+          <w:tcPr>
+            <w:cnfStyle w:val="001000000000" w:firstRow="0" w:lastRow="0" w:firstColumn="1" w:lastColumn="0" w:oddVBand="0" w:evenVBand="0" w:oddHBand="0" w:evenHBand="0" w:firstRowFirstColumn="0" w:firstRowLastColumn="0" w:lastRowFirstColumn="0" w:lastRowLastColumn="0"/>
+            <w:tcW w:w="0" w:type="auto"/>
+            <w:hideMark/>
+          </w:tcPr>
+          <w:p>
+            <w:pPr>
+              <w:spacing w:after="160" w:line="278" w:lineRule="auto"/>
+            </w:pPr>
+            <w:r>
+              <w:t>Microsoft cloud security benchmark</w:t>
+            </w:r>
+          </w:p>
+        </w:tc>
+        <w:tc>
+          <w:tcPr>
+            <w:tcW w:w="0" w:type="auto"/>
+            <w:hideMark/>
+          </w:tcPr>
+          <w:p>
+            <w:pPr>
+              <w:spacing w:after="160" w:line="278" w:lineRule="auto"/>
+              <w:cnfStyle w:val="000000100000" w:firstRow="0" w:lastRow="0" w:firstColumn="0" w:lastColumn="0" w:oddVBand="0" w:evenVBand="0" w:oddHBand="1" w:evenHBand="0" w:firstRowFirstColumn="0" w:firstRowLastColumn="0" w:lastRowFirstColumn="0" w:lastRowLastColumn="0"/>
+            </w:pPr>
+            <w:r>
+              <w:rPr>
+                <w:b/>
+                <w:bCs/>
+              </w:rPr>
+              <w:t>49/63 contrôles réussis</w:t>
+            </w:r>
+          </w:p>
+        </w:tc>
+        <w:tc>
+          <w:tcPr>
+            <w:tcW w:w="0" w:type="auto"/>
+            <w:hideMark/>
+          </w:tcPr>
+          <w:p>
+            <w:pPr>
+              <w:spacing w:after="160" w:line="278" w:lineRule="auto"/>
+              <w:cnfStyle w:val="000000100000" w:firstRow="0" w:lastRow="0" w:firstColumn="0" w:lastColumn="0" w:oddVBand="0" w:evenVBand="0" w:oddHBand="1" w:evenHBand="0" w:firstRowFirstColumn="0" w:firstRowLastColumn="0" w:lastRowFirstColumn="0" w:lastRowLastColumn="0"/>
+            </w:pPr>
+            <w:r>
+              <w:rPr>
+                <w:rFonts w:ascii="Segoe UI Emoji" w:hAnsi="Segoe UI Emoji" w:cs="Segoe UI Emoji"/>
+              </w:rPr>
+              <w:t>✅</w:t>
+            </w:r>
+            <w:r>
+              <w:t xml:space="preserve"> Déjà évalué</w:t>
+            </w:r>
+          </w:p>
+        </w:tc>
+      </w:tr>
+      <w:tr>
+        <w:tc>
+          <w:tcPr>
+            <w:cnfStyle w:val="001000000000" w:firstRow="0" w:lastRow="0" w:firstColumn="1" w:lastColumn="0" w:oddVBand="0" w:evenVBand="0" w:oddHBand="0" w:evenHBand="0" w:firstRowFirstColumn="0" w:firstRowLastColumn="0" w:lastRowFirstColumn="0" w:lastRowLastColumn="0"/>
+            <w:tcW w:w="0" w:type="auto"/>
+            <w:hideMark/>
+          </w:tcPr>
+          <w:p>
+            <w:pPr>
+              <w:spacing w:after="160" w:line="278" w:lineRule="auto"/>
+            </w:pPr>
+            <w:r>
+              <w:lastRenderedPageBreak/>
+              <w:t>Azure CSPM</w:t>
+            </w:r>
+          </w:p>
+        </w:tc>
+        <w:tc>
+          <w:tcPr>
+            <w:tcW w:w="0" w:type="auto"/>
+            <w:hideMark/>
+          </w:tcPr>
+          <w:p>
+            <w:pPr>
+              <w:spacing w:after="160" w:line="278" w:lineRule="auto"/>
+              <w:cnfStyle w:val="000000000000" w:firstRow="0" w:lastRow="0" w:firstColumn="0" w:lastColumn="0" w:oddVBand="0" w:evenVBand="0" w:oddHBand="0" w:evenHBand="0" w:firstRowFirstColumn="0" w:firstRowLastColumn="0" w:lastRowFirstColumn="0" w:lastRowLastColumn="0"/>
+            </w:pPr>
+            <w:r>
+              <w:t>0/1</w:t>
+            </w:r>
+          </w:p>
+        </w:tc>
+        <w:tc>
+          <w:tcPr>
+            <w:tcW w:w="0" w:type="auto"/>
+            <w:hideMark/>
+          </w:tcPr>
+          <w:p>
+            <w:pPr>
+              <w:spacing w:after="160" w:line="278" w:lineRule="auto"/>
+              <w:cnfStyle w:val="000000000000" w:firstRow="0" w:lastRow="0" w:firstColumn="0" w:lastColumn="0" w:oddVBand="0" w:evenVBand="0" w:oddHBand="0" w:evenHBand="0" w:firstRowFirstColumn="0" w:firstRowLastColumn="0" w:lastRowFirstColumn="0" w:lastRowLastColumn="0"/>
+            </w:pPr>
+            <w:r>
+              <w:t>En cours d'évaluation</w:t>
+            </w:r>
+          </w:p>
+        </w:tc>
+      </w:tr>
+    </w:tbl>
+    <w:p>
+      <w:r>
+        <w:rPr>
+          <w:b/>
+          <w:bCs/>
+        </w:rPr>
+        <w:t>CIS et NIST n'apparaissent pas encore</w:t>
+      </w:r>
+      <w:r>
+        <w:t xml:space="preserve"> — normal, ils viennent d'être activés. L'évaluation prend 15-30 min. Ils apparaîtront automatiquement dans les onglets en bas.</w:t>
+      </w:r>
+    </w:p>
+    <w:p/>
+    <w:p>
+      <w:r>
+        <w:rPr>
+          <w:b/>
+          <w:bCs/>
+        </w:rPr>
+        <w:t>Phase 06 — Regulatory Compliance — Résultats</w:t>
+      </w:r>
+    </w:p>
+    <w:p>
+      <w:r>
+        <w:rPr>
+          <w:b/>
+          <w:bCs/>
+        </w:rPr>
+        <w:t>Frameworks activés</w:t>
+      </w:r>
+    </w:p>
+    <w:p>
+      <w:pPr>
+        <w:numPr>
+          <w:ilvl w:val="0"/>
+          <w:numId w:val="7"/>
+        </w:numPr>
+      </w:pPr>
+      <w:r>
+        <w:t>Microsoft Cloud Security Benchmark (par défaut)</w:t>
+      </w:r>
+    </w:p>
+    <w:p>
+      <w:pPr>
+        <w:numPr>
+          <w:ilvl w:val="0"/>
+          <w:numId w:val="7"/>
+        </w:numPr>
+      </w:pPr>
+      <w:r>
+        <w:t>CIS Microsoft Azure Foundations Benchmark v2.0.0 (activé manuellement)</w:t>
+      </w:r>
+    </w:p>
+    <w:p>
+      <w:pPr>
+        <w:numPr>
+          <w:ilvl w:val="0"/>
+          <w:numId w:val="7"/>
+        </w:numPr>
+      </w:pPr>
+      <w:r>
+        <w:t>NIST SP 800-53 Rev. 5 (activé manuellement)</w:t>
+      </w:r>
+    </w:p>
+    <w:p>
+      <w:r>
+        <w:rPr>
+          <w:b/>
+          <w:bCs/>
+        </w:rPr>
+        <w:t>Scores au moment de l'activation</w:t>
+      </w:r>
+    </w:p>
+    <w:tbl>
+      <w:tblPr>
+        <w:tblStyle w:val="TableauGrille5Fonc-Accentuation2"/>
+        <w:tblW w:w="0" w:type="auto"/>
+        <w:tblLook w:val="04A0" w:firstRow="1" w:lastRow="0" w:firstColumn="1" w:lastColumn="0" w:noHBand="0" w:noVBand="1"/>
+      </w:tblPr>
+      <w:tblGrid>
+        <w:gridCol w:w="3943"/>
+        <w:gridCol w:w="2052"/>
+        <w:gridCol w:w="3067"/>
+      </w:tblGrid>
+      <w:tr>
+        <w:trPr>
+          <w:cnfStyle w:val="100000000000" w:firstRow="1" w:lastRow="0" w:firstColumn="0" w:lastColumn="0" w:oddVBand="0" w:evenVBand="0" w:oddHBand="0" w:evenHBand="0" w:firstRowFirstColumn="0" w:firstRowLastColumn="0" w:lastRowFirstColumn="0" w:lastRowLastColumn="0"/>
+        </w:trPr>
+        <w:tc>
+          <w:tcPr>
+            <w:cnfStyle w:val="001000000000" w:firstRow="0" w:lastRow="0" w:firstColumn="1" w:lastColumn="0" w:oddVBand="0" w:evenVBand="0" w:oddHBand="0" w:evenHBand="0" w:firstRowFirstColumn="0" w:firstRowLastColumn="0" w:lastRowFirstColumn="0" w:lastRowLastColumn="0"/>
+            <w:tcW w:w="0" w:type="auto"/>
+            <w:hideMark/>
+          </w:tcPr>
+          <w:p>
+            <w:pPr>
+              <w:spacing w:after="160" w:line="278" w:lineRule="auto"/>
+            </w:pPr>
+            <w:r>
+              <w:t>Framework</w:t>
+            </w:r>
+          </w:p>
+        </w:tc>
+        <w:tc>
+          <w:tcPr>
+            <w:tcW w:w="0" w:type="auto"/>
+            <w:hideMark/>
+          </w:tcPr>
+          <w:p>
+            <w:pPr>
+              <w:spacing w:after="160" w:line="278" w:lineRule="auto"/>
+              <w:cnfStyle w:val="100000000000" w:firstRow="1" w:lastRow="0" w:firstColumn="0" w:lastColumn="0" w:oddVBand="0" w:evenVBand="0" w:oddHBand="0" w:evenHBand="0" w:firstRowFirstColumn="0" w:firstRowLastColumn="0" w:lastRowFirstColumn="0" w:lastRowLastColumn="0"/>
+            </w:pPr>
+            <w:r>
+              <w:t>Contrôles réussis</w:t>
+            </w:r>
+          </w:p>
+        </w:tc>
+        <w:tc>
+          <w:tcPr>
+            <w:tcW w:w="0" w:type="auto"/>
+            <w:hideMark/>
+          </w:tcPr>
+          <w:p>
+            <w:pPr>
+              <w:spacing w:after="160" w:line="278" w:lineRule="auto"/>
+              <w:cnfStyle w:val="100000000000" w:firstRow="1" w:lastRow="0" w:firstColumn="0" w:lastColumn="0" w:oddVBand="0" w:evenVBand="0" w:oddHBand="0" w:evenHBand="0" w:firstRowFirstColumn="0" w:firstRowLastColumn="0" w:lastRowFirstColumn="0" w:lastRowLastColumn="0"/>
+            </w:pPr>
+            <w:r>
+              <w:t>Statut</w:t>
+            </w:r>
+          </w:p>
+        </w:tc>
+      </w:tr>
+      <w:tr>
+        <w:trPr>
+          <w:cnfStyle w:val="000000100000" w:firstRow="0" w:lastRow="0" w:firstColumn="0" w:lastColumn="0" w:oddVBand="0" w:evenVBand="0" w:oddHBand="1" w:evenHBand="0" w:firstRowFirstColumn="0" w:firstRowLastColumn="0" w:lastRowFirstColumn="0" w:lastRowLastColumn="0"/>
+        </w:trPr>
+        <w:tc>
+          <w:tcPr>
+            <w:cnfStyle w:val="001000000000" w:firstRow="0" w:lastRow="0" w:firstColumn="1" w:lastColumn="0" w:oddVBand="0" w:evenVBand="0" w:oddHBand="0" w:evenHBand="0" w:firstRowFirstColumn="0" w:firstRowLastColumn="0" w:lastRowFirstColumn="0" w:lastRowLastColumn="0"/>
+            <w:tcW w:w="0" w:type="auto"/>
+            <w:hideMark/>
+          </w:tcPr>
+          <w:p>
+            <w:pPr>
+              <w:spacing w:after="160" w:line="278" w:lineRule="auto"/>
+            </w:pPr>
+            <w:r>
+              <w:t>Microsoft Cloud Security Benchmark</w:t>
+            </w:r>
+          </w:p>
+        </w:tc>
+        <w:tc>
+          <w:tcPr>
+            <w:tcW w:w="0" w:type="auto"/>
+            <w:hideMark/>
+          </w:tcPr>
+          <w:p>
+            <w:pPr>
+              <w:spacing w:after="160" w:line="278" w:lineRule="auto"/>
+              <w:cnfStyle w:val="000000100000" w:firstRow="0" w:lastRow="0" w:firstColumn="0" w:lastColumn="0" w:oddVBand="0" w:evenVBand="0" w:oddHBand="1" w:evenHBand="0" w:firstRowFirstColumn="0" w:firstRowLastColumn="0" w:lastRowFirstColumn="0" w:lastRowLastColumn="0"/>
+            </w:pPr>
+            <w:r>
+              <w:t>49/63 (77,7%)</w:t>
+            </w:r>
+          </w:p>
+        </w:tc>
+        <w:tc>
+          <w:tcPr>
+            <w:tcW w:w="0" w:type="auto"/>
+            <w:hideMark/>
+          </w:tcPr>
+          <w:p>
+            <w:pPr>
+              <w:spacing w:after="160" w:line="278" w:lineRule="auto"/>
+              <w:cnfStyle w:val="000000100000" w:firstRow="0" w:lastRow="0" w:firstColumn="0" w:lastColumn="0" w:oddVBand="0" w:evenVBand="0" w:oddHBand="1" w:evenHBand="0" w:firstRowFirstColumn="0" w:firstRowLastColumn="0" w:lastRowFirstColumn="0" w:lastRowLastColumn="0"/>
+            </w:pPr>
+            <w:r>
+              <w:rPr>
+                <w:rFonts w:ascii="Segoe UI Emoji" w:hAnsi="Segoe UI Emoji" w:cs="Segoe UI Emoji"/>
+              </w:rPr>
+              <w:t>✅</w:t>
+            </w:r>
+            <w:r>
+              <w:t xml:space="preserve"> Évalué</w:t>
+            </w:r>
+          </w:p>
+        </w:tc>
+      </w:tr>
+      <w:tr>
+        <w:tc>
+          <w:tcPr>
+            <w:cnfStyle w:val="001000000000" w:firstRow="0" w:lastRow="0" w:firstColumn="1" w:lastColumn="0" w:oddVBand="0" w:evenVBand="0" w:oddHBand="0" w:evenHBand="0" w:firstRowFirstColumn="0" w:firstRowLastColumn="0" w:lastRowFirstColumn="0" w:lastRowLastColumn="0"/>
+            <w:tcW w:w="0" w:type="auto"/>
+            <w:hideMark/>
+          </w:tcPr>
+          <w:p>
+            <w:pPr>
+              <w:spacing w:after="160" w:line="278" w:lineRule="auto"/>
+            </w:pPr>
+            <w:r>
+              <w:t>Azure CSPM</w:t>
+            </w:r>
+          </w:p>
+        </w:tc>
+        <w:tc>
+          <w:tcPr>
+            <w:tcW w:w="0" w:type="auto"/>
+            <w:hideMark/>
+          </w:tcPr>
+          <w:p>
+            <w:pPr>
+              <w:spacing w:after="160" w:line="278" w:lineRule="auto"/>
+              <w:cnfStyle w:val="000000000000" w:firstRow="0" w:lastRow="0" w:firstColumn="0" w:lastColumn="0" w:oddVBand="0" w:evenVBand="0" w:oddHBand="0" w:evenHBand="0" w:firstRowFirstColumn="0" w:firstRowLastColumn="0" w:lastRowFirstColumn="0" w:lastRowLastColumn="0"/>
+            </w:pPr>
+            <w:r>
+              <w:t>0/1</w:t>
+            </w:r>
+          </w:p>
+        </w:tc>
+        <w:tc>
+          <w:tcPr>
+            <w:tcW w:w="0" w:type="auto"/>
+            <w:hideMark/>
+          </w:tcPr>
+          <w:p>
+            <w:pPr>
+              <w:spacing w:after="160" w:line="278" w:lineRule="auto"/>
+              <w:cnfStyle w:val="000000000000" w:firstRow="0" w:lastRow="0" w:firstColumn="0" w:lastColumn="0" w:oddVBand="0" w:evenVBand="0" w:oddHBand="0" w:evenHBand="0" w:firstRowFirstColumn="0" w:firstRowLastColumn="0" w:lastRowFirstColumn="0" w:lastRowLastColumn="0"/>
+            </w:pPr>
+            <w:r>
+              <w:t>En évaluation</w:t>
+            </w:r>
+          </w:p>
+        </w:tc>
+      </w:tr>
+      <w:tr>
+        <w:trPr>
+          <w:cnfStyle w:val="000000100000" w:firstRow="0" w:lastRow="0" w:firstColumn="0" w:lastColumn="0" w:oddVBand="0" w:evenVBand="0" w:oddHBand="1" w:evenHBand="0" w:firstRowFirstColumn="0" w:firstRowLastColumn="0" w:lastRowFirstColumn="0" w:lastRowLastColumn="0"/>
+        </w:trPr>
+        <w:tc>
+          <w:tcPr>
+            <w:cnfStyle w:val="001000000000" w:firstRow="0" w:lastRow="0" w:firstColumn="1" w:lastColumn="0" w:oddVBand="0" w:evenVBand="0" w:oddHBand="0" w:evenHBand="0" w:firstRowFirstColumn="0" w:firstRowLastColumn="0" w:lastRowFirstColumn="0" w:lastRowLastColumn="0"/>
+            <w:tcW w:w="0" w:type="auto"/>
+            <w:hideMark/>
+          </w:tcPr>
+          <w:p>
+            <w:pPr>
+              <w:spacing w:after="160" w:line="278" w:lineRule="auto"/>
+            </w:pPr>
+            <w:r>
+              <w:t>CIS Azure v2.0.0</w:t>
+            </w:r>
+          </w:p>
+        </w:tc>
+        <w:tc>
+          <w:tcPr>
+            <w:tcW w:w="0" w:type="auto"/>
+            <w:hideMark/>
+          </w:tcPr>
+          <w:p>
+            <w:pPr>
+              <w:spacing w:after="160" w:line="278" w:lineRule="auto"/>
+              <w:cnfStyle w:val="000000100000" w:firstRow="0" w:lastRow="0" w:firstColumn="0" w:lastColumn="0" w:oddVBand="0" w:evenVBand="0" w:oddHBand="1" w:evenHBand="0" w:firstRowFirstColumn="0" w:firstRowLastColumn="0" w:lastRowFirstColumn="0" w:lastRowLastColumn="0"/>
+            </w:pPr>
+            <w:r>
+              <w:t>En attente</w:t>
+            </w:r>
+          </w:p>
+        </w:tc>
+        <w:tc>
+          <w:tcPr>
+            <w:tcW w:w="0" w:type="auto"/>
+            <w:hideMark/>
+          </w:tcPr>
+          <w:p>
+            <w:pPr>
+              <w:spacing w:after="160" w:line="278" w:lineRule="auto"/>
+              <w:cnfStyle w:val="000000100000" w:firstRow="0" w:lastRow="0" w:firstColumn="0" w:lastColumn="0" w:oddVBand="0" w:evenVBand="0" w:oddHBand="1" w:evenHBand="0" w:firstRowFirstColumn="0" w:firstRowLastColumn="0" w:lastRowFirstColumn="0" w:lastRowLastColumn="0"/>
+            </w:pPr>
+            <w:r>
+              <w:t>Évaluation en cours (~30 min)</w:t>
+            </w:r>
+          </w:p>
+        </w:tc>
+      </w:tr>
+      <w:tr>
+        <w:tc>
+          <w:tcPr>
+            <w:cnfStyle w:val="001000000000" w:firstRow="0" w:lastRow="0" w:firstColumn="1" w:lastColumn="0" w:oddVBand="0" w:evenVBand="0" w:oddHBand="0" w:evenHBand="0" w:firstRowFirstColumn="0" w:firstRowLastColumn="0" w:lastRowFirstColumn="0" w:lastRowLastColumn="0"/>
+            <w:tcW w:w="0" w:type="auto"/>
+            <w:hideMark/>
+          </w:tcPr>
+          <w:p>
+            <w:pPr>
+              <w:spacing w:after="160" w:line="278" w:lineRule="auto"/>
+            </w:pPr>
+            <w:r>
+              <w:t>NIST SP 800-53 Rev. 5</w:t>
+            </w:r>
+          </w:p>
+        </w:tc>
+        <w:tc>
+          <w:tcPr>
+            <w:tcW w:w="0" w:type="auto"/>
+            <w:hideMark/>
+          </w:tcPr>
+          <w:p>
+            <w:pPr>
+              <w:spacing w:after="160" w:line="278" w:lineRule="auto"/>
+              <w:cnfStyle w:val="000000000000" w:firstRow="0" w:lastRow="0" w:firstColumn="0" w:lastColumn="0" w:oddVBand="0" w:evenVBand="0" w:oddHBand="0" w:evenHBand="0" w:firstRowFirstColumn="0" w:firstRowLastColumn="0" w:lastRowFirstColumn="0" w:lastRowLastColumn="0"/>
+            </w:pPr>
+            <w:r>
+              <w:t>En attente</w:t>
+            </w:r>
+          </w:p>
+        </w:tc>
+        <w:tc>
+          <w:tcPr>
+            <w:tcW w:w="0" w:type="auto"/>
+            <w:hideMark/>
+          </w:tcPr>
+          <w:p>
+            <w:pPr>
+              <w:spacing w:after="160" w:line="278" w:lineRule="auto"/>
+              <w:cnfStyle w:val="000000000000" w:firstRow="0" w:lastRow="0" w:firstColumn="0" w:lastColumn="0" w:oddVBand="0" w:evenVBand="0" w:oddHBand="0" w:evenHBand="0" w:firstRowFirstColumn="0" w:firstRowLastColumn="0" w:lastRowFirstColumn="0" w:lastRowLastColumn="0"/>
+            </w:pPr>
+            <w:r>
+              <w:t>Évaluation en cours (~30 min)</w:t>
+            </w:r>
+          </w:p>
+        </w:tc>
+      </w:tr>
+    </w:tbl>
+    <w:p>
+      <w:r>
+        <w:rPr>
+          <w:b/>
+          <w:bCs/>
+        </w:rPr>
+        <w:t>Note</w:t>
+      </w:r>
+      <w:r>
+        <w:t xml:space="preserve"> : Les frameworks CIS et NIST nécessitent 15-30 min d'évaluation après activation. Les scores complets seront documentés après le rafraîchissement.</w:t>
+      </w:r>
+    </w:p>
+    <w:p/>
+    <w:p>
+      <w:r>
+        <w:t>Commit Phase 06</w:t>
+      </w:r>
+    </w:p>
+    <w:p>
+      <w:r>
+        <w:t>cd "D:\personnel-ivan\PROJETS-PERSO-LAB\Microsoft Defender for Cloud"</w:t>
+      </w:r>
+    </w:p>
+    <w:p>
+      <w:r>
+        <w:t>git add -A</w:t>
+      </w:r>
+    </w:p>
+    <w:p>
+      <w:r>
+        <w:t>git commit -m "feat(phase-06): regulatory compliance - frameworks actives</w:t>
+      </w:r>
+    </w:p>
+    <w:p>
+      <w:r>
+        <w:t>- CIS Microsoft Azure Foundations Benchmark v2.0.0 : active</w:t>
+      </w:r>
+    </w:p>
+    <w:p>
+      <w:r>
+        <w:t>- NIST SP 800-53 Rev. 5 : active</w:t>
+      </w:r>
+    </w:p>
+    <w:p>
+      <w:r>
+        <w:lastRenderedPageBreak/>
+        <w:t>- Microsoft Cloud Security Benchmark : 49/63 controles reussis (77.7%)</w:t>
+      </w:r>
+    </w:p>
+    <w:p>
+      <w:r>
+        <w:t>- CIS + NIST en cours d evaluation (15-30 min)</w:t>
+      </w:r>
+    </w:p>
+    <w:p>
+      <w:r>
+        <w:t>- Screenshot : assets/screenshots/phase-06-compliance.png"</w:t>
+      </w:r>
+    </w:p>
+    <w:p>
+      <w:r>
+        <w:t>git push</w:t>
+      </w:r>
+    </w:p>
+    <w:p>
+      <w:r>
+        <w:rPr>
+          <w:noProof/>
+        </w:rPr>
+        <w:drawing>
+          <wp:inline distT="0" distB="0" distL="0" distR="0" wp14:anchorId="630A1C0F" wp14:editId="20587A0B">
+            <wp:extent cx="5760720" cy="2665095"/>
+            <wp:effectExtent l="0" t="0" r="0" b="1905"/>
+            <wp:docPr id="2030052264" name="Image 1"/>
+            <wp:cNvGraphicFramePr>
+              <a:graphicFrameLocks xmlns:a="http://schemas.openxmlformats.org/drawingml/2006/main" noChangeAspect="1"/>
+            </wp:cNvGraphicFramePr>
+            <a:graphic xmlns:a="http://schemas.openxmlformats.org/drawingml/2006/main">
+              <a:graphicData uri="http://schemas.openxmlformats.org/drawingml/2006/picture">
+                <pic:pic xmlns:pic="http://schemas.openxmlformats.org/drawingml/2006/picture">
+                  <pic:nvPicPr>
+                    <pic:cNvPr id="2030052264" name=""/>
+                    <pic:cNvPicPr/>
+                  </pic:nvPicPr>
+                  <pic:blipFill>
+                    <a:blip r:embed="rId65"/>
+                    <a:stretch>
+                      <a:fillRect/>
+                    </a:stretch>
+                  </pic:blipFill>
+                  <pic:spPr>
+                    <a:xfrm>
+                      <a:off x="0" y="0"/>
+                      <a:ext cx="5760720" cy="2665095"/>
+                    </a:xfrm>
+                    <a:prstGeom prst="rect">
+                      <a:avLst/>
+                    </a:prstGeom>
+                  </pic:spPr>
+                </pic:pic>
+              </a:graphicData>
+            </a:graphic>
+          </wp:inline>
+        </w:drawing>
+      </w:r>
+    </w:p>
+    <w:p/>
+    <w:p/>
     <w:sectPr>
       <w:pgSz w:w="11906" w:h="16838"/>
       <w:pgMar w:top="1417" w:right="1417" w:bottom="1417" w:left="1417" w:header="708" w:footer="708" w:gutter="0"/>
@@ -8124,122 +9735,9 @@
     </w:lvl>
   </w:abstractNum>
   <w:abstractNum w:abstractNumId="2" w15:restartNumberingAfterBreak="0">
-    <w:nsid w:val="364C3DB7"/>
+    <w:nsid w:val="34CC432F"/>
     <w:multiLevelType w:val="multilevel"/>
-    <w:tmpl w:val="BC76B22E"/>
-    <w:lvl w:ilvl="0">
-      <w:start w:val="1"/>
-      <w:numFmt w:val="decimal"/>
-      <w:lvlText w:val="%1."/>
-      <w:lvlJc w:val="left"/>
-      <w:pPr>
-        <w:tabs>
-          <w:tab w:val="num" w:pos="720"/>
-        </w:tabs>
-        <w:ind w:left="720" w:hanging="360"/>
-      </w:pPr>
-    </w:lvl>
-    <w:lvl w:ilvl="1" w:tentative="1">
-      <w:start w:val="1"/>
-      <w:numFmt w:val="decimal"/>
-      <w:lvlText w:val="%2."/>
-      <w:lvlJc w:val="left"/>
-      <w:pPr>
-        <w:tabs>
-          <w:tab w:val="num" w:pos="1440"/>
-        </w:tabs>
-        <w:ind w:left="1440" w:hanging="360"/>
-      </w:pPr>
-    </w:lvl>
-    <w:lvl w:ilvl="2" w:tentative="1">
-      <w:start w:val="1"/>
-      <w:numFmt w:val="decimal"/>
-      <w:lvlText w:val="%3."/>
-      <w:lvlJc w:val="left"/>
-      <w:pPr>
-        <w:tabs>
-          <w:tab w:val="num" w:pos="2160"/>
-        </w:tabs>
-        <w:ind w:left="2160" w:hanging="360"/>
-      </w:pPr>
-    </w:lvl>
-    <w:lvl w:ilvl="3" w:tentative="1">
-      <w:start w:val="1"/>
-      <w:numFmt w:val="decimal"/>
-      <w:lvlText w:val="%4."/>
-      <w:lvlJc w:val="left"/>
-      <w:pPr>
-        <w:tabs>
-          <w:tab w:val="num" w:pos="2880"/>
-        </w:tabs>
-        <w:ind w:left="2880" w:hanging="360"/>
-      </w:pPr>
-    </w:lvl>
-    <w:lvl w:ilvl="4" w:tentative="1">
-      <w:start w:val="1"/>
-      <w:numFmt w:val="decimal"/>
-      <w:lvlText w:val="%5."/>
-      <w:lvlJc w:val="left"/>
-      <w:pPr>
-        <w:tabs>
-          <w:tab w:val="num" w:pos="3600"/>
-        </w:tabs>
-        <w:ind w:left="3600" w:hanging="360"/>
-      </w:pPr>
-    </w:lvl>
-    <w:lvl w:ilvl="5" w:tentative="1">
-      <w:start w:val="1"/>
-      <w:numFmt w:val="decimal"/>
-      <w:lvlText w:val="%6."/>
-      <w:lvlJc w:val="left"/>
-      <w:pPr>
-        <w:tabs>
-          <w:tab w:val="num" w:pos="4320"/>
-        </w:tabs>
-        <w:ind w:left="4320" w:hanging="360"/>
-      </w:pPr>
-    </w:lvl>
-    <w:lvl w:ilvl="6" w:tentative="1">
-      <w:start w:val="1"/>
-      <w:numFmt w:val="decimal"/>
-      <w:lvlText w:val="%7."/>
-      <w:lvlJc w:val="left"/>
-      <w:pPr>
-        <w:tabs>
-          <w:tab w:val="num" w:pos="5040"/>
-        </w:tabs>
-        <w:ind w:left="5040" w:hanging="360"/>
-      </w:pPr>
-    </w:lvl>
-    <w:lvl w:ilvl="7" w:tentative="1">
-      <w:start w:val="1"/>
-      <w:numFmt w:val="decimal"/>
-      <w:lvlText w:val="%8."/>
-      <w:lvlJc w:val="left"/>
-      <w:pPr>
-        <w:tabs>
-          <w:tab w:val="num" w:pos="5760"/>
-        </w:tabs>
-        <w:ind w:left="5760" w:hanging="360"/>
-      </w:pPr>
-    </w:lvl>
-    <w:lvl w:ilvl="8" w:tentative="1">
-      <w:start w:val="1"/>
-      <w:numFmt w:val="decimal"/>
-      <w:lvlText w:val="%9."/>
-      <w:lvlJc w:val="left"/>
-      <w:pPr>
-        <w:tabs>
-          <w:tab w:val="num" w:pos="6480"/>
-        </w:tabs>
-        <w:ind w:left="6480" w:hanging="360"/>
-      </w:pPr>
-    </w:lvl>
-  </w:abstractNum>
-  <w:abstractNum w:abstractNumId="3" w15:restartNumberingAfterBreak="0">
-    <w:nsid w:val="36AD39DA"/>
-    <w:multiLevelType w:val="multilevel"/>
-    <w:tmpl w:val="1A6CF796"/>
+    <w:tmpl w:val="2DF4613C"/>
     <w:lvl w:ilvl="0">
       <w:start w:val="1"/>
       <w:numFmt w:val="bullet"/>
@@ -8385,10 +9883,123 @@
       </w:rPr>
     </w:lvl>
   </w:abstractNum>
+  <w:abstractNum w:abstractNumId="3" w15:restartNumberingAfterBreak="0">
+    <w:nsid w:val="364C3DB7"/>
+    <w:multiLevelType w:val="multilevel"/>
+    <w:tmpl w:val="BC76B22E"/>
+    <w:lvl w:ilvl="0">
+      <w:start w:val="1"/>
+      <w:numFmt w:val="decimal"/>
+      <w:lvlText w:val="%1."/>
+      <w:lvlJc w:val="left"/>
+      <w:pPr>
+        <w:tabs>
+          <w:tab w:val="num" w:pos="720"/>
+        </w:tabs>
+        <w:ind w:left="720" w:hanging="360"/>
+      </w:pPr>
+    </w:lvl>
+    <w:lvl w:ilvl="1" w:tentative="1">
+      <w:start w:val="1"/>
+      <w:numFmt w:val="decimal"/>
+      <w:lvlText w:val="%2."/>
+      <w:lvlJc w:val="left"/>
+      <w:pPr>
+        <w:tabs>
+          <w:tab w:val="num" w:pos="1440"/>
+        </w:tabs>
+        <w:ind w:left="1440" w:hanging="360"/>
+      </w:pPr>
+    </w:lvl>
+    <w:lvl w:ilvl="2" w:tentative="1">
+      <w:start w:val="1"/>
+      <w:numFmt w:val="decimal"/>
+      <w:lvlText w:val="%3."/>
+      <w:lvlJc w:val="left"/>
+      <w:pPr>
+        <w:tabs>
+          <w:tab w:val="num" w:pos="2160"/>
+        </w:tabs>
+        <w:ind w:left="2160" w:hanging="360"/>
+      </w:pPr>
+    </w:lvl>
+    <w:lvl w:ilvl="3" w:tentative="1">
+      <w:start w:val="1"/>
+      <w:numFmt w:val="decimal"/>
+      <w:lvlText w:val="%4."/>
+      <w:lvlJc w:val="left"/>
+      <w:pPr>
+        <w:tabs>
+          <w:tab w:val="num" w:pos="2880"/>
+        </w:tabs>
+        <w:ind w:left="2880" w:hanging="360"/>
+      </w:pPr>
+    </w:lvl>
+    <w:lvl w:ilvl="4" w:tentative="1">
+      <w:start w:val="1"/>
+      <w:numFmt w:val="decimal"/>
+      <w:lvlText w:val="%5."/>
+      <w:lvlJc w:val="left"/>
+      <w:pPr>
+        <w:tabs>
+          <w:tab w:val="num" w:pos="3600"/>
+        </w:tabs>
+        <w:ind w:left="3600" w:hanging="360"/>
+      </w:pPr>
+    </w:lvl>
+    <w:lvl w:ilvl="5" w:tentative="1">
+      <w:start w:val="1"/>
+      <w:numFmt w:val="decimal"/>
+      <w:lvlText w:val="%6."/>
+      <w:lvlJc w:val="left"/>
+      <w:pPr>
+        <w:tabs>
+          <w:tab w:val="num" w:pos="4320"/>
+        </w:tabs>
+        <w:ind w:left="4320" w:hanging="360"/>
+      </w:pPr>
+    </w:lvl>
+    <w:lvl w:ilvl="6" w:tentative="1">
+      <w:start w:val="1"/>
+      <w:numFmt w:val="decimal"/>
+      <w:lvlText w:val="%7."/>
+      <w:lvlJc w:val="left"/>
+      <w:pPr>
+        <w:tabs>
+          <w:tab w:val="num" w:pos="5040"/>
+        </w:tabs>
+        <w:ind w:left="5040" w:hanging="360"/>
+      </w:pPr>
+    </w:lvl>
+    <w:lvl w:ilvl="7" w:tentative="1">
+      <w:start w:val="1"/>
+      <w:numFmt w:val="decimal"/>
+      <w:lvlText w:val="%8."/>
+      <w:lvlJc w:val="left"/>
+      <w:pPr>
+        <w:tabs>
+          <w:tab w:val="num" w:pos="5760"/>
+        </w:tabs>
+        <w:ind w:left="5760" w:hanging="360"/>
+      </w:pPr>
+    </w:lvl>
+    <w:lvl w:ilvl="8" w:tentative="1">
+      <w:start w:val="1"/>
+      <w:numFmt w:val="decimal"/>
+      <w:lvlText w:val="%9."/>
+      <w:lvlJc w:val="left"/>
+      <w:pPr>
+        <w:tabs>
+          <w:tab w:val="num" w:pos="6480"/>
+        </w:tabs>
+        <w:ind w:left="6480" w:hanging="360"/>
+      </w:pPr>
+    </w:lvl>
+  </w:abstractNum>
   <w:abstractNum w:abstractNumId="4" w15:restartNumberingAfterBreak="0">
-    <w:nsid w:val="4CD14194"/>
+    <w:nsid w:val="36AD39DA"/>
     <w:multiLevelType w:val="multilevel"/>
-    <w:tmpl w:val="3D5E88FA"/>
+    <w:tmpl w:val="1A6CF796"/>
     <w:lvl w:ilvl="0">
       <w:start w:val="1"/>
       <w:numFmt w:val="bullet"/>
@@ -8534,20 +10145,324 @@
       </w:rPr>
     </w:lvl>
   </w:abstractNum>
+  <w:abstractNum w:abstractNumId="5" w15:restartNumberingAfterBreak="0">
+    <w:nsid w:val="42B0192A"/>
+    <w:multiLevelType w:val="multilevel"/>
+    <w:tmpl w:val="4F782FB2"/>
+    <w:lvl w:ilvl="0">
+      <w:start w:val="1"/>
+      <w:numFmt w:val="bullet"/>
+      <w:lvlText w:val=""/>
+      <w:lvlJc w:val="left"/>
+      <w:pPr>
+        <w:tabs>
+          <w:tab w:val="num" w:pos="720"/>
+        </w:tabs>
+        <w:ind w:left="720" w:hanging="360"/>
+      </w:pPr>
+      <w:rPr>
+        <w:rFonts w:ascii="Symbol" w:hAnsi="Symbol" w:hint="default"/>
+        <w:sz w:val="20"/>
+      </w:rPr>
+    </w:lvl>
+    <w:lvl w:ilvl="1" w:tentative="1">
+      <w:start w:val="1"/>
+      <w:numFmt w:val="bullet"/>
+      <w:lvlText w:val="o"/>
+      <w:lvlJc w:val="left"/>
+      <w:pPr>
+        <w:tabs>
+          <w:tab w:val="num" w:pos="1440"/>
+        </w:tabs>
+        <w:ind w:left="1440" w:hanging="360"/>
+      </w:pPr>
+      <w:rPr>
+        <w:rFonts w:ascii="Courier New" w:hAnsi="Courier New" w:hint="default"/>
+        <w:sz w:val="20"/>
+      </w:rPr>
+    </w:lvl>
+    <w:lvl w:ilvl="2" w:tentative="1">
+      <w:start w:val="1"/>
+      <w:numFmt w:val="bullet"/>
+      <w:lvlText w:val=""/>
+      <w:lvlJc w:val="left"/>
+      <w:pPr>
+        <w:tabs>
+          <w:tab w:val="num" w:pos="2160"/>
+        </w:tabs>
+        <w:ind w:left="2160" w:hanging="360"/>
+      </w:pPr>
+      <w:rPr>
+        <w:rFonts w:ascii="Wingdings" w:hAnsi="Wingdings" w:hint="default"/>
+        <w:sz w:val="20"/>
+      </w:rPr>
+    </w:lvl>
+    <w:lvl w:ilvl="3" w:tentative="1">
+      <w:start w:val="1"/>
+      <w:numFmt w:val="bullet"/>
+      <w:lvlText w:val=""/>
+      <w:lvlJc w:val="left"/>
+      <w:pPr>
+        <w:tabs>
+          <w:tab w:val="num" w:pos="2880"/>
+        </w:tabs>
+        <w:ind w:left="2880" w:hanging="360"/>
+      </w:pPr>
+      <w:rPr>
+        <w:rFonts w:ascii="Wingdings" w:hAnsi="Wingdings" w:hint="default"/>
+        <w:sz w:val="20"/>
+      </w:rPr>
+    </w:lvl>
+    <w:lvl w:ilvl="4" w:tentative="1">
+      <w:start w:val="1"/>
+      <w:numFmt w:val="bullet"/>
+      <w:lvlText w:val=""/>
+      <w:lvlJc w:val="left"/>
+      <w:pPr>
+        <w:tabs>
+          <w:tab w:val="num" w:pos="3600"/>
+        </w:tabs>
+        <w:ind w:left="3600" w:hanging="360"/>
+      </w:pPr>
+      <w:rPr>
+        <w:rFonts w:ascii="Wingdings" w:hAnsi="Wingdings" w:hint="default"/>
+        <w:sz w:val="20"/>
+      </w:rPr>
+    </w:lvl>
+    <w:lvl w:ilvl="5" w:tentative="1">
+      <w:start w:val="1"/>
+      <w:numFmt w:val="bullet"/>
+      <w:lvlText w:val=""/>
+      <w:lvlJc w:val="left"/>
+      <w:pPr>
+        <w:tabs>
+          <w:tab w:val="num" w:pos="4320"/>
+        </w:tabs>
+        <w:ind w:left="4320" w:hanging="360"/>
+      </w:pPr>
+      <w:rPr>
+        <w:rFonts w:ascii="Wingdings" w:hAnsi="Wingdings" w:hint="default"/>
+        <w:sz w:val="20"/>
+      </w:rPr>
+    </w:lvl>
+    <w:lvl w:ilvl="6" w:tentative="1">
+      <w:start w:val="1"/>
+      <w:numFmt w:val="bullet"/>
+      <w:lvlText w:val=""/>
+      <w:lvlJc w:val="left"/>
+      <w:pPr>
+        <w:tabs>
+          <w:tab w:val="num" w:pos="5040"/>
+        </w:tabs>
+        <w:ind w:left="5040" w:hanging="360"/>
+      </w:pPr>
+      <w:rPr>
+        <w:rFonts w:ascii="Wingdings" w:hAnsi="Wingdings" w:hint="default"/>
+        <w:sz w:val="20"/>
+      </w:rPr>
+    </w:lvl>
+    <w:lvl w:ilvl="7" w:tentative="1">
+      <w:start w:val="1"/>
+      <w:numFmt w:val="bullet"/>
+      <w:lvlText w:val=""/>
+      <w:lvlJc w:val="left"/>
+      <w:pPr>
+        <w:tabs>
+          <w:tab w:val="num" w:pos="5760"/>
+        </w:tabs>
+        <w:ind w:left="5760" w:hanging="360"/>
+      </w:pPr>
+      <w:rPr>
+        <w:rFonts w:ascii="Wingdings" w:hAnsi="Wingdings" w:hint="default"/>
+        <w:sz w:val="20"/>
+      </w:rPr>
+    </w:lvl>
+    <w:lvl w:ilvl="8" w:tentative="1">
+      <w:start w:val="1"/>
+      <w:numFmt w:val="bullet"/>
+      <w:lvlText w:val=""/>
+      <w:lvlJc w:val="left"/>
+      <w:pPr>
+        <w:tabs>
+          <w:tab w:val="num" w:pos="6480"/>
+        </w:tabs>
+        <w:ind w:left="6480" w:hanging="360"/>
+      </w:pPr>
+      <w:rPr>
+        <w:rFonts w:ascii="Wingdings" w:hAnsi="Wingdings" w:hint="default"/>
+        <w:sz w:val="20"/>
+      </w:rPr>
+    </w:lvl>
+  </w:abstractNum>
+  <w:abstractNum w:abstractNumId="6" w15:restartNumberingAfterBreak="0">
+    <w:nsid w:val="4CD14194"/>
+    <w:multiLevelType w:val="multilevel"/>
+    <w:tmpl w:val="3D5E88FA"/>
+    <w:lvl w:ilvl="0">
+      <w:start w:val="1"/>
+      <w:numFmt w:val="bullet"/>
+      <w:lvlText w:val=""/>
+      <w:lvlJc w:val="left"/>
+      <w:pPr>
+        <w:tabs>
+          <w:tab w:val="num" w:pos="720"/>
+        </w:tabs>
+        <w:ind w:left="720" w:hanging="360"/>
+      </w:pPr>
+      <w:rPr>
+        <w:rFonts w:ascii="Symbol" w:hAnsi="Symbol" w:hint="default"/>
+        <w:sz w:val="20"/>
+      </w:rPr>
+    </w:lvl>
+    <w:lvl w:ilvl="1" w:tentative="1">
+      <w:start w:val="1"/>
+      <w:numFmt w:val="bullet"/>
+      <w:lvlText w:val="o"/>
+      <w:lvlJc w:val="left"/>
+      <w:pPr>
+        <w:tabs>
+          <w:tab w:val="num" w:pos="1440"/>
+        </w:tabs>
+        <w:ind w:left="1440" w:hanging="360"/>
+      </w:pPr>
+      <w:rPr>
+        <w:rFonts w:ascii="Courier New" w:hAnsi="Courier New" w:hint="default"/>
+        <w:sz w:val="20"/>
+      </w:rPr>
+    </w:lvl>
+    <w:lvl w:ilvl="2" w:tentative="1">
+      <w:start w:val="1"/>
+      <w:numFmt w:val="bullet"/>
+      <w:lvlText w:val=""/>
+      <w:lvlJc w:val="left"/>
+      <w:pPr>
+        <w:tabs>
+          <w:tab w:val="num" w:pos="2160"/>
+        </w:tabs>
+        <w:ind w:left="2160" w:hanging="360"/>
+      </w:pPr>
+      <w:rPr>
+        <w:rFonts w:ascii="Wingdings" w:hAnsi="Wingdings" w:hint="default"/>
+        <w:sz w:val="20"/>
+      </w:rPr>
+    </w:lvl>
+    <w:lvl w:ilvl="3" w:tentative="1">
+      <w:start w:val="1"/>
+      <w:numFmt w:val="bullet"/>
+      <w:lvlText w:val=""/>
+      <w:lvlJc w:val="left"/>
+      <w:pPr>
+        <w:tabs>
+          <w:tab w:val="num" w:pos="2880"/>
+        </w:tabs>
+        <w:ind w:left="2880" w:hanging="360"/>
+      </w:pPr>
+      <w:rPr>
+        <w:rFonts w:ascii="Wingdings" w:hAnsi="Wingdings" w:hint="default"/>
+        <w:sz w:val="20"/>
+      </w:rPr>
+    </w:lvl>
+    <w:lvl w:ilvl="4" w:tentative="1">
+      <w:start w:val="1"/>
+      <w:numFmt w:val="bullet"/>
+      <w:lvlText w:val=""/>
+      <w:lvlJc w:val="left"/>
+      <w:pPr>
+        <w:tabs>
+          <w:tab w:val="num" w:pos="3600"/>
+        </w:tabs>
+        <w:ind w:left="3600" w:hanging="360"/>
+      </w:pPr>
+      <w:rPr>
+        <w:rFonts w:ascii="Wingdings" w:hAnsi="Wingdings" w:hint="default"/>
+        <w:sz w:val="20"/>
+      </w:rPr>
+    </w:lvl>
+    <w:lvl w:ilvl="5" w:tentative="1">
+      <w:start w:val="1"/>
+      <w:numFmt w:val="bullet"/>
+      <w:lvlText w:val=""/>
+      <w:lvlJc w:val="left"/>
+      <w:pPr>
+        <w:tabs>
+          <w:tab w:val="num" w:pos="4320"/>
+        </w:tabs>
+        <w:ind w:left="4320" w:hanging="360"/>
+      </w:pPr>
+      <w:rPr>
+        <w:rFonts w:ascii="Wingdings" w:hAnsi="Wingdings" w:hint="default"/>
+        <w:sz w:val="20"/>
+      </w:rPr>
+    </w:lvl>
+    <w:lvl w:ilvl="6" w:tentative="1">
+      <w:start w:val="1"/>
+      <w:numFmt w:val="bullet"/>
+      <w:lvlText w:val=""/>
+      <w:lvlJc w:val="left"/>
+      <w:pPr>
+        <w:tabs>
+          <w:tab w:val="num" w:pos="5040"/>
+        </w:tabs>
+        <w:ind w:left="5040" w:hanging="360"/>
+      </w:pPr>
+      <w:rPr>
+        <w:rFonts w:ascii="Wingdings" w:hAnsi="Wingdings" w:hint="default"/>
+        <w:sz w:val="20"/>
+      </w:rPr>
+    </w:lvl>
+    <w:lvl w:ilvl="7" w:tentative="1">
+      <w:start w:val="1"/>
+      <w:numFmt w:val="bullet"/>
+      <w:lvlText w:val=""/>
+      <w:lvlJc w:val="left"/>
+      <w:pPr>
+        <w:tabs>
+          <w:tab w:val="num" w:pos="5760"/>
+        </w:tabs>
+        <w:ind w:left="5760" w:hanging="360"/>
+      </w:pPr>
+      <w:rPr>
+        <w:rFonts w:ascii="Wingdings" w:hAnsi="Wingdings" w:hint="default"/>
+        <w:sz w:val="20"/>
+      </w:rPr>
+    </w:lvl>
+    <w:lvl w:ilvl="8" w:tentative="1">
+      <w:start w:val="1"/>
+      <w:numFmt w:val="bullet"/>
+      <w:lvlText w:val=""/>
+      <w:lvlJc w:val="left"/>
+      <w:pPr>
+        <w:tabs>
+          <w:tab w:val="num" w:pos="6480"/>
+        </w:tabs>
+        <w:ind w:left="6480" w:hanging="360"/>
+      </w:pPr>
+      <w:rPr>
+        <w:rFonts w:ascii="Wingdings" w:hAnsi="Wingdings" w:hint="default"/>
+        <w:sz w:val="20"/>
+      </w:rPr>
+    </w:lvl>
+  </w:abstractNum>
   <w:num w:numId="1" w16cid:durableId="1512986774">
     <w:abstractNumId w:val="0"/>
   </w:num>
   <w:num w:numId="2" w16cid:durableId="412095744">
-    <w:abstractNumId w:val="2"/>
+    <w:abstractNumId w:val="3"/>
   </w:num>
   <w:num w:numId="3" w16cid:durableId="902181921">
-    <w:abstractNumId w:val="4"/>
+    <w:abstractNumId w:val="6"/>
   </w:num>
   <w:num w:numId="4" w16cid:durableId="1854568081">
     <w:abstractNumId w:val="1"/>
   </w:num>
   <w:num w:numId="5" w16cid:durableId="1970669542">
-    <w:abstractNumId w:val="3"/>
+    <w:abstractNumId w:val="4"/>
+  </w:num>
+  <w:num w:numId="6" w16cid:durableId="271938369">
+    <w:abstractNumId w:val="5"/>
+  </w:num>
+  <w:num w:numId="7" w16cid:durableId="1350907536">
+    <w:abstractNumId w:val="2"/>
   </w:num>
 </w:numbering>
 </file>
